--- a/docs/ITSM_Admin_Guide.docx
+++ b/docs/ITSM_Admin_Guide.docx
@@ -2,7 +2,7 @@
 <file path=word/document.xml><?xml version="1.0" encoding="utf-8"?>
 <w:document xmlns:w="http://schemas.openxmlformats.org/wordprocessingml/2006/main" xmlns:m="http://schemas.openxmlformats.org/officeDocument/2006/math" xmlns:r="http://schemas.openxmlformats.org/officeDocument/2006/relationships" xmlns:o="urn:schemas-microsoft-com:office:office" xmlns:v="urn:schemas-microsoft-com:vml" xmlns:w10="urn:schemas-microsoft-com:office:word" xmlns:a="http://schemas.openxmlformats.org/drawingml/2006/main" xmlns:pic="http://schemas.openxmlformats.org/drawingml/2006/picture" xmlns:wp="http://schemas.openxmlformats.org/drawingml/2006/wordprocessingDrawing">
   <w:body>
-    <w:bookmarkStart w:id="35" w:name="гайд-адміністратора--itsm-system"/>
+    <w:bookmarkStart w:id="40" w:name="гайд-адміністратора--itsm-system"/>
     <w:p>
       <w:pPr>
         <w:pStyle w:val="Heading1"/>
@@ -873,7 +873,7 @@
     </w:p>
     <w:bookmarkEnd w:id="26"/>
     <w:bookmarkEnd w:id="27"/>
-    <w:bookmarkStart w:id="29" w:name="Xd3b5b55f0e4fb371b1719581a1ee8c3fa839a70"/>
+    <w:bookmarkStart w:id="30" w:name="Xd3b5b55f0e4fb371b1719581a1ee8c3fa839a70"/>
     <w:p>
       <w:pPr>
         <w:pStyle w:val="Heading2"/>
@@ -899,7 +899,41 @@
         <w:t xml:space="preserve">Тут — список усіх проєктів системи з кількістю відкритих задач і власником.</w:t>
       </w:r>
     </w:p>
-    <w:bookmarkStart w:id="28" w:name="видалення-проєкту"/>
+    <w:bookmarkStart w:id="28" w:name="зміна-видимості"/>
+    <w:p>
+      <w:pPr>
+        <w:pStyle w:val="Heading3"/>
+      </w:pPr>
+      <w:r>
+        <w:t xml:space="preserve">Зміна видимості</w:t>
+      </w:r>
+    </w:p>
+    <w:p>
+      <w:pPr>
+        <w:pStyle w:val="FirstParagraph"/>
+      </w:pPr>
+      <w:r>
+        <w:t xml:space="preserve">У стовпці</w:t>
+      </w:r>
+      <w:r>
+        <w:t xml:space="preserve"> </w:t>
+      </w:r>
+      <w:r>
+        <w:rPr>
+          <w:bCs/>
+          <w:b/>
+        </w:rPr>
+        <w:t xml:space="preserve">«Видимість»</w:t>
+      </w:r>
+      <w:r>
+        <w:t xml:space="preserve"> </w:t>
+      </w:r>
+      <w:r>
+        <w:t xml:space="preserve">оберіть потрібне значення зі списку — зміна застосовується одразу, без окремої кнопки «Зберегти». Доступні варіанти: публічний, приватний, обмежений доступ.</w:t>
+      </w:r>
+    </w:p>
+    <w:bookmarkEnd w:id="28"/>
+    <w:bookmarkStart w:id="29" w:name="видалення-проєкту"/>
     <w:p>
       <w:pPr>
         <w:pStyle w:val="Heading3"/>
@@ -1001,7 +1035,7 @@
         <w:pStyle w:val="Compact"/>
       </w:pPr>
       <w:r>
-        <w:t xml:space="preserve">проєкт справді більше не потрібен — окремої функції «Архівувати» замість видалення в інтерфейсі поки немає (див. розділ 8).</w:t>
+        <w:t xml:space="preserve">проєкт справді більше не потрібен — окремої функції «Архівувати» замість видалення в інтерфейсі поки немає (див. розділ 11).</w:t>
       </w:r>
     </w:p>
     <w:p>
@@ -1011,15 +1045,15 @@
         </w:pict>
       </w:r>
     </w:p>
-    <w:bookmarkEnd w:id="28"/>
     <w:bookmarkEnd w:id="29"/>
-    <w:bookmarkStart w:id="30" w:name="Xafe96208eb24411168cdf530b9ace4b92b81549"/>
+    <w:bookmarkEnd w:id="30"/>
+    <w:bookmarkStart w:id="31" w:name="X9c98e13611c026e71c9fbf64a0df66e228a992d"/>
     <w:p>
       <w:pPr>
         <w:pStyle w:val="Heading2"/>
       </w:pPr>
       <w:r>
-        <w:t xml:space="preserve">5. Створення звичайних проєктів і задач</w:t>
+        <w:t xml:space="preserve">5. Хто бачить проєкт чи тікет</w:t>
       </w:r>
     </w:p>
     <w:p>
@@ -1027,20 +1061,85 @@
         <w:pStyle w:val="FirstParagraph"/>
       </w:pPr>
       <w:r>
-        <w:t xml:space="preserve">Як адміністратор, ви також бачите звичайний інтерфейс (пункт меню</w:t>
-      </w:r>
-      <w:r>
-        <w:t xml:space="preserve"> </w:t>
-      </w:r>
-      <w:r>
-        <w:rPr>
-          <w:bCs/>
-          <w:b/>
-        </w:rPr>
-        <w:t xml:space="preserve">«Проєкти»</w:t>
-      </w:r>
-      <w:r>
-        <w:t xml:space="preserve">) — там само створюються проєкти й задачі, як описано в</w:t>
+        <w:t xml:space="preserve">Це стосується</w:t>
+      </w:r>
+      <w:r>
+        <w:t xml:space="preserve"> </w:t>
+      </w:r>
+      <w:r>
+        <w:rPr>
+          <w:bCs/>
+          <w:b/>
+        </w:rPr>
+        <w:t xml:space="preserve">всіх</w:t>
+      </w:r>
+      <w:r>
+        <w:t xml:space="preserve"> </w:t>
+      </w:r>
+      <w:r>
+        <w:t xml:space="preserve">ролей, окрім адміністратора системи, який завжди бачить усе.</w:t>
+      </w:r>
+    </w:p>
+    <w:p>
+      <w:pPr>
+        <w:pStyle w:val="BodyText"/>
+      </w:pPr>
+      <w:r>
+        <w:rPr>
+          <w:bCs/>
+          <w:b/>
+        </w:rPr>
+        <w:t xml:space="preserve">Проєкт</w:t>
+      </w:r>
+      <w:r>
+        <w:t xml:space="preserve"> </w:t>
+      </w:r>
+      <w:r>
+        <w:t xml:space="preserve">видно лише:</w:t>
+      </w:r>
+    </w:p>
+    <w:p>
+      <w:pPr>
+        <w:numPr>
+          <w:ilvl w:val="0"/>
+          <w:numId w:val="1006"/>
+        </w:numPr>
+        <w:pStyle w:val="Compact"/>
+      </w:pPr>
+      <w:r>
+        <w:t xml:space="preserve">тому, хто його створив;</w:t>
+      </w:r>
+    </w:p>
+    <w:p>
+      <w:pPr>
+        <w:numPr>
+          <w:ilvl w:val="0"/>
+          <w:numId w:val="1006"/>
+        </w:numPr>
+        <w:pStyle w:val="Compact"/>
+      </w:pPr>
+      <w:r>
+        <w:t xml:space="preserve">відповідальному за проєкт (призначається в п. 6 нижче);</w:t>
+      </w:r>
+    </w:p>
+    <w:p>
+      <w:pPr>
+        <w:numPr>
+          <w:ilvl w:val="0"/>
+          <w:numId w:val="1006"/>
+        </w:numPr>
+        <w:pStyle w:val="Compact"/>
+      </w:pPr>
+      <w:r>
+        <w:t xml:space="preserve">адміністратору системи.</w:t>
+      </w:r>
+    </w:p>
+    <w:p>
+      <w:pPr>
+        <w:pStyle w:val="FirstParagraph"/>
+      </w:pPr>
+      <w:r>
+        <w:t xml:space="preserve">Усі інші користувачі не побачать проєкт ні в списку</w:t>
       </w:r>
       <w:r>
         <w:t xml:space="preserve"> </w:t>
@@ -1049,10 +1148,105 @@
         <w:rPr>
           <w:rStyle w:val="VerbatimChar"/>
         </w:rPr>
-        <w:t xml:space="preserve">docs/USER_GUIDE.md</w:t>
-      </w:r>
-      <w:r>
-        <w:t xml:space="preserve">. Права на створення проєкту мають ролі «Адміністратор системи» та «Керівник ІТ-підрозділу».</w:t>
+        <w:t xml:space="preserve">/projects</w:t>
+      </w:r>
+      <w:r>
+        <w:t xml:space="preserve">, ні за прямим посиланням (система покаже «Доступ обмежено»). Це стосується й задач усередині такого проєкту — переглянути задачу, залишити коментар, змінити статус чи побачити її на сторінці</w:t>
+      </w:r>
+      <w:r>
+        <w:t xml:space="preserve"> </w:t>
+      </w:r>
+      <w:r>
+        <w:rPr>
+          <w:rStyle w:val="VerbatimChar"/>
+        </w:rPr>
+        <w:t xml:space="preserve">/tasks</w:t>
+      </w:r>
+      <w:r>
+        <w:t xml:space="preserve"> </w:t>
+      </w:r>
+      <w:r>
+        <w:t xml:space="preserve">(загальний список відкритих задач) можуть лише ті самі люди.</w:t>
+      </w:r>
+    </w:p>
+    <w:p>
+      <w:pPr>
+        <w:pStyle w:val="BodyText"/>
+      </w:pPr>
+      <w:r>
+        <w:rPr>
+          <w:bCs/>
+          <w:b/>
+        </w:rPr>
+        <w:t xml:space="preserve">Тікет</w:t>
+      </w:r>
+      <w:r>
+        <w:t xml:space="preserve"> </w:t>
+      </w:r>
+      <w:r>
+        <w:t xml:space="preserve">видно лише:</w:t>
+      </w:r>
+    </w:p>
+    <w:p>
+      <w:pPr>
+        <w:numPr>
+          <w:ilvl w:val="0"/>
+          <w:numId w:val="1007"/>
+        </w:numPr>
+        <w:pStyle w:val="Compact"/>
+      </w:pPr>
+      <w:r>
+        <w:t xml:space="preserve">заявнику (хто його створив);</w:t>
+      </w:r>
+    </w:p>
+    <w:p>
+      <w:pPr>
+        <w:numPr>
+          <w:ilvl w:val="0"/>
+          <w:numId w:val="1007"/>
+        </w:numPr>
+        <w:pStyle w:val="Compact"/>
+      </w:pPr>
+      <w:r>
+        <w:t xml:space="preserve">призначеному оператору;</w:t>
+      </w:r>
+    </w:p>
+    <w:p>
+      <w:pPr>
+        <w:numPr>
+          <w:ilvl w:val="0"/>
+          <w:numId w:val="1007"/>
+        </w:numPr>
+        <w:pStyle w:val="Compact"/>
+      </w:pPr>
+      <w:r>
+        <w:t xml:space="preserve">адміністратору системи.</w:t>
+      </w:r>
+    </w:p>
+    <w:p>
+      <w:pPr>
+        <w:pStyle w:val="BlockText"/>
+      </w:pPr>
+      <w:r>
+        <w:rPr>
+          <w:bCs/>
+          <w:b/>
+        </w:rPr>
+        <w:t xml:space="preserve">Важливий наслідок:</w:t>
+      </w:r>
+      <w:r>
+        <w:t xml:space="preserve"> </w:t>
+      </w:r>
+      <w:r>
+        <w:t xml:space="preserve">оператор служби підтримки чи керівник ІТ-підрозділу (якщо не адміністратор) не бачать чергу непризначених тікетів — лише ті, що вже стосуються їх особисто. Призначити оператора на новий тікет наразі може лише адміністратор системи (розділ 8), оскільки лише він бачить усі тікети одразу.</w:t>
+      </w:r>
+    </w:p>
+    <w:p>
+      <w:pPr>
+        <w:pStyle w:val="FirstParagraph"/>
+      </w:pPr>
+      <w:r>
+        <w:t xml:space="preserve">Якщо потрібна для когось особливий доступ до проєкту чи тікета — призначте цю людину відповідальним/оператором (розділ 8).</w:t>
       </w:r>
     </w:p>
     <w:p>
@@ -1062,14 +1256,14 @@
         </w:pict>
       </w:r>
     </w:p>
-    <w:bookmarkEnd w:id="30"/>
-    <w:bookmarkStart w:id="31" w:name="X268132e50b4d3f5e8f588f003841c69ea2b18a1"/>
+    <w:bookmarkEnd w:id="31"/>
+    <w:bookmarkStart w:id="32" w:name="X081fc389be571e22e95828e36233cfd1b412819"/>
     <w:p>
       <w:pPr>
         <w:pStyle w:val="Heading2"/>
       </w:pPr>
       <w:r>
-        <w:t xml:space="preserve">6. Призначення виконавців (проєкти, задачі, тікети)</w:t>
+        <w:t xml:space="preserve">6. Створення звичайних проєктів і задач</w:t>
       </w:r>
     </w:p>
     <w:p>
@@ -1077,201 +1271,44 @@
         <w:pStyle w:val="FirstParagraph"/>
       </w:pPr>
       <w:r>
-        <w:t xml:space="preserve">У всіх трьох сутностях виконавця можна обрати</w:t>
-      </w:r>
-      <w:r>
-        <w:t xml:space="preserve"> </w:t>
-      </w:r>
-      <w:r>
-        <w:rPr>
-          <w:bCs/>
-          <w:b/>
-        </w:rPr>
-        <w:t xml:space="preserve">з наявних користувачів системи</w:t>
-      </w:r>
-      <w:r>
-        <w:t xml:space="preserve"> </w:t>
-      </w:r>
-      <w:r>
-        <w:t xml:space="preserve">— окремої реєстрації чи запрошення не потрібно.</w:t>
-      </w:r>
-    </w:p>
-    <w:p>
-      <w:pPr>
-        <w:numPr>
-          <w:ilvl w:val="0"/>
-          <w:numId w:val="1006"/>
-        </w:numPr>
-        <w:pStyle w:val="Compact"/>
-      </w:pPr>
-      <w:r>
-        <w:rPr>
-          <w:bCs/>
-          <w:b/>
-        </w:rPr>
-        <w:t xml:space="preserve">Проєкт</w:t>
-      </w:r>
-      <w:r>
-        <w:t xml:space="preserve"> </w:t>
-      </w:r>
-      <w:r>
-        <w:t xml:space="preserve">— поле «Відповідальний за проєкт» доступне при створенні проєкту, а також окремою формою на сторінці самого проєкту. Змінювати відповідального можуть ролі «Адміністратор системи» та «Керівник ІТ-підрозділу».</w:t>
-      </w:r>
-    </w:p>
-    <w:p>
-      <w:pPr>
-        <w:numPr>
-          <w:ilvl w:val="0"/>
-          <w:numId w:val="1006"/>
-        </w:numPr>
-        <w:pStyle w:val="Compact"/>
-      </w:pPr>
-      <w:r>
-        <w:rPr>
-          <w:bCs/>
-          <w:b/>
-        </w:rPr>
-        <w:t xml:space="preserve">Задача</w:t>
-      </w:r>
-      <w:r>
-        <w:t xml:space="preserve"> </w:t>
-      </w:r>
-      <w:r>
-        <w:t xml:space="preserve">— поле «Виконавець» доступне при створенні задачі, а також формою на сторінці задачі («Призначити»). Перепризначити задачу може будь-який залогінений користувач — це свідомо не обмежено, за аналогією з іншими таск-трекерами, де учасники команди самі розподіляють роботу між собою.</w:t>
-      </w:r>
-    </w:p>
-    <w:p>
-      <w:pPr>
-        <w:numPr>
-          <w:ilvl w:val="0"/>
-          <w:numId w:val="1006"/>
-        </w:numPr>
-        <w:pStyle w:val="Compact"/>
-      </w:pPr>
-      <w:r>
-        <w:rPr>
-          <w:bCs/>
-          <w:b/>
-        </w:rPr>
-        <w:t xml:space="preserve">Тікет</w:t>
-      </w:r>
-      <w:r>
-        <w:t xml:space="preserve"> </w:t>
-      </w:r>
-      <w:r>
-        <w:t xml:space="preserve">— поле «Оператор (виконавець тікета)» на сторінці тікета.</w:t>
-      </w:r>
-      <w:r>
-        <w:t xml:space="preserve"> </w:t>
-      </w:r>
-      <w:r>
-        <w:rPr>
-          <w:bCs/>
-          <w:b/>
-        </w:rPr>
-        <w:t xml:space="preserve">Призначати оператора можуть лише</w:t>
-      </w:r>
-      <w:r>
-        <w:t xml:space="preserve"> </w:t>
-      </w:r>
-      <w:r>
-        <w:t xml:space="preserve">«Адміністратор системи», «Керівник ІТ-підрозділу» та «Оператор служби підтримки» — звичайний заявник не може призначити оператора (ні собі, ні комусь іншому), бачить лише інформацію, хто вже призначений.</w:t>
-      </w:r>
-    </w:p>
-    <w:p>
-      <w:pPr>
-        <w:pStyle w:val="FirstParagraph"/>
-      </w:pPr>
-      <w:r>
-        <w:t xml:space="preserve">У всіх трьох випадках можна також обрати «— не призначено —», щоб зняти призначення.</w:t>
-      </w:r>
-    </w:p>
-    <w:bookmarkEnd w:id="31"/>
-    <w:bookmarkStart w:id="32" w:name="X4cc2ef7246d86a269f9ebc703fb36e0ff6088da"/>
-    <w:p>
-      <w:pPr>
-        <w:pStyle w:val="Heading2"/>
-      </w:pPr>
-      <w:r>
-        <w:t xml:space="preserve">7. Робота з тікетами (базова версія)</w:t>
-      </w:r>
-    </w:p>
-    <w:p>
-      <w:pPr>
-        <w:pStyle w:val="FirstParagraph"/>
-      </w:pPr>
-      <w:r>
-        <w:t xml:space="preserve">Пункт меню</w:t>
-      </w:r>
-      <w:r>
-        <w:t xml:space="preserve"> </w:t>
-      </w:r>
-      <w:r>
-        <w:rPr>
-          <w:bCs/>
-          <w:b/>
-        </w:rPr>
-        <w:t xml:space="preserve">«Тікети»</w:t>
-      </w:r>
-      <w:r>
-        <w:t xml:space="preserve"> </w:t>
-      </w:r>
-      <w:r>
-        <w:t xml:space="preserve">доступний усім залогіненим користувачам:</w:t>
-      </w:r>
-    </w:p>
-    <w:p>
-      <w:pPr>
-        <w:numPr>
-          <w:ilvl w:val="0"/>
-          <w:numId w:val="1007"/>
-        </w:numPr>
-        <w:pStyle w:val="Compact"/>
-      </w:pPr>
-      <w:r>
-        <w:rPr>
-          <w:bCs/>
-          <w:b/>
-        </w:rPr>
-        <w:t xml:space="preserve">«+ Нове звернення»</w:t>
-      </w:r>
-      <w:r>
-        <w:t xml:space="preserve"> </w:t>
-      </w:r>
-      <w:r>
-        <w:t xml:space="preserve">— будь-хто може створити тікет (черга, тема, опис).</w:t>
-      </w:r>
-    </w:p>
-    <w:p>
-      <w:pPr>
-        <w:numPr>
-          <w:ilvl w:val="0"/>
-          <w:numId w:val="1007"/>
-        </w:numPr>
-        <w:pStyle w:val="Compact"/>
-      </w:pPr>
-      <w:r>
-        <w:t xml:space="preserve">На сторінці тікета — призначення оператора (див. розділ 6), зміна статусу (Новий → В роботі → Очікує відповіді заявника → Вирішено → Закрито) та листування (коментарі).</w:t>
-      </w:r>
-    </w:p>
-    <w:p>
-      <w:pPr>
-        <w:numPr>
-          <w:ilvl w:val="0"/>
-          <w:numId w:val="1007"/>
-        </w:numPr>
-        <w:pStyle w:val="Compact"/>
-      </w:pPr>
-      <w:r>
-        <w:t xml:space="preserve">Час першої відповіді оператора та час вирішення фіксуються автоматично в базі даних (для майбутньої SLA-звітності — окремого звіту в інтерфейсі поки немає).</w:t>
-      </w:r>
-    </w:p>
-    <w:p>
-      <w:pPr>
-        <w:pStyle w:val="BlockText"/>
-      </w:pPr>
-      <w:r>
-        <w:t xml:space="preserve">Це базова версія модуля: повноцінний портал самообслуговування для співробітників без облікового запису, автоматична маршрутизація за SLA, email-повідомлення — заплановані наступні кроки (див. розділ 8).</w:t>
+        <w:t xml:space="preserve">Як адміністратор, ви також бачите звичайний інтерфейс (пункт меню</w:t>
+      </w:r>
+      <w:r>
+        <w:t xml:space="preserve"> </w:t>
+      </w:r>
+      <w:r>
+        <w:rPr>
+          <w:bCs/>
+          <w:b/>
+        </w:rPr>
+        <w:t xml:space="preserve">«Проєкти»</w:t>
+      </w:r>
+      <w:r>
+        <w:t xml:space="preserve">) — там само створюються проєкти й задачі, як описано в</w:t>
+      </w:r>
+      <w:r>
+        <w:t xml:space="preserve"> </w:t>
+      </w:r>
+      <w:r>
+        <w:rPr>
+          <w:rStyle w:val="VerbatimChar"/>
+        </w:rPr>
+        <w:t xml:space="preserve">docs/USER_GUIDE.md</w:t>
+      </w:r>
+      <w:r>
+        <w:t xml:space="preserve">. Права на створення проєкту мають ролі «Адміністратор системи» та «Керівник ІТ-підрозділу». На сторінці кожного проєкту доступні канбан-дошка («📋 Канбан-дошка», перетягування задач між статусами) та діаграма Ганта («📊 Діаграма Ганта», терміни та залежності задач з можливістю перетягування) — детальніше в</w:t>
+      </w:r>
+      <w:r>
+        <w:t xml:space="preserve"> </w:t>
+      </w:r>
+      <w:r>
+        <w:rPr>
+          <w:rStyle w:val="VerbatimChar"/>
+        </w:rPr>
+        <w:t xml:space="preserve">docs/USER_GUIDE.md</w:t>
+      </w:r>
+      <w:r>
+        <w:t xml:space="preserve">, розділи 4.5 та 4.6.</w:t>
       </w:r>
     </w:p>
     <w:p>
@@ -1282,13 +1319,22 @@
       </w:r>
     </w:p>
     <w:bookmarkEnd w:id="32"/>
-    <w:bookmarkStart w:id="33" w:name="Xc0b8558133513c23d63f7f22cf4171eacdde0dc"/>
+    <w:bookmarkStart w:id="33" w:name="Xbd12f127cab9ae2886f10dba0148e339104f013"/>
     <w:p>
       <w:pPr>
         <w:pStyle w:val="Heading2"/>
       </w:pPr>
       <w:r>
-        <w:t xml:space="preserve">8. Чого в системі поки немає (щоб не шукати даремно)</w:t>
+        <w:t xml:space="preserve">7. Загальний огляд по всій системі (</w:t>
+      </w:r>
+      <w:r>
+        <w:rPr>
+          <w:rStyle w:val="VerbatimChar"/>
+        </w:rPr>
+        <w:t xml:space="preserve">Адмін-панель → Канбан / Гант — усі проєкти</w:t>
+      </w:r>
+      <w:r>
+        <w:t xml:space="preserve">)</w:t>
       </w:r>
     </w:p>
     <w:p>
@@ -1296,7 +1342,39 @@
         <w:pStyle w:val="FirstParagraph"/>
       </w:pPr>
       <w:r>
-        <w:t xml:space="preserve">На поточному етапі відсутні (заплановані на наступні ітерації):</w:t>
+        <w:t xml:space="preserve">На відміну від звичайних канбан-дошки й діаграми Ганта (розділ 6), які показують задачі лише</w:t>
+      </w:r>
+      <w:r>
+        <w:t xml:space="preserve"> </w:t>
+      </w:r>
+      <w:r>
+        <w:rPr>
+          <w:bCs/>
+          <w:b/>
+        </w:rPr>
+        <w:t xml:space="preserve">одного</w:t>
+      </w:r>
+      <w:r>
+        <w:t xml:space="preserve"> </w:t>
+      </w:r>
+      <w:r>
+        <w:t xml:space="preserve">проєкту, ці дві сторінки на головній адмін-панелі об'єднують задачі</w:t>
+      </w:r>
+      <w:r>
+        <w:t xml:space="preserve"> </w:t>
+      </w:r>
+      <w:r>
+        <w:rPr>
+          <w:bCs/>
+          <w:b/>
+        </w:rPr>
+        <w:t xml:space="preserve">з усіх проєктів одразу</w:t>
+      </w:r>
+      <w:r>
+        <w:t xml:space="preserve"> </w:t>
+      </w:r>
+      <w:r>
+        <w:t xml:space="preserve">— зручно, щоб оцінити загальне навантаження, не переходячи по кожному проєкту окремо. Доступ — лише роль «Адміністратор системи»; інші ролі отримають помилку доступу навіть якщо спробують перейти за прямим посиланням.</w:t>
       </w:r>
     </w:p>
     <w:p>
@@ -1308,7 +1386,26 @@
         <w:pStyle w:val="Compact"/>
       </w:pPr>
       <w:r>
-        <w:t xml:space="preserve">Портал самообслуговування для заявників без облікового запису основного функціоналу, email-to-ticket, SLA-ескалація, оцінка CSAT (базова версія тікетів — створення/перегляд/призначення оператора/коментарі/статус — вже працює для користувачів, які мають обліковий запис).</w:t>
+        <w:rPr>
+          <w:bCs/>
+          <w:b/>
+        </w:rPr>
+        <w:t xml:space="preserve">«📋 Канбан — усі проєкти»</w:t>
+      </w:r>
+      <w:r>
+        <w:t xml:space="preserve"> </w:t>
+      </w:r>
+      <w:r>
+        <w:t xml:space="preserve">(</w:t>
+      </w:r>
+      <w:r>
+        <w:rPr>
+          <w:rStyle w:val="VerbatimChar"/>
+        </w:rPr>
+        <w:t xml:space="preserve">/admin/board</w:t>
+      </w:r>
+      <w:r>
+        <w:t xml:space="preserve">) — та сама логіка колонок за статусом, що й на дошці проєкту, але кожна картка додатково позначена бейджем з назвою свого проєкту. Перетягування між колонками працює так само.</w:t>
       </w:r>
     </w:p>
     <w:p>
@@ -1320,7 +1417,26 @@
         <w:pStyle w:val="Compact"/>
       </w:pPr>
       <w:r>
-        <w:t xml:space="preserve">Інтеграція з Active Directory (автоматична синхронізація користувачів, SSO).</w:t>
+        <w:rPr>
+          <w:bCs/>
+          <w:b/>
+        </w:rPr>
+        <w:t xml:space="preserve">«📊 Гант — усі проєкти»</w:t>
+      </w:r>
+      <w:r>
+        <w:t xml:space="preserve"> </w:t>
+      </w:r>
+      <w:r>
+        <w:t xml:space="preserve">(</w:t>
+      </w:r>
+      <w:r>
+        <w:rPr>
+          <w:rStyle w:val="VerbatimChar"/>
+        </w:rPr>
+        <w:t xml:space="preserve">/admin/gantt</w:t>
+      </w:r>
+      <w:r>
+        <w:t xml:space="preserve">) — та сама діаграма, але назва кожної смуги починається з назви проєкту (наприклад, «[Мій проєкт] #12 Назва задачі»). Перетягування смуги так само зберігає нові дати.</w:t>
       </w:r>
     </w:p>
     <w:p>
@@ -1332,64 +1448,17 @@
         <w:pStyle w:val="Compact"/>
       </w:pPr>
       <w:r>
-        <w:t xml:space="preserve">Канбан-дошка, діаграма Ганта, календар.</w:t>
-      </w:r>
-    </w:p>
-    <w:p>
-      <w:pPr>
-        <w:numPr>
-          <w:ilvl w:val="0"/>
-          <w:numId w:val="1008"/>
-        </w:numPr>
-        <w:pStyle w:val="Compact"/>
-      </w:pPr>
-      <w:r>
-        <w:t xml:space="preserve">Wiki, форуми, файлові документи як окремий модуль.</w:t>
-      </w:r>
-    </w:p>
-    <w:p>
-      <w:pPr>
-        <w:numPr>
-          <w:ilvl w:val="0"/>
-          <w:numId w:val="1008"/>
-        </w:numPr>
-        <w:pStyle w:val="Compact"/>
-      </w:pPr>
-      <w:r>
-        <w:t xml:space="preserve">Email-сповіщення, вебхуки, REST API.</w:t>
-      </w:r>
-    </w:p>
-    <w:p>
-      <w:pPr>
-        <w:numPr>
-          <w:ilvl w:val="0"/>
-          <w:numId w:val="1008"/>
-        </w:numPr>
-        <w:pStyle w:val="Compact"/>
-      </w:pPr>
-      <w:r>
-        <w:t xml:space="preserve">Перегляд журналу аудиту (</w:t>
-      </w:r>
-      <w:r>
-        <w:rPr>
-          <w:rStyle w:val="VerbatimChar"/>
-        </w:rPr>
-        <w:t xml:space="preserve">audit_log</w:t>
-      </w:r>
-      <w:r>
-        <w:t xml:space="preserve">) через веб-інтерфейс — записи ведуться, але подивитися їх поки можна лише напряму в базі даних.</w:t>
-      </w:r>
-    </w:p>
-    <w:p>
-      <w:pPr>
-        <w:numPr>
-          <w:ilvl w:val="0"/>
-          <w:numId w:val="1008"/>
-        </w:numPr>
-        <w:pStyle w:val="Compact"/>
-      </w:pPr>
-      <w:r>
-        <w:t xml:space="preserve">Архівування проєкту через інтерфейс (без видалення) — статус проєкту (активний/архівний/закритий) поки змінюється лише напряму в базі даних, кнопки в UI немає.</w:t>
+        <w:rPr>
+          <w:bCs/>
+          <w:b/>
+        </w:rPr>
+        <w:t xml:space="preserve">Додавання нової залежності між задачами тут недоступне</w:t>
+      </w:r>
+      <w:r>
+        <w:t xml:space="preserve"> </w:t>
+      </w:r>
+      <w:r>
+        <w:t xml:space="preserve">— це свідомо, оскільки залежність технічно можлива лише між задачами одного проєкту; щоб додати зв'язок, відкрийте діаграму Ганта потрібного проєкту (розділ 6). Уже створені залежності на загальній діаграмі показуються стрілками як завжди.</w:t>
       </w:r>
     </w:p>
     <w:p>
@@ -1400,13 +1469,13 @@
       </w:r>
     </w:p>
     <w:bookmarkEnd w:id="33"/>
-    <w:bookmarkStart w:id="34" w:name="Xfb76a0297470fca2d0acc728f6d95f59370a7cd"/>
+    <w:bookmarkStart w:id="34" w:name="X76f7f42a041a330cf0ca6c2acd59c77c7e14770"/>
     <w:p>
       <w:pPr>
         <w:pStyle w:val="Heading2"/>
       </w:pPr>
       <w:r>
-        <w:t xml:space="preserve">9. Типові адміністративні сценарії</w:t>
+        <w:t xml:space="preserve">8. Призначення виконавців (проєкти, задачі, тікети)</w:t>
       </w:r>
     </w:p>
     <w:p>
@@ -1414,6 +1483,465 @@
         <w:pStyle w:val="FirstParagraph"/>
       </w:pPr>
       <w:r>
+        <w:t xml:space="preserve">У всіх трьох сутностях виконавця можна обрати</w:t>
+      </w:r>
+      <w:r>
+        <w:t xml:space="preserve"> </w:t>
+      </w:r>
+      <w:r>
+        <w:rPr>
+          <w:bCs/>
+          <w:b/>
+        </w:rPr>
+        <w:t xml:space="preserve">з наявних користувачів системи</w:t>
+      </w:r>
+      <w:r>
+        <w:t xml:space="preserve"> </w:t>
+      </w:r>
+      <w:r>
+        <w:t xml:space="preserve">— окремої реєстрації чи запрошення не потрібно.</w:t>
+      </w:r>
+    </w:p>
+    <w:p>
+      <w:pPr>
+        <w:numPr>
+          <w:ilvl w:val="0"/>
+          <w:numId w:val="1009"/>
+        </w:numPr>
+        <w:pStyle w:val="Compact"/>
+      </w:pPr>
+      <w:r>
+        <w:rPr>
+          <w:bCs/>
+          <w:b/>
+        </w:rPr>
+        <w:t xml:space="preserve">Проєкт</w:t>
+      </w:r>
+      <w:r>
+        <w:t xml:space="preserve"> </w:t>
+      </w:r>
+      <w:r>
+        <w:t xml:space="preserve">— поле «Відповідальний за проєкт» доступне при створенні проєкту, а також окремою формою на сторінці самого проєкту. Змінювати відповідального можуть ролі «Адміністратор системи» та «Керівник ІТ-підрозділу».</w:t>
+      </w:r>
+    </w:p>
+    <w:p>
+      <w:pPr>
+        <w:numPr>
+          <w:ilvl w:val="0"/>
+          <w:numId w:val="1009"/>
+        </w:numPr>
+        <w:pStyle w:val="Compact"/>
+      </w:pPr>
+      <w:r>
+        <w:rPr>
+          <w:bCs/>
+          <w:b/>
+        </w:rPr>
+        <w:t xml:space="preserve">Задача</w:t>
+      </w:r>
+      <w:r>
+        <w:t xml:space="preserve"> </w:t>
+      </w:r>
+      <w:r>
+        <w:t xml:space="preserve">— поле «Виконавець» доступне при створенні задачі, а також формою на сторінці задачі («Призначити»). Перепризначити задачу може будь-який залогінений користувач — це свідомо не обмежено, за аналогією з іншими таск-трекерами, де учасники команди самі розподіляють роботу між собою.</w:t>
+      </w:r>
+    </w:p>
+    <w:p>
+      <w:pPr>
+        <w:numPr>
+          <w:ilvl w:val="0"/>
+          <w:numId w:val="1009"/>
+        </w:numPr>
+        <w:pStyle w:val="Compact"/>
+      </w:pPr>
+      <w:r>
+        <w:rPr>
+          <w:bCs/>
+          <w:b/>
+        </w:rPr>
+        <w:t xml:space="preserve">Тікет</w:t>
+      </w:r>
+      <w:r>
+        <w:t xml:space="preserve"> </w:t>
+      </w:r>
+      <w:r>
+        <w:t xml:space="preserve">— поле «Оператор (виконавець тікета)» на сторінці тікета.</w:t>
+      </w:r>
+      <w:r>
+        <w:t xml:space="preserve"> </w:t>
+      </w:r>
+      <w:r>
+        <w:rPr>
+          <w:bCs/>
+          <w:b/>
+        </w:rPr>
+        <w:t xml:space="preserve">Призначати оператора можуть лише</w:t>
+      </w:r>
+      <w:r>
+        <w:t xml:space="preserve"> </w:t>
+      </w:r>
+      <w:r>
+        <w:t xml:space="preserve">«Адміністратор системи», «Керівник ІТ-підрозділу» та «Оператор служби підтримки» — звичайний заявник не може призначити оператора (ні собі, ні комусь іншому), бачить лише інформацію, хто вже призначений.</w:t>
+      </w:r>
+    </w:p>
+    <w:p>
+      <w:pPr>
+        <w:pStyle w:val="FirstParagraph"/>
+      </w:pPr>
+      <w:r>
+        <w:t xml:space="preserve">У всіх трьох випадках можна також обрати «— не призначено —», щоб зняти призначення.</w:t>
+      </w:r>
+    </w:p>
+    <w:bookmarkEnd w:id="34"/>
+    <w:bookmarkStart w:id="35" w:name="X79a586c96c007ea4a0f91bc878b3f04bb20c468"/>
+    <w:p>
+      <w:pPr>
+        <w:pStyle w:val="Heading2"/>
+      </w:pPr>
+      <w:r>
+        <w:t xml:space="preserve">9. Робота з тікетами (базова версія)</w:t>
+      </w:r>
+    </w:p>
+    <w:p>
+      <w:pPr>
+        <w:pStyle w:val="FirstParagraph"/>
+      </w:pPr>
+      <w:r>
+        <w:t xml:space="preserve">Пункт меню</w:t>
+      </w:r>
+      <w:r>
+        <w:t xml:space="preserve"> </w:t>
+      </w:r>
+      <w:r>
+        <w:rPr>
+          <w:bCs/>
+          <w:b/>
+        </w:rPr>
+        <w:t xml:space="preserve">«Тікети»</w:t>
+      </w:r>
+      <w:r>
+        <w:t xml:space="preserve"> </w:t>
+      </w:r>
+      <w:r>
+        <w:t xml:space="preserve">доступний усім залогіненим користувачам:</w:t>
+      </w:r>
+    </w:p>
+    <w:p>
+      <w:pPr>
+        <w:numPr>
+          <w:ilvl w:val="0"/>
+          <w:numId w:val="1010"/>
+        </w:numPr>
+        <w:pStyle w:val="Compact"/>
+      </w:pPr>
+      <w:r>
+        <w:rPr>
+          <w:bCs/>
+          <w:b/>
+        </w:rPr>
+        <w:t xml:space="preserve">«+ Нове звернення»</w:t>
+      </w:r>
+      <w:r>
+        <w:t xml:space="preserve"> </w:t>
+      </w:r>
+      <w:r>
+        <w:t xml:space="preserve">— будь-хто може створити тікет (черга, тема, опис).</w:t>
+      </w:r>
+    </w:p>
+    <w:p>
+      <w:pPr>
+        <w:numPr>
+          <w:ilvl w:val="0"/>
+          <w:numId w:val="1010"/>
+        </w:numPr>
+        <w:pStyle w:val="Compact"/>
+      </w:pPr>
+      <w:r>
+        <w:t xml:space="preserve">На сторінці тікета — призначення оператора (див. розділ 8), зміна статусу (Новий → В роботі → Очікує відповіді заявника → Вирішено → Закрито) та листування (коментарі).</w:t>
+      </w:r>
+    </w:p>
+    <w:p>
+      <w:pPr>
+        <w:numPr>
+          <w:ilvl w:val="0"/>
+          <w:numId w:val="1010"/>
+        </w:numPr>
+        <w:pStyle w:val="Compact"/>
+      </w:pPr>
+      <w:r>
+        <w:t xml:space="preserve">Час першої відповіді оператора та час вирішення фіксуються автоматично в базі даних (для майбутньої SLA-звітності — окремого звіту в інтерфейсі поки немає).</w:t>
+      </w:r>
+    </w:p>
+    <w:p>
+      <w:pPr>
+        <w:pStyle w:val="BlockText"/>
+      </w:pPr>
+      <w:r>
+        <w:t xml:space="preserve">Це базова версія модуля: повноцінний портал самообслуговування для співробітників без облікового запису, автоматична маршрутизація за SLA, email-повідомлення — заплановані наступні кроки (див. розділ 11).</w:t>
+      </w:r>
+    </w:p>
+    <w:p>
+      <w:r>
+        <w:pict>
+          <v:rect style="width:0;height:1.5pt" o:hralign="center" o:hrstd="t" o:hr="t"/>
+        </w:pict>
+      </w:r>
+    </w:p>
+    <w:bookmarkEnd w:id="35"/>
+    <w:bookmarkStart w:id="37" w:name="X3476f70a72dce48cd65eae0d541ab23a568bb3f"/>
+    <w:p>
+      <w:pPr>
+        <w:pStyle w:val="Heading2"/>
+      </w:pPr>
+      <w:r>
+        <w:t xml:space="preserve">10. Керування чергами тікетів (</w:t>
+      </w:r>
+      <w:r>
+        <w:rPr>
+          <w:rStyle w:val="VerbatimChar"/>
+        </w:rPr>
+        <w:t xml:space="preserve">Адмін-панель → Черги тікетів</w:t>
+      </w:r>
+      <w:r>
+        <w:t xml:space="preserve">)</w:t>
+      </w:r>
+    </w:p>
+    <w:p>
+      <w:pPr>
+        <w:pStyle w:val="FirstParagraph"/>
+      </w:pPr>
+      <w:r>
+        <w:t xml:space="preserve">Черги — це категорії, за якими розподіляються звернення (наприклад, «Загальна підтримка», «Мережева підтримка», «Бухгалтерські системи»). При створенні тікета користувач обирає чергу зі списку.</w:t>
+      </w:r>
+    </w:p>
+    <w:bookmarkStart w:id="36" w:name="створення-нової-черги"/>
+    <w:p>
+      <w:pPr>
+        <w:pStyle w:val="Heading3"/>
+      </w:pPr>
+      <w:r>
+        <w:t xml:space="preserve">Створення нової черги</w:t>
+      </w:r>
+    </w:p>
+    <w:p>
+      <w:pPr>
+        <w:numPr>
+          <w:ilvl w:val="0"/>
+          <w:numId w:val="1011"/>
+        </w:numPr>
+        <w:pStyle w:val="Compact"/>
+      </w:pPr>
+      <w:r>
+        <w:t xml:space="preserve">Натисніть</w:t>
+      </w:r>
+      <w:r>
+        <w:t xml:space="preserve"> </w:t>
+      </w:r>
+      <w:r>
+        <w:rPr>
+          <w:bCs/>
+          <w:b/>
+        </w:rPr>
+        <w:t xml:space="preserve">«+ Нова черга»</w:t>
+      </w:r>
+      <w:r>
+        <w:t xml:space="preserve">.</w:t>
+      </w:r>
+    </w:p>
+    <w:p>
+      <w:pPr>
+        <w:numPr>
+          <w:ilvl w:val="0"/>
+          <w:numId w:val="1011"/>
+        </w:numPr>
+        <w:pStyle w:val="Compact"/>
+      </w:pPr>
+      <w:r>
+        <w:t xml:space="preserve">Вкажіть назву (обов'язково, має бути унікальною — система не дозволить створити чергу з назвою, що вже існує) та опис (необов'язково — коротко, для яких звернень призначена ця черга).</w:t>
+      </w:r>
+    </w:p>
+    <w:p>
+      <w:pPr>
+        <w:numPr>
+          <w:ilvl w:val="0"/>
+          <w:numId w:val="1011"/>
+        </w:numPr>
+        <w:pStyle w:val="Compact"/>
+      </w:pPr>
+      <w:r>
+        <w:t xml:space="preserve">Натисніть</w:t>
+      </w:r>
+      <w:r>
+        <w:t xml:space="preserve"> </w:t>
+      </w:r>
+      <w:r>
+        <w:rPr>
+          <w:bCs/>
+          <w:b/>
+        </w:rPr>
+        <w:t xml:space="preserve">«Створити чергу»</w:t>
+      </w:r>
+      <w:r>
+        <w:t xml:space="preserve">.</w:t>
+      </w:r>
+    </w:p>
+    <w:p>
+      <w:pPr>
+        <w:pStyle w:val="FirstParagraph"/>
+      </w:pPr>
+      <w:r>
+        <w:t xml:space="preserve">Нова черга одразу з'являється у випадаючому списку на сторінці створення тікета — жодних додаткових дій не потрібно.</w:t>
+      </w:r>
+    </w:p>
+    <w:p>
+      <w:pPr>
+        <w:pStyle w:val="BlockText"/>
+      </w:pPr>
+      <w:r>
+        <w:t xml:space="preserve">Наразі немає окремої функції редагування чи видалення черги через інтерфейс (щоб уникнути ситуації, коли черга видаляється, а вже створені тікети лишаються без черги). За потреби перейменувати чи прибрати чергу — зверніться до розробника.</w:t>
+      </w:r>
+    </w:p>
+    <w:p>
+      <w:r>
+        <w:pict>
+          <v:rect style="width:0;height:1.5pt" o:hralign="center" o:hrstd="t" o:hr="t"/>
+        </w:pict>
+      </w:r>
+    </w:p>
+    <w:bookmarkEnd w:id="36"/>
+    <w:bookmarkEnd w:id="37"/>
+    <w:bookmarkStart w:id="38" w:name="X97bd7d46b8cfaed9ab16b912a50a81873523ea1"/>
+    <w:p>
+      <w:pPr>
+        <w:pStyle w:val="Heading2"/>
+      </w:pPr>
+      <w:r>
+        <w:t xml:space="preserve">11. Чого в системі поки немає (щоб не шукати даремно)</w:t>
+      </w:r>
+    </w:p>
+    <w:p>
+      <w:pPr>
+        <w:pStyle w:val="FirstParagraph"/>
+      </w:pPr>
+      <w:r>
+        <w:t xml:space="preserve">На поточному етапі відсутні (заплановані на наступні ітерації):</w:t>
+      </w:r>
+    </w:p>
+    <w:p>
+      <w:pPr>
+        <w:numPr>
+          <w:ilvl w:val="0"/>
+          <w:numId w:val="1012"/>
+        </w:numPr>
+        <w:pStyle w:val="Compact"/>
+      </w:pPr>
+      <w:r>
+        <w:t xml:space="preserve">Портал самообслуговування для заявників без облікового запису основного функціоналу, email-to-ticket, SLA-ескалація, оцінка CSAT (базова версія тікетів — створення/перегляд/призначення оператора/коментарі/статус — вже працює для користувачів, які мають обліковий запис).</w:t>
+      </w:r>
+    </w:p>
+    <w:p>
+      <w:pPr>
+        <w:numPr>
+          <w:ilvl w:val="0"/>
+          <w:numId w:val="1012"/>
+        </w:numPr>
+        <w:pStyle w:val="Compact"/>
+      </w:pPr>
+      <w:r>
+        <w:t xml:space="preserve">Інтеграція з Active Directory (автоматична синхронізація користувачів, SSO).</w:t>
+      </w:r>
+    </w:p>
+    <w:p>
+      <w:pPr>
+        <w:numPr>
+          <w:ilvl w:val="0"/>
+          <w:numId w:val="1012"/>
+        </w:numPr>
+        <w:pStyle w:val="Compact"/>
+      </w:pPr>
+      <w:r>
+        <w:t xml:space="preserve">Дорожня карта проєкту на основі етапів/контрольних точок.</w:t>
+      </w:r>
+    </w:p>
+    <w:p>
+      <w:pPr>
+        <w:numPr>
+          <w:ilvl w:val="0"/>
+          <w:numId w:val="1012"/>
+        </w:numPr>
+        <w:pStyle w:val="Compact"/>
+      </w:pPr>
+      <w:r>
+        <w:t xml:space="preserve">Wiki, форуми, файлові документи як окремий модуль.</w:t>
+      </w:r>
+    </w:p>
+    <w:p>
+      <w:pPr>
+        <w:numPr>
+          <w:ilvl w:val="0"/>
+          <w:numId w:val="1012"/>
+        </w:numPr>
+        <w:pStyle w:val="Compact"/>
+      </w:pPr>
+      <w:r>
+        <w:t xml:space="preserve">Email-сповіщення, вебхуки, REST API.</w:t>
+      </w:r>
+    </w:p>
+    <w:p>
+      <w:pPr>
+        <w:numPr>
+          <w:ilvl w:val="0"/>
+          <w:numId w:val="1012"/>
+        </w:numPr>
+        <w:pStyle w:val="Compact"/>
+      </w:pPr>
+      <w:r>
+        <w:t xml:space="preserve">Перегляд журналу аудиту (</w:t>
+      </w:r>
+      <w:r>
+        <w:rPr>
+          <w:rStyle w:val="VerbatimChar"/>
+        </w:rPr>
+        <w:t xml:space="preserve">audit_log</w:t>
+      </w:r>
+      <w:r>
+        <w:t xml:space="preserve">) через веб-інтерфейс — записи ведуться, але подивитися їх поки можна лише напряму в базі даних.</w:t>
+      </w:r>
+    </w:p>
+    <w:p>
+      <w:pPr>
+        <w:numPr>
+          <w:ilvl w:val="0"/>
+          <w:numId w:val="1012"/>
+        </w:numPr>
+        <w:pStyle w:val="Compact"/>
+      </w:pPr>
+      <w:r>
+        <w:t xml:space="preserve">Архівування проєкту через інтерфейс (без видалення) — статус проєкту (активний/архівний/закритий) поки змінюється лише напряму в базі даних, кнопки в UI немає.</w:t>
+      </w:r>
+    </w:p>
+    <w:p>
+      <w:r>
+        <w:pict>
+          <v:rect style="width:0;height:1.5pt" o:hralign="center" o:hrstd="t" o:hr="t"/>
+        </w:pict>
+      </w:r>
+    </w:p>
+    <w:bookmarkEnd w:id="38"/>
+    <w:bookmarkStart w:id="39" w:name="Xbe7e7c72ca5405e648fa03bf646d89068951b6a"/>
+    <w:p>
+      <w:pPr>
+        <w:pStyle w:val="Heading2"/>
+      </w:pPr>
+      <w:r>
+        <w:t xml:space="preserve">12. Типові адміністративні сценарії</w:t>
+      </w:r>
+    </w:p>
+    <w:p>
+      <w:pPr>
+        <w:pStyle w:val="FirstParagraph"/>
+      </w:pPr>
+      <w:r>
         <w:rPr>
           <w:bCs/>
           <w:b/>
@@ -1478,11 +2006,11 @@
         <w:t xml:space="preserve"> </w:t>
       </w:r>
       <w:r>
-        <w:t xml:space="preserve">Не видаляйте — краще залиште проєкт як є. Зміна статусу проєкту на «Архівний» через інтерфейс поки не реалізована (див. розділ 8) — за потреби зверніться до розробника для зміни статусу напряму в базі даних.</w:t>
-      </w:r>
-    </w:p>
-    <w:bookmarkEnd w:id="34"/>
-    <w:bookmarkEnd w:id="35"/>
+        <w:t xml:space="preserve">Не видаляйте — краще залиште проєкт як є. Зміна статусу проєкту на «Архівний» через інтерфейс поки не реалізована (див. розділ 11) — за потреби зверніться до розробника для зміни статусу напряму в базі даних.</w:t>
+      </w:r>
+    </w:p>
+    <w:bookmarkEnd w:id="39"/>
+    <w:bookmarkEnd w:id="40"/>
     <w:sectPr/>
   </w:body>
 </w:document>
@@ -1829,6 +2357,45 @@
     <w:abstractNumId w:val="991"/>
   </w:num>
   <w:num w:numId="1008">
+    <w:abstractNumId w:val="991"/>
+  </w:num>
+  <w:num w:numId="1009">
+    <w:abstractNumId w:val="991"/>
+  </w:num>
+  <w:num w:numId="1010">
+    <w:abstractNumId w:val="991"/>
+  </w:num>
+  <w:num w:numId="1011">
+    <w:abstractNumId w:val="99411"/>
+    <w:lvlOverride w:ilvl="0">
+      <w:startOverride w:val="1"/>
+    </w:lvlOverride>
+    <w:lvlOverride w:ilvl="1">
+      <w:startOverride w:val="1"/>
+    </w:lvlOverride>
+    <w:lvlOverride w:ilvl="2">
+      <w:startOverride w:val="1"/>
+    </w:lvlOverride>
+    <w:lvlOverride w:ilvl="3">
+      <w:startOverride w:val="1"/>
+    </w:lvlOverride>
+    <w:lvlOverride w:ilvl="4">
+      <w:startOverride w:val="1"/>
+    </w:lvlOverride>
+    <w:lvlOverride w:ilvl="5">
+      <w:startOverride w:val="1"/>
+    </w:lvlOverride>
+    <w:lvlOverride w:ilvl="6">
+      <w:startOverride w:val="1"/>
+    </w:lvlOverride>
+    <w:lvlOverride w:ilvl="7">
+      <w:startOverride w:val="1"/>
+    </w:lvlOverride>
+    <w:lvlOverride w:ilvl="8">
+      <w:startOverride w:val="1"/>
+    </w:lvlOverride>
+  </w:num>
+  <w:num w:numId="1012">
     <w:abstractNumId w:val="991"/>
   </w:num>
 </w:numbering>

--- a/docs/ITSM_Admin_Guide.docx
+++ b/docs/ITSM_Admin_Guide.docx
@@ -1405,7 +1405,7 @@
         <w:t xml:space="preserve">/admin/board</w:t>
       </w:r>
       <w:r>
-        <w:t xml:space="preserve">) — та сама логіка колонок за статусом, що й на дошці проєкту, але кожна картка додатково позначена бейджем з назвою свого проєкту. Перетягування між колонками працює так само.</w:t>
+        <w:t xml:space="preserve">) — та сама логіка колонок за статусом, що й на дошці проєкту, але кожна картка додатково позначена бейджем з назвою свого проєкту, а текст на картках дрібніший, ніж на дошці одного проєкту — тут карток одночасно набагато більше, тож компактніший вигляд дає побачити більше без прокрутки. Перетягування між колонками працює так само.</w:t>
       </w:r>
     </w:p>
     <w:p>
@@ -1436,7 +1436,20 @@
         <w:t xml:space="preserve">/admin/gantt</w:t>
       </w:r>
       <w:r>
-        <w:t xml:space="preserve">) — та сама діаграма, але назва кожної смуги починається з назви проєкту (наприклад, «[Мій проєкт] #12 Назва задачі»). Перетягування смуги так само зберігає нові дати.</w:t>
+        <w:t xml:space="preserve">) — та сама діаграма, але назва кожної смуги починається з назви проєкту (наприклад, «[Мій проєкт] #12 Назва задачі»). При відкритті сторінки діаграма прокручується так, щоб</w:t>
+      </w:r>
+      <w:r>
+        <w:t xml:space="preserve"> </w:t>
+      </w:r>
+      <w:r>
+        <w:rPr>
+          <w:bCs/>
+          <w:b/>
+        </w:rPr>
+        <w:t xml:space="preserve">«сьогодні» було ліворуч</w:t>
+      </w:r>
+      <w:r>
+        <w:t xml:space="preserve">, а не по центру, як зазвичай, — щоб одразу бачити все майбутнє навантаження, не гортаючи вліво. Перетягування смуги так само зберігає нові дати.</w:t>
       </w:r>
     </w:p>
     <w:p>
@@ -1458,7 +1471,7 @@
         <w:t xml:space="preserve"> </w:t>
       </w:r>
       <w:r>
-        <w:t xml:space="preserve">— це свідомо, оскільки залежність технічно можлива лише між задачами одного проєкту; щоб додати зв'язок, відкрийте діаграму Ганта потрібного проєкту (розділ 6). Уже створені залежності на загальній діаграмі показуються стрілками як завжди.</w:t>
+        <w:t xml:space="preserve">— це свідомо, оскільки залежність технічно можлива лише між задачами одного проєкту; щоб додати чи відредагувати зв'язок, відкрийте діаграму Ганта потрібного проєкту (розділ 6). Уже створені залежності на загальній діаграмі показуються стрілками як завжди.</w:t>
       </w:r>
     </w:p>
     <w:p>

--- a/docs/ITSM_Admin_Guide.docx
+++ b/docs/ITSM_Admin_Guide.docx
@@ -1296,7 +1296,7 @@
         <w:t xml:space="preserve">docs/USER_GUIDE.md</w:t>
       </w:r>
       <w:r>
-        <w:t xml:space="preserve">. Права на створення проєкту мають ролі «Адміністратор системи» та «Керівник ІТ-підрозділу». На сторінці кожного проєкту доступні канбан-дошка («📋 Канбан-дошка», перетягування задач між статусами) та діаграма Ганта («📊 Діаграма Ганта», терміни та залежності задач з можливістю перетягування) — детальніше в</w:t>
+        <w:t xml:space="preserve">. Права на створення проєкту мають ролі «Адміністратор системи» та «Керівник ІТ-підрозділу». На сторінці кожного проєкту доступні канбан-дошка («📋 Канбан-дошка», перетягування задач між статусами), діаграма Ганта («📊 Діаграма Ганта», терміни та залежності задач з можливістю перетягування) та дорожня карта («🗺️ Дорожня карта», етапи/контрольні точки з прогрес-баром на основі прив'язаних задач — створювати й видаляти етапи можуть лише ролі admin/it_manager, змінювати статус етапу — будь-хто з доступом до проєкту) — детальніше в</w:t>
       </w:r>
       <w:r>
         <w:t xml:space="preserve"> </w:t>
@@ -1308,7 +1308,7 @@
         <w:t xml:space="preserve">docs/USER_GUIDE.md</w:t>
       </w:r>
       <w:r>
-        <w:t xml:space="preserve">, розділи 4.5 та 4.6.</w:t>
+        <w:t xml:space="preserve">, розділи 4.5–4.7.</w:t>
       </w:r>
     </w:p>
     <w:p>
@@ -1319,7 +1319,7 @@
       </w:r>
     </w:p>
     <w:bookmarkEnd w:id="32"/>
-    <w:bookmarkStart w:id="33" w:name="Xbd12f127cab9ae2886f10dba0148e339104f013"/>
+    <w:bookmarkStart w:id="33" w:name="Xa0a9a690c08647492a566647eda498d63f4b624"/>
     <w:p>
       <w:pPr>
         <w:pStyle w:val="Heading2"/>
@@ -1331,7 +1331,7 @@
         <w:rPr>
           <w:rStyle w:val="VerbatimChar"/>
         </w:rPr>
-        <w:t xml:space="preserve">Адмін-панель → Канбан / Гант — усі проєкти</w:t>
+        <w:t xml:space="preserve">Адмін-панель → Канбан / Гант / Облік часу — усі проєкти</w:t>
       </w:r>
       <w:r>
         <w:t xml:space="preserve">)</w:t>
@@ -1358,7 +1358,7 @@
         <w:t xml:space="preserve"> </w:t>
       </w:r>
       <w:r>
-        <w:t xml:space="preserve">проєкту, ці дві сторінки на головній адмін-панелі об'єднують задачі</w:t>
+        <w:t xml:space="preserve">проєкту, ці сторінки на головній адмін-панелі об'єднують дані</w:t>
       </w:r>
       <w:r>
         <w:t xml:space="preserve"> </w:t>
@@ -1472,6 +1472,65 @@
       </w:r>
       <w:r>
         <w:t xml:space="preserve">— це свідомо, оскільки залежність технічно можлива лише між задачами одного проєкту; щоб додати чи відредагувати зв'язок, відкрийте діаграму Ганта потрібного проєкту (розділ 6). Уже створені залежності на загальній діаграмі показуються стрілками як завжди.</w:t>
+      </w:r>
+    </w:p>
+    <w:p>
+      <w:pPr>
+        <w:numPr>
+          <w:ilvl w:val="0"/>
+          <w:numId w:val="1008"/>
+        </w:numPr>
+        <w:pStyle w:val="Compact"/>
+      </w:pPr>
+      <w:r>
+        <w:rPr>
+          <w:bCs/>
+          <w:b/>
+        </w:rPr>
+        <w:t xml:space="preserve">«⏱️ Облік часу — усі проєкти»</w:t>
+      </w:r>
+      <w:r>
+        <w:t xml:space="preserve"> </w:t>
+      </w:r>
+      <w:r>
+        <w:t xml:space="preserve">(</w:t>
+      </w:r>
+      <w:r>
+        <w:rPr>
+          <w:rStyle w:val="VerbatimChar"/>
+        </w:rPr>
+        <w:t xml:space="preserve">/admin/time</w:t>
+      </w:r>
+      <w:r>
+        <w:t xml:space="preserve">) — на відміну від проєктної версії сторінки (розділ 4.8</w:t>
+      </w:r>
+      <w:r>
+        <w:t xml:space="preserve"> </w:t>
+      </w:r>
+      <w:r>
+        <w:rPr>
+          <w:rStyle w:val="VerbatimChar"/>
+        </w:rPr>
+        <w:t xml:space="preserve">docs/USER_GUIDE.md</w:t>
+      </w:r>
+      <w:r>
+        <w:t xml:space="preserve">), тут додатково є розбивка</w:t>
+      </w:r>
+      <w:r>
+        <w:t xml:space="preserve"> </w:t>
+      </w:r>
+      <w:r>
+        <w:rPr>
+          <w:bCs/>
+          <w:b/>
+        </w:rPr>
+        <w:t xml:space="preserve">по проєктах</w:t>
+      </w:r>
+      <w:r>
+        <w:t xml:space="preserve"> </w:t>
+      </w:r>
+      <w:r>
+        <w:t xml:space="preserve">(скільки годин витрачено на кожен проєкт, з посиланням на його власну сторінку обліку часу), а не лише по учасниках. Список записів — усі, що є в системі, з назвою проєкту й задачі в кожному рядку.</w:t>
       </w:r>
     </w:p>
     <w:p>
@@ -1862,18 +1921,6 @@
       </w:pPr>
       <w:r>
         <w:t xml:space="preserve">Інтеграція з Active Directory (автоматична синхронізація користувачів, SSO).</w:t>
-      </w:r>
-    </w:p>
-    <w:p>
-      <w:pPr>
-        <w:numPr>
-          <w:ilvl w:val="0"/>
-          <w:numId w:val="1012"/>
-        </w:numPr>
-        <w:pStyle w:val="Compact"/>
-      </w:pPr>
-      <w:r>
-        <w:t xml:space="preserve">Дорожня карта проєкту на основі етапів/контрольних точок.</w:t>
       </w:r>
     </w:p>
     <w:p>

--- a/docs/ITSM_Admin_Guide.docx
+++ b/docs/ITSM_Admin_Guide.docx
@@ -1514,7 +1514,23 @@
         <w:t xml:space="preserve">docs/USER_GUIDE.md</w:t>
       </w:r>
       <w:r>
-        <w:t xml:space="preserve">), тут додатково є розбивка</w:t>
+        <w:t xml:space="preserve">), тут вкладки «По днях / По тижнях (ISO 8601) / По місяцях» показують у кожній</w:t>
+      </w:r>
+      <w:r>
+        <w:t xml:space="preserve"> </w:t>
+      </w:r>
+      <w:r>
+        <w:rPr>
+          <w:bCs/>
+          <w:b/>
+        </w:rPr>
+        <w:t xml:space="preserve">три</w:t>
+      </w:r>
+      <w:r>
+        <w:t xml:space="preserve"> </w:t>
+      </w:r>
+      <w:r>
+        <w:t xml:space="preserve">таблиці одразу: загальна сума за період, розбивка по користувачах за той самий період, і розбивка</w:t>
       </w:r>
       <w:r>
         <w:t xml:space="preserve"> </w:t>
@@ -1530,7 +1546,131 @@
         <w:t xml:space="preserve"> </w:t>
       </w:r>
       <w:r>
-        <w:t xml:space="preserve">(скільки годин витрачено на кожен проєкт, з посиланням на його власну сторінку обліку часу), а не лише по учасниках. Список записів — усі, що є в системі, з назвою проєкту й задачі в кожному рядку.</w:t>
+        <w:t xml:space="preserve">за той самий період (з посиланням на власну сторінку обліку часу кожного) — саме останньої колонки немає на проєктній версії, бо там і так усі записи вже одного проєкту. Нижче — розбивка по учасниках і по проєктах за весь час без прив'язки до періоду. Список</w:t>
+      </w:r>
+      <w:r>
+        <w:t xml:space="preserve"> </w:t>
+      </w:r>
+      <w:r>
+        <w:rPr>
+          <w:bCs/>
+          <w:b/>
+        </w:rPr>
+        <w:t xml:space="preserve">«Усі записи»</w:t>
+      </w:r>
+      <w:r>
+        <w:t xml:space="preserve"> </w:t>
+      </w:r>
+      <w:r>
+        <w:t xml:space="preserve">внизу згорнутий під спойлер за замовчуванням (щоб не займати весь екран) — натисніть на нього, щоб розгорнути повний список.</w:t>
+      </w:r>
+      <w:r>
+        <w:t xml:space="preserve"> </w:t>
+      </w:r>
+      <w:r>
+        <w:rPr>
+          <w:bCs/>
+          <w:b/>
+        </w:rPr>
+        <w:t xml:space="preserve">Клікніть на будь-яку дату/тиждень/місяць</w:t>
+      </w:r>
+      <w:r>
+        <w:t xml:space="preserve"> </w:t>
+      </w:r>
+      <w:r>
+        <w:t xml:space="preserve">у будь-якій з трьох таблиць вище — спойлер розгорнеться сам і покаже лише записи цього періоду; кнопка «Скинути» поруч повертає повний список.</w:t>
+      </w:r>
+    </w:p>
+    <w:p>
+      <w:pPr>
+        <w:numPr>
+          <w:ilvl w:val="0"/>
+          <w:numId w:val="1008"/>
+        </w:numPr>
+        <w:pStyle w:val="Compact"/>
+      </w:pPr>
+      <w:r>
+        <w:rPr>
+          <w:bCs/>
+          <w:b/>
+        </w:rPr>
+        <w:t xml:space="preserve">Кнопка «📄 Сформувати звіт»</w:t>
+      </w:r>
+      <w:r>
+        <w:t xml:space="preserve"> </w:t>
+      </w:r>
+      <w:r>
+        <w:t xml:space="preserve">(на сторінках обліку часу — розділ 4.8</w:t>
+      </w:r>
+      <w:r>
+        <w:t xml:space="preserve"> </w:t>
+      </w:r>
+      <w:r>
+        <w:rPr>
+          <w:rStyle w:val="VerbatimChar"/>
+        </w:rPr>
+        <w:t xml:space="preserve">docs/USER_GUIDE.md</w:t>
+      </w:r>
+      <w:r>
+        <w:t xml:space="preserve"> </w:t>
+      </w:r>
+      <w:r>
+        <w:t xml:space="preserve">для проєкту, і тут-таки на</w:t>
+      </w:r>
+      <w:r>
+        <w:t xml:space="preserve"> </w:t>
+      </w:r>
+      <w:r>
+        <w:rPr>
+          <w:rStyle w:val="VerbatimChar"/>
+        </w:rPr>
+        <w:t xml:space="preserve">/admin/time</w:t>
+      </w:r>
+      <w:r>
+        <w:t xml:space="preserve"> </w:t>
+      </w:r>
+      <w:r>
+        <w:t xml:space="preserve">для всієї системи; веде на</w:t>
+      </w:r>
+      <w:r>
+        <w:t xml:space="preserve"> </w:t>
+      </w:r>
+      <w:r>
+        <w:rPr>
+          <w:rStyle w:val="VerbatimChar"/>
+        </w:rPr>
+        <w:t xml:space="preserve">/reports</w:t>
+      </w:r>
+      <w:r>
+        <w:t xml:space="preserve">, детально в</w:t>
+      </w:r>
+      <w:r>
+        <w:t xml:space="preserve"> </w:t>
+      </w:r>
+      <w:r>
+        <w:rPr>
+          <w:rStyle w:val="VerbatimChar"/>
+        </w:rPr>
+        <w:t xml:space="preserve">docs/USER_GUIDE.md</w:t>
+      </w:r>
+      <w:r>
+        <w:t xml:space="preserve">, розділ 6) доступна</w:t>
+      </w:r>
+      <w:r>
+        <w:t xml:space="preserve"> </w:t>
+      </w:r>
+      <w:r>
+        <w:rPr>
+          <w:bCs/>
+          <w:b/>
+        </w:rPr>
+        <w:t xml:space="preserve">усім</w:t>
+      </w:r>
+      <w:r>
+        <w:t xml:space="preserve"> </w:t>
+      </w:r>
+      <w:r>
+        <w:t xml:space="preserve">користувачам, не лише адміністратору — але результат так само обмежений видимістю: адміністратор може вибрати в фільтрі будь-який проєкт системи, решта — лише ті, де вони автор чи відповідальний.</w:t>
       </w:r>
     </w:p>
     <w:p>

--- a/docs/ITSM_Admin_Guide.docx
+++ b/docs/ITSM_Admin_Guide.docx
@@ -20,7 +20,7 @@
           <w:iCs/>
           <w:i/>
         </w:rPr>
-        <w:t xml:space="preserve">Версія застосунку: 0.1.0</w:t>
+        <w:t xml:space="preserve">Версія застосунку: 0.1.1</w:t>
       </w:r>
     </w:p>
     <w:p>
@@ -657,6 +657,26 @@
       </w:r>
       <w:r>
         <w:t xml:space="preserve">(Active Directory) ця опція недоступна — там паролем керує сам домен.</w:t>
+      </w:r>
+    </w:p>
+    <w:p>
+      <w:pPr>
+        <w:pStyle w:val="FirstParagraph"/>
+      </w:pPr>
+      <w:r>
+        <w:t xml:space="preserve">Користувачі також можуть змінювати власний пароль самостійно — сторінка «Мій профіль» (посилання — власне ім'я у верхньому правому куті), детальніше в</w:t>
+      </w:r>
+      <w:r>
+        <w:t xml:space="preserve"> </w:t>
+      </w:r>
+      <w:r>
+        <w:rPr>
+          <w:rStyle w:val="VerbatimChar"/>
+        </w:rPr>
+        <w:t xml:space="preserve">docs/USER_GUIDE.md</w:t>
+      </w:r>
+      <w:r>
+        <w:t xml:space="preserve">, розділ 8. Це не скасовує потребу в цій адміністративній функції — вона лишається на випадок, коли людина забула пароль і не може увійти сама.</w:t>
       </w:r>
     </w:p>
     <w:bookmarkEnd w:id="23"/>

--- a/docs/ITSM_Admin_Guide.docx
+++ b/docs/ITSM_Admin_Guide.docx
@@ -2,7 +2,7 @@
 <file path=word/document.xml><?xml version="1.0" encoding="utf-8"?>
 <w:document xmlns:w="http://schemas.openxmlformats.org/wordprocessingml/2006/main" xmlns:m="http://schemas.openxmlformats.org/officeDocument/2006/math" xmlns:r="http://schemas.openxmlformats.org/officeDocument/2006/relationships" xmlns:o="urn:schemas-microsoft-com:office:office" xmlns:v="urn:schemas-microsoft-com:vml" xmlns:w10="urn:schemas-microsoft-com:office:word" xmlns:a="http://schemas.openxmlformats.org/drawingml/2006/main" xmlns:pic="http://schemas.openxmlformats.org/drawingml/2006/picture" xmlns:wp="http://schemas.openxmlformats.org/drawingml/2006/wordprocessingDrawing">
   <w:body>
-    <w:bookmarkStart w:id="40" w:name="гайд-адміністратора--itsm-system"/>
+    <w:bookmarkStart w:id="45" w:name="гайд-адміністратора--itsm-system"/>
     <w:p>
       <w:pPr>
         <w:pStyle w:val="Heading1"/>
@@ -20,7 +20,7 @@
           <w:iCs/>
           <w:i/>
         </w:rPr>
-        <w:t xml:space="preserve">Версія застосунку: 0.1.1</w:t>
+        <w:t xml:space="preserve">Версія застосунку: 0.1.2</w:t>
       </w:r>
     </w:p>
     <w:p>
@@ -893,19 +893,19 @@
     </w:p>
     <w:bookmarkEnd w:id="26"/>
     <w:bookmarkEnd w:id="27"/>
-    <w:bookmarkStart w:id="30" w:name="Xd3b5b55f0e4fb371b1719581a1ee8c3fa839a70"/>
+    <w:bookmarkStart w:id="31" w:name="X63b4c33a99a162e006c789420382f12ff5de7e4"/>
     <w:p>
       <w:pPr>
         <w:pStyle w:val="Heading2"/>
       </w:pPr>
       <w:r>
-        <w:t xml:space="preserve">4. Керування проєктами (</w:t>
+        <w:t xml:space="preserve">4. Блокування входу після невдалих спроб (</w:t>
       </w:r>
       <w:r>
         <w:rPr>
           <w:rStyle w:val="VerbatimChar"/>
         </w:rPr>
-        <w:t xml:space="preserve">Адмін-панель → Проєкти</w:t>
+        <w:t xml:space="preserve">Адмін-панель → Безпека входу</w:t>
       </w:r>
       <w:r>
         <w:t xml:space="preserve">)</w:t>
@@ -916,16 +916,29 @@
         <w:pStyle w:val="FirstParagraph"/>
       </w:pPr>
       <w:r>
-        <w:t xml:space="preserve">Тут — список усіх проєктів системи з кількістю відкритих задач і власником.</w:t>
-      </w:r>
-    </w:p>
-    <w:bookmarkStart w:id="28" w:name="зміна-видимості"/>
+        <w:t xml:space="preserve">Щоб ускладнити підбір пароля, система тимчасово блокує обліковий запис після декількох поспіль невдалих спроб входу. Блокування прив'язане</w:t>
+      </w:r>
+      <w:r>
+        <w:t xml:space="preserve"> </w:t>
+      </w:r>
+      <w:r>
+        <w:rPr>
+          <w:bCs/>
+          <w:b/>
+        </w:rPr>
+        <w:t xml:space="preserve">до конкретного користувача</w:t>
+      </w:r>
+      <w:r>
+        <w:t xml:space="preserve">, а не до IP-адреси чи браузера — якщо один співробітник кілька разів помилився з паролем, це ніяк не заважає іншим заходити в систему.</w:t>
+      </w:r>
+    </w:p>
+    <w:bookmarkStart w:id="28" w:name="налаштування"/>
     <w:p>
       <w:pPr>
         <w:pStyle w:val="Heading3"/>
       </w:pPr>
       <w:r>
-        <w:t xml:space="preserve">Зміна видимості</w:t>
+        <w:t xml:space="preserve">Налаштування</w:t>
       </w:r>
     </w:p>
     <w:p>
@@ -933,105 +946,22 @@
         <w:pStyle w:val="FirstParagraph"/>
       </w:pPr>
       <w:r>
-        <w:t xml:space="preserve">У стовпці</w:t>
-      </w:r>
-      <w:r>
-        <w:t xml:space="preserve"> </w:t>
-      </w:r>
-      <w:r>
-        <w:rPr>
-          <w:bCs/>
-          <w:b/>
-        </w:rPr>
-        <w:t xml:space="preserve">«Видимість»</w:t>
-      </w:r>
-      <w:r>
-        <w:t xml:space="preserve"> </w:t>
-      </w:r>
-      <w:r>
-        <w:t xml:space="preserve">оберіть потрібне значення зі списку — зміна застосовується одразу, без окремої кнопки «Зберегти». Доступні варіанти: публічний, приватний, обмежений доступ.</w:t>
-      </w:r>
-    </w:p>
-    <w:bookmarkEnd w:id="28"/>
-    <w:bookmarkStart w:id="29" w:name="видалення-проєкту"/>
-    <w:p>
-      <w:pPr>
-        <w:pStyle w:val="Heading3"/>
-      </w:pPr>
-      <w:r>
-        <w:t xml:space="preserve">Видалення проєкту</w:t>
-      </w:r>
-    </w:p>
-    <w:p>
-      <w:pPr>
-        <w:pStyle w:val="FirstParagraph"/>
-      </w:pPr>
-      <w:r>
-        <w:t xml:space="preserve">Це</w:t>
-      </w:r>
-      <w:r>
-        <w:t xml:space="preserve"> </w:t>
-      </w:r>
-      <w:r>
-        <w:rPr>
-          <w:bCs/>
-          <w:b/>
-        </w:rPr>
-        <w:t xml:space="preserve">повністю незворотна</w:t>
-      </w:r>
-      <w:r>
-        <w:t xml:space="preserve"> </w:t>
-      </w:r>
-      <w:r>
-        <w:t xml:space="preserve">дія: видаляються сам проєкт і</w:t>
-      </w:r>
-      <w:r>
-        <w:t xml:space="preserve"> </w:t>
-      </w:r>
-      <w:r>
-        <w:rPr>
-          <w:bCs/>
-          <w:b/>
-        </w:rPr>
-        <w:t xml:space="preserve">всі</w:t>
-      </w:r>
-      <w:r>
-        <w:t xml:space="preserve"> </w:t>
-      </w:r>
-      <w:r>
-        <w:t xml:space="preserve">пов'язані з ним задачі, коментарі, вкладення та записи обліку часу.</w:t>
-      </w:r>
-    </w:p>
-    <w:p>
-      <w:pPr>
-        <w:pStyle w:val="BodyText"/>
-      </w:pPr>
-      <w:r>
-        <w:t xml:space="preserve">Для захисту від випадкового натискання система вимагає ввести</w:t>
-      </w:r>
-      <w:r>
-        <w:t xml:space="preserve"> </w:t>
-      </w:r>
-      <w:r>
-        <w:rPr>
-          <w:bCs/>
-          <w:b/>
-        </w:rPr>
-        <w:t xml:space="preserve">точну назву проєкту</w:t>
-      </w:r>
-      <w:r>
-        <w:t xml:space="preserve"> </w:t>
-      </w:r>
-      <w:r>
-        <w:t xml:space="preserve">в полі підтвердження перед видаленням — без цього видалення не відбудеться.</w:t>
-      </w:r>
-    </w:p>
-    <w:p>
-      <w:pPr>
-        <w:pStyle w:val="BodyText"/>
-      </w:pPr>
-      <w:r>
-        <w:t xml:space="preserve">Перед видаленням проєкту переконайтеся, що:</w:t>
+        <w:t xml:space="preserve">На сторінці</w:t>
+      </w:r>
+      <w:r>
+        <w:t xml:space="preserve"> </w:t>
+      </w:r>
+      <w:r>
+        <w:rPr>
+          <w:rStyle w:val="VerbatimChar"/>
+        </w:rPr>
+        <w:t xml:space="preserve">/admin/security</w:t>
+      </w:r>
+      <w:r>
+        <w:t xml:space="preserve"> </w:t>
+      </w:r>
+      <w:r>
+        <w:t xml:space="preserve">вкажіть:</w:t>
       </w:r>
     </w:p>
     <w:p>
@@ -1043,7 +973,17 @@
         <w:pStyle w:val="Compact"/>
       </w:pPr>
       <w:r>
-        <w:t xml:space="preserve">всю потрібну звітність (облік часу, перелік задач) уже вивантажено, якщо вона знадобиться пізніше;</w:t>
+        <w:rPr>
+          <w:bCs/>
+          <w:b/>
+        </w:rPr>
+        <w:t xml:space="preserve">Кількість невдалих спроб до блокування</w:t>
+      </w:r>
+      <w:r>
+        <w:t xml:space="preserve"> </w:t>
+      </w:r>
+      <w:r>
+        <w:t xml:space="preserve">(від 1 до 20, за замовчуванням 5);</w:t>
       </w:r>
     </w:p>
     <w:p>
@@ -1055,7 +995,114 @@
         <w:pStyle w:val="Compact"/>
       </w:pPr>
       <w:r>
-        <w:t xml:space="preserve">проєкт справді більше не потрібен — окремої функції «Архівувати» замість видалення в інтерфейсі поки немає (див. розділ 11).</w:t>
+        <w:rPr>
+          <w:bCs/>
+          <w:b/>
+        </w:rPr>
+        <w:t xml:space="preserve">Тривалість блокування</w:t>
+      </w:r>
+      <w:r>
+        <w:t xml:space="preserve"> </w:t>
+      </w:r>
+      <w:r>
+        <w:t xml:space="preserve">в хвилинах (від 1 до 1440, тобто до доби; за замовчуванням 15).</w:t>
+      </w:r>
+    </w:p>
+    <w:p>
+      <w:pPr>
+        <w:pStyle w:val="FirstParagraph"/>
+      </w:pPr>
+      <w:r>
+        <w:t xml:space="preserve">Зміна застосовується одразу до всіх майбутніх спроб входу.</w:t>
+      </w:r>
+    </w:p>
+    <w:bookmarkEnd w:id="28"/>
+    <w:bookmarkStart w:id="29" w:name="як-це-виглядає-для-користувача"/>
+    <w:p>
+      <w:pPr>
+        <w:pStyle w:val="Heading3"/>
+      </w:pPr>
+      <w:r>
+        <w:t xml:space="preserve">Як це виглядає для користувача</w:t>
+      </w:r>
+    </w:p>
+    <w:p>
+      <w:pPr>
+        <w:pStyle w:val="FirstParagraph"/>
+      </w:pPr>
+      <w:r>
+        <w:t xml:space="preserve">Після кожної невдалої спроби форма входу показує, скільки спроб лишилось («Невірний email або пароль. Залишилось спроб до тимчасового блокування: 2»). Після вичерпання ліміту — повідомлення про блокування з часом очікування.</w:t>
+      </w:r>
+      <w:r>
+        <w:t xml:space="preserve"> </w:t>
+      </w:r>
+      <w:r>
+        <w:rPr>
+          <w:bCs/>
+          <w:b/>
+        </w:rPr>
+        <w:t xml:space="preserve">Поки блокування діє, навіть правильний пароль не приймається</w:t>
+      </w:r>
+      <w:r>
+        <w:t xml:space="preserve"> </w:t>
+      </w:r>
+      <w:r>
+        <w:t xml:space="preserve">— це очікувано, а не баг. Лічильник спроб автоматично скидається до нуля одразу після наступного вдалого входу.</w:t>
+      </w:r>
+    </w:p>
+    <w:bookmarkEnd w:id="29"/>
+    <w:bookmarkStart w:id="30" w:name="ручне-зняття-блокування"/>
+    <w:p>
+      <w:pPr>
+        <w:pStyle w:val="Heading3"/>
+      </w:pPr>
+      <w:r>
+        <w:t xml:space="preserve">Ручне зняття блокування</w:t>
+      </w:r>
+    </w:p>
+    <w:p>
+      <w:pPr>
+        <w:pStyle w:val="FirstParagraph"/>
+      </w:pPr>
+      <w:r>
+        <w:t xml:space="preserve">Якщо співробітнику потрібен негайний доступ, не чекаючи закінчення таймауту — на сторінці</w:t>
+      </w:r>
+      <w:r>
+        <w:t xml:space="preserve"> </w:t>
+      </w:r>
+      <w:r>
+        <w:rPr>
+          <w:bCs/>
+          <w:b/>
+        </w:rPr>
+        <w:t xml:space="preserve">«Користувачі»</w:t>
+      </w:r>
+      <w:r>
+        <w:t xml:space="preserve"> </w:t>
+      </w:r>
+      <w:r>
+        <w:t xml:space="preserve">заблокований обліковий запис позначений червоним бейджем «Заблоковано до ГГ:ХХ ДД.ММ», і поруч із ним з'являється кнопка</w:t>
+      </w:r>
+      <w:r>
+        <w:t xml:space="preserve"> </w:t>
+      </w:r>
+      <w:r>
+        <w:rPr>
+          <w:bCs/>
+          <w:b/>
+        </w:rPr>
+        <w:t xml:space="preserve">«Зняти блокування»</w:t>
+      </w:r>
+      <w:r>
+        <w:t xml:space="preserve">. Натискання одразу скидає і блокування, і лічильник невдалих спроб.</w:t>
+      </w:r>
+    </w:p>
+    <w:p>
+      <w:pPr>
+        <w:pStyle w:val="BlockText"/>
+      </w:pPr>
+      <w:r>
+        <w:t xml:space="preserve">Кожне автоматичне блокування, ручне розблокування адміністратором і зміна налаштувань фіксуються в журналі аудиту (розділ 8) — можна перевірити, хто і коли це робив.</w:t>
       </w:r>
     </w:p>
     <w:p>
@@ -1065,15 +1112,24 @@
         </w:pict>
       </w:r>
     </w:p>
-    <w:bookmarkEnd w:id="29"/>
     <w:bookmarkEnd w:id="30"/>
-    <w:bookmarkStart w:id="31" w:name="X9c98e13611c026e71c9fbf64a0df66e228a992d"/>
+    <w:bookmarkEnd w:id="31"/>
+    <w:bookmarkStart w:id="35" w:name="X3d8054a9a89b17e1d29b885a266aa29011fefde"/>
     <w:p>
       <w:pPr>
         <w:pStyle w:val="Heading2"/>
       </w:pPr>
       <w:r>
-        <w:t xml:space="preserve">5. Хто бачить проєкт чи тікет</w:t>
+        <w:t xml:space="preserve">5. Керування проєктами (</w:t>
+      </w:r>
+      <w:r>
+        <w:rPr>
+          <w:rStyle w:val="VerbatimChar"/>
+        </w:rPr>
+        <w:t xml:space="preserve">Адмін-панель → Проєкти</w:t>
+      </w:r>
+      <w:r>
+        <w:t xml:space="preserve">)</w:t>
       </w:r>
     </w:p>
     <w:p>
@@ -1081,41 +1137,74 @@
         <w:pStyle w:val="FirstParagraph"/>
       </w:pPr>
       <w:r>
-        <w:t xml:space="preserve">Це стосується</w:t>
-      </w:r>
-      <w:r>
-        <w:t xml:space="preserve"> </w:t>
-      </w:r>
-      <w:r>
-        <w:rPr>
-          <w:bCs/>
-          <w:b/>
-        </w:rPr>
-        <w:t xml:space="preserve">всіх</w:t>
-      </w:r>
-      <w:r>
-        <w:t xml:space="preserve"> </w:t>
-      </w:r>
-      <w:r>
-        <w:t xml:space="preserve">ролей, окрім адміністратора системи, який завжди бачить усе.</w:t>
-      </w:r>
-    </w:p>
-    <w:p>
-      <w:pPr>
-        <w:pStyle w:val="BodyText"/>
-      </w:pPr>
-      <w:r>
-        <w:rPr>
-          <w:bCs/>
-          <w:b/>
-        </w:rPr>
-        <w:t xml:space="preserve">Проєкт</w:t>
-      </w:r>
-      <w:r>
-        <w:t xml:space="preserve"> </w:t>
-      </w:r>
-      <w:r>
-        <w:t xml:space="preserve">видно лише:</w:t>
+        <w:t xml:space="preserve">Тут — список усіх проєктів системи з кількістю відкритих задач і власником.</w:t>
+      </w:r>
+    </w:p>
+    <w:bookmarkStart w:id="32" w:name="зміна-видимості"/>
+    <w:p>
+      <w:pPr>
+        <w:pStyle w:val="Heading3"/>
+      </w:pPr>
+      <w:r>
+        <w:t xml:space="preserve">Зміна видимості</w:t>
+      </w:r>
+    </w:p>
+    <w:p>
+      <w:pPr>
+        <w:pStyle w:val="FirstParagraph"/>
+      </w:pPr>
+      <w:r>
+        <w:t xml:space="preserve">У стовпці</w:t>
+      </w:r>
+      <w:r>
+        <w:t xml:space="preserve"> </w:t>
+      </w:r>
+      <w:r>
+        <w:rPr>
+          <w:bCs/>
+          <w:b/>
+        </w:rPr>
+        <w:t xml:space="preserve">«Видимість»</w:t>
+      </w:r>
+      <w:r>
+        <w:t xml:space="preserve"> </w:t>
+      </w:r>
+      <w:r>
+        <w:t xml:space="preserve">оберіть потрібне значення зі списку — зміна застосовується одразу, без окремої кнопки «Зберегти». Доступні варіанти: публічний, приватний, обмежений доступ.</w:t>
+      </w:r>
+    </w:p>
+    <w:bookmarkEnd w:id="32"/>
+    <w:bookmarkStart w:id="33" w:name="зміна-статусу-архівування"/>
+    <w:p>
+      <w:pPr>
+        <w:pStyle w:val="Heading3"/>
+      </w:pPr>
+      <w:r>
+        <w:t xml:space="preserve">Зміна статусу (архівування)</w:t>
+      </w:r>
+    </w:p>
+    <w:p>
+      <w:pPr>
+        <w:pStyle w:val="FirstParagraph"/>
+      </w:pPr>
+      <w:r>
+        <w:t xml:space="preserve">У стовпці</w:t>
+      </w:r>
+      <w:r>
+        <w:t xml:space="preserve"> </w:t>
+      </w:r>
+      <w:r>
+        <w:rPr>
+          <w:bCs/>
+          <w:b/>
+        </w:rPr>
+        <w:t xml:space="preserve">«Статус»</w:t>
+      </w:r>
+      <w:r>
+        <w:t xml:space="preserve"> </w:t>
+      </w:r>
+      <w:r>
+        <w:t xml:space="preserve">так само оберіть зі списку — застосовується одразу. Три варіанти:</w:t>
       </w:r>
     </w:p>
     <w:p>
@@ -1127,7 +1216,17 @@
         <w:pStyle w:val="Compact"/>
       </w:pPr>
       <w:r>
-        <w:t xml:space="preserve">тому, хто його створив;</w:t>
+        <w:rPr>
+          <w:bCs/>
+          <w:b/>
+        </w:rPr>
+        <w:t xml:space="preserve">Активний</w:t>
+      </w:r>
+      <w:r>
+        <w:t xml:space="preserve"> </w:t>
+      </w:r>
+      <w:r>
+        <w:t xml:space="preserve">(зелений) — звичайний робочий стан;</w:t>
       </w:r>
     </w:p>
     <w:p>
@@ -1139,7 +1238,17 @@
         <w:pStyle w:val="Compact"/>
       </w:pPr>
       <w:r>
-        <w:t xml:space="preserve">відповідальному за проєкт (призначається в п. 6 нижче);</w:t>
+        <w:rPr>
+          <w:bCs/>
+          <w:b/>
+        </w:rPr>
+        <w:t xml:space="preserve">Архівний</w:t>
+      </w:r>
+      <w:r>
+        <w:t xml:space="preserve"> </w:t>
+      </w:r>
+      <w:r>
+        <w:t xml:space="preserve">(сірий) — для завершених чи призупинених проєктів, які варто зберегти, але прибрати з активної роботи;</w:t>
       </w:r>
     </w:p>
     <w:p>
@@ -1151,7 +1260,51 @@
         <w:pStyle w:val="Compact"/>
       </w:pPr>
       <w:r>
-        <w:t xml:space="preserve">адміністратору системи.</w:t>
+        <w:rPr>
+          <w:bCs/>
+          <w:b/>
+        </w:rPr>
+        <w:t xml:space="preserve">Закритий</w:t>
+      </w:r>
+      <w:r>
+        <w:t xml:space="preserve"> </w:t>
+      </w:r>
+      <w:r>
+        <w:t xml:space="preserve">(чорний) — остаточно завершений проєкт.</w:t>
+      </w:r>
+    </w:p>
+    <w:p>
+      <w:pPr>
+        <w:pStyle w:val="BlockText"/>
+      </w:pPr>
+      <w:r>
+        <w:t xml:space="preserve">Зміна статусу</w:t>
+      </w:r>
+      <w:r>
+        <w:t xml:space="preserve"> </w:t>
+      </w:r>
+      <w:r>
+        <w:rPr>
+          <w:bCs/>
+          <w:b/>
+        </w:rPr>
+        <w:t xml:space="preserve">нічого не приховує й не видаляє</w:t>
+      </w:r>
+      <w:r>
+        <w:t xml:space="preserve"> </w:t>
+      </w:r>
+      <w:r>
+        <w:t xml:space="preserve">— це лише позначка. Сам проєкт, його задачі та історія лишаються доступними так само, як і раніше (з урахуванням звичайних правил видимості, розділ 6). Якщо потрібно повністю прибрати проєкт — див. «Видалення проєкту» нижче.</w:t>
+      </w:r>
+    </w:p>
+    <w:bookmarkEnd w:id="33"/>
+    <w:bookmarkStart w:id="34" w:name="видалення-проєкту"/>
+    <w:p>
+      <w:pPr>
+        <w:pStyle w:val="Heading3"/>
+      </w:pPr>
+      <w:r>
+        <w:t xml:space="preserve">Видалення проєкту</w:t>
       </w:r>
     </w:p>
     <w:p>
@@ -1159,34 +1312,39 @@
         <w:pStyle w:val="FirstParagraph"/>
       </w:pPr>
       <w:r>
-        <w:t xml:space="preserve">Усі інші користувачі не побачать проєкт ні в списку</w:t>
-      </w:r>
-      <w:r>
-        <w:t xml:space="preserve"> </w:t>
-      </w:r>
-      <w:r>
-        <w:rPr>
-          <w:rStyle w:val="VerbatimChar"/>
-        </w:rPr>
-        <w:t xml:space="preserve">/projects</w:t>
-      </w:r>
-      <w:r>
-        <w:t xml:space="preserve">, ні за прямим посиланням (система покаже «Доступ обмежено»). Це стосується й задач усередині такого проєкту — переглянути задачу, залишити коментар, змінити статус чи побачити її на сторінці</w:t>
-      </w:r>
-      <w:r>
-        <w:t xml:space="preserve"> </w:t>
-      </w:r>
-      <w:r>
-        <w:rPr>
-          <w:rStyle w:val="VerbatimChar"/>
-        </w:rPr>
-        <w:t xml:space="preserve">/tasks</w:t>
-      </w:r>
-      <w:r>
-        <w:t xml:space="preserve"> </w:t>
-      </w:r>
-      <w:r>
-        <w:t xml:space="preserve">(загальний список відкритих задач) можуть лише ті самі люди.</w:t>
+        <w:t xml:space="preserve">Це</w:t>
+      </w:r>
+      <w:r>
+        <w:t xml:space="preserve"> </w:t>
+      </w:r>
+      <w:r>
+        <w:rPr>
+          <w:bCs/>
+          <w:b/>
+        </w:rPr>
+        <w:t xml:space="preserve">повністю незворотна</w:t>
+      </w:r>
+      <w:r>
+        <w:t xml:space="preserve"> </w:t>
+      </w:r>
+      <w:r>
+        <w:t xml:space="preserve">дія: видаляються сам проєкт і</w:t>
+      </w:r>
+      <w:r>
+        <w:t xml:space="preserve"> </w:t>
+      </w:r>
+      <w:r>
+        <w:rPr>
+          <w:bCs/>
+          <w:b/>
+        </w:rPr>
+        <w:t xml:space="preserve">всі</w:t>
+      </w:r>
+      <w:r>
+        <w:t xml:space="preserve"> </w:t>
+      </w:r>
+      <w:r>
+        <w:t xml:space="preserve">пов'язані з ним задачі, коментарі, вкладення та записи обліку часу.</w:t>
       </w:r>
     </w:p>
     <w:p>
@@ -1194,17 +1352,31 @@
         <w:pStyle w:val="BodyText"/>
       </w:pPr>
       <w:r>
-        <w:rPr>
-          <w:bCs/>
-          <w:b/>
-        </w:rPr>
-        <w:t xml:space="preserve">Тікет</w:t>
-      </w:r>
-      <w:r>
-        <w:t xml:space="preserve"> </w:t>
-      </w:r>
-      <w:r>
-        <w:t xml:space="preserve">видно лише:</w:t>
+        <w:t xml:space="preserve">Для захисту від випадкового натискання система вимагає ввести</w:t>
+      </w:r>
+      <w:r>
+        <w:t xml:space="preserve"> </w:t>
+      </w:r>
+      <w:r>
+        <w:rPr>
+          <w:bCs/>
+          <w:b/>
+        </w:rPr>
+        <w:t xml:space="preserve">точну назву проєкту</w:t>
+      </w:r>
+      <w:r>
+        <w:t xml:space="preserve"> </w:t>
+      </w:r>
+      <w:r>
+        <w:t xml:space="preserve">в полі підтвердження перед видаленням — без цього видалення не відбудеться.</w:t>
+      </w:r>
+    </w:p>
+    <w:p>
+      <w:pPr>
+        <w:pStyle w:val="BodyText"/>
+      </w:pPr>
+      <w:r>
+        <w:t xml:space="preserve">Перед видаленням проєкту переконайтеся, що:</w:t>
       </w:r>
     </w:p>
     <w:p>
@@ -1216,7 +1388,7 @@
         <w:pStyle w:val="Compact"/>
       </w:pPr>
       <w:r>
-        <w:t xml:space="preserve">заявнику (хто його створив);</w:t>
+        <w:t xml:space="preserve">всю потрібну звітність (облік часу, перелік задач) уже вивантажено, якщо вона знадобиться пізніше;</w:t>
       </w:r>
     </w:p>
     <w:p>
@@ -1228,45 +1400,7 @@
         <w:pStyle w:val="Compact"/>
       </w:pPr>
       <w:r>
-        <w:t xml:space="preserve">призначеному оператору;</w:t>
-      </w:r>
-    </w:p>
-    <w:p>
-      <w:pPr>
-        <w:numPr>
-          <w:ilvl w:val="0"/>
-          <w:numId w:val="1007"/>
-        </w:numPr>
-        <w:pStyle w:val="Compact"/>
-      </w:pPr>
-      <w:r>
-        <w:t xml:space="preserve">адміністратору системи.</w:t>
-      </w:r>
-    </w:p>
-    <w:p>
-      <w:pPr>
-        <w:pStyle w:val="BlockText"/>
-      </w:pPr>
-      <w:r>
-        <w:rPr>
-          <w:bCs/>
-          <w:b/>
-        </w:rPr>
-        <w:t xml:space="preserve">Важливий наслідок:</w:t>
-      </w:r>
-      <w:r>
-        <w:t xml:space="preserve"> </w:t>
-      </w:r>
-      <w:r>
-        <w:t xml:space="preserve">оператор служби підтримки чи керівник ІТ-підрозділу (якщо не адміністратор) не бачать чергу непризначених тікетів — лише ті, що вже стосуються їх особисто. Призначити оператора на новий тікет наразі може лише адміністратор системи (розділ 8), оскільки лише він бачить усі тікети одразу.</w:t>
-      </w:r>
-    </w:p>
-    <w:p>
-      <w:pPr>
-        <w:pStyle w:val="FirstParagraph"/>
-      </w:pPr>
-      <w:r>
-        <w:t xml:space="preserve">Якщо потрібна для когось особливий доступ до проєкту чи тікета — призначте цю людину відповідальним/оператором (розділ 8).</w:t>
+        <w:t xml:space="preserve">проєкт справді більше не потрібен назавжди — якщо є сумнів, краще позначити його «Архівний» (див. вище), а не видаляти.</w:t>
       </w:r>
     </w:p>
     <w:p>
@@ -1276,14 +1410,15 @@
         </w:pict>
       </w:r>
     </w:p>
-    <w:bookmarkEnd w:id="31"/>
-    <w:bookmarkStart w:id="32" w:name="X081fc389be571e22e95828e36233cfd1b412819"/>
+    <w:bookmarkEnd w:id="34"/>
+    <w:bookmarkEnd w:id="35"/>
+    <w:bookmarkStart w:id="36" w:name="X4b7ded1955befdfabf08dca47056cc183b5d38e"/>
     <w:p>
       <w:pPr>
         <w:pStyle w:val="Heading2"/>
       </w:pPr>
       <w:r>
-        <w:t xml:space="preserve">6. Створення звичайних проєктів і задач</w:t>
+        <w:t xml:space="preserve">6. Хто бачить проєкт чи тікет</w:t>
       </w:r>
     </w:p>
     <w:p>
@@ -1291,20 +1426,85 @@
         <w:pStyle w:val="FirstParagraph"/>
       </w:pPr>
       <w:r>
-        <w:t xml:space="preserve">Як адміністратор, ви також бачите звичайний інтерфейс (пункт меню</w:t>
-      </w:r>
-      <w:r>
-        <w:t xml:space="preserve"> </w:t>
-      </w:r>
-      <w:r>
-        <w:rPr>
-          <w:bCs/>
-          <w:b/>
-        </w:rPr>
-        <w:t xml:space="preserve">«Проєкти»</w:t>
-      </w:r>
-      <w:r>
-        <w:t xml:space="preserve">) — там само створюються проєкти й задачі, як описано в</w:t>
+        <w:t xml:space="preserve">Це стосується</w:t>
+      </w:r>
+      <w:r>
+        <w:t xml:space="preserve"> </w:t>
+      </w:r>
+      <w:r>
+        <w:rPr>
+          <w:bCs/>
+          <w:b/>
+        </w:rPr>
+        <w:t xml:space="preserve">всіх</w:t>
+      </w:r>
+      <w:r>
+        <w:t xml:space="preserve"> </w:t>
+      </w:r>
+      <w:r>
+        <w:t xml:space="preserve">ролей, окрім адміністратора системи, який завжди бачить усе.</w:t>
+      </w:r>
+    </w:p>
+    <w:p>
+      <w:pPr>
+        <w:pStyle w:val="BodyText"/>
+      </w:pPr>
+      <w:r>
+        <w:rPr>
+          <w:bCs/>
+          <w:b/>
+        </w:rPr>
+        <w:t xml:space="preserve">Проєкт</w:t>
+      </w:r>
+      <w:r>
+        <w:t xml:space="preserve"> </w:t>
+      </w:r>
+      <w:r>
+        <w:t xml:space="preserve">видно лише:</w:t>
+      </w:r>
+    </w:p>
+    <w:p>
+      <w:pPr>
+        <w:numPr>
+          <w:ilvl w:val="0"/>
+          <w:numId w:val="1008"/>
+        </w:numPr>
+        <w:pStyle w:val="Compact"/>
+      </w:pPr>
+      <w:r>
+        <w:t xml:space="preserve">тому, хто його створив;</w:t>
+      </w:r>
+    </w:p>
+    <w:p>
+      <w:pPr>
+        <w:numPr>
+          <w:ilvl w:val="0"/>
+          <w:numId w:val="1008"/>
+        </w:numPr>
+        <w:pStyle w:val="Compact"/>
+      </w:pPr>
+      <w:r>
+        <w:t xml:space="preserve">відповідальному за проєкт (призначається в розділі 9 нижче);</w:t>
+      </w:r>
+    </w:p>
+    <w:p>
+      <w:pPr>
+        <w:numPr>
+          <w:ilvl w:val="0"/>
+          <w:numId w:val="1008"/>
+        </w:numPr>
+        <w:pStyle w:val="Compact"/>
+      </w:pPr>
+      <w:r>
+        <w:t xml:space="preserve">адміністратору системи.</w:t>
+      </w:r>
+    </w:p>
+    <w:p>
+      <w:pPr>
+        <w:pStyle w:val="FirstParagraph"/>
+      </w:pPr>
+      <w:r>
+        <w:t xml:space="preserve">Усі інші користувачі не побачать проєкт ні в списку</w:t>
       </w:r>
       <w:r>
         <w:t xml:space="preserve"> </w:t>
@@ -1313,10 +1513,10 @@
         <w:rPr>
           <w:rStyle w:val="VerbatimChar"/>
         </w:rPr>
-        <w:t xml:space="preserve">docs/USER_GUIDE.md</w:t>
-      </w:r>
-      <w:r>
-        <w:t xml:space="preserve">. Права на створення проєкту мають ролі «Адміністратор системи» та «Керівник ІТ-підрозділу». На сторінці кожного проєкту доступні канбан-дошка («📋 Канбан-дошка», перетягування задач між статусами), діаграма Ганта («📊 Діаграма Ганта», терміни та залежності задач з можливістю перетягування) та дорожня карта («🗺️ Дорожня карта», етапи/контрольні точки з прогрес-баром на основі прив'язаних задач — створювати й видаляти етапи можуть лише ролі admin/it_manager, змінювати статус етапу — будь-хто з доступом до проєкту) — детальніше в</w:t>
+        <w:t xml:space="preserve">/projects</w:t>
+      </w:r>
+      <w:r>
+        <w:t xml:space="preserve">, ні за прямим посиланням (система покаже «Доступ обмежено»). Це стосується й задач усередині такого проєкту — переглянути задачу, залишити коментар, змінити статус чи побачити її на сторінці</w:t>
       </w:r>
       <w:r>
         <w:t xml:space="preserve"> </w:t>
@@ -1325,10 +1525,93 @@
         <w:rPr>
           <w:rStyle w:val="VerbatimChar"/>
         </w:rPr>
-        <w:t xml:space="preserve">docs/USER_GUIDE.md</w:t>
-      </w:r>
-      <w:r>
-        <w:t xml:space="preserve">, розділи 4.5–4.7.</w:t>
+        <w:t xml:space="preserve">/tasks</w:t>
+      </w:r>
+      <w:r>
+        <w:t xml:space="preserve"> </w:t>
+      </w:r>
+      <w:r>
+        <w:t xml:space="preserve">(загальний список відкритих задач) можуть лише ті самі люди.</w:t>
+      </w:r>
+    </w:p>
+    <w:p>
+      <w:pPr>
+        <w:pStyle w:val="BodyText"/>
+      </w:pPr>
+      <w:r>
+        <w:rPr>
+          <w:bCs/>
+          <w:b/>
+        </w:rPr>
+        <w:t xml:space="preserve">Тікет</w:t>
+      </w:r>
+      <w:r>
+        <w:t xml:space="preserve"> </w:t>
+      </w:r>
+      <w:r>
+        <w:t xml:space="preserve">видно лише:</w:t>
+      </w:r>
+    </w:p>
+    <w:p>
+      <w:pPr>
+        <w:numPr>
+          <w:ilvl w:val="0"/>
+          <w:numId w:val="1009"/>
+        </w:numPr>
+        <w:pStyle w:val="Compact"/>
+      </w:pPr>
+      <w:r>
+        <w:t xml:space="preserve">заявнику (хто його створив);</w:t>
+      </w:r>
+    </w:p>
+    <w:p>
+      <w:pPr>
+        <w:numPr>
+          <w:ilvl w:val="0"/>
+          <w:numId w:val="1009"/>
+        </w:numPr>
+        <w:pStyle w:val="Compact"/>
+      </w:pPr>
+      <w:r>
+        <w:t xml:space="preserve">призначеному оператору;</w:t>
+      </w:r>
+    </w:p>
+    <w:p>
+      <w:pPr>
+        <w:numPr>
+          <w:ilvl w:val="0"/>
+          <w:numId w:val="1009"/>
+        </w:numPr>
+        <w:pStyle w:val="Compact"/>
+      </w:pPr>
+      <w:r>
+        <w:t xml:space="preserve">адміністратору системи.</w:t>
+      </w:r>
+    </w:p>
+    <w:p>
+      <w:pPr>
+        <w:pStyle w:val="BlockText"/>
+      </w:pPr>
+      <w:r>
+        <w:rPr>
+          <w:bCs/>
+          <w:b/>
+        </w:rPr>
+        <w:t xml:space="preserve">Важливий наслідок:</w:t>
+      </w:r>
+      <w:r>
+        <w:t xml:space="preserve"> </w:t>
+      </w:r>
+      <w:r>
+        <w:t xml:space="preserve">оператор служби підтримки чи керівник ІТ-підрозділу (якщо не адміністратор) не бачать чергу непризначених тікетів — лише ті, що вже стосуються їх особисто. Призначити оператора на новий тікет наразі може лише адміністратор системи (розділ 9), оскільки лише він бачить усі тікети одразу.</w:t>
+      </w:r>
+    </w:p>
+    <w:p>
+      <w:pPr>
+        <w:pStyle w:val="FirstParagraph"/>
+      </w:pPr>
+      <w:r>
+        <w:t xml:space="preserve">Якщо потрібна для когось особливий доступ до проєкту чи тікета — призначте цю людину відповідальним/оператором (розділ 9).</w:t>
       </w:r>
     </w:p>
     <w:p>
@@ -1338,359 +1621,59 @@
         </w:pict>
       </w:r>
     </w:p>
-    <w:bookmarkEnd w:id="32"/>
-    <w:bookmarkStart w:id="33" w:name="Xa0a9a690c08647492a566647eda498d63f4b624"/>
+    <w:bookmarkEnd w:id="36"/>
+    <w:bookmarkStart w:id="37" w:name="X6f99d05fbb3938bbf742239907e4d810e2aabe3"/>
     <w:p>
       <w:pPr>
         <w:pStyle w:val="Heading2"/>
       </w:pPr>
       <w:r>
-        <w:t xml:space="preserve">7. Загальний огляд по всій системі (</w:t>
+        <w:t xml:space="preserve">7. Створення звичайних проєктів і задач</w:t>
+      </w:r>
+    </w:p>
+    <w:p>
+      <w:pPr>
+        <w:pStyle w:val="FirstParagraph"/>
+      </w:pPr>
+      <w:r>
+        <w:t xml:space="preserve">Як адміністратор, ви також бачите звичайний інтерфейс (пункт меню</w:t>
+      </w:r>
+      <w:r>
+        <w:t xml:space="preserve"> </w:t>
+      </w:r>
+      <w:r>
+        <w:rPr>
+          <w:bCs/>
+          <w:b/>
+        </w:rPr>
+        <w:t xml:space="preserve">«Проєкти»</w:t>
+      </w:r>
+      <w:r>
+        <w:t xml:space="preserve">) — там само створюються проєкти й задачі, як описано в</w:t>
+      </w:r>
+      <w:r>
+        <w:t xml:space="preserve"> </w:t>
       </w:r>
       <w:r>
         <w:rPr>
           <w:rStyle w:val="VerbatimChar"/>
         </w:rPr>
-        <w:t xml:space="preserve">Адмін-панель → Канбан / Гант / Облік часу — усі проєкти</w:t>
-      </w:r>
-      <w:r>
-        <w:t xml:space="preserve">)</w:t>
-      </w:r>
-    </w:p>
-    <w:p>
-      <w:pPr>
-        <w:pStyle w:val="FirstParagraph"/>
-      </w:pPr>
-      <w:r>
-        <w:t xml:space="preserve">На відміну від звичайних канбан-дошки й діаграми Ганта (розділ 6), які показують задачі лише</w:t>
-      </w:r>
-      <w:r>
-        <w:t xml:space="preserve"> </w:t>
-      </w:r>
-      <w:r>
-        <w:rPr>
-          <w:bCs/>
-          <w:b/>
-        </w:rPr>
-        <w:t xml:space="preserve">одного</w:t>
-      </w:r>
-      <w:r>
-        <w:t xml:space="preserve"> </w:t>
-      </w:r>
-      <w:r>
-        <w:t xml:space="preserve">проєкту, ці сторінки на головній адмін-панелі об'єднують дані</w:t>
-      </w:r>
-      <w:r>
-        <w:t xml:space="preserve"> </w:t>
-      </w:r>
-      <w:r>
-        <w:rPr>
-          <w:bCs/>
-          <w:b/>
-        </w:rPr>
-        <w:t xml:space="preserve">з усіх проєктів одразу</w:t>
-      </w:r>
-      <w:r>
-        <w:t xml:space="preserve"> </w:t>
-      </w:r>
-      <w:r>
-        <w:t xml:space="preserve">— зручно, щоб оцінити загальне навантаження, не переходячи по кожному проєкту окремо. Доступ — лише роль «Адміністратор системи»; інші ролі отримають помилку доступу навіть якщо спробують перейти за прямим посиланням.</w:t>
-      </w:r>
-    </w:p>
-    <w:p>
-      <w:pPr>
-        <w:numPr>
-          <w:ilvl w:val="0"/>
-          <w:numId w:val="1008"/>
-        </w:numPr>
-        <w:pStyle w:val="Compact"/>
-      </w:pPr>
-      <w:r>
-        <w:rPr>
-          <w:bCs/>
-          <w:b/>
-        </w:rPr>
-        <w:t xml:space="preserve">«📋 Канбан — усі проєкти»</w:t>
-      </w:r>
-      <w:r>
-        <w:t xml:space="preserve"> </w:t>
-      </w:r>
-      <w:r>
-        <w:t xml:space="preserve">(</w:t>
+        <w:t xml:space="preserve">docs/USER_GUIDE.md</w:t>
+      </w:r>
+      <w:r>
+        <w:t xml:space="preserve">. Права на створення проєкту мають ролі «Адміністратор системи» та «Керівник ІТ-підрозділу». На сторінці кожного проєкту доступні канбан-дошка («📋 Канбан-дошка», перетягування задач між статусами), діаграма Ганта («📊 Діаграма Ганта», терміни та залежності задач з можливістю перетягування) та дорожня карта («🗺️ Дорожня карта», етапи/контрольні точки з прогрес-баром на основі прив'язаних задач — створювати й видаляти етапи можуть лише ролі admin/it_manager, змінювати статус етапу — будь-хто з доступом до проєкту) — детальніше в</w:t>
+      </w:r>
+      <w:r>
+        <w:t xml:space="preserve"> </w:t>
       </w:r>
       <w:r>
         <w:rPr>
           <w:rStyle w:val="VerbatimChar"/>
         </w:rPr>
-        <w:t xml:space="preserve">/admin/board</w:t>
-      </w:r>
-      <w:r>
-        <w:t xml:space="preserve">) — та сама логіка колонок за статусом, що й на дошці проєкту, але кожна картка додатково позначена бейджем з назвою свого проєкту, а текст на картках дрібніший, ніж на дошці одного проєкту — тут карток одночасно набагато більше, тож компактніший вигляд дає побачити більше без прокрутки. Перетягування між колонками працює так само.</w:t>
-      </w:r>
-    </w:p>
-    <w:p>
-      <w:pPr>
-        <w:numPr>
-          <w:ilvl w:val="0"/>
-          <w:numId w:val="1008"/>
-        </w:numPr>
-        <w:pStyle w:val="Compact"/>
-      </w:pPr>
-      <w:r>
-        <w:rPr>
-          <w:bCs/>
-          <w:b/>
-        </w:rPr>
-        <w:t xml:space="preserve">«📊 Гант — усі проєкти»</w:t>
-      </w:r>
-      <w:r>
-        <w:t xml:space="preserve"> </w:t>
-      </w:r>
-      <w:r>
-        <w:t xml:space="preserve">(</w:t>
-      </w:r>
-      <w:r>
-        <w:rPr>
-          <w:rStyle w:val="VerbatimChar"/>
-        </w:rPr>
-        <w:t xml:space="preserve">/admin/gantt</w:t>
-      </w:r>
-      <w:r>
-        <w:t xml:space="preserve">) — та сама діаграма, але назва кожної смуги починається з назви проєкту (наприклад, «[Мій проєкт] #12 Назва задачі»). При відкритті сторінки діаграма прокручується так, щоб</w:t>
-      </w:r>
-      <w:r>
-        <w:t xml:space="preserve"> </w:t>
-      </w:r>
-      <w:r>
-        <w:rPr>
-          <w:bCs/>
-          <w:b/>
-        </w:rPr>
-        <w:t xml:space="preserve">«сьогодні» було ліворуч</w:t>
-      </w:r>
-      <w:r>
-        <w:t xml:space="preserve">, а не по центру, як зазвичай, — щоб одразу бачити все майбутнє навантаження, не гортаючи вліво. Перетягування смуги так само зберігає нові дати.</w:t>
-      </w:r>
-    </w:p>
-    <w:p>
-      <w:pPr>
-        <w:numPr>
-          <w:ilvl w:val="0"/>
-          <w:numId w:val="1008"/>
-        </w:numPr>
-        <w:pStyle w:val="Compact"/>
-      </w:pPr>
-      <w:r>
-        <w:rPr>
-          <w:bCs/>
-          <w:b/>
-        </w:rPr>
-        <w:t xml:space="preserve">Додавання нової залежності між задачами тут недоступне</w:t>
-      </w:r>
-      <w:r>
-        <w:t xml:space="preserve"> </w:t>
-      </w:r>
-      <w:r>
-        <w:t xml:space="preserve">— це свідомо, оскільки залежність технічно можлива лише між задачами одного проєкту; щоб додати чи відредагувати зв'язок, відкрийте діаграму Ганта потрібного проєкту (розділ 6). Уже створені залежності на загальній діаграмі показуються стрілками як завжди.</w:t>
-      </w:r>
-    </w:p>
-    <w:p>
-      <w:pPr>
-        <w:numPr>
-          <w:ilvl w:val="0"/>
-          <w:numId w:val="1008"/>
-        </w:numPr>
-        <w:pStyle w:val="Compact"/>
-      </w:pPr>
-      <w:r>
-        <w:rPr>
-          <w:bCs/>
-          <w:b/>
-        </w:rPr>
-        <w:t xml:space="preserve">«⏱️ Облік часу — усі проєкти»</w:t>
-      </w:r>
-      <w:r>
-        <w:t xml:space="preserve"> </w:t>
-      </w:r>
-      <w:r>
-        <w:t xml:space="preserve">(</w:t>
-      </w:r>
-      <w:r>
-        <w:rPr>
-          <w:rStyle w:val="VerbatimChar"/>
-        </w:rPr>
-        <w:t xml:space="preserve">/admin/time</w:t>
-      </w:r>
-      <w:r>
-        <w:t xml:space="preserve">) — на відміну від проєктної версії сторінки (розділ 4.8</w:t>
-      </w:r>
-      <w:r>
-        <w:t xml:space="preserve"> </w:t>
-      </w:r>
-      <w:r>
-        <w:rPr>
-          <w:rStyle w:val="VerbatimChar"/>
-        </w:rPr>
         <w:t xml:space="preserve">docs/USER_GUIDE.md</w:t>
       </w:r>
       <w:r>
-        <w:t xml:space="preserve">), тут вкладки «По днях / По тижнях (ISO 8601) / По місяцях» показують у кожній</w:t>
-      </w:r>
-      <w:r>
-        <w:t xml:space="preserve"> </w:t>
-      </w:r>
-      <w:r>
-        <w:rPr>
-          <w:bCs/>
-          <w:b/>
-        </w:rPr>
-        <w:t xml:space="preserve">три</w:t>
-      </w:r>
-      <w:r>
-        <w:t xml:space="preserve"> </w:t>
-      </w:r>
-      <w:r>
-        <w:t xml:space="preserve">таблиці одразу: загальна сума за період, розбивка по користувачах за той самий період, і розбивка</w:t>
-      </w:r>
-      <w:r>
-        <w:t xml:space="preserve"> </w:t>
-      </w:r>
-      <w:r>
-        <w:rPr>
-          <w:bCs/>
-          <w:b/>
-        </w:rPr>
-        <w:t xml:space="preserve">по проєктах</w:t>
-      </w:r>
-      <w:r>
-        <w:t xml:space="preserve"> </w:t>
-      </w:r>
-      <w:r>
-        <w:t xml:space="preserve">за той самий період (з посиланням на власну сторінку обліку часу кожного) — саме останньої колонки немає на проєктній версії, бо там і так усі записи вже одного проєкту. Нижче — розбивка по учасниках і по проєктах за весь час без прив'язки до періоду. Список</w:t>
-      </w:r>
-      <w:r>
-        <w:t xml:space="preserve"> </w:t>
-      </w:r>
-      <w:r>
-        <w:rPr>
-          <w:bCs/>
-          <w:b/>
-        </w:rPr>
-        <w:t xml:space="preserve">«Усі записи»</w:t>
-      </w:r>
-      <w:r>
-        <w:t xml:space="preserve"> </w:t>
-      </w:r>
-      <w:r>
-        <w:t xml:space="preserve">внизу згорнутий під спойлер за замовчуванням (щоб не займати весь екран) — натисніть на нього, щоб розгорнути повний список.</w:t>
-      </w:r>
-      <w:r>
-        <w:t xml:space="preserve"> </w:t>
-      </w:r>
-      <w:r>
-        <w:rPr>
-          <w:bCs/>
-          <w:b/>
-        </w:rPr>
-        <w:t xml:space="preserve">Клікніть на будь-яку дату/тиждень/місяць</w:t>
-      </w:r>
-      <w:r>
-        <w:t xml:space="preserve"> </w:t>
-      </w:r>
-      <w:r>
-        <w:t xml:space="preserve">у будь-якій з трьох таблиць вище — спойлер розгорнеться сам і покаже лише записи цього періоду; кнопка «Скинути» поруч повертає повний список.</w:t>
-      </w:r>
-    </w:p>
-    <w:p>
-      <w:pPr>
-        <w:numPr>
-          <w:ilvl w:val="0"/>
-          <w:numId w:val="1008"/>
-        </w:numPr>
-        <w:pStyle w:val="Compact"/>
-      </w:pPr>
-      <w:r>
-        <w:rPr>
-          <w:bCs/>
-          <w:b/>
-        </w:rPr>
-        <w:t xml:space="preserve">Кнопка «📄 Сформувати звіт»</w:t>
-      </w:r>
-      <w:r>
-        <w:t xml:space="preserve"> </w:t>
-      </w:r>
-      <w:r>
-        <w:t xml:space="preserve">(на сторінках обліку часу — розділ 4.8</w:t>
-      </w:r>
-      <w:r>
-        <w:t xml:space="preserve"> </w:t>
-      </w:r>
-      <w:r>
-        <w:rPr>
-          <w:rStyle w:val="VerbatimChar"/>
-        </w:rPr>
-        <w:t xml:space="preserve">docs/USER_GUIDE.md</w:t>
-      </w:r>
-      <w:r>
-        <w:t xml:space="preserve"> </w:t>
-      </w:r>
-      <w:r>
-        <w:t xml:space="preserve">для проєкту, і тут-таки на</w:t>
-      </w:r>
-      <w:r>
-        <w:t xml:space="preserve"> </w:t>
-      </w:r>
-      <w:r>
-        <w:rPr>
-          <w:rStyle w:val="VerbatimChar"/>
-        </w:rPr>
-        <w:t xml:space="preserve">/admin/time</w:t>
-      </w:r>
-      <w:r>
-        <w:t xml:space="preserve"> </w:t>
-      </w:r>
-      <w:r>
-        <w:t xml:space="preserve">для всієї системи; веде на</w:t>
-      </w:r>
-      <w:r>
-        <w:t xml:space="preserve"> </w:t>
-      </w:r>
-      <w:r>
-        <w:rPr>
-          <w:rStyle w:val="VerbatimChar"/>
-        </w:rPr>
-        <w:t xml:space="preserve">/reports</w:t>
-      </w:r>
-      <w:r>
-        <w:t xml:space="preserve">, детально в</w:t>
-      </w:r>
-      <w:r>
-        <w:t xml:space="preserve"> </w:t>
-      </w:r>
-      <w:r>
-        <w:rPr>
-          <w:rStyle w:val="VerbatimChar"/>
-        </w:rPr>
-        <w:t xml:space="preserve">docs/USER_GUIDE.md</w:t>
-      </w:r>
-      <w:r>
-        <w:t xml:space="preserve">, розділ 6) доступна</w:t>
-      </w:r>
-      <w:r>
-        <w:t xml:space="preserve"> </w:t>
-      </w:r>
-      <w:r>
-        <w:rPr>
-          <w:bCs/>
-          <w:b/>
-        </w:rPr>
-        <w:t xml:space="preserve">усім</w:t>
-      </w:r>
-      <w:r>
-        <w:t xml:space="preserve"> </w:t>
-      </w:r>
-      <w:r>
-        <w:t xml:space="preserve">користувачам, не лише адміністратору — але результат так само обмежений видимістю: адміністратор може вибрати в фільтрі будь-який проєкт системи, решта — лише ті, де вони автор чи відповідальний.</w:t>
+        <w:t xml:space="preserve">, розділи 4.5–4.7.</w:t>
       </w:r>
     </w:p>
     <w:p>
@@ -1700,14 +1683,23 @@
         </w:pict>
       </w:r>
     </w:p>
-    <w:bookmarkEnd w:id="33"/>
-    <w:bookmarkStart w:id="34" w:name="X76f7f42a041a330cf0ca6c2acd59c77c7e14770"/>
+    <w:bookmarkEnd w:id="37"/>
+    <w:bookmarkStart w:id="38" w:name="Xfae608f43757c4a7a7f345c96c09ccd74fab72d"/>
     <w:p>
       <w:pPr>
         <w:pStyle w:val="Heading2"/>
       </w:pPr>
       <w:r>
-        <w:t xml:space="preserve">8. Призначення виконавців (проєкти, задачі, тікети)</w:t>
+        <w:t xml:space="preserve">8. Загальний огляд по всій системі (</w:t>
+      </w:r>
+      <w:r>
+        <w:rPr>
+          <w:rStyle w:val="VerbatimChar"/>
+        </w:rPr>
+        <w:t xml:space="preserve">Адмін-панель → Канбан / Гант / Облік часу / Журнал аудиту — усі проєкти</w:t>
+      </w:r>
+      <w:r>
+        <w:t xml:space="preserve">)</w:t>
       </w:r>
     </w:p>
     <w:p>
@@ -1715,147 +1707,39 @@
         <w:pStyle w:val="FirstParagraph"/>
       </w:pPr>
       <w:r>
-        <w:t xml:space="preserve">У всіх трьох сутностях виконавця можна обрати</w:t>
-      </w:r>
-      <w:r>
-        <w:t xml:space="preserve"> </w:t>
-      </w:r>
-      <w:r>
-        <w:rPr>
-          <w:bCs/>
-          <w:b/>
-        </w:rPr>
-        <w:t xml:space="preserve">з наявних користувачів системи</w:t>
-      </w:r>
-      <w:r>
-        <w:t xml:space="preserve"> </w:t>
-      </w:r>
-      <w:r>
-        <w:t xml:space="preserve">— окремої реєстрації чи запрошення не потрібно.</w:t>
-      </w:r>
-    </w:p>
-    <w:p>
-      <w:pPr>
-        <w:numPr>
-          <w:ilvl w:val="0"/>
-          <w:numId w:val="1009"/>
-        </w:numPr>
-        <w:pStyle w:val="Compact"/>
-      </w:pPr>
-      <w:r>
-        <w:rPr>
-          <w:bCs/>
-          <w:b/>
-        </w:rPr>
-        <w:t xml:space="preserve">Проєкт</w:t>
-      </w:r>
-      <w:r>
-        <w:t xml:space="preserve"> </w:t>
-      </w:r>
-      <w:r>
-        <w:t xml:space="preserve">— поле «Відповідальний за проєкт» доступне при створенні проєкту, а також окремою формою на сторінці самого проєкту. Змінювати відповідального можуть ролі «Адміністратор системи» та «Керівник ІТ-підрозділу».</w:t>
-      </w:r>
-    </w:p>
-    <w:p>
-      <w:pPr>
-        <w:numPr>
-          <w:ilvl w:val="0"/>
-          <w:numId w:val="1009"/>
-        </w:numPr>
-        <w:pStyle w:val="Compact"/>
-      </w:pPr>
-      <w:r>
-        <w:rPr>
-          <w:bCs/>
-          <w:b/>
-        </w:rPr>
-        <w:t xml:space="preserve">Задача</w:t>
-      </w:r>
-      <w:r>
-        <w:t xml:space="preserve"> </w:t>
-      </w:r>
-      <w:r>
-        <w:t xml:space="preserve">— поле «Виконавець» доступне при створенні задачі, а також формою на сторінці задачі («Призначити»). Перепризначити задачу може будь-який залогінений користувач — це свідомо не обмежено, за аналогією з іншими таск-трекерами, де учасники команди самі розподіляють роботу між собою.</w:t>
-      </w:r>
-    </w:p>
-    <w:p>
-      <w:pPr>
-        <w:numPr>
-          <w:ilvl w:val="0"/>
-          <w:numId w:val="1009"/>
-        </w:numPr>
-        <w:pStyle w:val="Compact"/>
-      </w:pPr>
-      <w:r>
-        <w:rPr>
-          <w:bCs/>
-          <w:b/>
-        </w:rPr>
-        <w:t xml:space="preserve">Тікет</w:t>
-      </w:r>
-      <w:r>
-        <w:t xml:space="preserve"> </w:t>
-      </w:r>
-      <w:r>
-        <w:t xml:space="preserve">— поле «Оператор (виконавець тікета)» на сторінці тікета.</w:t>
-      </w:r>
-      <w:r>
-        <w:t xml:space="preserve"> </w:t>
-      </w:r>
-      <w:r>
-        <w:rPr>
-          <w:bCs/>
-          <w:b/>
-        </w:rPr>
-        <w:t xml:space="preserve">Призначати оператора можуть лише</w:t>
-      </w:r>
-      <w:r>
-        <w:t xml:space="preserve"> </w:t>
-      </w:r>
-      <w:r>
-        <w:t xml:space="preserve">«Адміністратор системи», «Керівник ІТ-підрозділу» та «Оператор служби підтримки» — звичайний заявник не може призначити оператора (ні собі, ні комусь іншому), бачить лише інформацію, хто вже призначений.</w:t>
-      </w:r>
-    </w:p>
-    <w:p>
-      <w:pPr>
-        <w:pStyle w:val="FirstParagraph"/>
-      </w:pPr>
-      <w:r>
-        <w:t xml:space="preserve">У всіх трьох випадках можна також обрати «— не призначено —», щоб зняти призначення.</w:t>
-      </w:r>
-    </w:p>
-    <w:bookmarkEnd w:id="34"/>
-    <w:bookmarkStart w:id="35" w:name="X79a586c96c007ea4a0f91bc878b3f04bb20c468"/>
-    <w:p>
-      <w:pPr>
-        <w:pStyle w:val="Heading2"/>
-      </w:pPr>
-      <w:r>
-        <w:t xml:space="preserve">9. Робота з тікетами (базова версія)</w:t>
-      </w:r>
-    </w:p>
-    <w:p>
-      <w:pPr>
-        <w:pStyle w:val="FirstParagraph"/>
-      </w:pPr>
-      <w:r>
-        <w:t xml:space="preserve">Пункт меню</w:t>
-      </w:r>
-      <w:r>
-        <w:t xml:space="preserve"> </w:t>
-      </w:r>
-      <w:r>
-        <w:rPr>
-          <w:bCs/>
-          <w:b/>
-        </w:rPr>
-        <w:t xml:space="preserve">«Тікети»</w:t>
-      </w:r>
-      <w:r>
-        <w:t xml:space="preserve"> </w:t>
-      </w:r>
-      <w:r>
-        <w:t xml:space="preserve">доступний усім залогіненим користувачам:</w:t>
+        <w:t xml:space="preserve">На відміну від звичайних канбан-дошки й діаграми Ганта (розділ 7), які показують задачі лише</w:t>
+      </w:r>
+      <w:r>
+        <w:t xml:space="preserve"> </w:t>
+      </w:r>
+      <w:r>
+        <w:rPr>
+          <w:bCs/>
+          <w:b/>
+        </w:rPr>
+        <w:t xml:space="preserve">одного</w:t>
+      </w:r>
+      <w:r>
+        <w:t xml:space="preserve"> </w:t>
+      </w:r>
+      <w:r>
+        <w:t xml:space="preserve">проєкту, ці сторінки на головній адмін-панелі об'єднують дані</w:t>
+      </w:r>
+      <w:r>
+        <w:t xml:space="preserve"> </w:t>
+      </w:r>
+      <w:r>
+        <w:rPr>
+          <w:bCs/>
+          <w:b/>
+        </w:rPr>
+        <w:t xml:space="preserve">з усіх проєктів одразу</w:t>
+      </w:r>
+      <w:r>
+        <w:t xml:space="preserve"> </w:t>
+      </w:r>
+      <w:r>
+        <w:t xml:space="preserve">— зручно, щоб оцінити загальне навантаження, не переходячи по кожному проєкту окремо. Доступ — лише роль «Адміністратор системи»; інші ролі отримають помилку доступу навіть якщо спробують перейти за прямим посиланням.</w:t>
       </w:r>
     </w:p>
     <w:p>
@@ -1871,13 +1755,22 @@
           <w:bCs/>
           <w:b/>
         </w:rPr>
-        <w:t xml:space="preserve">«+ Нове звернення»</w:t>
-      </w:r>
-      <w:r>
-        <w:t xml:space="preserve"> </w:t>
-      </w:r>
-      <w:r>
-        <w:t xml:space="preserve">— будь-хто може створити тікет (черга, тема, опис).</w:t>
+        <w:t xml:space="preserve">«📋 Канбан — усі проєкти»</w:t>
+      </w:r>
+      <w:r>
+        <w:t xml:space="preserve"> </w:t>
+      </w:r>
+      <w:r>
+        <w:t xml:space="preserve">(</w:t>
+      </w:r>
+      <w:r>
+        <w:rPr>
+          <w:rStyle w:val="VerbatimChar"/>
+        </w:rPr>
+        <w:t xml:space="preserve">/admin/board</w:t>
+      </w:r>
+      <w:r>
+        <w:t xml:space="preserve">) — та сама логіка колонок за статусом, що й на дошці проєкту, але кожна картка додатково позначена бейджем з назвою свого проєкту, а текст на картках дрібніший, ніж на дошці одного проєкту — тут карток одночасно набагато більше, тож компактніший вигляд дає побачити більше без прокрутки. Перетягування між колонками працює так само.</w:t>
       </w:r>
     </w:p>
     <w:p>
@@ -1889,7 +1782,39 @@
         <w:pStyle w:val="Compact"/>
       </w:pPr>
       <w:r>
-        <w:t xml:space="preserve">На сторінці тікета — призначення оператора (див. розділ 8), зміна статусу (Новий → В роботі → Очікує відповіді заявника → Вирішено → Закрито) та листування (коментарі).</w:t>
+        <w:rPr>
+          <w:bCs/>
+          <w:b/>
+        </w:rPr>
+        <w:t xml:space="preserve">«📊 Гант — усі проєкти»</w:t>
+      </w:r>
+      <w:r>
+        <w:t xml:space="preserve"> </w:t>
+      </w:r>
+      <w:r>
+        <w:t xml:space="preserve">(</w:t>
+      </w:r>
+      <w:r>
+        <w:rPr>
+          <w:rStyle w:val="VerbatimChar"/>
+        </w:rPr>
+        <w:t xml:space="preserve">/admin/gantt</w:t>
+      </w:r>
+      <w:r>
+        <w:t xml:space="preserve">) — та сама діаграма, але назва кожної смуги починається з назви проєкту (наприклад, «[Мій проєкт] #12 Назва задачі»). При відкритті сторінки діаграма прокручується так, щоб</w:t>
+      </w:r>
+      <w:r>
+        <w:t xml:space="preserve"> </w:t>
+      </w:r>
+      <w:r>
+        <w:rPr>
+          <w:bCs/>
+          <w:b/>
+        </w:rPr>
+        <w:t xml:space="preserve">«сьогодні» було ліворуч</w:t>
+      </w:r>
+      <w:r>
+        <w:t xml:space="preserve">, а не по центру, як зазвичай, — щоб одразу бачити все майбутнє навантаження, не гортаючи вліво. Перетягування смуги так само зберігає нові дати.</w:t>
       </w:r>
     </w:p>
     <w:p>
@@ -1901,15 +1826,263 @@
         <w:pStyle w:val="Compact"/>
       </w:pPr>
       <w:r>
-        <w:t xml:space="preserve">Час першої відповіді оператора та час вирішення фіксуються автоматично в базі даних (для майбутньої SLA-звітності — окремого звіту в інтерфейсі поки немає).</w:t>
-      </w:r>
-    </w:p>
-    <w:p>
-      <w:pPr>
-        <w:pStyle w:val="BlockText"/>
-      </w:pPr>
-      <w:r>
-        <w:t xml:space="preserve">Це базова версія модуля: повноцінний портал самообслуговування для співробітників без облікового запису, автоматична маршрутизація за SLA, email-повідомлення — заплановані наступні кроки (див. розділ 11).</w:t>
+        <w:rPr>
+          <w:bCs/>
+          <w:b/>
+        </w:rPr>
+        <w:t xml:space="preserve">Додавання нової залежності між задачами тут недоступне</w:t>
+      </w:r>
+      <w:r>
+        <w:t xml:space="preserve"> </w:t>
+      </w:r>
+      <w:r>
+        <w:t xml:space="preserve">— це свідомо, оскільки залежність технічно можлива лише між задачами одного проєкту; щоб додати чи відредагувати зв'язок, відкрийте діаграму Ганта потрібного проєкту (розділ 7). Уже створені залежності на загальній діаграмі показуються стрілками як завжди.</w:t>
+      </w:r>
+    </w:p>
+    <w:p>
+      <w:pPr>
+        <w:numPr>
+          <w:ilvl w:val="0"/>
+          <w:numId w:val="1010"/>
+        </w:numPr>
+        <w:pStyle w:val="Compact"/>
+      </w:pPr>
+      <w:r>
+        <w:rPr>
+          <w:bCs/>
+          <w:b/>
+        </w:rPr>
+        <w:t xml:space="preserve">«⏱️ Облік часу — усі проєкти»</w:t>
+      </w:r>
+      <w:r>
+        <w:t xml:space="preserve"> </w:t>
+      </w:r>
+      <w:r>
+        <w:t xml:space="preserve">(</w:t>
+      </w:r>
+      <w:r>
+        <w:rPr>
+          <w:rStyle w:val="VerbatimChar"/>
+        </w:rPr>
+        <w:t xml:space="preserve">/admin/time</w:t>
+      </w:r>
+      <w:r>
+        <w:t xml:space="preserve">) — на відміну від проєктної версії сторінки (розділ 4.8</w:t>
+      </w:r>
+      <w:r>
+        <w:t xml:space="preserve"> </w:t>
+      </w:r>
+      <w:r>
+        <w:rPr>
+          <w:rStyle w:val="VerbatimChar"/>
+        </w:rPr>
+        <w:t xml:space="preserve">docs/USER_GUIDE.md</w:t>
+      </w:r>
+      <w:r>
+        <w:t xml:space="preserve">), тут вкладки «По днях / По тижнях (ISO 8601) / По місяцях» показують у кожній</w:t>
+      </w:r>
+      <w:r>
+        <w:t xml:space="preserve"> </w:t>
+      </w:r>
+      <w:r>
+        <w:rPr>
+          <w:bCs/>
+          <w:b/>
+        </w:rPr>
+        <w:t xml:space="preserve">три</w:t>
+      </w:r>
+      <w:r>
+        <w:t xml:space="preserve"> </w:t>
+      </w:r>
+      <w:r>
+        <w:t xml:space="preserve">таблиці одразу: загальна сума за період, розбивка по користувачах за той самий період, і розбивка</w:t>
+      </w:r>
+      <w:r>
+        <w:t xml:space="preserve"> </w:t>
+      </w:r>
+      <w:r>
+        <w:rPr>
+          <w:bCs/>
+          <w:b/>
+        </w:rPr>
+        <w:t xml:space="preserve">по проєктах</w:t>
+      </w:r>
+      <w:r>
+        <w:t xml:space="preserve"> </w:t>
+      </w:r>
+      <w:r>
+        <w:t xml:space="preserve">за той самий період (з посиланням на власну сторінку обліку часу кожного) — саме останньої колонки немає на проєктній версії, бо там і так усі записи вже одного проєкту. Нижче — розбивка по учасниках і по проєктах за весь час без прив'язки до періоду. Список</w:t>
+      </w:r>
+      <w:r>
+        <w:t xml:space="preserve"> </w:t>
+      </w:r>
+      <w:r>
+        <w:rPr>
+          <w:bCs/>
+          <w:b/>
+        </w:rPr>
+        <w:t xml:space="preserve">«Усі записи»</w:t>
+      </w:r>
+      <w:r>
+        <w:t xml:space="preserve"> </w:t>
+      </w:r>
+      <w:r>
+        <w:t xml:space="preserve">внизу згорнутий під спойлер за замовчуванням (щоб не займати весь екран) — натисніть на нього, щоб розгорнути повний список.</w:t>
+      </w:r>
+      <w:r>
+        <w:t xml:space="preserve"> </w:t>
+      </w:r>
+      <w:r>
+        <w:rPr>
+          <w:bCs/>
+          <w:b/>
+        </w:rPr>
+        <w:t xml:space="preserve">Клікніть на будь-яку дату/тиждень/місяць</w:t>
+      </w:r>
+      <w:r>
+        <w:t xml:space="preserve"> </w:t>
+      </w:r>
+      <w:r>
+        <w:t xml:space="preserve">у будь-якій з трьох таблиць вище — спойлер розгорнеться сам і покаже лише записи цього періоду; кнопка «Скинути» поруч повертає повний список.</w:t>
+      </w:r>
+    </w:p>
+    <w:p>
+      <w:pPr>
+        <w:numPr>
+          <w:ilvl w:val="0"/>
+          <w:numId w:val="1010"/>
+        </w:numPr>
+        <w:pStyle w:val="Compact"/>
+      </w:pPr>
+      <w:r>
+        <w:rPr>
+          <w:bCs/>
+          <w:b/>
+        </w:rPr>
+        <w:t xml:space="preserve">Кнопка «📄 Сформувати звіт»</w:t>
+      </w:r>
+      <w:r>
+        <w:t xml:space="preserve"> </w:t>
+      </w:r>
+      <w:r>
+        <w:t xml:space="preserve">(на сторінках обліку часу — розділ 4.8</w:t>
+      </w:r>
+      <w:r>
+        <w:t xml:space="preserve"> </w:t>
+      </w:r>
+      <w:r>
+        <w:rPr>
+          <w:rStyle w:val="VerbatimChar"/>
+        </w:rPr>
+        <w:t xml:space="preserve">docs/USER_GUIDE.md</w:t>
+      </w:r>
+      <w:r>
+        <w:t xml:space="preserve"> </w:t>
+      </w:r>
+      <w:r>
+        <w:t xml:space="preserve">для проєкту, і тут-таки на</w:t>
+      </w:r>
+      <w:r>
+        <w:t xml:space="preserve"> </w:t>
+      </w:r>
+      <w:r>
+        <w:rPr>
+          <w:rStyle w:val="VerbatimChar"/>
+        </w:rPr>
+        <w:t xml:space="preserve">/admin/time</w:t>
+      </w:r>
+      <w:r>
+        <w:t xml:space="preserve"> </w:t>
+      </w:r>
+      <w:r>
+        <w:t xml:space="preserve">для всієї системи; веде на</w:t>
+      </w:r>
+      <w:r>
+        <w:t xml:space="preserve"> </w:t>
+      </w:r>
+      <w:r>
+        <w:rPr>
+          <w:rStyle w:val="VerbatimChar"/>
+        </w:rPr>
+        <w:t xml:space="preserve">/reports</w:t>
+      </w:r>
+      <w:r>
+        <w:t xml:space="preserve">, детально в</w:t>
+      </w:r>
+      <w:r>
+        <w:t xml:space="preserve"> </w:t>
+      </w:r>
+      <w:r>
+        <w:rPr>
+          <w:rStyle w:val="VerbatimChar"/>
+        </w:rPr>
+        <w:t xml:space="preserve">docs/USER_GUIDE.md</w:t>
+      </w:r>
+      <w:r>
+        <w:t xml:space="preserve">, розділ 6) доступна</w:t>
+      </w:r>
+      <w:r>
+        <w:t xml:space="preserve"> </w:t>
+      </w:r>
+      <w:r>
+        <w:rPr>
+          <w:bCs/>
+          <w:b/>
+        </w:rPr>
+        <w:t xml:space="preserve">усім</w:t>
+      </w:r>
+      <w:r>
+        <w:t xml:space="preserve"> </w:t>
+      </w:r>
+      <w:r>
+        <w:t xml:space="preserve">користувачам, не лише адміністратору — але результат так само обмежений видимістю: адміністратор може вибрати в фільтрі будь-який проєкт системи, решта — лише ті, де вони автор чи відповідальний.</w:t>
+      </w:r>
+    </w:p>
+    <w:p>
+      <w:pPr>
+        <w:numPr>
+          <w:ilvl w:val="0"/>
+          <w:numId w:val="1010"/>
+        </w:numPr>
+        <w:pStyle w:val="Compact"/>
+      </w:pPr>
+      <w:r>
+        <w:rPr>
+          <w:bCs/>
+          <w:b/>
+        </w:rPr>
+        <w:t xml:space="preserve">«📜 Журнал аудиту»</w:t>
+      </w:r>
+      <w:r>
+        <w:t xml:space="preserve"> </w:t>
+      </w:r>
+      <w:r>
+        <w:t xml:space="preserve">(</w:t>
+      </w:r>
+      <w:r>
+        <w:rPr>
+          <w:rStyle w:val="VerbatimChar"/>
+        </w:rPr>
+        <w:t xml:space="preserve">/admin/audit</w:t>
+      </w:r>
+      <w:r>
+        <w:t xml:space="preserve">, на відміну від решти сторінок цього розділу — доступна</w:t>
+      </w:r>
+      <w:r>
+        <w:t xml:space="preserve"> </w:t>
+      </w:r>
+      <w:r>
+        <w:rPr>
+          <w:bCs/>
+          <w:b/>
+        </w:rPr>
+        <w:t xml:space="preserve">лише</w:t>
+      </w:r>
+      <w:r>
+        <w:t xml:space="preserve"> </w:t>
+      </w:r>
+      <w:r>
+        <w:t xml:space="preserve">адміністратору, навіть за прямим посиланням) — повний список дій у системі (хто, що і коли змінював у проєктах, задачах, тікетах, етапах, чергах). Фільтри зверху: тип сутності (у списку — українською: «Проєкт», «Задача», «Тікет» тощо, формується з реально наявних у журналі значень), автор дії, діапазон дат. Колонка «Сутність» — номер і коротка назва (перші 2 слова) самої задачі/проєкту/тікета, з посиланням на неї там, де для цього є окрема сторінка; якщо сутність згодом видалили — лишається тільки номер, без назви. Колонка «Деталі» перекладена українською й, де це можливо, показує не технічний ID, а реальну назву (наприклад, не «status_id: 3», а «Статус: В роботі») — окремим запитом одразу для всіх записів на сторінці, а не по одному на рядок. Список розбитий на сторінки по 50 записів.</w:t>
       </w:r>
     </w:p>
     <w:p>
@@ -1919,23 +2092,14 @@
         </w:pict>
       </w:r>
     </w:p>
-    <w:bookmarkEnd w:id="35"/>
-    <w:bookmarkStart w:id="37" w:name="X3476f70a72dce48cd65eae0d541ab23a568bb3f"/>
+    <w:bookmarkEnd w:id="38"/>
+    <w:bookmarkStart w:id="39" w:name="Xa06dd7c8bb03a805d421defef0e2d2a29c04e64"/>
     <w:p>
       <w:pPr>
         <w:pStyle w:val="Heading2"/>
       </w:pPr>
       <w:r>
-        <w:t xml:space="preserve">10. Керування чергами тікетів (</w:t>
-      </w:r>
-      <w:r>
-        <w:rPr>
-          <w:rStyle w:val="VerbatimChar"/>
-        </w:rPr>
-        <w:t xml:space="preserve">Адмін-панель → Черги тікетів</w:t>
-      </w:r>
-      <w:r>
-        <w:t xml:space="preserve">)</w:t>
+        <w:t xml:space="preserve">9. Призначення виконавців (проєкти, задачі, тікети)</w:t>
       </w:r>
     </w:p>
     <w:p>
@@ -1943,16 +2107,23 @@
         <w:pStyle w:val="FirstParagraph"/>
       </w:pPr>
       <w:r>
-        <w:t xml:space="preserve">Черги — це категорії, за якими розподіляються звернення (наприклад, «Загальна підтримка», «Мережева підтримка», «Бухгалтерські системи»). При створенні тікета користувач обирає чергу зі списку.</w:t>
-      </w:r>
-    </w:p>
-    <w:bookmarkStart w:id="36" w:name="створення-нової-черги"/>
-    <w:p>
-      <w:pPr>
-        <w:pStyle w:val="Heading3"/>
-      </w:pPr>
-      <w:r>
-        <w:t xml:space="preserve">Створення нової черги</w:t>
+        <w:t xml:space="preserve">У всіх трьох сутностях виконавця можна обрати</w:t>
+      </w:r>
+      <w:r>
+        <w:t xml:space="preserve"> </w:t>
+      </w:r>
+      <w:r>
+        <w:rPr>
+          <w:bCs/>
+          <w:b/>
+        </w:rPr>
+        <w:t xml:space="preserve">з наявних користувачів системи</w:t>
+      </w:r>
+      <w:r>
+        <w:t xml:space="preserve"> </w:t>
+      </w:r>
+      <w:r>
+        <w:t xml:space="preserve">— окремої реєстрації чи запрошення не потрібно.</w:t>
       </w:r>
     </w:p>
     <w:p>
@@ -1964,20 +2135,17 @@
         <w:pStyle w:val="Compact"/>
       </w:pPr>
       <w:r>
-        <w:t xml:space="preserve">Натисніть</w:t>
-      </w:r>
-      <w:r>
-        <w:t xml:space="preserve"> </w:t>
-      </w:r>
-      <w:r>
-        <w:rPr>
-          <w:bCs/>
-          <w:b/>
-        </w:rPr>
-        <w:t xml:space="preserve">«+ Нова черга»</w:t>
-      </w:r>
-      <w:r>
-        <w:t xml:space="preserve">.</w:t>
+        <w:rPr>
+          <w:bCs/>
+          <w:b/>
+        </w:rPr>
+        <w:t xml:space="preserve">Проєкт</w:t>
+      </w:r>
+      <w:r>
+        <w:t xml:space="preserve"> </w:t>
+      </w:r>
+      <w:r>
+        <w:t xml:space="preserve">— поле «Відповідальний за проєкт» доступне при створенні проєкту, а також окремою формою на сторінці самого проєкту. Змінювати відповідального можуть ролі «Адміністратор системи» та «Керівник ІТ-підрозділу».</w:t>
       </w:r>
     </w:p>
     <w:p>
@@ -1989,7 +2157,17 @@
         <w:pStyle w:val="Compact"/>
       </w:pPr>
       <w:r>
-        <w:t xml:space="preserve">Вкажіть назву (обов'язково, має бути унікальною — система не дозволить створити чергу з назвою, що вже існує) та опис (необов'язково — коротко, для яких звернень призначена ця черга).</w:t>
+        <w:rPr>
+          <w:bCs/>
+          <w:b/>
+        </w:rPr>
+        <w:t xml:space="preserve">Задача</w:t>
+      </w:r>
+      <w:r>
+        <w:t xml:space="preserve"> </w:t>
+      </w:r>
+      <w:r>
+        <w:t xml:space="preserve">— поле «Виконавець» доступне при створенні задачі, а також формою на сторінці задачі («Призначити»). Перепризначити задачу може будь-який залогінений користувач — це свідомо не обмежено, за аналогією з іншими таск-трекерами, де учасники команди самі розподіляють роботу між собою.</w:t>
       </w:r>
     </w:p>
     <w:p>
@@ -2001,20 +2179,33 @@
         <w:pStyle w:val="Compact"/>
       </w:pPr>
       <w:r>
-        <w:t xml:space="preserve">Натисніть</w:t>
-      </w:r>
-      <w:r>
-        <w:t xml:space="preserve"> </w:t>
-      </w:r>
-      <w:r>
-        <w:rPr>
-          <w:bCs/>
-          <w:b/>
-        </w:rPr>
-        <w:t xml:space="preserve">«Створити чергу»</w:t>
-      </w:r>
-      <w:r>
-        <w:t xml:space="preserve">.</w:t>
+        <w:rPr>
+          <w:bCs/>
+          <w:b/>
+        </w:rPr>
+        <w:t xml:space="preserve">Тікет</w:t>
+      </w:r>
+      <w:r>
+        <w:t xml:space="preserve"> </w:t>
+      </w:r>
+      <w:r>
+        <w:t xml:space="preserve">— поле «Оператор (виконавець тікета)» на сторінці тікета.</w:t>
+      </w:r>
+      <w:r>
+        <w:t xml:space="preserve"> </w:t>
+      </w:r>
+      <w:r>
+        <w:rPr>
+          <w:bCs/>
+          <w:b/>
+        </w:rPr>
+        <w:t xml:space="preserve">Призначати оператора можуть лише</w:t>
+      </w:r>
+      <w:r>
+        <w:t xml:space="preserve"> </w:t>
+      </w:r>
+      <w:r>
+        <w:t xml:space="preserve">«Адміністратор системи», «Керівник ІТ-підрозділу» та «Оператор служби підтримки» — звичайний заявник не може призначити оператора (ні собі, ні комусь іншому), бачить лише інформацію, хто вже призначений.</w:t>
       </w:r>
     </w:p>
     <w:p>
@@ -2022,7 +2213,87 @@
         <w:pStyle w:val="FirstParagraph"/>
       </w:pPr>
       <w:r>
-        <w:t xml:space="preserve">Нова черга одразу з'являється у випадаючому списку на сторінці створення тікета — жодних додаткових дій не потрібно.</w:t>
+        <w:t xml:space="preserve">У всіх трьох випадках можна також обрати «— не призначено —», щоб зняти призначення.</w:t>
+      </w:r>
+    </w:p>
+    <w:bookmarkEnd w:id="39"/>
+    <w:bookmarkStart w:id="40" w:name="Xabb48b602696d4744d66b80d465a4de026a7727"/>
+    <w:p>
+      <w:pPr>
+        <w:pStyle w:val="Heading2"/>
+      </w:pPr>
+      <w:r>
+        <w:t xml:space="preserve">10. Робота з тікетами (базова версія)</w:t>
+      </w:r>
+    </w:p>
+    <w:p>
+      <w:pPr>
+        <w:pStyle w:val="FirstParagraph"/>
+      </w:pPr>
+      <w:r>
+        <w:t xml:space="preserve">Пункт меню</w:t>
+      </w:r>
+      <w:r>
+        <w:t xml:space="preserve"> </w:t>
+      </w:r>
+      <w:r>
+        <w:rPr>
+          <w:bCs/>
+          <w:b/>
+        </w:rPr>
+        <w:t xml:space="preserve">«Тікети»</w:t>
+      </w:r>
+      <w:r>
+        <w:t xml:space="preserve"> </w:t>
+      </w:r>
+      <w:r>
+        <w:t xml:space="preserve">доступний усім залогіненим користувачам:</w:t>
+      </w:r>
+    </w:p>
+    <w:p>
+      <w:pPr>
+        <w:numPr>
+          <w:ilvl w:val="0"/>
+          <w:numId w:val="1012"/>
+        </w:numPr>
+        <w:pStyle w:val="Compact"/>
+      </w:pPr>
+      <w:r>
+        <w:rPr>
+          <w:bCs/>
+          <w:b/>
+        </w:rPr>
+        <w:t xml:space="preserve">«+ Нове звернення»</w:t>
+      </w:r>
+      <w:r>
+        <w:t xml:space="preserve"> </w:t>
+      </w:r>
+      <w:r>
+        <w:t xml:space="preserve">— будь-хто може створити тікет (черга, тема, опис).</w:t>
+      </w:r>
+    </w:p>
+    <w:p>
+      <w:pPr>
+        <w:numPr>
+          <w:ilvl w:val="0"/>
+          <w:numId w:val="1012"/>
+        </w:numPr>
+        <w:pStyle w:val="Compact"/>
+      </w:pPr>
+      <w:r>
+        <w:t xml:space="preserve">На сторінці тікета — призначення оператора (див. розділ 9), зміна статусу (Новий → В роботі → Очікує відповіді заявника → Вирішено → Закрито) та листування (коментарі).</w:t>
+      </w:r>
+    </w:p>
+    <w:p>
+      <w:pPr>
+        <w:numPr>
+          <w:ilvl w:val="0"/>
+          <w:numId w:val="1012"/>
+        </w:numPr>
+        <w:pStyle w:val="Compact"/>
+      </w:pPr>
+      <w:r>
+        <w:t xml:space="preserve">Час першої відповіді оператора та час вирішення фіксуються автоматично в базі даних (для майбутньої SLA-звітності — окремого звіту в інтерфейсі поки немає).</w:t>
       </w:r>
     </w:p>
     <w:p>
@@ -2030,7 +2301,7 @@
         <w:pStyle w:val="BlockText"/>
       </w:pPr>
       <w:r>
-        <w:t xml:space="preserve">Наразі немає окремої функції редагування чи видалення черги через інтерфейс (щоб уникнути ситуації, коли черга видаляється, а вже створені тікети лишаються без черги). За потреби перейменувати чи прибрати чергу — зверніться до розробника.</w:t>
+        <w:t xml:space="preserve">Це базова версія модуля: повноцінний портал самообслуговування для співробітників без облікового запису, автоматична маршрутизація за SLA, email-повідомлення — заплановані наступні кроки (див. розділ 12).</w:t>
       </w:r>
     </w:p>
     <w:p>
@@ -2040,15 +2311,23 @@
         </w:pict>
       </w:r>
     </w:p>
-    <w:bookmarkEnd w:id="36"/>
-    <w:bookmarkEnd w:id="37"/>
-    <w:bookmarkStart w:id="38" w:name="X97bd7d46b8cfaed9ab16b912a50a81873523ea1"/>
+    <w:bookmarkEnd w:id="40"/>
+    <w:bookmarkStart w:id="42" w:name="Xfd3b571dc2ba161e01d4de304ef5647943b2305"/>
     <w:p>
       <w:pPr>
         <w:pStyle w:val="Heading2"/>
       </w:pPr>
       <w:r>
-        <w:t xml:space="preserve">11. Чого в системі поки немає (щоб не шукати даремно)</w:t>
+        <w:t xml:space="preserve">11. Керування чергами тікетів (</w:t>
+      </w:r>
+      <w:r>
+        <w:rPr>
+          <w:rStyle w:val="VerbatimChar"/>
+        </w:rPr>
+        <w:t xml:space="preserve">Адмін-панель → Черги тікетів</w:t>
+      </w:r>
+      <w:r>
+        <w:t xml:space="preserve">)</w:t>
       </w:r>
     </w:p>
     <w:p>
@@ -2056,88 +2335,94 @@
         <w:pStyle w:val="FirstParagraph"/>
       </w:pPr>
       <w:r>
-        <w:t xml:space="preserve">На поточному етапі відсутні (заплановані на наступні ітерації):</w:t>
+        <w:t xml:space="preserve">Черги — це категорії, за якими розподіляються звернення (наприклад, «Загальна підтримка», «Мережева підтримка», «Бухгалтерські системи»). При створенні тікета користувач обирає чергу зі списку.</w:t>
+      </w:r>
+    </w:p>
+    <w:bookmarkStart w:id="41" w:name="створення-нової-черги"/>
+    <w:p>
+      <w:pPr>
+        <w:pStyle w:val="Heading3"/>
+      </w:pPr>
+      <w:r>
+        <w:t xml:space="preserve">Створення нової черги</w:t>
       </w:r>
     </w:p>
     <w:p>
       <w:pPr>
         <w:numPr>
           <w:ilvl w:val="0"/>
-          <w:numId w:val="1012"/>
-        </w:numPr>
-        <w:pStyle w:val="Compact"/>
-      </w:pPr>
-      <w:r>
-        <w:t xml:space="preserve">Портал самообслуговування для заявників без облікового запису основного функціоналу, email-to-ticket, SLA-ескалація, оцінка CSAT (базова версія тікетів — створення/перегляд/призначення оператора/коментарі/статус — вже працює для користувачів, які мають обліковий запис).</w:t>
+          <w:numId w:val="1013"/>
+        </w:numPr>
+        <w:pStyle w:val="Compact"/>
+      </w:pPr>
+      <w:r>
+        <w:t xml:space="preserve">Натисніть</w:t>
+      </w:r>
+      <w:r>
+        <w:t xml:space="preserve"> </w:t>
+      </w:r>
+      <w:r>
+        <w:rPr>
+          <w:bCs/>
+          <w:b/>
+        </w:rPr>
+        <w:t xml:space="preserve">«+ Нова черга»</w:t>
+      </w:r>
+      <w:r>
+        <w:t xml:space="preserve">.</w:t>
       </w:r>
     </w:p>
     <w:p>
       <w:pPr>
         <w:numPr>
           <w:ilvl w:val="0"/>
-          <w:numId w:val="1012"/>
-        </w:numPr>
-        <w:pStyle w:val="Compact"/>
-      </w:pPr>
-      <w:r>
-        <w:t xml:space="preserve">Інтеграція з Active Directory (автоматична синхронізація користувачів, SSO).</w:t>
+          <w:numId w:val="1013"/>
+        </w:numPr>
+        <w:pStyle w:val="Compact"/>
+      </w:pPr>
+      <w:r>
+        <w:t xml:space="preserve">Вкажіть назву (обов'язково, має бути унікальною — система не дозволить створити чергу з назвою, що вже існує) та опис (необов'язково — коротко, для яких звернень призначена ця черга).</w:t>
       </w:r>
     </w:p>
     <w:p>
       <w:pPr>
         <w:numPr>
           <w:ilvl w:val="0"/>
-          <w:numId w:val="1012"/>
-        </w:numPr>
-        <w:pStyle w:val="Compact"/>
-      </w:pPr>
-      <w:r>
-        <w:t xml:space="preserve">Wiki, форуми, файлові документи як окремий модуль.</w:t>
-      </w:r>
-    </w:p>
-    <w:p>
-      <w:pPr>
-        <w:numPr>
-          <w:ilvl w:val="0"/>
-          <w:numId w:val="1012"/>
-        </w:numPr>
-        <w:pStyle w:val="Compact"/>
-      </w:pPr>
-      <w:r>
-        <w:t xml:space="preserve">Email-сповіщення, вебхуки, REST API.</w:t>
-      </w:r>
-    </w:p>
-    <w:p>
-      <w:pPr>
-        <w:numPr>
-          <w:ilvl w:val="0"/>
-          <w:numId w:val="1012"/>
-        </w:numPr>
-        <w:pStyle w:val="Compact"/>
-      </w:pPr>
-      <w:r>
-        <w:t xml:space="preserve">Перегляд журналу аудиту (</w:t>
-      </w:r>
-      <w:r>
-        <w:rPr>
-          <w:rStyle w:val="VerbatimChar"/>
-        </w:rPr>
-        <w:t xml:space="preserve">audit_log</w:t>
-      </w:r>
-      <w:r>
-        <w:t xml:space="preserve">) через веб-інтерфейс — записи ведуться, але подивитися їх поки можна лише напряму в базі даних.</w:t>
-      </w:r>
-    </w:p>
-    <w:p>
-      <w:pPr>
-        <w:numPr>
-          <w:ilvl w:val="0"/>
-          <w:numId w:val="1012"/>
-        </w:numPr>
-        <w:pStyle w:val="Compact"/>
-      </w:pPr>
-      <w:r>
-        <w:t xml:space="preserve">Архівування проєкту через інтерфейс (без видалення) — статус проєкту (активний/архівний/закритий) поки змінюється лише напряму в базі даних, кнопки в UI немає.</w:t>
+          <w:numId w:val="1013"/>
+        </w:numPr>
+        <w:pStyle w:val="Compact"/>
+      </w:pPr>
+      <w:r>
+        <w:t xml:space="preserve">Натисніть</w:t>
+      </w:r>
+      <w:r>
+        <w:t xml:space="preserve"> </w:t>
+      </w:r>
+      <w:r>
+        <w:rPr>
+          <w:bCs/>
+          <w:b/>
+        </w:rPr>
+        <w:t xml:space="preserve">«Створити чергу»</w:t>
+      </w:r>
+      <w:r>
+        <w:t xml:space="preserve">.</w:t>
+      </w:r>
+    </w:p>
+    <w:p>
+      <w:pPr>
+        <w:pStyle w:val="FirstParagraph"/>
+      </w:pPr>
+      <w:r>
+        <w:t xml:space="preserve">Нова черга одразу з'являється у випадаючому списку на сторінці створення тікета — жодних додаткових дій не потрібно.</w:t>
+      </w:r>
+    </w:p>
+    <w:p>
+      <w:pPr>
+        <w:pStyle w:val="BlockText"/>
+      </w:pPr>
+      <w:r>
+        <w:t xml:space="preserve">Наразі немає окремої функції редагування чи видалення черги через інтерфейс (щоб уникнути ситуації, коли черга видаляється, а вже створені тікети лишаються без черги). За потреби перейменувати чи прибрати чергу — зверніться до розробника.</w:t>
       </w:r>
     </w:p>
     <w:p>
@@ -2147,14 +2432,15 @@
         </w:pict>
       </w:r>
     </w:p>
-    <w:bookmarkEnd w:id="38"/>
-    <w:bookmarkStart w:id="39" w:name="Xbe7e7c72ca5405e648fa03bf646d89068951b6a"/>
+    <w:bookmarkEnd w:id="41"/>
+    <w:bookmarkEnd w:id="42"/>
+    <w:bookmarkStart w:id="43" w:name="X1c091a7ac5073a7af3d36fe571c8ef570adddd9"/>
     <w:p>
       <w:pPr>
         <w:pStyle w:val="Heading2"/>
       </w:pPr>
       <w:r>
-        <w:t xml:space="preserve">12. Типові адміністративні сценарії</w:t>
+        <w:t xml:space="preserve">12. Чого в системі поки немає (щоб не шукати даремно)</w:t>
       </w:r>
     </w:p>
     <w:p>
@@ -2162,6 +2448,79 @@
         <w:pStyle w:val="FirstParagraph"/>
       </w:pPr>
       <w:r>
+        <w:t xml:space="preserve">На поточному етапі відсутні (заплановані на наступні ітерації):</w:t>
+      </w:r>
+    </w:p>
+    <w:p>
+      <w:pPr>
+        <w:numPr>
+          <w:ilvl w:val="0"/>
+          <w:numId w:val="1014"/>
+        </w:numPr>
+        <w:pStyle w:val="Compact"/>
+      </w:pPr>
+      <w:r>
+        <w:t xml:space="preserve">Портал самообслуговування для заявників без облікового запису основного функціоналу, email-to-ticket, SLA-ескалація, оцінка CSAT (базова версія тікетів — створення/перегляд/призначення оператора/коментарі/статус — вже працює для користувачів, які мають обліковий запис).</w:t>
+      </w:r>
+    </w:p>
+    <w:p>
+      <w:pPr>
+        <w:numPr>
+          <w:ilvl w:val="0"/>
+          <w:numId w:val="1014"/>
+        </w:numPr>
+        <w:pStyle w:val="Compact"/>
+      </w:pPr>
+      <w:r>
+        <w:t xml:space="preserve">Інтеграція з Active Directory (автоматична синхронізація користувачів, SSO).</w:t>
+      </w:r>
+    </w:p>
+    <w:p>
+      <w:pPr>
+        <w:numPr>
+          <w:ilvl w:val="0"/>
+          <w:numId w:val="1014"/>
+        </w:numPr>
+        <w:pStyle w:val="Compact"/>
+      </w:pPr>
+      <w:r>
+        <w:t xml:space="preserve">Wiki, форуми, файлові документи як окремий модуль.</w:t>
+      </w:r>
+    </w:p>
+    <w:p>
+      <w:pPr>
+        <w:numPr>
+          <w:ilvl w:val="0"/>
+          <w:numId w:val="1014"/>
+        </w:numPr>
+        <w:pStyle w:val="Compact"/>
+      </w:pPr>
+      <w:r>
+        <w:t xml:space="preserve">Email-сповіщення, вебхуки, REST API.</w:t>
+      </w:r>
+    </w:p>
+    <w:p>
+      <w:r>
+        <w:pict>
+          <v:rect style="width:0;height:1.5pt" o:hralign="center" o:hrstd="t" o:hr="t"/>
+        </w:pict>
+      </w:r>
+    </w:p>
+    <w:bookmarkEnd w:id="43"/>
+    <w:bookmarkStart w:id="44" w:name="X15f096bb48513ce1d1cd2a2553b582badd399ba"/>
+    <w:p>
+      <w:pPr>
+        <w:pStyle w:val="Heading2"/>
+      </w:pPr>
+      <w:r>
+        <w:t xml:space="preserve">13. Типові адміністративні сценарії</w:t>
+      </w:r>
+    </w:p>
+    <w:p>
+      <w:pPr>
+        <w:pStyle w:val="FirstParagraph"/>
+      </w:pPr>
+      <w:r>
         <w:rPr>
           <w:bCs/>
           <w:b/>
@@ -2208,7 +2567,7 @@
         <w:t xml:space="preserve"> </w:t>
       </w:r>
       <w:r>
-        <w:t xml:space="preserve">Можна безпечно видалити (п. 4) — оскільки в ньому ще немає важливих даних.</w:t>
+        <w:t xml:space="preserve">Можна безпечно видалити («Видалення проєкту», розділ 5) — оскільки в ньому ще немає важливих даних.</w:t>
       </w:r>
     </w:p>
     <w:p>
@@ -2226,11 +2585,11 @@
         <w:t xml:space="preserve"> </w:t>
       </w:r>
       <w:r>
-        <w:t xml:space="preserve">Не видаляйте — краще залиште проєкт як є. Зміна статусу проєкту на «Архівний» через інтерфейс поки не реалізована (див. розділ 11) — за потреби зверніться до розробника для зміни статусу напряму в базі даних.</w:t>
-      </w:r>
-    </w:p>
-    <w:bookmarkEnd w:id="39"/>
-    <w:bookmarkEnd w:id="40"/>
+        <w:t xml:space="preserve">Не видаляйте — позначте статус «Архівний» замість цього (розділ 5, «Зміна статусу (архівування)»). Дані, задачі й історія лишаються доступними, але проєкт більше не виглядає активним у списках.</w:t>
+      </w:r>
+    </w:p>
+    <w:bookmarkEnd w:id="44"/>
+    <w:bookmarkEnd w:id="45"/>
     <w:sectPr/>
   </w:body>
 </w:document>
@@ -2586,6 +2945,12 @@
     <w:abstractNumId w:val="991"/>
   </w:num>
   <w:num w:numId="1011">
+    <w:abstractNumId w:val="991"/>
+  </w:num>
+  <w:num w:numId="1012">
+    <w:abstractNumId w:val="991"/>
+  </w:num>
+  <w:num w:numId="1013">
     <w:abstractNumId w:val="99411"/>
     <w:lvlOverride w:ilvl="0">
       <w:startOverride w:val="1"/>
@@ -2615,7 +2980,7 @@
       <w:startOverride w:val="1"/>
     </w:lvlOverride>
   </w:num>
-  <w:num w:numId="1012">
+  <w:num w:numId="1014">
     <w:abstractNumId w:val="991"/>
   </w:num>
 </w:numbering>

--- a/docs/ITSM_Admin_Guide.docx
+++ b/docs/ITSM_Admin_Guide.docx
@@ -2,7 +2,7 @@
 <file path=word/document.xml><?xml version="1.0" encoding="utf-8"?>
 <w:document xmlns:w="http://schemas.openxmlformats.org/wordprocessingml/2006/main" xmlns:m="http://schemas.openxmlformats.org/officeDocument/2006/math" xmlns:r="http://schemas.openxmlformats.org/officeDocument/2006/relationships" xmlns:o="urn:schemas-microsoft-com:office:office" xmlns:v="urn:schemas-microsoft-com:vml" xmlns:w10="urn:schemas-microsoft-com:office:word" xmlns:a="http://schemas.openxmlformats.org/drawingml/2006/main" xmlns:pic="http://schemas.openxmlformats.org/drawingml/2006/picture" xmlns:wp="http://schemas.openxmlformats.org/drawingml/2006/wordprocessingDrawing">
   <w:body>
-    <w:bookmarkStart w:id="45" w:name="гайд-адміністратора--itsm-system"/>
+    <w:bookmarkStart w:id="46" w:name="гайд-адміністратора--itsm-system"/>
     <w:p>
       <w:pPr>
         <w:pStyle w:val="Heading1"/>
@@ -20,7 +20,7 @@
           <w:iCs/>
           <w:i/>
         </w:rPr>
-        <w:t xml:space="preserve">Версія застосунку: 0.1.2</w:t>
+        <w:t xml:space="preserve">Версія застосунку: 0.1.3</w:t>
       </w:r>
     </w:p>
     <w:p>
@@ -1114,7 +1114,7 @@
     </w:p>
     <w:bookmarkEnd w:id="30"/>
     <w:bookmarkEnd w:id="31"/>
-    <w:bookmarkStart w:id="35" w:name="X3d8054a9a89b17e1d29b885a266aa29011fefde"/>
+    <w:bookmarkStart w:id="36" w:name="X3d8054a9a89b17e1d29b885a266aa29011fefde"/>
     <w:p>
       <w:pPr>
         <w:pStyle w:val="Heading2"/>
@@ -1137,15 +1137,259 @@
         <w:pStyle w:val="FirstParagraph"/>
       </w:pPr>
       <w:r>
-        <w:t xml:space="preserve">Тут — список усіх проєктів системи з кількістю відкритих задач і власником.</w:t>
-      </w:r>
-    </w:p>
-    <w:bookmarkStart w:id="32" w:name="зміна-видимості"/>
+        <w:t xml:space="preserve">Тут — список усіх проєктів системи з кількістю відкритих задач і власником. Список показує</w:t>
+      </w:r>
+      <w:r>
+        <w:t xml:space="preserve"> </w:t>
+      </w:r>
+      <w:r>
+        <w:rPr>
+          <w:bCs/>
+          <w:b/>
+        </w:rPr>
+        <w:t xml:space="preserve">всі</w:t>
+      </w:r>
+      <w:r>
+        <w:t xml:space="preserve"> </w:t>
+      </w:r>
+      <w:r>
+        <w:t xml:space="preserve">проєкти, включно з підпроєктами (позначені написом «↳ підпроєкт: [назва основного]» під назвою) — на відміну від звичайного списку</w:t>
+      </w:r>
+      <w:r>
+        <w:t xml:space="preserve"> </w:t>
+      </w:r>
+      <w:r>
+        <w:rPr>
+          <w:rStyle w:val="VerbatimChar"/>
+        </w:rPr>
+        <w:t xml:space="preserve">/projects</w:t>
+      </w:r>
+      <w:r>
+        <w:t xml:space="preserve">, де підпроєкти не показуються (див. розділ 7).</w:t>
+      </w:r>
+    </w:p>
+    <w:bookmarkStart w:id="32" w:name="підпроєкти"/>
     <w:p>
       <w:pPr>
         <w:pStyle w:val="Heading3"/>
       </w:pPr>
       <w:r>
+        <w:t xml:space="preserve">Підпроєкти</w:t>
+      </w:r>
+    </w:p>
+    <w:p>
+      <w:pPr>
+        <w:pStyle w:val="FirstParagraph"/>
+      </w:pPr>
+      <w:r>
+        <w:t xml:space="preserve">Будь-який проєкт (створений будь-якою роллю з правом створення проєктів) може мати підпроєкти — кнопка</w:t>
+      </w:r>
+      <w:r>
+        <w:t xml:space="preserve"> </w:t>
+      </w:r>
+      <w:r>
+        <w:rPr>
+          <w:bCs/>
+          <w:b/>
+        </w:rPr>
+        <w:t xml:space="preserve">«+ Підпроєкт»</w:t>
+      </w:r>
+      <w:r>
+        <w:t xml:space="preserve"> </w:t>
+      </w:r>
+      <w:r>
+        <w:t xml:space="preserve">на сторінці самого проєкту. Підпроєкт — це повноцінний окремий проєкт зі своєю видимістю, відповідальним і задачами; єдине, що його відрізняє, — прив'язка до основного проєкту (</w:t>
+      </w:r>
+      <w:r>
+        <w:rPr>
+          <w:rStyle w:val="VerbatimChar"/>
+        </w:rPr>
+        <w:t xml:space="preserve">parent_id</w:t>
+      </w:r>
+      <w:r>
+        <w:t xml:space="preserve">).</w:t>
+      </w:r>
+    </w:p>
+    <w:p>
+      <w:pPr>
+        <w:numPr>
+          <w:ilvl w:val="0"/>
+          <w:numId w:val="1006"/>
+        </w:numPr>
+        <w:pStyle w:val="Compact"/>
+      </w:pPr>
+      <w:r>
+        <w:t xml:space="preserve">На сторінці</w:t>
+      </w:r>
+      <w:r>
+        <w:t xml:space="preserve"> </w:t>
+      </w:r>
+      <w:r>
+        <w:rPr>
+          <w:bCs/>
+          <w:b/>
+        </w:rPr>
+        <w:t xml:space="preserve">основного</w:t>
+      </w:r>
+      <w:r>
+        <w:t xml:space="preserve"> </w:t>
+      </w:r>
+      <w:r>
+        <w:t xml:space="preserve">проєкту підпроєкти показуються картками вгорі сторінки (над описом).</w:t>
+      </w:r>
+    </w:p>
+    <w:p>
+      <w:pPr>
+        <w:numPr>
+          <w:ilvl w:val="0"/>
+          <w:numId w:val="1006"/>
+        </w:numPr>
+        <w:pStyle w:val="Compact"/>
+      </w:pPr>
+      <w:r>
+        <w:t xml:space="preserve">На сторінці</w:t>
+      </w:r>
+      <w:r>
+        <w:t xml:space="preserve"> </w:t>
+      </w:r>
+      <w:r>
+        <w:rPr>
+          <w:bCs/>
+          <w:b/>
+        </w:rPr>
+        <w:t xml:space="preserve">самого підпроєкту</w:t>
+      </w:r>
+      <w:r>
+        <w:t xml:space="preserve"> </w:t>
+      </w:r>
+      <w:r>
+        <w:t xml:space="preserve">— посилання назад на основний проєкт і позначка «Підпроєкт».</w:t>
+      </w:r>
+    </w:p>
+    <w:p>
+      <w:pPr>
+        <w:numPr>
+          <w:ilvl w:val="0"/>
+          <w:numId w:val="1006"/>
+        </w:numPr>
+        <w:pStyle w:val="Compact"/>
+      </w:pPr>
+      <w:r>
+        <w:t xml:space="preserve">У головному списку</w:t>
+      </w:r>
+      <w:r>
+        <w:t xml:space="preserve"> </w:t>
+      </w:r>
+      <w:r>
+        <w:rPr>
+          <w:rStyle w:val="VerbatimChar"/>
+        </w:rPr>
+        <w:t xml:space="preserve">/projects</w:t>
+      </w:r>
+      <w:r>
+        <w:t xml:space="preserve"> </w:t>
+      </w:r>
+      <w:r>
+        <w:t xml:space="preserve">підпроєкти</w:t>
+      </w:r>
+      <w:r>
+        <w:t xml:space="preserve"> </w:t>
+      </w:r>
+      <w:r>
+        <w:rPr>
+          <w:bCs/>
+          <w:b/>
+        </w:rPr>
+        <w:t xml:space="preserve">не показуються</w:t>
+      </w:r>
+      <w:r>
+        <w:t xml:space="preserve"> </w:t>
+      </w:r>
+      <w:r>
+        <w:t xml:space="preserve">— лише основні проєкти, щоб не перевантажувати список; підпроєкт відкривається з картки на сторінці свого основного проєкту.</w:t>
+      </w:r>
+    </w:p>
+    <w:p>
+      <w:pPr>
+        <w:numPr>
+          <w:ilvl w:val="0"/>
+          <w:numId w:val="1006"/>
+        </w:numPr>
+        <w:pStyle w:val="Compact"/>
+      </w:pPr>
+      <w:r>
+        <w:t xml:space="preserve">В</w:t>
+      </w:r>
+      <w:r>
+        <w:t xml:space="preserve"> </w:t>
+      </w:r>
+      <w:r>
+        <w:rPr>
+          <w:bCs/>
+          <w:b/>
+        </w:rPr>
+        <w:t xml:space="preserve">облікові часу на адмін-панелі</w:t>
+      </w:r>
+      <w:r>
+        <w:t xml:space="preserve"> </w:t>
+      </w:r>
+      <w:r>
+        <w:t xml:space="preserve">(</w:t>
+      </w:r>
+      <w:r>
+        <w:rPr>
+          <w:rStyle w:val="VerbatimChar"/>
+        </w:rPr>
+        <w:t xml:space="preserve">/admin/time</w:t>
+      </w:r>
+      <w:r>
+        <w:t xml:space="preserve">) години підпроєкту рахуються як частина основного проєкту в загальних таблицях — підпроєкт не займає окремий рядок. У PDF-звітах (</w:t>
+      </w:r>
+      <w:r>
+        <w:rPr>
+          <w:rStyle w:val="VerbatimChar"/>
+        </w:rPr>
+        <w:t xml:space="preserve">/reports</w:t>
+      </w:r>
+      <w:r>
+        <w:t xml:space="preserve">) фільтр за основним проєктом автоматично включає й усі його підпроєкти.</w:t>
+      </w:r>
+    </w:p>
+    <w:p>
+      <w:pPr>
+        <w:numPr>
+          <w:ilvl w:val="0"/>
+          <w:numId w:val="1006"/>
+        </w:numPr>
+        <w:pStyle w:val="Compact"/>
+      </w:pPr>
+      <w:r>
+        <w:t xml:space="preserve">Видалення основного проєкту</w:t>
+      </w:r>
+      <w:r>
+        <w:t xml:space="preserve"> </w:t>
+      </w:r>
+      <w:r>
+        <w:rPr>
+          <w:bCs/>
+          <w:b/>
+        </w:rPr>
+        <w:t xml:space="preserve">не видаляє</w:t>
+      </w:r>
+      <w:r>
+        <w:t xml:space="preserve"> </w:t>
+      </w:r>
+      <w:r>
+        <w:t xml:space="preserve">підпроєкти каскадно — вони просто стають самостійними проєктами (втрачають прив'язку).</w:t>
+      </w:r>
+    </w:p>
+    <w:bookmarkEnd w:id="32"/>
+    <w:bookmarkStart w:id="33" w:name="зміна-видимості"/>
+    <w:p>
+      <w:pPr>
+        <w:pStyle w:val="Heading3"/>
+      </w:pPr>
+      <w:r>
         <w:t xml:space="preserve">Зміна видимості</w:t>
       </w:r>
     </w:p>
@@ -1173,8 +1417,8 @@
         <w:t xml:space="preserve">оберіть потрібне значення зі списку — зміна застосовується одразу, без окремої кнопки «Зберегти». Доступні варіанти: публічний, приватний, обмежений доступ.</w:t>
       </w:r>
     </w:p>
-    <w:bookmarkEnd w:id="32"/>
-    <w:bookmarkStart w:id="33" w:name="зміна-статусу-архівування"/>
+    <w:bookmarkEnd w:id="33"/>
+    <w:bookmarkStart w:id="34" w:name="зміна-статусу-архівування"/>
     <w:p>
       <w:pPr>
         <w:pStyle w:val="Heading3"/>
@@ -1211,7 +1455,7 @@
       <w:pPr>
         <w:numPr>
           <w:ilvl w:val="0"/>
-          <w:numId w:val="1006"/>
+          <w:numId w:val="1007"/>
         </w:numPr>
         <w:pStyle w:val="Compact"/>
       </w:pPr>
@@ -1233,7 +1477,7 @@
       <w:pPr>
         <w:numPr>
           <w:ilvl w:val="0"/>
-          <w:numId w:val="1006"/>
+          <w:numId w:val="1007"/>
         </w:numPr>
         <w:pStyle w:val="Compact"/>
       </w:pPr>
@@ -1255,7 +1499,7 @@
       <w:pPr>
         <w:numPr>
           <w:ilvl w:val="0"/>
-          <w:numId w:val="1006"/>
+          <w:numId w:val="1007"/>
         </w:numPr>
         <w:pStyle w:val="Compact"/>
       </w:pPr>
@@ -1297,8 +1541,8 @@
         <w:t xml:space="preserve">— це лише позначка. Сам проєкт, його задачі та історія лишаються доступними так само, як і раніше (з урахуванням звичайних правил видимості, розділ 6). Якщо потрібно повністю прибрати проєкт — див. «Видалення проєкту» нижче.</w:t>
       </w:r>
     </w:p>
-    <w:bookmarkEnd w:id="33"/>
-    <w:bookmarkStart w:id="34" w:name="видалення-проєкту"/>
+    <w:bookmarkEnd w:id="34"/>
+    <w:bookmarkStart w:id="35" w:name="видалення-проєкту"/>
     <w:p>
       <w:pPr>
         <w:pStyle w:val="Heading3"/>
@@ -1383,7 +1627,7 @@
       <w:pPr>
         <w:numPr>
           <w:ilvl w:val="0"/>
-          <w:numId w:val="1007"/>
+          <w:numId w:val="1008"/>
         </w:numPr>
         <w:pStyle w:val="Compact"/>
       </w:pPr>
@@ -1395,7 +1639,7 @@
       <w:pPr>
         <w:numPr>
           <w:ilvl w:val="0"/>
-          <w:numId w:val="1007"/>
+          <w:numId w:val="1008"/>
         </w:numPr>
         <w:pStyle w:val="Compact"/>
       </w:pPr>
@@ -1410,9 +1654,9 @@
         </w:pict>
       </w:r>
     </w:p>
-    <w:bookmarkEnd w:id="34"/>
     <w:bookmarkEnd w:id="35"/>
-    <w:bookmarkStart w:id="36" w:name="X4b7ded1955befdfabf08dca47056cc183b5d38e"/>
+    <w:bookmarkEnd w:id="36"/>
+    <w:bookmarkStart w:id="37" w:name="X4b7ded1955befdfabf08dca47056cc183b5d38e"/>
     <w:p>
       <w:pPr>
         <w:pStyle w:val="Heading2"/>
@@ -1467,7 +1711,7 @@
       <w:pPr>
         <w:numPr>
           <w:ilvl w:val="0"/>
-          <w:numId w:val="1008"/>
+          <w:numId w:val="1009"/>
         </w:numPr>
         <w:pStyle w:val="Compact"/>
       </w:pPr>
@@ -1479,7 +1723,7 @@
       <w:pPr>
         <w:numPr>
           <w:ilvl w:val="0"/>
-          <w:numId w:val="1008"/>
+          <w:numId w:val="1009"/>
         </w:numPr>
         <w:pStyle w:val="Compact"/>
       </w:pPr>
@@ -1491,7 +1735,7 @@
       <w:pPr>
         <w:numPr>
           <w:ilvl w:val="0"/>
-          <w:numId w:val="1008"/>
+          <w:numId w:val="1009"/>
         </w:numPr>
         <w:pStyle w:val="Compact"/>
       </w:pPr>
@@ -1556,7 +1800,7 @@
       <w:pPr>
         <w:numPr>
           <w:ilvl w:val="0"/>
-          <w:numId w:val="1009"/>
+          <w:numId w:val="1010"/>
         </w:numPr>
         <w:pStyle w:val="Compact"/>
       </w:pPr>
@@ -1568,7 +1812,7 @@
       <w:pPr>
         <w:numPr>
           <w:ilvl w:val="0"/>
-          <w:numId w:val="1009"/>
+          <w:numId w:val="1010"/>
         </w:numPr>
         <w:pStyle w:val="Compact"/>
       </w:pPr>
@@ -1580,7 +1824,7 @@
       <w:pPr>
         <w:numPr>
           <w:ilvl w:val="0"/>
-          <w:numId w:val="1009"/>
+          <w:numId w:val="1010"/>
         </w:numPr>
         <w:pStyle w:val="Compact"/>
       </w:pPr>
@@ -1621,8 +1865,8 @@
         </w:pict>
       </w:r>
     </w:p>
-    <w:bookmarkEnd w:id="36"/>
-    <w:bookmarkStart w:id="37" w:name="X6f99d05fbb3938bbf742239907e4d810e2aabe3"/>
+    <w:bookmarkEnd w:id="37"/>
+    <w:bookmarkStart w:id="38" w:name="X6f99d05fbb3938bbf742239907e4d810e2aabe3"/>
     <w:p>
       <w:pPr>
         <w:pStyle w:val="Heading2"/>
@@ -1683,8 +1927,8 @@
         </w:pict>
       </w:r>
     </w:p>
-    <w:bookmarkEnd w:id="37"/>
-    <w:bookmarkStart w:id="38" w:name="Xfae608f43757c4a7a7f345c96c09ccd74fab72d"/>
+    <w:bookmarkEnd w:id="38"/>
+    <w:bookmarkStart w:id="39" w:name="Xfae608f43757c4a7a7f345c96c09ccd74fab72d"/>
     <w:p>
       <w:pPr>
         <w:pStyle w:val="Heading2"/>
@@ -1746,7 +1990,7 @@
       <w:pPr>
         <w:numPr>
           <w:ilvl w:val="0"/>
-          <w:numId w:val="1010"/>
+          <w:numId w:val="1011"/>
         </w:numPr>
         <w:pStyle w:val="Compact"/>
       </w:pPr>
@@ -1777,7 +2021,7 @@
       <w:pPr>
         <w:numPr>
           <w:ilvl w:val="0"/>
-          <w:numId w:val="1010"/>
+          <w:numId w:val="1011"/>
         </w:numPr>
         <w:pStyle w:val="Compact"/>
       </w:pPr>
@@ -1821,7 +2065,7 @@
       <w:pPr>
         <w:numPr>
           <w:ilvl w:val="0"/>
-          <w:numId w:val="1010"/>
+          <w:numId w:val="1011"/>
         </w:numPr>
         <w:pStyle w:val="Compact"/>
       </w:pPr>
@@ -1843,7 +2087,7 @@
       <w:pPr>
         <w:numPr>
           <w:ilvl w:val="0"/>
-          <w:numId w:val="1010"/>
+          <w:numId w:val="1011"/>
         </w:numPr>
         <w:pStyle w:val="Compact"/>
       </w:pPr>
@@ -1911,7 +2155,23 @@
         <w:t xml:space="preserve"> </w:t>
       </w:r>
       <w:r>
-        <w:t xml:space="preserve">за той самий період (з посиланням на власну сторінку обліку часу кожного) — саме останньої колонки немає на проєктній версії, бо там і так усі записи вже одного проєкту. Нижче — розбивка по учасниках і по проєктах за весь час без прив'язки до періоду. Список</w:t>
+        <w:t xml:space="preserve">за той самий період (з посиланням на власну сторінку обліку часу кожного) — саме останньої колонки немає на проєктній версії, бо там і так усі записи вже одного проєкту. У розбивці по проєктах підпроєкт</w:t>
+      </w:r>
+      <w:r>
+        <w:t xml:space="preserve"> </w:t>
+      </w:r>
+      <w:r>
+        <w:rPr>
+          <w:bCs/>
+          <w:b/>
+        </w:rPr>
+        <w:t xml:space="preserve">не показується окремим рядком</w:t>
+      </w:r>
+      <w:r>
+        <w:t xml:space="preserve"> </w:t>
+      </w:r>
+      <w:r>
+        <w:t xml:space="preserve">— його години додаються до основного проєкту (розділ 5, «Підпроєкти»). Нижче — розбивка по учасниках і по проєктах за весь час без прив'язки до періоду. Список</w:t>
       </w:r>
       <w:r>
         <w:t xml:space="preserve"> </w:t>
@@ -1927,7 +2187,7 @@
         <w:t xml:space="preserve"> </w:t>
       </w:r>
       <w:r>
-        <w:t xml:space="preserve">внизу згорнутий під спойлер за замовчуванням (щоб не займати весь екран) — натисніть на нього, щоб розгорнути повний список.</w:t>
+        <w:t xml:space="preserve">внизу згорнутий під спойлер за замовчуванням (щоб не займати весь екран) — натисніть на нього, щоб розгорнути повний список; тут кожен запис і далі показує свій справжній проєкт (основний чи підпроєкт), а не згорнуту версію.</w:t>
       </w:r>
       <w:r>
         <w:t xml:space="preserve"> </w:t>
@@ -1950,7 +2210,7 @@
       <w:pPr>
         <w:numPr>
           <w:ilvl w:val="0"/>
-          <w:numId w:val="1010"/>
+          <w:numId w:val="1011"/>
         </w:numPr>
         <w:pStyle w:val="Compact"/>
       </w:pPr>
@@ -2035,14 +2295,14 @@
         <w:t xml:space="preserve"> </w:t>
       </w:r>
       <w:r>
-        <w:t xml:space="preserve">користувачам, не лише адміністратору — але результат так само обмежений видимістю: адміністратор може вибрати в фільтрі будь-який проєкт системи, решта — лише ті, де вони автор чи відповідальний.</w:t>
-      </w:r>
-    </w:p>
-    <w:p>
-      <w:pPr>
-        <w:numPr>
-          <w:ilvl w:val="0"/>
-          <w:numId w:val="1010"/>
+        <w:t xml:space="preserve">користувачам, не лише адміністратору — але результат так само обмежений видимістю: адміністратор може вибрати в фільтрі будь-який проєкт системи, решта — лише ті, де вони автор чи відповідальний. Фільтр за основним проєктом автоматично включає й усі його підпроєкти (розділ 5) — кожен показується своєю секцією в таблиці звіту, з окремим підсумком.</w:t>
+      </w:r>
+    </w:p>
+    <w:p>
+      <w:pPr>
+        <w:numPr>
+          <w:ilvl w:val="0"/>
+          <w:numId w:val="1011"/>
         </w:numPr>
         <w:pStyle w:val="Compact"/>
       </w:pPr>
@@ -2092,8 +2352,8 @@
         </w:pict>
       </w:r>
     </w:p>
-    <w:bookmarkEnd w:id="38"/>
-    <w:bookmarkStart w:id="39" w:name="Xa06dd7c8bb03a805d421defef0e2d2a29c04e64"/>
+    <w:bookmarkEnd w:id="39"/>
+    <w:bookmarkStart w:id="40" w:name="Xa06dd7c8bb03a805d421defef0e2d2a29c04e64"/>
     <w:p>
       <w:pPr>
         <w:pStyle w:val="Heading2"/>
@@ -2130,7 +2390,7 @@
       <w:pPr>
         <w:numPr>
           <w:ilvl w:val="0"/>
-          <w:numId w:val="1011"/>
+          <w:numId w:val="1012"/>
         </w:numPr>
         <w:pStyle w:val="Compact"/>
       </w:pPr>
@@ -2152,7 +2412,7 @@
       <w:pPr>
         <w:numPr>
           <w:ilvl w:val="0"/>
-          <w:numId w:val="1011"/>
+          <w:numId w:val="1012"/>
         </w:numPr>
         <w:pStyle w:val="Compact"/>
       </w:pPr>
@@ -2174,7 +2434,7 @@
       <w:pPr>
         <w:numPr>
           <w:ilvl w:val="0"/>
-          <w:numId w:val="1011"/>
+          <w:numId w:val="1012"/>
         </w:numPr>
         <w:pStyle w:val="Compact"/>
       </w:pPr>
@@ -2216,8 +2476,8 @@
         <w:t xml:space="preserve">У всіх трьох випадках можна також обрати «— не призначено —», щоб зняти призначення.</w:t>
       </w:r>
     </w:p>
-    <w:bookmarkEnd w:id="39"/>
-    <w:bookmarkStart w:id="40" w:name="Xabb48b602696d4744d66b80d465a4de026a7727"/>
+    <w:bookmarkEnd w:id="40"/>
+    <w:bookmarkStart w:id="41" w:name="Xabb48b602696d4744d66b80d465a4de026a7727"/>
     <w:p>
       <w:pPr>
         <w:pStyle w:val="Heading2"/>
@@ -2254,7 +2514,7 @@
       <w:pPr>
         <w:numPr>
           <w:ilvl w:val="0"/>
-          <w:numId w:val="1012"/>
+          <w:numId w:val="1013"/>
         </w:numPr>
         <w:pStyle w:val="Compact"/>
       </w:pPr>
@@ -2276,7 +2536,35 @@
       <w:pPr>
         <w:numPr>
           <w:ilvl w:val="0"/>
-          <w:numId w:val="1012"/>
+          <w:numId w:val="1013"/>
+        </w:numPr>
+        <w:pStyle w:val="Compact"/>
+      </w:pPr>
+      <w:r>
+        <w:t xml:space="preserve">При створенні тікет можна необов'язково прив'язати до проєкту (список показує лише проєкти, видимі цьому користувачу) — корисно, коли звернення стосується конкретної роботи над проєктом, а не загального ІТ-запиту. Прив'язку видно на сторінці тікета, у загальному списку тікетів (колонка «Проєкт») і на сторінці самого проєкту (розділ «Пов'язані тікети»). Кнопка</w:t>
+      </w:r>
+      <w:r>
+        <w:t xml:space="preserve"> </w:t>
+      </w:r>
+      <w:r>
+        <w:rPr>
+          <w:bCs/>
+          <w:b/>
+        </w:rPr>
+        <w:t xml:space="preserve">«+ Тікет»</w:t>
+      </w:r>
+      <w:r>
+        <w:t xml:space="preserve"> </w:t>
+      </w:r>
+      <w:r>
+        <w:t xml:space="preserve">на сторінці проєкту одразу відкриває форму з попередньо обраним цим проєктом.</w:t>
+      </w:r>
+    </w:p>
+    <w:p>
+      <w:pPr>
+        <w:numPr>
+          <w:ilvl w:val="0"/>
+          <w:numId w:val="1013"/>
         </w:numPr>
         <w:pStyle w:val="Compact"/>
       </w:pPr>
@@ -2288,7 +2576,7 @@
       <w:pPr>
         <w:numPr>
           <w:ilvl w:val="0"/>
-          <w:numId w:val="1012"/>
+          <w:numId w:val="1013"/>
         </w:numPr>
         <w:pStyle w:val="Compact"/>
       </w:pPr>
@@ -2311,8 +2599,8 @@
         </w:pict>
       </w:r>
     </w:p>
-    <w:bookmarkEnd w:id="40"/>
-    <w:bookmarkStart w:id="42" w:name="Xfd3b571dc2ba161e01d4de304ef5647943b2305"/>
+    <w:bookmarkEnd w:id="41"/>
+    <w:bookmarkStart w:id="43" w:name="Xfd3b571dc2ba161e01d4de304ef5647943b2305"/>
     <w:p>
       <w:pPr>
         <w:pStyle w:val="Heading2"/>
@@ -2338,7 +2626,7 @@
         <w:t xml:space="preserve">Черги — це категорії, за якими розподіляються звернення (наприклад, «Загальна підтримка», «Мережева підтримка», «Бухгалтерські системи»). При створенні тікета користувач обирає чергу зі списку.</w:t>
       </w:r>
     </w:p>
-    <w:bookmarkStart w:id="41" w:name="створення-нової-черги"/>
+    <w:bookmarkStart w:id="42" w:name="створення-нової-черги"/>
     <w:p>
       <w:pPr>
         <w:pStyle w:val="Heading3"/>
@@ -2351,7 +2639,7 @@
       <w:pPr>
         <w:numPr>
           <w:ilvl w:val="0"/>
-          <w:numId w:val="1013"/>
+          <w:numId w:val="1014"/>
         </w:numPr>
         <w:pStyle w:val="Compact"/>
       </w:pPr>
@@ -2376,7 +2664,7 @@
       <w:pPr>
         <w:numPr>
           <w:ilvl w:val="0"/>
-          <w:numId w:val="1013"/>
+          <w:numId w:val="1014"/>
         </w:numPr>
         <w:pStyle w:val="Compact"/>
       </w:pPr>
@@ -2388,7 +2676,7 @@
       <w:pPr>
         <w:numPr>
           <w:ilvl w:val="0"/>
-          <w:numId w:val="1013"/>
+          <w:numId w:val="1014"/>
         </w:numPr>
         <w:pStyle w:val="Compact"/>
       </w:pPr>
@@ -2432,9 +2720,9 @@
         </w:pict>
       </w:r>
     </w:p>
-    <w:bookmarkEnd w:id="41"/>
     <w:bookmarkEnd w:id="42"/>
-    <w:bookmarkStart w:id="43" w:name="X1c091a7ac5073a7af3d36fe571c8ef570adddd9"/>
+    <w:bookmarkEnd w:id="43"/>
+    <w:bookmarkStart w:id="44" w:name="X1c091a7ac5073a7af3d36fe571c8ef570adddd9"/>
     <w:p>
       <w:pPr>
         <w:pStyle w:val="Heading2"/>
@@ -2455,7 +2743,7 @@
       <w:pPr>
         <w:numPr>
           <w:ilvl w:val="0"/>
-          <w:numId w:val="1014"/>
+          <w:numId w:val="1015"/>
         </w:numPr>
         <w:pStyle w:val="Compact"/>
       </w:pPr>
@@ -2467,7 +2755,7 @@
       <w:pPr>
         <w:numPr>
           <w:ilvl w:val="0"/>
-          <w:numId w:val="1014"/>
+          <w:numId w:val="1015"/>
         </w:numPr>
         <w:pStyle w:val="Compact"/>
       </w:pPr>
@@ -2479,7 +2767,7 @@
       <w:pPr>
         <w:numPr>
           <w:ilvl w:val="0"/>
-          <w:numId w:val="1014"/>
+          <w:numId w:val="1015"/>
         </w:numPr>
         <w:pStyle w:val="Compact"/>
       </w:pPr>
@@ -2491,7 +2779,7 @@
       <w:pPr>
         <w:numPr>
           <w:ilvl w:val="0"/>
-          <w:numId w:val="1014"/>
+          <w:numId w:val="1015"/>
         </w:numPr>
         <w:pStyle w:val="Compact"/>
       </w:pPr>
@@ -2506,8 +2794,8 @@
         </w:pict>
       </w:r>
     </w:p>
-    <w:bookmarkEnd w:id="43"/>
-    <w:bookmarkStart w:id="44" w:name="X15f096bb48513ce1d1cd2a2553b582badd399ba"/>
+    <w:bookmarkEnd w:id="44"/>
+    <w:bookmarkStart w:id="45" w:name="X15f096bb48513ce1d1cd2a2553b582badd399ba"/>
     <w:p>
       <w:pPr>
         <w:pStyle w:val="Heading2"/>
@@ -2588,8 +2876,8 @@
         <w:t xml:space="preserve">Не видаляйте — позначте статус «Архівний» замість цього (розділ 5, «Зміна статусу (архівування)»). Дані, задачі й історія лишаються доступними, але проєкт більше не виглядає активним у списках.</w:t>
       </w:r>
     </w:p>
-    <w:bookmarkEnd w:id="44"/>
     <w:bookmarkEnd w:id="45"/>
+    <w:bookmarkEnd w:id="46"/>
     <w:sectPr/>
   </w:body>
 </w:document>
@@ -2951,6 +3239,9 @@
     <w:abstractNumId w:val="991"/>
   </w:num>
   <w:num w:numId="1013">
+    <w:abstractNumId w:val="991"/>
+  </w:num>
+  <w:num w:numId="1014">
     <w:abstractNumId w:val="99411"/>
     <w:lvlOverride w:ilvl="0">
       <w:startOverride w:val="1"/>
@@ -2980,7 +3271,7 @@
       <w:startOverride w:val="1"/>
     </w:lvlOverride>
   </w:num>
-  <w:num w:numId="1014">
+  <w:num w:numId="1015">
     <w:abstractNumId w:val="991"/>
   </w:num>
 </w:numbering>

--- a/docs/ITSM_Admin_Guide.docx
+++ b/docs/ITSM_Admin_Guide.docx
@@ -1918,6 +1918,42 @@
       </w:r>
       <w:r>
         <w:t xml:space="preserve">, розділи 4.5–4.7.</w:t>
+      </w:r>
+    </w:p>
+    <w:p>
+      <w:pPr>
+        <w:pStyle w:val="BodyText"/>
+      </w:pPr>
+      <w:r>
+        <w:t xml:space="preserve">На сторінці самої задачі — редагування опису, видалення (незворотне, з підтвердженням) і перенесення в інший проєкт, доступні</w:t>
+      </w:r>
+      <w:r>
+        <w:t xml:space="preserve"> </w:t>
+      </w:r>
+      <w:r>
+        <w:rPr>
+          <w:bCs/>
+          <w:b/>
+        </w:rPr>
+        <w:t xml:space="preserve">будь-якому</w:t>
+      </w:r>
+      <w:r>
+        <w:t xml:space="preserve"> </w:t>
+      </w:r>
+      <w:r>
+        <w:t xml:space="preserve">користувачу з доступом до задачі, не лише керівнику — та сама логіка, що й для зміни виконавця/статусу. Перенесення дозволене в будь-який видимий цьому користувачу проєкт (основний або підпроєкт), не лише в межах поточної ієрархії; детальніше в</w:t>
+      </w:r>
+      <w:r>
+        <w:t xml:space="preserve"> </w:t>
+      </w:r>
+      <w:r>
+        <w:rPr>
+          <w:rStyle w:val="VerbatimChar"/>
+        </w:rPr>
+        <w:t xml:space="preserve">docs/USER_GUIDE.md</w:t>
+      </w:r>
+      <w:r>
+        <w:t xml:space="preserve">, розділ 4.2.</w:t>
       </w:r>
     </w:p>
     <w:p>

--- a/docs/ITSM_Admin_Guide.docx
+++ b/docs/ITSM_Admin_Guide.docx
@@ -2,7 +2,7 @@
 <file path=word/document.xml><?xml version="1.0" encoding="utf-8"?>
 <w:document xmlns:w="http://schemas.openxmlformats.org/wordprocessingml/2006/main" xmlns:m="http://schemas.openxmlformats.org/officeDocument/2006/math" xmlns:r="http://schemas.openxmlformats.org/officeDocument/2006/relationships" xmlns:o="urn:schemas-microsoft-com:office:office" xmlns:v="urn:schemas-microsoft-com:vml" xmlns:w10="urn:schemas-microsoft-com:office:word" xmlns:a="http://schemas.openxmlformats.org/drawingml/2006/main" xmlns:pic="http://schemas.openxmlformats.org/drawingml/2006/picture" xmlns:wp="http://schemas.openxmlformats.org/drawingml/2006/wordprocessingDrawing">
   <w:body>
-    <w:bookmarkStart w:id="49" w:name="гайд-адміністратора--itsm-system"/>
+    <w:bookmarkStart w:id="50" w:name="гайд-адміністратора--itsm-system"/>
     <w:p>
       <w:pPr>
         <w:pStyle w:val="Heading1"/>
@@ -2865,22 +2865,7 @@
         <w:pStyle w:val="FirstParagraph"/>
       </w:pPr>
       <w:r>
-        <w:t xml:space="preserve">Кожна черга тікетів має нормативи в таблиці</w:t>
-      </w:r>
-      <w:r>
-        <w:t xml:space="preserve"> </w:t>
-      </w:r>
-      <w:r>
-        <w:rPr>
-          <w:rStyle w:val="VerbatimChar"/>
-        </w:rPr>
-        <w:t xml:space="preserve">sla_policies</w:t>
-      </w:r>
-      <w:r>
-        <w:t xml:space="preserve"> </w:t>
-      </w:r>
-      <w:r>
-        <w:t xml:space="preserve">(час першої відповіді й час вирішення, у хвилинах — редагуються напряму в базі даних, окремої сторінки в інтерфейсі поки немає). Коли норматив прострочено, це показується:</w:t>
+        <w:t xml:space="preserve">Кожна черга тікетів має нормативи SLA (час першої відповіді й час вирішення, у хвилинах) — редагуються в Адмін-панель → Черги тікетів (розділ 11). Коли норматив прострочено, це показується:</w:t>
       </w:r>
     </w:p>
     <w:p>
@@ -2949,7 +2934,7 @@
     </w:p>
     <w:bookmarkEnd w:id="43"/>
     <w:bookmarkEnd w:id="44"/>
-    <w:bookmarkStart w:id="46" w:name="Xfd3b571dc2ba161e01d4de304ef5647943b2305"/>
+    <w:bookmarkStart w:id="47" w:name="Xfd3b571dc2ba161e01d4de304ef5647943b2305"/>
     <w:p>
       <w:pPr>
         <w:pStyle w:val="Heading2"/>
@@ -3052,6 +3037,129 @@
       </w:pPr>
       <w:r>
         <w:t xml:space="preserve">Нова черга одразу з'являється у випадаючому списку на сторінці створення тікета — жодних додаткових дій не потрібно.</w:t>
+      </w:r>
+    </w:p>
+    <w:bookmarkEnd w:id="45"/>
+    <w:bookmarkStart w:id="46" w:name="sla-нормативи-черги"/>
+    <w:p>
+      <w:pPr>
+        <w:pStyle w:val="Heading3"/>
+      </w:pPr>
+      <w:r>
+        <w:t xml:space="preserve">SLA-нормативи черги</w:t>
+      </w:r>
+    </w:p>
+    <w:p>
+      <w:pPr>
+        <w:pStyle w:val="FirstParagraph"/>
+      </w:pPr>
+      <w:r>
+        <w:t xml:space="preserve">У таблиці черг, у стовпці</w:t>
+      </w:r>
+      <w:r>
+        <w:t xml:space="preserve"> </w:t>
+      </w:r>
+      <w:r>
+        <w:rPr>
+          <w:bCs/>
+          <w:b/>
+        </w:rPr>
+        <w:t xml:space="preserve">«SLA: перша відповідь / вирішення (хв)»</w:t>
+      </w:r>
+      <w:r>
+        <w:t xml:space="preserve">, для кожної черги є два поля: норматив першої відповіді оператора й норматив вирішення, обидва в хвилинах (наприклад, 60 і 480 = година на першу відповідь, 8 годин на вирішення). Змініть значення й натисніть</w:t>
+      </w:r>
+      <w:r>
+        <w:t xml:space="preserve"> </w:t>
+      </w:r>
+      <w:r>
+        <w:rPr>
+          <w:bCs/>
+          <w:b/>
+        </w:rPr>
+        <w:t xml:space="preserve">«Зберегти»</w:t>
+      </w:r>
+      <w:r>
+        <w:t xml:space="preserve"> </w:t>
+      </w:r>
+      <w:r>
+        <w:t xml:space="preserve">— нові нормативи діють одразу для всіх незакритих тікетів цієї черги, включно з уже створеними.</w:t>
+      </w:r>
+    </w:p>
+    <w:p>
+      <w:pPr>
+        <w:numPr>
+          <w:ilvl w:val="0"/>
+          <w:numId w:val="1017"/>
+        </w:numPr>
+        <w:pStyle w:val="Compact"/>
+      </w:pPr>
+      <w:r>
+        <w:t xml:space="preserve">Норматив першої відповіді</w:t>
+      </w:r>
+      <w:r>
+        <w:t xml:space="preserve"> </w:t>
+      </w:r>
+      <w:r>
+        <w:rPr>
+          <w:bCs/>
+          <w:b/>
+        </w:rPr>
+        <w:t xml:space="preserve">не може перевищувати</w:t>
+      </w:r>
+      <w:r>
+        <w:t xml:space="preserve"> </w:t>
+      </w:r>
+      <w:r>
+        <w:t xml:space="preserve">норматив вирішення, обидва мають бути більшими за нуль — інакше система відхилить збереження з поясненням.</w:t>
+      </w:r>
+    </w:p>
+    <w:p>
+      <w:pPr>
+        <w:numPr>
+          <w:ilvl w:val="0"/>
+          <w:numId w:val="1017"/>
+        </w:numPr>
+        <w:pStyle w:val="Compact"/>
+      </w:pPr>
+      <w:r>
+        <w:t xml:space="preserve">У новоствореної черги нормативу ще немає — під полями буде жовте попередження, а прострочення для такої черги не рахується. Заповніть обидва поля й збережіть, щоб увімкнути SLA для неї.</w:t>
+      </w:r>
+    </w:p>
+    <w:p>
+      <w:pPr>
+        <w:numPr>
+          <w:ilvl w:val="0"/>
+          <w:numId w:val="1017"/>
+        </w:numPr>
+        <w:pStyle w:val="Compact"/>
+      </w:pPr>
+      <w:r>
+        <w:t xml:space="preserve">Кожна зміна нормативу записується в журнал аудиту («Тип: Черга тікетів», дія</w:t>
+      </w:r>
+      <w:r>
+        <w:t xml:space="preserve"> </w:t>
+      </w:r>
+      <w:r>
+        <w:rPr>
+          <w:rStyle w:val="VerbatimChar"/>
+        </w:rPr>
+        <w:t xml:space="preserve">sla_policy_updated</w:t>
+      </w:r>
+      <w:r>
+        <w:t xml:space="preserve">, у деталях — нові значення).</w:t>
+      </w:r>
+    </w:p>
+    <w:p>
+      <w:pPr>
+        <w:numPr>
+          <w:ilvl w:val="0"/>
+          <w:numId w:val="1017"/>
+        </w:numPr>
+        <w:pStyle w:val="Compact"/>
+      </w:pPr>
+      <w:r>
+        <w:t xml:space="preserve">Змінені нормативи не «переписують історію»: закриті тікети прострочення не показують за жодних нормативів.</w:t>
       </w:r>
     </w:p>
     <w:p>
@@ -3069,9 +3177,9 @@
         </w:pict>
       </w:r>
     </w:p>
-    <w:bookmarkEnd w:id="45"/>
     <w:bookmarkEnd w:id="46"/>
-    <w:bookmarkStart w:id="47" w:name="X1c091a7ac5073a7af3d36fe571c8ef570adddd9"/>
+    <w:bookmarkEnd w:id="47"/>
+    <w:bookmarkStart w:id="48" w:name="X1c091a7ac5073a7af3d36fe571c8ef570adddd9"/>
     <w:p>
       <w:pPr>
         <w:pStyle w:val="Heading2"/>
@@ -3092,7 +3200,7 @@
       <w:pPr>
         <w:numPr>
           <w:ilvl w:val="0"/>
-          <w:numId w:val="1017"/>
+          <w:numId w:val="1018"/>
         </w:numPr>
         <w:pStyle w:val="Compact"/>
       </w:pPr>
@@ -3104,7 +3212,7 @@
       <w:pPr>
         <w:numPr>
           <w:ilvl w:val="0"/>
-          <w:numId w:val="1017"/>
+          <w:numId w:val="1018"/>
         </w:numPr>
         <w:pStyle w:val="Compact"/>
       </w:pPr>
@@ -3116,7 +3224,7 @@
       <w:pPr>
         <w:numPr>
           <w:ilvl w:val="0"/>
-          <w:numId w:val="1017"/>
+          <w:numId w:val="1018"/>
         </w:numPr>
         <w:pStyle w:val="Compact"/>
       </w:pPr>
@@ -3128,7 +3236,7 @@
       <w:pPr>
         <w:numPr>
           <w:ilvl w:val="0"/>
-          <w:numId w:val="1017"/>
+          <w:numId w:val="1018"/>
         </w:numPr>
         <w:pStyle w:val="Compact"/>
       </w:pPr>
@@ -3143,8 +3251,8 @@
         </w:pict>
       </w:r>
     </w:p>
-    <w:bookmarkEnd w:id="47"/>
-    <w:bookmarkStart w:id="48" w:name="X15f096bb48513ce1d1cd2a2553b582badd399ba"/>
+    <w:bookmarkEnd w:id="48"/>
+    <w:bookmarkStart w:id="49" w:name="X15f096bb48513ce1d1cd2a2553b582badd399ba"/>
     <w:p>
       <w:pPr>
         <w:pStyle w:val="Heading2"/>
@@ -3225,8 +3333,8 @@
         <w:t xml:space="preserve">Не видаляйте — позначте статус «Архівний» замість цього (розділ 5, «Зміна статусу (архівування)»). Дані, задачі й історія лишаються доступними, але проєкт більше не виглядає активним у списках.</w:t>
       </w:r>
     </w:p>
-    <w:bookmarkEnd w:id="48"/>
     <w:bookmarkEnd w:id="49"/>
+    <w:bookmarkEnd w:id="50"/>
     <w:sectPr/>
   </w:body>
 </w:document>
@@ -3627,6 +3735,9 @@
     </w:lvlOverride>
   </w:num>
   <w:num w:numId="1017">
+    <w:abstractNumId w:val="991"/>
+  </w:num>
+  <w:num w:numId="1018">
     <w:abstractNumId w:val="991"/>
   </w:num>
 </w:numbering>

--- a/docs/ITSM_Admin_Guide.docx
+++ b/docs/ITSM_Admin_Guide.docx
@@ -2,7 +2,7 @@
 <file path=word/document.xml><?xml version="1.0" encoding="utf-8"?>
 <w:document xmlns:w="http://schemas.openxmlformats.org/wordprocessingml/2006/main" xmlns:m="http://schemas.openxmlformats.org/officeDocument/2006/math" xmlns:r="http://schemas.openxmlformats.org/officeDocument/2006/relationships" xmlns:o="urn:schemas-microsoft-com:office:office" xmlns:v="urn:schemas-microsoft-com:vml" xmlns:w10="urn:schemas-microsoft-com:office:word" xmlns:a="http://schemas.openxmlformats.org/drawingml/2006/main" xmlns:pic="http://schemas.openxmlformats.org/drawingml/2006/picture" xmlns:wp="http://schemas.openxmlformats.org/drawingml/2006/wordprocessingDrawing">
   <w:body>
-    <w:bookmarkStart w:id="50" w:name="гайд-адміністратора--itsm-system"/>
+    <w:bookmarkStart w:id="51" w:name="гайд-адміністратора--itsm-system"/>
     <w:p>
       <w:pPr>
         <w:pStyle w:val="Heading1"/>
@@ -2635,7 +2635,7 @@
       </w:r>
     </w:p>
     <w:bookmarkEnd w:id="41"/>
-    <w:bookmarkStart w:id="44" w:name="Xabb48b602696d4744d66b80d465a4de026a7727"/>
+    <w:bookmarkStart w:id="45" w:name="Xabb48b602696d4744d66b80d465a4de026a7727"/>
     <w:p>
       <w:pPr>
         <w:pStyle w:val="Heading2"/>
@@ -2847,7 +2847,7 @@
         <w:pStyle w:val="BlockText"/>
       </w:pPr>
       <w:r>
-        <w:t xml:space="preserve">Це розширює базову версію модуля: email-to-ticket (створення тікета з вхідного листа) — запланований наступний крок (див. розділ 12). SLA-ескалація вже реалізована — дивіться нижче.</w:t>
+        <w:t xml:space="preserve">Це розширює базову версію модуля. SLA-ескалація та створення тікетів із пошти (email-to-ticket) описані нижче.</w:t>
       </w:r>
     </w:p>
     <w:bookmarkEnd w:id="42"/>
@@ -2923,6 +2923,684 @@
       </w:pPr>
       <w:r>
         <w:t xml:space="preserve">Прострочення першої відповіді знімається, щойно оператор залишає коментар на тікеті. Обидва прапорці зникають, як тільки тікет переходить у статус «Вирішено» чи «Закрито» — минулі прострочення заднім числом не показуються.</w:t>
+      </w:r>
+    </w:p>
+    <w:bookmarkEnd w:id="43"/>
+    <w:bookmarkStart w:id="44" w:name="email-to-ticket-тікети-з-пошти"/>
+    <w:p>
+      <w:pPr>
+        <w:pStyle w:val="Heading3"/>
+      </w:pPr>
+      <w:r>
+        <w:t xml:space="preserve">Email-to-ticket (тікети з пошти)</w:t>
+      </w:r>
+    </w:p>
+    <w:p>
+      <w:pPr>
+        <w:pStyle w:val="FirstParagraph"/>
+      </w:pPr>
+      <w:r>
+        <w:t xml:space="preserve">Листи, що надходять у поштову скриньку підтримки, автоматично стають тікетами. Налаштовується в</w:t>
+      </w:r>
+      <w:r>
+        <w:t xml:space="preserve"> </w:t>
+      </w:r>
+      <w:r>
+        <w:rPr>
+          <w:bCs/>
+          <w:b/>
+        </w:rPr>
+        <w:t xml:space="preserve">Адмін-панель → «📧 Пошта → тікети»</w:t>
+      </w:r>
+      <w:r>
+        <w:t xml:space="preserve">.</w:t>
+      </w:r>
+    </w:p>
+    <w:p>
+      <w:pPr>
+        <w:pStyle w:val="BodyText"/>
+      </w:pPr>
+      <w:r>
+        <w:rPr>
+          <w:bCs/>
+          <w:b/>
+        </w:rPr>
+        <w:t xml:space="preserve">Як увімкнути (один раз):</w:t>
+      </w:r>
+    </w:p>
+    <w:p>
+      <w:pPr>
+        <w:numPr>
+          <w:ilvl w:val="0"/>
+          <w:numId w:val="1016"/>
+        </w:numPr>
+        <w:pStyle w:val="Compact"/>
+      </w:pPr>
+      <w:r>
+        <w:t xml:space="preserve">У файлі</w:t>
+      </w:r>
+      <w:r>
+        <w:t xml:space="preserve"> </w:t>
+      </w:r>
+      <w:r>
+        <w:rPr>
+          <w:rStyle w:val="VerbatimChar"/>
+        </w:rPr>
+        <w:t xml:space="preserve">.env</w:t>
+      </w:r>
+      <w:r>
+        <w:t xml:space="preserve"> </w:t>
+      </w:r>
+      <w:r>
+        <w:t xml:space="preserve">на сервері (поруч із</w:t>
+      </w:r>
+      <w:r>
+        <w:t xml:space="preserve"> </w:t>
+      </w:r>
+      <w:r>
+        <w:rPr>
+          <w:rStyle w:val="VerbatimChar"/>
+        </w:rPr>
+        <w:t xml:space="preserve">app/</w:t>
+      </w:r>
+      <w:r>
+        <w:t xml:space="preserve">,</w:t>
+      </w:r>
+      <w:r>
+        <w:t xml:space="preserve"> </w:t>
+      </w:r>
+      <w:r>
+        <w:rPr>
+          <w:rStyle w:val="VerbatimChar"/>
+        </w:rPr>
+        <w:t xml:space="preserve">public/</w:t>
+      </w:r>
+      <w:r>
+        <w:t xml:space="preserve">) додайте підключення до скриньки — пароль зберігається лише тут, в інтерфейсі та в БД його немає:</w:t>
+      </w:r>
+    </w:p>
+    <w:p>
+      <w:pPr>
+        <w:numPr>
+          <w:ilvl w:val="0"/>
+          <w:numId w:val="1000"/>
+        </w:numPr>
+        <w:pStyle w:val="SourceCode"/>
+      </w:pPr>
+      <w:r>
+        <w:rPr>
+          <w:rStyle w:val="VerbatimChar"/>
+        </w:rPr>
+        <w:t xml:space="preserve">MAIL_IMAP_HOST=imap.example.org</w:t>
+      </w:r>
+      <w:r>
+        <w:br/>
+      </w:r>
+      <w:r>
+        <w:rPr>
+          <w:rStyle w:val="VerbatimChar"/>
+        </w:rPr>
+        <w:t xml:space="preserve">MAIL_IMAP_PORT=993</w:t>
+      </w:r>
+      <w:r>
+        <w:br/>
+      </w:r>
+      <w:r>
+        <w:rPr>
+          <w:rStyle w:val="VerbatimChar"/>
+        </w:rPr>
+        <w:t xml:space="preserve">MAIL_IMAP_ENCRYPTION=ssl</w:t>
+      </w:r>
+      <w:r>
+        <w:br/>
+      </w:r>
+      <w:r>
+        <w:rPr>
+          <w:rStyle w:val="VerbatimChar"/>
+        </w:rPr>
+        <w:t xml:space="preserve">MAIL_IMAP_USERNAME=support@example.org</w:t>
+      </w:r>
+      <w:r>
+        <w:br/>
+      </w:r>
+      <w:r>
+        <w:rPr>
+          <w:rStyle w:val="VerbatimChar"/>
+        </w:rPr>
+        <w:t xml:space="preserve">MAIL_IMAP_PASSWORD=пароль</w:t>
+      </w:r>
+      <w:r>
+        <w:br/>
+      </w:r>
+      <w:r>
+        <w:rPr>
+          <w:rStyle w:val="VerbatimChar"/>
+        </w:rPr>
+        <w:t xml:space="preserve">MAIL_IMAP_FOLDER=INBOX</w:t>
+      </w:r>
+    </w:p>
+    <w:p>
+      <w:pPr>
+        <w:numPr>
+          <w:ilvl w:val="0"/>
+          <w:numId w:val="1000"/>
+        </w:numPr>
+        <w:pStyle w:val="Compact"/>
+      </w:pPr>
+      <w:r>
+        <w:rPr>
+          <w:rStyle w:val="VerbatimChar"/>
+        </w:rPr>
+        <w:t xml:space="preserve">MAIL_IMAP_ENCRYPTION</w:t>
+      </w:r>
+      <w:r>
+        <w:t xml:space="preserve">:</w:t>
+      </w:r>
+      <w:r>
+        <w:t xml:space="preserve"> </w:t>
+      </w:r>
+      <w:r>
+        <w:rPr>
+          <w:rStyle w:val="VerbatimChar"/>
+        </w:rPr>
+        <w:t xml:space="preserve">ssl</w:t>
+      </w:r>
+      <w:r>
+        <w:t xml:space="preserve"> </w:t>
+      </w:r>
+      <w:r>
+        <w:t xml:space="preserve">(порт 993),</w:t>
+      </w:r>
+      <w:r>
+        <w:t xml:space="preserve"> </w:t>
+      </w:r>
+      <w:r>
+        <w:rPr>
+          <w:rStyle w:val="VerbatimChar"/>
+        </w:rPr>
+        <w:t xml:space="preserve">tls</w:t>
+      </w:r>
+      <w:r>
+        <w:t xml:space="preserve"> </w:t>
+      </w:r>
+      <w:r>
+        <w:t xml:space="preserve">(STARTTLS, порт 143) або</w:t>
+      </w:r>
+      <w:r>
+        <w:t xml:space="preserve"> </w:t>
+      </w:r>
+      <w:r>
+        <w:rPr>
+          <w:rStyle w:val="VerbatimChar"/>
+        </w:rPr>
+        <w:t xml:space="preserve">none</w:t>
+      </w:r>
+      <w:r>
+        <w:t xml:space="preserve">. Порт можна не вказувати — він підставиться за типом шифрування. Для внутрішнього сервера з власним (самопідписаним) сертифікатом додайте</w:t>
+      </w:r>
+      <w:r>
+        <w:t xml:space="preserve"> </w:t>
+      </w:r>
+      <w:r>
+        <w:rPr>
+          <w:rStyle w:val="VerbatimChar"/>
+        </w:rPr>
+        <w:t xml:space="preserve">MAIL_IMAP_VERIFY_CERT=false</w:t>
+      </w:r>
+      <w:r>
+        <w:t xml:space="preserve">. Значення береться як є: пробіли та</w:t>
+      </w:r>
+      <w:r>
+        <w:t xml:space="preserve"> </w:t>
+      </w:r>
+      <w:r>
+        <w:rPr>
+          <w:rStyle w:val="VerbatimChar"/>
+        </w:rPr>
+        <w:t xml:space="preserve">#</w:t>
+      </w:r>
+      <w:r>
+        <w:t xml:space="preserve"> </w:t>
+      </w:r>
+      <w:r>
+        <w:t xml:space="preserve">усередині пароля допустимі, лапки навколо значення необов'язкові (відкидається одна парна обгортка). Коментарі в</w:t>
+      </w:r>
+      <w:r>
+        <w:t xml:space="preserve"> </w:t>
+      </w:r>
+      <w:r>
+        <w:rPr>
+          <w:rStyle w:val="VerbatimChar"/>
+        </w:rPr>
+        <w:t xml:space="preserve">.env</w:t>
+      </w:r>
+      <w:r>
+        <w:t xml:space="preserve"> </w:t>
+      </w:r>
+      <w:r>
+        <w:t xml:space="preserve">— лише окремими рядками, не в кінці рядка зі значенням.</w:t>
+      </w:r>
+    </w:p>
+    <w:p>
+      <w:pPr>
+        <w:numPr>
+          <w:ilvl w:val="0"/>
+          <w:numId w:val="1016"/>
+        </w:numPr>
+        <w:pStyle w:val="Compact"/>
+      </w:pPr>
+      <w:r>
+        <w:t xml:space="preserve">Відкрийте сторінку «Пошта → тікети» й натисніть</w:t>
+      </w:r>
+      <w:r>
+        <w:t xml:space="preserve"> </w:t>
+      </w:r>
+      <w:r>
+        <w:rPr>
+          <w:bCs/>
+          <w:b/>
+        </w:rPr>
+        <w:t xml:space="preserve">«Перевірити з'єднання»</w:t>
+      </w:r>
+      <w:r>
+        <w:t xml:space="preserve"> </w:t>
+      </w:r>
+      <w:r>
+        <w:t xml:space="preserve">— система підключиться, залогінюється й покаже, скільки листів у скриньці. Помилки пояснюються прямо (наприклад, «сертифікат не пройшов перевірку… вкажіть MAIL_IMAP_VERIFY_CERT=false» або «порт 993 потребує ssl, порт 143 — tls чи none»).</w:t>
+      </w:r>
+    </w:p>
+    <w:p>
+      <w:pPr>
+        <w:numPr>
+          <w:ilvl w:val="0"/>
+          <w:numId w:val="1016"/>
+        </w:numPr>
+        <w:pStyle w:val="Compact"/>
+      </w:pPr>
+      <w:r>
+        <w:t xml:space="preserve">Оберіть</w:t>
+      </w:r>
+      <w:r>
+        <w:t xml:space="preserve"> </w:t>
+      </w:r>
+      <w:r>
+        <w:rPr>
+          <w:bCs/>
+          <w:b/>
+        </w:rPr>
+        <w:t xml:space="preserve">чергу</w:t>
+      </w:r>
+      <w:r>
+        <w:t xml:space="preserve">, у яку потраплятимуть тікети з пошти, поставте галочку</w:t>
+      </w:r>
+      <w:r>
+        <w:t xml:space="preserve"> </w:t>
+      </w:r>
+      <w:r>
+        <w:rPr>
+          <w:bCs/>
+          <w:b/>
+        </w:rPr>
+        <w:t xml:space="preserve">«Автоматично обробляти пошту»</w:t>
+      </w:r>
+      <w:r>
+        <w:t xml:space="preserve"> </w:t>
+      </w:r>
+      <w:r>
+        <w:t xml:space="preserve">й збережіть.</w:t>
+      </w:r>
+    </w:p>
+    <w:p>
+      <w:pPr>
+        <w:numPr>
+          <w:ilvl w:val="0"/>
+          <w:numId w:val="1016"/>
+        </w:numPr>
+        <w:pStyle w:val="Compact"/>
+      </w:pPr>
+      <w:r>
+        <w:t xml:space="preserve">Додайте запуск за розкладом у cron сервера (рядок із вашим реальним шляхом показано на цій самій сторінці), наприклад кожні 5 хвилин від імені користувача веб-сервера:</w:t>
+      </w:r>
+    </w:p>
+    <w:p>
+      <w:pPr>
+        <w:numPr>
+          <w:ilvl w:val="0"/>
+          <w:numId w:val="1000"/>
+        </w:numPr>
+        <w:pStyle w:val="SourceCode"/>
+      </w:pPr>
+      <w:r>
+        <w:rPr>
+          <w:rStyle w:val="VerbatimChar"/>
+        </w:rPr>
+        <w:t xml:space="preserve">*/5 * * * *  www-data  php /var/www/itsm-system/bin/fetch-mail.php &gt;&gt; /var/log/itsm-mail.log 2&gt;&amp;1</w:t>
+      </w:r>
+    </w:p>
+    <w:p>
+      <w:pPr>
+        <w:numPr>
+          <w:ilvl w:val="0"/>
+          <w:numId w:val="1000"/>
+        </w:numPr>
+        <w:pStyle w:val="Compact"/>
+      </w:pPr>
+      <w:r>
+        <w:t xml:space="preserve">Без cron кнопка</w:t>
+      </w:r>
+      <w:r>
+        <w:t xml:space="preserve"> </w:t>
+      </w:r>
+      <w:r>
+        <w:rPr>
+          <w:bCs/>
+          <w:b/>
+        </w:rPr>
+        <w:t xml:space="preserve">«Забрати пошту зараз»</w:t>
+      </w:r>
+      <w:r>
+        <w:t xml:space="preserve"> </w:t>
+      </w:r>
+      <w:r>
+        <w:t xml:space="preserve">(працює незалежно від галочки) обробить пошту вручну. Із командного рядка:</w:t>
+      </w:r>
+      <w:r>
+        <w:t xml:space="preserve"> </w:t>
+      </w:r>
+      <w:r>
+        <w:rPr>
+          <w:rStyle w:val="VerbatimChar"/>
+        </w:rPr>
+        <w:t xml:space="preserve">php bin/fetch-mail.php --test</w:t>
+      </w:r>
+      <w:r>
+        <w:t xml:space="preserve"> </w:t>
+      </w:r>
+      <w:r>
+        <w:t xml:space="preserve">(лише перевірка підключення) і</w:t>
+      </w:r>
+      <w:r>
+        <w:t xml:space="preserve"> </w:t>
+      </w:r>
+      <w:r>
+        <w:rPr>
+          <w:rStyle w:val="VerbatimChar"/>
+        </w:rPr>
+        <w:t xml:space="preserve">--force</w:t>
+      </w:r>
+      <w:r>
+        <w:t xml:space="preserve"> </w:t>
+      </w:r>
+      <w:r>
+        <w:t xml:space="preserve">(обробити, навіть якщо галочку вимкнено).</w:t>
+      </w:r>
+    </w:p>
+    <w:p>
+      <w:pPr>
+        <w:pStyle w:val="FirstParagraph"/>
+      </w:pPr>
+      <w:r>
+        <w:rPr>
+          <w:bCs/>
+          <w:b/>
+        </w:rPr>
+        <w:t xml:space="preserve">Що з кожним листом:</w:t>
+      </w:r>
+    </w:p>
+    <w:p>
+      <w:pPr>
+        <w:numPr>
+          <w:ilvl w:val="0"/>
+          <w:numId w:val="1017"/>
+        </w:numPr>
+        <w:pStyle w:val="Compact"/>
+      </w:pPr>
+      <w:r>
+        <w:rPr>
+          <w:bCs/>
+          <w:b/>
+        </w:rPr>
+        <w:t xml:space="preserve">Новий тікет</w:t>
+      </w:r>
+      <w:r>
+        <w:t xml:space="preserve"> </w:t>
+      </w:r>
+      <w:r>
+        <w:t xml:space="preserve">— тема листа → тема тікета (префікси «Re:», «Fwd:», «Відп:» прибираються), текст → опис, відправник → заявник. Якщо адреса відправника збігається з активним користувачем системи, тікет прив'язується до нього й з'являється в його особистому списку «Тікети».</w:t>
+      </w:r>
+    </w:p>
+    <w:p>
+      <w:pPr>
+        <w:numPr>
+          <w:ilvl w:val="0"/>
+          <w:numId w:val="1017"/>
+        </w:numPr>
+        <w:pStyle w:val="Compact"/>
+      </w:pPr>
+      <w:r>
+        <w:rPr>
+          <w:bCs/>
+          <w:b/>
+        </w:rPr>
+        <w:t xml:space="preserve">Відповідь у наявній гілці</w:t>
+      </w:r>
+      <w:r>
+        <w:t xml:space="preserve"> </w:t>
+      </w:r>
+      <w:r>
+        <w:t xml:space="preserve">→ коментар до вже створеного тікета, а не новий тікет. Відповідь розпізнається за заголовками листування (In-Reply-To/References — працює для будь-кого з гілки, напр. колеги в копії; тоді на початку коментаря додається «Від: ім'я &lt;адреса&gt;»), або за міткою</w:t>
+      </w:r>
+      <w:r>
+        <w:t xml:space="preserve"> </w:t>
+      </w:r>
+      <w:r>
+        <w:rPr>
+          <w:rStyle w:val="VerbatimChar"/>
+        </w:rPr>
+        <w:t xml:space="preserve">[#123]</w:t>
+      </w:r>
+      <w:r>
+        <w:t xml:space="preserve"> </w:t>
+      </w:r>
+      <w:r>
+        <w:t xml:space="preserve">у темі (лише від заявника цього тікета). Процитований попередній лист («пн, 28 вер. … пише:», «On … wrote:», блок «From/Sent» Outlook) з коментаря відрізається.</w:t>
+      </w:r>
+    </w:p>
+    <w:p>
+      <w:pPr>
+        <w:numPr>
+          <w:ilvl w:val="0"/>
+          <w:numId w:val="1017"/>
+        </w:numPr>
+        <w:pStyle w:val="Compact"/>
+      </w:pPr>
+      <w:r>
+        <w:rPr>
+          <w:bCs/>
+          <w:b/>
+        </w:rPr>
+        <w:t xml:space="preserve">Пропускаються</w:t>
+      </w:r>
+      <w:r>
+        <w:t xml:space="preserve"> </w:t>
+      </w:r>
+      <w:r>
+        <w:t xml:space="preserve">(з причиною в журналі): автовідповіді (Auto-Submitted), розсилки (Precedence: bulk/list, List-Id), повідомлення про недоставку, листи від самої скриньки (захист від циклів), порожні листи, листи без коректної адреси відправника й листи понад 10 МБ.</w:t>
+      </w:r>
+    </w:p>
+    <w:p>
+      <w:pPr>
+        <w:numPr>
+          <w:ilvl w:val="0"/>
+          <w:numId w:val="1017"/>
+        </w:numPr>
+        <w:pStyle w:val="Compact"/>
+      </w:pPr>
+      <w:r>
+        <w:t xml:space="preserve">Один і той самий лист</w:t>
+      </w:r>
+      <w:r>
+        <w:t xml:space="preserve"> </w:t>
+      </w:r>
+      <w:r>
+        <w:rPr>
+          <w:bCs/>
+          <w:b/>
+        </w:rPr>
+        <w:t xml:space="preserve">ніколи не обробляється двічі</w:t>
+      </w:r>
+      <w:r>
+        <w:t xml:space="preserve"> </w:t>
+      </w:r>
+      <w:r>
+        <w:t xml:space="preserve">— навіть якщо його позначили непрочитаним удруге.</w:t>
+      </w:r>
+    </w:p>
+    <w:p>
+      <w:pPr>
+        <w:numPr>
+          <w:ilvl w:val="0"/>
+          <w:numId w:val="1017"/>
+        </w:numPr>
+        <w:pStyle w:val="Compact"/>
+      </w:pPr>
+      <w:r>
+        <w:t xml:space="preserve">Лист позначається прочитаним лише після успішної обробки; якщо обробка не вдалась (наприклад, збій БД), він лишається непрочитаним і буде повторений наступного разу.</w:t>
+      </w:r>
+    </w:p>
+    <w:p>
+      <w:pPr>
+        <w:pStyle w:val="FirstParagraph"/>
+      </w:pPr>
+      <w:r>
+        <w:rPr>
+          <w:bCs/>
+          <w:b/>
+        </w:rPr>
+        <w:t xml:space="preserve">Журнал обробки</w:t>
+      </w:r>
+      <w:r>
+        <w:t xml:space="preserve"> </w:t>
+      </w:r>
+      <w:r>
+        <w:t xml:space="preserve">на тій самій сторінці показує останні 50 листів — і створені, і пропущені, із причиною. Якщо хтось скаржиться, що його лист не став тікетом, дивіться сюди першим.</w:t>
+      </w:r>
+    </w:p>
+    <w:p>
+      <w:pPr>
+        <w:pStyle w:val="BodyText"/>
+      </w:pPr>
+      <w:r>
+        <w:rPr>
+          <w:bCs/>
+          <w:b/>
+        </w:rPr>
+        <w:t xml:space="preserve">Обмеження, про які варто знати:</w:t>
+      </w:r>
+    </w:p>
+    <w:p>
+      <w:pPr>
+        <w:numPr>
+          <w:ilvl w:val="0"/>
+          <w:numId w:val="1018"/>
+        </w:numPr>
+        <w:pStyle w:val="Compact"/>
+      </w:pPr>
+      <w:r>
+        <w:rPr>
+          <w:bCs/>
+          <w:b/>
+        </w:rPr>
+        <w:t xml:space="preserve">Вкладення не зберігаються</w:t>
+      </w:r>
+      <w:r>
+        <w:t xml:space="preserve"> </w:t>
+      </w:r>
+      <w:r>
+        <w:t xml:space="preserve">(модуля файлів ще немає) — у тікеті лише їх перелік: «[Вкладення не збережено в системі: …]».</w:t>
+      </w:r>
+    </w:p>
+    <w:p>
+      <w:pPr>
+        <w:numPr>
+          <w:ilvl w:val="0"/>
+          <w:numId w:val="1018"/>
+        </w:numPr>
+        <w:pStyle w:val="Compact"/>
+      </w:pPr>
+      <w:r>
+        <w:t xml:space="preserve">Текст понад 20 000 символів скорочується (з приміткою).</w:t>
+      </w:r>
+    </w:p>
+    <w:p>
+      <w:pPr>
+        <w:numPr>
+          <w:ilvl w:val="0"/>
+          <w:numId w:val="1018"/>
+        </w:numPr>
+        <w:pStyle w:val="Compact"/>
+      </w:pPr>
+      <w:r>
+        <w:rPr>
+          <w:bCs/>
+          <w:b/>
+        </w:rPr>
+        <w:t xml:space="preserve">Заявник без облікового запису не отримує посилання для відстеження</w:t>
+      </w:r>
+      <w:r>
+        <w:t xml:space="preserve"> </w:t>
+      </w:r>
+      <w:r>
+        <w:t xml:space="preserve">— система поки нічого не надсилає поштою (це окремий наступний крок: email-сповіщення). Оператору варто відповісти йому іншим каналом.</w:t>
+      </w:r>
+    </w:p>
+    <w:p>
+      <w:pPr>
+        <w:numPr>
+          <w:ilvl w:val="0"/>
+          <w:numId w:val="1018"/>
+        </w:numPr>
+        <w:pStyle w:val="Compact"/>
+      </w:pPr>
+      <w:r>
+        <w:rPr>
+          <w:bCs/>
+          <w:b/>
+        </w:rPr>
+        <w:t xml:space="preserve">Справжність відправника не перевіряється</w:t>
+      </w:r>
+      <w:r>
+        <w:t xml:space="preserve"> </w:t>
+      </w:r>
+      <w:r>
+        <w:t xml:space="preserve">(SPF/DKIM не аналізуються): будь-хто може написати від імені співробітника. Спирайтесь на антиспам- та SPF-фільтрацію самого поштового сервера. Дописування в тікети за міткою</w:t>
+      </w:r>
+      <w:r>
+        <w:t xml:space="preserve"> </w:t>
+      </w:r>
+      <w:r>
+        <w:rPr>
+          <w:rStyle w:val="VerbatimChar"/>
+        </w:rPr>
+        <w:t xml:space="preserve">[#N]</w:t>
+      </w:r>
+      <w:r>
+        <w:t xml:space="preserve"> </w:t>
+      </w:r>
+      <w:r>
+        <w:t xml:space="preserve">від сторонніх адрес система відхиляє, а лист «від оператора» завжди записується як коментар заявника — підроблений відправник не зачепить SLA.</w:t>
+      </w:r>
+    </w:p>
+    <w:p>
+      <w:pPr>
+        <w:numPr>
+          <w:ilvl w:val="0"/>
+          <w:numId w:val="1018"/>
+        </w:numPr>
+        <w:pStyle w:val="Compact"/>
+      </w:pPr>
+      <w:r>
+        <w:t xml:space="preserve">За один запуск обробляється до 50 листів; решта — наступного разу.</w:t>
       </w:r>
     </w:p>
     <w:p>
@@ -2932,9 +3610,9 @@
         </w:pict>
       </w:r>
     </w:p>
-    <w:bookmarkEnd w:id="43"/>
     <w:bookmarkEnd w:id="44"/>
-    <w:bookmarkStart w:id="47" w:name="Xfd3b571dc2ba161e01d4de304ef5647943b2305"/>
+    <w:bookmarkEnd w:id="45"/>
+    <w:bookmarkStart w:id="48" w:name="Xfd3b571dc2ba161e01d4de304ef5647943b2305"/>
     <w:p>
       <w:pPr>
         <w:pStyle w:val="Heading2"/>
@@ -2960,7 +3638,7 @@
         <w:t xml:space="preserve">Черги — це категорії, за якими розподіляються звернення (наприклад, «Загальна підтримка», «Мережева підтримка», «Бухгалтерські системи»). При створенні тікета користувач обирає чергу зі списку.</w:t>
       </w:r>
     </w:p>
-    <w:bookmarkStart w:id="45" w:name="створення-нової-черги"/>
+    <w:bookmarkStart w:id="46" w:name="створення-нової-черги"/>
     <w:p>
       <w:pPr>
         <w:pStyle w:val="Heading3"/>
@@ -2973,7 +3651,7 @@
       <w:pPr>
         <w:numPr>
           <w:ilvl w:val="0"/>
-          <w:numId w:val="1016"/>
+          <w:numId w:val="1019"/>
         </w:numPr>
         <w:pStyle w:val="Compact"/>
       </w:pPr>
@@ -2998,7 +3676,7 @@
       <w:pPr>
         <w:numPr>
           <w:ilvl w:val="0"/>
-          <w:numId w:val="1016"/>
+          <w:numId w:val="1019"/>
         </w:numPr>
         <w:pStyle w:val="Compact"/>
       </w:pPr>
@@ -3010,7 +3688,7 @@
       <w:pPr>
         <w:numPr>
           <w:ilvl w:val="0"/>
-          <w:numId w:val="1016"/>
+          <w:numId w:val="1019"/>
         </w:numPr>
         <w:pStyle w:val="Compact"/>
       </w:pPr>
@@ -3039,8 +3717,8 @@
         <w:t xml:space="preserve">Нова черга одразу з'являється у випадаючому списку на сторінці створення тікета — жодних додаткових дій не потрібно.</w:t>
       </w:r>
     </w:p>
-    <w:bookmarkEnd w:id="45"/>
-    <w:bookmarkStart w:id="46" w:name="sla-нормативи-черги"/>
+    <w:bookmarkEnd w:id="46"/>
+    <w:bookmarkStart w:id="47" w:name="sla-нормативи-черги"/>
     <w:p>
       <w:pPr>
         <w:pStyle w:val="Heading3"/>
@@ -3090,7 +3768,7 @@
       <w:pPr>
         <w:numPr>
           <w:ilvl w:val="0"/>
-          <w:numId w:val="1017"/>
+          <w:numId w:val="1020"/>
         </w:numPr>
         <w:pStyle w:val="Compact"/>
       </w:pPr>
@@ -3118,7 +3796,7 @@
       <w:pPr>
         <w:numPr>
           <w:ilvl w:val="0"/>
-          <w:numId w:val="1017"/>
+          <w:numId w:val="1020"/>
         </w:numPr>
         <w:pStyle w:val="Compact"/>
       </w:pPr>
@@ -3130,7 +3808,7 @@
       <w:pPr>
         <w:numPr>
           <w:ilvl w:val="0"/>
-          <w:numId w:val="1017"/>
+          <w:numId w:val="1020"/>
         </w:numPr>
         <w:pStyle w:val="Compact"/>
       </w:pPr>
@@ -3154,7 +3832,7 @@
       <w:pPr>
         <w:numPr>
           <w:ilvl w:val="0"/>
-          <w:numId w:val="1017"/>
+          <w:numId w:val="1020"/>
         </w:numPr>
         <w:pStyle w:val="Compact"/>
       </w:pPr>
@@ -3177,9 +3855,9 @@
         </w:pict>
       </w:r>
     </w:p>
-    <w:bookmarkEnd w:id="46"/>
     <w:bookmarkEnd w:id="47"/>
-    <w:bookmarkStart w:id="48" w:name="X1c091a7ac5073a7af3d36fe571c8ef570adddd9"/>
+    <w:bookmarkEnd w:id="48"/>
+    <w:bookmarkStart w:id="49" w:name="X1c091a7ac5073a7af3d36fe571c8ef570adddd9"/>
     <w:p>
       <w:pPr>
         <w:pStyle w:val="Heading2"/>
@@ -3200,19 +3878,19 @@
       <w:pPr>
         <w:numPr>
           <w:ilvl w:val="0"/>
-          <w:numId w:val="1018"/>
-        </w:numPr>
-        <w:pStyle w:val="Compact"/>
-      </w:pPr>
-      <w:r>
-        <w:t xml:space="preserve">Email-to-ticket (створення тікета з вхідного листа); подання без облікового запису, оцінка CSAT і SLA-ескалація вже реалізовані (розділ 10).</w:t>
-      </w:r>
-    </w:p>
-    <w:p>
-      <w:pPr>
-        <w:numPr>
-          <w:ilvl w:val="0"/>
-          <w:numId w:val="1018"/>
+          <w:numId w:val="1021"/>
+        </w:numPr>
+        <w:pStyle w:val="Compact"/>
+      </w:pPr>
+      <w:r>
+        <w:t xml:space="preserve">Збереження вкладень (у тікетах з пошти та в порталі): наразі лише перелік імен; подання без облікового запису, оцінка CSAT, SLA-ескалація та email-to-ticket вже реалізовані (розділ 10).</w:t>
+      </w:r>
+    </w:p>
+    <w:p>
+      <w:pPr>
+        <w:numPr>
+          <w:ilvl w:val="0"/>
+          <w:numId w:val="1021"/>
         </w:numPr>
         <w:pStyle w:val="Compact"/>
       </w:pPr>
@@ -3224,7 +3902,7 @@
       <w:pPr>
         <w:numPr>
           <w:ilvl w:val="0"/>
-          <w:numId w:val="1018"/>
+          <w:numId w:val="1021"/>
         </w:numPr>
         <w:pStyle w:val="Compact"/>
       </w:pPr>
@@ -3236,12 +3914,12 @@
       <w:pPr>
         <w:numPr>
           <w:ilvl w:val="0"/>
-          <w:numId w:val="1018"/>
-        </w:numPr>
-        <w:pStyle w:val="Compact"/>
-      </w:pPr>
-      <w:r>
-        <w:t xml:space="preserve">Email-сповіщення, вебхуки, REST API.</w:t>
+          <w:numId w:val="1021"/>
+        </w:numPr>
+        <w:pStyle w:val="Compact"/>
+      </w:pPr>
+      <w:r>
+        <w:t xml:space="preserve">Email-сповіщення (зокрема автовідповідь із посиланням для відстеження), вебхуки, REST API.</w:t>
       </w:r>
     </w:p>
     <w:p>
@@ -3251,8 +3929,8 @@
         </w:pict>
       </w:r>
     </w:p>
-    <w:bookmarkEnd w:id="48"/>
-    <w:bookmarkStart w:id="49" w:name="X15f096bb48513ce1d1cd2a2553b582badd399ba"/>
+    <w:bookmarkEnd w:id="49"/>
+    <w:bookmarkStart w:id="50" w:name="X15f096bb48513ce1d1cd2a2553b582badd399ba"/>
     <w:p>
       <w:pPr>
         <w:pStyle w:val="Heading2"/>
@@ -3333,8 +4011,8 @@
         <w:t xml:space="preserve">Не видаляйте — позначте статус «Архівний» замість цього (розділ 5, «Зміна статусу (архівування)»). Дані, задачі й історія лишаються доступними, але проєкт більше не виглядає активним у списках.</w:t>
       </w:r>
     </w:p>
-    <w:bookmarkEnd w:id="49"/>
     <w:bookmarkEnd w:id="50"/>
+    <w:bookmarkEnd w:id="51"/>
     <w:sectPr/>
   </w:body>
 </w:document>
@@ -3738,6 +4416,42 @@
     <w:abstractNumId w:val="991"/>
   </w:num>
   <w:num w:numId="1018">
+    <w:abstractNumId w:val="991"/>
+  </w:num>
+  <w:num w:numId="1019">
+    <w:abstractNumId w:val="99411"/>
+    <w:lvlOverride w:ilvl="0">
+      <w:startOverride w:val="1"/>
+    </w:lvlOverride>
+    <w:lvlOverride w:ilvl="1">
+      <w:startOverride w:val="1"/>
+    </w:lvlOverride>
+    <w:lvlOverride w:ilvl="2">
+      <w:startOverride w:val="1"/>
+    </w:lvlOverride>
+    <w:lvlOverride w:ilvl="3">
+      <w:startOverride w:val="1"/>
+    </w:lvlOverride>
+    <w:lvlOverride w:ilvl="4">
+      <w:startOverride w:val="1"/>
+    </w:lvlOverride>
+    <w:lvlOverride w:ilvl="5">
+      <w:startOverride w:val="1"/>
+    </w:lvlOverride>
+    <w:lvlOverride w:ilvl="6">
+      <w:startOverride w:val="1"/>
+    </w:lvlOverride>
+    <w:lvlOverride w:ilvl="7">
+      <w:startOverride w:val="1"/>
+    </w:lvlOverride>
+    <w:lvlOverride w:ilvl="8">
+      <w:startOverride w:val="1"/>
+    </w:lvlOverride>
+  </w:num>
+  <w:num w:numId="1020">
+    <w:abstractNumId w:val="991"/>
+  </w:num>
+  <w:num w:numId="1021">
     <w:abstractNumId w:val="991"/>
   </w:num>
 </w:numbering>

--- a/docs/ITSM_Admin_Guide.docx
+++ b/docs/ITSM_Admin_Guide.docx
@@ -2,7 +2,7 @@
 <file path=word/document.xml><?xml version="1.0" encoding="utf-8"?>
 <w:document xmlns:w="http://schemas.openxmlformats.org/wordprocessingml/2006/main" xmlns:m="http://schemas.openxmlformats.org/officeDocument/2006/math" xmlns:r="http://schemas.openxmlformats.org/officeDocument/2006/relationships" xmlns:o="urn:schemas-microsoft-com:office:office" xmlns:v="urn:schemas-microsoft-com:vml" xmlns:w10="urn:schemas-microsoft-com:office:word" xmlns:a="http://schemas.openxmlformats.org/drawingml/2006/main" xmlns:pic="http://schemas.openxmlformats.org/drawingml/2006/picture" xmlns:wp="http://schemas.openxmlformats.org/drawingml/2006/wordprocessingDrawing">
   <w:body>
-    <w:bookmarkStart w:id="51" w:name="гайд-адміністратора--itsm-system"/>
+    <w:bookmarkStart w:id="53" w:name="гайд-адміністратора--itsm-system"/>
     <w:p>
       <w:pPr>
         <w:pStyle w:val="Heading1"/>
@@ -20,7 +20,7 @@
           <w:iCs/>
           <w:i/>
         </w:rPr>
-        <w:t xml:space="preserve">Версія застосунку: 0.1.3</w:t>
+        <w:t xml:space="preserve">Версія застосунку: 0.2.0</w:t>
       </w:r>
     </w:p>
     <w:p>
@@ -1235,7 +1235,22 @@
         <w:t xml:space="preserve"> </w:t>
       </w:r>
       <w:r>
-        <w:t xml:space="preserve">проєкту підпроєкти показуються картками вгорі сторінки (над описом).</w:t>
+        <w:t xml:space="preserve">проєкту підпроєкти показуються картками вгорі сторінки (над описом). Картка основного проєкту в головному списку</w:t>
+      </w:r>
+      <w:r>
+        <w:t xml:space="preserve"> </w:t>
+      </w:r>
+      <w:r>
+        <w:rPr>
+          <w:rStyle w:val="VerbatimChar"/>
+        </w:rPr>
+        <w:t xml:space="preserve">/projects</w:t>
+      </w:r>
+      <w:r>
+        <w:t xml:space="preserve"> </w:t>
+      </w:r>
+      <w:r>
+        <w:t xml:space="preserve">показує кількість підпроєктів бейджем («📁 3 підпроєкти»), якщо вони є — рахуються лише незакриті.</w:t>
       </w:r>
     </w:p>
     <w:p>
@@ -1307,6 +1322,47 @@
       </w:r>
       <w:r>
         <w:t xml:space="preserve">— лише основні проєкти, щоб не перевантажувати список; підпроєкт відкривається з картки на сторінці свого основного проєкту.</w:t>
+      </w:r>
+      <w:r>
+        <w:t xml:space="preserve"> </w:t>
+      </w:r>
+      <w:r>
+        <w:rPr>
+          <w:bCs/>
+          <w:b/>
+        </w:rPr>
+        <w:t xml:space="preserve">Закриті</w:t>
+      </w:r>
+      <w:r>
+        <w:t xml:space="preserve"> </w:t>
+      </w:r>
+      <w:r>
+        <w:t xml:space="preserve">проєкти (і основні, і підпроєкти) також прибрані з обох списків і з карток підпроєктів на сторінці основного проєкту — вони зібрані окремо на сторінці</w:t>
+      </w:r>
+      <w:r>
+        <w:t xml:space="preserve"> </w:t>
+      </w:r>
+      <w:r>
+        <w:rPr>
+          <w:bCs/>
+          <w:b/>
+        </w:rPr>
+        <w:t xml:space="preserve">«Архів»</w:t>
+      </w:r>
+      <w:r>
+        <w:t xml:space="preserve"> </w:t>
+      </w:r>
+      <w:r>
+        <w:t xml:space="preserve">(</w:t>
+      </w:r>
+      <w:r>
+        <w:rPr>
+          <w:rStyle w:val="VerbatimChar"/>
+        </w:rPr>
+        <w:t xml:space="preserve">/archive</w:t>
+      </w:r>
+      <w:r>
+        <w:t xml:space="preserve">, посилання в навігації), разом із закритими тікетами й задачами; видимість там та сама, що й у звичайних списках.</w:t>
       </w:r>
     </w:p>
     <w:p>
@@ -2635,7 +2691,7 @@
       </w:r>
     </w:p>
     <w:bookmarkEnd w:id="41"/>
-    <w:bookmarkStart w:id="45" w:name="Xabb48b602696d4744d66b80d465a4de026a7727"/>
+    <w:bookmarkStart w:id="47" w:name="Xabb48b602696d4744d66b80d465a4de026a7727"/>
     <w:p>
       <w:pPr>
         <w:pStyle w:val="Heading2"/>
@@ -2740,6 +2796,74 @@
       </w:pPr>
       <w:r>
         <w:t xml:space="preserve">Час першої відповіді оператора та час вирішення фіксуються автоматично в базі даних (для майбутньої SLA-звітності — окремого звіту в інтерфейсі поки немає).</w:t>
+      </w:r>
+    </w:p>
+    <w:p>
+      <w:pPr>
+        <w:numPr>
+          <w:ilvl w:val="0"/>
+          <w:numId w:val="1014"/>
+        </w:numPr>
+        <w:pStyle w:val="Compact"/>
+      </w:pPr>
+      <w:r>
+        <w:t xml:space="preserve">Тікети зі статусом</w:t>
+      </w:r>
+      <w:r>
+        <w:t xml:space="preserve"> </w:t>
+      </w:r>
+      <w:r>
+        <w:rPr>
+          <w:bCs/>
+          <w:b/>
+        </w:rPr>
+        <w:t xml:space="preserve">«Закрито»</w:t>
+      </w:r>
+      <w:r>
+        <w:t xml:space="preserve"> </w:t>
+      </w:r>
+      <w:r>
+        <w:t xml:space="preserve">прибрані зі списку</w:t>
+      </w:r>
+      <w:r>
+        <w:t xml:space="preserve"> </w:t>
+      </w:r>
+      <w:r>
+        <w:rPr>
+          <w:rStyle w:val="VerbatimChar"/>
+        </w:rPr>
+        <w:t xml:space="preserve">/tickets</w:t>
+      </w:r>
+      <w:r>
+        <w:t xml:space="preserve"> </w:t>
+      </w:r>
+      <w:r>
+        <w:t xml:space="preserve">(статус «Вирішено» лишається видимим) — зібрані окремо на сторінці</w:t>
+      </w:r>
+      <w:r>
+        <w:t xml:space="preserve"> </w:t>
+      </w:r>
+      <w:r>
+        <w:rPr>
+          <w:bCs/>
+          <w:b/>
+        </w:rPr>
+        <w:t xml:space="preserve">«Архів»</w:t>
+      </w:r>
+      <w:r>
+        <w:t xml:space="preserve"> </w:t>
+      </w:r>
+      <w:r>
+        <w:t xml:space="preserve">(</w:t>
+      </w:r>
+      <w:r>
+        <w:rPr>
+          <w:rStyle w:val="VerbatimChar"/>
+        </w:rPr>
+        <w:t xml:space="preserve">/archive</w:t>
+      </w:r>
+      <w:r>
+        <w:t xml:space="preserve">), разом із закритими проєктами й задачами.</w:t>
       </w:r>
     </w:p>
     <w:bookmarkStart w:id="42" w:name="X195d8fcf4c05567695203c9ab936e1a6884a274"/>
@@ -3541,17 +3665,7 @@
         <w:pStyle w:val="Compact"/>
       </w:pPr>
       <w:r>
-        <w:rPr>
-          <w:bCs/>
-          <w:b/>
-        </w:rPr>
-        <w:t xml:space="preserve">Заявник без облікового запису не отримує посилання для відстеження</w:t>
-      </w:r>
-      <w:r>
-        <w:t xml:space="preserve"> </w:t>
-      </w:r>
-      <w:r>
-        <w:t xml:space="preserve">— система поки нічого не надсилає поштою (це окремий наступний крок: email-сповіщення). Оператору варто відповісти йому іншим каналом.</w:t>
+        <w:t xml:space="preserve">Раніше заявник без облікового запису не отримував посилання для відстеження поштою — тепер це вирішує автовідповідь (SMTP), описана нижче.</w:t>
       </w:r>
     </w:p>
     <w:p>
@@ -3601,6 +3715,757 @@
       </w:pPr>
       <w:r>
         <w:t xml:space="preserve">За один запуск обробляється до 50 листів; решта — наступного разу.</w:t>
+      </w:r>
+    </w:p>
+    <w:bookmarkEnd w:id="44"/>
+    <w:bookmarkStart w:id="45" w:name="автовідповідь-заявнику-smtp"/>
+    <w:p>
+      <w:pPr>
+        <w:pStyle w:val="Heading3"/>
+      </w:pPr>
+      <w:r>
+        <w:t xml:space="preserve">Автовідповідь заявнику (SMTP)</w:t>
+      </w:r>
+    </w:p>
+    <w:p>
+      <w:pPr>
+        <w:pStyle w:val="FirstParagraph"/>
+      </w:pPr>
+      <w:r>
+        <w:t xml:space="preserve">Коли лист створює новий тікет, заявнику можна надіслати автоматичну відповідь із посиланням для відстеження статусу — це закриває обмеження вище: тепер заявник без облікового запису теж отримує спосіб повернутись до свого звернення.</w:t>
+      </w:r>
+    </w:p>
+    <w:p>
+      <w:pPr>
+        <w:pStyle w:val="BodyText"/>
+      </w:pPr>
+      <w:r>
+        <w:rPr>
+          <w:bCs/>
+          <w:b/>
+        </w:rPr>
+        <w:t xml:space="preserve">Як увімкнути:</w:t>
+      </w:r>
+    </w:p>
+    <w:p>
+      <w:pPr>
+        <w:numPr>
+          <w:ilvl w:val="0"/>
+          <w:numId w:val="1019"/>
+        </w:numPr>
+        <w:pStyle w:val="Compact"/>
+      </w:pPr>
+      <w:r>
+        <w:t xml:space="preserve">У</w:t>
+      </w:r>
+      <w:r>
+        <w:t xml:space="preserve"> </w:t>
+      </w:r>
+      <w:r>
+        <w:rPr>
+          <w:rStyle w:val="VerbatimChar"/>
+        </w:rPr>
+        <w:t xml:space="preserve">.env</w:t>
+      </w:r>
+      <w:r>
+        <w:t xml:space="preserve"> </w:t>
+      </w:r>
+      <w:r>
+        <w:t xml:space="preserve">додайте підключення для надсилання пошти (SMTP). Якщо скринька та сама, що й для отримання (</w:t>
+      </w:r>
+      <w:r>
+        <w:rPr>
+          <w:rStyle w:val="VerbatimChar"/>
+        </w:rPr>
+        <w:t xml:space="preserve">MAIL_IMAP_*</w:t>
+      </w:r>
+      <w:r>
+        <w:t xml:space="preserve"> </w:t>
+      </w:r>
+      <w:r>
+        <w:t xml:space="preserve">вище), достатньо вказати лише адресу відправника:</w:t>
+      </w:r>
+    </w:p>
+    <w:p>
+      <w:pPr>
+        <w:numPr>
+          <w:ilvl w:val="0"/>
+          <w:numId w:val="1000"/>
+        </w:numPr>
+        <w:pStyle w:val="SourceCode"/>
+      </w:pPr>
+      <w:r>
+        <w:rPr>
+          <w:rStyle w:val="VerbatimChar"/>
+        </w:rPr>
+        <w:t xml:space="preserve">MAIL_SMTP_FROM_EMAIL=support@example.org</w:t>
+      </w:r>
+      <w:r>
+        <w:br/>
+      </w:r>
+      <w:r>
+        <w:rPr>
+          <w:rStyle w:val="VerbatimChar"/>
+        </w:rPr>
+        <w:t xml:space="preserve">MAIL_SMTP_FROM_NAME=Служба підтримки</w:t>
+      </w:r>
+    </w:p>
+    <w:p>
+      <w:pPr>
+        <w:numPr>
+          <w:ilvl w:val="0"/>
+          <w:numId w:val="1000"/>
+        </w:numPr>
+        <w:pStyle w:val="Compact"/>
+      </w:pPr>
+      <w:r>
+        <w:t xml:space="preserve">Сервер, порт, логін і пароль без окремих</w:t>
+      </w:r>
+      <w:r>
+        <w:t xml:space="preserve"> </w:t>
+      </w:r>
+      <w:r>
+        <w:rPr>
+          <w:rStyle w:val="VerbatimChar"/>
+        </w:rPr>
+        <w:t xml:space="preserve">MAIL_SMTP_*</w:t>
+      </w:r>
+      <w:r>
+        <w:t xml:space="preserve"> </w:t>
+      </w:r>
+      <w:r>
+        <w:t xml:space="preserve">успадковуються з</w:t>
+      </w:r>
+      <w:r>
+        <w:t xml:space="preserve"> </w:t>
+      </w:r>
+      <w:r>
+        <w:rPr>
+          <w:rStyle w:val="VerbatimChar"/>
+        </w:rPr>
+        <w:t xml:space="preserve">MAIL_IMAP_*</w:t>
+      </w:r>
+      <w:r>
+        <w:t xml:space="preserve"> </w:t>
+      </w:r>
+      <w:r>
+        <w:t xml:space="preserve">автоматично. Для окремого SMTP-сервера (наприклад, зовнішній релей) вкажіть усе явно:</w:t>
+      </w:r>
+      <w:r>
+        <w:t xml:space="preserve"> </w:t>
+      </w:r>
+      <w:r>
+        <w:rPr>
+          <w:rStyle w:val="VerbatimChar"/>
+        </w:rPr>
+        <w:t xml:space="preserve">MAIL_SMTP_HOST</w:t>
+      </w:r>
+      <w:r>
+        <w:t xml:space="preserve">,</w:t>
+      </w:r>
+      <w:r>
+        <w:t xml:space="preserve"> </w:t>
+      </w:r>
+      <w:r>
+        <w:rPr>
+          <w:rStyle w:val="VerbatimChar"/>
+        </w:rPr>
+        <w:t xml:space="preserve">MAIL_SMTP_PORT</w:t>
+      </w:r>
+      <w:r>
+        <w:t xml:space="preserve">,</w:t>
+      </w:r>
+      <w:r>
+        <w:t xml:space="preserve"> </w:t>
+      </w:r>
+      <w:r>
+        <w:rPr>
+          <w:rStyle w:val="VerbatimChar"/>
+        </w:rPr>
+        <w:t xml:space="preserve">MAIL_SMTP_ENCRYPTION</w:t>
+      </w:r>
+      <w:r>
+        <w:t xml:space="preserve"> </w:t>
+      </w:r>
+      <w:r>
+        <w:t xml:space="preserve">(</w:t>
+      </w:r>
+      <w:r>
+        <w:rPr>
+          <w:rStyle w:val="VerbatimChar"/>
+        </w:rPr>
+        <w:t xml:space="preserve">ssl</w:t>
+      </w:r>
+      <w:r>
+        <w:t xml:space="preserve"> </w:t>
+      </w:r>
+      <w:r>
+        <w:t xml:space="preserve">— порт 465,</w:t>
+      </w:r>
+      <w:r>
+        <w:t xml:space="preserve"> </w:t>
+      </w:r>
+      <w:r>
+        <w:rPr>
+          <w:rStyle w:val="VerbatimChar"/>
+        </w:rPr>
+        <w:t xml:space="preserve">tls</w:t>
+      </w:r>
+      <w:r>
+        <w:t xml:space="preserve">/STARTTLS — порт 587,</w:t>
+      </w:r>
+      <w:r>
+        <w:t xml:space="preserve"> </w:t>
+      </w:r>
+      <w:r>
+        <w:rPr>
+          <w:rStyle w:val="VerbatimChar"/>
+        </w:rPr>
+        <w:t xml:space="preserve">none</w:t>
+      </w:r>
+      <w:r>
+        <w:t xml:space="preserve">),</w:t>
+      </w:r>
+      <w:r>
+        <w:t xml:space="preserve"> </w:t>
+      </w:r>
+      <w:r>
+        <w:rPr>
+          <w:rStyle w:val="VerbatimChar"/>
+        </w:rPr>
+        <w:t xml:space="preserve">MAIL_SMTP_USERNAME</w:t>
+      </w:r>
+      <w:r>
+        <w:t xml:space="preserve">,</w:t>
+      </w:r>
+      <w:r>
+        <w:t xml:space="preserve"> </w:t>
+      </w:r>
+      <w:r>
+        <w:rPr>
+          <w:rStyle w:val="VerbatimChar"/>
+        </w:rPr>
+        <w:t xml:space="preserve">MAIL_SMTP_PASSWORD</w:t>
+      </w:r>
+      <w:r>
+        <w:t xml:space="preserve">. Самопідписаний сертифікат —</w:t>
+      </w:r>
+      <w:r>
+        <w:t xml:space="preserve"> </w:t>
+      </w:r>
+      <w:r>
+        <w:rPr>
+          <w:rStyle w:val="VerbatimChar"/>
+        </w:rPr>
+        <w:t xml:space="preserve">MAIL_SMTP_VERIFY_CERT=false</w:t>
+      </w:r>
+      <w:r>
+        <w:t xml:space="preserve">.</w:t>
+      </w:r>
+    </w:p>
+    <w:p>
+      <w:pPr>
+        <w:numPr>
+          <w:ilvl w:val="0"/>
+          <w:numId w:val="1019"/>
+        </w:numPr>
+        <w:pStyle w:val="Compact"/>
+      </w:pPr>
+      <w:r>
+        <w:t xml:space="preserve">На сторінці «Пошта → тікети» з'явиться друга картка — «Надсилання пошти (SMTP)» зі статусом і кнопками</w:t>
+      </w:r>
+      <w:r>
+        <w:t xml:space="preserve"> </w:t>
+      </w:r>
+      <w:r>
+        <w:rPr>
+          <w:bCs/>
+          <w:b/>
+        </w:rPr>
+        <w:t xml:space="preserve">«Перевірити з'єднання»</w:t>
+      </w:r>
+      <w:r>
+        <w:t xml:space="preserve"> </w:t>
+      </w:r>
+      <w:r>
+        <w:t xml:space="preserve">та</w:t>
+      </w:r>
+      <w:r>
+        <w:t xml:space="preserve"> </w:t>
+      </w:r>
+      <w:r>
+        <w:rPr>
+          <w:bCs/>
+          <w:b/>
+        </w:rPr>
+        <w:t xml:space="preserve">«Надіслати тестовий лист собі»</w:t>
+      </w:r>
+      <w:r>
+        <w:t xml:space="preserve"> </w:t>
+      </w:r>
+      <w:r>
+        <w:t xml:space="preserve">(перевіряє геть усе — з'єднання, автентифікацію, реальну доставку — на вашу власну адресу).</w:t>
+      </w:r>
+    </w:p>
+    <w:p>
+      <w:pPr>
+        <w:numPr>
+          <w:ilvl w:val="0"/>
+          <w:numId w:val="1019"/>
+        </w:numPr>
+        <w:pStyle w:val="Compact"/>
+      </w:pPr>
+      <w:r>
+        <w:t xml:space="preserve">Поставте галочку</w:t>
+      </w:r>
+      <w:r>
+        <w:t xml:space="preserve"> </w:t>
+      </w:r>
+      <w:r>
+        <w:rPr>
+          <w:bCs/>
+          <w:b/>
+        </w:rPr>
+        <w:t xml:space="preserve">«Надсилати автовідповідь заявнику з посиланням для відстеження»</w:t>
+      </w:r>
+      <w:r>
+        <w:t xml:space="preserve"> </w:t>
+      </w:r>
+      <w:r>
+        <w:t xml:space="preserve">й збережіть.</w:t>
+      </w:r>
+    </w:p>
+    <w:p>
+      <w:pPr>
+        <w:pStyle w:val="FirstParagraph"/>
+      </w:pPr>
+      <w:r>
+        <w:rPr>
+          <w:bCs/>
+          <w:b/>
+        </w:rPr>
+        <w:t xml:space="preserve">Домен застосунку.</w:t>
+      </w:r>
+      <w:r>
+        <w:t xml:space="preserve"> </w:t>
+      </w:r>
+      <w:r>
+        <w:t xml:space="preserve">Посилання в листі формується як</w:t>
+      </w:r>
+      <w:r>
+        <w:t xml:space="preserve"> </w:t>
+      </w:r>
+      <w:r>
+        <w:rPr>
+          <w:rStyle w:val="VerbatimChar"/>
+        </w:rPr>
+        <w:t xml:space="preserve">{домен}/support/track/{токен}</w:t>
+      </w:r>
+      <w:r>
+        <w:t xml:space="preserve">. Домен береться з</w:t>
+      </w:r>
+      <w:r>
+        <w:t xml:space="preserve"> </w:t>
+      </w:r>
+      <w:r>
+        <w:rPr>
+          <w:rStyle w:val="VerbatimChar"/>
+        </w:rPr>
+        <w:t xml:space="preserve">APP_URL</w:t>
+      </w:r>
+      <w:r>
+        <w:t xml:space="preserve"> </w:t>
+      </w:r>
+      <w:r>
+        <w:t xml:space="preserve">у</w:t>
+      </w:r>
+      <w:r>
+        <w:t xml:space="preserve"> </w:t>
+      </w:r>
+      <w:r>
+        <w:rPr>
+          <w:rStyle w:val="VerbatimChar"/>
+        </w:rPr>
+        <w:t xml:space="preserve">.env</w:t>
+      </w:r>
+      <w:r>
+        <w:t xml:space="preserve">, а типове значення там —</w:t>
+      </w:r>
+      <w:r>
+        <w:t xml:space="preserve"> </w:t>
+      </w:r>
+      <w:r>
+        <w:rPr>
+          <w:rStyle w:val="VerbatimChar"/>
+        </w:rPr>
+        <w:t xml:space="preserve">http://localhost</w:t>
+      </w:r>
+      <w:r>
+        <w:t xml:space="preserve">, яке нікуди не веде за межами сервера. Щоб цього уникнути, вгорі сторінки «Пошта → тікети» є поле</w:t>
+      </w:r>
+      <w:r>
+        <w:t xml:space="preserve"> </w:t>
+      </w:r>
+      <w:r>
+        <w:rPr>
+          <w:bCs/>
+          <w:b/>
+        </w:rPr>
+        <w:t xml:space="preserve">«Домен застосунку»</w:t>
+      </w:r>
+      <w:r>
+        <w:t xml:space="preserve"> </w:t>
+      </w:r>
+      <w:r>
+        <w:t xml:space="preserve">— вкажіть там реальну адресу (наприклад,</w:t>
+      </w:r>
+      <w:r>
+        <w:t xml:space="preserve"> </w:t>
+      </w:r>
+      <w:r>
+        <w:rPr>
+          <w:rStyle w:val="VerbatimChar"/>
+        </w:rPr>
+        <w:t xml:space="preserve">https://itsm.company.com</w:t>
+      </w:r>
+      <w:r>
+        <w:t xml:space="preserve">) без редагування</w:t>
+      </w:r>
+      <w:r>
+        <w:t xml:space="preserve"> </w:t>
+      </w:r>
+      <w:r>
+        <w:rPr>
+          <w:rStyle w:val="VerbatimChar"/>
+        </w:rPr>
+        <w:t xml:space="preserve">.env</w:t>
+      </w:r>
+      <w:r>
+        <w:t xml:space="preserve">; під полем одразу видно, як саме зараз формується посилання. Порожнє поле — далі використовується</w:t>
+      </w:r>
+      <w:r>
+        <w:t xml:space="preserve"> </w:t>
+      </w:r>
+      <w:r>
+        <w:rPr>
+          <w:rStyle w:val="VerbatimChar"/>
+        </w:rPr>
+        <w:t xml:space="preserve">APP_URL</w:t>
+      </w:r>
+      <w:r>
+        <w:t xml:space="preserve"> </w:t>
+      </w:r>
+      <w:r>
+        <w:t xml:space="preserve">з</w:t>
+      </w:r>
+      <w:r>
+        <w:t xml:space="preserve"> </w:t>
+      </w:r>
+      <w:r>
+        <w:rPr>
+          <w:rStyle w:val="VerbatimChar"/>
+        </w:rPr>
+        <w:t xml:space="preserve">.env</w:t>
+      </w:r>
+      <w:r>
+        <w:t xml:space="preserve">.</w:t>
+      </w:r>
+    </w:p>
+    <w:p>
+      <w:pPr>
+        <w:pStyle w:val="BodyText"/>
+      </w:pPr>
+      <w:r>
+        <w:t xml:space="preserve">Лист надсилається лише при</w:t>
+      </w:r>
+      <w:r>
+        <w:t xml:space="preserve"> </w:t>
+      </w:r>
+      <w:r>
+        <w:rPr>
+          <w:bCs/>
+          <w:b/>
+        </w:rPr>
+        <w:t xml:space="preserve">створенні нового тікета</w:t>
+      </w:r>
+      <w:r>
+        <w:t xml:space="preserve"> </w:t>
+      </w:r>
+      <w:r>
+        <w:t xml:space="preserve">з листа, не на кожну відповідь у гілці. Автовідповідь містить заголовки, що запобігають циклу з автовідповідачами інших поштових систем (</w:t>
+      </w:r>
+      <w:r>
+        <w:rPr>
+          <w:rStyle w:val="VerbatimChar"/>
+        </w:rPr>
+        <w:t xml:space="preserve">Auto-Submitted</w:t>
+      </w:r>
+      <w:r>
+        <w:t xml:space="preserve">,</w:t>
+      </w:r>
+      <w:r>
+        <w:t xml:space="preserve"> </w:t>
+      </w:r>
+      <w:r>
+        <w:rPr>
+          <w:rStyle w:val="VerbatimChar"/>
+        </w:rPr>
+        <w:t xml:space="preserve">X-Auto-Response-Suppress</w:t>
+      </w:r>
+      <w:r>
+        <w:t xml:space="preserve">). Збій надсилання (наприклад, SMTP тимчасово недоступний) ніколи не заважає створенню самого тікета — просто в журналі аудиту (Адмін-панель → Журнал аудиту, розділ 8) з'явиться запис</w:t>
+      </w:r>
+      <w:r>
+        <w:t xml:space="preserve"> </w:t>
+      </w:r>
+      <w:r>
+        <w:rPr>
+          <w:rStyle w:val="VerbatimChar"/>
+        </w:rPr>
+        <w:t xml:space="preserve">autoreply_failed</w:t>
+      </w:r>
+      <w:r>
+        <w:t xml:space="preserve"> </w:t>
+      </w:r>
+      <w:r>
+        <w:t xml:space="preserve">із причиною.</w:t>
+      </w:r>
+    </w:p>
+    <w:bookmarkEnd w:id="45"/>
+    <w:bookmarkStart w:id="46" w:name="email-сповіщення-про-активність"/>
+    <w:p>
+      <w:pPr>
+        <w:pStyle w:val="Heading3"/>
+      </w:pPr>
+      <w:r>
+        <w:t xml:space="preserve">Email-сповіщення про активність</w:t>
+      </w:r>
+    </w:p>
+    <w:p>
+      <w:pPr>
+        <w:pStyle w:val="FirstParagraph"/>
+      </w:pPr>
+      <w:r>
+        <w:t xml:space="preserve">Окрема від автовідповіді функція — сповіщення учасників про зміни в системі, а не лише заявників email-to-ticket. Вмикається тією самою сторінкою «Пошта → тікети», галочкою</w:t>
+      </w:r>
+      <w:r>
+        <w:t xml:space="preserve"> </w:t>
+      </w:r>
+      <w:r>
+        <w:rPr>
+          <w:bCs/>
+          <w:b/>
+        </w:rPr>
+        <w:t xml:space="preserve">«Надсилати email-сповіщення про активність»</w:t>
+      </w:r>
+      <w:r>
+        <w:t xml:space="preserve"> </w:t>
+      </w:r>
+      <w:r>
+        <w:t xml:space="preserve">(потребує того самого налаштованого SMTP, що й автовідповідь вище) — одна галочка охоплює всі типи нижче, окремих перемикачів поки немає.</w:t>
+      </w:r>
+    </w:p>
+    <w:p>
+      <w:pPr>
+        <w:pStyle w:val="BodyText"/>
+      </w:pPr>
+      <w:r>
+        <w:rPr>
+          <w:bCs/>
+          <w:b/>
+        </w:rPr>
+        <w:t xml:space="preserve">Тікети</w:t>
+      </w:r>
+      <w:r>
+        <w:t xml:space="preserve"> </w:t>
+      </w:r>
+      <w:r>
+        <w:t xml:space="preserve">— надсилається «іншій стороні», не тому, хто щойно виконав дію:</w:t>
+      </w:r>
+    </w:p>
+    <w:p>
+      <w:pPr>
+        <w:numPr>
+          <w:ilvl w:val="0"/>
+          <w:numId w:val="1020"/>
+        </w:numPr>
+        <w:pStyle w:val="Compact"/>
+      </w:pPr>
+      <w:r>
+        <w:t xml:space="preserve">нова відповідь (коментар) — якщо відповів оператор, лист іде заявнику; якщо заявник — призначеному оператору (якщо такий є);</w:t>
+      </w:r>
+    </w:p>
+    <w:p>
+      <w:pPr>
+        <w:numPr>
+          <w:ilvl w:val="0"/>
+          <w:numId w:val="1020"/>
+        </w:numPr>
+        <w:pStyle w:val="Compact"/>
+      </w:pPr>
+      <w:r>
+        <w:t xml:space="preserve">зміна статусу — і заявнику, і призначеному оператору, крім того, хто саме цю зміну зробив.</w:t>
+      </w:r>
+    </w:p>
+    <w:p>
+      <w:pPr>
+        <w:pStyle w:val="FirstParagraph"/>
+      </w:pPr>
+      <w:r>
+        <w:t xml:space="preserve">Працює однаково для коментаря через веб-інтерфейс і через email-to-ticket.</w:t>
+      </w:r>
+    </w:p>
+    <w:p>
+      <w:pPr>
+        <w:pStyle w:val="BodyText"/>
+      </w:pPr>
+      <w:r>
+        <w:rPr>
+          <w:bCs/>
+          <w:b/>
+        </w:rPr>
+        <w:t xml:space="preserve">Проєкти й задачі</w:t>
+      </w:r>
+      <w:r>
+        <w:t xml:space="preserve"> </w:t>
+      </w:r>
+      <w:r>
+        <w:t xml:space="preserve">— сповіщається новопризначена людина:</w:t>
+      </w:r>
+    </w:p>
+    <w:p>
+      <w:pPr>
+        <w:numPr>
+          <w:ilvl w:val="0"/>
+          <w:numId w:val="1021"/>
+        </w:numPr>
+        <w:pStyle w:val="Compact"/>
+      </w:pPr>
+      <w:r>
+        <w:t xml:space="preserve">створення проєкту/задачі одразу з вказаним відповідальним/виконавцем — одне сповіщення при створенні;</w:t>
+      </w:r>
+    </w:p>
+    <w:p>
+      <w:pPr>
+        <w:numPr>
+          <w:ilvl w:val="0"/>
+          <w:numId w:val="1021"/>
+        </w:numPr>
+        <w:pStyle w:val="Compact"/>
+      </w:pPr>
+      <w:r>
+        <w:t xml:space="preserve">подальша зміна відповідального/виконавця — сповіщення новому,</w:t>
+      </w:r>
+      <w:r>
+        <w:t xml:space="preserve"> </w:t>
+      </w:r>
+      <w:r>
+        <w:rPr>
+          <w:bCs/>
+          <w:b/>
+        </w:rPr>
+        <w:t xml:space="preserve">лише якщо значення справді змінилось</w:t>
+      </w:r>
+      <w:r>
+        <w:t xml:space="preserve"> </w:t>
+      </w:r>
+      <w:r>
+        <w:t xml:space="preserve">(повторне збереження того самого імені в списку жодного листа не надсилає);</w:t>
+      </w:r>
+    </w:p>
+    <w:p>
+      <w:pPr>
+        <w:numPr>
+          <w:ilvl w:val="0"/>
+          <w:numId w:val="1021"/>
+        </w:numPr>
+        <w:pStyle w:val="Compact"/>
+      </w:pPr>
+      <w:r>
+        <w:t xml:space="preserve">сам собі призначив — лист не надсилається (немає сенсу сповіщати самого себе).</w:t>
+      </w:r>
+    </w:p>
+    <w:p>
+      <w:pPr>
+        <w:pStyle w:val="FirstParagraph"/>
+      </w:pPr>
+      <w:r>
+        <w:rPr>
+          <w:bCs/>
+          <w:b/>
+        </w:rPr>
+        <w:t xml:space="preserve">Нагадування про термін виконання задачі</w:t>
+      </w:r>
+      <w:r>
+        <w:t xml:space="preserve"> </w:t>
+      </w:r>
+      <w:r>
+        <w:t xml:space="preserve">— окремий, третій компонент, з власним запуском за розкладом (одної галочки «Надсилати сповіщення» недостатньо, потрібен ще й cron):</w:t>
+      </w:r>
+    </w:p>
+    <w:p>
+      <w:pPr>
+        <w:pStyle w:val="SourceCode"/>
+      </w:pPr>
+      <w:r>
+        <w:rPr>
+          <w:rStyle w:val="VerbatimChar"/>
+        </w:rPr>
+        <w:t xml:space="preserve">0 8 * * *  www-data  php /var/www/itsm-system/bin/send-reminders.php &gt;&gt; /var/log/itsm-reminders.log 2&gt;&amp;1</w:t>
+      </w:r>
+    </w:p>
+    <w:p>
+      <w:pPr>
+        <w:pStyle w:val="FirstParagraph"/>
+      </w:pPr>
+      <w:r>
+        <w:t xml:space="preserve">Готовий рядок із вашим реальним шляхом з'являється на сторінці «Пошта → тікети» одразу під галочкою сповіщень. Перевіряються незакриті задачі з призначеним виконавцем на три пороги — за 2 дні до терміну, за 1 день, і в день настання (включно з уже простроченими, якщо це нагадування ще не надсилалось). Кожне нагадування надсилається</w:t>
+      </w:r>
+      <w:r>
+        <w:t xml:space="preserve"> </w:t>
+      </w:r>
+      <w:r>
+        <w:rPr>
+          <w:bCs/>
+          <w:b/>
+        </w:rPr>
+        <w:t xml:space="preserve">рівно один раз на задачу</w:t>
+      </w:r>
+      <w:r>
+        <w:t xml:space="preserve"> </w:t>
+      </w:r>
+      <w:r>
+        <w:t xml:space="preserve">— повторні запуски того самого дня нічого не дублюють. Якщо термін задачі переносять, попередні нагадування скидаються — на новий термін нагадування спрацюють заново.</w:t>
+      </w:r>
+    </w:p>
+    <w:p>
+      <w:pPr>
+        <w:pStyle w:val="BodyText"/>
+      </w:pPr>
+      <w:r>
+        <w:rPr>
+          <w:bCs/>
+          <w:b/>
+        </w:rPr>
+        <w:t xml:space="preserve">Діагностика.</w:t>
+      </w:r>
+      <w:r>
+        <w:t xml:space="preserve"> </w:t>
+      </w:r>
+      <w:r>
+        <w:t xml:space="preserve">Кожна невдала спроба надсилання (SMTP недоступний, невірний пароль тощо) фіксується в журналі аудиту (Адмін-панель → Журнал аудиту, розділ 8) з дією</w:t>
+      </w:r>
+      <w:r>
+        <w:t xml:space="preserve"> </w:t>
+      </w:r>
+      <w:r>
+        <w:rPr>
+          <w:rStyle w:val="VerbatimChar"/>
+        </w:rPr>
+        <w:t xml:space="preserve">notification_failed</w:t>
+      </w:r>
+      <w:r>
+        <w:t xml:space="preserve">, адресою одержувача й точною причиною — сама дія (коментар, призначення, створення) при цьому завжди виконується успішно, лист — окремо.</w:t>
       </w:r>
     </w:p>
     <w:p>
@@ -3610,9 +4475,9 @@
         </w:pict>
       </w:r>
     </w:p>
-    <w:bookmarkEnd w:id="44"/>
-    <w:bookmarkEnd w:id="45"/>
-    <w:bookmarkStart w:id="48" w:name="Xfd3b571dc2ba161e01d4de304ef5647943b2305"/>
+    <w:bookmarkEnd w:id="46"/>
+    <w:bookmarkEnd w:id="47"/>
+    <w:bookmarkStart w:id="50" w:name="Xfd3b571dc2ba161e01d4de304ef5647943b2305"/>
     <w:p>
       <w:pPr>
         <w:pStyle w:val="Heading2"/>
@@ -3638,7 +4503,7 @@
         <w:t xml:space="preserve">Черги — це категорії, за якими розподіляються звернення (наприклад, «Загальна підтримка», «Мережева підтримка», «Бухгалтерські системи»). При створенні тікета користувач обирає чергу зі списку.</w:t>
       </w:r>
     </w:p>
-    <w:bookmarkStart w:id="46" w:name="створення-нової-черги"/>
+    <w:bookmarkStart w:id="48" w:name="створення-нової-черги"/>
     <w:p>
       <w:pPr>
         <w:pStyle w:val="Heading3"/>
@@ -3651,7 +4516,7 @@
       <w:pPr>
         <w:numPr>
           <w:ilvl w:val="0"/>
-          <w:numId w:val="1019"/>
+          <w:numId w:val="1022"/>
         </w:numPr>
         <w:pStyle w:val="Compact"/>
       </w:pPr>
@@ -3676,7 +4541,7 @@
       <w:pPr>
         <w:numPr>
           <w:ilvl w:val="0"/>
-          <w:numId w:val="1019"/>
+          <w:numId w:val="1022"/>
         </w:numPr>
         <w:pStyle w:val="Compact"/>
       </w:pPr>
@@ -3688,7 +4553,7 @@
       <w:pPr>
         <w:numPr>
           <w:ilvl w:val="0"/>
-          <w:numId w:val="1019"/>
+          <w:numId w:val="1022"/>
         </w:numPr>
         <w:pStyle w:val="Compact"/>
       </w:pPr>
@@ -3717,8 +4582,8 @@
         <w:t xml:space="preserve">Нова черга одразу з'являється у випадаючому списку на сторінці створення тікета — жодних додаткових дій не потрібно.</w:t>
       </w:r>
     </w:p>
-    <w:bookmarkEnd w:id="46"/>
-    <w:bookmarkStart w:id="47" w:name="sla-нормативи-черги"/>
+    <w:bookmarkEnd w:id="48"/>
+    <w:bookmarkStart w:id="49" w:name="sla-нормативи-черги"/>
     <w:p>
       <w:pPr>
         <w:pStyle w:val="Heading3"/>
@@ -3768,7 +4633,7 @@
       <w:pPr>
         <w:numPr>
           <w:ilvl w:val="0"/>
-          <w:numId w:val="1020"/>
+          <w:numId w:val="1023"/>
         </w:numPr>
         <w:pStyle w:val="Compact"/>
       </w:pPr>
@@ -3796,7 +4661,7 @@
       <w:pPr>
         <w:numPr>
           <w:ilvl w:val="0"/>
-          <w:numId w:val="1020"/>
+          <w:numId w:val="1023"/>
         </w:numPr>
         <w:pStyle w:val="Compact"/>
       </w:pPr>
@@ -3808,7 +4673,7 @@
       <w:pPr>
         <w:numPr>
           <w:ilvl w:val="0"/>
-          <w:numId w:val="1020"/>
+          <w:numId w:val="1023"/>
         </w:numPr>
         <w:pStyle w:val="Compact"/>
       </w:pPr>
@@ -3832,7 +4697,7 @@
       <w:pPr>
         <w:numPr>
           <w:ilvl w:val="0"/>
-          <w:numId w:val="1020"/>
+          <w:numId w:val="1023"/>
         </w:numPr>
         <w:pStyle w:val="Compact"/>
       </w:pPr>
@@ -3855,9 +4720,9 @@
         </w:pict>
       </w:r>
     </w:p>
-    <w:bookmarkEnd w:id="47"/>
-    <w:bookmarkEnd w:id="48"/>
-    <w:bookmarkStart w:id="49" w:name="X1c091a7ac5073a7af3d36fe571c8ef570adddd9"/>
+    <w:bookmarkEnd w:id="49"/>
+    <w:bookmarkEnd w:id="50"/>
+    <w:bookmarkStart w:id="51" w:name="X1c091a7ac5073a7af3d36fe571c8ef570adddd9"/>
     <w:p>
       <w:pPr>
         <w:pStyle w:val="Heading2"/>
@@ -3878,19 +4743,31 @@
       <w:pPr>
         <w:numPr>
           <w:ilvl w:val="0"/>
-          <w:numId w:val="1021"/>
-        </w:numPr>
-        <w:pStyle w:val="Compact"/>
-      </w:pPr>
-      <w:r>
-        <w:t xml:space="preserve">Збереження вкладень (у тікетах з пошти та в порталі): наразі лише перелік імен; подання без облікового запису, оцінка CSAT, SLA-ескалація та email-to-ticket вже реалізовані (розділ 10).</w:t>
-      </w:r>
-    </w:p>
-    <w:p>
-      <w:pPr>
-        <w:numPr>
-          <w:ilvl w:val="0"/>
-          <w:numId w:val="1021"/>
+          <w:numId w:val="1024"/>
+        </w:numPr>
+        <w:pStyle w:val="Compact"/>
+      </w:pPr>
+      <w:r>
+        <w:t xml:space="preserve">Збереження вкладень (у тікетах з пошти та в порталі): наразі лише перелік імен; подання без облікового запису, оцінка CSAT, SLA-ескалація, email-to-ticket, автовідповідь заявнику та email-сповіщення про активність вже реалізовані (розділ 10).</w:t>
+      </w:r>
+    </w:p>
+    <w:p>
+      <w:pPr>
+        <w:numPr>
+          <w:ilvl w:val="0"/>
+          <w:numId w:val="1024"/>
+        </w:numPr>
+        <w:pStyle w:val="Compact"/>
+      </w:pPr>
+      <w:r>
+        <w:t xml:space="preserve">Гранульовані перемикачі email-сповіщень — зараз одна галочка вмикає одразу все (тікети, проєкти, задачі, нагадування про термін), окремо їх не розділити.</w:t>
+      </w:r>
+    </w:p>
+    <w:p>
+      <w:pPr>
+        <w:numPr>
+          <w:ilvl w:val="0"/>
+          <w:numId w:val="1024"/>
         </w:numPr>
         <w:pStyle w:val="Compact"/>
       </w:pPr>
@@ -3902,7 +4779,7 @@
       <w:pPr>
         <w:numPr>
           <w:ilvl w:val="0"/>
-          <w:numId w:val="1021"/>
+          <w:numId w:val="1024"/>
         </w:numPr>
         <w:pStyle w:val="Compact"/>
       </w:pPr>
@@ -3914,12 +4791,12 @@
       <w:pPr>
         <w:numPr>
           <w:ilvl w:val="0"/>
-          <w:numId w:val="1021"/>
-        </w:numPr>
-        <w:pStyle w:val="Compact"/>
-      </w:pPr>
-      <w:r>
-        <w:t xml:space="preserve">Email-сповіщення (зокрема автовідповідь із посиланням для відстеження), вебхуки, REST API.</w:t>
+          <w:numId w:val="1024"/>
+        </w:numPr>
+        <w:pStyle w:val="Compact"/>
+      </w:pPr>
+      <w:r>
+        <w:t xml:space="preserve">Вебхуки, REST API.</w:t>
       </w:r>
     </w:p>
     <w:p>
@@ -3929,8 +4806,8 @@
         </w:pict>
       </w:r>
     </w:p>
-    <w:bookmarkEnd w:id="49"/>
-    <w:bookmarkStart w:id="50" w:name="X15f096bb48513ce1d1cd2a2553b582badd399ba"/>
+    <w:bookmarkEnd w:id="51"/>
+    <w:bookmarkStart w:id="52" w:name="X15f096bb48513ce1d1cd2a2553b582badd399ba"/>
     <w:p>
       <w:pPr>
         <w:pStyle w:val="Heading2"/>
@@ -4011,8 +4888,8 @@
         <w:t xml:space="preserve">Не видаляйте — позначте статус «Архівний» замість цього (розділ 5, «Зміна статусу (архівування)»). Дані, задачі й історія лишаються доступними, але проєкт більше не виглядає активним у списках.</w:t>
       </w:r>
     </w:p>
-    <w:bookmarkEnd w:id="50"/>
-    <w:bookmarkEnd w:id="51"/>
+    <w:bookmarkEnd w:id="52"/>
+    <w:bookmarkEnd w:id="53"/>
     <w:sectPr/>
   </w:body>
 </w:document>
@@ -4452,6 +5329,42 @@
     <w:abstractNumId w:val="991"/>
   </w:num>
   <w:num w:numId="1021">
+    <w:abstractNumId w:val="991"/>
+  </w:num>
+  <w:num w:numId="1022">
+    <w:abstractNumId w:val="99411"/>
+    <w:lvlOverride w:ilvl="0">
+      <w:startOverride w:val="1"/>
+    </w:lvlOverride>
+    <w:lvlOverride w:ilvl="1">
+      <w:startOverride w:val="1"/>
+    </w:lvlOverride>
+    <w:lvlOverride w:ilvl="2">
+      <w:startOverride w:val="1"/>
+    </w:lvlOverride>
+    <w:lvlOverride w:ilvl="3">
+      <w:startOverride w:val="1"/>
+    </w:lvlOverride>
+    <w:lvlOverride w:ilvl="4">
+      <w:startOverride w:val="1"/>
+    </w:lvlOverride>
+    <w:lvlOverride w:ilvl="5">
+      <w:startOverride w:val="1"/>
+    </w:lvlOverride>
+    <w:lvlOverride w:ilvl="6">
+      <w:startOverride w:val="1"/>
+    </w:lvlOverride>
+    <w:lvlOverride w:ilvl="7">
+      <w:startOverride w:val="1"/>
+    </w:lvlOverride>
+    <w:lvlOverride w:ilvl="8">
+      <w:startOverride w:val="1"/>
+    </w:lvlOverride>
+  </w:num>
+  <w:num w:numId="1023">
+    <w:abstractNumId w:val="991"/>
+  </w:num>
+  <w:num w:numId="1024">
     <w:abstractNumId w:val="991"/>
   </w:num>
 </w:numbering>

--- a/docs/ITSM_Admin_Guide.docx
+++ b/docs/ITSM_Admin_Guide.docx
@@ -1885,25 +1885,32 @@
         <w:pStyle w:val="Compact"/>
       </w:pPr>
       <w:r>
-        <w:t xml:space="preserve">адміністратору системи.</w:t>
-      </w:r>
-    </w:p>
-    <w:p>
-      <w:pPr>
-        <w:pStyle w:val="BlockText"/>
-      </w:pPr>
-      <w:r>
-        <w:rPr>
-          <w:bCs/>
-          <w:b/>
-        </w:rPr>
-        <w:t xml:space="preserve">Важливий наслідок:</w:t>
-      </w:r>
-      <w:r>
-        <w:t xml:space="preserve"> </w:t>
-      </w:r>
-      <w:r>
-        <w:t xml:space="preserve">оператор служби підтримки чи керівник ІТ-підрозділу (якщо не адміністратор) не бачать чергу непризначених тікетів — лише ті, що вже стосуються їх особисто. Призначити оператора на новий тікет наразі може лише адміністратор системи (розділ 9), оскільки лише він бачить усі тікети одразу.</w:t>
+        <w:t xml:space="preserve">адміністратору системи;</w:t>
+      </w:r>
+    </w:p>
+    <w:p>
+      <w:pPr>
+        <w:numPr>
+          <w:ilvl w:val="0"/>
+          <w:numId w:val="1010"/>
+        </w:numPr>
+        <w:pStyle w:val="Compact"/>
+      </w:pPr>
+      <w:r>
+        <w:t xml:space="preserve">а також —</w:t>
+      </w:r>
+      <w:r>
+        <w:t xml:space="preserve"> </w:t>
+      </w:r>
+      <w:r>
+        <w:rPr>
+          <w:bCs/>
+          <w:b/>
+        </w:rPr>
+        <w:t xml:space="preserve">оператору служби підтримки й керівнику ІТ-підрозділу</w:t>
+      </w:r>
+      <w:r>
+        <w:t xml:space="preserve">, якщо тікет ще нікому не призначений (детальніше в розділі 9).</w:t>
       </w:r>
     </w:p>
     <w:p>
@@ -2680,6 +2687,55 @@
       </w:r>
       <w:r>
         <w:t xml:space="preserve">«Адміністратор системи», «Керівник ІТ-підрозділу» та «Оператор служби підтримки» — звичайний заявник не може призначити оператора (ні собі, ні комусь іншому), бачить лише інформацію, хто вже призначений.</w:t>
+      </w:r>
+    </w:p>
+    <w:p>
+      <w:pPr>
+        <w:pStyle w:val="BlockText"/>
+      </w:pPr>
+      <w:r>
+        <w:rPr>
+          <w:bCs/>
+          <w:b/>
+        </w:rPr>
+        <w:t xml:space="preserve">Видимість непризначених тікетів.</w:t>
+      </w:r>
+      <w:r>
+        <w:t xml:space="preserve"> </w:t>
+      </w:r>
+      <w:r>
+        <w:t xml:space="preserve">Оператор служби підтримки й керівник ІТ-підрозділу бачать у своєму списку</w:t>
+      </w:r>
+      <w:r>
+        <w:t xml:space="preserve"> </w:t>
+      </w:r>
+      <w:r>
+        <w:rPr>
+          <w:rStyle w:val="VerbatimChar"/>
+        </w:rPr>
+        <w:t xml:space="preserve">/tickets</w:t>
+      </w:r>
+      <w:r>
+        <w:t xml:space="preserve"> </w:t>
+      </w:r>
+      <w:r>
+        <w:t xml:space="preserve">не лише тікети, де вони вже заявник чи призначений оператор, а й</w:t>
+      </w:r>
+      <w:r>
+        <w:t xml:space="preserve"> </w:t>
+      </w:r>
+      <w:r>
+        <w:rPr>
+          <w:bCs/>
+          <w:b/>
+        </w:rPr>
+        <w:t xml:space="preserve">усі ще непризначені тікети</w:t>
+      </w:r>
+      <w:r>
+        <w:t xml:space="preserve"> </w:t>
+      </w:r>
+      <w:r>
+        <w:t xml:space="preserve">(від будь-якого заявника) — позначені бейджем «Непризначено» — щоб було з чого обирати, що взяти в роботу. Щойно тікет комусь призначено, він зникає з цього «загального пулу» для решти операторів/керівників і лишається видимим лише заявнику та новопризначеному оператору (чи адміністратору). Звичайного заявника ця видимість не стосується — він, як і раніше, бачить лише власні звернення.</w:t>
       </w:r>
     </w:p>
     <w:p>

--- a/docs/ITSM_Admin_Guide.docx
+++ b/docs/ITSM_Admin_Guide.docx
@@ -2,7 +2,7 @@
 <file path=word/document.xml><?xml version="1.0" encoding="utf-8"?>
 <w:document xmlns:w="http://schemas.openxmlformats.org/wordprocessingml/2006/main" xmlns:m="http://schemas.openxmlformats.org/officeDocument/2006/math" xmlns:r="http://schemas.openxmlformats.org/officeDocument/2006/relationships" xmlns:o="urn:schemas-microsoft-com:office:office" xmlns:v="urn:schemas-microsoft-com:vml" xmlns:w10="urn:schemas-microsoft-com:office:word" xmlns:a="http://schemas.openxmlformats.org/drawingml/2006/main" xmlns:pic="http://schemas.openxmlformats.org/drawingml/2006/picture" xmlns:wp="http://schemas.openxmlformats.org/drawingml/2006/wordprocessingDrawing">
   <w:body>
-    <w:bookmarkStart w:id="53" w:name="гайд-адміністратора--itsm-system"/>
+    <w:bookmarkStart w:id="61" w:name="гайд-адміністратора--itsm-system"/>
     <w:p>
       <w:pPr>
         <w:pStyle w:val="Heading1"/>
@@ -20,7 +20,7 @@
           <w:iCs/>
           <w:i/>
         </w:rPr>
-        <w:t xml:space="preserve">Версія застосунку: 0.2.0</w:t>
+        <w:t xml:space="preserve">Версія застосунку: 0.2.2</w:t>
       </w:r>
     </w:p>
     <w:p>
@@ -233,38 +233,405 @@
         <w:t xml:space="preserve"> </w:t>
       </w:r>
       <w:r>
-        <w:t xml:space="preserve">зверху видно лише користувачам з роллю «Адміністратор системи». Звідти доступні два розділи:</w:t>
-      </w:r>
-      <w:r>
-        <w:t xml:space="preserve"> </w:t>
-      </w:r>
-      <w:r>
-        <w:rPr>
-          <w:bCs/>
-          <w:b/>
-        </w:rPr>
-        <w:t xml:space="preserve">Користувачі</w:t>
-      </w:r>
-      <w:r>
-        <w:t xml:space="preserve"> </w:t>
-      </w:r>
-      <w:r>
-        <w:t xml:space="preserve">та</w:t>
-      </w:r>
-      <w:r>
-        <w:t xml:space="preserve"> </w:t>
-      </w:r>
-      <w:r>
-        <w:rPr>
-          <w:bCs/>
-          <w:b/>
-        </w:rPr>
-        <w:t xml:space="preserve">Проєкти</w:t>
-      </w:r>
-      <w:r>
-        <w:t xml:space="preserve">.</w:t>
-      </w:r>
-    </w:p>
+        <w:t xml:space="preserve">зверху видно лише користувачам з роллю «Адміністратор системи». Звідти доступні такі розділи (по картці на кожен):</w:t>
+      </w:r>
+    </w:p>
+    <w:tbl>
+      <w:tblPr>
+        <w:tblStyle w:val="Table"/>
+        <w:tblW w:type="auto" w:w="0"/>
+        <w:tblLook w:firstRow="1" w:lastRow="0" w:firstColumn="0" w:lastColumn="0" w:noHBand="0" w:noVBand="0" w:val="0020"/>
+        <w:jc w:val="start"/>
+      </w:tblPr>
+      <w:tblGrid>
+        <w:gridCol w:w="2640"/>
+        <w:gridCol w:w="2640"/>
+        <w:gridCol w:w="2640"/>
+      </w:tblGrid>
+      <w:tr>
+        <w:trPr>
+          <w:tblHeader w:val="true"/>
+        </w:trPr>
+        <w:tc>
+          <w:tcPr/>
+          <w:p>
+            <w:pPr>
+              <w:pStyle w:val="Compact"/>
+              <w:jc w:val="left"/>
+            </w:pPr>
+            <w:r>
+              <w:t xml:space="preserve">Картка</w:t>
+            </w:r>
+          </w:p>
+        </w:tc>
+        <w:tc>
+          <w:tcPr/>
+          <w:p>
+            <w:pPr>
+              <w:pStyle w:val="Compact"/>
+              <w:jc w:val="left"/>
+            </w:pPr>
+            <w:r>
+              <w:t xml:space="preserve">Що там</w:t>
+            </w:r>
+          </w:p>
+        </w:tc>
+        <w:tc>
+          <w:tcPr/>
+          <w:p>
+            <w:pPr>
+              <w:pStyle w:val="Compact"/>
+              <w:jc w:val="left"/>
+            </w:pPr>
+            <w:r>
+              <w:t xml:space="preserve">Розділ</w:t>
+            </w:r>
+          </w:p>
+        </w:tc>
+      </w:tr>
+      <w:tr>
+        <w:tc>
+          <w:tcPr/>
+          <w:p>
+            <w:pPr>
+              <w:pStyle w:val="Compact"/>
+              <w:jc w:val="left"/>
+            </w:pPr>
+            <w:r>
+              <w:t xml:space="preserve">Користувачі</w:t>
+            </w:r>
+          </w:p>
+        </w:tc>
+        <w:tc>
+          <w:tcPr/>
+          <w:p>
+            <w:pPr>
+              <w:pStyle w:val="Compact"/>
+              <w:jc w:val="left"/>
+            </w:pPr>
+            <w:r>
+              <w:t xml:space="preserve">Локальні та AD-акаунти, ролі, паролі, блокування</w:t>
+            </w:r>
+          </w:p>
+        </w:tc>
+        <w:tc>
+          <w:tcPr/>
+          <w:p>
+            <w:pPr>
+              <w:pStyle w:val="Compact"/>
+              <w:jc w:val="left"/>
+            </w:pPr>
+            <w:r>
+              <w:t xml:space="preserve">3</w:t>
+            </w:r>
+          </w:p>
+        </w:tc>
+      </w:tr>
+      <w:tr>
+        <w:tc>
+          <w:tcPr/>
+          <w:p>
+            <w:pPr>
+              <w:pStyle w:val="Compact"/>
+              <w:jc w:val="left"/>
+            </w:pPr>
+            <w:r>
+              <w:t xml:space="preserve">Проєкти</w:t>
+            </w:r>
+          </w:p>
+        </w:tc>
+        <w:tc>
+          <w:tcPr/>
+          <w:p>
+            <w:pPr>
+              <w:pStyle w:val="Compact"/>
+              <w:jc w:val="left"/>
+            </w:pPr>
+            <w:r>
+              <w:t xml:space="preserve">Усі проєкти, видимість, статус, видалення</w:t>
+            </w:r>
+          </w:p>
+        </w:tc>
+        <w:tc>
+          <w:tcPr/>
+          <w:p>
+            <w:pPr>
+              <w:pStyle w:val="Compact"/>
+              <w:jc w:val="left"/>
+            </w:pPr>
+            <w:r>
+              <w:t xml:space="preserve">5</w:t>
+            </w:r>
+          </w:p>
+        </w:tc>
+      </w:tr>
+      <w:tr>
+        <w:tc>
+          <w:tcPr/>
+          <w:p>
+            <w:pPr>
+              <w:pStyle w:val="Compact"/>
+              <w:jc w:val="left"/>
+            </w:pPr>
+            <w:r>
+              <w:t xml:space="preserve">Черги тікетів</w:t>
+            </w:r>
+          </w:p>
+        </w:tc>
+        <w:tc>
+          <w:tcPr/>
+          <w:p>
+            <w:pPr>
+              <w:pStyle w:val="Compact"/>
+              <w:jc w:val="left"/>
+            </w:pPr>
+            <w:r>
+              <w:t xml:space="preserve">Черги, SLA-нормативи, автопризначення оператора</w:t>
+            </w:r>
+          </w:p>
+        </w:tc>
+        <w:tc>
+          <w:tcPr/>
+          <w:p>
+            <w:pPr>
+              <w:pStyle w:val="Compact"/>
+              <w:jc w:val="left"/>
+            </w:pPr>
+            <w:r>
+              <w:t xml:space="preserve">11</w:t>
+            </w:r>
+          </w:p>
+        </w:tc>
+      </w:tr>
+      <w:tr>
+        <w:tc>
+          <w:tcPr/>
+          <w:p>
+            <w:pPr>
+              <w:pStyle w:val="Compact"/>
+              <w:jc w:val="left"/>
+            </w:pPr>
+            <w:r>
+              <w:t xml:space="preserve">Канбан / Гант / Облік часу — усі проєкти</w:t>
+            </w:r>
+          </w:p>
+        </w:tc>
+        <w:tc>
+          <w:tcPr/>
+          <w:p>
+            <w:pPr>
+              <w:pStyle w:val="Compact"/>
+              <w:jc w:val="left"/>
+            </w:pPr>
+            <w:r>
+              <w:t xml:space="preserve">Загальносистемний огляд</w:t>
+            </w:r>
+          </w:p>
+        </w:tc>
+        <w:tc>
+          <w:tcPr/>
+          <w:p>
+            <w:pPr>
+              <w:pStyle w:val="Compact"/>
+              <w:jc w:val="left"/>
+            </w:pPr>
+            <w:r>
+              <w:t xml:space="preserve">8</w:t>
+            </w:r>
+          </w:p>
+        </w:tc>
+      </w:tr>
+      <w:tr>
+        <w:tc>
+          <w:tcPr/>
+          <w:p>
+            <w:pPr>
+              <w:pStyle w:val="Compact"/>
+              <w:jc w:val="left"/>
+            </w:pPr>
+            <w:r>
+              <w:t xml:space="preserve">Журнал аудиту</w:t>
+            </w:r>
+          </w:p>
+        </w:tc>
+        <w:tc>
+          <w:tcPr/>
+          <w:p>
+            <w:pPr>
+              <w:pStyle w:val="Compact"/>
+              <w:jc w:val="left"/>
+            </w:pPr>
+            <w:r>
+              <w:t xml:space="preserve">Хто й що змінював</w:t>
+            </w:r>
+          </w:p>
+        </w:tc>
+        <w:tc>
+          <w:tcPr/>
+          <w:p>
+            <w:pPr>
+              <w:pStyle w:val="Compact"/>
+              <w:jc w:val="left"/>
+            </w:pPr>
+            <w:r>
+              <w:t xml:space="preserve">8</w:t>
+            </w:r>
+          </w:p>
+        </w:tc>
+      </w:tr>
+      <w:tr>
+        <w:tc>
+          <w:tcPr/>
+          <w:p>
+            <w:pPr>
+              <w:pStyle w:val="Compact"/>
+              <w:jc w:val="left"/>
+            </w:pPr>
+            <w:r>
+              <w:t xml:space="preserve">CSAT — якість обслуговування</w:t>
+            </w:r>
+          </w:p>
+        </w:tc>
+        <w:tc>
+          <w:tcPr/>
+          <w:p>
+            <w:pPr>
+              <w:pStyle w:val="Compact"/>
+              <w:jc w:val="left"/>
+            </w:pPr>
+            <w:r>
+              <w:t xml:space="preserve">Оцінки заявників, середні по чергах і операторах</w:t>
+            </w:r>
+          </w:p>
+        </w:tc>
+        <w:tc>
+          <w:tcPr/>
+          <w:p>
+            <w:pPr>
+              <w:pStyle w:val="Compact"/>
+              <w:jc w:val="left"/>
+            </w:pPr>
+            <w:r>
+              <w:t xml:space="preserve">10</w:t>
+            </w:r>
+          </w:p>
+        </w:tc>
+      </w:tr>
+      <w:tr>
+        <w:tc>
+          <w:tcPr/>
+          <w:p>
+            <w:pPr>
+              <w:pStyle w:val="Compact"/>
+              <w:jc w:val="left"/>
+            </w:pPr>
+            <w:r>
+              <w:t xml:space="preserve">Active Directory</w:t>
+            </w:r>
+          </w:p>
+        </w:tc>
+        <w:tc>
+          <w:tcPr/>
+          <w:p>
+            <w:pPr>
+              <w:pStyle w:val="Compact"/>
+              <w:jc w:val="left"/>
+            </w:pPr>
+            <w:r>
+              <w:t xml:space="preserve">Підключення до домену, синхронізація, групи → ролі</w:t>
+            </w:r>
+          </w:p>
+        </w:tc>
+        <w:tc>
+          <w:tcPr/>
+          <w:p>
+            <w:pPr>
+              <w:pStyle w:val="Compact"/>
+              <w:jc w:val="left"/>
+            </w:pPr>
+            <w:r>
+              <w:t xml:space="preserve">12</w:t>
+            </w:r>
+          </w:p>
+        </w:tc>
+      </w:tr>
+      <w:tr>
+        <w:tc>
+          <w:tcPr/>
+          <w:p>
+            <w:pPr>
+              <w:pStyle w:val="Compact"/>
+              <w:jc w:val="left"/>
+            </w:pPr>
+            <w:r>
+              <w:t xml:space="preserve">Безпека входу</w:t>
+            </w:r>
+          </w:p>
+        </w:tc>
+        <w:tc>
+          <w:tcPr/>
+          <w:p>
+            <w:pPr>
+              <w:pStyle w:val="Compact"/>
+              <w:jc w:val="left"/>
+            </w:pPr>
+            <w:r>
+              <w:t xml:space="preserve">Блокування після невдалих спроб</w:t>
+            </w:r>
+          </w:p>
+        </w:tc>
+        <w:tc>
+          <w:tcPr/>
+          <w:p>
+            <w:pPr>
+              <w:pStyle w:val="Compact"/>
+              <w:jc w:val="left"/>
+            </w:pPr>
+            <w:r>
+              <w:t xml:space="preserve">4</w:t>
+            </w:r>
+          </w:p>
+        </w:tc>
+      </w:tr>
+      <w:tr>
+        <w:tc>
+          <w:tcPr/>
+          <w:p>
+            <w:pPr>
+              <w:pStyle w:val="Compact"/>
+              <w:jc w:val="left"/>
+            </w:pPr>
+            <w:r>
+              <w:t xml:space="preserve">Пошта → тікети</w:t>
+            </w:r>
+          </w:p>
+        </w:tc>
+        <w:tc>
+          <w:tcPr/>
+          <w:p>
+            <w:pPr>
+              <w:pStyle w:val="Compact"/>
+              <w:jc w:val="left"/>
+            </w:pPr>
+            <w:r>
+              <w:t xml:space="preserve">IMAP, SMTP, автовідповідь, сповіщення, домен застосунку</w:t>
+            </w:r>
+          </w:p>
+        </w:tc>
+        <w:tc>
+          <w:tcPr/>
+          <w:p>
+            <w:pPr>
+              <w:pStyle w:val="Compact"/>
+              <w:jc w:val="left"/>
+            </w:pPr>
+            <w:r>
+              <w:t xml:space="preserve">10</w:t>
+            </w:r>
+          </w:p>
+        </w:tc>
+      </w:tr>
+    </w:tbl>
     <w:p>
       <w:r>
         <w:pict>
@@ -273,7 +640,7 @@
       </w:r>
     </w:p>
     <w:bookmarkEnd w:id="21"/>
-    <w:bookmarkStart w:id="27" w:name="X437def447b18596c71e31d2faea8b6b6ec5c0cf"/>
+    <w:bookmarkStart w:id="28" w:name="X437def447b18596c71e31d2faea8b6b6ec5c0cf"/>
     <w:p>
       <w:pPr>
         <w:pStyle w:val="Heading2"/>
@@ -585,19 +952,193 @@
               <w:jc w:val="left"/>
             </w:pPr>
             <w:r>
-              <w:t xml:space="preserve">Подання тікетів (портал самообслуговування без входу — у розробці; наразі заявник входить у систему як звичайний користувач)</w:t>
+              <w:t xml:space="preserve">Подання й відстеження власних тікетів (анонімно — через портал самообслуговування, розділ 10)</w:t>
             </w:r>
           </w:p>
         </w:tc>
       </w:tr>
     </w:tbl>
     <w:bookmarkEnd w:id="22"/>
-    <w:bookmarkStart w:id="23" w:name="X233bf87bf390b1038dcaa7a2e7c6bdbd0ff7f8f"/>
+    <w:bookmarkStart w:id="23" w:name="як-побудований-список-користувачів"/>
     <w:p>
       <w:pPr>
         <w:pStyle w:val="Heading3"/>
       </w:pPr>
       <w:r>
+        <w:t xml:space="preserve">Як побудований список користувачів</w:t>
+      </w:r>
+    </w:p>
+    <w:p>
+      <w:pPr>
+        <w:pStyle w:val="FirstParagraph"/>
+      </w:pPr>
+      <w:r>
+        <w:t xml:space="preserve">Сторінка «Користувачі» розділена на два розділи:</w:t>
+      </w:r>
+    </w:p>
+    <w:p>
+      <w:pPr>
+        <w:numPr>
+          <w:ilvl w:val="0"/>
+          <w:numId w:val="1004"/>
+        </w:numPr>
+        <w:pStyle w:val="Compact"/>
+      </w:pPr>
+      <w:r>
+        <w:rPr>
+          <w:bCs/>
+          <w:b/>
+        </w:rPr>
+        <w:t xml:space="preserve">Локальні облікові записи</w:t>
+      </w:r>
+      <w:r>
+        <w:t xml:space="preserve"> </w:t>
+      </w:r>
+      <w:r>
+        <w:t xml:space="preserve">— одна таблиця.</w:t>
+      </w:r>
+    </w:p>
+    <w:p>
+      <w:pPr>
+        <w:numPr>
+          <w:ilvl w:val="0"/>
+          <w:numId w:val="1004"/>
+        </w:numPr>
+        <w:pStyle w:val="Compact"/>
+      </w:pPr>
+      <w:r>
+        <w:rPr>
+          <w:bCs/>
+          <w:b/>
+        </w:rPr>
+        <w:t xml:space="preserve">Active Directory</w:t>
+      </w:r>
+      <w:r>
+        <w:t xml:space="preserve"> </w:t>
+      </w:r>
+      <w:r>
+        <w:t xml:space="preserve">— окрема таблиця</w:t>
+      </w:r>
+      <w:r>
+        <w:t xml:space="preserve"> </w:t>
+      </w:r>
+      <w:r>
+        <w:rPr>
+          <w:bCs/>
+          <w:b/>
+        </w:rPr>
+        <w:t xml:space="preserve">для кожного організаційного підрозділу (OU, Organizational Unit)</w:t>
+      </w:r>
+      <w:r>
+        <w:t xml:space="preserve">, у якому лежить обліковий запис в AD. Назва групи — шлях OU від кореня до листа: користувачі з</w:t>
+      </w:r>
+      <w:r>
+        <w:t xml:space="preserve"> </w:t>
+      </w:r>
+      <w:r>
+        <w:rPr>
+          <w:rStyle w:val="VerbatimChar"/>
+        </w:rPr>
+        <w:t xml:space="preserve">OU=IT,OU=Kyiv</w:t>
+      </w:r>
+      <w:r>
+        <w:t xml:space="preserve"> </w:t>
+      </w:r>
+      <w:r>
+        <w:t xml:space="preserve">потраплять у групу «Kyiv › IT». Групи йдуть за алфавітом, тож вкладені OU стоять поруч із батьківськими. Користувачі, що лежать</w:t>
+      </w:r>
+      <w:r>
+        <w:t xml:space="preserve"> </w:t>
+      </w:r>
+      <w:r>
+        <w:rPr>
+          <w:bCs/>
+          <w:b/>
+        </w:rPr>
+        <w:t xml:space="preserve">поза будь-яким OU</w:t>
+      </w:r>
+      <w:r>
+        <w:t xml:space="preserve">, зібрані останньою групою «— поза OU (напр., стандартний контейнер Users) —».</w:t>
+      </w:r>
+    </w:p>
+    <w:p>
+      <w:pPr>
+        <w:pStyle w:val="FirstParagraph"/>
+      </w:pPr>
+      <w:r>
+        <w:t xml:space="preserve">Усі дії (редагування, деактивація, видалення, зняття блокування) однакові в обох розділах, окрім зміни пароля: для AD-акаунтів замість форми показано «Керується через AD». Ключ входу для AD-користувача —</w:t>
+      </w:r>
+      <w:r>
+        <w:t xml:space="preserve"> </w:t>
+      </w:r>
+      <w:r>
+        <w:rPr>
+          <w:bCs/>
+          <w:b/>
+        </w:rPr>
+        <w:t xml:space="preserve">email</w:t>
+      </w:r>
+      <w:r>
+        <w:t xml:space="preserve"> </w:t>
+      </w:r>
+      <w:r>
+        <w:t xml:space="preserve">з його запису (не AD-логін).</w:t>
+      </w:r>
+    </w:p>
+    <w:p>
+      <w:pPr>
+        <w:pStyle w:val="BlockText"/>
+      </w:pPr>
+      <w:r>
+        <w:rPr>
+          <w:bCs/>
+          <w:b/>
+        </w:rPr>
+        <w:t xml:space="preserve">Важливо про AD-акаунти.</w:t>
+      </w:r>
+      <w:r>
+        <w:t xml:space="preserve"> </w:t>
+      </w:r>
+      <w:r>
+        <w:t xml:space="preserve">Їх не створюють кнопкою «+ Новий користувач» (вона створює лише локальні) — вони з'являються під час синхронізації (розділ 12). Роль AD-користувача визначається відповідністю його груп AD ролям і</w:t>
+      </w:r>
+      <w:r>
+        <w:t xml:space="preserve"> </w:t>
+      </w:r>
+      <w:r>
+        <w:rPr>
+          <w:bCs/>
+          <w:b/>
+        </w:rPr>
+        <w:t xml:space="preserve">перевиставляється при кожній синхронізації</w:t>
+      </w:r>
+      <w:r>
+        <w:t xml:space="preserve">; так само синхронізація</w:t>
+      </w:r>
+      <w:r>
+        <w:t xml:space="preserve"> </w:t>
+      </w:r>
+      <w:r>
+        <w:rPr>
+          <w:bCs/>
+          <w:b/>
+        </w:rPr>
+        <w:t xml:space="preserve">повторно активує</w:t>
+      </w:r>
+      <w:r>
+        <w:t xml:space="preserve"> </w:t>
+      </w:r>
+      <w:r>
+        <w:t xml:space="preserve">користувача, який ще є в каталозі. Тож ручна зміна ролі чи деактивація AD-акаунта в цьому списку діє лише до наступної синхронізації. Щоб відключити такого користувача назавжди, вимкніть його в самому AD (або виведіть із області пошуку синхронізації) — тоді він буде деактивований автоматично.</w:t>
+      </w:r>
+    </w:p>
+    <w:bookmarkEnd w:id="23"/>
+    <w:bookmarkStart w:id="24" w:name="X233bf87bf390b1038dcaa7a2e7c6bdbd0ff7f8f"/>
+    <w:p>
+      <w:pPr>
+        <w:pStyle w:val="Heading3"/>
+      </w:pPr>
+      <w:r>
         <w:t xml:space="preserve">3.2 Зміна пароля користувача</w:t>
       </w:r>
     </w:p>
@@ -679,8 +1220,8 @@
         <w:t xml:space="preserve">, розділ 8. Це не скасовує потребу в цій адміністративній функції — вона лишається на випадок, коли людина забула пароль і не може увійти сама.</w:t>
       </w:r>
     </w:p>
-    <w:bookmarkEnd w:id="23"/>
-    <w:bookmarkStart w:id="24" w:name="X949d6412cf648b2701facafbaea2fde5d9629b3"/>
+    <w:bookmarkEnd w:id="24"/>
+    <w:bookmarkStart w:id="25" w:name="X949d6412cf648b2701facafbaea2fde5d9629b3"/>
     <w:p>
       <w:pPr>
         <w:pStyle w:val="Heading3"/>
@@ -717,7 +1258,7 @@
       <w:pPr>
         <w:numPr>
           <w:ilvl w:val="0"/>
-          <w:numId w:val="1004"/>
+          <w:numId w:val="1005"/>
         </w:numPr>
         <w:pStyle w:val="Compact"/>
       </w:pPr>
@@ -729,7 +1270,7 @@
       <w:pPr>
         <w:numPr>
           <w:ilvl w:val="0"/>
-          <w:numId w:val="1004"/>
+          <w:numId w:val="1005"/>
         </w:numPr>
         <w:pStyle w:val="Compact"/>
       </w:pPr>
@@ -737,8 +1278,8 @@
         <w:t xml:space="preserve">Email має лишатися унікальним — система не дозволить зберегти дублікат.</w:t>
       </w:r>
     </w:p>
-    <w:bookmarkEnd w:id="24"/>
-    <w:bookmarkStart w:id="25" w:name="Xbe1747d8536aae1f016777626fa1368a03fe1b8"/>
+    <w:bookmarkEnd w:id="25"/>
+    <w:bookmarkStart w:id="26" w:name="Xbe1747d8536aae1f016777626fa1368a03fe1b8"/>
     <w:p>
       <w:pPr>
         <w:pStyle w:val="Heading3"/>
@@ -771,8 +1312,8 @@
         <w:t xml:space="preserve">блокує вхід користувача в систему без видалення його даних та історії. Це основний спосіб «прибрати» співробітника, який звільнився чи тимчасово не працює. Деактивувати самого себе неможливо.</w:t>
       </w:r>
     </w:p>
-    <w:bookmarkEnd w:id="25"/>
-    <w:bookmarkStart w:id="26" w:name="Xfcd7b03adb7ad600874550ed85b2abe528ecddc"/>
+    <w:bookmarkEnd w:id="26"/>
+    <w:bookmarkStart w:id="27" w:name="Xfcd7b03adb7ad600874550ed85b2abe528ecddc"/>
     <w:p>
       <w:pPr>
         <w:pStyle w:val="Heading3"/>
@@ -891,9 +1432,9 @@
         </w:pict>
       </w:r>
     </w:p>
-    <w:bookmarkEnd w:id="26"/>
     <w:bookmarkEnd w:id="27"/>
-    <w:bookmarkStart w:id="31" w:name="X63b4c33a99a162e006c789420382f12ff5de7e4"/>
+    <w:bookmarkEnd w:id="28"/>
+    <w:bookmarkStart w:id="32" w:name="X63b4c33a99a162e006c789420382f12ff5de7e4"/>
     <w:p>
       <w:pPr>
         <w:pStyle w:val="Heading2"/>
@@ -932,7 +1473,7 @@
         <w:t xml:space="preserve">, а не до IP-адреси чи браузера — якщо один співробітник кілька разів помилився з паролем, це ніяк не заважає іншим заходити в систему.</w:t>
       </w:r>
     </w:p>
-    <w:bookmarkStart w:id="28" w:name="налаштування"/>
+    <w:bookmarkStart w:id="29" w:name="налаштування"/>
     <w:p>
       <w:pPr>
         <w:pStyle w:val="Heading3"/>
@@ -968,7 +1509,7 @@
       <w:pPr>
         <w:numPr>
           <w:ilvl w:val="0"/>
-          <w:numId w:val="1005"/>
+          <w:numId w:val="1006"/>
         </w:numPr>
         <w:pStyle w:val="Compact"/>
       </w:pPr>
@@ -990,7 +1531,7 @@
       <w:pPr>
         <w:numPr>
           <w:ilvl w:val="0"/>
-          <w:numId w:val="1005"/>
+          <w:numId w:val="1006"/>
         </w:numPr>
         <w:pStyle w:val="Compact"/>
       </w:pPr>
@@ -1016,8 +1557,8 @@
         <w:t xml:space="preserve">Зміна застосовується одразу до всіх майбутніх спроб входу.</w:t>
       </w:r>
     </w:p>
-    <w:bookmarkEnd w:id="28"/>
-    <w:bookmarkStart w:id="29" w:name="як-це-виглядає-для-користувача"/>
+    <w:bookmarkEnd w:id="29"/>
+    <w:bookmarkStart w:id="30" w:name="як-це-виглядає-для-користувача"/>
     <w:p>
       <w:pPr>
         <w:pStyle w:val="Heading3"/>
@@ -1050,8 +1591,8 @@
         <w:t xml:space="preserve">— це очікувано, а не баг. Лічильник спроб автоматично скидається до нуля одразу після наступного вдалого входу.</w:t>
       </w:r>
     </w:p>
-    <w:bookmarkEnd w:id="29"/>
-    <w:bookmarkStart w:id="30" w:name="ручне-зняття-блокування"/>
+    <w:bookmarkEnd w:id="30"/>
+    <w:bookmarkStart w:id="31" w:name="ручне-зняття-блокування"/>
     <w:p>
       <w:pPr>
         <w:pStyle w:val="Heading3"/>
@@ -1112,9 +1653,9 @@
         </w:pict>
       </w:r>
     </w:p>
-    <w:bookmarkEnd w:id="30"/>
     <w:bookmarkEnd w:id="31"/>
-    <w:bookmarkStart w:id="36" w:name="X3d8054a9a89b17e1d29b885a266aa29011fefde"/>
+    <w:bookmarkEnd w:id="32"/>
+    <w:bookmarkStart w:id="37" w:name="X3d8054a9a89b17e1d29b885a266aa29011fefde"/>
     <w:p>
       <w:pPr>
         <w:pStyle w:val="Heading2"/>
@@ -1168,7 +1709,7 @@
         <w:t xml:space="preserve">, де підпроєкти не показуються (див. розділ 7).</w:t>
       </w:r>
     </w:p>
-    <w:bookmarkStart w:id="32" w:name="підпроєкти"/>
+    <w:bookmarkStart w:id="33" w:name="підпроєкти"/>
     <w:p>
       <w:pPr>
         <w:pStyle w:val="Heading3"/>
@@ -1214,7 +1755,7 @@
       <w:pPr>
         <w:numPr>
           <w:ilvl w:val="0"/>
-          <w:numId w:val="1006"/>
+          <w:numId w:val="1007"/>
         </w:numPr>
         <w:pStyle w:val="Compact"/>
       </w:pPr>
@@ -1257,7 +1798,7 @@
       <w:pPr>
         <w:numPr>
           <w:ilvl w:val="0"/>
-          <w:numId w:val="1006"/>
+          <w:numId w:val="1007"/>
         </w:numPr>
         <w:pStyle w:val="Compact"/>
       </w:pPr>
@@ -1285,7 +1826,7 @@
       <w:pPr>
         <w:numPr>
           <w:ilvl w:val="0"/>
-          <w:numId w:val="1006"/>
+          <w:numId w:val="1007"/>
         </w:numPr>
         <w:pStyle w:val="Compact"/>
       </w:pPr>
@@ -1369,7 +1910,7 @@
       <w:pPr>
         <w:numPr>
           <w:ilvl w:val="0"/>
-          <w:numId w:val="1006"/>
+          <w:numId w:val="1007"/>
         </w:numPr>
         <w:pStyle w:val="Compact"/>
       </w:pPr>
@@ -1415,7 +1956,7 @@
       <w:pPr>
         <w:numPr>
           <w:ilvl w:val="0"/>
-          <w:numId w:val="1006"/>
+          <w:numId w:val="1007"/>
         </w:numPr>
         <w:pStyle w:val="Compact"/>
       </w:pPr>
@@ -1439,8 +1980,8 @@
         <w:t xml:space="preserve">підпроєкти каскадно — вони просто стають самостійними проєктами (втрачають прив'язку).</w:t>
       </w:r>
     </w:p>
-    <w:bookmarkEnd w:id="32"/>
-    <w:bookmarkStart w:id="33" w:name="зміна-видимості"/>
+    <w:bookmarkEnd w:id="33"/>
+    <w:bookmarkStart w:id="34" w:name="зміна-видимості"/>
     <w:p>
       <w:pPr>
         <w:pStyle w:val="Heading3"/>
@@ -1473,8 +2014,8 @@
         <w:t xml:space="preserve">оберіть потрібне значення зі списку — зміна застосовується одразу, без окремої кнопки «Зберегти». Доступні варіанти: публічний, приватний, обмежений доступ.</w:t>
       </w:r>
     </w:p>
-    <w:bookmarkEnd w:id="33"/>
-    <w:bookmarkStart w:id="34" w:name="зміна-статусу-архівування"/>
+    <w:bookmarkEnd w:id="34"/>
+    <w:bookmarkStart w:id="35" w:name="зміна-статусу-архівування"/>
     <w:p>
       <w:pPr>
         <w:pStyle w:val="Heading3"/>
@@ -1511,7 +2052,7 @@
       <w:pPr>
         <w:numPr>
           <w:ilvl w:val="0"/>
-          <w:numId w:val="1007"/>
+          <w:numId w:val="1008"/>
         </w:numPr>
         <w:pStyle w:val="Compact"/>
       </w:pPr>
@@ -1533,7 +2074,7 @@
       <w:pPr>
         <w:numPr>
           <w:ilvl w:val="0"/>
-          <w:numId w:val="1007"/>
+          <w:numId w:val="1008"/>
         </w:numPr>
         <w:pStyle w:val="Compact"/>
       </w:pPr>
@@ -1555,7 +2096,7 @@
       <w:pPr>
         <w:numPr>
           <w:ilvl w:val="0"/>
-          <w:numId w:val="1007"/>
+          <w:numId w:val="1008"/>
         </w:numPr>
         <w:pStyle w:val="Compact"/>
       </w:pPr>
@@ -1597,8 +2138,8 @@
         <w:t xml:space="preserve">— це лише позначка. Сам проєкт, його задачі та історія лишаються доступними так само, як і раніше (з урахуванням звичайних правил видимості, розділ 6). Якщо потрібно повністю прибрати проєкт — див. «Видалення проєкту» нижче.</w:t>
       </w:r>
     </w:p>
-    <w:bookmarkEnd w:id="34"/>
-    <w:bookmarkStart w:id="35" w:name="видалення-проєкту"/>
+    <w:bookmarkEnd w:id="35"/>
+    <w:bookmarkStart w:id="36" w:name="видалення-проєкту"/>
     <w:p>
       <w:pPr>
         <w:pStyle w:val="Heading3"/>
@@ -1683,7 +2224,7 @@
       <w:pPr>
         <w:numPr>
           <w:ilvl w:val="0"/>
-          <w:numId w:val="1008"/>
+          <w:numId w:val="1009"/>
         </w:numPr>
         <w:pStyle w:val="Compact"/>
       </w:pPr>
@@ -1695,7 +2236,7 @@
       <w:pPr>
         <w:numPr>
           <w:ilvl w:val="0"/>
-          <w:numId w:val="1008"/>
+          <w:numId w:val="1009"/>
         </w:numPr>
         <w:pStyle w:val="Compact"/>
       </w:pPr>
@@ -1710,9 +2251,9 @@
         </w:pict>
       </w:r>
     </w:p>
-    <w:bookmarkEnd w:id="35"/>
     <w:bookmarkEnd w:id="36"/>
-    <w:bookmarkStart w:id="37" w:name="X4b7ded1955befdfabf08dca47056cc183b5d38e"/>
+    <w:bookmarkEnd w:id="37"/>
+    <w:bookmarkStart w:id="38" w:name="X4b7ded1955befdfabf08dca47056cc183b5d38e"/>
     <w:p>
       <w:pPr>
         <w:pStyle w:val="Heading2"/>
@@ -1767,7 +2308,7 @@
       <w:pPr>
         <w:numPr>
           <w:ilvl w:val="0"/>
-          <w:numId w:val="1009"/>
+          <w:numId w:val="1010"/>
         </w:numPr>
         <w:pStyle w:val="Compact"/>
       </w:pPr>
@@ -1779,7 +2320,7 @@
       <w:pPr>
         <w:numPr>
           <w:ilvl w:val="0"/>
-          <w:numId w:val="1009"/>
+          <w:numId w:val="1010"/>
         </w:numPr>
         <w:pStyle w:val="Compact"/>
       </w:pPr>
@@ -1791,7 +2332,7 @@
       <w:pPr>
         <w:numPr>
           <w:ilvl w:val="0"/>
-          <w:numId w:val="1009"/>
+          <w:numId w:val="1010"/>
         </w:numPr>
         <w:pStyle w:val="Compact"/>
       </w:pPr>
@@ -1856,7 +2397,7 @@
       <w:pPr>
         <w:numPr>
           <w:ilvl w:val="0"/>
-          <w:numId w:val="1010"/>
+          <w:numId w:val="1011"/>
         </w:numPr>
         <w:pStyle w:val="Compact"/>
       </w:pPr>
@@ -1868,7 +2409,7 @@
       <w:pPr>
         <w:numPr>
           <w:ilvl w:val="0"/>
-          <w:numId w:val="1010"/>
+          <w:numId w:val="1011"/>
         </w:numPr>
         <w:pStyle w:val="Compact"/>
       </w:pPr>
@@ -1880,7 +2421,7 @@
       <w:pPr>
         <w:numPr>
           <w:ilvl w:val="0"/>
-          <w:numId w:val="1010"/>
+          <w:numId w:val="1011"/>
         </w:numPr>
         <w:pStyle w:val="Compact"/>
       </w:pPr>
@@ -1892,7 +2433,7 @@
       <w:pPr>
         <w:numPr>
           <w:ilvl w:val="0"/>
-          <w:numId w:val="1010"/>
+          <w:numId w:val="1011"/>
         </w:numPr>
         <w:pStyle w:val="Compact"/>
       </w:pPr>
@@ -1928,8 +2469,8 @@
         </w:pict>
       </w:r>
     </w:p>
-    <w:bookmarkEnd w:id="37"/>
-    <w:bookmarkStart w:id="39" w:name="X6f99d05fbb3938bbf742239907e4d810e2aabe3"/>
+    <w:bookmarkEnd w:id="38"/>
+    <w:bookmarkStart w:id="40" w:name="X6f99d05fbb3938bbf742239907e4d810e2aabe3"/>
     <w:p>
       <w:pPr>
         <w:pStyle w:val="Heading2"/>
@@ -2019,7 +2560,7 @@
         <w:t xml:space="preserve">, розділ 4.2.</w:t>
       </w:r>
     </w:p>
-    <w:bookmarkStart w:id="38" w:name="sla-для-задач-і-проєктів"/>
+    <w:bookmarkStart w:id="39" w:name="sla-для-задач-і-проєктів"/>
     <w:p>
       <w:pPr>
         <w:pStyle w:val="Heading3"/>
@@ -2040,7 +2581,7 @@
       <w:pPr>
         <w:numPr>
           <w:ilvl w:val="0"/>
-          <w:numId w:val="1011"/>
+          <w:numId w:val="1012"/>
         </w:numPr>
         <w:pStyle w:val="Compact"/>
       </w:pPr>
@@ -2071,7 +2612,7 @@
       <w:pPr>
         <w:numPr>
           <w:ilvl w:val="0"/>
-          <w:numId w:val="1011"/>
+          <w:numId w:val="1012"/>
         </w:numPr>
         <w:pStyle w:val="Compact"/>
       </w:pPr>
@@ -2147,9 +2688,9 @@
         </w:pict>
       </w:r>
     </w:p>
-    <w:bookmarkEnd w:id="38"/>
     <w:bookmarkEnd w:id="39"/>
-    <w:bookmarkStart w:id="40" w:name="Xfae608f43757c4a7a7f345c96c09ccd74fab72d"/>
+    <w:bookmarkEnd w:id="40"/>
+    <w:bookmarkStart w:id="41" w:name="Xfae608f43757c4a7a7f345c96c09ccd74fab72d"/>
     <w:p>
       <w:pPr>
         <w:pStyle w:val="Heading2"/>
@@ -2211,7 +2752,7 @@
       <w:pPr>
         <w:numPr>
           <w:ilvl w:val="0"/>
-          <w:numId w:val="1012"/>
+          <w:numId w:val="1013"/>
         </w:numPr>
         <w:pStyle w:val="Compact"/>
       </w:pPr>
@@ -2242,7 +2783,7 @@
       <w:pPr>
         <w:numPr>
           <w:ilvl w:val="0"/>
-          <w:numId w:val="1012"/>
+          <w:numId w:val="1013"/>
         </w:numPr>
         <w:pStyle w:val="Compact"/>
       </w:pPr>
@@ -2286,7 +2827,7 @@
       <w:pPr>
         <w:numPr>
           <w:ilvl w:val="0"/>
-          <w:numId w:val="1012"/>
+          <w:numId w:val="1013"/>
         </w:numPr>
         <w:pStyle w:val="Compact"/>
       </w:pPr>
@@ -2308,7 +2849,7 @@
       <w:pPr>
         <w:numPr>
           <w:ilvl w:val="0"/>
-          <w:numId w:val="1012"/>
+          <w:numId w:val="1013"/>
         </w:numPr>
         <w:pStyle w:val="Compact"/>
       </w:pPr>
@@ -2431,7 +2972,7 @@
       <w:pPr>
         <w:numPr>
           <w:ilvl w:val="0"/>
-          <w:numId w:val="1012"/>
+          <w:numId w:val="1013"/>
         </w:numPr>
         <w:pStyle w:val="Compact"/>
       </w:pPr>
@@ -2523,7 +3064,7 @@
       <w:pPr>
         <w:numPr>
           <w:ilvl w:val="0"/>
-          <w:numId w:val="1012"/>
+          <w:numId w:val="1013"/>
         </w:numPr>
         <w:pStyle w:val="Compact"/>
       </w:pPr>
@@ -2573,8 +3114,8 @@
         </w:pict>
       </w:r>
     </w:p>
-    <w:bookmarkEnd w:id="40"/>
-    <w:bookmarkStart w:id="41" w:name="Xa06dd7c8bb03a805d421defef0e2d2a29c04e64"/>
+    <w:bookmarkEnd w:id="41"/>
+    <w:bookmarkStart w:id="42" w:name="Xa06dd7c8bb03a805d421defef0e2d2a29c04e64"/>
     <w:p>
       <w:pPr>
         <w:pStyle w:val="Heading2"/>
@@ -2611,7 +3152,7 @@
       <w:pPr>
         <w:numPr>
           <w:ilvl w:val="0"/>
-          <w:numId w:val="1013"/>
+          <w:numId w:val="1014"/>
         </w:numPr>
         <w:pStyle w:val="Compact"/>
       </w:pPr>
@@ -2633,7 +3174,7 @@
       <w:pPr>
         <w:numPr>
           <w:ilvl w:val="0"/>
-          <w:numId w:val="1013"/>
+          <w:numId w:val="1014"/>
         </w:numPr>
         <w:pStyle w:val="Compact"/>
       </w:pPr>
@@ -2655,7 +3196,7 @@
       <w:pPr>
         <w:numPr>
           <w:ilvl w:val="0"/>
-          <w:numId w:val="1013"/>
+          <w:numId w:val="1014"/>
         </w:numPr>
         <w:pStyle w:val="Compact"/>
       </w:pPr>
@@ -2746,8 +3287,8 @@
         <w:t xml:space="preserve">У всіх трьох випадках можна також обрати «— не призначено —», щоб зняти призначення.</w:t>
       </w:r>
     </w:p>
-    <w:bookmarkEnd w:id="41"/>
-    <w:bookmarkStart w:id="47" w:name="Xabb48b602696d4744d66b80d465a4de026a7727"/>
+    <w:bookmarkEnd w:id="42"/>
+    <w:bookmarkStart w:id="49" w:name="Xabb48b602696d4744d66b80d465a4de026a7727"/>
     <w:p>
       <w:pPr>
         <w:pStyle w:val="Heading2"/>
@@ -2784,7 +3325,7 @@
       <w:pPr>
         <w:numPr>
           <w:ilvl w:val="0"/>
-          <w:numId w:val="1014"/>
+          <w:numId w:val="1015"/>
         </w:numPr>
         <w:pStyle w:val="Compact"/>
       </w:pPr>
@@ -2806,7 +3347,7 @@
       <w:pPr>
         <w:numPr>
           <w:ilvl w:val="0"/>
-          <w:numId w:val="1014"/>
+          <w:numId w:val="1015"/>
         </w:numPr>
         <w:pStyle w:val="Compact"/>
       </w:pPr>
@@ -2834,7 +3375,7 @@
       <w:pPr>
         <w:numPr>
           <w:ilvl w:val="0"/>
-          <w:numId w:val="1014"/>
+          <w:numId w:val="1015"/>
         </w:numPr>
         <w:pStyle w:val="Compact"/>
       </w:pPr>
@@ -2846,7 +3387,7 @@
       <w:pPr>
         <w:numPr>
           <w:ilvl w:val="0"/>
-          <w:numId w:val="1014"/>
+          <w:numId w:val="1015"/>
         </w:numPr>
         <w:pStyle w:val="Compact"/>
       </w:pPr>
@@ -2858,7 +3399,7 @@
       <w:pPr>
         <w:numPr>
           <w:ilvl w:val="0"/>
-          <w:numId w:val="1014"/>
+          <w:numId w:val="1015"/>
         </w:numPr>
         <w:pStyle w:val="Compact"/>
       </w:pPr>
@@ -2922,7 +3463,7 @@
         <w:t xml:space="preserve">), разом із закритими проєктами й задачами.</w:t>
       </w:r>
     </w:p>
-    <w:bookmarkStart w:id="42" w:name="X195d8fcf4c05567695203c9ab936e1a6884a274"/>
+    <w:bookmarkStart w:id="43" w:name="X195d8fcf4c05567695203c9ab936e1a6884a274"/>
     <w:p>
       <w:pPr>
         <w:pStyle w:val="Heading3"/>
@@ -3030,8 +3571,8 @@
         <w:t xml:space="preserve">Це розширює базову версію модуля. SLA-ескалація та створення тікетів із пошти (email-to-ticket) описані нижче.</w:t>
       </w:r>
     </w:p>
-    <w:bookmarkEnd w:id="42"/>
-    <w:bookmarkStart w:id="43" w:name="sla-ескалація"/>
+    <w:bookmarkEnd w:id="43"/>
+    <w:bookmarkStart w:id="44" w:name="sla-ескалація"/>
     <w:p>
       <w:pPr>
         <w:pStyle w:val="Heading3"/>
@@ -3052,7 +3593,7 @@
       <w:pPr>
         <w:numPr>
           <w:ilvl w:val="0"/>
-          <w:numId w:val="1015"/>
+          <w:numId w:val="1016"/>
         </w:numPr>
         <w:pStyle w:val="Compact"/>
       </w:pPr>
@@ -3077,7 +3618,7 @@
       <w:pPr>
         <w:numPr>
           <w:ilvl w:val="0"/>
-          <w:numId w:val="1015"/>
+          <w:numId w:val="1016"/>
         </w:numPr>
         <w:pStyle w:val="Compact"/>
       </w:pPr>
@@ -3089,7 +3630,7 @@
       <w:pPr>
         <w:numPr>
           <w:ilvl w:val="0"/>
-          <w:numId w:val="1015"/>
+          <w:numId w:val="1016"/>
         </w:numPr>
         <w:pStyle w:val="Compact"/>
       </w:pPr>
@@ -3105,8 +3646,8 @@
         <w:t xml:space="preserve">Прострочення першої відповіді знімається, щойно оператор залишає коментар на тікеті. Обидва прапорці зникають, як тільки тікет переходить у статус «Вирішено» чи «Закрито» — минулі прострочення заднім числом не показуються.</w:t>
       </w:r>
     </w:p>
-    <w:bookmarkEnd w:id="43"/>
-    <w:bookmarkStart w:id="44" w:name="email-to-ticket-тікети-з-пошти"/>
+    <w:bookmarkEnd w:id="44"/>
+    <w:bookmarkStart w:id="45" w:name="email-to-ticket-тікети-з-пошти"/>
     <w:p>
       <w:pPr>
         <w:pStyle w:val="Heading3"/>
@@ -3152,7 +3693,7 @@
       <w:pPr>
         <w:numPr>
           <w:ilvl w:val="0"/>
-          <w:numId w:val="1016"/>
+          <w:numId w:val="1017"/>
         </w:numPr>
         <w:pStyle w:val="Compact"/>
       </w:pPr>
@@ -3365,7 +3906,7 @@
       <w:pPr>
         <w:numPr>
           <w:ilvl w:val="0"/>
-          <w:numId w:val="1016"/>
+          <w:numId w:val="1017"/>
         </w:numPr>
         <w:pStyle w:val="Compact"/>
       </w:pPr>
@@ -3393,7 +3934,7 @@
       <w:pPr>
         <w:numPr>
           <w:ilvl w:val="0"/>
-          <w:numId w:val="1016"/>
+          <w:numId w:val="1017"/>
         </w:numPr>
         <w:pStyle w:val="Compact"/>
       </w:pPr>
@@ -3434,7 +3975,7 @@
       <w:pPr>
         <w:numPr>
           <w:ilvl w:val="0"/>
-          <w:numId w:val="1016"/>
+          <w:numId w:val="1017"/>
         </w:numPr>
         <w:pStyle w:val="Compact"/>
       </w:pPr>
@@ -3531,7 +4072,7 @@
       <w:pPr>
         <w:numPr>
           <w:ilvl w:val="0"/>
-          <w:numId w:val="1017"/>
+          <w:numId w:val="1018"/>
         </w:numPr>
         <w:pStyle w:val="Compact"/>
       </w:pPr>
@@ -3553,7 +4094,7 @@
       <w:pPr>
         <w:numPr>
           <w:ilvl w:val="0"/>
-          <w:numId w:val="1017"/>
+          <w:numId w:val="1018"/>
         </w:numPr>
         <w:pStyle w:val="Compact"/>
       </w:pPr>
@@ -3590,7 +4131,7 @@
       <w:pPr>
         <w:numPr>
           <w:ilvl w:val="0"/>
-          <w:numId w:val="1017"/>
+          <w:numId w:val="1018"/>
         </w:numPr>
         <w:pStyle w:val="Compact"/>
       </w:pPr>
@@ -3612,7 +4153,7 @@
       <w:pPr>
         <w:numPr>
           <w:ilvl w:val="0"/>
-          <w:numId w:val="1017"/>
+          <w:numId w:val="1018"/>
         </w:numPr>
         <w:pStyle w:val="Compact"/>
       </w:pPr>
@@ -3640,7 +4181,7 @@
       <w:pPr>
         <w:numPr>
           <w:ilvl w:val="0"/>
-          <w:numId w:val="1017"/>
+          <w:numId w:val="1018"/>
         </w:numPr>
         <w:pStyle w:val="Compact"/>
       </w:pPr>
@@ -3682,7 +4223,7 @@
       <w:pPr>
         <w:numPr>
           <w:ilvl w:val="0"/>
-          <w:numId w:val="1018"/>
+          <w:numId w:val="1019"/>
         </w:numPr>
         <w:pStyle w:val="Compact"/>
       </w:pPr>
@@ -3704,7 +4245,7 @@
       <w:pPr>
         <w:numPr>
           <w:ilvl w:val="0"/>
-          <w:numId w:val="1018"/>
+          <w:numId w:val="1019"/>
         </w:numPr>
         <w:pStyle w:val="Compact"/>
       </w:pPr>
@@ -3716,7 +4257,7 @@
       <w:pPr>
         <w:numPr>
           <w:ilvl w:val="0"/>
-          <w:numId w:val="1018"/>
+          <w:numId w:val="1019"/>
         </w:numPr>
         <w:pStyle w:val="Compact"/>
       </w:pPr>
@@ -3728,7 +4269,7 @@
       <w:pPr>
         <w:numPr>
           <w:ilvl w:val="0"/>
-          <w:numId w:val="1018"/>
+          <w:numId w:val="1019"/>
         </w:numPr>
         <w:pStyle w:val="Compact"/>
       </w:pPr>
@@ -3765,7 +4306,7 @@
       <w:pPr>
         <w:numPr>
           <w:ilvl w:val="0"/>
-          <w:numId w:val="1018"/>
+          <w:numId w:val="1019"/>
         </w:numPr>
         <w:pStyle w:val="Compact"/>
       </w:pPr>
@@ -3773,8 +4314,8 @@
         <w:t xml:space="preserve">За один запуск обробляється до 50 листів; решта — наступного разу.</w:t>
       </w:r>
     </w:p>
-    <w:bookmarkEnd w:id="44"/>
-    <w:bookmarkStart w:id="45" w:name="автовідповідь-заявнику-smtp"/>
+    <w:bookmarkEnd w:id="45"/>
+    <w:bookmarkStart w:id="46" w:name="автовідповідь-заявнику-smtp"/>
     <w:p>
       <w:pPr>
         <w:pStyle w:val="Heading3"/>
@@ -3807,7 +4348,7 @@
       <w:pPr>
         <w:numPr>
           <w:ilvl w:val="0"/>
-          <w:numId w:val="1019"/>
+          <w:numId w:val="1020"/>
         </w:numPr>
         <w:pStyle w:val="Compact"/>
       </w:pPr>
@@ -4023,7 +4564,7 @@
       <w:pPr>
         <w:numPr>
           <w:ilvl w:val="0"/>
-          <w:numId w:val="1019"/>
+          <w:numId w:val="1020"/>
         </w:numPr>
         <w:pStyle w:val="Compact"/>
       </w:pPr>
@@ -4067,7 +4608,7 @@
       <w:pPr>
         <w:numPr>
           <w:ilvl w:val="0"/>
-          <w:numId w:val="1019"/>
+          <w:numId w:val="1020"/>
         </w:numPr>
         <w:pStyle w:val="Compact"/>
       </w:pPr>
@@ -4287,8 +4828,8 @@
         <w:t xml:space="preserve">із причиною.</w:t>
       </w:r>
     </w:p>
-    <w:bookmarkEnd w:id="45"/>
-    <w:bookmarkStart w:id="46" w:name="email-сповіщення-про-активність"/>
+    <w:bookmarkEnd w:id="46"/>
+    <w:bookmarkStart w:id="47" w:name="email-сповіщення-про-активність"/>
     <w:p>
       <w:pPr>
         <w:pStyle w:val="Heading3"/>
@@ -4302,30 +4843,198 @@
         <w:pStyle w:val="FirstParagraph"/>
       </w:pPr>
       <w:r>
-        <w:t xml:space="preserve">Окрема від автовідповіді функція — сповіщення учасників про зміни в системі, а не лише заявників email-to-ticket. Вмикається тією самою сторінкою «Пошта → тікети», галочкою</w:t>
-      </w:r>
-      <w:r>
-        <w:t xml:space="preserve"> </w:t>
-      </w:r>
-      <w:r>
-        <w:rPr>
-          <w:bCs/>
-          <w:b/>
-        </w:rPr>
-        <w:t xml:space="preserve">«Надсилати email-сповіщення про активність»</w:t>
-      </w:r>
-      <w:r>
-        <w:t xml:space="preserve"> </w:t>
-      </w:r>
-      <w:r>
-        <w:t xml:space="preserve">(потребує того самого налаштованого SMTP, що й автовідповідь вище) — одна галочка охоплює всі типи нижче, окремих перемикачів поки немає.</w:t>
-      </w:r>
-    </w:p>
+        <w:t xml:space="preserve">Окрема від автовідповіді функція — сповіщення учасників про зміни в системі, а не лише заявників email-to-ticket. Налаштовується на тій самій сторінці «Пошта → тікети» (потребує того самого налаштованого SMTP, що й автовідповідь вище)</w:t>
+      </w:r>
+      <w:r>
+        <w:t xml:space="preserve"> </w:t>
+      </w:r>
+      <w:r>
+        <w:rPr>
+          <w:bCs/>
+          <w:b/>
+        </w:rPr>
+        <w:t xml:space="preserve">чотирма незалежними галочками</w:t>
+      </w:r>
+      <w:r>
+        <w:t xml:space="preserve"> </w:t>
+      </w:r>
+      <w:r>
+        <w:t xml:space="preserve">— кожну можна вмикати окремо:</w:t>
+      </w:r>
+    </w:p>
+    <w:tbl>
+      <w:tblPr>
+        <w:tblStyle w:val="Table"/>
+        <w:tblW w:type="auto" w:w="0"/>
+        <w:tblLook w:firstRow="1" w:lastRow="0" w:firstColumn="0" w:lastColumn="0" w:noHBand="0" w:noVBand="0" w:val="0020"/>
+        <w:jc w:val="start"/>
+      </w:tblPr>
+      <w:tblGrid>
+        <w:gridCol w:w="3960"/>
+        <w:gridCol w:w="3960"/>
+      </w:tblGrid>
+      <w:tr>
+        <w:trPr>
+          <w:tblHeader w:val="true"/>
+        </w:trPr>
+        <w:tc>
+          <w:tcPr/>
+          <w:p>
+            <w:pPr>
+              <w:pStyle w:val="Compact"/>
+              <w:jc w:val="left"/>
+            </w:pPr>
+            <w:r>
+              <w:t xml:space="preserve">Галочка</w:t>
+            </w:r>
+          </w:p>
+        </w:tc>
+        <w:tc>
+          <w:tcPr/>
+          <w:p>
+            <w:pPr>
+              <w:pStyle w:val="Compact"/>
+              <w:jc w:val="left"/>
+            </w:pPr>
+            <w:r>
+              <w:t xml:space="preserve">Що вмикає</w:t>
+            </w:r>
+          </w:p>
+        </w:tc>
+      </w:tr>
+      <w:tr>
+        <w:tc>
+          <w:tcPr/>
+          <w:p>
+            <w:pPr>
+              <w:pStyle w:val="Compact"/>
+              <w:jc w:val="left"/>
+            </w:pPr>
+            <w:r>
+              <w:t xml:space="preserve">Сповіщення про тікети</w:t>
+            </w:r>
+          </w:p>
+        </w:tc>
+        <w:tc>
+          <w:tcPr/>
+          <w:p>
+            <w:pPr>
+              <w:pStyle w:val="Compact"/>
+              <w:jc w:val="left"/>
+            </w:pPr>
+            <w:r>
+              <w:t xml:space="preserve">нова відповідь, зміна статусу</w:t>
+            </w:r>
+          </w:p>
+        </w:tc>
+      </w:tr>
+      <w:tr>
+        <w:tc>
+          <w:tcPr/>
+          <w:p>
+            <w:pPr>
+              <w:pStyle w:val="Compact"/>
+              <w:jc w:val="left"/>
+            </w:pPr>
+            <w:r>
+              <w:t xml:space="preserve">Сповіщення про проєкти</w:t>
+            </w:r>
+          </w:p>
+        </w:tc>
+        <w:tc>
+          <w:tcPr/>
+          <w:p>
+            <w:pPr>
+              <w:pStyle w:val="Compact"/>
+              <w:jc w:val="left"/>
+            </w:pPr>
+            <w:r>
+              <w:t xml:space="preserve">створення з відповідальним, зміна відповідального</w:t>
+            </w:r>
+          </w:p>
+        </w:tc>
+      </w:tr>
+      <w:tr>
+        <w:tc>
+          <w:tcPr/>
+          <w:p>
+            <w:pPr>
+              <w:pStyle w:val="Compact"/>
+              <w:jc w:val="left"/>
+            </w:pPr>
+            <w:r>
+              <w:t xml:space="preserve">Сповіщення про задачі</w:t>
+            </w:r>
+          </w:p>
+        </w:tc>
+        <w:tc>
+          <w:tcPr/>
+          <w:p>
+            <w:pPr>
+              <w:pStyle w:val="Compact"/>
+              <w:jc w:val="left"/>
+            </w:pPr>
+            <w:r>
+              <w:t xml:space="preserve">створення з виконавцем, зміна виконавця</w:t>
+            </w:r>
+          </w:p>
+        </w:tc>
+      </w:tr>
+      <w:tr>
+        <w:tc>
+          <w:tcPr/>
+          <w:p>
+            <w:pPr>
+              <w:pStyle w:val="Compact"/>
+              <w:jc w:val="left"/>
+            </w:pPr>
+            <w:r>
+              <w:t xml:space="preserve">Нагадування про термін задачі</w:t>
+            </w:r>
+          </w:p>
+        </w:tc>
+        <w:tc>
+          <w:tcPr/>
+          <w:p>
+            <w:pPr>
+              <w:pStyle w:val="Compact"/>
+              <w:jc w:val="left"/>
+            </w:pPr>
+            <w:r>
+              <w:t xml:space="preserve">за 2 дні, за 1 день, у день настання (потребує ще й cron, див. нижче)</w:t>
+            </w:r>
+          </w:p>
+        </w:tc>
+      </w:tr>
+    </w:tbl>
     <w:p>
       <w:pPr>
         <w:pStyle w:val="BodyText"/>
       </w:pPr>
       <w:r>
+        <w:t xml:space="preserve">Усі чотири вимкнені за замовчуванням, а поки SMTP не налаштовано — ще й заблоковані. При оновленні зі старої версії з однією спільною галочкою</w:t>
+      </w:r>
+      <w:r>
+        <w:t xml:space="preserve"> </w:t>
+      </w:r>
+      <w:r>
+        <w:rPr>
+          <w:rStyle w:val="VerbatimChar"/>
+        </w:rPr>
+        <w:t xml:space="preserve">update.sh</w:t>
+      </w:r>
+      <w:r>
+        <w:t xml:space="preserve"> </w:t>
+      </w:r>
+      <w:r>
+        <w:t xml:space="preserve">переносить її значення на всі чотири: якщо сповіщення були ввімкнені — лишаються ввімкненими повністю, нічого не вимикається.</w:t>
+      </w:r>
+    </w:p>
+    <w:p>
+      <w:pPr>
+        <w:pStyle w:val="BodyText"/>
+      </w:pPr>
+      <w:r>
         <w:rPr>
           <w:bCs/>
           <w:b/>
@@ -4343,7 +5052,7 @@
       <w:pPr>
         <w:numPr>
           <w:ilvl w:val="0"/>
-          <w:numId w:val="1020"/>
+          <w:numId w:val="1021"/>
         </w:numPr>
         <w:pStyle w:val="Compact"/>
       </w:pPr>
@@ -4355,7 +5064,7 @@
       <w:pPr>
         <w:numPr>
           <w:ilvl w:val="0"/>
-          <w:numId w:val="1020"/>
+          <w:numId w:val="1021"/>
         </w:numPr>
         <w:pStyle w:val="Compact"/>
       </w:pPr>
@@ -4386,14 +5095,14 @@
         <w:t xml:space="preserve"> </w:t>
       </w:r>
       <w:r>
-        <w:t xml:space="preserve">— сповіщається новопризначена людина:</w:t>
-      </w:r>
-    </w:p>
-    <w:p>
-      <w:pPr>
-        <w:numPr>
-          <w:ilvl w:val="0"/>
-          <w:numId w:val="1021"/>
+        <w:t xml:space="preserve">(дві окремі галочки, але однакова логіка) — сповіщається новопризначена людина:</w:t>
+      </w:r>
+    </w:p>
+    <w:p>
+      <w:pPr>
+        <w:numPr>
+          <w:ilvl w:val="0"/>
+          <w:numId w:val="1022"/>
         </w:numPr>
         <w:pStyle w:val="Compact"/>
       </w:pPr>
@@ -4405,7 +5114,7 @@
       <w:pPr>
         <w:numPr>
           <w:ilvl w:val="0"/>
-          <w:numId w:val="1021"/>
+          <w:numId w:val="1022"/>
         </w:numPr>
         <w:pStyle w:val="Compact"/>
       </w:pPr>
@@ -4433,7 +5142,7 @@
       <w:pPr>
         <w:numPr>
           <w:ilvl w:val="0"/>
-          <w:numId w:val="1021"/>
+          <w:numId w:val="1022"/>
         </w:numPr>
         <w:pStyle w:val="Compact"/>
       </w:pPr>
@@ -4456,7 +5165,7 @@
         <w:t xml:space="preserve"> </w:t>
       </w:r>
       <w:r>
-        <w:t xml:space="preserve">— окремий, третій компонент, з власним запуском за розкладом (одної галочки «Надсилати сповіщення» недостатньо, потрібен ще й cron):</w:t>
+        <w:t xml:space="preserve">— з власним запуском за розкладом (самої галочки «Нагадування про термін задачі» недостатньо, потрібен ще й cron):</w:t>
       </w:r>
     </w:p>
     <w:p>
@@ -4475,7 +5184,7 @@
         <w:pStyle w:val="FirstParagraph"/>
       </w:pPr>
       <w:r>
-        <w:t xml:space="preserve">Готовий рядок із вашим реальним шляхом з'являється на сторінці «Пошта → тікети» одразу під галочкою сповіщень. Перевіряються незакриті задачі з призначеним виконавцем на три пороги — за 2 дні до терміну, за 1 день, і в день настання (включно з уже простроченими, якщо це нагадування ще не надсилалось). Кожне нагадування надсилається</w:t>
+        <w:t xml:space="preserve">Готовий рядок із вашим реальним шляхом з'являється на сторінці «Пошта → тікети», щойно ввімкнено галочку нагадувань. Перевіряються незакриті задачі з призначеним виконавцем на три пороги — за 2 дні до терміну, за 1 день, і в день настання (включно з уже простроченими, якщо це нагадування ще не надсилалось). Кожне нагадування надсилається</w:t>
       </w:r>
       <w:r>
         <w:t xml:space="preserve"> </w:t>
@@ -4522,6 +5231,160 @@
       </w:r>
       <w:r>
         <w:t xml:space="preserve">, адресою одержувача й точною причиною — сама дія (коментар, призначення, створення) при цьому завжди виконується успішно, лист — окремо.</w:t>
+      </w:r>
+    </w:p>
+    <w:bookmarkEnd w:id="47"/>
+    <w:bookmarkStart w:id="48" w:name="оцінка-якості-обслуговування-csat"/>
+    <w:p>
+      <w:pPr>
+        <w:pStyle w:val="Heading3"/>
+      </w:pPr>
+      <w:r>
+        <w:t xml:space="preserve">Оцінка якості обслуговування (CSAT)</w:t>
+      </w:r>
+    </w:p>
+    <w:p>
+      <w:pPr>
+        <w:pStyle w:val="FirstParagraph"/>
+      </w:pPr>
+      <w:r>
+        <w:t xml:space="preserve">Коли тікет має статус «Вирішено» або «Закрито», заявник може оцінити його від 1 до 5:</w:t>
+      </w:r>
+    </w:p>
+    <w:p>
+      <w:pPr>
+        <w:numPr>
+          <w:ilvl w:val="0"/>
+          <w:numId w:val="1023"/>
+        </w:numPr>
+        <w:pStyle w:val="Compact"/>
+      </w:pPr>
+      <w:r>
+        <w:rPr>
+          <w:bCs/>
+          <w:b/>
+        </w:rPr>
+        <w:t xml:space="preserve">заявник з обліковим записом</w:t>
+      </w:r>
+      <w:r>
+        <w:t xml:space="preserve"> </w:t>
+      </w:r>
+      <w:r>
+        <w:t xml:space="preserve">— на сторінці власного тікета (під листуванням з'являється запитання «Наскільки ви задоволені вирішенням звернення?» і п'ять кнопок);</w:t>
+      </w:r>
+    </w:p>
+    <w:p>
+      <w:pPr>
+        <w:numPr>
+          <w:ilvl w:val="0"/>
+          <w:numId w:val="1023"/>
+        </w:numPr>
+        <w:pStyle w:val="Compact"/>
+      </w:pPr>
+      <w:r>
+        <w:rPr>
+          <w:bCs/>
+          <w:b/>
+        </w:rPr>
+        <w:t xml:space="preserve">заявник без облікового запису</w:t>
+      </w:r>
+      <w:r>
+        <w:t xml:space="preserve"> </w:t>
+      </w:r>
+      <w:r>
+        <w:t xml:space="preserve">— на сторінці відстеження з порталу самообслуговування (за персональним посиланням).</w:t>
+      </w:r>
+    </w:p>
+    <w:p>
+      <w:pPr>
+        <w:pStyle w:val="FirstParagraph"/>
+      </w:pPr>
+      <w:r>
+        <w:t xml:space="preserve">Правила однакові для обох шляхів: оцінити можна</w:t>
+      </w:r>
+      <w:r>
+        <w:t xml:space="preserve"> </w:t>
+      </w:r>
+      <w:r>
+        <w:rPr>
+          <w:bCs/>
+          <w:b/>
+        </w:rPr>
+        <w:t xml:space="preserve">лише один раз</w:t>
+      </w:r>
+      <w:r>
+        <w:t xml:space="preserve"> </w:t>
+      </w:r>
+      <w:r>
+        <w:t xml:space="preserve">(повторна спроба відхиляється, перша оцінка не перезаписується), і лише сам заявник — оператор чи адміністратор на сторінці тікета оцінку лише</w:t>
+      </w:r>
+      <w:r>
+        <w:t xml:space="preserve"> </w:t>
+      </w:r>
+      <w:r>
+        <w:rPr>
+          <w:bCs/>
+          <w:b/>
+        </w:rPr>
+        <w:t xml:space="preserve">бачать</w:t>
+      </w:r>
+      <w:r>
+        <w:t xml:space="preserve"> </w:t>
+      </w:r>
+      <w:r>
+        <w:t xml:space="preserve">(«Оцінка заявника: N з 5»), поставити її за заявника не можуть. Кожну оцінку записано в журнал аудиту (</w:t>
+      </w:r>
+      <w:r>
+        <w:rPr>
+          <w:rStyle w:val="VerbatimChar"/>
+        </w:rPr>
+        <w:t xml:space="preserve">csat_submitted</w:t>
+      </w:r>
+      <w:r>
+        <w:t xml:space="preserve">).</w:t>
+      </w:r>
+    </w:p>
+    <w:p>
+      <w:pPr>
+        <w:pStyle w:val="BodyText"/>
+      </w:pPr>
+      <w:r>
+        <w:rPr>
+          <w:bCs/>
+          <w:b/>
+        </w:rPr>
+        <w:t xml:space="preserve">Звіт</w:t>
+      </w:r>
+      <w:r>
+        <w:t xml:space="preserve"> </w:t>
+      </w:r>
+      <w:r>
+        <w:t xml:space="preserve">— Адмін-панель → CSAT (</w:t>
+      </w:r>
+      <w:r>
+        <w:rPr>
+          <w:rStyle w:val="VerbatimChar"/>
+        </w:rPr>
+        <w:t xml:space="preserve">/admin/csat</w:t>
+      </w:r>
+      <w:r>
+        <w:t xml:space="preserve">): середня оцінка з 5, кількість оцінок і розподіл 1–5, розбивка за чергами, розбивка за операторами та таблиця останніх оцінок. У розбивці за операторами враховуються лише тікети, на які оператора</w:t>
+      </w:r>
+      <w:r>
+        <w:t xml:space="preserve"> </w:t>
+      </w:r>
+      <w:r>
+        <w:rPr>
+          <w:bCs/>
+          <w:b/>
+        </w:rPr>
+        <w:t xml:space="preserve">було призначено</w:t>
+      </w:r>
+      <w:r>
+        <w:t xml:space="preserve"> </w:t>
+      </w:r>
+      <w:r>
+        <w:t xml:space="preserve">(хто лише змінював статус, але не був призначений, у ній не з'явиться) — тож варто користуватись автопризначенням черги (розділ 11) або призначати оператора вручну.</w:t>
       </w:r>
     </w:p>
     <w:p>
@@ -4531,9 +5394,9 @@
         </w:pict>
       </w:r>
     </w:p>
-    <w:bookmarkEnd w:id="46"/>
-    <w:bookmarkEnd w:id="47"/>
-    <w:bookmarkStart w:id="50" w:name="Xfd3b571dc2ba161e01d4de304ef5647943b2305"/>
+    <w:bookmarkEnd w:id="48"/>
+    <w:bookmarkEnd w:id="49"/>
+    <w:bookmarkStart w:id="53" w:name="Xfd3b571dc2ba161e01d4de304ef5647943b2305"/>
     <w:p>
       <w:pPr>
         <w:pStyle w:val="Heading2"/>
@@ -4559,7 +5422,7 @@
         <w:t xml:space="preserve">Черги — це категорії, за якими розподіляються звернення (наприклад, «Загальна підтримка», «Мережева підтримка», «Бухгалтерські системи»). При створенні тікета користувач обирає чергу зі списку.</w:t>
       </w:r>
     </w:p>
-    <w:bookmarkStart w:id="48" w:name="створення-нової-черги"/>
+    <w:bookmarkStart w:id="50" w:name="створення-нової-черги"/>
     <w:p>
       <w:pPr>
         <w:pStyle w:val="Heading3"/>
@@ -4572,7 +5435,7 @@
       <w:pPr>
         <w:numPr>
           <w:ilvl w:val="0"/>
-          <w:numId w:val="1022"/>
+          <w:numId w:val="1024"/>
         </w:numPr>
         <w:pStyle w:val="Compact"/>
       </w:pPr>
@@ -4597,7 +5460,7 @@
       <w:pPr>
         <w:numPr>
           <w:ilvl w:val="0"/>
-          <w:numId w:val="1022"/>
+          <w:numId w:val="1024"/>
         </w:numPr>
         <w:pStyle w:val="Compact"/>
       </w:pPr>
@@ -4609,7 +5472,7 @@
       <w:pPr>
         <w:numPr>
           <w:ilvl w:val="0"/>
-          <w:numId w:val="1022"/>
+          <w:numId w:val="1024"/>
         </w:numPr>
         <w:pStyle w:val="Compact"/>
       </w:pPr>
@@ -4638,8 +5501,8 @@
         <w:t xml:space="preserve">Нова черга одразу з'являється у випадаючому списку на сторінці створення тікета — жодних додаткових дій не потрібно.</w:t>
       </w:r>
     </w:p>
-    <w:bookmarkEnd w:id="48"/>
-    <w:bookmarkStart w:id="49" w:name="sla-нормативи-черги"/>
+    <w:bookmarkEnd w:id="50"/>
+    <w:bookmarkStart w:id="51" w:name="sla-нормативи-черги"/>
     <w:p>
       <w:pPr>
         <w:pStyle w:val="Heading3"/>
@@ -4689,7 +5552,7 @@
       <w:pPr>
         <w:numPr>
           <w:ilvl w:val="0"/>
-          <w:numId w:val="1023"/>
+          <w:numId w:val="1025"/>
         </w:numPr>
         <w:pStyle w:val="Compact"/>
       </w:pPr>
@@ -4717,7 +5580,7 @@
       <w:pPr>
         <w:numPr>
           <w:ilvl w:val="0"/>
-          <w:numId w:val="1023"/>
+          <w:numId w:val="1025"/>
         </w:numPr>
         <w:pStyle w:val="Compact"/>
       </w:pPr>
@@ -4729,7 +5592,7 @@
       <w:pPr>
         <w:numPr>
           <w:ilvl w:val="0"/>
-          <w:numId w:val="1023"/>
+          <w:numId w:val="1025"/>
         </w:numPr>
         <w:pStyle w:val="Compact"/>
       </w:pPr>
@@ -4753,12 +5616,168 @@
       <w:pPr>
         <w:numPr>
           <w:ilvl w:val="0"/>
-          <w:numId w:val="1023"/>
+          <w:numId w:val="1025"/>
         </w:numPr>
         <w:pStyle w:val="Compact"/>
       </w:pPr>
       <w:r>
         <w:t xml:space="preserve">Змінені нормативи не «переписують історію»: закриті тікети прострочення не показують за жодних нормативів.</w:t>
+      </w:r>
+    </w:p>
+    <w:bookmarkEnd w:id="51"/>
+    <w:bookmarkStart w:id="52" w:name="автопризначення-оператора"/>
+    <w:p>
+      <w:pPr>
+        <w:pStyle w:val="Heading3"/>
+      </w:pPr>
+      <w:r>
+        <w:t xml:space="preserve">Автопризначення оператора</w:t>
+      </w:r>
+    </w:p>
+    <w:p>
+      <w:pPr>
+        <w:pStyle w:val="FirstParagraph"/>
+      </w:pPr>
+      <w:r>
+        <w:t xml:space="preserve">У стовпці</w:t>
+      </w:r>
+      <w:r>
+        <w:t xml:space="preserve"> </w:t>
+      </w:r>
+      <w:r>
+        <w:rPr>
+          <w:bCs/>
+          <w:b/>
+        </w:rPr>
+        <w:t xml:space="preserve">«Автопризначення оператора»</w:t>
+      </w:r>
+      <w:r>
+        <w:t xml:space="preserve"> </w:t>
+      </w:r>
+      <w:r>
+        <w:t xml:space="preserve">для кожної черги є випадаючий список активних користувачів. Оберіть людину — і</w:t>
+      </w:r>
+      <w:r>
+        <w:t xml:space="preserve"> </w:t>
+      </w:r>
+      <w:r>
+        <w:rPr>
+          <w:bCs/>
+          <w:b/>
+        </w:rPr>
+        <w:t xml:space="preserve">кожен новий тікет</w:t>
+      </w:r>
+      <w:r>
+        <w:t xml:space="preserve"> </w:t>
+      </w:r>
+      <w:r>
+        <w:t xml:space="preserve">у цій черзі одразу отримає її як оператора, без ручного призначення (зміна зберігається одразу при виборі, окремої кнопки немає). Варіант «— без автопризначення —» повертає звичайну поведінку: тікет лишається непризначеним.</w:t>
+      </w:r>
+    </w:p>
+    <w:p>
+      <w:pPr>
+        <w:numPr>
+          <w:ilvl w:val="0"/>
+          <w:numId w:val="1026"/>
+        </w:numPr>
+        <w:pStyle w:val="Compact"/>
+      </w:pPr>
+      <w:r>
+        <w:t xml:space="preserve">Працює однаково для всіх трьох шляхів створення тікета: звичайна форма, портал самообслуговування й лист (email-to-ticket).</w:t>
+      </w:r>
+    </w:p>
+    <w:p>
+      <w:pPr>
+        <w:numPr>
+          <w:ilvl w:val="0"/>
+          <w:numId w:val="1026"/>
+        </w:numPr>
+        <w:pStyle w:val="Compact"/>
+      </w:pPr>
+      <w:r>
+        <w:t xml:space="preserve">Діє лише на</w:t>
+      </w:r>
+      <w:r>
+        <w:t xml:space="preserve"> </w:t>
+      </w:r>
+      <w:r>
+        <w:rPr>
+          <w:bCs/>
+          <w:b/>
+        </w:rPr>
+        <w:t xml:space="preserve">нові</w:t>
+      </w:r>
+      <w:r>
+        <w:t xml:space="preserve"> </w:t>
+      </w:r>
+      <w:r>
+        <w:t xml:space="preserve">тікети — уже створені не змінюються.</w:t>
+      </w:r>
+    </w:p>
+    <w:p>
+      <w:pPr>
+        <w:numPr>
+          <w:ilvl w:val="0"/>
+          <w:numId w:val="1026"/>
+        </w:numPr>
+        <w:pStyle w:val="Compact"/>
+      </w:pPr>
+      <w:r>
+        <w:t xml:space="preserve">Кожне автопризначення записується в журнал аудиту (</w:t>
+      </w:r>
+      <w:r>
+        <w:rPr>
+          <w:rStyle w:val="VerbatimChar"/>
+        </w:rPr>
+        <w:t xml:space="preserve">auto_assigned_operator</w:t>
+      </w:r>
+      <w:r>
+        <w:t xml:space="preserve">), зміна самого налаштування черги — теж (</w:t>
+      </w:r>
+      <w:r>
+        <w:rPr>
+          <w:rStyle w:val="VerbatimChar"/>
+        </w:rPr>
+        <w:t xml:space="preserve">default_operator_changed</w:t>
+      </w:r>
+      <w:r>
+        <w:t xml:space="preserve">).</w:t>
+      </w:r>
+    </w:p>
+    <w:p>
+      <w:pPr>
+        <w:numPr>
+          <w:ilvl w:val="0"/>
+          <w:numId w:val="1026"/>
+        </w:numPr>
+        <w:pStyle w:val="Compact"/>
+      </w:pPr>
+      <w:r>
+        <w:t xml:space="preserve">Автопризначений тікет вже не потрапляє в «загальний пул» непризначених (розділ 6/9) — його бачить лише заявник і цей оператор.</w:t>
+      </w:r>
+    </w:p>
+    <w:p>
+      <w:pPr>
+        <w:numPr>
+          <w:ilvl w:val="0"/>
+          <w:numId w:val="1026"/>
+        </w:numPr>
+        <w:pStyle w:val="Compact"/>
+      </w:pPr>
+      <w:r>
+        <w:t xml:space="preserve">Автопризначення не надсилає окремого сповіщення оператору про нове призначення — email-сповіщення стосуються відповідей і зміни статусу (розділ 10).</w:t>
+      </w:r>
+    </w:p>
+    <w:p>
+      <w:pPr>
+        <w:numPr>
+          <w:ilvl w:val="0"/>
+          <w:numId w:val="1026"/>
+        </w:numPr>
+        <w:pStyle w:val="Compact"/>
+      </w:pPr>
+      <w:r>
+        <w:t xml:space="preserve">Автопризначений оператор потрапляє в розбивку звіту CSAT по операторах (розділ 10).</w:t>
       </w:r>
     </w:p>
     <w:p>
@@ -4776,15 +5795,24 @@
         </w:pict>
       </w:r>
     </w:p>
-    <w:bookmarkEnd w:id="49"/>
-    <w:bookmarkEnd w:id="50"/>
-    <w:bookmarkStart w:id="51" w:name="X1c091a7ac5073a7af3d36fe571c8ef570adddd9"/>
+    <w:bookmarkEnd w:id="52"/>
+    <w:bookmarkEnd w:id="53"/>
+    <w:bookmarkStart w:id="58" w:name="Xe0e22dceb9e1c2d72a185e3485808e001bbae7c"/>
     <w:p>
       <w:pPr>
         <w:pStyle w:val="Heading2"/>
       </w:pPr>
       <w:r>
-        <w:t xml:space="preserve">12. Чого в системі поки немає (щоб не шукати даремно)</w:t>
+        <w:t xml:space="preserve">12. Active Directory (</w:t>
+      </w:r>
+      <w:r>
+        <w:rPr>
+          <w:rStyle w:val="VerbatimChar"/>
+        </w:rPr>
+        <w:t xml:space="preserve">Адмін-панель → Active Directory</w:t>
+      </w:r>
+      <w:r>
+        <w:t xml:space="preserve">)</w:t>
       </w:r>
     </w:p>
     <w:p>
@@ -4792,69 +5820,2501 @@
         <w:pStyle w:val="FirstParagraph"/>
       </w:pPr>
       <w:r>
-        <w:t xml:space="preserve">На поточному етапі відсутні (заплановані на наступні ітерації):</w:t>
-      </w:r>
-    </w:p>
-    <w:p>
-      <w:pPr>
-        <w:numPr>
-          <w:ilvl w:val="0"/>
-          <w:numId w:val="1024"/>
-        </w:numPr>
-        <w:pStyle w:val="Compact"/>
-      </w:pPr>
-      <w:r>
-        <w:t xml:space="preserve">Збереження вкладень (у тікетах з пошти та в порталі): наразі лише перелік імен; подання без облікового запису, оцінка CSAT, SLA-ескалація, email-to-ticket, автовідповідь заявнику та email-сповіщення про активність вже реалізовані (розділ 10).</w:t>
-      </w:r>
-    </w:p>
-    <w:p>
-      <w:pPr>
-        <w:numPr>
-          <w:ilvl w:val="0"/>
-          <w:numId w:val="1024"/>
-        </w:numPr>
-        <w:pStyle w:val="Compact"/>
-      </w:pPr>
-      <w:r>
-        <w:t xml:space="preserve">Гранульовані перемикачі email-сповіщень — зараз одна галочка вмикає одразу все (тікети, проєкти, задачі, нагадування про термін), окремо їх не розділити.</w:t>
-      </w:r>
-    </w:p>
-    <w:p>
-      <w:pPr>
-        <w:numPr>
-          <w:ilvl w:val="0"/>
-          <w:numId w:val="1024"/>
-        </w:numPr>
-        <w:pStyle w:val="Compact"/>
-      </w:pPr>
-      <w:r>
-        <w:t xml:space="preserve">Інтеграція з Active Directory (автоматична синхронізація користувачів, SSO).</w:t>
-      </w:r>
-    </w:p>
-    <w:p>
-      <w:pPr>
-        <w:numPr>
-          <w:ilvl w:val="0"/>
-          <w:numId w:val="1024"/>
-        </w:numPr>
-        <w:pStyle w:val="Compact"/>
-      </w:pPr>
-      <w:r>
-        <w:t xml:space="preserve">Wiki, форуми, файлові документи як окремий модуль.</w:t>
-      </w:r>
-    </w:p>
-    <w:p>
-      <w:pPr>
-        <w:numPr>
-          <w:ilvl w:val="0"/>
-          <w:numId w:val="1024"/>
-        </w:numPr>
-        <w:pStyle w:val="Compact"/>
-      </w:pPr>
-      <w:r>
-        <w:t xml:space="preserve">Вебхуки, REST API.</w:t>
-      </w:r>
-    </w:p>
+        <w:t xml:space="preserve">Інтеграція дає дві речі:</w:t>
+      </w:r>
+      <w:r>
+        <w:t xml:space="preserve"> </w:t>
+      </w:r>
+      <w:r>
+        <w:rPr>
+          <w:bCs/>
+          <w:b/>
+        </w:rPr>
+        <w:t xml:space="preserve">вхід</w:t>
+      </w:r>
+      <w:r>
+        <w:t xml:space="preserve"> </w:t>
+      </w:r>
+      <w:r>
+        <w:t xml:space="preserve">користувачів під їхнім доменним паролем і</w:t>
+      </w:r>
+      <w:r>
+        <w:t xml:space="preserve"> </w:t>
+      </w:r>
+      <w:r>
+        <w:rPr>
+          <w:bCs/>
+          <w:b/>
+        </w:rPr>
+        <w:t xml:space="preserve">синхронізацію</w:t>
+      </w:r>
+      <w:r>
+        <w:t xml:space="preserve"> </w:t>
+      </w:r>
+      <w:r>
+        <w:t xml:space="preserve">списку користувачів із каталогу. Сторінка доступна лише ролі «Адміністратор системи».</w:t>
+      </w:r>
+    </w:p>
+    <w:bookmarkStart w:id="54" w:name="як-це-працює"/>
+    <w:p>
+      <w:pPr>
+        <w:pStyle w:val="Heading3"/>
+      </w:pPr>
+      <w:r>
+        <w:t xml:space="preserve">Як це працює</w:t>
+      </w:r>
+    </w:p>
+    <w:p>
+      <w:pPr>
+        <w:numPr>
+          <w:ilvl w:val="0"/>
+          <w:numId w:val="1027"/>
+        </w:numPr>
+        <w:pStyle w:val="Compact"/>
+      </w:pPr>
+      <w:r>
+        <w:t xml:space="preserve">Користувач AD існує в системі як звичайний обліковий запис із джерелом «ad». Створює його не адміністратор, а</w:t>
+      </w:r>
+      <w:r>
+        <w:t xml:space="preserve"> </w:t>
+      </w:r>
+      <w:r>
+        <w:rPr>
+          <w:bCs/>
+          <w:b/>
+        </w:rPr>
+        <w:t xml:space="preserve">синхронізація</w:t>
+      </w:r>
+      <w:r>
+        <w:t xml:space="preserve"> </w:t>
+      </w:r>
+      <w:r>
+        <w:t xml:space="preserve">(див. нижче); до першої синхронізації увійти під AD-паролем неможливо — акаунта ще немає.</w:t>
+      </w:r>
+    </w:p>
+    <w:p>
+      <w:pPr>
+        <w:numPr>
+          <w:ilvl w:val="0"/>
+          <w:numId w:val="1027"/>
+        </w:numPr>
+        <w:pStyle w:val="Compact"/>
+      </w:pPr>
+      <w:r>
+        <w:rPr>
+          <w:bCs/>
+          <w:b/>
+        </w:rPr>
+        <w:t xml:space="preserve">Вхід.</w:t>
+      </w:r>
+      <w:r>
+        <w:t xml:space="preserve"> </w:t>
+      </w:r>
+      <w:r>
+        <w:t xml:space="preserve">На сторінці входу користувач вводить</w:t>
+      </w:r>
+      <w:r>
+        <w:t xml:space="preserve"> </w:t>
+      </w:r>
+      <w:r>
+        <w:rPr>
+          <w:bCs/>
+          <w:b/>
+        </w:rPr>
+        <w:t xml:space="preserve">email</w:t>
+      </w:r>
+      <w:r>
+        <w:t xml:space="preserve"> </w:t>
+      </w:r>
+      <w:r>
+        <w:t xml:space="preserve">зі свого запису в системі й доменний пароль. Система знаходить локальний запис за email, службовим обліковим записом знаходить користувача в каталозі за його AD-логіном і перевіряє пароль, пробуючи увійти в каталог уже як сам користувач. Пароль ніде не зберігається й не копіюється.</w:t>
+      </w:r>
+    </w:p>
+    <w:p>
+      <w:pPr>
+        <w:numPr>
+          <w:ilvl w:val="0"/>
+          <w:numId w:val="1027"/>
+        </w:numPr>
+        <w:pStyle w:val="Compact"/>
+      </w:pPr>
+      <w:r>
+        <w:rPr>
+          <w:bCs/>
+          <w:b/>
+        </w:rPr>
+        <w:t xml:space="preserve">Блокування</w:t>
+      </w:r>
+      <w:r>
+        <w:t xml:space="preserve"> </w:t>
+      </w:r>
+      <w:r>
+        <w:t xml:space="preserve">після невдалих спроб входу (розділ 4) діє для AD-акаунтів так само, як для локальних.</w:t>
+      </w:r>
+    </w:p>
+    <w:p>
+      <w:pPr>
+        <w:numPr>
+          <w:ilvl w:val="0"/>
+          <w:numId w:val="1027"/>
+        </w:numPr>
+        <w:pStyle w:val="Compact"/>
+      </w:pPr>
+      <w:r>
+        <w:t xml:space="preserve">Помилка входу завжди однакова — «Невірний email або пароль» — і для неіснуючого акаунта, і для невірного пароля, і для недоступного каталогу. Це свідомо: так сторонній не дізнається, які акаунти існують.</w:t>
+      </w:r>
+    </w:p>
+    <w:p>
+      <w:pPr>
+        <w:numPr>
+          <w:ilvl w:val="0"/>
+          <w:numId w:val="1027"/>
+        </w:numPr>
+        <w:pStyle w:val="Compact"/>
+      </w:pPr>
+      <w:r>
+        <w:t xml:space="preserve">Змінити пароль AD-користувача в системі не можна — ним керує домен (у профілі й у списку користувачів показано «Керується через AD»).</w:t>
+      </w:r>
+    </w:p>
+    <w:bookmarkEnd w:id="54"/>
+    <w:bookmarkStart w:id="55" w:name="налаштування-крок-за-кроком"/>
+    <w:p>
+      <w:pPr>
+        <w:pStyle w:val="Heading3"/>
+      </w:pPr>
+      <w:r>
+        <w:t xml:space="preserve">Налаштування крок за кроком</w:t>
+      </w:r>
+    </w:p>
+    <w:p>
+      <w:pPr>
+        <w:pStyle w:val="FirstParagraph"/>
+      </w:pPr>
+      <w:r>
+        <w:rPr>
+          <w:bCs/>
+          <w:b/>
+        </w:rPr>
+        <w:t xml:space="preserve">Перед початком потрібно:</w:t>
+      </w:r>
+    </w:p>
+    <w:p>
+      <w:pPr>
+        <w:numPr>
+          <w:ilvl w:val="0"/>
+          <w:numId w:val="1028"/>
+        </w:numPr>
+        <w:pStyle w:val="Compact"/>
+      </w:pPr>
+      <w:r>
+        <w:t xml:space="preserve">розширення PHP</w:t>
+      </w:r>
+      <w:r>
+        <w:t xml:space="preserve"> </w:t>
+      </w:r>
+      <w:r>
+        <w:rPr>
+          <w:rStyle w:val="VerbatimChar"/>
+        </w:rPr>
+        <w:t xml:space="preserve">ldap</w:t>
+      </w:r>
+      <w:r>
+        <w:t xml:space="preserve"> </w:t>
+      </w:r>
+      <w:r>
+        <w:t xml:space="preserve">на сервері (</w:t>
+      </w:r>
+      <w:r>
+        <w:rPr>
+          <w:rStyle w:val="VerbatimChar"/>
+        </w:rPr>
+        <w:t xml:space="preserve">sudo apt install php-ldap</w:t>
+      </w:r>
+      <w:r>
+        <w:t xml:space="preserve">, потім перезапуск PHP-FPM/Apache). Без нього сторінка покаже «Розширення PHP «ldap» не встановлено»;</w:t>
+      </w:r>
+    </w:p>
+    <w:p>
+      <w:pPr>
+        <w:numPr>
+          <w:ilvl w:val="0"/>
+          <w:numId w:val="1028"/>
+        </w:numPr>
+        <w:pStyle w:val="Compact"/>
+      </w:pPr>
+      <w:r>
+        <w:rPr>
+          <w:bCs/>
+          <w:b/>
+        </w:rPr>
+        <w:t xml:space="preserve">службовий обліковий запис</w:t>
+      </w:r>
+      <w:r>
+        <w:t xml:space="preserve"> </w:t>
+      </w:r>
+      <w:r>
+        <w:t xml:space="preserve">у домені — звичайний користувач із правом читання каталогу. Адміністратор домену для цього</w:t>
+      </w:r>
+      <w:r>
+        <w:t xml:space="preserve"> </w:t>
+      </w:r>
+      <w:r>
+        <w:rPr>
+          <w:bCs/>
+          <w:b/>
+        </w:rPr>
+        <w:t xml:space="preserve">не потрібен і не рекомендований</w:t>
+      </w:r>
+      <w:r>
+        <w:t xml:space="preserve">: система лише шукає користувачів, нічого в каталозі не змінює;</w:t>
+      </w:r>
+    </w:p>
+    <w:p>
+      <w:pPr>
+        <w:numPr>
+          <w:ilvl w:val="0"/>
+          <w:numId w:val="1028"/>
+        </w:numPr>
+        <w:pStyle w:val="Compact"/>
+      </w:pPr>
+      <w:r>
+        <w:t xml:space="preserve">мережевий доступ сервера до контролера домену (порт 389, або 636 для LDAPS).</w:t>
+      </w:r>
+    </w:p>
+    <w:p>
+      <w:pPr>
+        <w:pStyle w:val="FirstParagraph"/>
+      </w:pPr>
+      <w:r>
+        <w:rPr>
+          <w:bCs/>
+          <w:b/>
+        </w:rPr>
+        <w:t xml:space="preserve">Крок 1. Заповніть форму підключення</w:t>
+      </w:r>
+      <w:r>
+        <w:t xml:space="preserve"> </w:t>
+      </w:r>
+      <w:r>
+        <w:t xml:space="preserve">(картка «Підключення до каталогу»):</w:t>
+      </w:r>
+    </w:p>
+    <w:tbl>
+      <w:tblPr>
+        <w:tblStyle w:val="Table"/>
+        <w:tblW w:type="auto" w:w="0"/>
+        <w:tblLook w:firstRow="1" w:lastRow="0" w:firstColumn="0" w:lastColumn="0" w:noHBand="0" w:noVBand="0" w:val="0020"/>
+        <w:jc w:val="start"/>
+      </w:tblPr>
+      <w:tblGrid>
+        <w:gridCol w:w="2640"/>
+        <w:gridCol w:w="2640"/>
+        <w:gridCol w:w="2640"/>
+      </w:tblGrid>
+      <w:tr>
+        <w:trPr>
+          <w:tblHeader w:val="true"/>
+        </w:trPr>
+        <w:tc>
+          <w:tcPr/>
+          <w:p>
+            <w:pPr>
+              <w:pStyle w:val="Compact"/>
+              <w:jc w:val="left"/>
+            </w:pPr>
+            <w:r>
+              <w:t xml:space="preserve">Поле</w:t>
+            </w:r>
+          </w:p>
+        </w:tc>
+        <w:tc>
+          <w:tcPr/>
+          <w:p>
+            <w:pPr>
+              <w:pStyle w:val="Compact"/>
+              <w:jc w:val="left"/>
+            </w:pPr>
+            <w:r>
+              <w:t xml:space="preserve">Що вводити</w:t>
+            </w:r>
+          </w:p>
+        </w:tc>
+        <w:tc>
+          <w:tcPr/>
+          <w:p>
+            <w:pPr>
+              <w:pStyle w:val="Compact"/>
+              <w:jc w:val="left"/>
+            </w:pPr>
+            <w:r>
+              <w:t xml:space="preserve">Що записується в</w:t>
+            </w:r>
+            <w:r>
+              <w:t xml:space="preserve"> </w:t>
+            </w:r>
+            <w:r>
+              <w:rPr>
+                <w:rStyle w:val="VerbatimChar"/>
+              </w:rPr>
+              <w:t xml:space="preserve">.env</w:t>
+            </w:r>
+          </w:p>
+        </w:tc>
+      </w:tr>
+      <w:tr>
+        <w:tc>
+          <w:tcPr/>
+          <w:p>
+            <w:pPr>
+              <w:pStyle w:val="Compact"/>
+              <w:jc w:val="left"/>
+            </w:pPr>
+            <w:r>
+              <w:t xml:space="preserve">Сервер</w:t>
+            </w:r>
+          </w:p>
+        </w:tc>
+        <w:tc>
+          <w:tcPr/>
+          <w:p>
+            <w:pPr>
+              <w:pStyle w:val="Compact"/>
+              <w:jc w:val="left"/>
+            </w:pPr>
+            <w:r>
+              <w:t xml:space="preserve">DNS-ім'я або IP контролера домену:</w:t>
+            </w:r>
+            <w:r>
+              <w:t xml:space="preserve"> </w:t>
+            </w:r>
+            <w:r>
+              <w:rPr>
+                <w:rStyle w:val="VerbatimChar"/>
+              </w:rPr>
+              <w:t xml:space="preserve">dc01.company.local</w:t>
+            </w:r>
+            <w:r>
+              <w:t xml:space="preserve"> </w:t>
+            </w:r>
+            <w:r>
+              <w:t xml:space="preserve">чи</w:t>
+            </w:r>
+            <w:r>
+              <w:t xml:space="preserve"> </w:t>
+            </w:r>
+            <w:r>
+              <w:rPr>
+                <w:rStyle w:val="VerbatimChar"/>
+              </w:rPr>
+              <w:t xml:space="preserve">168.11.1.23</w:t>
+            </w:r>
+          </w:p>
+        </w:tc>
+        <w:tc>
+          <w:tcPr/>
+          <w:p>
+            <w:pPr>
+              <w:pStyle w:val="Compact"/>
+              <w:jc w:val="left"/>
+            </w:pPr>
+            <w:r>
+              <w:rPr>
+                <w:rStyle w:val="VerbatimChar"/>
+              </w:rPr>
+              <w:t xml:space="preserve">AD_HOST</w:t>
+            </w:r>
+          </w:p>
+        </w:tc>
+      </w:tr>
+      <w:tr>
+        <w:tc>
+          <w:tcPr/>
+          <w:p>
+            <w:pPr>
+              <w:pStyle w:val="Compact"/>
+              <w:jc w:val="left"/>
+            </w:pPr>
+            <w:r>
+              <w:t xml:space="preserve">Домен Active Directory</w:t>
+            </w:r>
+          </w:p>
+        </w:tc>
+        <w:tc>
+          <w:tcPr/>
+          <w:p>
+            <w:pPr>
+              <w:pStyle w:val="Compact"/>
+              <w:jc w:val="left"/>
+            </w:pPr>
+            <w:r>
+              <w:t xml:space="preserve">Назва домену, напр.</w:t>
+            </w:r>
+            <w:r>
+              <w:t xml:space="preserve"> </w:t>
+            </w:r>
+            <w:r>
+              <w:rPr>
+                <w:rStyle w:val="VerbatimChar"/>
+              </w:rPr>
+              <w:t xml:space="preserve">hest.org.ua</w:t>
+            </w:r>
+            <w:r>
+              <w:t xml:space="preserve"> </w:t>
+            </w:r>
+            <w:r>
+              <w:t xml:space="preserve">— система сама перетворить її на формат</w:t>
+            </w:r>
+            <w:r>
+              <w:t xml:space="preserve"> </w:t>
+            </w:r>
+            <w:r>
+              <w:rPr>
+                <w:rStyle w:val="VerbatimChar"/>
+              </w:rPr>
+              <w:t xml:space="preserve">dc=hest,dc=org,dc=ua</w:t>
+            </w:r>
+            <w:r>
+              <w:t xml:space="preserve">. Можна одразу ввести й у такій LDAP-нотації</w:t>
+            </w:r>
+          </w:p>
+        </w:tc>
+        <w:tc>
+          <w:tcPr/>
+          <w:p>
+            <w:pPr>
+              <w:pStyle w:val="Compact"/>
+              <w:jc w:val="left"/>
+            </w:pPr>
+            <w:r>
+              <w:rPr>
+                <w:rStyle w:val="VerbatimChar"/>
+              </w:rPr>
+              <w:t xml:space="preserve">AD_BASE_DN</w:t>
+            </w:r>
+          </w:p>
+        </w:tc>
+      </w:tr>
+      <w:tr>
+        <w:tc>
+          <w:tcPr/>
+          <w:p>
+            <w:pPr>
+              <w:pStyle w:val="Compact"/>
+              <w:jc w:val="left"/>
+            </w:pPr>
+            <w:r>
+              <w:t xml:space="preserve">Користувач</w:t>
+            </w:r>
+          </w:p>
+        </w:tc>
+        <w:tc>
+          <w:tcPr/>
+          <w:p>
+            <w:pPr>
+              <w:pStyle w:val="Compact"/>
+              <w:jc w:val="left"/>
+            </w:pPr>
+            <w:r>
+              <w:t xml:space="preserve">Службовий обліковий запис:</w:t>
+            </w:r>
+            <w:r>
+              <w:t xml:space="preserve"> </w:t>
+            </w:r>
+            <w:r>
+              <w:rPr>
+                <w:rStyle w:val="VerbatimChar"/>
+              </w:rPr>
+              <w:t xml:space="preserve">itsm@hest.org.ua</w:t>
+            </w:r>
+            <w:r>
+              <w:t xml:space="preserve"> </w:t>
+            </w:r>
+            <w:r>
+              <w:t xml:space="preserve">(формат</w:t>
+            </w:r>
+            <w:r>
+              <w:t xml:space="preserve"> </w:t>
+            </w:r>
+            <w:r>
+              <w:rPr>
+                <w:rStyle w:val="VerbatimChar"/>
+              </w:rPr>
+              <w:t xml:space="preserve">логін@домен</w:t>
+            </w:r>
+            <w:r>
+              <w:t xml:space="preserve">, як при вході у Windows) або повний DN. Active Directory приймає обидва</w:t>
+            </w:r>
+          </w:p>
+        </w:tc>
+        <w:tc>
+          <w:tcPr/>
+          <w:p>
+            <w:pPr>
+              <w:pStyle w:val="Compact"/>
+              <w:jc w:val="left"/>
+            </w:pPr>
+            <w:r>
+              <w:rPr>
+                <w:rStyle w:val="VerbatimChar"/>
+              </w:rPr>
+              <w:t xml:space="preserve">AD_BIND_DN</w:t>
+            </w:r>
+          </w:p>
+        </w:tc>
+      </w:tr>
+      <w:tr>
+        <w:tc>
+          <w:tcPr/>
+          <w:p>
+            <w:pPr>
+              <w:pStyle w:val="Compact"/>
+              <w:jc w:val="left"/>
+            </w:pPr>
+            <w:r>
+              <w:t xml:space="preserve">Пароль</w:t>
+            </w:r>
+          </w:p>
+        </w:tc>
+        <w:tc>
+          <w:tcPr/>
+          <w:p>
+            <w:pPr>
+              <w:pStyle w:val="Compact"/>
+              <w:jc w:val="left"/>
+            </w:pPr>
+            <w:r>
+              <w:t xml:space="preserve">Пароль службового акаунта. Порожнє поле означає «не змінювати» — раніше збережений пароль лишається. Пароль ніколи не показується у формі</w:t>
+            </w:r>
+          </w:p>
+        </w:tc>
+        <w:tc>
+          <w:tcPr/>
+          <w:p>
+            <w:pPr>
+              <w:pStyle w:val="Compact"/>
+              <w:jc w:val="left"/>
+            </w:pPr>
+            <w:r>
+              <w:rPr>
+                <w:rStyle w:val="VerbatimChar"/>
+              </w:rPr>
+              <w:t xml:space="preserve">AD_BIND_PASSWORD</w:t>
+            </w:r>
+          </w:p>
+        </w:tc>
+      </w:tr>
+      <w:tr>
+        <w:tc>
+          <w:tcPr/>
+          <w:p>
+            <w:pPr>
+              <w:pStyle w:val="Compact"/>
+              <w:jc w:val="left"/>
+            </w:pPr>
+            <w:r>
+              <w:t xml:space="preserve">Шифрування</w:t>
+            </w:r>
+          </w:p>
+        </w:tc>
+        <w:tc>
+          <w:tcPr/>
+          <w:p>
+            <w:pPr>
+              <w:pStyle w:val="Compact"/>
+              <w:jc w:val="left"/>
+            </w:pPr>
+            <w:r>
+              <w:t xml:space="preserve">Галочка = STARTTLS (порт 389). Без галочки — без шифрування (</w:t>
+            </w:r>
+            <w:r>
+              <w:rPr>
+                <w:bCs/>
+                <w:b/>
+              </w:rPr>
+              <w:t xml:space="preserve">пароль піде мережею відкритим текстом</w:t>
+            </w:r>
+            <w:r>
+              <w:t xml:space="preserve">, лише для довіреної внутрішньої мережі)</w:t>
+            </w:r>
+          </w:p>
+        </w:tc>
+        <w:tc>
+          <w:tcPr/>
+          <w:p>
+            <w:pPr>
+              <w:pStyle w:val="Compact"/>
+              <w:jc w:val="left"/>
+            </w:pPr>
+            <w:r>
+              <w:rPr>
+                <w:rStyle w:val="VerbatimChar"/>
+              </w:rPr>
+              <w:t xml:space="preserve">AD_ENCRYPTION</w:t>
+            </w:r>
+          </w:p>
+        </w:tc>
+      </w:tr>
+      <w:tr>
+        <w:tc>
+          <w:tcPr/>
+          <w:p>
+            <w:pPr>
+              <w:pStyle w:val="Compact"/>
+              <w:jc w:val="left"/>
+            </w:pPr>
+            <w:r>
+              <w:t xml:space="preserve">Перевіряти сертифікат сервера</w:t>
+            </w:r>
+          </w:p>
+        </w:tc>
+        <w:tc>
+          <w:tcPr/>
+          <w:p>
+            <w:pPr>
+              <w:pStyle w:val="Compact"/>
+              <w:jc w:val="left"/>
+            </w:pPr>
+            <w:r>
+              <w:t xml:space="preserve">Вимикайте лише для внутрішнього сервера із самопідписаним сертифікатом</w:t>
+            </w:r>
+          </w:p>
+        </w:tc>
+        <w:tc>
+          <w:tcPr/>
+          <w:p>
+            <w:pPr>
+              <w:pStyle w:val="Compact"/>
+              <w:jc w:val="left"/>
+            </w:pPr>
+            <w:r>
+              <w:rPr>
+                <w:rStyle w:val="VerbatimChar"/>
+              </w:rPr>
+              <w:t xml:space="preserve">AD_VERIFY_CERT</w:t>
+            </w:r>
+          </w:p>
+        </w:tc>
+      </w:tr>
+    </w:tbl>
+    <w:p>
+      <w:pPr>
+        <w:pStyle w:val="BodyText"/>
+      </w:pPr>
+      <w:r>
+        <w:t xml:space="preserve">Натисніть</w:t>
+      </w:r>
+      <w:r>
+        <w:t xml:space="preserve"> </w:t>
+      </w:r>
+      <w:r>
+        <w:rPr>
+          <w:bCs/>
+          <w:b/>
+        </w:rPr>
+        <w:t xml:space="preserve">«Зберегти»</w:t>
+      </w:r>
+      <w:r>
+        <w:t xml:space="preserve">. Форма записує значення прямо у файл</w:t>
+      </w:r>
+      <w:r>
+        <w:t xml:space="preserve"> </w:t>
+      </w:r>
+      <w:r>
+        <w:rPr>
+          <w:rStyle w:val="VerbatimChar"/>
+        </w:rPr>
+        <w:t xml:space="preserve">.env</w:t>
+      </w:r>
+      <w:r>
+        <w:t xml:space="preserve">, і вони діють</w:t>
+      </w:r>
+      <w:r>
+        <w:t xml:space="preserve"> </w:t>
+      </w:r>
+      <w:r>
+        <w:rPr>
+          <w:bCs/>
+          <w:b/>
+        </w:rPr>
+        <w:t xml:space="preserve">одразу</w:t>
+      </w:r>
+      <w:r>
+        <w:t xml:space="preserve">, без перезапуску PHP-FPM чи Apache.</w:t>
+      </w:r>
+    </w:p>
+    <w:p>
+      <w:pPr>
+        <w:pStyle w:val="BlockText"/>
+      </w:pPr>
+      <w:r>
+        <w:rPr>
+          <w:bCs/>
+          <w:b/>
+        </w:rPr>
+        <w:t xml:space="preserve">Якщо форма пише «Файл .env недоступний для запису».</w:t>
+      </w:r>
+      <w:r>
+        <w:t xml:space="preserve"> </w:t>
+      </w:r>
+      <w:r>
+        <w:t xml:space="preserve">Процес веб-сервера має право лише читати</w:t>
+      </w:r>
+      <w:r>
+        <w:t xml:space="preserve"> </w:t>
+      </w:r>
+      <w:r>
+        <w:rPr>
+          <w:rStyle w:val="VerbatimChar"/>
+        </w:rPr>
+        <w:t xml:space="preserve">.env</w:t>
+      </w:r>
+      <w:r>
+        <w:t xml:space="preserve"> </w:t>
+      </w:r>
+      <w:r>
+        <w:t xml:space="preserve">(так його створює</w:t>
+      </w:r>
+      <w:r>
+        <w:t xml:space="preserve"> </w:t>
+      </w:r>
+      <w:r>
+        <w:rPr>
+          <w:rStyle w:val="VerbatimChar"/>
+        </w:rPr>
+        <w:t xml:space="preserve">install.sh</w:t>
+      </w:r>
+      <w:r>
+        <w:t xml:space="preserve">: права</w:t>
+      </w:r>
+      <w:r>
+        <w:t xml:space="preserve"> </w:t>
+      </w:r>
+      <w:r>
+        <w:rPr>
+          <w:rStyle w:val="VerbatimChar"/>
+        </w:rPr>
+        <w:t xml:space="preserve">600</w:t>
+      </w:r>
+      <w:r>
+        <w:t xml:space="preserve">, власник — той, хто запускав інсталяцію). Повідомлення містить точну команду, наприклад</w:t>
+      </w:r>
+      <w:r>
+        <w:t xml:space="preserve"> </w:t>
+      </w:r>
+      <w:r>
+        <w:rPr>
+          <w:rStyle w:val="VerbatimChar"/>
+        </w:rPr>
+        <w:t xml:space="preserve">sudo chmod 660 .env &amp;&amp; sudo chown root:www-data .env</w:t>
+      </w:r>
+      <w:r>
+        <w:t xml:space="preserve"> </w:t>
+      </w:r>
+      <w:r>
+        <w:t xml:space="preserve">(замініть</w:t>
+      </w:r>
+      <w:r>
+        <w:t xml:space="preserve"> </w:t>
+      </w:r>
+      <w:r>
+        <w:rPr>
+          <w:rStyle w:val="VerbatimChar"/>
+        </w:rPr>
+        <w:t xml:space="preserve">www-data</w:t>
+      </w:r>
+      <w:r>
+        <w:t xml:space="preserve"> </w:t>
+      </w:r>
+      <w:r>
+        <w:t xml:space="preserve">на користувача, під яким працює PHP). Зверніть увагу: це розширює права веб-сервера на файл, де лежить і пароль БД, — свідомий компроміс заради зручності. Якщо він вам не підходить, залиште права як є й редагуйте</w:t>
+      </w:r>
+      <w:r>
+        <w:t xml:space="preserve"> </w:t>
+      </w:r>
+      <w:r>
+        <w:rPr>
+          <w:rStyle w:val="VerbatimChar"/>
+        </w:rPr>
+        <w:t xml:space="preserve">.env</w:t>
+      </w:r>
+      <w:r>
+        <w:t xml:space="preserve"> </w:t>
+      </w:r>
+      <w:r>
+        <w:t xml:space="preserve">вручну (параметри ті самі, див. шаблон у</w:t>
+      </w:r>
+      <w:r>
+        <w:t xml:space="preserve"> </w:t>
+      </w:r>
+      <w:r>
+        <w:rPr>
+          <w:rStyle w:val="VerbatimChar"/>
+        </w:rPr>
+        <w:t xml:space="preserve">.env</w:t>
+      </w:r>
+      <w:r>
+        <w:t xml:space="preserve">).</w:t>
+      </w:r>
+    </w:p>
+    <w:p>
+      <w:pPr>
+        <w:pStyle w:val="FirstParagraph"/>
+      </w:pPr>
+      <w:r>
+        <w:rPr>
+          <w:bCs/>
+          <w:b/>
+        </w:rPr>
+        <w:t xml:space="preserve">Чого форма не чіпає</w:t>
+      </w:r>
+      <w:r>
+        <w:t xml:space="preserve"> </w:t>
+      </w:r>
+      <w:r>
+        <w:t xml:space="preserve">(змінюється лише вручну в</w:t>
+      </w:r>
+      <w:r>
+        <w:t xml:space="preserve"> </w:t>
+      </w:r>
+      <w:r>
+        <w:rPr>
+          <w:rStyle w:val="VerbatimChar"/>
+        </w:rPr>
+        <w:t xml:space="preserve">.env</w:t>
+      </w:r>
+      <w:r>
+        <w:t xml:space="preserve">; типові значення вже відповідають справжньому Active Directory):</w:t>
+      </w:r>
+    </w:p>
+    <w:tbl>
+      <w:tblPr>
+        <w:tblStyle w:val="Table"/>
+        <w:tblW w:type="auto" w:w="0"/>
+        <w:tblLook w:firstRow="1" w:lastRow="0" w:firstColumn="0" w:lastColumn="0" w:noHBand="0" w:noVBand="0" w:val="0020"/>
+        <w:jc w:val="start"/>
+      </w:tblPr>
+      <w:tblGrid>
+        <w:gridCol w:w="2640"/>
+        <w:gridCol w:w="2640"/>
+        <w:gridCol w:w="2640"/>
+      </w:tblGrid>
+      <w:tr>
+        <w:trPr>
+          <w:tblHeader w:val="true"/>
+        </w:trPr>
+        <w:tc>
+          <w:tcPr/>
+          <w:p>
+            <w:pPr>
+              <w:pStyle w:val="Compact"/>
+              <w:jc w:val="left"/>
+            </w:pPr>
+            <w:r>
+              <w:t xml:space="preserve">Змінна</w:t>
+            </w:r>
+          </w:p>
+        </w:tc>
+        <w:tc>
+          <w:tcPr/>
+          <w:p>
+            <w:pPr>
+              <w:pStyle w:val="Compact"/>
+              <w:jc w:val="left"/>
+            </w:pPr>
+            <w:r>
+              <w:t xml:space="preserve">Типове значення</w:t>
+            </w:r>
+          </w:p>
+        </w:tc>
+        <w:tc>
+          <w:tcPr/>
+          <w:p>
+            <w:pPr>
+              <w:pStyle w:val="Compact"/>
+              <w:jc w:val="left"/>
+            </w:pPr>
+            <w:r>
+              <w:t xml:space="preserve">Навіщо змінювати</w:t>
+            </w:r>
+          </w:p>
+        </w:tc>
+      </w:tr>
+      <w:tr>
+        <w:tc>
+          <w:tcPr/>
+          <w:p>
+            <w:pPr>
+              <w:pStyle w:val="Compact"/>
+              <w:jc w:val="left"/>
+            </w:pPr>
+            <w:r>
+              <w:rPr>
+                <w:rStyle w:val="VerbatimChar"/>
+              </w:rPr>
+              <w:t xml:space="preserve">AD_PORT</w:t>
+            </w:r>
+          </w:p>
+        </w:tc>
+        <w:tc>
+          <w:tcPr/>
+          <w:p>
+            <w:pPr>
+              <w:pStyle w:val="Compact"/>
+              <w:jc w:val="left"/>
+            </w:pPr>
+            <w:r>
+              <w:rPr>
+                <w:rStyle w:val="VerbatimChar"/>
+              </w:rPr>
+              <w:t xml:space="preserve">389</w:t>
+            </w:r>
+          </w:p>
+        </w:tc>
+        <w:tc>
+          <w:tcPr/>
+          <w:p>
+            <w:pPr>
+              <w:pStyle w:val="Compact"/>
+              <w:jc w:val="left"/>
+            </w:pPr>
+            <w:r>
+              <w:t xml:space="preserve">нестандартний порт</w:t>
+            </w:r>
+          </w:p>
+        </w:tc>
+      </w:tr>
+      <w:tr>
+        <w:tc>
+          <w:tcPr/>
+          <w:p>
+            <w:pPr>
+              <w:pStyle w:val="Compact"/>
+              <w:jc w:val="left"/>
+            </w:pPr>
+            <w:r>
+              <w:rPr>
+                <w:rStyle w:val="VerbatimChar"/>
+              </w:rPr>
+              <w:t xml:space="preserve">AD_ENCRYPTION=ldaps</w:t>
+            </w:r>
+          </w:p>
+        </w:tc>
+        <w:tc>
+          <w:tcPr/>
+          <w:p>
+            <w:pPr>
+              <w:pStyle w:val="Compact"/>
+              <w:jc w:val="left"/>
+            </w:pPr>
+            <w:r>
+              <w:t xml:space="preserve">—</w:t>
+            </w:r>
+          </w:p>
+        </w:tc>
+        <w:tc>
+          <w:tcPr/>
+          <w:p>
+            <w:pPr>
+              <w:pStyle w:val="Compact"/>
+              <w:jc w:val="left"/>
+            </w:pPr>
+            <w:r>
+              <w:t xml:space="preserve">LDAPS (порт 636) — форма вміє лише STARTTLS і «без шифрування»</w:t>
+            </w:r>
+          </w:p>
+        </w:tc>
+      </w:tr>
+      <w:tr>
+        <w:tc>
+          <w:tcPr/>
+          <w:p>
+            <w:pPr>
+              <w:pStyle w:val="Compact"/>
+              <w:jc w:val="left"/>
+            </w:pPr>
+            <w:r>
+              <w:rPr>
+                <w:rStyle w:val="VerbatimChar"/>
+              </w:rPr>
+              <w:t xml:space="preserve">AD_USER_FILTER</w:t>
+            </w:r>
+          </w:p>
+        </w:tc>
+        <w:tc>
+          <w:tcPr/>
+          <w:p>
+            <w:pPr>
+              <w:pStyle w:val="Compact"/>
+              <w:jc w:val="left"/>
+            </w:pPr>
+            <w:r>
+              <w:rPr>
+                <w:rStyle w:val="VerbatimChar"/>
+              </w:rPr>
+              <w:t xml:space="preserve">(&amp;(objectClass=user)(sAMAccountName={username}))</w:t>
+            </w:r>
+          </w:p>
+        </w:tc>
+        <w:tc>
+          <w:tcPr/>
+          <w:p>
+            <w:pPr>
+              <w:pStyle w:val="Compact"/>
+              <w:jc w:val="left"/>
+            </w:pPr>
+            <w:r>
+              <w:t xml:space="preserve">пошук користувача при вході</w:t>
+            </w:r>
+          </w:p>
+        </w:tc>
+      </w:tr>
+      <w:tr>
+        <w:tc>
+          <w:tcPr/>
+          <w:p>
+            <w:pPr>
+              <w:pStyle w:val="Compact"/>
+              <w:jc w:val="left"/>
+            </w:pPr>
+            <w:r>
+              <w:rPr>
+                <w:rStyle w:val="VerbatimChar"/>
+              </w:rPr>
+              <w:t xml:space="preserve">AD_SYNC_FILTER</w:t>
+            </w:r>
+          </w:p>
+        </w:tc>
+        <w:tc>
+          <w:tcPr/>
+          <w:p>
+            <w:pPr>
+              <w:pStyle w:val="Compact"/>
+              <w:jc w:val="left"/>
+            </w:pPr>
+            <w:r>
+              <w:rPr>
+                <w:rStyle w:val="VerbatimChar"/>
+              </w:rPr>
+              <w:t xml:space="preserve">(&amp;(objectClass=user)(mail=*))</w:t>
+            </w:r>
+          </w:p>
+        </w:tc>
+        <w:tc>
+          <w:tcPr/>
+          <w:p>
+            <w:pPr>
+              <w:pStyle w:val="Compact"/>
+              <w:jc w:val="left"/>
+            </w:pPr>
+            <w:r>
+              <w:t xml:space="preserve">кого синхронізувати</w:t>
+            </w:r>
+          </w:p>
+        </w:tc>
+      </w:tr>
+      <w:tr>
+        <w:tc>
+          <w:tcPr/>
+          <w:p>
+            <w:pPr>
+              <w:pStyle w:val="Compact"/>
+              <w:jc w:val="left"/>
+            </w:pPr>
+            <w:r>
+              <w:rPr>
+                <w:rStyle w:val="VerbatimChar"/>
+              </w:rPr>
+              <w:t xml:space="preserve">AD_USERNAME_ATTR</w:t>
+            </w:r>
+          </w:p>
+        </w:tc>
+        <w:tc>
+          <w:tcPr/>
+          <w:p>
+            <w:pPr>
+              <w:pStyle w:val="Compact"/>
+              <w:jc w:val="left"/>
+            </w:pPr>
+            <w:r>
+              <w:rPr>
+                <w:rStyle w:val="VerbatimChar"/>
+              </w:rPr>
+              <w:t xml:space="preserve">sAMAccountName</w:t>
+            </w:r>
+          </w:p>
+        </w:tc>
+        <w:tc>
+          <w:tcPr/>
+          <w:p>
+            <w:pPr>
+              <w:pStyle w:val="Compact"/>
+              <w:jc w:val="left"/>
+            </w:pPr>
+            <w:r>
+              <w:t xml:space="preserve">звідки брати AD-логін</w:t>
+            </w:r>
+          </w:p>
+        </w:tc>
+      </w:tr>
+      <w:tr>
+        <w:tc>
+          <w:tcPr/>
+          <w:p>
+            <w:pPr>
+              <w:pStyle w:val="Compact"/>
+              <w:jc w:val="left"/>
+            </w:pPr>
+            <w:r>
+              <w:rPr>
+                <w:rStyle w:val="VerbatimChar"/>
+              </w:rPr>
+              <w:t xml:space="preserve">AD_EMAIL_ATTR</w:t>
+            </w:r>
+            <w:r>
+              <w:t xml:space="preserve">,</w:t>
+            </w:r>
+            <w:r>
+              <w:t xml:space="preserve"> </w:t>
+            </w:r>
+            <w:r>
+              <w:rPr>
+                <w:rStyle w:val="VerbatimChar"/>
+              </w:rPr>
+              <w:t xml:space="preserve">AD_NAME_ATTR</w:t>
+            </w:r>
+          </w:p>
+        </w:tc>
+        <w:tc>
+          <w:tcPr/>
+          <w:p>
+            <w:pPr>
+              <w:pStyle w:val="Compact"/>
+              <w:jc w:val="left"/>
+            </w:pPr>
+            <w:r>
+              <w:rPr>
+                <w:rStyle w:val="VerbatimChar"/>
+              </w:rPr>
+              <w:t xml:space="preserve">mail</w:t>
+            </w:r>
+            <w:r>
+              <w:t xml:space="preserve">,</w:t>
+            </w:r>
+            <w:r>
+              <w:t xml:space="preserve"> </w:t>
+            </w:r>
+            <w:r>
+              <w:rPr>
+                <w:rStyle w:val="VerbatimChar"/>
+              </w:rPr>
+              <w:t xml:space="preserve">displayName</w:t>
+            </w:r>
+          </w:p>
+        </w:tc>
+        <w:tc>
+          <w:tcPr/>
+          <w:p>
+            <w:pPr>
+              <w:pStyle w:val="Compact"/>
+              <w:jc w:val="left"/>
+            </w:pPr>
+            <w:r>
+              <w:t xml:space="preserve">звідки брати email та ім'я</w:t>
+            </w:r>
+          </w:p>
+        </w:tc>
+      </w:tr>
+      <w:tr>
+        <w:tc>
+          <w:tcPr/>
+          <w:p>
+            <w:pPr>
+              <w:pStyle w:val="Compact"/>
+              <w:jc w:val="left"/>
+            </w:pPr>
+            <w:r>
+              <w:rPr>
+                <w:rStyle w:val="VerbatimChar"/>
+              </w:rPr>
+              <w:t xml:space="preserve">AD_GROUP_ATTR</w:t>
+            </w:r>
+          </w:p>
+        </w:tc>
+        <w:tc>
+          <w:tcPr/>
+          <w:p>
+            <w:pPr>
+              <w:pStyle w:val="Compact"/>
+              <w:jc w:val="left"/>
+            </w:pPr>
+            <w:r>
+              <w:rPr>
+                <w:rStyle w:val="VerbatimChar"/>
+              </w:rPr>
+              <w:t xml:space="preserve">memberOf</w:t>
+            </w:r>
+          </w:p>
+        </w:tc>
+        <w:tc>
+          <w:tcPr/>
+          <w:p>
+            <w:pPr>
+              <w:pStyle w:val="Compact"/>
+              <w:jc w:val="left"/>
+            </w:pPr>
+            <w:r>
+              <w:t xml:space="preserve">де шукати групи користувача</w:t>
+            </w:r>
+          </w:p>
+        </w:tc>
+      </w:tr>
+      <w:tr>
+        <w:tc>
+          <w:tcPr/>
+          <w:p>
+            <w:pPr>
+              <w:pStyle w:val="Compact"/>
+              <w:jc w:val="left"/>
+            </w:pPr>
+            <w:r>
+              <w:rPr>
+                <w:rStyle w:val="VerbatimChar"/>
+              </w:rPr>
+              <w:t xml:space="preserve">AD_DEFAULT_ROLE</w:t>
+            </w:r>
+          </w:p>
+        </w:tc>
+        <w:tc>
+          <w:tcPr/>
+          <w:p>
+            <w:pPr>
+              <w:pStyle w:val="Compact"/>
+              <w:jc w:val="left"/>
+            </w:pPr>
+            <w:r>
+              <w:rPr>
+                <w:rStyle w:val="VerbatimChar"/>
+              </w:rPr>
+              <w:t xml:space="preserve">requester</w:t>
+            </w:r>
+          </w:p>
+        </w:tc>
+        <w:tc>
+          <w:tcPr/>
+          <w:p>
+            <w:pPr>
+              <w:pStyle w:val="Compact"/>
+              <w:jc w:val="left"/>
+            </w:pPr>
+            <w:r>
+              <w:t xml:space="preserve">роль, якщо жодна група не збіглась</w:t>
+            </w:r>
+          </w:p>
+        </w:tc>
+      </w:tr>
+    </w:tbl>
+    <w:p>
+      <w:pPr>
+        <w:pStyle w:val="BlockText"/>
+      </w:pPr>
+      <w:r>
+        <w:rPr>
+          <w:bCs/>
+          <w:b/>
+        </w:rPr>
+        <w:t xml:space="preserve">Увага.</w:t>
+      </w:r>
+      <w:r>
+        <w:t xml:space="preserve"> </w:t>
+      </w:r>
+      <w:r>
+        <w:t xml:space="preserve">Кожне збереження форми виставляє</w:t>
+      </w:r>
+      <w:r>
+        <w:t xml:space="preserve"> </w:t>
+      </w:r>
+      <w:r>
+        <w:rPr>
+          <w:rStyle w:val="VerbatimChar"/>
+        </w:rPr>
+        <w:t xml:space="preserve">AD_ENCRYPTION</w:t>
+      </w:r>
+      <w:r>
+        <w:t xml:space="preserve"> </w:t>
+      </w:r>
+      <w:r>
+        <w:t xml:space="preserve">у</w:t>
+      </w:r>
+      <w:r>
+        <w:t xml:space="preserve"> </w:t>
+      </w:r>
+      <w:r>
+        <w:rPr>
+          <w:rStyle w:val="VerbatimChar"/>
+        </w:rPr>
+        <w:t xml:space="preserve">starttls</w:t>
+      </w:r>
+      <w:r>
+        <w:t xml:space="preserve"> </w:t>
+      </w:r>
+      <w:r>
+        <w:t xml:space="preserve">(галочка) або</w:t>
+      </w:r>
+      <w:r>
+        <w:t xml:space="preserve"> </w:t>
+      </w:r>
+      <w:r>
+        <w:rPr>
+          <w:rStyle w:val="VerbatimChar"/>
+        </w:rPr>
+        <w:t xml:space="preserve">none</w:t>
+      </w:r>
+      <w:r>
+        <w:t xml:space="preserve"> </w:t>
+      </w:r>
+      <w:r>
+        <w:t xml:space="preserve">(без галочки). Якщо ви вручну налаштували</w:t>
+      </w:r>
+      <w:r>
+        <w:t xml:space="preserve"> </w:t>
+      </w:r>
+      <w:r>
+        <w:rPr>
+          <w:rStyle w:val="VerbatimChar"/>
+        </w:rPr>
+        <w:t xml:space="preserve">ldaps</w:t>
+      </w:r>
+      <w:r>
+        <w:t xml:space="preserve"> </w:t>
+      </w:r>
+      <w:r>
+        <w:t xml:space="preserve">—</w:t>
+      </w:r>
+      <w:r>
+        <w:t xml:space="preserve"> </w:t>
+      </w:r>
+      <w:r>
+        <w:rPr>
+          <w:bCs/>
+          <w:b/>
+        </w:rPr>
+        <w:t xml:space="preserve">не зберігайте форму</w:t>
+      </w:r>
+      <w:r>
+        <w:t xml:space="preserve">, інакше режим буде переписано; змінюйте</w:t>
+      </w:r>
+      <w:r>
+        <w:t xml:space="preserve"> </w:t>
+      </w:r>
+      <w:r>
+        <w:rPr>
+          <w:rStyle w:val="VerbatimChar"/>
+        </w:rPr>
+        <w:t xml:space="preserve">.env</w:t>
+      </w:r>
+      <w:r>
+        <w:t xml:space="preserve"> </w:t>
+      </w:r>
+      <w:r>
+        <w:t xml:space="preserve">вручну.</w:t>
+      </w:r>
+    </w:p>
+    <w:p>
+      <w:pPr>
+        <w:pStyle w:val="FirstParagraph"/>
+      </w:pPr>
+      <w:r>
+        <w:rPr>
+          <w:bCs/>
+          <w:b/>
+        </w:rPr>
+        <w:t xml:space="preserve">Крок 2. Перевірте з'єднання.</w:t>
+      </w:r>
+      <w:r>
+        <w:t xml:space="preserve"> </w:t>
+      </w:r>
+      <w:r>
+        <w:t xml:space="preserve">Натисніть «Перевірити з'єднання». Успіх виглядає так: «З'єднання успішне. Знайдено користувачів за фільтром синхронізації: N». Якщо помилка — див. «Діагностика» нижче.</w:t>
+      </w:r>
+    </w:p>
+    <w:p>
+      <w:pPr>
+        <w:pStyle w:val="BodyText"/>
+      </w:pPr>
+      <w:r>
+        <w:rPr>
+          <w:bCs/>
+          <w:b/>
+        </w:rPr>
+        <w:t xml:space="preserve">Крок 3. (Необов'язково) Відповідність груп AD ролям</w:t>
+      </w:r>
+      <w:r>
+        <w:t xml:space="preserve"> </w:t>
+      </w:r>
+      <w:r>
+        <w:t xml:space="preserve">— картка внизу сторінки. Вкажіть повний DN групи (як у значенні</w:t>
+      </w:r>
+      <w:r>
+        <w:t xml:space="preserve"> </w:t>
+      </w:r>
+      <w:r>
+        <w:rPr>
+          <w:rStyle w:val="VerbatimChar"/>
+        </w:rPr>
+        <w:t xml:space="preserve">memberOf</w:t>
+      </w:r>
+      <w:r>
+        <w:t xml:space="preserve">, напр.</w:t>
+      </w:r>
+      <w:r>
+        <w:t xml:space="preserve"> </w:t>
+      </w:r>
+      <w:r>
+        <w:rPr>
+          <w:rStyle w:val="VerbatimChar"/>
+        </w:rPr>
+        <w:t xml:space="preserve">cn=ITSM-Operators,ou=Groups,dc=company,dc=local</w:t>
+      </w:r>
+      <w:r>
+        <w:t xml:space="preserve">), роль і пріоритет.</w:t>
+      </w:r>
+    </w:p>
+    <w:p>
+      <w:pPr>
+        <w:numPr>
+          <w:ilvl w:val="0"/>
+          <w:numId w:val="1029"/>
+        </w:numPr>
+        <w:pStyle w:val="Compact"/>
+      </w:pPr>
+      <w:r>
+        <w:t xml:space="preserve">Порівняння регістронезалежне; перевіряється за порядком пріоритету (менше число — раніше). Користувач отримує роль</w:t>
+      </w:r>
+      <w:r>
+        <w:t xml:space="preserve"> </w:t>
+      </w:r>
+      <w:r>
+        <w:rPr>
+          <w:bCs/>
+          <w:b/>
+        </w:rPr>
+        <w:t xml:space="preserve">першої</w:t>
+      </w:r>
+      <w:r>
+        <w:t xml:space="preserve"> </w:t>
+      </w:r>
+      <w:r>
+        <w:t xml:space="preserve">збіглої групи.</w:t>
+      </w:r>
+    </w:p>
+    <w:p>
+      <w:pPr>
+        <w:numPr>
+          <w:ilvl w:val="0"/>
+          <w:numId w:val="1029"/>
+        </w:numPr>
+        <w:pStyle w:val="Compact"/>
+      </w:pPr>
+      <w:r>
+        <w:t xml:space="preserve">Якщо жодна група не збіглась — роль за замовчуванням (</w:t>
+      </w:r>
+      <w:r>
+        <w:rPr>
+          <w:rStyle w:val="VerbatimChar"/>
+        </w:rPr>
+        <w:t xml:space="preserve">AD_DEFAULT_ROLE</w:t>
+      </w:r>
+      <w:r>
+        <w:t xml:space="preserve">, типово «Заявник»).</w:t>
+      </w:r>
+    </w:p>
+    <w:p>
+      <w:pPr>
+        <w:numPr>
+          <w:ilvl w:val="0"/>
+          <w:numId w:val="1029"/>
+        </w:numPr>
+        <w:pStyle w:val="Compact"/>
+      </w:pPr>
+      <w:r>
+        <w:t xml:space="preserve">Одна група — одна відповідність (дублікат система відхилить).</w:t>
+      </w:r>
+    </w:p>
+    <w:p>
+      <w:pPr>
+        <w:pStyle w:val="FirstParagraph"/>
+      </w:pPr>
+      <w:r>
+        <w:rPr>
+          <w:bCs/>
+          <w:b/>
+        </w:rPr>
+        <w:t xml:space="preserve">Крок 4. Увімкніть і запустіть синхронізацію.</w:t>
+      </w:r>
+      <w:r>
+        <w:t xml:space="preserve"> </w:t>
+      </w:r>
+      <w:r>
+        <w:t xml:space="preserve">Поставте галочку «Синхронізувати користувачів з AD», збережіть, натисніть «Синхронізувати зараз». У результаті побачите, скільки користувачів створено, оновлено й деактивовано. Для автоматичної синхронізації додайте в cron (готовий рядок із вашим шляхом показано на сторінці):</w:t>
+      </w:r>
+    </w:p>
+    <w:p>
+      <w:pPr>
+        <w:pStyle w:val="SourceCode"/>
+      </w:pPr>
+      <w:r>
+        <w:rPr>
+          <w:rStyle w:val="VerbatimChar"/>
+        </w:rPr>
+        <w:t xml:space="preserve">0 * * * *  www-data  php /var/www/itsm-system/bin/sync-ad-users.php &gt;&gt; /var/log/itsm-ad-sync.log 2&gt;&amp;1</w:t>
+      </w:r>
+    </w:p>
+    <w:p>
+      <w:pPr>
+        <w:pStyle w:val="FirstParagraph"/>
+      </w:pPr>
+      <w:r>
+        <w:t xml:space="preserve">Раз на годину цілком достатньо. Кнопка «Синхронізувати зараз» працює</w:t>
+      </w:r>
+      <w:r>
+        <w:t xml:space="preserve"> </w:t>
+      </w:r>
+      <w:r>
+        <w:rPr>
+          <w:bCs/>
+          <w:b/>
+        </w:rPr>
+        <w:t xml:space="preserve">незалежно</w:t>
+      </w:r>
+      <w:r>
+        <w:t xml:space="preserve"> </w:t>
+      </w:r>
+      <w:r>
+        <w:t xml:space="preserve">від галочки; cron-скрипт — лише коли галочку ввімкнено.</w:t>
+      </w:r>
+    </w:p>
+    <w:p>
+      <w:pPr>
+        <w:pStyle w:val="BodyText"/>
+      </w:pPr>
+      <w:r>
+        <w:rPr>
+          <w:bCs/>
+          <w:b/>
+        </w:rPr>
+        <w:t xml:space="preserve">Крок 5. Перевірте результат</w:t>
+      </w:r>
+      <w:r>
+        <w:t xml:space="preserve"> </w:t>
+      </w:r>
+      <w:r>
+        <w:t xml:space="preserve">— Адмін-панель → Користувачі: AD-акаунти мають з'явитися в розділі «Active Directory» (згруповані за OU) із правильними ролями. Потім спробуйте увійти одним із них: email із цього запису й доменний пароль.</w:t>
+      </w:r>
+    </w:p>
+    <w:bookmarkEnd w:id="55"/>
+    <w:bookmarkStart w:id="56" w:name="що-саме-робить-синхронізація"/>
+    <w:p>
+      <w:pPr>
+        <w:pStyle w:val="Heading3"/>
+      </w:pPr>
+      <w:r>
+        <w:t xml:space="preserve">Що саме робить синхронізація</w:t>
+      </w:r>
+    </w:p>
+    <w:p>
+      <w:pPr>
+        <w:pStyle w:val="FirstParagraph"/>
+      </w:pPr>
+      <w:r>
+        <w:t xml:space="preserve">За кожного запуску система запитує в каталозі всіх, хто відповідає фільтру</w:t>
+      </w:r>
+      <w:r>
+        <w:t xml:space="preserve"> </w:t>
+      </w:r>
+      <w:r>
+        <w:rPr>
+          <w:rStyle w:val="VerbatimChar"/>
+        </w:rPr>
+        <w:t xml:space="preserve">AD_SYNC_FILTER</w:t>
+      </w:r>
+      <w:r>
+        <w:t xml:space="preserve">, і для кожного:</w:t>
+      </w:r>
+    </w:p>
+    <w:p>
+      <w:pPr>
+        <w:numPr>
+          <w:ilvl w:val="0"/>
+          <w:numId w:val="1030"/>
+        </w:numPr>
+        <w:pStyle w:val="Compact"/>
+      </w:pPr>
+      <w:r>
+        <w:rPr>
+          <w:bCs/>
+          <w:b/>
+        </w:rPr>
+        <w:t xml:space="preserve">створює</w:t>
+      </w:r>
+      <w:r>
+        <w:t xml:space="preserve"> </w:t>
+      </w:r>
+      <w:r>
+        <w:t xml:space="preserve">обліковий запис, якщо такого email ще немає;</w:t>
+      </w:r>
+    </w:p>
+    <w:p>
+      <w:pPr>
+        <w:numPr>
+          <w:ilvl w:val="0"/>
+          <w:numId w:val="1030"/>
+        </w:numPr>
+        <w:pStyle w:val="Compact"/>
+      </w:pPr>
+      <w:r>
+        <w:rPr>
+          <w:bCs/>
+          <w:b/>
+        </w:rPr>
+        <w:t xml:space="preserve">оновлює</w:t>
+      </w:r>
+      <w:r>
+        <w:t xml:space="preserve"> </w:t>
+      </w:r>
+      <w:r>
+        <w:t xml:space="preserve">наявний AD-акаунт: ім'я, AD-логін, OU (береться з DN — якщо користувача перенесли в AD в інший OU, зміниться й група на сторінці) і роль (за групами) — і</w:t>
+      </w:r>
+      <w:r>
+        <w:t xml:space="preserve"> </w:t>
+      </w:r>
+      <w:r>
+        <w:rPr>
+          <w:bCs/>
+          <w:b/>
+        </w:rPr>
+        <w:t xml:space="preserve">повторно активує</w:t>
+      </w:r>
+      <w:r>
+        <w:t xml:space="preserve"> </w:t>
+      </w:r>
+      <w:r>
+        <w:t xml:space="preserve">його, якщо він був деактивований;</w:t>
+      </w:r>
+    </w:p>
+    <w:p>
+      <w:pPr>
+        <w:numPr>
+          <w:ilvl w:val="0"/>
+          <w:numId w:val="1030"/>
+        </w:numPr>
+        <w:pStyle w:val="Compact"/>
+      </w:pPr>
+      <w:r>
+        <w:rPr>
+          <w:bCs/>
+          <w:b/>
+        </w:rPr>
+        <w:t xml:space="preserve">деактивує</w:t>
+      </w:r>
+      <w:r>
+        <w:t xml:space="preserve"> </w:t>
+      </w:r>
+      <w:r>
+        <w:t xml:space="preserve">AD-акаунти, яких цей запуск у каталозі не побачив (звільнився, видалений, випав з фільтра).</w:t>
+      </w:r>
+    </w:p>
+    <w:p>
+      <w:pPr>
+        <w:pStyle w:val="FirstParagraph"/>
+      </w:pPr>
+      <w:r>
+        <w:t xml:space="preserve">Важливі правила:</w:t>
+      </w:r>
+    </w:p>
+    <w:p>
+      <w:pPr>
+        <w:numPr>
+          <w:ilvl w:val="0"/>
+          <w:numId w:val="1031"/>
+        </w:numPr>
+        <w:pStyle w:val="Compact"/>
+      </w:pPr>
+      <w:r>
+        <w:rPr>
+          <w:bCs/>
+          <w:b/>
+        </w:rPr>
+        <w:t xml:space="preserve">Ключ відповідності — email.</w:t>
+      </w:r>
+      <w:r>
+        <w:t xml:space="preserve"> </w:t>
+      </w:r>
+      <w:r>
+        <w:t xml:space="preserve">Якщо AD змінить людині email, наступна синхронізація створить новий обліковий запис, а старий деактивує (історія лишиться на старому). Стабільного ідентифікатора AD система поки не використовує.</w:t>
+      </w:r>
+    </w:p>
+    <w:p>
+      <w:pPr>
+        <w:numPr>
+          <w:ilvl w:val="0"/>
+          <w:numId w:val="1031"/>
+        </w:numPr>
+        <w:pStyle w:val="Compact"/>
+      </w:pPr>
+      <w:r>
+        <w:rPr>
+          <w:bCs/>
+          <w:b/>
+        </w:rPr>
+        <w:t xml:space="preserve">Локальні акаунти синхронізація не чіпає ніколи.</w:t>
+      </w:r>
+      <w:r>
+        <w:t xml:space="preserve"> </w:t>
+      </w:r>
+      <w:r>
+        <w:t xml:space="preserve">Якщо email AD-запису збігається з локальним акаунтом (навіть адміністратора), цей AD-запис просто пропускається (у звіті: «пропущено (локальний конфлікт email)»), а локальний акаунт лишається недоторканим.</w:t>
+      </w:r>
+    </w:p>
+    <w:p>
+      <w:pPr>
+        <w:numPr>
+          <w:ilvl w:val="0"/>
+          <w:numId w:val="1031"/>
+        </w:numPr>
+        <w:pStyle w:val="Compact"/>
+      </w:pPr>
+      <w:r>
+        <w:t xml:space="preserve">Записи без email у каталозі пропускаються (у звіті: «пропущено (без email у AD)») — бо email є ключем входу.</w:t>
+      </w:r>
+    </w:p>
+    <w:p>
+      <w:pPr>
+        <w:numPr>
+          <w:ilvl w:val="0"/>
+          <w:numId w:val="1031"/>
+        </w:numPr>
+        <w:pStyle w:val="Compact"/>
+      </w:pPr>
+      <w:r>
+        <w:t xml:space="preserve">Ручна зміна ролі чи деактивація AD-акаунта в системі</w:t>
+      </w:r>
+      <w:r>
+        <w:t xml:space="preserve"> </w:t>
+      </w:r>
+      <w:r>
+        <w:rPr>
+          <w:bCs/>
+          <w:b/>
+        </w:rPr>
+        <w:t xml:space="preserve">скасовується наступною синхронізацією</w:t>
+      </w:r>
+      <w:r>
+        <w:t xml:space="preserve"> </w:t>
+      </w:r>
+      <w:r>
+        <w:t xml:space="preserve">(див. розділ 3). Відключати користувача треба в самому AD.</w:t>
+      </w:r>
+    </w:p>
+    <w:p>
+      <w:pPr>
+        <w:numPr>
+          <w:ilvl w:val="0"/>
+          <w:numId w:val="1031"/>
+        </w:numPr>
+        <w:pStyle w:val="Compact"/>
+      </w:pPr>
+      <w:r>
+        <w:rPr>
+          <w:bCs/>
+          <w:b/>
+        </w:rPr>
+        <w:t xml:space="preserve">Великі каталоги.</w:t>
+      </w:r>
+      <w:r>
+        <w:t xml:space="preserve"> </w:t>
+      </w:r>
+      <w:r>
+        <w:t xml:space="preserve">Пошук постраничний, тож типове обмеження AD у 1000 записів на запит не діє. Якщо сервер усе ж віддасть неповний результат, синхронізація</w:t>
+      </w:r>
+      <w:r>
+        <w:t xml:space="preserve"> </w:t>
+      </w:r>
+      <w:r>
+        <w:rPr>
+          <w:bCs/>
+          <w:b/>
+        </w:rPr>
+        <w:t xml:space="preserve">скасовується з помилкою і нічого не змінює</w:t>
+      </w:r>
+      <w:r>
+        <w:t xml:space="preserve"> </w:t>
+      </w:r>
+      <w:r>
+        <w:t xml:space="preserve">— вона ніколи не деактивує людей на підставі неповних даних.</w:t>
+      </w:r>
+    </w:p>
+    <w:p>
+      <w:pPr>
+        <w:pStyle w:val="BlockText"/>
+      </w:pPr>
+      <w:r>
+        <w:rPr>
+          <w:bCs/>
+          <w:b/>
+        </w:rPr>
+        <w:t xml:space="preserve">Порада для Active Directory: не синхронізувати вимкнені облікові записи.</w:t>
+      </w:r>
+      <w:r>
+        <w:t xml:space="preserve"> </w:t>
+      </w:r>
+      <w:r>
+        <w:t xml:space="preserve">Типовий фільтр бере й облікові записи, вимкнені в AD; вони лишаються активними в системі, хоча увійти вже не можуть. Щоб їх виключити, задайте в</w:t>
+      </w:r>
+      <w:r>
+        <w:t xml:space="preserve"> </w:t>
+      </w:r>
+      <w:r>
+        <w:rPr>
+          <w:rStyle w:val="VerbatimChar"/>
+        </w:rPr>
+        <w:t xml:space="preserve">.env</w:t>
+      </w:r>
+      <w:r>
+        <w:t xml:space="preserve">:</w:t>
+      </w:r>
+      <w:r>
+        <w:t xml:space="preserve"> </w:t>
+      </w:r>
+      <w:r>
+        <w:rPr>
+          <w:rStyle w:val="VerbatimChar"/>
+        </w:rPr>
+        <w:t xml:space="preserve">AD_SYNC_FILTER=(&amp;(objectClass=user)(mail=*)(!(userAccountControl:1.2.840.113556.1.4.803:=2)))</w:t>
+      </w:r>
+      <w:r>
+        <w:t xml:space="preserve">. Це стандартний для AD фільтр, але перевірити його в цьому проєкті на живому контролері не було змоги — після зміни натисніть «Перевірити з'єднання» й переконайтеся, що кількість знайдених користувачів змінилась очікувано, а «Синхронізувати зараз» не деактивує нікого зайвого.</w:t>
+      </w:r>
+    </w:p>
+    <w:p>
+      <w:pPr>
+        <w:pStyle w:val="FirstParagraph"/>
+      </w:pPr>
+      <w:r>
+        <w:t xml:space="preserve">Кожну дію синхронізації записано в журнал аудиту (розділ 8):</w:t>
+      </w:r>
+      <w:r>
+        <w:t xml:space="preserve"> </w:t>
+      </w:r>
+      <w:r>
+        <w:rPr>
+          <w:rStyle w:val="VerbatimChar"/>
+        </w:rPr>
+        <w:t xml:space="preserve">ad_sync_created</w:t>
+      </w:r>
+      <w:r>
+        <w:t xml:space="preserve">,</w:t>
+      </w:r>
+      <w:r>
+        <w:t xml:space="preserve"> </w:t>
+      </w:r>
+      <w:r>
+        <w:rPr>
+          <w:rStyle w:val="VerbatimChar"/>
+        </w:rPr>
+        <w:t xml:space="preserve">ad_sync_updated</w:t>
+      </w:r>
+      <w:r>
+        <w:t xml:space="preserve">,</w:t>
+      </w:r>
+      <w:r>
+        <w:t xml:space="preserve"> </w:t>
+      </w:r>
+      <w:r>
+        <w:rPr>
+          <w:rStyle w:val="VerbatimChar"/>
+        </w:rPr>
+        <w:t xml:space="preserve">ad_sync_deactivated</w:t>
+      </w:r>
+      <w:r>
+        <w:t xml:space="preserve">.</w:t>
+      </w:r>
+    </w:p>
+    <w:bookmarkEnd w:id="56"/>
+    <w:bookmarkStart w:id="57" w:name="діагностика"/>
+    <w:p>
+      <w:pPr>
+        <w:pStyle w:val="Heading3"/>
+      </w:pPr>
+      <w:r>
+        <w:t xml:space="preserve">Діагностика</w:t>
+      </w:r>
+    </w:p>
+    <w:tbl>
+      <w:tblPr>
+        <w:tblStyle w:val="Table"/>
+        <w:tblW w:type="auto" w:w="0"/>
+        <w:tblLook w:firstRow="1" w:lastRow="0" w:firstColumn="0" w:lastColumn="0" w:noHBand="0" w:noVBand="0" w:val="0020"/>
+        <w:jc w:val="start"/>
+      </w:tblPr>
+      <w:tblGrid>
+        <w:gridCol w:w="2640"/>
+        <w:gridCol w:w="2640"/>
+        <w:gridCol w:w="2640"/>
+      </w:tblGrid>
+      <w:tr>
+        <w:trPr>
+          <w:tblHeader w:val="true"/>
+        </w:trPr>
+        <w:tc>
+          <w:tcPr/>
+          <w:p>
+            <w:pPr>
+              <w:pStyle w:val="Compact"/>
+              <w:jc w:val="left"/>
+            </w:pPr>
+            <w:r>
+              <w:t xml:space="preserve">Що бачите</w:t>
+            </w:r>
+          </w:p>
+        </w:tc>
+        <w:tc>
+          <w:tcPr/>
+          <w:p>
+            <w:pPr>
+              <w:pStyle w:val="Compact"/>
+              <w:jc w:val="left"/>
+            </w:pPr>
+            <w:r>
+              <w:t xml:space="preserve">Імовірна причина</w:t>
+            </w:r>
+          </w:p>
+        </w:tc>
+        <w:tc>
+          <w:tcPr/>
+          <w:p>
+            <w:pPr>
+              <w:pStyle w:val="Compact"/>
+              <w:jc w:val="left"/>
+            </w:pPr>
+            <w:r>
+              <w:t xml:space="preserve">Що робити</w:t>
+            </w:r>
+          </w:p>
+        </w:tc>
+      </w:tr>
+      <w:tr>
+        <w:tc>
+          <w:tcPr/>
+          <w:p>
+            <w:pPr>
+              <w:pStyle w:val="Compact"/>
+              <w:jc w:val="left"/>
+            </w:pPr>
+            <w:r>
+              <w:t xml:space="preserve">«Розширення PHP «ldap» не встановлено»</w:t>
+            </w:r>
+          </w:p>
+        </w:tc>
+        <w:tc>
+          <w:tcPr/>
+          <w:p>
+            <w:pPr>
+              <w:pStyle w:val="Compact"/>
+              <w:jc w:val="left"/>
+            </w:pPr>
+            <w:r>
+              <w:t xml:space="preserve">Немає</w:t>
+            </w:r>
+            <w:r>
+              <w:t xml:space="preserve"> </w:t>
+            </w:r>
+            <w:r>
+              <w:rPr>
+                <w:rStyle w:val="VerbatimChar"/>
+              </w:rPr>
+              <w:t xml:space="preserve">php-ldap</w:t>
+            </w:r>
+          </w:p>
+        </w:tc>
+        <w:tc>
+          <w:tcPr/>
+          <w:p>
+            <w:pPr>
+              <w:pStyle w:val="Compact"/>
+              <w:jc w:val="left"/>
+            </w:pPr>
+            <w:r>
+              <w:rPr>
+                <w:rStyle w:val="VerbatimChar"/>
+              </w:rPr>
+              <w:t xml:space="preserve">sudo apt install php-ldap</w:t>
+            </w:r>
+            <w:r>
+              <w:t xml:space="preserve">, перезапустити PHP-FPM/Apache</w:t>
+            </w:r>
+          </w:p>
+        </w:tc>
+      </w:tr>
+      <w:tr>
+        <w:tc>
+          <w:tcPr/>
+          <w:p>
+            <w:pPr>
+              <w:pStyle w:val="Compact"/>
+              <w:jc w:val="left"/>
+            </w:pPr>
+            <w:r>
+              <w:t xml:space="preserve">«Не вдалося увійти як «…»: Invalid credentials (код 49)»</w:t>
+            </w:r>
+          </w:p>
+        </w:tc>
+        <w:tc>
+          <w:tcPr/>
+          <w:p>
+            <w:pPr>
+              <w:pStyle w:val="Compact"/>
+              <w:jc w:val="left"/>
+            </w:pPr>
+            <w:r>
+              <w:t xml:space="preserve">Невірний логін чи пароль службового акаунта, або він заблокований/прострочений</w:t>
+            </w:r>
+          </w:p>
+        </w:tc>
+        <w:tc>
+          <w:tcPr/>
+          <w:p>
+            <w:pPr>
+              <w:pStyle w:val="Compact"/>
+              <w:jc w:val="left"/>
+            </w:pPr>
+            <w:r>
+              <w:t xml:space="preserve">Перевірте пароль; спробуйте повний DN замість</w:t>
+            </w:r>
+            <w:r>
+              <w:t xml:space="preserve"> </w:t>
+            </w:r>
+            <w:r>
+              <w:rPr>
+                <w:rStyle w:val="VerbatimChar"/>
+              </w:rPr>
+              <w:t xml:space="preserve">логін@домен</w:t>
+            </w:r>
+          </w:p>
+        </w:tc>
+      </w:tr>
+      <w:tr>
+        <w:tc>
+          <w:tcPr/>
+          <w:p>
+            <w:pPr>
+              <w:pStyle w:val="Compact"/>
+              <w:jc w:val="left"/>
+            </w:pPr>
+            <w:r>
+              <w:t xml:space="preserve">«Can't contact LDAP server»</w:t>
+            </w:r>
+          </w:p>
+        </w:tc>
+        <w:tc>
+          <w:tcPr/>
+          <w:p>
+            <w:pPr>
+              <w:pStyle w:val="Compact"/>
+              <w:jc w:val="left"/>
+            </w:pPr>
+            <w:r>
+              <w:t xml:space="preserve">Невірна адреса/порт, файрвол, або шифрування не відповідає порту</w:t>
+            </w:r>
+          </w:p>
+        </w:tc>
+        <w:tc>
+          <w:tcPr/>
+          <w:p>
+            <w:pPr>
+              <w:pStyle w:val="Compact"/>
+              <w:jc w:val="left"/>
+            </w:pPr>
+            <w:r>
+              <w:t xml:space="preserve">Перевірте сервер і порт; STARTTLS — порт 389, LDAPS — порт 636</w:t>
+            </w:r>
+          </w:p>
+        </w:tc>
+      </w:tr>
+      <w:tr>
+        <w:tc>
+          <w:tcPr/>
+          <w:p>
+            <w:pPr>
+              <w:pStyle w:val="Compact"/>
+              <w:jc w:val="left"/>
+            </w:pPr>
+            <w:r>
+              <w:t xml:space="preserve">Помилка сертифіката</w:t>
+            </w:r>
+          </w:p>
+        </w:tc>
+        <w:tc>
+          <w:tcPr/>
+          <w:p>
+            <w:pPr>
+              <w:pStyle w:val="Compact"/>
+              <w:jc w:val="left"/>
+            </w:pPr>
+            <w:r>
+              <w:t xml:space="preserve">Сертифікат контролера самопідписаний або від невідомого центру</w:t>
+            </w:r>
+          </w:p>
+        </w:tc>
+        <w:tc>
+          <w:tcPr/>
+          <w:p>
+            <w:pPr>
+              <w:pStyle w:val="Compact"/>
+              <w:jc w:val="left"/>
+            </w:pPr>
+            <w:r>
+              <w:t xml:space="preserve">Зніміть галочку «Перевіряти сертифікат» або додайте центр сертифікації в довірені на сервері</w:t>
+            </w:r>
+          </w:p>
+        </w:tc>
+      </w:tr>
+      <w:tr>
+        <w:tc>
+          <w:tcPr/>
+          <w:p>
+            <w:pPr>
+              <w:pStyle w:val="Compact"/>
+              <w:jc w:val="left"/>
+            </w:pPr>
+            <w:r>
+              <w:t xml:space="preserve">«Знайдено користувачів: 0» / «Створено: 0»</w:t>
+            </w:r>
+          </w:p>
+        </w:tc>
+        <w:tc>
+          <w:tcPr/>
+          <w:p>
+            <w:pPr>
+              <w:pStyle w:val="Compact"/>
+              <w:jc w:val="left"/>
+            </w:pPr>
+            <w:r>
+              <w:t xml:space="preserve">Фільтр</w:t>
+            </w:r>
+            <w:r>
+              <w:t xml:space="preserve"> </w:t>
+            </w:r>
+            <w:r>
+              <w:rPr>
+                <w:rStyle w:val="VerbatimChar"/>
+              </w:rPr>
+              <w:t xml:space="preserve">AD_SYNC_FILTER</w:t>
+            </w:r>
+            <w:r>
+              <w:t xml:space="preserve"> </w:t>
+            </w:r>
+            <w:r>
+              <w:t xml:space="preserve">нікого не знаходить, або в користувачів не заповнено</w:t>
+            </w:r>
+            <w:r>
+              <w:t xml:space="preserve"> </w:t>
+            </w:r>
+            <w:r>
+              <w:rPr>
+                <w:rStyle w:val="VerbatimChar"/>
+              </w:rPr>
+              <w:t xml:space="preserve">mail</w:t>
+            </w:r>
+          </w:p>
+        </w:tc>
+        <w:tc>
+          <w:tcPr/>
+          <w:p>
+            <w:pPr>
+              <w:pStyle w:val="Compact"/>
+              <w:jc w:val="left"/>
+            </w:pPr>
+            <w:r>
+              <w:t xml:space="preserve">Перевірте фільтр і наявність email у каталозі; перевірте «Домен»</w:t>
+            </w:r>
+          </w:p>
+        </w:tc>
+      </w:tr>
+      <w:tr>
+        <w:tc>
+          <w:tcPr/>
+          <w:p>
+            <w:pPr>
+              <w:pStyle w:val="Compact"/>
+              <w:jc w:val="left"/>
+            </w:pPr>
+            <w:r>
+              <w:t xml:space="preserve">Усі користувачі в групі «поза OU»</w:t>
+            </w:r>
+          </w:p>
+        </w:tc>
+        <w:tc>
+          <w:tcPr/>
+          <w:p>
+            <w:pPr>
+              <w:pStyle w:val="Compact"/>
+              <w:jc w:val="left"/>
+            </w:pPr>
+            <w:r>
+              <w:t xml:space="preserve">Облікові записи лежать не в організаційних підрозділах, а в стандартній папці</w:t>
+            </w:r>
+            <w:r>
+              <w:t xml:space="preserve"> </w:t>
+            </w:r>
+            <w:r>
+              <w:rPr>
+                <w:rStyle w:val="VerbatimChar"/>
+              </w:rPr>
+              <w:t xml:space="preserve">Users</w:t>
+            </w:r>
+            <w:r>
+              <w:t xml:space="preserve"> </w:t>
+            </w:r>
+            <w:r>
+              <w:t xml:space="preserve">(в AD це</w:t>
+            </w:r>
+            <w:r>
+              <w:t xml:space="preserve"> </w:t>
+            </w:r>
+            <w:r>
+              <w:rPr>
+                <w:bCs/>
+                <w:b/>
+              </w:rPr>
+              <w:t xml:space="preserve">контейнер</w:t>
+            </w:r>
+            <w:r>
+              <w:t xml:space="preserve">, не OU) або прямо в корені домену</w:t>
+            </w:r>
+          </w:p>
+        </w:tc>
+        <w:tc>
+          <w:tcPr/>
+          <w:p>
+            <w:pPr>
+              <w:pStyle w:val="Compact"/>
+              <w:jc w:val="left"/>
+            </w:pPr>
+            <w:r>
+              <w:t xml:space="preserve">Це не помилка. Щоб згрупувати, перенесіть користувачів у відповідні OU в самому AD (консоль «Користувачі та комп'ютери Active Directory»), потім синхронізуйте знову</w:t>
+            </w:r>
+          </w:p>
+        </w:tc>
+      </w:tr>
+      <w:tr>
+        <w:tc>
+          <w:tcPr/>
+          <w:p>
+            <w:pPr>
+              <w:pStyle w:val="Compact"/>
+              <w:jc w:val="left"/>
+            </w:pPr>
+            <w:r>
+              <w:t xml:space="preserve">Користувача створено, але вхід не вдається</w:t>
+            </w:r>
+          </w:p>
+        </w:tc>
+        <w:tc>
+          <w:tcPr/>
+          <w:p>
+            <w:pPr>
+              <w:pStyle w:val="Compact"/>
+              <w:jc w:val="left"/>
+            </w:pPr>
+            <w:r>
+              <w:t xml:space="preserve">Невірний пароль; обліковий запис вимкнений чи заблокований в AD; вхід за AD-логіном замість email; спрацювало блокування системи</w:t>
+            </w:r>
+          </w:p>
+        </w:tc>
+        <w:tc>
+          <w:tcPr/>
+          <w:p>
+            <w:pPr>
+              <w:pStyle w:val="Compact"/>
+              <w:jc w:val="left"/>
+            </w:pPr>
+            <w:r>
+              <w:t xml:space="preserve">Входьте за</w:t>
+            </w:r>
+            <w:r>
+              <w:t xml:space="preserve"> </w:t>
+            </w:r>
+            <w:r>
+              <w:rPr>
+                <w:bCs/>
+                <w:b/>
+              </w:rPr>
+              <w:t xml:space="preserve">email</w:t>
+            </w:r>
+            <w:r>
+              <w:t xml:space="preserve"> </w:t>
+            </w:r>
+            <w:r>
+              <w:t xml:space="preserve">із запису в системі; перевірте акаунт в AD; зніміть блокування в списку користувачів</w:t>
+            </w:r>
+          </w:p>
+        </w:tc>
+      </w:tr>
+      <w:tr>
+        <w:tc>
+          <w:tcPr/>
+          <w:p>
+            <w:pPr>
+              <w:pStyle w:val="Compact"/>
+              <w:jc w:val="left"/>
+            </w:pPr>
+            <w:r>
+              <w:t xml:space="preserve">Користувача немає в системі взагалі</w:t>
+            </w:r>
+          </w:p>
+        </w:tc>
+        <w:tc>
+          <w:tcPr/>
+          <w:p>
+            <w:pPr>
+              <w:pStyle w:val="Compact"/>
+              <w:jc w:val="left"/>
+            </w:pPr>
+            <w:r>
+              <w:t xml:space="preserve">Його не знайшов фільтр, немає email, або email збігається з локальним акаунтом</w:t>
+            </w:r>
+          </w:p>
+        </w:tc>
+        <w:tc>
+          <w:tcPr/>
+          <w:p>
+            <w:pPr>
+              <w:pStyle w:val="Compact"/>
+              <w:jc w:val="left"/>
+            </w:pPr>
+            <w:r>
+              <w:t xml:space="preserve">Дивіться звіт синхронізації («пропущено…»)</w:t>
+            </w:r>
+          </w:p>
+        </w:tc>
+      </w:tr>
+      <w:tr>
+        <w:tc>
+          <w:tcPr/>
+          <w:p>
+            <w:pPr>
+              <w:pStyle w:val="Compact"/>
+              <w:jc w:val="left"/>
+            </w:pPr>
+            <w:r>
+              <w:t xml:space="preserve">«Каталог повернув лише частину записів…»</w:t>
+            </w:r>
+          </w:p>
+        </w:tc>
+        <w:tc>
+          <w:tcPr/>
+          <w:p>
+            <w:pPr>
+              <w:pStyle w:val="Compact"/>
+              <w:jc w:val="left"/>
+            </w:pPr>
+            <w:r>
+              <w:t xml:space="preserve">Сервер обмежує розмір відповіді й не підтримує постраничний пошук для цього акаунта</w:t>
+            </w:r>
+          </w:p>
+        </w:tc>
+        <w:tc>
+          <w:tcPr/>
+          <w:p>
+            <w:pPr>
+              <w:pStyle w:val="Compact"/>
+              <w:jc w:val="left"/>
+            </w:pPr>
+            <w:r>
+              <w:t xml:space="preserve">Звузьте вибірку фільтром</w:t>
+            </w:r>
+            <w:r>
+              <w:t xml:space="preserve"> </w:t>
+            </w:r>
+            <w:r>
+              <w:rPr>
+                <w:rStyle w:val="VerbatimChar"/>
+              </w:rPr>
+              <w:t xml:space="preserve">AD_SYNC_FILTER</w:t>
+            </w:r>
+            <w:r>
+              <w:t xml:space="preserve"> </w:t>
+            </w:r>
+            <w:r>
+              <w:t xml:space="preserve">(напр., за групою) або зніміть ліміт для службового акаунта на сервері. Дані при цьому</w:t>
+            </w:r>
+            <w:r>
+              <w:t xml:space="preserve"> </w:t>
+            </w:r>
+            <w:r>
+              <w:rPr>
+                <w:bCs/>
+                <w:b/>
+              </w:rPr>
+              <w:t xml:space="preserve">не</w:t>
+            </w:r>
+            <w:r>
+              <w:t xml:space="preserve"> </w:t>
+            </w:r>
+            <w:r>
+              <w:t xml:space="preserve">змінюються</w:t>
+            </w:r>
+          </w:p>
+        </w:tc>
+      </w:tr>
+      <w:tr>
+        <w:tc>
+          <w:tcPr/>
+          <w:p>
+            <w:pPr>
+              <w:pStyle w:val="Compact"/>
+              <w:jc w:val="left"/>
+            </w:pPr>
+            <w:r>
+              <w:t xml:space="preserve">«Файл .env недоступний для запису…»</w:t>
+            </w:r>
+          </w:p>
+        </w:tc>
+        <w:tc>
+          <w:tcPr/>
+          <w:p>
+            <w:pPr>
+              <w:pStyle w:val="Compact"/>
+              <w:jc w:val="left"/>
+            </w:pPr>
+            <w:r>
+              <w:t xml:space="preserve">Веб-сервер не має права запису в</w:t>
+            </w:r>
+            <w:r>
+              <w:t xml:space="preserve"> </w:t>
+            </w:r>
+            <w:r>
+              <w:rPr>
+                <w:rStyle w:val="VerbatimChar"/>
+              </w:rPr>
+              <w:t xml:space="preserve">.env</w:t>
+            </w:r>
+          </w:p>
+        </w:tc>
+        <w:tc>
+          <w:tcPr/>
+          <w:p>
+            <w:pPr>
+              <w:pStyle w:val="Compact"/>
+              <w:jc w:val="left"/>
+            </w:pPr>
+            <w:r>
+              <w:t xml:space="preserve">Див. примітку під таблицею форми</w:t>
+            </w:r>
+          </w:p>
+        </w:tc>
+      </w:tr>
+    </w:tbl>
     <w:p>
       <w:r>
         <w:pict>
@@ -4862,14 +8322,15 @@
         </w:pict>
       </w:r>
     </w:p>
-    <w:bookmarkEnd w:id="51"/>
-    <w:bookmarkStart w:id="52" w:name="X15f096bb48513ce1d1cd2a2553b582badd399ba"/>
+    <w:bookmarkEnd w:id="57"/>
+    <w:bookmarkEnd w:id="58"/>
+    <w:bookmarkStart w:id="59" w:name="X6c0c05f4e30ddbbdf5f6c5017a4409214d4a243"/>
     <w:p>
       <w:pPr>
         <w:pStyle w:val="Heading2"/>
       </w:pPr>
       <w:r>
-        <w:t xml:space="preserve">13. Типові адміністративні сценарії</w:t>
+        <w:t xml:space="preserve">13. Чого в системі поки немає (щоб не шукати даремно)</w:t>
       </w:r>
     </w:p>
     <w:p>
@@ -4877,11 +8338,123 @@
         <w:pStyle w:val="FirstParagraph"/>
       </w:pPr>
       <w:r>
-        <w:rPr>
-          <w:bCs/>
-          <w:b/>
-        </w:rPr>
-        <w:t xml:space="preserve">Співробітник звільнився:</w:t>
+        <w:t xml:space="preserve">На поточному етапі відсутні (заплановані на наступні ітерації):</w:t>
+      </w:r>
+    </w:p>
+    <w:p>
+      <w:pPr>
+        <w:numPr>
+          <w:ilvl w:val="0"/>
+          <w:numId w:val="1032"/>
+        </w:numPr>
+        <w:pStyle w:val="Compact"/>
+      </w:pPr>
+      <w:r>
+        <w:t xml:space="preserve">Збереження вкладень (у тікетах з пошти та в порталі): наразі лише перелік імен; подання без облікового запису, оцінка CSAT, SLA-ескалація, email-to-ticket, автовідповідь заявнику та email-сповіщення про активність вже реалізовані (розділ 10).</w:t>
+      </w:r>
+    </w:p>
+    <w:p>
+      <w:pPr>
+        <w:numPr>
+          <w:ilvl w:val="0"/>
+          <w:numId w:val="1032"/>
+        </w:numPr>
+        <w:pStyle w:val="Compact"/>
+      </w:pPr>
+      <w:r>
+        <w:t xml:space="preserve">Безпарольний SSO для Active Directory (Kerberos/NTLM — вхід без форми): вхід AD-користувача зараз лише формою з email і доменним паролем (розділ 12).</w:t>
+      </w:r>
+    </w:p>
+    <w:p>
+      <w:pPr>
+        <w:numPr>
+          <w:ilvl w:val="0"/>
+          <w:numId w:val="1032"/>
+        </w:numPr>
+        <w:pStyle w:val="Compact"/>
+      </w:pPr>
+      <w:r>
+        <w:t xml:space="preserve">Ручне перевизначення ролі чи деактивації AD-користувача, яке синхронізація не скасовує (розділ 3).</w:t>
+      </w:r>
+    </w:p>
+    <w:p>
+      <w:pPr>
+        <w:numPr>
+          <w:ilvl w:val="0"/>
+          <w:numId w:val="1032"/>
+        </w:numPr>
+        <w:pStyle w:val="Compact"/>
+      </w:pPr>
+      <w:r>
+        <w:t xml:space="preserve">Вибір LDAPS і нестандартного порту у формі Active Directory — зараз лише вручну в</w:t>
+      </w:r>
+      <w:r>
+        <w:t xml:space="preserve"> </w:t>
+      </w:r>
+      <w:r>
+        <w:rPr>
+          <w:rStyle w:val="VerbatimChar"/>
+        </w:rPr>
+        <w:t xml:space="preserve">.env</w:t>
+      </w:r>
+      <w:r>
+        <w:t xml:space="preserve"> </w:t>
+      </w:r>
+      <w:r>
+        <w:t xml:space="preserve">(розділ 12).</w:t>
+      </w:r>
+    </w:p>
+    <w:p>
+      <w:pPr>
+        <w:numPr>
+          <w:ilvl w:val="0"/>
+          <w:numId w:val="1032"/>
+        </w:numPr>
+        <w:pStyle w:val="Compact"/>
+      </w:pPr>
+      <w:r>
+        <w:t xml:space="preserve">Wiki, форуми, файлові документи як окремий модуль.</w:t>
+      </w:r>
+    </w:p>
+    <w:p>
+      <w:pPr>
+        <w:numPr>
+          <w:ilvl w:val="0"/>
+          <w:numId w:val="1032"/>
+        </w:numPr>
+        <w:pStyle w:val="Compact"/>
+      </w:pPr>
+      <w:r>
+        <w:t xml:space="preserve">Вебхуки, REST API.</w:t>
+      </w:r>
+    </w:p>
+    <w:p>
+      <w:r>
+        <w:pict>
+          <v:rect style="width:0;height:1.5pt" o:hralign="center" o:hrstd="t" o:hr="t"/>
+        </w:pict>
+      </w:r>
+    </w:p>
+    <w:bookmarkEnd w:id="59"/>
+    <w:bookmarkStart w:id="60" w:name="Xeb698847c801825286383aae77aed1cbc22dba8"/>
+    <w:p>
+      <w:pPr>
+        <w:pStyle w:val="Heading2"/>
+      </w:pPr>
+      <w:r>
+        <w:t xml:space="preserve">14. Типові адміністративні сценарії</w:t>
+      </w:r>
+    </w:p>
+    <w:p>
+      <w:pPr>
+        <w:pStyle w:val="FirstParagraph"/>
+      </w:pPr>
+      <w:r>
+        <w:rPr>
+          <w:bCs/>
+          <w:b/>
+        </w:rPr>
+        <w:t xml:space="preserve">Співробітник звільнився (локальний обліковий запис):</w:t>
       </w:r>
       <w:r>
         <w:t xml:space="preserve"> </w:t>
@@ -4899,6 +8472,24 @@
           <w:bCs/>
           <w:b/>
         </w:rPr>
+        <w:t xml:space="preserve">Співробітник звільнився (обліковий запис з Active Directory):</w:t>
+      </w:r>
+      <w:r>
+        <w:t xml:space="preserve"> </w:t>
+      </w:r>
+      <w:r>
+        <w:t xml:space="preserve">Вимкніть або видаліть його в самому AD — наступна синхронізація (розділ 12) деактивує обліковий запис у системі автоматично, історія збережеться. Деактивація лише в системі не допоможе: якщо людина ще є в каталозі, синхронізація активує її знову.</w:t>
+      </w:r>
+    </w:p>
+    <w:p>
+      <w:pPr>
+        <w:pStyle w:val="BodyText"/>
+      </w:pPr>
+      <w:r>
+        <w:rPr>
+          <w:bCs/>
+          <w:b/>
+        </w:rPr>
         <w:t xml:space="preserve">Забув пароль:</w:t>
       </w:r>
       <w:r>
@@ -4917,6 +8508,108 @@
           <w:bCs/>
           <w:b/>
         </w:rPr>
+        <w:t xml:space="preserve">Новий співробітник у домені:</w:t>
+      </w:r>
+      <w:r>
+        <w:t xml:space="preserve"> </w:t>
+      </w:r>
+      <w:r>
+        <w:t xml:space="preserve">Нічого створювати вручну не треба: після його появи в AD наступна синхронізація (розділ 12) створить обліковий запис, призначить роль за групами й віднесе до його OU. Щоб не чекати розкладу — «Синхронізувати зараз» на сторінці Active Directory.</w:t>
+      </w:r>
+    </w:p>
+    <w:p>
+      <w:pPr>
+        <w:pStyle w:val="BodyText"/>
+      </w:pPr>
+      <w:r>
+        <w:rPr>
+          <w:bCs/>
+          <w:b/>
+        </w:rPr>
+        <w:t xml:space="preserve">Співробітника перенесли в інший OU або змінили його групи в AD:</w:t>
+      </w:r>
+      <w:r>
+        <w:t xml:space="preserve"> </w:t>
+      </w:r>
+      <w:r>
+        <w:t xml:space="preserve">OU (група на сторінці «Користувачі») і роль оновляться при наступній синхронізації. Роль залежить від груп AD (картка «Відповідність груп AD ролям»), тож змінюйте членство в групах в AD, а не роль у системі.</w:t>
+      </w:r>
+    </w:p>
+    <w:p>
+      <w:pPr>
+        <w:pStyle w:val="BodyText"/>
+      </w:pPr>
+      <w:r>
+        <w:rPr>
+          <w:bCs/>
+          <w:b/>
+        </w:rPr>
+        <w:t xml:space="preserve">Увімкнули підключення нового CDN чи власного дзеркала Bootstrap/Gantt, і сторінки «порожні» або не реагують:</w:t>
+      </w:r>
+      <w:r>
+        <w:t xml:space="preserve"> </w:t>
+      </w:r>
+      <w:r>
+        <w:t xml:space="preserve">Content-Security-Policy дозволяє скрипти лише з власного сайту та двох CDN (</w:t>
+      </w:r>
+      <w:r>
+        <w:rPr>
+          <w:rStyle w:val="VerbatimChar"/>
+        </w:rPr>
+        <w:t xml:space="preserve">cdn.jsdelivr.net</w:t>
+      </w:r>
+      <w:r>
+        <w:t xml:space="preserve">,</w:t>
+      </w:r>
+      <w:r>
+        <w:t xml:space="preserve"> </w:t>
+      </w:r>
+      <w:r>
+        <w:rPr>
+          <w:rStyle w:val="VerbatimChar"/>
+        </w:rPr>
+        <w:t xml:space="preserve">cdnjs.cloudflare.com</w:t>
+      </w:r>
+      <w:r>
+        <w:t xml:space="preserve">). У консолі браузера (F12) буде повідомлення «Refused to load the script ... violates the following Content Security Policy directive». Додайте потрібний домен у змінну</w:t>
+      </w:r>
+      <w:r>
+        <w:t xml:space="preserve"> </w:t>
+      </w:r>
+      <w:r>
+        <w:rPr>
+          <w:rStyle w:val="VerbatimChar"/>
+        </w:rPr>
+        <w:t xml:space="preserve">$cdn</w:t>
+      </w:r>
+      <w:r>
+        <w:t xml:space="preserve"> </w:t>
+      </w:r>
+      <w:r>
+        <w:t xml:space="preserve">у</w:t>
+      </w:r>
+      <w:r>
+        <w:t xml:space="preserve"> </w:t>
+      </w:r>
+      <w:r>
+        <w:rPr>
+          <w:rStyle w:val="VerbatimChar"/>
+        </w:rPr>
+        <w:t xml:space="preserve">app/Core/Csp.php</w:t>
+      </w:r>
+      <w:r>
+        <w:t xml:space="preserve">.</w:t>
+      </w:r>
+    </w:p>
+    <w:p>
+      <w:pPr>
+        <w:pStyle w:val="BodyText"/>
+      </w:pPr>
+      <w:r>
+        <w:rPr>
+          <w:bCs/>
+          <w:b/>
+        </w:rPr>
         <w:t xml:space="preserve">Помилково створений проєкт без жодної реальної роботи в ньому:</w:t>
       </w:r>
       <w:r>
@@ -4944,8 +8637,8 @@
         <w:t xml:space="preserve">Не видаляйте — позначте статус «Архівний» замість цього (розділ 5, «Зміна статусу (архівування)»). Дані, задачі й історія лишаються доступними, але проєкт більше не виглядає активним у списках.</w:t>
       </w:r>
     </w:p>
-    <w:bookmarkEnd w:id="52"/>
-    <w:bookmarkEnd w:id="53"/>
+    <w:bookmarkEnd w:id="60"/>
+    <w:bookmarkEnd w:id="61"/>
     <w:sectPr/>
   </w:body>
 </w:document>
@@ -5280,7 +8973,34 @@
     </w:lvlOverride>
   </w:num>
   <w:num w:numId="1004">
-    <w:abstractNumId w:val="991"/>
+    <w:abstractNumId w:val="99411"/>
+    <w:lvlOverride w:ilvl="0">
+      <w:startOverride w:val="1"/>
+    </w:lvlOverride>
+    <w:lvlOverride w:ilvl="1">
+      <w:startOverride w:val="1"/>
+    </w:lvlOverride>
+    <w:lvlOverride w:ilvl="2">
+      <w:startOverride w:val="1"/>
+    </w:lvlOverride>
+    <w:lvlOverride w:ilvl="3">
+      <w:startOverride w:val="1"/>
+    </w:lvlOverride>
+    <w:lvlOverride w:ilvl="4">
+      <w:startOverride w:val="1"/>
+    </w:lvlOverride>
+    <w:lvlOverride w:ilvl="5">
+      <w:startOverride w:val="1"/>
+    </w:lvlOverride>
+    <w:lvlOverride w:ilvl="6">
+      <w:startOverride w:val="1"/>
+    </w:lvlOverride>
+    <w:lvlOverride w:ilvl="7">
+      <w:startOverride w:val="1"/>
+    </w:lvlOverride>
+    <w:lvlOverride w:ilvl="8">
+      <w:startOverride w:val="1"/>
+    </w:lvlOverride>
   </w:num>
   <w:num w:numId="1005">
     <w:abstractNumId w:val="991"/>
@@ -5316,6 +9036,9 @@
     <w:abstractNumId w:val="991"/>
   </w:num>
   <w:num w:numId="1016">
+    <w:abstractNumId w:val="991"/>
+  </w:num>
+  <w:num w:numId="1017">
     <w:abstractNumId w:val="99411"/>
     <w:lvlOverride w:ilvl="0">
       <w:startOverride w:val="1"/>
@@ -5345,13 +9068,13 @@
       <w:startOverride w:val="1"/>
     </w:lvlOverride>
   </w:num>
-  <w:num w:numId="1017">
-    <w:abstractNumId w:val="991"/>
-  </w:num>
   <w:num w:numId="1018">
     <w:abstractNumId w:val="991"/>
   </w:num>
   <w:num w:numId="1019">
+    <w:abstractNumId w:val="991"/>
+  </w:num>
+  <w:num w:numId="1020">
     <w:abstractNumId w:val="99411"/>
     <w:lvlOverride w:ilvl="0">
       <w:startOverride w:val="1"/>
@@ -5381,13 +9104,16 @@
       <w:startOverride w:val="1"/>
     </w:lvlOverride>
   </w:num>
-  <w:num w:numId="1020">
-    <w:abstractNumId w:val="991"/>
-  </w:num>
   <w:num w:numId="1021">
     <w:abstractNumId w:val="991"/>
   </w:num>
   <w:num w:numId="1022">
+    <w:abstractNumId w:val="991"/>
+  </w:num>
+  <w:num w:numId="1023">
+    <w:abstractNumId w:val="991"/>
+  </w:num>
+  <w:num w:numId="1024">
     <w:abstractNumId w:val="99411"/>
     <w:lvlOverride w:ilvl="0">
       <w:startOverride w:val="1"/>
@@ -5417,10 +9143,28 @@
       <w:startOverride w:val="1"/>
     </w:lvlOverride>
   </w:num>
-  <w:num w:numId="1023">
+  <w:num w:numId="1025">
     <w:abstractNumId w:val="991"/>
   </w:num>
-  <w:num w:numId="1024">
+  <w:num w:numId="1026">
+    <w:abstractNumId w:val="991"/>
+  </w:num>
+  <w:num w:numId="1027">
+    <w:abstractNumId w:val="991"/>
+  </w:num>
+  <w:num w:numId="1028">
+    <w:abstractNumId w:val="991"/>
+  </w:num>
+  <w:num w:numId="1029">
+    <w:abstractNumId w:val="991"/>
+  </w:num>
+  <w:num w:numId="1030">
+    <w:abstractNumId w:val="991"/>
+  </w:num>
+  <w:num w:numId="1031">
+    <w:abstractNumId w:val="991"/>
+  </w:num>
+  <w:num w:numId="1032">
     <w:abstractNumId w:val="991"/>
   </w:num>
 </w:numbering>

--- a/docs/ITSM_Admin_Guide.docx
+++ b/docs/ITSM_Admin_Guide.docx
@@ -2,7 +2,7 @@
 <file path=word/document.xml><?xml version="1.0" encoding="utf-8"?>
 <w:document xmlns:w="http://schemas.openxmlformats.org/wordprocessingml/2006/main" xmlns:m="http://schemas.openxmlformats.org/officeDocument/2006/math" xmlns:r="http://schemas.openxmlformats.org/officeDocument/2006/relationships" xmlns:o="urn:schemas-microsoft-com:office:office" xmlns:v="urn:schemas-microsoft-com:vml" xmlns:w10="urn:schemas-microsoft-com:office:word" xmlns:a="http://schemas.openxmlformats.org/drawingml/2006/main" xmlns:pic="http://schemas.openxmlformats.org/drawingml/2006/picture" xmlns:wp="http://schemas.openxmlformats.org/drawingml/2006/wordprocessingDrawing">
   <w:body>
-    <w:bookmarkStart w:id="123" w:name="гайд-адміністратора-itsm-system"/>
+    <w:bookmarkStart w:id="138" w:name="гайд-адміністратора-itsm-system"/>
     <w:p>
       <w:pPr>
         <w:pStyle w:val="Heading1"/>
@@ -20,7 +20,7 @@
           <w:iCs/>
           <w:i/>
         </w:rPr>
-        <w:t xml:space="preserve">Версія застосунку: 0.2.2</w:t>
+        <w:t xml:space="preserve">Версія застосунку: 0.2.3</w:t>
       </w:r>
     </w:p>
     <w:p>
@@ -1429,6 +1429,48 @@
               <w:jc w:val="left"/>
             </w:pPr>
             <w:r>
+              <w:t xml:space="preserve">Адміністратор Підрозділу</w:t>
+            </w:r>
+          </w:p>
+        </w:tc>
+        <w:tc>
+          <w:tcPr/>
+          <w:p>
+            <w:pPr>
+              <w:pStyle w:val="Compact"/>
+              <w:jc w:val="left"/>
+            </w:pPr>
+            <w:r>
+              <w:t xml:space="preserve">Повний доступ до даних і користувачів</w:t>
+            </w:r>
+            <w:r>
+              <w:t xml:space="preserve"> </w:t>
+            </w:r>
+            <w:r>
+              <w:rPr>
+                <w:bCs/>
+                <w:b/>
+              </w:rPr>
+              <w:t xml:space="preserve">власного</w:t>
+            </w:r>
+            <w:r>
+              <w:t xml:space="preserve"> </w:t>
+            </w:r>
+            <w:r>
+              <w:t xml:space="preserve">організаційного підрозділу (AD OU чи підрозділ локального користувача) — докладно в розділі 24. Налаштувань системи, AD, API й журналу аудиту не бачить</w:t>
+            </w:r>
+          </w:p>
+        </w:tc>
+      </w:tr>
+      <w:tr>
+        <w:tc>
+          <w:tcPr/>
+          <w:p>
+            <w:pPr>
+              <w:pStyle w:val="Compact"/>
+              <w:jc w:val="left"/>
+            </w:pPr>
+            <w:r>
               <w:t xml:space="preserve">Керівник ІТ-підрозділу</w:t>
             </w:r>
           </w:p>
@@ -1659,7 +1701,39 @@
         <w:pStyle w:val="BodyText"/>
       </w:pPr>
       <w:r>
-        <w:t xml:space="preserve">Усі дії (редагування, деактивація, видалення, зняття блокування) однакові в обох розділах, окрім зміни пароля: для AD-акаунтів замість форми показано «Керується через AD». Ключ входу для AD-користувача —</w:t>
+        <w:t xml:space="preserve">У картці</w:t>
+      </w:r>
+      <w:r>
+        <w:t xml:space="preserve"> </w:t>
+      </w:r>
+      <w:r>
+        <w:rPr>
+          <w:bCs/>
+          <w:b/>
+        </w:rPr>
+        <w:t xml:space="preserve">локального</w:t>
+      </w:r>
+      <w:r>
+        <w:t xml:space="preserve"> </w:t>
+      </w:r>
+      <w:r>
+        <w:t xml:space="preserve">користувача є поле</w:t>
+      </w:r>
+      <w:r>
+        <w:t xml:space="preserve"> </w:t>
+      </w:r>
+      <w:r>
+        <w:rPr>
+          <w:bCs/>
+          <w:b/>
+        </w:rPr>
+        <w:t xml:space="preserve">«Підрозділ»</w:t>
+      </w:r>
+      <w:r>
+        <w:t xml:space="preserve"> </w:t>
+      </w:r>
+      <w:r>
+        <w:t xml:space="preserve">(для ролі «Адміністратор Підрозділу», розділ 24): у списку воно показується під іменем. Усі дії (редагування, деактивація, видалення, зняття блокування) однакові в обох розділах, окрім зміни пароля: для AD-акаунтів замість форми показано «Керується через AD». Ключ входу для AD-користувача —</w:t>
       </w:r>
       <w:r>
         <w:t xml:space="preserve"> </w:t>
@@ -1693,36 +1767,52 @@
         <w:t xml:space="preserve"> </w:t>
       </w:r>
       <w:r>
-        <w:t xml:space="preserve">Їх не створюють кнопкою «+ Новий користувач» (вона створює лише локальні) — вони з’являються під час синхронізації (розділ 12). Роль AD-користувача визначається відповідністю його груп AD ролям і</w:t>
-      </w:r>
-      <w:r>
-        <w:t xml:space="preserve"> </w:t>
-      </w:r>
-      <w:r>
-        <w:rPr>
-          <w:bCs/>
-          <w:b/>
-        </w:rPr>
-        <w:t xml:space="preserve">перевиставляється при кожній синхронізації</w:t>
-      </w:r>
-      <w:r>
-        <w:t xml:space="preserve">; так само синхронізація</w:t>
-      </w:r>
-      <w:r>
-        <w:t xml:space="preserve"> </w:t>
-      </w:r>
-      <w:r>
-        <w:rPr>
-          <w:bCs/>
-          <w:b/>
-        </w:rPr>
-        <w:t xml:space="preserve">повторно активує</w:t>
-      </w:r>
-      <w:r>
-        <w:t xml:space="preserve"> </w:t>
-      </w:r>
-      <w:r>
-        <w:t xml:space="preserve">користувача, який ще є в каталозі. Тож ручна зміна ролі чи деактивація AD-акаунта в цьому списку діє лише до наступної синхронізації. Щоб відключити такого користувача назавжди, вимкніть його в самому AD (або виведіть із області пошуку синхронізації) — тоді він буде деактивований автоматично.</w:t>
+        <w:t xml:space="preserve">Їх не створюють кнопкою «+ Новий користувач» (вона створює лише локальні) — вони з’являються під час синхронізації (розділ 12). Роль AD-користувача визначається відповідністю його груп AD ролям і перевиставляється при кожній синхронізації; так само синхронізація повторно активує користувача, який ще є в каталозі.</w:t>
+      </w:r>
+      <w:r>
+        <w:t xml:space="preserve"> </w:t>
+      </w:r>
+      <w:r>
+        <w:rPr>
+          <w:bCs/>
+          <w:b/>
+        </w:rPr>
+        <w:t xml:space="preserve">Це можна перекрити вручну</w:t>
+      </w:r>
+      <w:r>
+        <w:t xml:space="preserve">: якщо змінити роль у формі «Редагувати», її буде</w:t>
+      </w:r>
+      <w:r>
+        <w:t xml:space="preserve"> </w:t>
+      </w:r>
+      <w:r>
+        <w:rPr>
+          <w:bCs/>
+          <w:b/>
+        </w:rPr>
+        <w:t xml:space="preserve">закріплено</w:t>
+      </w:r>
+      <w:r>
+        <w:t xml:space="preserve"> </w:t>
+      </w:r>
+      <w:r>
+        <w:t xml:space="preserve">(бейдж «Роль закріплено»), а якщо натиснути «Деактивувати», користувача</w:t>
+      </w:r>
+      <w:r>
+        <w:t xml:space="preserve"> </w:t>
+      </w:r>
+      <w:r>
+        <w:rPr>
+          <w:bCs/>
+          <w:b/>
+        </w:rPr>
+        <w:t xml:space="preserve">закріплено вимкненим</w:t>
+      </w:r>
+      <w:r>
+        <w:t xml:space="preserve"> </w:t>
+      </w:r>
+      <w:r>
+        <w:t xml:space="preserve">(бейдж «Вимкнено вручну») — синхронізація не змінює таку роль і не вмикає такого користувача знову, навіть якщо він є в AD. Докладніше — розділ 12.</w:t>
       </w:r>
     </w:p>
     <w:bookmarkEnd w:id="25"/>
@@ -4658,7 +4748,7 @@
         <w:t xml:space="preserve"> </w:t>
       </w:r>
       <w:r>
-        <w:t xml:space="preserve">«Адміністратор системи», «Керівник ІТ-підрозділу» та «Оператор служби підтримки» — звичайний заявник не може призначити оператора (ні собі, ні комусь іншому), бачить лише інформацію, хто вже призначений.</w:t>
+        <w:t xml:space="preserve">«Адміністратор системи», «Адміністратор Підрозділу» (для тікетів свого підрозділу), «Керівник ІТ-підрозділу» та «Оператор служби підтримки» — звичайний заявник не може призначити оператора (ні собі, ні комусь іншому), бачить лише інформацію, хто вже призначений.</w:t>
       </w:r>
     </w:p>
     <w:p>
@@ -8058,7 +8148,55 @@
               <w:jc w:val="left"/>
             </w:pPr>
             <w:r>
-              <w:t xml:space="preserve">Галочка = STARTTLS (порт 389). Без галочки — без шифрування (</w:t>
+              <w:t xml:space="preserve">Список:</w:t>
+            </w:r>
+            <w:r>
+              <w:t xml:space="preserve"> </w:t>
+            </w:r>
+            <w:r>
+              <w:rPr>
+                <w:bCs/>
+                <w:b/>
+              </w:rPr>
+              <w:t xml:space="preserve">LDAPS</w:t>
+            </w:r>
+            <w:r>
+              <w:t xml:space="preserve"> </w:t>
+            </w:r>
+            <w:r>
+              <w:t xml:space="preserve">(типовий порт 636),</w:t>
+            </w:r>
+            <w:r>
+              <w:t xml:space="preserve"> </w:t>
+            </w:r>
+            <w:r>
+              <w:rPr>
+                <w:bCs/>
+                <w:b/>
+              </w:rPr>
+              <w:t xml:space="preserve">STARTTLS</w:t>
+            </w:r>
+            <w:r>
+              <w:t xml:space="preserve"> </w:t>
+            </w:r>
+            <w:r>
+              <w:t xml:space="preserve">(389) або</w:t>
+            </w:r>
+            <w:r>
+              <w:t xml:space="preserve"> </w:t>
+            </w:r>
+            <w:r>
+              <w:rPr>
+                <w:bCs/>
+                <w:b/>
+              </w:rPr>
+              <w:t xml:space="preserve">Без шифрування</w:t>
+            </w:r>
+            <w:r>
+              <w:t xml:space="preserve"> </w:t>
+            </w:r>
+            <w:r>
+              <w:t xml:space="preserve">(</w:t>
             </w:r>
             <w:r>
               <w:rPr>
@@ -8084,6 +8222,47 @@
                 <w:rStyle w:val="VerbatimChar"/>
               </w:rPr>
               <w:t xml:space="preserve">AD_ENCRYPTION</w:t>
+            </w:r>
+          </w:p>
+        </w:tc>
+      </w:tr>
+      <w:tr>
+        <w:tc>
+          <w:tcPr/>
+          <w:p>
+            <w:pPr>
+              <w:pStyle w:val="Compact"/>
+              <w:jc w:val="left"/>
+            </w:pPr>
+            <w:r>
+              <w:t xml:space="preserve">Порт</w:t>
+            </w:r>
+          </w:p>
+        </w:tc>
+        <w:tc>
+          <w:tcPr/>
+          <w:p>
+            <w:pPr>
+              <w:pStyle w:val="Compact"/>
+              <w:jc w:val="left"/>
+            </w:pPr>
+            <w:r>
+              <w:t xml:space="preserve">Число 1–65535. Порожнє поле = типовий для режиму: 636 для LDAPS, інакше 389. Потрібне лише для нестандартного порту (наприклад, глобальний каталог AD: 3269 для LDAPS)</w:t>
+            </w:r>
+          </w:p>
+        </w:tc>
+        <w:tc>
+          <w:tcPr/>
+          <w:p>
+            <w:pPr>
+              <w:pStyle w:val="Compact"/>
+              <w:jc w:val="left"/>
+            </w:pPr>
+            <w:r>
+              <w:rPr>
+                <w:rStyle w:val="VerbatimChar"/>
+              </w:rPr>
+              <w:t xml:space="preserve">AD_PORT</w:t>
             </w:r>
           </w:p>
         </w:tc>
@@ -8385,91 +8564,6 @@
               <w:rPr>
                 <w:rStyle w:val="VerbatimChar"/>
               </w:rPr>
-              <w:t xml:space="preserve">AD_PORT</w:t>
-            </w:r>
-          </w:p>
-        </w:tc>
-        <w:tc>
-          <w:tcPr/>
-          <w:p>
-            <w:pPr>
-              <w:pStyle w:val="Compact"/>
-              <w:jc w:val="left"/>
-            </w:pPr>
-            <w:r>
-              <w:rPr>
-                <w:rStyle w:val="VerbatimChar"/>
-              </w:rPr>
-              <w:t xml:space="preserve">389</w:t>
-            </w:r>
-          </w:p>
-        </w:tc>
-        <w:tc>
-          <w:tcPr/>
-          <w:p>
-            <w:pPr>
-              <w:pStyle w:val="Compact"/>
-              <w:jc w:val="left"/>
-            </w:pPr>
-            <w:r>
-              <w:t xml:space="preserve">нестандартний порт</w:t>
-            </w:r>
-          </w:p>
-        </w:tc>
-      </w:tr>
-      <w:tr>
-        <w:tc>
-          <w:tcPr/>
-          <w:p>
-            <w:pPr>
-              <w:pStyle w:val="Compact"/>
-              <w:jc w:val="left"/>
-            </w:pPr>
-            <w:r>
-              <w:rPr>
-                <w:rStyle w:val="VerbatimChar"/>
-              </w:rPr>
-              <w:t xml:space="preserve">AD_ENCRYPTION=ldaps</w:t>
-            </w:r>
-          </w:p>
-        </w:tc>
-        <w:tc>
-          <w:tcPr/>
-          <w:p>
-            <w:pPr>
-              <w:pStyle w:val="Compact"/>
-              <w:jc w:val="left"/>
-            </w:pPr>
-            <w:r>
-              <w:t xml:space="preserve">—</w:t>
-            </w:r>
-          </w:p>
-        </w:tc>
-        <w:tc>
-          <w:tcPr/>
-          <w:p>
-            <w:pPr>
-              <w:pStyle w:val="Compact"/>
-              <w:jc w:val="left"/>
-            </w:pPr>
-            <w:r>
-              <w:t xml:space="preserve">LDAPS (порт 636) — форма вміє лише STARTTLS і «без шифрування»</w:t>
-            </w:r>
-          </w:p>
-        </w:tc>
-      </w:tr>
-      <w:tr>
-        <w:tc>
-          <w:tcPr/>
-          <w:p>
-            <w:pPr>
-              <w:pStyle w:val="Compact"/>
-              <w:jc w:val="left"/>
-            </w:pPr>
-            <w:r>
-              <w:rPr>
-                <w:rStyle w:val="VerbatimChar"/>
-              </w:rPr>
               <w:t xml:space="preserve">AD_USER_FILTER</w:t>
             </w:r>
           </w:p>
@@ -8756,86 +8850,13 @@
           <w:bCs/>
           <w:b/>
         </w:rPr>
-        <w:t xml:space="preserve">Увага.</w:t>
-      </w:r>
-      <w:r>
-        <w:t xml:space="preserve"> </w:t>
-      </w:r>
-      <w:r>
-        <w:t xml:space="preserve">Кожне збереження форми виставляє</w:t>
-      </w:r>
-      <w:r>
-        <w:t xml:space="preserve"> </w:t>
-      </w:r>
-      <w:r>
-        <w:rPr>
-          <w:rStyle w:val="VerbatimChar"/>
-        </w:rPr>
-        <w:t xml:space="preserve">AD_ENCRYPTION</w:t>
-      </w:r>
-      <w:r>
-        <w:t xml:space="preserve"> </w:t>
-      </w:r>
-      <w:r>
-        <w:t xml:space="preserve">у</w:t>
-      </w:r>
-      <w:r>
-        <w:t xml:space="preserve"> </w:t>
-      </w:r>
-      <w:r>
-        <w:rPr>
-          <w:rStyle w:val="VerbatimChar"/>
-        </w:rPr>
-        <w:t xml:space="preserve">starttls</w:t>
-      </w:r>
-      <w:r>
-        <w:t xml:space="preserve"> </w:t>
-      </w:r>
-      <w:r>
-        <w:t xml:space="preserve">(галочка) або</w:t>
-      </w:r>
-      <w:r>
-        <w:t xml:space="preserve"> </w:t>
-      </w:r>
-      <w:r>
-        <w:rPr>
-          <w:rStyle w:val="VerbatimChar"/>
-        </w:rPr>
-        <w:t xml:space="preserve">none</w:t>
-      </w:r>
-      <w:r>
-        <w:t xml:space="preserve"> </w:t>
-      </w:r>
-      <w:r>
-        <w:t xml:space="preserve">(без галочки). Якщо ви вручну налаштували</w:t>
-      </w:r>
-      <w:r>
-        <w:t xml:space="preserve"> </w:t>
-      </w:r>
-      <w:r>
-        <w:rPr>
-          <w:rStyle w:val="VerbatimChar"/>
-        </w:rPr>
-        <w:t xml:space="preserve">ldaps</w:t>
-      </w:r>
-      <w:r>
-        <w:t xml:space="preserve"> </w:t>
-      </w:r>
-      <w:r>
-        <w:t xml:space="preserve">—</w:t>
-      </w:r>
-      <w:r>
-        <w:t xml:space="preserve"> </w:t>
-      </w:r>
-      <w:r>
-        <w:rPr>
-          <w:bCs/>
-          <w:b/>
-        </w:rPr>
-        <w:t xml:space="preserve">не зберігайте форму</w:t>
-      </w:r>
-      <w:r>
-        <w:t xml:space="preserve">, інакше режим буде переписано; змінюйте</w:t>
+        <w:t xml:space="preserve">Порада щодо LDAPS.</w:t>
+      </w:r>
+      <w:r>
+        <w:t xml:space="preserve"> </w:t>
+      </w:r>
+      <w:r>
+        <w:t xml:space="preserve">Для LDAPS контролер домену має мати сертифікат, якому довіряє сервер із ITSM. Для сертифіката внутрішнього центру сертифікації додайте його кореневий сертифікат у довірені на сервері; вимкнення «Перевіряти сертифікат» — лише тимчасове рішення. Після збереження натисніть «Перевірити з’єднання». Збереження форми завжди записує і режим, і порт у</w:t>
       </w:r>
       <w:r>
         <w:t xml:space="preserve"> </w:t>
@@ -8850,7 +8871,7 @@
         <w:t xml:space="preserve"> </w:t>
       </w:r>
       <w:r>
-        <w:t xml:space="preserve">вручну.</w:t>
+        <w:t xml:space="preserve">(порожній порт — типовий для режиму).</w:t>
       </w:r>
     </w:p>
     <w:p>
@@ -9160,13 +9181,92 @@
           <w:bCs/>
           <w:b/>
         </w:rPr>
-        <w:t xml:space="preserve">Ключ відповідності — email.</w:t>
-      </w:r>
-      <w:r>
-        <w:t xml:space="preserve"> </w:t>
-      </w:r>
-      <w:r>
-        <w:t xml:space="preserve">Якщо AD змінить людині email, наступна синхронізація створить новий обліковий запис, а старий деактивує (історія лишиться на старому). Стабільного ідентифікатора AD система поки не використовує.</w:t>
+        <w:t xml:space="preserve">Ключ відповідності —</w:t>
+      </w:r>
+      <w:r>
+        <w:rPr>
+          <w:bCs/>
+          <w:b/>
+        </w:rPr>
+        <w:t xml:space="preserve"> </w:t>
+      </w:r>
+      <w:r>
+        <w:rPr>
+          <w:rStyle w:val="VerbatimChar"/>
+          <w:bCs/>
+          <w:b/>
+        </w:rPr>
+        <w:t xml:space="preserve">objectGUID</w:t>
+      </w:r>
+      <w:r>
+        <w:rPr>
+          <w:bCs/>
+          <w:b/>
+        </w:rPr>
+        <w:t xml:space="preserve">, потім email.</w:t>
+      </w:r>
+      <w:r>
+        <w:t xml:space="preserve"> </w:t>
+      </w:r>
+      <w:r>
+        <w:t xml:space="preserve">Синхронізація спершу шукає користувача за стабільним ідентифікатором AD (</w:t>
+      </w:r>
+      <w:r>
+        <w:rPr>
+          <w:rStyle w:val="VerbatimChar"/>
+        </w:rPr>
+        <w:t xml:space="preserve">objectGUID</w:t>
+      </w:r>
+      <w:r>
+        <w:t xml:space="preserve">, колонка</w:t>
+      </w:r>
+      <w:r>
+        <w:t xml:space="preserve"> </w:t>
+      </w:r>
+      <w:r>
+        <w:rPr>
+          <w:rStyle w:val="VerbatimChar"/>
+        </w:rPr>
+        <w:t xml:space="preserve">users.ad_guid</w:t>
+      </w:r>
+      <w:r>
+        <w:t xml:space="preserve">), а якщо не знайшла — за email. Знайшовши за email акаунт без GUID, вона запам’ятовує GUID (у підсумку:</w:t>
+      </w:r>
+      <w:r>
+        <w:t xml:space="preserve"> </w:t>
+      </w:r>
+      <w:r>
+        <w:rPr>
+          <w:rStyle w:val="VerbatimChar"/>
+        </w:rPr>
+        <w:t xml:space="preserve">прив'язано за GUID</w:t>
+      </w:r>
+      <w:r>
+        <w:t xml:space="preserve">) — тож після першої синхронізації на оновленій версії всі наявні AD-акаунти отримують GUID автоматично. Якщо AD змінює людині email, акаунт знаходиться за GUID і його email оновлюється (</w:t>
+      </w:r>
+      <w:r>
+        <w:rPr>
+          <w:rStyle w:val="VerbatimChar"/>
+        </w:rPr>
+        <w:t xml:space="preserve">змінено email (за GUID)</w:t>
+      </w:r>
+      <w:r>
+        <w:t xml:space="preserve">, у журналі аудиту</w:t>
+      </w:r>
+      <w:r>
+        <w:t xml:space="preserve"> </w:t>
+      </w:r>
+      <w:r>
+        <w:rPr>
+          <w:rStyle w:val="VerbatimChar"/>
+        </w:rPr>
+        <w:t xml:space="preserve">ad_sync_email_changed</w:t>
+      </w:r>
+      <w:r>
+        <w:t xml:space="preserve"> </w:t>
+      </w:r>
+      <w:r>
+        <w:t xml:space="preserve">зі старим і новим значенням) — історія тікетів і задач лишається на тому самому акаунті. Вхід користувача відбувається за новим email.</w:t>
       </w:r>
       <w:r>
         <w:t xml:space="preserve"> </w:t>
@@ -9182,6 +9282,68 @@
           <w:bCs/>
           <w:b/>
         </w:rPr>
+        <w:t xml:space="preserve">Конфлікти email.</w:t>
+      </w:r>
+      <w:r>
+        <w:t xml:space="preserve"> </w:t>
+      </w:r>
+      <w:r>
+        <w:t xml:space="preserve">Якщо email вже належить іншому об’єкту AD (пошту «успадкував» інший працівник) або нова пошта зайнята іншим акаунтом, синхронізація нічого не перехоплює й не перейменовує: запис пропускається (</w:t>
+      </w:r>
+      <w:r>
+        <w:rPr>
+          <w:rStyle w:val="VerbatimChar"/>
+        </w:rPr>
+        <w:t xml:space="preserve">пропущено (email належить іншому об'єкту AD)</w:t>
+      </w:r>
+      <w:r>
+        <w:t xml:space="preserve">), а акаунт, якого більше немає в каталозі, деактивується як звичайно.</w:t>
+      </w:r>
+      <w:r>
+        <w:t xml:space="preserve"> </w:t>
+      </w:r>
+      <w:r>
+        <w:t xml:space="preserve">-</w:t>
+      </w:r>
+      <w:r>
+        <w:t xml:space="preserve"> </w:t>
+      </w:r>
+      <w:r>
+        <w:rPr>
+          <w:bCs/>
+          <w:b/>
+        </w:rPr>
+        <w:t xml:space="preserve">Без міграції 028</w:t>
+      </w:r>
+      <w:r>
+        <w:t xml:space="preserve"> </w:t>
+      </w:r>
+      <w:r>
+        <w:t xml:space="preserve">(</w:t>
+      </w:r>
+      <w:r>
+        <w:rPr>
+          <w:rStyle w:val="VerbatimChar"/>
+        </w:rPr>
+        <w:t xml:space="preserve">update.sh</w:t>
+      </w:r>
+      <w:r>
+        <w:t xml:space="preserve">, крок 29) синхронізація працює лише за email, як раніше.</w:t>
+      </w:r>
+      <w:r>
+        <w:t xml:space="preserve"> </w:t>
+      </w:r>
+      <w:r>
+        <w:t xml:space="preserve">-</w:t>
+      </w:r>
+      <w:r>
+        <w:t xml:space="preserve"> </w:t>
+      </w:r>
+      <w:r>
+        <w:rPr>
+          <w:bCs/>
+          <w:b/>
+        </w:rPr>
         <w:t xml:space="preserve">Локальні акаунти синхронізація не чіпає ніколи.</w:t>
       </w:r>
       <w:r>
@@ -9200,28 +9362,6 @@
         <w:t xml:space="preserve"> </w:t>
       </w:r>
       <w:r>
-        <w:t xml:space="preserve">- Ручна зміна ролі чи деактивація AD-акаунта в системі</w:t>
-      </w:r>
-      <w:r>
-        <w:t xml:space="preserve"> </w:t>
-      </w:r>
-      <w:r>
-        <w:rPr>
-          <w:bCs/>
-          <w:b/>
-        </w:rPr>
-        <w:t xml:space="preserve">скасовується наступною синхронізацією</w:t>
-      </w:r>
-      <w:r>
-        <w:t xml:space="preserve"> </w:t>
-      </w:r>
-      <w:r>
-        <w:t xml:space="preserve">(див. розділ 3). Відключати користувача треба в самому AD.</w:t>
-      </w:r>
-      <w:r>
-        <w:t xml:space="preserve"> </w:t>
-      </w:r>
-      <w:r>
         <w:t xml:space="preserve">-</w:t>
       </w:r>
       <w:r>
@@ -9232,6 +9372,210 @@
           <w:bCs/>
           <w:b/>
         </w:rPr>
+        <w:t xml:space="preserve">Ручне перевизначення.</w:t>
+      </w:r>
+      <w:r>
+        <w:t xml:space="preserve"> </w:t>
+      </w:r>
+      <w:r>
+        <w:t xml:space="preserve">Для AD-акаунта в списку користувачів:</w:t>
+      </w:r>
+      <w:r>
+        <w:t xml:space="preserve"> </w:t>
+      </w:r>
+      <w:r>
+        <w:t xml:space="preserve">-</w:t>
+      </w:r>
+      <w:r>
+        <w:t xml:space="preserve"> </w:t>
+      </w:r>
+      <w:r>
+        <w:rPr>
+          <w:iCs/>
+          <w:i/>
+        </w:rPr>
+        <w:t xml:space="preserve">зміна ролі</w:t>
+      </w:r>
+      <w:r>
+        <w:t xml:space="preserve"> </w:t>
+      </w:r>
+      <w:r>
+        <w:t xml:space="preserve">у формі «Редагувати» автоматично</w:t>
+      </w:r>
+      <w:r>
+        <w:t xml:space="preserve"> </w:t>
+      </w:r>
+      <w:r>
+        <w:rPr>
+          <w:bCs/>
+          <w:b/>
+        </w:rPr>
+        <w:t xml:space="preserve">закріплює</w:t>
+      </w:r>
+      <w:r>
+        <w:t xml:space="preserve"> </w:t>
+      </w:r>
+      <w:r>
+        <w:t xml:space="preserve">роль (бейдж «Роль закріплено»): синхронізація більше не змінює її за групами AD. Галочка «Закріпити роль» дозволяє закріпити поточну роль без зміни; щоб знову віддати роль групам AD — зніміть галочку (без зміни ролі) й збережіть;</w:t>
+      </w:r>
+      <w:r>
+        <w:t xml:space="preserve"> </w:t>
+      </w:r>
+      <w:r>
+        <w:t xml:space="preserve">- кнопка</w:t>
+      </w:r>
+      <w:r>
+        <w:t xml:space="preserve"> </w:t>
+      </w:r>
+      <w:r>
+        <w:rPr>
+          <w:iCs/>
+          <w:i/>
+        </w:rPr>
+        <w:t xml:space="preserve">«Деактивувати»</w:t>
+      </w:r>
+      <w:r>
+        <w:t xml:space="preserve"> </w:t>
+      </w:r>
+      <w:r>
+        <w:rPr>
+          <w:bCs/>
+          <w:b/>
+        </w:rPr>
+        <w:t xml:space="preserve">закріплює</w:t>
+      </w:r>
+      <w:r>
+        <w:t xml:space="preserve"> </w:t>
+      </w:r>
+      <w:r>
+        <w:t xml:space="preserve">користувача вимкненим (бейдж «Вимкнено вручну»): синхронізація не вмикає його знову, навіть якщо він є в каталозі. Кнопка «Активувати» знімає закріплення — далі статусом знову керує синхронізація;</w:t>
+      </w:r>
+      <w:r>
+        <w:t xml:space="preserve"> </w:t>
+      </w:r>
+      <w:r>
+        <w:t xml:space="preserve">- ім’я, AD-логін і OU синхронізація оновлює як і раніше; у підсумку синхронізації видно, скільки ролей збережено й скільки користувачів лишено вимкненими (</w:t>
+      </w:r>
+      <w:r>
+        <w:rPr>
+          <w:rStyle w:val="VerbatimChar"/>
+        </w:rPr>
+        <w:t xml:space="preserve">збережено ручну роль</w:t>
+      </w:r>
+      <w:r>
+        <w:t xml:space="preserve">,</w:t>
+      </w:r>
+      <w:r>
+        <w:t xml:space="preserve"> </w:t>
+      </w:r>
+      <w:r>
+        <w:rPr>
+          <w:rStyle w:val="VerbatimChar"/>
+        </w:rPr>
+        <w:t xml:space="preserve">лишено вимкненими вручну</w:t>
+      </w:r>
+      <w:r>
+        <w:t xml:space="preserve">);</w:t>
+      </w:r>
+      <w:r>
+        <w:t xml:space="preserve"> </w:t>
+      </w:r>
+      <w:r>
+        <w:t xml:space="preserve">- користувача, якого</w:t>
+      </w:r>
+      <w:r>
+        <w:t xml:space="preserve"> </w:t>
+      </w:r>
+      <w:r>
+        <w:rPr>
+          <w:bCs/>
+          <w:b/>
+        </w:rPr>
+        <w:t xml:space="preserve">немає</w:t>
+      </w:r>
+      <w:r>
+        <w:t xml:space="preserve"> </w:t>
+      </w:r>
+      <w:r>
+        <w:t xml:space="preserve">в AD, синхронізація деактивує, як і раніше, незалежно від закріплення ролі.</w:t>
+      </w:r>
+      <w:r>
+        <w:t xml:space="preserve"> </w:t>
+      </w:r>
+      <w:r>
+        <w:t xml:space="preserve">- Прапорці зберігаються в</w:t>
+      </w:r>
+      <w:r>
+        <w:t xml:space="preserve"> </w:t>
+      </w:r>
+      <w:r>
+        <w:rPr>
+          <w:rStyle w:val="VerbatimChar"/>
+        </w:rPr>
+        <w:t xml:space="preserve">users.ad_role_locked</w:t>
+      </w:r>
+      <w:r>
+        <w:t xml:space="preserve"> </w:t>
+      </w:r>
+      <w:r>
+        <w:t xml:space="preserve">та</w:t>
+      </w:r>
+      <w:r>
+        <w:t xml:space="preserve"> </w:t>
+      </w:r>
+      <w:r>
+        <w:rPr>
+          <w:rStyle w:val="VerbatimChar"/>
+        </w:rPr>
+        <w:t xml:space="preserve">users.ad_blocked</w:t>
+      </w:r>
+      <w:r>
+        <w:t xml:space="preserve"> </w:t>
+      </w:r>
+      <w:r>
+        <w:t xml:space="preserve">(міграція 027,</w:t>
+      </w:r>
+      <w:r>
+        <w:t xml:space="preserve"> </w:t>
+      </w:r>
+      <w:r>
+        <w:rPr>
+          <w:rStyle w:val="VerbatimChar"/>
+        </w:rPr>
+        <w:t xml:space="preserve">update.sh</w:t>
+      </w:r>
+      <w:r>
+        <w:t xml:space="preserve"> </w:t>
+      </w:r>
+      <w:r>
+        <w:t xml:space="preserve">крок 28). Без міграції все працює як раніше: роль і статус перевиставляються синхронізацією, а у формі редагування з’являється підказка запустити</w:t>
+      </w:r>
+      <w:r>
+        <w:t xml:space="preserve"> </w:t>
+      </w:r>
+      <w:r>
+        <w:rPr>
+          <w:rStyle w:val="VerbatimChar"/>
+        </w:rPr>
+        <w:t xml:space="preserve">update.sh</w:t>
+      </w:r>
+      <w:r>
+        <w:t xml:space="preserve">.</w:t>
+      </w:r>
+      <w:r>
+        <w:t xml:space="preserve"> </w:t>
+      </w:r>
+      <w:r>
+        <w:t xml:space="preserve">-</w:t>
+      </w:r>
+      <w:r>
+        <w:t xml:space="preserve"> </w:t>
+      </w:r>
+      <w:r>
+        <w:rPr>
+          <w:bCs/>
+          <w:b/>
+        </w:rPr>
         <w:t xml:space="preserve">Великі каталоги.</w:t>
       </w:r>
       <w:r>
@@ -9338,6 +9682,18 @@
           <w:rStyle w:val="VerbatimChar"/>
         </w:rPr>
         <w:t xml:space="preserve">ad_sync_deactivated</w:t>
+      </w:r>
+      <w:r>
+        <w:t xml:space="preserve">,</w:t>
+      </w:r>
+      <w:r>
+        <w:t xml:space="preserve"> </w:t>
+      </w:r>
+      <w:r>
+        <w:rPr>
+          <w:rStyle w:val="VerbatimChar"/>
+        </w:rPr>
+        <w:t xml:space="preserve">ad_sync_email_changed</w:t>
       </w:r>
       <w:r>
         <w:t xml:space="preserve">.</w:t>
@@ -14626,39 +14982,6 @@
         <w:t xml:space="preserve"> </w:t>
       </w:r>
       <w:r>
-        <w:t xml:space="preserve">- Безпарольний SSO для Active Directory (Kerberos/NTLM — вхід без форми): вхід AD-користувача зараз лише формою з email і доменним паролем (розділ 12).</w:t>
-      </w:r>
-      <w:r>
-        <w:t xml:space="preserve"> </w:t>
-      </w:r>
-      <w:r>
-        <w:t xml:space="preserve">- Ручне перевизначення ролі чи деактивації AD-користувача, яке синхронізація не скасовує (розділ 3).</w:t>
-      </w:r>
-      <w:r>
-        <w:t xml:space="preserve"> </w:t>
-      </w:r>
-      <w:r>
-        <w:t xml:space="preserve">- Вибір LDAPS і нестандартного порту у формі Active Directory — зараз лише вручну в</w:t>
-      </w:r>
-      <w:r>
-        <w:t xml:space="preserve"> </w:t>
-      </w:r>
-      <w:r>
-        <w:rPr>
-          <w:rStyle w:val="VerbatimChar"/>
-        </w:rPr>
-        <w:t xml:space="preserve">.env</w:t>
-      </w:r>
-      <w:r>
-        <w:t xml:space="preserve"> </w:t>
-      </w:r>
-      <w:r>
-        <w:t xml:space="preserve">(розділ 12).</w:t>
-      </w:r>
-      <w:r>
-        <w:t xml:space="preserve"> </w:t>
-      </w:r>
-      <w:r>
         <w:t xml:space="preserve">- Для форуму: окрема відписка від сповіщень по темі, сповіщення про нові теми, позначки «непрочитане», вкладення в повідомленнях, попередній перегляд перед надсиланням. Для вікі й бібліотеки: мініатюри зображень, картинки з форматів, окрім JPG і PNG.</w:t>
       </w:r>
       <w:r>
@@ -14801,7 +15124,7 @@
         <w:t xml:space="preserve"> </w:t>
       </w:r>
       <w:r>
-        <w:t xml:space="preserve">Вимкніть або видаліть його в самому AD — наступна синхронізація (розділ 12) деактивує обліковий запис у системі автоматично, історія збережеться. Деактивація лише в системі не допоможе: якщо людина ще є в каталозі, синхронізація активує її знову.</w:t>
+        <w:t xml:space="preserve">Найнадійніше — вимкнути або видалити його в самому AD: наступна синхронізація (розділ 12) деактивує обліковий запис у системі автоматично, історія збережеться. Якщо потрібно відключити людину лише в системі, натисніть «Деактивувати» на сторінці «Користувачі» — вимкнення закріплюється (бейдж «Вимкнено вручну»), і синхронізація не активує її знову.</w:t>
       </w:r>
     </w:p>
     <w:p>
@@ -21917,9 +22240,2679 @@
         </w:tc>
       </w:tr>
     </w:tbl>
+    <w:p>
+      <w:r>
+        <w:pict>
+          <v:rect style="width:0;height:1.5pt" o:hralign="center" o:hrstd="t" o:hr="t"/>
+        </w:pict>
+      </w:r>
+    </w:p>
     <w:bookmarkEnd w:id="121"/>
     <w:bookmarkEnd w:id="122"/>
+    <w:bookmarkStart w:id="131" w:name="X859f047d3505a4eefc6135ede04b1f1a15af0ff"/>
+    <w:p>
+      <w:pPr>
+        <w:pStyle w:val="Heading2"/>
+      </w:pPr>
+      <w:r>
+        <w:t xml:space="preserve">23. Безпарольний вхід (SSO) для Active Directory</w:t>
+      </w:r>
+    </w:p>
+    <w:p>
+      <w:pPr>
+        <w:pStyle w:val="FirstParagraph"/>
+      </w:pPr>
+      <w:r>
+        <w:t xml:space="preserve">Користувач домену відкриває систему й</w:t>
+      </w:r>
+      <w:r>
+        <w:t xml:space="preserve"> </w:t>
+      </w:r>
+      <w:r>
+        <w:rPr>
+          <w:bCs/>
+          <w:b/>
+        </w:rPr>
+        <w:t xml:space="preserve">входить без введення пароля</w:t>
+      </w:r>
+      <w:r>
+        <w:t xml:space="preserve"> </w:t>
+      </w:r>
+      <w:r>
+        <w:t xml:space="preserve">— за своїм обліковим записом Windows (Kerberos/SPNEGO, «інтегрована автентифікація»). Вхід формою з email і паролем лишається завжди: SSO — додаткова кнопка, а не заміна.</w:t>
+      </w:r>
+    </w:p>
+    <w:bookmarkStart w:id="123" w:name="як-це-влаштовано-1"/>
+    <w:p>
+      <w:pPr>
+        <w:pStyle w:val="Heading3"/>
+      </w:pPr>
+      <w:r>
+        <w:t xml:space="preserve">Як це влаштовано</w:t>
+      </w:r>
+    </w:p>
+    <w:p>
+      <w:pPr>
+        <w:pStyle w:val="FirstParagraph"/>
+      </w:pPr>
+      <w:r>
+        <w:t xml:space="preserve">PHP не вміє Kerberos сам (і ми свідомо не додаємо для цього розширень). Тому автентифікацію виконує</w:t>
+      </w:r>
+      <w:r>
+        <w:t xml:space="preserve"> </w:t>
+      </w:r>
+      <w:r>
+        <w:rPr>
+          <w:bCs/>
+          <w:b/>
+        </w:rPr>
+        <w:t xml:space="preserve">веб-сервер</w:t>
+      </w:r>
+      <w:r>
+        <w:t xml:space="preserve">: Apache з модулем</w:t>
+      </w:r>
+      <w:r>
+        <w:t xml:space="preserve"> </w:t>
+      </w:r>
+      <w:r>
+        <w:rPr>
+          <w:rStyle w:val="VerbatimChar"/>
+        </w:rPr>
+        <w:t xml:space="preserve">mod_auth_gssapi</w:t>
+      </w:r>
+      <w:r>
+        <w:t xml:space="preserve"> </w:t>
+      </w:r>
+      <w:r>
+        <w:t xml:space="preserve">захищає одну адресу —</w:t>
+      </w:r>
+      <w:r>
+        <w:t xml:space="preserve"> </w:t>
+      </w:r>
+      <w:r>
+        <w:rPr>
+          <w:rStyle w:val="VerbatimChar"/>
+        </w:rPr>
+        <w:t xml:space="preserve">/sso/login</w:t>
+      </w:r>
+      <w:r>
+        <w:t xml:space="preserve">. Після успіху Apache виставляє змінну</w:t>
+      </w:r>
+      <w:r>
+        <w:t xml:space="preserve"> </w:t>
+      </w:r>
+      <w:r>
+        <w:rPr>
+          <w:rStyle w:val="VerbatimChar"/>
+        </w:rPr>
+        <w:t xml:space="preserve">REMOTE_USER</w:t>
+      </w:r>
+      <w:r>
+        <w:t xml:space="preserve"> </w:t>
+      </w:r>
+      <w:r>
+        <w:t xml:space="preserve">(наприклад,</w:t>
+      </w:r>
+      <w:r>
+        <w:t xml:space="preserve"> </w:t>
+      </w:r>
+      <w:r>
+        <w:rPr>
+          <w:rStyle w:val="VerbatimChar"/>
+        </w:rPr>
+        <w:t xml:space="preserve">ipetrenko@COMPANY.LOCAL</w:t>
+      </w:r>
+      <w:r>
+        <w:t xml:space="preserve">), а застосунок:</w:t>
+      </w:r>
+    </w:p>
+    <w:p>
+      <w:pPr>
+        <w:numPr>
+          <w:ilvl w:val="0"/>
+          <w:numId w:val="1030"/>
+        </w:numPr>
+        <w:pStyle w:val="Compact"/>
+      </w:pPr>
+      <w:r>
+        <w:t xml:space="preserve">бере ім’я</w:t>
+      </w:r>
+      <w:r>
+        <w:t xml:space="preserve"> </w:t>
+      </w:r>
+      <w:r>
+        <w:rPr>
+          <w:bCs/>
+          <w:b/>
+        </w:rPr>
+        <w:t xml:space="preserve">лише зі змінної сервера</w:t>
+      </w:r>
+      <w:r>
+        <w:t xml:space="preserve"> </w:t>
+      </w:r>
+      <w:r>
+        <w:rPr>
+          <w:rStyle w:val="VerbatimChar"/>
+        </w:rPr>
+        <w:t xml:space="preserve">REMOTE_USER</w:t>
+      </w:r>
+      <w:r>
+        <w:t xml:space="preserve"> </w:t>
+      </w:r>
+      <w:r>
+        <w:t xml:space="preserve">(заголовки запиту, які може підробити клієнт, ігноруються);</w:t>
+      </w:r>
+    </w:p>
+    <w:p>
+      <w:pPr>
+        <w:numPr>
+          <w:ilvl w:val="0"/>
+          <w:numId w:val="1030"/>
+        </w:numPr>
+        <w:pStyle w:val="Compact"/>
+      </w:pPr>
+      <w:r>
+        <w:t xml:space="preserve">перевіряє realm (якщо задано</w:t>
+      </w:r>
+      <w:r>
+        <w:t xml:space="preserve"> </w:t>
+      </w:r>
+      <w:r>
+        <w:rPr>
+          <w:rStyle w:val="VerbatimChar"/>
+        </w:rPr>
+        <w:t xml:space="preserve">AD_SSO_REALM</w:t>
+      </w:r>
+      <w:r>
+        <w:t xml:space="preserve">);</w:t>
+      </w:r>
+    </w:p>
+    <w:p>
+      <w:pPr>
+        <w:numPr>
+          <w:ilvl w:val="0"/>
+          <w:numId w:val="1030"/>
+        </w:numPr>
+        <w:pStyle w:val="Compact"/>
+      </w:pPr>
+      <w:r>
+        <w:t xml:space="preserve">шукає</w:t>
+      </w:r>
+      <w:r>
+        <w:t xml:space="preserve"> </w:t>
+      </w:r>
+      <w:r>
+        <w:rPr>
+          <w:bCs/>
+          <w:b/>
+        </w:rPr>
+        <w:t xml:space="preserve">AD-користувача</w:t>
+      </w:r>
+      <w:r>
+        <w:t xml:space="preserve"> </w:t>
+      </w:r>
+      <w:r>
+        <w:t xml:space="preserve">(</w:t>
+      </w:r>
+      <w:r>
+        <w:rPr>
+          <w:rStyle w:val="VerbatimChar"/>
+        </w:rPr>
+        <w:t xml:space="preserve">auth_source = ad</w:t>
+      </w:r>
+      <w:r>
+        <w:t xml:space="preserve">) за AD-логіном (</w:t>
+      </w:r>
+      <w:r>
+        <w:rPr>
+          <w:rStyle w:val="VerbatimChar"/>
+        </w:rPr>
+        <w:t xml:space="preserve">ad_username</w:t>
+      </w:r>
+      <w:r>
+        <w:t xml:space="preserve">, регістр не важливий) — користувач має вже існувати в системі (його створює синхронізація);</w:t>
+      </w:r>
+    </w:p>
+    <w:p>
+      <w:pPr>
+        <w:numPr>
+          <w:ilvl w:val="0"/>
+          <w:numId w:val="1030"/>
+        </w:numPr>
+        <w:pStyle w:val="Compact"/>
+      </w:pPr>
+      <w:r>
+        <w:t xml:space="preserve">відмовляє, якщо акаунт неактивний, тимчасово заблокований, або логін збігається з кількома акаунтами;</w:t>
+      </w:r>
+    </w:p>
+    <w:p>
+      <w:pPr>
+        <w:numPr>
+          <w:ilvl w:val="0"/>
+          <w:numId w:val="1030"/>
+        </w:numPr>
+        <w:pStyle w:val="Compact"/>
+      </w:pPr>
+      <w:r>
+        <w:t xml:space="preserve">відкриває сесію й записує в журнал аудиту подію</w:t>
+      </w:r>
+      <w:r>
+        <w:t xml:space="preserve"> </w:t>
+      </w:r>
+      <w:r>
+        <w:rPr>
+          <w:rStyle w:val="VerbatimChar"/>
+        </w:rPr>
+        <w:t xml:space="preserve">ad_sso_login</w:t>
+      </w:r>
+      <w:r>
+        <w:t xml:space="preserve">.</w:t>
+      </w:r>
+    </w:p>
+    <w:p>
+      <w:pPr>
+        <w:pStyle w:val="FirstParagraph"/>
+      </w:pPr>
+      <w:r>
+        <w:t xml:space="preserve">Локальні акаунти (зокрема адміністратор) через SSO</w:t>
+      </w:r>
+      <w:r>
+        <w:t xml:space="preserve"> </w:t>
+      </w:r>
+      <w:r>
+        <w:rPr>
+          <w:bCs/>
+          <w:b/>
+        </w:rPr>
+        <w:t xml:space="preserve">не входять ніколи</w:t>
+      </w:r>
+      <w:r>
+        <w:t xml:space="preserve">.</w:t>
+      </w:r>
+    </w:p>
     <w:bookmarkEnd w:id="123"/>
+    <w:bookmarkStart w:id="124" w:name="вимоги"/>
+    <w:p>
+      <w:pPr>
+        <w:pStyle w:val="Heading3"/>
+      </w:pPr>
+      <w:r>
+        <w:t xml:space="preserve">Вимоги</w:t>
+      </w:r>
+    </w:p>
+    <w:p>
+      <w:pPr>
+        <w:numPr>
+          <w:ilvl w:val="0"/>
+          <w:numId w:val="1031"/>
+        </w:numPr>
+        <w:pStyle w:val="Compact"/>
+      </w:pPr>
+      <w:r>
+        <w:t xml:space="preserve">AD-користувачі вже синхронізуються (розділ 12); у них заповнено</w:t>
+      </w:r>
+      <w:r>
+        <w:t xml:space="preserve"> </w:t>
+      </w:r>
+      <w:r>
+        <w:rPr>
+          <w:bCs/>
+          <w:b/>
+        </w:rPr>
+        <w:t xml:space="preserve">AD-логін</w:t>
+      </w:r>
+      <w:r>
+        <w:t xml:space="preserve"> </w:t>
+      </w:r>
+      <w:r>
+        <w:t xml:space="preserve">(sAMAccountName) — саме він зіставляється з іменем із Kerberos.</w:t>
+      </w:r>
+    </w:p>
+    <w:p>
+      <w:pPr>
+        <w:numPr>
+          <w:ilvl w:val="0"/>
+          <w:numId w:val="1031"/>
+        </w:numPr>
+        <w:pStyle w:val="Compact"/>
+      </w:pPr>
+      <w:r>
+        <w:t xml:space="preserve">Apache із модулем</w:t>
+      </w:r>
+      <w:r>
+        <w:t xml:space="preserve"> </w:t>
+      </w:r>
+      <w:r>
+        <w:rPr>
+          <w:rStyle w:val="VerbatimChar"/>
+        </w:rPr>
+        <w:t xml:space="preserve">mod_auth_gssapi</w:t>
+      </w:r>
+      <w:r>
+        <w:t xml:space="preserve"> </w:t>
+      </w:r>
+      <w:r>
+        <w:t xml:space="preserve">(Debian/Ubuntu:</w:t>
+      </w:r>
+      <w:r>
+        <w:t xml:space="preserve"> </w:t>
+      </w:r>
+      <w:r>
+        <w:rPr>
+          <w:rStyle w:val="VerbatimChar"/>
+        </w:rPr>
+        <w:t xml:space="preserve">sudo apt install libapache2-mod-auth-gssapi</w:t>
+      </w:r>
+      <w:r>
+        <w:t xml:space="preserve">). Для nginx вбудованого Kerberos немає — використовуйте Apache або проксі з відповідним модулем.</w:t>
+      </w:r>
+    </w:p>
+    <w:p>
+      <w:pPr>
+        <w:numPr>
+          <w:ilvl w:val="0"/>
+          <w:numId w:val="1031"/>
+        </w:numPr>
+        <w:pStyle w:val="Compact"/>
+      </w:pPr>
+      <w:r>
+        <w:t xml:space="preserve">HTTPS на сайті, а адреса сайту — це</w:t>
+      </w:r>
+      <w:r>
+        <w:t xml:space="preserve"> </w:t>
+      </w:r>
+      <w:r>
+        <w:rPr>
+          <w:bCs/>
+          <w:b/>
+        </w:rPr>
+        <w:t xml:space="preserve">DNS-ім’я</w:t>
+      </w:r>
+      <w:r>
+        <w:t xml:space="preserve"> </w:t>
+      </w:r>
+      <w:r>
+        <w:t xml:space="preserve">(не IP) у зоні «Місцевий інтранет» браузерів домену.</w:t>
+      </w:r>
+    </w:p>
+    <w:p>
+      <w:pPr>
+        <w:numPr>
+          <w:ilvl w:val="0"/>
+          <w:numId w:val="1031"/>
+        </w:numPr>
+        <w:pStyle w:val="Compact"/>
+      </w:pPr>
+      <w:r>
+        <w:t xml:space="preserve">На контролері домену створено</w:t>
+      </w:r>
+      <w:r>
+        <w:t xml:space="preserve"> </w:t>
+      </w:r>
+      <w:r>
+        <w:rPr>
+          <w:bCs/>
+          <w:b/>
+        </w:rPr>
+        <w:t xml:space="preserve">службовий обліковий запис для SPN</w:t>
+      </w:r>
+      <w:r>
+        <w:t xml:space="preserve"> </w:t>
+      </w:r>
+      <w:r>
+        <w:t xml:space="preserve">і keytab-файл.</w:t>
+      </w:r>
+    </w:p>
+    <w:bookmarkEnd w:id="124"/>
+    <w:bookmarkStart w:id="125" w:name="X35d31196181d4ce29e9dad33b3c9d4656f6aa07"/>
+    <w:p>
+      <w:pPr>
+        <w:pStyle w:val="Heading3"/>
+      </w:pPr>
+      <w:r>
+        <w:t xml:space="preserve">Крок 1. SPN і keytab (на контролері домену)</w:t>
+      </w:r>
+    </w:p>
+    <w:p>
+      <w:pPr>
+        <w:pStyle w:val="FirstParagraph"/>
+      </w:pPr>
+      <w:r>
+        <w:t xml:space="preserve">Створіть окремий обліковий запис (наприклад,</w:t>
+      </w:r>
+      <w:r>
+        <w:t xml:space="preserve"> </w:t>
+      </w:r>
+      <w:r>
+        <w:rPr>
+          <w:rStyle w:val="VerbatimChar"/>
+        </w:rPr>
+        <w:t xml:space="preserve">svc-itsm-http</w:t>
+      </w:r>
+      <w:r>
+        <w:t xml:space="preserve">), зареєструйте SPN і згенеруйте keytab. Приклад для домену</w:t>
+      </w:r>
+      <w:r>
+        <w:t xml:space="preserve"> </w:t>
+      </w:r>
+      <w:r>
+        <w:rPr>
+          <w:rStyle w:val="VerbatimChar"/>
+        </w:rPr>
+        <w:t xml:space="preserve">COMPANY.LOCAL</w:t>
+      </w:r>
+      <w:r>
+        <w:t xml:space="preserve"> </w:t>
+      </w:r>
+      <w:r>
+        <w:t xml:space="preserve">і сайту</w:t>
+      </w:r>
+      <w:r>
+        <w:t xml:space="preserve"> </w:t>
+      </w:r>
+      <w:r>
+        <w:rPr>
+          <w:rStyle w:val="VerbatimChar"/>
+        </w:rPr>
+        <w:t xml:space="preserve">itsm.company.local</w:t>
+      </w:r>
+      <w:r>
+        <w:t xml:space="preserve">:</w:t>
+      </w:r>
+    </w:p>
+    <w:p>
+      <w:pPr>
+        <w:pStyle w:val="SourceCode"/>
+      </w:pPr>
+      <w:r>
+        <w:rPr>
+          <w:rStyle w:val="VerbatimChar"/>
+        </w:rPr>
+        <w:t xml:space="preserve">setspn -S HTTP/itsm.company.local svc-itsm-http</w:t>
+      </w:r>
+      <w:r>
+        <w:br/>
+      </w:r>
+      <w:r>
+        <w:rPr>
+          <w:rStyle w:val="VerbatimChar"/>
+        </w:rPr>
+        <w:t xml:space="preserve">ktpass -princ HTTP/itsm.company.local@COMPANY.LOCAL -mapuser svc-itsm-http -pass * -ptype KRB5_NT_PRINCIPAL -crypto AES256-SHA1 -out itsm.keytab</w:t>
+      </w:r>
+    </w:p>
+    <w:p>
+      <w:pPr>
+        <w:pStyle w:val="FirstParagraph"/>
+      </w:pPr>
+      <w:r>
+        <w:t xml:space="preserve">Скопіюйте</w:t>
+      </w:r>
+      <w:r>
+        <w:t xml:space="preserve"> </w:t>
+      </w:r>
+      <w:r>
+        <w:rPr>
+          <w:rStyle w:val="VerbatimChar"/>
+        </w:rPr>
+        <w:t xml:space="preserve">itsm.keytab</w:t>
+      </w:r>
+      <w:r>
+        <w:t xml:space="preserve"> </w:t>
+      </w:r>
+      <w:r>
+        <w:t xml:space="preserve">на веб-сервер (наприклад,</w:t>
+      </w:r>
+      <w:r>
+        <w:t xml:space="preserve"> </w:t>
+      </w:r>
+      <w:r>
+        <w:rPr>
+          <w:rStyle w:val="VerbatimChar"/>
+        </w:rPr>
+        <w:t xml:space="preserve">/etc/apache2/itsm.keytab</w:t>
+      </w:r>
+      <w:r>
+        <w:t xml:space="preserve">), власник — користувач Apache, права</w:t>
+      </w:r>
+      <w:r>
+        <w:t xml:space="preserve"> </w:t>
+      </w:r>
+      <w:r>
+        <w:rPr>
+          <w:rStyle w:val="VerbatimChar"/>
+        </w:rPr>
+        <w:t xml:space="preserve">600</w:t>
+      </w:r>
+      <w:r>
+        <w:t xml:space="preserve">.</w:t>
+      </w:r>
+    </w:p>
+    <w:bookmarkEnd w:id="125"/>
+    <w:bookmarkStart w:id="126" w:name="крок-2.-apache"/>
+    <w:p>
+      <w:pPr>
+        <w:pStyle w:val="Heading3"/>
+      </w:pPr>
+      <w:r>
+        <w:t xml:space="preserve">Крок 2. Apache</w:t>
+      </w:r>
+    </w:p>
+    <w:p>
+      <w:pPr>
+        <w:pStyle w:val="FirstParagraph"/>
+      </w:pPr>
+      <w:r>
+        <w:t xml:space="preserve">У віртуальному хості сайту (поряд з іншими налаштуваннями) додайте:</w:t>
+      </w:r>
+    </w:p>
+    <w:p>
+      <w:pPr>
+        <w:pStyle w:val="SourceCode"/>
+      </w:pPr>
+      <w:r>
+        <w:rPr>
+          <w:rStyle w:val="VerbatimChar"/>
+        </w:rPr>
+        <w:t xml:space="preserve">&lt;Location "/sso/login"&gt;</w:t>
+      </w:r>
+      <w:r>
+        <w:br/>
+      </w:r>
+      <w:r>
+        <w:rPr>
+          <w:rStyle w:val="VerbatimChar"/>
+        </w:rPr>
+        <w:t xml:space="preserve">    AuthType GSSAPI</w:t>
+      </w:r>
+      <w:r>
+        <w:br/>
+      </w:r>
+      <w:r>
+        <w:rPr>
+          <w:rStyle w:val="VerbatimChar"/>
+        </w:rPr>
+        <w:t xml:space="preserve">    AuthName "ITSM — вхід через Windows"</w:t>
+      </w:r>
+      <w:r>
+        <w:br/>
+      </w:r>
+      <w:r>
+        <w:rPr>
+          <w:rStyle w:val="VerbatimChar"/>
+        </w:rPr>
+        <w:t xml:space="preserve">    GssapiCredStore keytab:/etc/apache2/itsm.keytab</w:t>
+      </w:r>
+      <w:r>
+        <w:br/>
+      </w:r>
+      <w:r>
+        <w:rPr>
+          <w:rStyle w:val="VerbatimChar"/>
+        </w:rPr>
+        <w:t xml:space="preserve">    GssapiAllowedMech krb5</w:t>
+      </w:r>
+      <w:r>
+        <w:br/>
+      </w:r>
+      <w:r>
+        <w:rPr>
+          <w:rStyle w:val="VerbatimChar"/>
+        </w:rPr>
+        <w:t xml:space="preserve">    # Важливо: не відрізати realm — застосунок звіряє його з AD_SSO_REALM</w:t>
+      </w:r>
+      <w:r>
+        <w:br/>
+      </w:r>
+      <w:r>
+        <w:rPr>
+          <w:rStyle w:val="VerbatimChar"/>
+        </w:rPr>
+        <w:t xml:space="preserve">    GssapiLocalName Off</w:t>
+      </w:r>
+      <w:r>
+        <w:br/>
+      </w:r>
+      <w:r>
+        <w:rPr>
+          <w:rStyle w:val="VerbatimChar"/>
+        </w:rPr>
+        <w:t xml:space="preserve">    Require valid-user</w:t>
+      </w:r>
+      <w:r>
+        <w:br/>
+      </w:r>
+      <w:r>
+        <w:rPr>
+          <w:rStyle w:val="VerbatimChar"/>
+        </w:rPr>
+        <w:t xml:space="preserve">    # Якщо браузер не надав квитка Kerberos — показати звичайну форму входу</w:t>
+      </w:r>
+      <w:r>
+        <w:br/>
+      </w:r>
+      <w:r>
+        <w:rPr>
+          <w:rStyle w:val="VerbatimChar"/>
+        </w:rPr>
+        <w:t xml:space="preserve">    ErrorDocument 401 "/login?sso=failed"</w:t>
+      </w:r>
+      <w:r>
+        <w:br/>
+      </w:r>
+      <w:r>
+        <w:rPr>
+          <w:rStyle w:val="VerbatimChar"/>
+        </w:rPr>
+        <w:t xml:space="preserve">&lt;/Location&gt;</w:t>
+      </w:r>
+    </w:p>
+    <w:p>
+      <w:pPr>
+        <w:pStyle w:val="FirstParagraph"/>
+      </w:pPr>
+      <w:r>
+        <w:t xml:space="preserve">Перезапустіть Apache:</w:t>
+      </w:r>
+      <w:r>
+        <w:t xml:space="preserve"> </w:t>
+      </w:r>
+      <w:r>
+        <w:rPr>
+          <w:rStyle w:val="VerbatimChar"/>
+        </w:rPr>
+        <w:t xml:space="preserve">sudo systemctl reload apache2</w:t>
+      </w:r>
+      <w:r>
+        <w:t xml:space="preserve">.</w:t>
+      </w:r>
+      <w:r>
+        <w:t xml:space="preserve"> </w:t>
+      </w:r>
+      <w:r>
+        <w:rPr>
+          <w:bCs/>
+          <w:b/>
+        </w:rPr>
+        <w:t xml:space="preserve">Не захищайте</w:t>
+      </w:r>
+      <w:r>
+        <w:t xml:space="preserve"> </w:t>
+      </w:r>
+      <w:r>
+        <w:t xml:space="preserve">Kerberos-модулем весь сайт — лише</w:t>
+      </w:r>
+      <w:r>
+        <w:t xml:space="preserve"> </w:t>
+      </w:r>
+      <w:r>
+        <w:rPr>
+          <w:rStyle w:val="VerbatimChar"/>
+        </w:rPr>
+        <w:t xml:space="preserve">/sso/login</w:t>
+      </w:r>
+      <w:r>
+        <w:t xml:space="preserve">.</w:t>
+      </w:r>
+    </w:p>
+    <w:bookmarkEnd w:id="126"/>
+    <w:bookmarkStart w:id="127" w:name="крок-3.-застосунок"/>
+    <w:p>
+      <w:pPr>
+        <w:pStyle w:val="Heading3"/>
+      </w:pPr>
+      <w:r>
+        <w:t xml:space="preserve">Крок 3. Застосунок</w:t>
+      </w:r>
+    </w:p>
+    <w:p>
+      <w:pPr>
+        <w:pStyle w:val="FirstParagraph"/>
+      </w:pPr>
+      <w:r>
+        <w:t xml:space="preserve">У</w:t>
+      </w:r>
+      <w:r>
+        <w:t xml:space="preserve"> </w:t>
+      </w:r>
+      <w:r>
+        <w:rPr>
+          <w:rStyle w:val="VerbatimChar"/>
+        </w:rPr>
+        <w:t xml:space="preserve">.env</w:t>
+      </w:r>
+      <w:r>
+        <w:t xml:space="preserve"> </w:t>
+      </w:r>
+      <w:r>
+        <w:t xml:space="preserve">додайте й збережіть:</w:t>
+      </w:r>
+    </w:p>
+    <w:p>
+      <w:pPr>
+        <w:pStyle w:val="SourceCode"/>
+      </w:pPr>
+      <w:r>
+        <w:rPr>
+          <w:rStyle w:val="VerbatimChar"/>
+        </w:rPr>
+        <w:t xml:space="preserve">AD_SSO_ENABLED=true</w:t>
+      </w:r>
+      <w:r>
+        <w:br/>
+      </w:r>
+      <w:r>
+        <w:rPr>
+          <w:rStyle w:val="VerbatimChar"/>
+        </w:rPr>
+        <w:t xml:space="preserve">AD_SSO_REALM=COMPANY.LOCAL</w:t>
+      </w:r>
+    </w:p>
+    <w:p>
+      <w:pPr>
+        <w:pStyle w:val="FirstParagraph"/>
+      </w:pPr>
+      <w:r>
+        <w:rPr>
+          <w:rStyle w:val="VerbatimChar"/>
+        </w:rPr>
+        <w:t xml:space="preserve">AD_SSO_REALM</w:t>
+      </w:r>
+      <w:r>
+        <w:t xml:space="preserve"> </w:t>
+      </w:r>
+      <w:r>
+        <w:t xml:space="preserve">— Kerberos-realm великими літерами.</w:t>
+      </w:r>
+      <w:r>
+        <w:t xml:space="preserve"> </w:t>
+      </w:r>
+      <w:r>
+        <w:rPr>
+          <w:bCs/>
+          <w:b/>
+        </w:rPr>
+        <w:t xml:space="preserve">Задайте його обов’язково</w:t>
+      </w:r>
+      <w:r>
+        <w:t xml:space="preserve">: тоді приймаються лише користувачі свого домену. Без нього застосунок приймає будь-який realm, який передав Apache.</w:t>
+      </w:r>
+    </w:p>
+    <w:p>
+      <w:pPr>
+        <w:pStyle w:val="BodyText"/>
+      </w:pPr>
+      <w:r>
+        <w:t xml:space="preserve">Після цього на сторінці входу з’явиться кнопка</w:t>
+      </w:r>
+      <w:r>
+        <w:t xml:space="preserve"> </w:t>
+      </w:r>
+      <w:r>
+        <w:rPr>
+          <w:bCs/>
+          <w:b/>
+        </w:rPr>
+        <w:t xml:space="preserve">«Увійти через Windows (без пароля)»</w:t>
+      </w:r>
+      <w:r>
+        <w:t xml:space="preserve">. Зміна</w:t>
+      </w:r>
+      <w:r>
+        <w:t xml:space="preserve"> </w:t>
+      </w:r>
+      <w:r>
+        <w:rPr>
+          <w:rStyle w:val="VerbatimChar"/>
+        </w:rPr>
+        <w:t xml:space="preserve">.env</w:t>
+      </w:r>
+      <w:r>
+        <w:t xml:space="preserve"> </w:t>
+      </w:r>
+      <w:r>
+        <w:t xml:space="preserve">діє одразу (перезапуск PHP-FPM зазвичай не потрібен).</w:t>
+      </w:r>
+    </w:p>
+    <w:bookmarkEnd w:id="127"/>
+    <w:bookmarkStart w:id="128" w:name="крок-4.-браузери"/>
+    <w:p>
+      <w:pPr>
+        <w:pStyle w:val="Heading3"/>
+      </w:pPr>
+      <w:r>
+        <w:t xml:space="preserve">Крок 4. Браузери</w:t>
+      </w:r>
+    </w:p>
+    <w:p>
+      <w:pPr>
+        <w:numPr>
+          <w:ilvl w:val="0"/>
+          <w:numId w:val="1032"/>
+        </w:numPr>
+        <w:pStyle w:val="Compact"/>
+      </w:pPr>
+      <w:r>
+        <w:rPr>
+          <w:bCs/>
+          <w:b/>
+        </w:rPr>
+        <w:t xml:space="preserve">Edge/Chrome (Windows):</w:t>
+      </w:r>
+      <w:r>
+        <w:t xml:space="preserve"> </w:t>
+      </w:r>
+      <w:r>
+        <w:t xml:space="preserve">додайте сайт у «Місцевий інтранет» (груповою політикою) і дозвольте автоматичний вхід для цієї зони; для Chrome — політика</w:t>
+      </w:r>
+      <w:r>
+        <w:t xml:space="preserve"> </w:t>
+      </w:r>
+      <w:r>
+        <w:rPr>
+          <w:rStyle w:val="VerbatimChar"/>
+        </w:rPr>
+        <w:t xml:space="preserve">AuthServerAllowlist</w:t>
+      </w:r>
+      <w:r>
+        <w:t xml:space="preserve"> </w:t>
+      </w:r>
+      <w:r>
+        <w:t xml:space="preserve">(</w:t>
+      </w:r>
+      <w:r>
+        <w:rPr>
+          <w:rStyle w:val="VerbatimChar"/>
+        </w:rPr>
+        <w:t xml:space="preserve">itsm.company.local</w:t>
+      </w:r>
+      <w:r>
+        <w:t xml:space="preserve">).</w:t>
+      </w:r>
+    </w:p>
+    <w:p>
+      <w:pPr>
+        <w:numPr>
+          <w:ilvl w:val="0"/>
+          <w:numId w:val="1032"/>
+        </w:numPr>
+        <w:pStyle w:val="Compact"/>
+      </w:pPr>
+      <w:r>
+        <w:rPr>
+          <w:bCs/>
+          <w:b/>
+        </w:rPr>
+        <w:t xml:space="preserve">Firefox:</w:t>
+      </w:r>
+      <w:r>
+        <w:t xml:space="preserve"> </w:t>
+      </w:r>
+      <w:r>
+        <w:rPr>
+          <w:rStyle w:val="VerbatimChar"/>
+        </w:rPr>
+        <w:t xml:space="preserve">about:config</w:t>
+      </w:r>
+      <w:r>
+        <w:t xml:space="preserve"> </w:t>
+      </w:r>
+      <w:r>
+        <w:t xml:space="preserve">→</w:t>
+      </w:r>
+      <w:r>
+        <w:t xml:space="preserve"> </w:t>
+      </w:r>
+      <w:r>
+        <w:rPr>
+          <w:rStyle w:val="VerbatimChar"/>
+        </w:rPr>
+        <w:t xml:space="preserve">network.negotiate-auth.trusted-uris</w:t>
+      </w:r>
+      <w:r>
+        <w:t xml:space="preserve"> </w:t>
+      </w:r>
+      <w:r>
+        <w:t xml:space="preserve">=</w:t>
+      </w:r>
+      <w:r>
+        <w:t xml:space="preserve"> </w:t>
+      </w:r>
+      <w:r>
+        <w:rPr>
+          <w:rStyle w:val="VerbatimChar"/>
+        </w:rPr>
+        <w:t xml:space="preserve">itsm.company.local</w:t>
+      </w:r>
+      <w:r>
+        <w:t xml:space="preserve"> </w:t>
+      </w:r>
+      <w:r>
+        <w:t xml:space="preserve">(теж можна політикою).</w:t>
+      </w:r>
+    </w:p>
+    <w:bookmarkEnd w:id="128"/>
+    <w:bookmarkStart w:id="129" w:name="діагностика-8"/>
+    <w:p>
+      <w:pPr>
+        <w:pStyle w:val="Heading3"/>
+      </w:pPr>
+      <w:r>
+        <w:t xml:space="preserve">Діагностика</w:t>
+      </w:r>
+    </w:p>
+    <w:tbl>
+      <w:tblPr>
+        <w:tblStyle w:val="Table"/>
+        <w:tblW w:type="pct" w:w="5000"/>
+        <w:tblLook w:firstRow="1" w:lastRow="0" w:firstColumn="0" w:lastColumn="0" w:noHBand="0" w:noVBand="0" w:val="0020"/>
+        <w:jc w:val="start"/>
+      </w:tblPr>
+      <w:tblGrid>
+        <w:gridCol w:w="2640"/>
+        <w:gridCol w:w="2640"/>
+        <w:gridCol w:w="2640"/>
+      </w:tblGrid>
+      <w:tr>
+        <w:trPr>
+          <w:tblHeader w:val="true"/>
+        </w:trPr>
+        <w:tc>
+          <w:tcPr/>
+          <w:p>
+            <w:pPr>
+              <w:pStyle w:val="Compact"/>
+              <w:jc w:val="left"/>
+            </w:pPr>
+            <w:r>
+              <w:t xml:space="preserve">Що бачите</w:t>
+            </w:r>
+          </w:p>
+        </w:tc>
+        <w:tc>
+          <w:tcPr/>
+          <w:p>
+            <w:pPr>
+              <w:pStyle w:val="Compact"/>
+              <w:jc w:val="left"/>
+            </w:pPr>
+            <w:r>
+              <w:t xml:space="preserve">Причина</w:t>
+            </w:r>
+          </w:p>
+        </w:tc>
+        <w:tc>
+          <w:tcPr/>
+          <w:p>
+            <w:pPr>
+              <w:pStyle w:val="Compact"/>
+              <w:jc w:val="left"/>
+            </w:pPr>
+            <w:r>
+              <w:t xml:space="preserve">Що робити</w:t>
+            </w:r>
+          </w:p>
+        </w:tc>
+      </w:tr>
+      <w:tr>
+        <w:tc>
+          <w:tcPr/>
+          <w:p>
+            <w:pPr>
+              <w:pStyle w:val="Compact"/>
+              <w:jc w:val="left"/>
+            </w:pPr>
+            <w:r>
+              <w:t xml:space="preserve">Кнопки SSO немає на сторінці входу</w:t>
+            </w:r>
+          </w:p>
+        </w:tc>
+        <w:tc>
+          <w:tcPr/>
+          <w:p>
+            <w:pPr>
+              <w:pStyle w:val="Compact"/>
+              <w:jc w:val="left"/>
+            </w:pPr>
+            <w:r>
+              <w:rPr>
+                <w:rStyle w:val="VerbatimChar"/>
+              </w:rPr>
+              <w:t xml:space="preserve">AD_SSO_ENABLED</w:t>
+            </w:r>
+            <w:r>
+              <w:t xml:space="preserve"> </w:t>
+            </w:r>
+            <w:r>
+              <w:t xml:space="preserve">не</w:t>
+            </w:r>
+            <w:r>
+              <w:t xml:space="preserve"> </w:t>
+            </w:r>
+            <w:r>
+              <w:rPr>
+                <w:rStyle w:val="VerbatimChar"/>
+              </w:rPr>
+              <w:t xml:space="preserve">true</w:t>
+            </w:r>
+          </w:p>
+        </w:tc>
+        <w:tc>
+          <w:tcPr/>
+          <w:p>
+            <w:pPr>
+              <w:pStyle w:val="Compact"/>
+              <w:jc w:val="left"/>
+            </w:pPr>
+            <w:r>
+              <w:t xml:space="preserve">Перевірте</w:t>
+            </w:r>
+            <w:r>
+              <w:t xml:space="preserve"> </w:t>
+            </w:r>
+            <w:r>
+              <w:rPr>
+                <w:rStyle w:val="VerbatimChar"/>
+              </w:rPr>
+              <w:t xml:space="preserve">.env</w:t>
+            </w:r>
+          </w:p>
+        </w:tc>
+      </w:tr>
+      <w:tr>
+        <w:tc>
+          <w:tcPr/>
+          <w:p>
+            <w:pPr>
+              <w:pStyle w:val="Compact"/>
+              <w:jc w:val="left"/>
+            </w:pPr>
+            <w:r>
+              <w:t xml:space="preserve">«Автоматичний вхід через Windows не вдався»</w:t>
+            </w:r>
+          </w:p>
+        </w:tc>
+        <w:tc>
+          <w:tcPr/>
+          <w:p>
+            <w:pPr>
+              <w:pStyle w:val="Compact"/>
+              <w:jc w:val="left"/>
+            </w:pPr>
+            <w:r>
+              <w:t xml:space="preserve">Браузер не надіслав квиток Kerberos: сайт не в «Інтранеті», користувач не в домені, не збігається SPN, розсинхрон годинників (&gt; 5 хв)</w:t>
+            </w:r>
+          </w:p>
+        </w:tc>
+        <w:tc>
+          <w:tcPr/>
+          <w:p>
+            <w:pPr>
+              <w:pStyle w:val="Compact"/>
+              <w:jc w:val="left"/>
+            </w:pPr>
+            <w:r>
+              <w:t xml:space="preserve">Перевірте розділ «Браузери»;</w:t>
+            </w:r>
+            <w:r>
+              <w:t xml:space="preserve"> </w:t>
+            </w:r>
+            <w:r>
+              <w:rPr>
+                <w:rStyle w:val="VerbatimChar"/>
+              </w:rPr>
+              <w:t xml:space="preserve">klist</w:t>
+            </w:r>
+            <w:r>
+              <w:t xml:space="preserve"> </w:t>
+            </w:r>
+            <w:r>
+              <w:t xml:space="preserve">на клієнті; журнал Apache (</w:t>
+            </w:r>
+            <w:r>
+              <w:rPr>
+                <w:rStyle w:val="VerbatimChar"/>
+              </w:rPr>
+              <w:t xml:space="preserve">error.log</w:t>
+            </w:r>
+            <w:r>
+              <w:t xml:space="preserve">)</w:t>
+            </w:r>
+          </w:p>
+        </w:tc>
+      </w:tr>
+      <w:tr>
+        <w:tc>
+          <w:tcPr/>
+          <w:p>
+            <w:pPr>
+              <w:pStyle w:val="Compact"/>
+              <w:jc w:val="left"/>
+            </w:pPr>
+            <w:r>
+              <w:t xml:space="preserve">«Сервер не передав ідентифікацію Windows-користувача»</w:t>
+            </w:r>
+          </w:p>
+        </w:tc>
+        <w:tc>
+          <w:tcPr/>
+          <w:p>
+            <w:pPr>
+              <w:pStyle w:val="Compact"/>
+              <w:jc w:val="left"/>
+            </w:pPr>
+            <w:r>
+              <w:rPr>
+                <w:rStyle w:val="VerbatimChar"/>
+              </w:rPr>
+              <w:t xml:space="preserve">/sso/login</w:t>
+            </w:r>
+            <w:r>
+              <w:t xml:space="preserve"> </w:t>
+            </w:r>
+            <w:r>
+              <w:t xml:space="preserve">не захищена модулем Kerberos, або його не підключено</w:t>
+            </w:r>
+          </w:p>
+        </w:tc>
+        <w:tc>
+          <w:tcPr/>
+          <w:p>
+            <w:pPr>
+              <w:pStyle w:val="Compact"/>
+              <w:jc w:val="left"/>
+            </w:pPr>
+            <w:r>
+              <w:t xml:space="preserve">Перевірте блок</w:t>
+            </w:r>
+            <w:r>
+              <w:t xml:space="preserve"> </w:t>
+            </w:r>
+            <w:r>
+              <w:rPr>
+                <w:rStyle w:val="VerbatimChar"/>
+              </w:rPr>
+              <w:t xml:space="preserve">&lt;Location&gt;</w:t>
+            </w:r>
+            <w:r>
+              <w:t xml:space="preserve">,</w:t>
+            </w:r>
+            <w:r>
+              <w:t xml:space="preserve"> </w:t>
+            </w:r>
+            <w:r>
+              <w:rPr>
+                <w:rStyle w:val="VerbatimChar"/>
+              </w:rPr>
+              <w:t xml:space="preserve">a2enmod auth_gssapi</w:t>
+            </w:r>
+          </w:p>
+        </w:tc>
+      </w:tr>
+      <w:tr>
+        <w:tc>
+          <w:tcPr/>
+          <w:p>
+            <w:pPr>
+              <w:pStyle w:val="Compact"/>
+              <w:jc w:val="left"/>
+            </w:pPr>
+            <w:r>
+              <w:t xml:space="preserve">«Обліковий запис не з очікуваного домену»</w:t>
+            </w:r>
+          </w:p>
+        </w:tc>
+        <w:tc>
+          <w:tcPr/>
+          <w:p>
+            <w:pPr>
+              <w:pStyle w:val="Compact"/>
+              <w:jc w:val="left"/>
+            </w:pPr>
+            <w:r>
+              <w:t xml:space="preserve">realm не збігається з</w:t>
+            </w:r>
+            <w:r>
+              <w:t xml:space="preserve"> </w:t>
+            </w:r>
+            <w:r>
+              <w:rPr>
+                <w:rStyle w:val="VerbatimChar"/>
+              </w:rPr>
+              <w:t xml:space="preserve">AD_SSO_REALM</w:t>
+            </w:r>
+            <w:r>
+              <w:t xml:space="preserve">, або</w:t>
+            </w:r>
+            <w:r>
+              <w:t xml:space="preserve"> </w:t>
+            </w:r>
+            <w:r>
+              <w:rPr>
+                <w:rStyle w:val="VerbatimChar"/>
+              </w:rPr>
+              <w:t xml:space="preserve">GssapiLocalName</w:t>
+            </w:r>
+            <w:r>
+              <w:t xml:space="preserve"> </w:t>
+            </w:r>
+            <w:r>
+              <w:t xml:space="preserve">увімкнено (realm відрізано)</w:t>
+            </w:r>
+          </w:p>
+        </w:tc>
+        <w:tc>
+          <w:tcPr/>
+          <w:p>
+            <w:pPr>
+              <w:pStyle w:val="Compact"/>
+              <w:jc w:val="left"/>
+            </w:pPr>
+            <w:r>
+              <w:t xml:space="preserve">Поставте</w:t>
+            </w:r>
+            <w:r>
+              <w:t xml:space="preserve"> </w:t>
+            </w:r>
+            <w:r>
+              <w:rPr>
+                <w:rStyle w:val="VerbatimChar"/>
+              </w:rPr>
+              <w:t xml:space="preserve">GssapiLocalName Off</w:t>
+            </w:r>
+            <w:r>
+              <w:t xml:space="preserve">, перевірте регістр realm</w:t>
+            </w:r>
+          </w:p>
+        </w:tc>
+      </w:tr>
+      <w:tr>
+        <w:tc>
+          <w:tcPr/>
+          <w:p>
+            <w:pPr>
+              <w:pStyle w:val="Compact"/>
+              <w:jc w:val="left"/>
+            </w:pPr>
+            <w:r>
+              <w:t xml:space="preserve">«Для вашого облікового запису Windows немає доступу»</w:t>
+            </w:r>
+          </w:p>
+        </w:tc>
+        <w:tc>
+          <w:tcPr/>
+          <w:p>
+            <w:pPr>
+              <w:pStyle w:val="Compact"/>
+              <w:jc w:val="left"/>
+            </w:pPr>
+            <w:r>
+              <w:t xml:space="preserve">Користувача немає в системі (ще не синхронізований), деактивований, заблокований або AD-логін не унікальний</w:t>
+            </w:r>
+          </w:p>
+        </w:tc>
+        <w:tc>
+          <w:tcPr/>
+          <w:p>
+            <w:pPr>
+              <w:pStyle w:val="Compact"/>
+              <w:jc w:val="left"/>
+            </w:pPr>
+            <w:r>
+              <w:t xml:space="preserve">Синхронізуйте (розділ 12), перевірте картку користувача</w:t>
+            </w:r>
+          </w:p>
+        </w:tc>
+      </w:tr>
+    </w:tbl>
+    <w:bookmarkEnd w:id="129"/>
+    <w:bookmarkStart w:id="130" w:name="безпека-1"/>
+    <w:p>
+      <w:pPr>
+        <w:pStyle w:val="Heading3"/>
+      </w:pPr>
+      <w:r>
+        <w:t xml:space="preserve">Безпека</w:t>
+      </w:r>
+    </w:p>
+    <w:p>
+      <w:pPr>
+        <w:numPr>
+          <w:ilvl w:val="0"/>
+          <w:numId w:val="1033"/>
+        </w:numPr>
+        <w:pStyle w:val="Compact"/>
+      </w:pPr>
+      <w:r>
+        <w:t xml:space="preserve">Усе довіряється одній змінній</w:t>
+      </w:r>
+      <w:r>
+        <w:t xml:space="preserve"> </w:t>
+      </w:r>
+      <w:r>
+        <w:rPr>
+          <w:rStyle w:val="VerbatimChar"/>
+        </w:rPr>
+        <w:t xml:space="preserve">REMOTE_USER</w:t>
+      </w:r>
+      <w:r>
+        <w:t xml:space="preserve">, яку виставляє лише веб-сервер. Якщо</w:t>
+      </w:r>
+      <w:r>
+        <w:t xml:space="preserve"> </w:t>
+      </w:r>
+      <w:r>
+        <w:rPr>
+          <w:bCs/>
+          <w:b/>
+        </w:rPr>
+        <w:t xml:space="preserve">незахищена</w:t>
+      </w:r>
+      <w:r>
+        <w:t xml:space="preserve"> </w:t>
+      </w:r>
+      <w:r>
+        <w:t xml:space="preserve">адреса дасть змогу клієнту підставити</w:t>
+      </w:r>
+      <w:r>
+        <w:t xml:space="preserve"> </w:t>
+      </w:r>
+      <w:r>
+        <w:rPr>
+          <w:rStyle w:val="VerbatimChar"/>
+        </w:rPr>
+        <w:t xml:space="preserve">REMOTE_USER</w:t>
+      </w:r>
+      <w:r>
+        <w:t xml:space="preserve">, вхід можна обійти; тому Kerberos-захист має бути саме на</w:t>
+      </w:r>
+      <w:r>
+        <w:t xml:space="preserve"> </w:t>
+      </w:r>
+      <w:r>
+        <w:rPr>
+          <w:rStyle w:val="VerbatimChar"/>
+        </w:rPr>
+        <w:t xml:space="preserve">/sso/login</w:t>
+      </w:r>
+      <w:r>
+        <w:t xml:space="preserve">, а SSO вмикайте лише після перевірки.</w:t>
+      </w:r>
+    </w:p>
+    <w:p>
+      <w:pPr>
+        <w:numPr>
+          <w:ilvl w:val="0"/>
+          <w:numId w:val="1033"/>
+        </w:numPr>
+        <w:pStyle w:val="Compact"/>
+      </w:pPr>
+      <w:r>
+        <w:t xml:space="preserve">Не відкривайте застосунок напряму (PHP-FPM/порт PHP) в обхід Apache.</w:t>
+      </w:r>
+    </w:p>
+    <w:p>
+      <w:pPr>
+        <w:numPr>
+          <w:ilvl w:val="0"/>
+          <w:numId w:val="1033"/>
+        </w:numPr>
+        <w:pStyle w:val="Compact"/>
+      </w:pPr>
+      <w:r>
+        <w:t xml:space="preserve">Вхід через SSO підпорядковується тим самим правилам: неактивний чи заблокований акаунт не входить; усі входи видно в журналі аудиту (</w:t>
+      </w:r>
+      <w:r>
+        <w:rPr>
+          <w:rStyle w:val="VerbatimChar"/>
+        </w:rPr>
+        <w:t xml:space="preserve">ad_sso_login</w:t>
+      </w:r>
+      <w:r>
+        <w:t xml:space="preserve">).</w:t>
+      </w:r>
+    </w:p>
+    <w:p>
+      <w:pPr>
+        <w:numPr>
+          <w:ilvl w:val="0"/>
+          <w:numId w:val="1033"/>
+        </w:numPr>
+        <w:pStyle w:val="Compact"/>
+      </w:pPr>
+      <w:r>
+        <w:rPr>
+          <w:bCs/>
+          <w:b/>
+        </w:rPr>
+        <w:t xml:space="preserve">Вихід із системи</w:t>
+      </w:r>
+      <w:r>
+        <w:t xml:space="preserve"> </w:t>
+      </w:r>
+      <w:r>
+        <w:t xml:space="preserve">не завершує сеанс Windows; кнопка «Увійти через Windows» просто знову увійде тим самим користувачем.</w:t>
+      </w:r>
+    </w:p>
+    <w:p>
+      <w:pPr>
+        <w:pStyle w:val="BlockText"/>
+      </w:pPr>
+      <w:r>
+        <w:rPr>
+          <w:bCs/>
+          <w:b/>
+        </w:rPr>
+        <w:t xml:space="preserve">Важливо.</w:t>
+      </w:r>
+      <w:r>
+        <w:t xml:space="preserve"> </w:t>
+      </w:r>
+      <w:r>
+        <w:t xml:space="preserve">Цей розділ описує конфігурацію, яку не було перевірено на живому контролері домену й Kerberos-клієнтах (у розробці перевірено лише логіку застосунку: зіставлення користувачів, відмови, ігнорування підроблених заголовків). Першу перевірку проведіть на тестовому користувачі й тестовій адресі.</w:t>
+      </w:r>
+    </w:p>
+    <w:p>
+      <w:r>
+        <w:pict>
+          <v:rect style="width:0;height:1.5pt" o:hralign="center" o:hrstd="t" o:hr="t"/>
+        </w:pict>
+      </w:r>
+    </w:p>
+    <w:bookmarkEnd w:id="130"/>
+    <w:bookmarkEnd w:id="131"/>
+    <w:bookmarkStart w:id="137" w:name="роль-адміністратор-підрозділу"/>
+    <w:p>
+      <w:pPr>
+        <w:pStyle w:val="Heading2"/>
+      </w:pPr>
+      <w:r>
+        <w:t xml:space="preserve">24. Роль «Адміністратор Підрозділу»</w:t>
+      </w:r>
+    </w:p>
+    <w:p>
+      <w:pPr>
+        <w:pStyle w:val="FirstParagraph"/>
+      </w:pPr>
+      <w:r>
+        <w:t xml:space="preserve">Окрема роль для керівника структурного підрозділу:</w:t>
+      </w:r>
+      <w:r>
+        <w:t xml:space="preserve"> </w:t>
+      </w:r>
+      <w:r>
+        <w:rPr>
+          <w:bCs/>
+          <w:b/>
+        </w:rPr>
+        <w:t xml:space="preserve">повний доступ до даних і користувачів власного організаційного підрозділу</w:t>
+      </w:r>
+      <w:r>
+        <w:t xml:space="preserve"> </w:t>
+      </w:r>
+      <w:r>
+        <w:t xml:space="preserve">(AD OU або підрозділ, заданий локальному користувачеві) без доступу до системних налаштувань. Код ролі —</w:t>
+      </w:r>
+      <w:r>
+        <w:t xml:space="preserve"> </w:t>
+      </w:r>
+      <w:r>
+        <w:rPr>
+          <w:rStyle w:val="VerbatimChar"/>
+        </w:rPr>
+        <w:t xml:space="preserve">unit_admin</w:t>
+      </w:r>
+      <w:r>
+        <w:t xml:space="preserve">.</w:t>
+      </w:r>
+    </w:p>
+    <w:bookmarkStart w:id="132" w:name="що-таке-свій-підрозділ"/>
+    <w:p>
+      <w:pPr>
+        <w:pStyle w:val="Heading3"/>
+      </w:pPr>
+      <w:r>
+        <w:t xml:space="preserve">Що таке «свій підрозділ»</w:t>
+      </w:r>
+    </w:p>
+    <w:p>
+      <w:pPr>
+        <w:pStyle w:val="FirstParagraph"/>
+      </w:pPr>
+      <w:r>
+        <w:t xml:space="preserve">Підрозділ — це</w:t>
+      </w:r>
+      <w:r>
+        <w:t xml:space="preserve"> </w:t>
+      </w:r>
+      <w:r>
+        <w:rPr>
+          <w:bCs/>
+          <w:b/>
+        </w:rPr>
+        <w:t xml:space="preserve">шлях OU</w:t>
+      </w:r>
+      <w:r>
+        <w:t xml:space="preserve"> </w:t>
+      </w:r>
+      <w:r>
+        <w:t xml:space="preserve">(«Kyiv › IT»), і він однаково працює для обох типів користувачів:</w:t>
+      </w:r>
+    </w:p>
+    <w:p>
+      <w:pPr>
+        <w:numPr>
+          <w:ilvl w:val="0"/>
+          <w:numId w:val="1034"/>
+        </w:numPr>
+        <w:pStyle w:val="Compact"/>
+      </w:pPr>
+      <w:r>
+        <w:rPr>
+          <w:bCs/>
+          <w:b/>
+        </w:rPr>
+        <w:t xml:space="preserve">Користувач AD</w:t>
+      </w:r>
+      <w:r>
+        <w:t xml:space="preserve"> </w:t>
+      </w:r>
+      <w:r>
+        <w:t xml:space="preserve">— підрозділ береться з його AD OU при синхронізації (видно в «Користувачі» як групи «Kyiv › IT»); змінюється лише в AD.</w:t>
+      </w:r>
+    </w:p>
+    <w:p>
+      <w:pPr>
+        <w:numPr>
+          <w:ilvl w:val="0"/>
+          <w:numId w:val="1034"/>
+        </w:numPr>
+        <w:pStyle w:val="Compact"/>
+      </w:pPr>
+      <w:r>
+        <w:rPr>
+          <w:bCs/>
+          <w:b/>
+        </w:rPr>
+        <w:t xml:space="preserve">Локальний користувач</w:t>
+      </w:r>
+      <w:r>
+        <w:t xml:space="preserve"> </w:t>
+      </w:r>
+      <w:r>
+        <w:t xml:space="preserve">— підрозділ задає адміністратор системи вручну: поле</w:t>
+      </w:r>
+      <w:r>
+        <w:t xml:space="preserve"> </w:t>
+      </w:r>
+      <w:r>
+        <w:rPr>
+          <w:bCs/>
+          <w:b/>
+        </w:rPr>
+        <w:t xml:space="preserve">«Підрозділ»</w:t>
+      </w:r>
+      <w:r>
+        <w:t xml:space="preserve"> </w:t>
+      </w:r>
+      <w:r>
+        <w:t xml:space="preserve">у формі «Новий користувач» і «Редагувати» (міграція 030,</w:t>
+      </w:r>
+      <w:r>
+        <w:t xml:space="preserve"> </w:t>
+      </w:r>
+      <w:r>
+        <w:rPr>
+          <w:rStyle w:val="VerbatimChar"/>
+        </w:rPr>
+        <w:t xml:space="preserve">update.sh</w:t>
+      </w:r>
+      <w:r>
+        <w:t xml:space="preserve"> </w:t>
+      </w:r>
+      <w:r>
+        <w:t xml:space="preserve">крок 31). Записується від найбільшого до найменшого через «›»:</w:t>
+      </w:r>
+      <w:r>
+        <w:t xml:space="preserve"> </w:t>
+      </w:r>
+      <w:r>
+        <w:rPr>
+          <w:rStyle w:val="VerbatimChar"/>
+        </w:rPr>
+        <w:t xml:space="preserve">Київ › ІТ</w:t>
+      </w:r>
+      <w:r>
+        <w:t xml:space="preserve"> </w:t>
+      </w:r>
+      <w:r>
+        <w:t xml:space="preserve">(або готовим шляхом</w:t>
+      </w:r>
+      <w:r>
+        <w:t xml:space="preserve"> </w:t>
+      </w:r>
+      <w:r>
+        <w:rPr>
+          <w:rStyle w:val="VerbatimChar"/>
+        </w:rPr>
+        <w:t xml:space="preserve">OU=ІТ,OU=Київ</w:t>
+      </w:r>
+      <w:r>
+        <w:t xml:space="preserve">). У полі є підказка з уже наявними підрозділами; якщо вказати той самий підрозділ, що й у AD, локальні й AD-користувачі опиняться в одному підрозділі.</w:t>
+      </w:r>
+    </w:p>
+    <w:p>
+      <w:pPr>
+        <w:pStyle w:val="FirstParagraph"/>
+      </w:pPr>
+      <w:r>
+        <w:t xml:space="preserve">Адміністратор підрозділу охоплює</w:t>
+      </w:r>
+      <w:r>
+        <w:t xml:space="preserve"> </w:t>
+      </w:r>
+      <w:r>
+        <w:rPr>
+          <w:bCs/>
+          <w:b/>
+        </w:rPr>
+        <w:t xml:space="preserve">свій OU і всі вкладені</w:t>
+      </w:r>
+      <w:r>
+        <w:t xml:space="preserve">: для OU «Kyiv» — це «Kyiv» і «Kyiv › IT», але не «Lviv» і не схожі за назвою «Kyiv2».</w:t>
+      </w:r>
+    </w:p>
+    <w:p>
+      <w:pPr>
+        <w:numPr>
+          <w:ilvl w:val="0"/>
+          <w:numId w:val="1035"/>
+        </w:numPr>
+        <w:pStyle w:val="Compact"/>
+      </w:pPr>
+      <w:r>
+        <w:t xml:space="preserve">Користувач</w:t>
+      </w:r>
+      <w:r>
+        <w:t xml:space="preserve"> </w:t>
+      </w:r>
+      <w:r>
+        <w:rPr>
+          <w:bCs/>
+          <w:b/>
+        </w:rPr>
+        <w:t xml:space="preserve">без підрозділу</w:t>
+      </w:r>
+      <w:r>
+        <w:t xml:space="preserve"> </w:t>
+      </w:r>
+      <w:r>
+        <w:t xml:space="preserve">(локальний без поля «Підрозділ» або користувач AD поза OU) підрозділу не має: якщо це адміністратор підрозділу, розділ «Мій підрозділ» показує пояснення, а прав понад звичайні немає; а такого користувача не бачить жоден адміністратор підрозділу.</w:t>
+      </w:r>
+    </w:p>
+    <w:p>
+      <w:pPr>
+        <w:numPr>
+          <w:ilvl w:val="0"/>
+          <w:numId w:val="1035"/>
+        </w:numPr>
+        <w:pStyle w:val="Compact"/>
+      </w:pPr>
+      <w:r>
+        <w:t xml:space="preserve">Адміністратор підрозділу</w:t>
+      </w:r>
+      <w:r>
+        <w:t xml:space="preserve"> </w:t>
+      </w:r>
+      <w:r>
+        <w:rPr>
+          <w:bCs/>
+          <w:b/>
+        </w:rPr>
+        <w:t xml:space="preserve">не може розширити собі межі</w:t>
+      </w:r>
+      <w:r>
+        <w:t xml:space="preserve">: підрозділ AD-користувачів приходить із AD, а локальним його призначає лише адміністратор системи.</w:t>
+      </w:r>
+    </w:p>
+    <w:p>
+      <w:pPr>
+        <w:numPr>
+          <w:ilvl w:val="0"/>
+          <w:numId w:val="1035"/>
+        </w:numPr>
+        <w:pStyle w:val="Compact"/>
+      </w:pPr>
+      <w:r>
+        <w:t xml:space="preserve">Назва OU з екранованою комою (наприклад,</w:t>
+      </w:r>
+      <w:r>
+        <w:t xml:space="preserve"> </w:t>
+      </w:r>
+      <w:r>
+        <w:rPr>
+          <w:rStyle w:val="VerbatimChar"/>
+        </w:rPr>
+        <w:t xml:space="preserve">OU=A\,OU=Kyiv</w:t>
+      </w:r>
+      <w:r>
+        <w:t xml:space="preserve">, один OU з такою назвою) не вважається вкладеною в «Kyiv».</w:t>
+      </w:r>
+    </w:p>
+    <w:bookmarkEnd w:id="132"/>
+    <w:bookmarkStart w:id="133" w:name="що-бачить-і-може"/>
+    <w:p>
+      <w:pPr>
+        <w:pStyle w:val="Heading3"/>
+      </w:pPr>
+      <w:r>
+        <w:t xml:space="preserve">Що бачить і може</w:t>
+      </w:r>
+    </w:p>
+    <w:tbl>
+      <w:tblPr>
+        <w:tblStyle w:val="Table"/>
+        <w:tblW w:type="pct" w:w="5000"/>
+        <w:tblLook w:firstRow="1" w:lastRow="0" w:firstColumn="0" w:lastColumn="0" w:noHBand="0" w:noVBand="0" w:val="0020"/>
+        <w:jc w:val="start"/>
+      </w:tblPr>
+      <w:tblGrid>
+        <w:gridCol w:w="3960"/>
+        <w:gridCol w:w="3960"/>
+      </w:tblGrid>
+      <w:tr>
+        <w:trPr>
+          <w:tblHeader w:val="true"/>
+        </w:trPr>
+        <w:tc>
+          <w:tcPr/>
+          <w:p>
+            <w:pPr>
+              <w:pStyle w:val="Compact"/>
+              <w:jc w:val="left"/>
+            </w:pPr>
+            <w:r>
+              <w:t xml:space="preserve">Область</w:t>
+            </w:r>
+          </w:p>
+        </w:tc>
+        <w:tc>
+          <w:tcPr/>
+          <w:p>
+            <w:pPr>
+              <w:pStyle w:val="Compact"/>
+              <w:jc w:val="left"/>
+            </w:pPr>
+            <w:r>
+              <w:t xml:space="preserve">Можливості</w:t>
+            </w:r>
+          </w:p>
+        </w:tc>
+      </w:tr>
+      <w:tr>
+        <w:tc>
+          <w:tcPr/>
+          <w:p>
+            <w:pPr>
+              <w:pStyle w:val="Compact"/>
+              <w:jc w:val="left"/>
+            </w:pPr>
+            <w:r>
+              <w:t xml:space="preserve">Проєкти</w:t>
+            </w:r>
+          </w:p>
+        </w:tc>
+        <w:tc>
+          <w:tcPr/>
+          <w:p>
+            <w:pPr>
+              <w:pStyle w:val="Compact"/>
+              <w:jc w:val="left"/>
+            </w:pPr>
+            <w:r>
+              <w:t xml:space="preserve">Окрім своїх (автор/відповідальний/учасник), бачить</w:t>
+            </w:r>
+            <w:r>
+              <w:t xml:space="preserve"> </w:t>
+            </w:r>
+            <w:r>
+              <w:rPr>
+                <w:bCs/>
+                <w:b/>
+              </w:rPr>
+              <w:t xml:space="preserve">усе, що стосується підрозділу</w:t>
+            </w:r>
+            <w:r>
+              <w:t xml:space="preserve">: проєкти, де автор, відповідальний або учасник — людина з підрозділу,</w:t>
+            </w:r>
+            <w:r>
+              <w:t xml:space="preserve"> </w:t>
+            </w:r>
+            <w:r>
+              <w:rPr>
+                <w:bCs/>
+                <w:b/>
+              </w:rPr>
+              <w:t xml:space="preserve">а також проєкти, де людина підрозділу є виконавцем чи автором хоча б однієї задачі або вносила облік часу</w:t>
+            </w:r>
+            <w:r>
+              <w:t xml:space="preserve">. Створює проєкти й підпроєкти, призначає відповідального, керує учасниками — як «Керівник ІТ-підрозділу», але в межах видимих проєктів</w:t>
+            </w:r>
+          </w:p>
+        </w:tc>
+      </w:tr>
+      <w:tr>
+        <w:tc>
+          <w:tcPr/>
+          <w:p>
+            <w:pPr>
+              <w:pStyle w:val="Compact"/>
+              <w:jc w:val="left"/>
+            </w:pPr>
+            <w:r>
+              <w:t xml:space="preserve">Задачі, канбан, Гант, календар, роадмап, архів</w:t>
+            </w:r>
+          </w:p>
+        </w:tc>
+        <w:tc>
+          <w:tcPr/>
+          <w:p>
+            <w:pPr>
+              <w:pStyle w:val="Compact"/>
+              <w:jc w:val="left"/>
+            </w:pPr>
+            <w:r>
+              <w:t xml:space="preserve">Усе, що належить видимим проєктам (канбан і діаграма Ганта працюють через видимість проєкту)</w:t>
+            </w:r>
+          </w:p>
+        </w:tc>
+      </w:tr>
+      <w:tr>
+        <w:tc>
+          <w:tcPr/>
+          <w:p>
+            <w:pPr>
+              <w:pStyle w:val="Compact"/>
+              <w:jc w:val="left"/>
+            </w:pPr>
+            <w:r>
+              <w:t xml:space="preserve">Канбан, Гант, Облік часу (вкладки)</w:t>
+            </w:r>
+          </w:p>
+        </w:tc>
+        <w:tc>
+          <w:tcPr/>
+          <w:p>
+            <w:pPr>
+              <w:pStyle w:val="Compact"/>
+              <w:jc w:val="left"/>
+            </w:pPr>
+            <w:r>
+              <w:t xml:space="preserve">Вкладки</w:t>
+            </w:r>
+            <w:r>
+              <w:t xml:space="preserve"> </w:t>
+            </w:r>
+            <w:r>
+              <w:rPr>
+                <w:bCs/>
+                <w:b/>
+              </w:rPr>
+              <w:t xml:space="preserve">«Мій підрозділ → Канбан / Гант / Облік часу»</w:t>
+            </w:r>
+            <w:r>
+              <w:t xml:space="preserve"> </w:t>
+            </w:r>
+            <w:r>
+              <w:t xml:space="preserve">— зведені по всіх проєктах, що стосуються підрозділу (</w:t>
+            </w:r>
+            <w:r>
+              <w:rPr>
+                <w:rStyle w:val="VerbatimChar"/>
+              </w:rPr>
+              <w:t xml:space="preserve">/unit/board</w:t>
+            </w:r>
+            <w:r>
+              <w:t xml:space="preserve">,</w:t>
+            </w:r>
+            <w:r>
+              <w:t xml:space="preserve"> </w:t>
+            </w:r>
+            <w:r>
+              <w:rPr>
+                <w:rStyle w:val="VerbatimChar"/>
+              </w:rPr>
+              <w:t xml:space="preserve">/unit/gantt</w:t>
+            </w:r>
+            <w:r>
+              <w:t xml:space="preserve">,</w:t>
+            </w:r>
+            <w:r>
+              <w:t xml:space="preserve"> </w:t>
+            </w:r>
+            <w:r>
+              <w:rPr>
+                <w:rStyle w:val="VerbatimChar"/>
+              </w:rPr>
+              <w:t xml:space="preserve">/unit/time</w:t>
+            </w:r>
+            <w:r>
+              <w:t xml:space="preserve">). Вкладки «Проєкти», «Задачі», «Тікети» відкривають звичайні сторінки з тим самим розширеним доступом. Сторінка «Звіти» (PDF) теж працює по цих проєктах</w:t>
+            </w:r>
+          </w:p>
+        </w:tc>
+      </w:tr>
+      <w:tr>
+        <w:tc>
+          <w:tcPr/>
+          <w:p>
+            <w:pPr>
+              <w:pStyle w:val="Compact"/>
+              <w:jc w:val="left"/>
+            </w:pPr>
+            <w:r>
+              <w:t xml:space="preserve">Черги тікетів</w:t>
+            </w:r>
+          </w:p>
+        </w:tc>
+        <w:tc>
+          <w:tcPr/>
+          <w:p>
+            <w:pPr>
+              <w:pStyle w:val="Compact"/>
+              <w:jc w:val="left"/>
+            </w:pPr>
+            <w:r>
+              <w:t xml:space="preserve">Вкладка</w:t>
+            </w:r>
+            <w:r>
+              <w:t xml:space="preserve"> </w:t>
+            </w:r>
+            <w:r>
+              <w:rPr>
+                <w:bCs/>
+                <w:b/>
+              </w:rPr>
+              <w:t xml:space="preserve">«Мій підрозділ → Черги тікетів»</w:t>
+            </w:r>
+            <w:r>
+              <w:t xml:space="preserve">: по кожній черзі — відкриті, без оператора, закриті й усього тікетів підрозділу, SLA та оператор за замовчуванням (лише читання); кнопка «Тікети» відкриває</w:t>
+            </w:r>
+            <w:r>
+              <w:t xml:space="preserve"> </w:t>
+            </w:r>
+            <w:r>
+              <w:rPr>
+                <w:rStyle w:val="VerbatimChar"/>
+              </w:rPr>
+              <w:t xml:space="preserve">/tickets?queue=…</w:t>
+            </w:r>
+          </w:p>
+        </w:tc>
+      </w:tr>
+      <w:tr>
+        <w:tc>
+          <w:tcPr/>
+          <w:p>
+            <w:pPr>
+              <w:pStyle w:val="Compact"/>
+              <w:jc w:val="left"/>
+            </w:pPr>
+            <w:r>
+              <w:t xml:space="preserve">CSAT</w:t>
+            </w:r>
+          </w:p>
+        </w:tc>
+        <w:tc>
+          <w:tcPr/>
+          <w:p>
+            <w:pPr>
+              <w:pStyle w:val="Compact"/>
+              <w:jc w:val="left"/>
+            </w:pPr>
+            <w:r>
+              <w:t xml:space="preserve">Вкладка</w:t>
+            </w:r>
+            <w:r>
+              <w:t xml:space="preserve"> </w:t>
+            </w:r>
+            <w:r>
+              <w:rPr>
+                <w:bCs/>
+                <w:b/>
+              </w:rPr>
+              <w:t xml:space="preserve">«Мій підрозділ → CSAT»</w:t>
+            </w:r>
+            <w:r>
+              <w:t xml:space="preserve">: середня оцінка, розподіл 1–5, по чергах, по операторах, останні оцінки — лише за тікетами підрозділу</w:t>
+            </w:r>
+          </w:p>
+        </w:tc>
+      </w:tr>
+      <w:tr>
+        <w:tc>
+          <w:tcPr/>
+          <w:p>
+            <w:pPr>
+              <w:pStyle w:val="Compact"/>
+              <w:jc w:val="left"/>
+            </w:pPr>
+            <w:r>
+              <w:t xml:space="preserve">Журнал аудиту</w:t>
+            </w:r>
+          </w:p>
+        </w:tc>
+        <w:tc>
+          <w:tcPr/>
+          <w:p>
+            <w:pPr>
+              <w:pStyle w:val="Compact"/>
+              <w:jc w:val="left"/>
+            </w:pPr>
+            <w:r>
+              <w:t xml:space="preserve">Вкладка</w:t>
+            </w:r>
+            <w:r>
+              <w:t xml:space="preserve"> </w:t>
+            </w:r>
+            <w:r>
+              <w:rPr>
+                <w:bCs/>
+                <w:b/>
+              </w:rPr>
+              <w:t xml:space="preserve">«Мій підрозділ → Журнал аудиту»</w:t>
+            </w:r>
+            <w:r>
+              <w:t xml:space="preserve">: дії користувачів підрозділу та події над їхніми обліковими записами (зміна ролі, блокування тощо); фільтри за типом, користувачем і датами</w:t>
+            </w:r>
+          </w:p>
+        </w:tc>
+      </w:tr>
+      <w:tr>
+        <w:tc>
+          <w:tcPr/>
+          <w:p>
+            <w:pPr>
+              <w:pStyle w:val="Compact"/>
+              <w:jc w:val="left"/>
+            </w:pPr>
+            <w:r>
+              <w:t xml:space="preserve">Тікети</w:t>
+            </w:r>
+          </w:p>
+        </w:tc>
+        <w:tc>
+          <w:tcPr/>
+          <w:p>
+            <w:pPr>
+              <w:pStyle w:val="Compact"/>
+              <w:jc w:val="left"/>
+            </w:pPr>
+            <w:r>
+              <w:t xml:space="preserve">Бачить тікети, де заявник або призначений оператор — з підрозділу; відповідає як оператор, змінює статус, призначає оператора.</w:t>
+            </w:r>
+            <w:r>
+              <w:t xml:space="preserve"> </w:t>
+            </w:r>
+            <w:r>
+              <w:rPr>
+                <w:bCs/>
+                <w:b/>
+              </w:rPr>
+              <w:t xml:space="preserve">Не</w:t>
+            </w:r>
+            <w:r>
+              <w:t xml:space="preserve"> </w:t>
+            </w:r>
+            <w:r>
+              <w:t xml:space="preserve">бачить непризначені тікети всіх підрозділів (черга ІТ-підтримки)</w:t>
+            </w:r>
+          </w:p>
+        </w:tc>
+      </w:tr>
+      <w:tr>
+        <w:tc>
+          <w:tcPr/>
+          <w:p>
+            <w:pPr>
+              <w:pStyle w:val="Compact"/>
+              <w:jc w:val="left"/>
+            </w:pPr>
+            <w:r>
+              <w:t xml:space="preserve">Користувачі</w:t>
+            </w:r>
+          </w:p>
+        </w:tc>
+        <w:tc>
+          <w:tcPr/>
+          <w:p>
+            <w:pPr>
+              <w:pStyle w:val="Compact"/>
+              <w:jc w:val="left"/>
+            </w:pPr>
+            <w:r>
+              <w:t xml:space="preserve">Сторінка</w:t>
+            </w:r>
+            <w:r>
+              <w:t xml:space="preserve"> </w:t>
+            </w:r>
+            <w:r>
+              <w:rPr>
+                <w:bCs/>
+                <w:b/>
+              </w:rPr>
+              <w:t xml:space="preserve">«Мій підрозділ»</w:t>
+            </w:r>
+            <w:r>
+              <w:t xml:space="preserve"> </w:t>
+            </w:r>
+            <w:r>
+              <w:t xml:space="preserve">(меню): зміна ролі, деактивація/активація, зняття блокування входу — для користувачів свого підрозділу (і AD, і локальних); для</w:t>
+            </w:r>
+            <w:r>
+              <w:t xml:space="preserve"> </w:t>
+            </w:r>
+            <w:r>
+              <w:rPr>
+                <w:bCs/>
+                <w:b/>
+              </w:rPr>
+              <w:t xml:space="preserve">локальних</w:t>
+            </w:r>
+            <w:r>
+              <w:t xml:space="preserve"> </w:t>
+            </w:r>
+            <w:r>
+              <w:t xml:space="preserve">ще й скидання пароля (мінімум 8 символів; паролі AD веде AD)</w:t>
+            </w:r>
+          </w:p>
+        </w:tc>
+      </w:tr>
+      <w:tr>
+        <w:tc>
+          <w:tcPr/>
+          <w:p>
+            <w:pPr>
+              <w:pStyle w:val="Compact"/>
+              <w:jc w:val="left"/>
+            </w:pPr>
+            <w:r>
+              <w:t xml:space="preserve">Вікі, документи, форум</w:t>
+            </w:r>
+          </w:p>
+        </w:tc>
+        <w:tc>
+          <w:tcPr/>
+          <w:p>
+            <w:pPr>
+              <w:pStyle w:val="Compact"/>
+              <w:jc w:val="left"/>
+            </w:pPr>
+            <w:r>
+              <w:t xml:space="preserve">Читає матеріали «для співробітників»; редагують їх, як і раніше, «Адміністратор системи» та «Керівник ІТ-підрозділу»</w:t>
+            </w:r>
+          </w:p>
+        </w:tc>
+      </w:tr>
+      <w:tr>
+        <w:tc>
+          <w:tcPr/>
+          <w:p>
+            <w:pPr>
+              <w:pStyle w:val="Compact"/>
+              <w:jc w:val="left"/>
+            </w:pPr>
+            <w:r>
+              <w:rPr>
+                <w:bCs/>
+                <w:b/>
+              </w:rPr>
+              <w:t xml:space="preserve">Недоступно</w:t>
+            </w:r>
+          </w:p>
+        </w:tc>
+        <w:tc>
+          <w:tcPr/>
+          <w:p>
+            <w:pPr>
+              <w:pStyle w:val="Compact"/>
+              <w:jc w:val="left"/>
+            </w:pPr>
+            <w:r>
+              <w:t xml:space="preserve">Адмін-панель (налаштування, Active Directory, API, вебхуки, пошта, повний журнал аудиту й повний CSAT по всій системі). Створення черг, SLA та оператор за замовчуванням — глобальні налаштування, їх змінює лише адміністратор системи, видалення користувачів, зміна email та імені</w:t>
+            </w:r>
+          </w:p>
+        </w:tc>
+      </w:tr>
+    </w:tbl>
+    <w:bookmarkEnd w:id="133"/>
+    <w:bookmarkStart w:id="134" w:name="керування-користувачами-підрозділу-межі"/>
+    <w:p>
+      <w:pPr>
+        <w:pStyle w:val="Heading3"/>
+      </w:pPr>
+      <w:r>
+        <w:t xml:space="preserve">Керування користувачами підрозділу — межі</w:t>
+      </w:r>
+    </w:p>
+    <w:p>
+      <w:pPr>
+        <w:numPr>
+          <w:ilvl w:val="0"/>
+          <w:numId w:val="1036"/>
+        </w:numPr>
+        <w:pStyle w:val="Compact"/>
+      </w:pPr>
+      <w:r>
+        <w:t xml:space="preserve">Лише користувачі</w:t>
+      </w:r>
+      <w:r>
+        <w:t xml:space="preserve"> </w:t>
+      </w:r>
+      <w:r>
+        <w:rPr>
+          <w:bCs/>
+          <w:b/>
+        </w:rPr>
+        <w:t xml:space="preserve">свого</w:t>
+      </w:r>
+      <w:r>
+        <w:t xml:space="preserve"> </w:t>
+      </w:r>
+      <w:r>
+        <w:t xml:space="preserve">підрозділу; чужий чи неіснуючий користувач дає однакову відповідь «не знайдено».</w:t>
+      </w:r>
+    </w:p>
+    <w:p>
+      <w:pPr>
+        <w:numPr>
+          <w:ilvl w:val="0"/>
+          <w:numId w:val="1036"/>
+        </w:numPr>
+        <w:pStyle w:val="Compact"/>
+      </w:pPr>
+      <w:r>
+        <w:t xml:space="preserve">Не можна змінювати</w:t>
+      </w:r>
+      <w:r>
+        <w:t xml:space="preserve"> </w:t>
+      </w:r>
+      <w:r>
+        <w:rPr>
+          <w:bCs/>
+          <w:b/>
+        </w:rPr>
+        <w:t xml:space="preserve">себе</w:t>
+      </w:r>
+      <w:r>
+        <w:t xml:space="preserve">,</w:t>
+      </w:r>
+      <w:r>
+        <w:t xml:space="preserve"> </w:t>
+      </w:r>
+      <w:r>
+        <w:rPr>
+          <w:bCs/>
+          <w:b/>
+        </w:rPr>
+        <w:t xml:space="preserve">«Адміністратора системи»</w:t>
+      </w:r>
+      <w:r>
+        <w:t xml:space="preserve"> </w:t>
+      </w:r>
+      <w:r>
+        <w:t xml:space="preserve">та</w:t>
+      </w:r>
+      <w:r>
+        <w:t xml:space="preserve"> </w:t>
+      </w:r>
+      <w:r>
+        <w:rPr>
+          <w:bCs/>
+          <w:b/>
+        </w:rPr>
+        <w:t xml:space="preserve">іншого «Адміністратора Підрозділу»</w:t>
+      </w:r>
+      <w:r>
+        <w:t xml:space="preserve">.</w:t>
+      </w:r>
+    </w:p>
+    <w:p>
+      <w:pPr>
+        <w:numPr>
+          <w:ilvl w:val="0"/>
+          <w:numId w:val="1036"/>
+        </w:numPr>
+        <w:pStyle w:val="Compact"/>
+      </w:pPr>
+      <w:r>
+        <w:t xml:space="preserve">Призначити можна будь-яку роль,</w:t>
+      </w:r>
+      <w:r>
+        <w:t xml:space="preserve"> </w:t>
+      </w:r>
+      <w:r>
+        <w:rPr>
+          <w:bCs/>
+          <w:b/>
+        </w:rPr>
+        <w:t xml:space="preserve">крім «Адміністратора системи» і «Адміністратора Підрозділу»</w:t>
+      </w:r>
+      <w:r>
+        <w:t xml:space="preserve"> </w:t>
+      </w:r>
+      <w:r>
+        <w:t xml:space="preserve">— їх видає лише адміністратор системи (захист від підвищення привілеїв).</w:t>
+      </w:r>
+    </w:p>
+    <w:p>
+      <w:pPr>
+        <w:numPr>
+          <w:ilvl w:val="0"/>
+          <w:numId w:val="1036"/>
+        </w:numPr>
+        <w:pStyle w:val="Compact"/>
+      </w:pPr>
+      <w:r>
+        <w:t xml:space="preserve">Для</w:t>
+      </w:r>
+      <w:r>
+        <w:t xml:space="preserve"> </w:t>
+      </w:r>
+      <w:r>
+        <w:rPr>
+          <w:bCs/>
+          <w:b/>
+        </w:rPr>
+        <w:t xml:space="preserve">користувачів AD</w:t>
+      </w:r>
+      <w:r>
+        <w:t xml:space="preserve"> </w:t>
+      </w:r>
+      <w:r>
+        <w:t xml:space="preserve">зміна ролі</w:t>
+      </w:r>
+      <w:r>
+        <w:t xml:space="preserve"> </w:t>
+      </w:r>
+      <w:r>
+        <w:rPr>
+          <w:bCs/>
+          <w:b/>
+        </w:rPr>
+        <w:t xml:space="preserve">закріплюється</w:t>
+      </w:r>
+      <w:r>
+        <w:t xml:space="preserve"> </w:t>
+      </w:r>
+      <w:r>
+        <w:t xml:space="preserve">(бейдж «Роль закріплено»), а деактивація — «Вимкнено вручну»: синхронізація з AD їх не скасовує (див. розділ 12). Тому для цих дій потрібна міграція 027; без неї кнопки для AD-користувачів неактивні з поясненням. Локальних синхронізація не чіпає, тож для них закріплення не потрібне.</w:t>
+      </w:r>
+    </w:p>
+    <w:p>
+      <w:pPr>
+        <w:numPr>
+          <w:ilvl w:val="0"/>
+          <w:numId w:val="1036"/>
+        </w:numPr>
+        <w:pStyle w:val="Compact"/>
+      </w:pPr>
+      <w:r>
+        <w:t xml:space="preserve">Усі дії пишуться в журнал аудиту:</w:t>
+      </w:r>
+      <w:r>
+        <w:t xml:space="preserve"> </w:t>
+      </w:r>
+      <w:r>
+        <w:rPr>
+          <w:rStyle w:val="VerbatimChar"/>
+        </w:rPr>
+        <w:t xml:space="preserve">role_changed_by_unit_admin</w:t>
+      </w:r>
+      <w:r>
+        <w:t xml:space="preserve"> </w:t>
+      </w:r>
+      <w:r>
+        <w:t xml:space="preserve">(зі старою й новою роллю),</w:t>
+      </w:r>
+      <w:r>
+        <w:t xml:space="preserve"> </w:t>
+      </w:r>
+      <w:r>
+        <w:rPr>
+          <w:rStyle w:val="VerbatimChar"/>
+        </w:rPr>
+        <w:t xml:space="preserve">deactivated_by_unit_admin</w:t>
+      </w:r>
+      <w:r>
+        <w:t xml:space="preserve">,</w:t>
+      </w:r>
+      <w:r>
+        <w:t xml:space="preserve"> </w:t>
+      </w:r>
+      <w:r>
+        <w:rPr>
+          <w:rStyle w:val="VerbatimChar"/>
+        </w:rPr>
+        <w:t xml:space="preserve">activated_by_unit_admin</w:t>
+      </w:r>
+      <w:r>
+        <w:t xml:space="preserve">,</w:t>
+      </w:r>
+      <w:r>
+        <w:t xml:space="preserve"> </w:t>
+      </w:r>
+      <w:r>
+        <w:rPr>
+          <w:rStyle w:val="VerbatimChar"/>
+        </w:rPr>
+        <w:t xml:space="preserve">unlocked_by_unit_admin</w:t>
+      </w:r>
+      <w:r>
+        <w:t xml:space="preserve">,</w:t>
+      </w:r>
+      <w:r>
+        <w:t xml:space="preserve"> </w:t>
+      </w:r>
+      <w:r>
+        <w:rPr>
+          <w:rStyle w:val="VerbatimChar"/>
+        </w:rPr>
+        <w:t xml:space="preserve">password_changed_by_unit_admin</w:t>
+      </w:r>
+      <w:r>
+        <w:t xml:space="preserve">; зміну підрозділу локального користувача адміністратором системи —</w:t>
+      </w:r>
+      <w:r>
+        <w:t xml:space="preserve"> </w:t>
+      </w:r>
+      <w:r>
+        <w:rPr>
+          <w:rStyle w:val="VerbatimChar"/>
+        </w:rPr>
+        <w:t xml:space="preserve">unit_changed_by_admin</w:t>
+      </w:r>
+      <w:r>
+        <w:t xml:space="preserve">.</w:t>
+      </w:r>
+    </w:p>
+    <w:bookmarkEnd w:id="134"/>
+    <w:bookmarkStart w:id="135" w:name="як-призначити-роль"/>
+    <w:p>
+      <w:pPr>
+        <w:pStyle w:val="Heading3"/>
+      </w:pPr>
+      <w:r>
+        <w:t xml:space="preserve">Як призначити роль</w:t>
+      </w:r>
+    </w:p>
+    <w:p>
+      <w:pPr>
+        <w:numPr>
+          <w:ilvl w:val="0"/>
+          <w:numId w:val="1037"/>
+        </w:numPr>
+        <w:pStyle w:val="Compact"/>
+      </w:pPr>
+      <w:r>
+        <w:t xml:space="preserve">Виконайте</w:t>
+      </w:r>
+      <w:r>
+        <w:t xml:space="preserve"> </w:t>
+      </w:r>
+      <w:r>
+        <w:rPr>
+          <w:rStyle w:val="VerbatimChar"/>
+        </w:rPr>
+        <w:t xml:space="preserve">sudo bash update.sh</w:t>
+      </w:r>
+      <w:r>
+        <w:t xml:space="preserve"> </w:t>
+      </w:r>
+      <w:r>
+        <w:t xml:space="preserve">(кроки 30 і 31, міграції 029 і 030) — роль з’явиться в списку ролей, а локальним користувачам можна буде задати підрозділ.</w:t>
+      </w:r>
+    </w:p>
+    <w:p>
+      <w:pPr>
+        <w:numPr>
+          <w:ilvl w:val="0"/>
+          <w:numId w:val="1037"/>
+        </w:numPr>
+        <w:pStyle w:val="Compact"/>
+      </w:pPr>
+      <w:r>
+        <w:rPr>
+          <w:bCs/>
+          <w:b/>
+        </w:rPr>
+        <w:t xml:space="preserve">Вручну:</w:t>
+      </w:r>
+      <w:r>
+        <w:t xml:space="preserve"> </w:t>
+      </w:r>
+      <w:r>
+        <w:t xml:space="preserve">Адмін-панель → Користувачі → «Редагувати» → роль «Адміністратор Підрозділу».</w:t>
+      </w:r>
+    </w:p>
+    <w:p>
+      <w:pPr>
+        <w:numPr>
+          <w:ilvl w:val="0"/>
+          <w:numId w:val="1037"/>
+        </w:numPr>
+        <w:pStyle w:val="Compact"/>
+      </w:pPr>
+      <w:r>
+        <w:rPr>
+          <w:bCs/>
+          <w:b/>
+        </w:rPr>
+        <w:t xml:space="preserve">Через групу AD:</w:t>
+      </w:r>
+      <w:r>
+        <w:t xml:space="preserve"> </w:t>
+      </w:r>
+      <w:r>
+        <w:t xml:space="preserve">Адмін-панель → Active Directory → відповідність груп ролям — додайте групу (наприклад,</w:t>
+      </w:r>
+      <w:r>
+        <w:t xml:space="preserve"> </w:t>
+      </w:r>
+      <w:r>
+        <w:rPr>
+          <w:rStyle w:val="VerbatimChar"/>
+        </w:rPr>
+        <w:t xml:space="preserve">ITSM-UnitAdmins-Kyiv</w:t>
+      </w:r>
+      <w:r>
+        <w:t xml:space="preserve">) із роллю «Адміністратор Підрозділу». Роль виставляється синхронізацією; межі підрозділу беруться з OU самого користувача.</w:t>
+      </w:r>
+    </w:p>
+    <w:bookmarkEnd w:id="135"/>
+    <w:bookmarkStart w:id="136" w:name="відомі-обмеження"/>
+    <w:p>
+      <w:pPr>
+        <w:pStyle w:val="Heading3"/>
+      </w:pPr>
+      <w:r>
+        <w:t xml:space="preserve">Відомі обмеження</w:t>
+      </w:r>
+    </w:p>
+    <w:p>
+      <w:pPr>
+        <w:numPr>
+          <w:ilvl w:val="0"/>
+          <w:numId w:val="1038"/>
+        </w:numPr>
+        <w:pStyle w:val="Compact"/>
+      </w:pPr>
+      <w:r>
+        <w:t xml:space="preserve">Окремого довідника підрозділів немає: підрозділ — це шлях OU, записаний у користувача (AD або вручну для локального). Перейменувати підрозділ одним кліком не можна — треба змінити його в кожного користувача (у AD — на боці AD).</w:t>
+      </w:r>
+    </w:p>
+    <w:p>
+      <w:pPr>
+        <w:numPr>
+          <w:ilvl w:val="0"/>
+          <w:numId w:val="1038"/>
+        </w:numPr>
+        <w:pStyle w:val="Compact"/>
+      </w:pPr>
+      <w:r>
+        <w:t xml:space="preserve">Написання підрозділу локального користувача має збігатися з AD (регістр не важливий): «Kyiv › IT» і «kyiv › it» — той самий підрозділ, але «Київ» і «Kyiv» — різні.</w:t>
+      </w:r>
+    </w:p>
+    <w:p>
+      <w:pPr>
+        <w:numPr>
+          <w:ilvl w:val="0"/>
+          <w:numId w:val="1038"/>
+        </w:numPr>
+        <w:pStyle w:val="Compact"/>
+      </w:pPr>
+      <w:r>
+        <w:t xml:space="preserve">Видимість проєкту визначається авторством/відповідальним/учасниками, а також виконавцями й авторами задач та обліком часу: проєкт, у якому немає жодної людини підрозділу, адміністратор підрозділу не бачить. Побачивши проєкт, він бачить усі його задачі й облік часу (в тому числі людей з інших підрозділів).</w:t>
+      </w:r>
+    </w:p>
+    <w:p>
+      <w:pPr>
+        <w:numPr>
+          <w:ilvl w:val="0"/>
+          <w:numId w:val="1038"/>
+        </w:numPr>
+        <w:pStyle w:val="Compact"/>
+      </w:pPr>
+      <w:r>
+        <w:t xml:space="preserve">Журнал аудиту підрозділу показує дії людей підрозділу й події над їхніми обліковими записами; дії сторонніх над проєктами підрозділу (якщо виконавець не з підрозділу) сюди не потрапляють.</w:t>
+      </w:r>
+    </w:p>
+    <w:p>
+      <w:pPr>
+        <w:numPr>
+          <w:ilvl w:val="0"/>
+          <w:numId w:val="1038"/>
+        </w:numPr>
+        <w:pStyle w:val="Compact"/>
+      </w:pPr>
+      <w:r>
+        <w:t xml:space="preserve">Користувач, якого перенесли з підрозділу, зникає зі списку «Мій підрозділ», але проєкти й тікети, створені ним раніше, лишаються в його нинішньому підрозділі.</w:t>
+      </w:r>
+    </w:p>
+    <w:p>
+      <w:pPr>
+        <w:numPr>
+          <w:ilvl w:val="0"/>
+          <w:numId w:val="1038"/>
+        </w:numPr>
+        <w:pStyle w:val="Compact"/>
+      </w:pPr>
+      <w:r>
+        <w:t xml:space="preserve">Не перевірено на живому Active Directory: логіку зіставлення підрозділів перевірено на тестових даних (вкладені OU, схожі назви, екранована кома, чужий підрозділ, локальні й AD-користувачі разом).</w:t>
+      </w:r>
+    </w:p>
+    <w:bookmarkEnd w:id="136"/>
+    <w:bookmarkEnd w:id="137"/>
+    <w:bookmarkEnd w:id="138"/>
     <w:sectPr/>
   </w:body>
 </w:document>
@@ -22464,6 +25457,87 @@
     <w:abstractNumId w:val="991"/>
   </w:num>
   <w:num w:numId="1029">
+    <w:abstractNumId w:val="991"/>
+  </w:num>
+  <w:num w:numId="1030">
+    <w:abstractNumId w:val="99411"/>
+    <w:lvlOverride w:ilvl="0">
+      <w:startOverride w:val="1"/>
+    </w:lvlOverride>
+    <w:lvlOverride w:ilvl="1">
+      <w:startOverride w:val="1"/>
+    </w:lvlOverride>
+    <w:lvlOverride w:ilvl="2">
+      <w:startOverride w:val="1"/>
+    </w:lvlOverride>
+    <w:lvlOverride w:ilvl="3">
+      <w:startOverride w:val="1"/>
+    </w:lvlOverride>
+    <w:lvlOverride w:ilvl="4">
+      <w:startOverride w:val="1"/>
+    </w:lvlOverride>
+    <w:lvlOverride w:ilvl="5">
+      <w:startOverride w:val="1"/>
+    </w:lvlOverride>
+    <w:lvlOverride w:ilvl="6">
+      <w:startOverride w:val="1"/>
+    </w:lvlOverride>
+    <w:lvlOverride w:ilvl="7">
+      <w:startOverride w:val="1"/>
+    </w:lvlOverride>
+    <w:lvlOverride w:ilvl="8">
+      <w:startOverride w:val="1"/>
+    </w:lvlOverride>
+  </w:num>
+  <w:num w:numId="1031">
+    <w:abstractNumId w:val="991"/>
+  </w:num>
+  <w:num w:numId="1032">
+    <w:abstractNumId w:val="991"/>
+  </w:num>
+  <w:num w:numId="1033">
+    <w:abstractNumId w:val="991"/>
+  </w:num>
+  <w:num w:numId="1034">
+    <w:abstractNumId w:val="991"/>
+  </w:num>
+  <w:num w:numId="1035">
+    <w:abstractNumId w:val="991"/>
+  </w:num>
+  <w:num w:numId="1036">
+    <w:abstractNumId w:val="991"/>
+  </w:num>
+  <w:num w:numId="1037">
+    <w:abstractNumId w:val="99411"/>
+    <w:lvlOverride w:ilvl="0">
+      <w:startOverride w:val="1"/>
+    </w:lvlOverride>
+    <w:lvlOverride w:ilvl="1">
+      <w:startOverride w:val="1"/>
+    </w:lvlOverride>
+    <w:lvlOverride w:ilvl="2">
+      <w:startOverride w:val="1"/>
+    </w:lvlOverride>
+    <w:lvlOverride w:ilvl="3">
+      <w:startOverride w:val="1"/>
+    </w:lvlOverride>
+    <w:lvlOverride w:ilvl="4">
+      <w:startOverride w:val="1"/>
+    </w:lvlOverride>
+    <w:lvlOverride w:ilvl="5">
+      <w:startOverride w:val="1"/>
+    </w:lvlOverride>
+    <w:lvlOverride w:ilvl="6">
+      <w:startOverride w:val="1"/>
+    </w:lvlOverride>
+    <w:lvlOverride w:ilvl="7">
+      <w:startOverride w:val="1"/>
+    </w:lvlOverride>
+    <w:lvlOverride w:ilvl="8">
+      <w:startOverride w:val="1"/>
+    </w:lvlOverride>
+  </w:num>
+  <w:num w:numId="1038">
     <w:abstractNumId w:val="991"/>
   </w:num>
 </w:numbering>

--- a/docs/ITSM_Admin_Guide.docx
+++ b/docs/ITSM_Admin_Guide.docx
@@ -2,7 +2,7 @@
 <file path=word/document.xml><?xml version="1.0" encoding="utf-8"?>
 <w:document xmlns:w="http://schemas.openxmlformats.org/wordprocessingml/2006/main" xmlns:m="http://schemas.openxmlformats.org/officeDocument/2006/math" xmlns:r="http://schemas.openxmlformats.org/officeDocument/2006/relationships" xmlns:o="urn:schemas-microsoft-com:office:office" xmlns:v="urn:schemas-microsoft-com:vml" xmlns:w10="urn:schemas-microsoft-com:office:word" xmlns:a="http://schemas.openxmlformats.org/drawingml/2006/main" xmlns:pic="http://schemas.openxmlformats.org/drawingml/2006/picture" xmlns:wp="http://schemas.openxmlformats.org/drawingml/2006/wordprocessingDrawing">
   <w:body>
-    <w:bookmarkStart w:id="138" w:name="гайд-адміністратора-itsm-system"/>
+    <w:bookmarkStart w:id="140" w:name="гайд-адміністратора-itsm-system"/>
     <w:p>
       <w:pPr>
         <w:pStyle w:val="Heading1"/>
@@ -445,7 +445,7 @@
               <w:jc w:val="left"/>
             </w:pPr>
             <w:r>
-              <w:t xml:space="preserve">Усі проєкти, видимість, статус, видалення</w:t>
+              <w:t xml:space="preserve">Усі проєкти, статус, видалення</w:t>
             </w:r>
           </w:p>
         </w:tc>
@@ -2682,13 +2682,13 @@
       </w:r>
     </w:p>
     <w:bookmarkEnd w:id="35"/>
-    <w:bookmarkStart w:id="36" w:name="зміна-видимості"/>
+    <w:bookmarkStart w:id="36" w:name="поле-видимість-видалено"/>
     <w:p>
       <w:pPr>
         <w:pStyle w:val="Heading3"/>
       </w:pPr>
       <w:r>
-        <w:t xml:space="preserve">Зміна видимості</w:t>
+        <w:t xml:space="preserve">Поле «Видимість» (видалено)</w:t>
       </w:r>
     </w:p>
     <w:p>
@@ -2696,60 +2696,59 @@
         <w:pStyle w:val="FirstParagraph"/>
       </w:pPr>
       <w:r>
-        <w:t xml:space="preserve">У стовпці</w:t>
-      </w:r>
-      <w:r>
-        <w:t xml:space="preserve"> </w:t>
-      </w:r>
-      <w:r>
-        <w:rPr>
-          <w:bCs/>
-          <w:b/>
-        </w:rPr>
-        <w:t xml:space="preserve">«Видимість»</w:t>
-      </w:r>
-      <w:r>
-        <w:t xml:space="preserve"> </w:t>
-      </w:r>
-      <w:r>
-        <w:t xml:space="preserve">оберіть потрібне значення зі списку — зміна застосовується одразу, без окремої кнопки «Зберегти». Доступні варіанти: публічний, приватний, обмежений доступ.</w:t>
-      </w:r>
-    </w:p>
-    <w:p>
-      <w:pPr>
-        <w:pStyle w:val="BlockText"/>
-      </w:pPr>
-      <w:r>
-        <w:t xml:space="preserve">⚠️</w:t>
-      </w:r>
-      <w:r>
-        <w:t xml:space="preserve"> </w:t>
-      </w:r>
-      <w:r>
-        <w:rPr>
-          <w:bCs/>
-          <w:b/>
-        </w:rPr>
-        <w:t xml:space="preserve">Це лише позначка.</w:t>
-      </w:r>
-      <w:r>
-        <w:t xml:space="preserve"> </w:t>
-      </w:r>
-      <w:r>
-        <w:t xml:space="preserve">Значення «Видимість» зараз</w:t>
-      </w:r>
-      <w:r>
-        <w:t xml:space="preserve"> </w:t>
-      </w:r>
-      <w:r>
-        <w:rPr>
-          <w:bCs/>
-          <w:b/>
-        </w:rPr>
-        <w:t xml:space="preserve">не впливає на те, хто бачить проєкт</w:t>
-      </w:r>
-      <w:r>
-        <w:t xml:space="preserve">: «публічний» проєкт так само бачать лише автор, відповідальний, учасники та адміністратор. Доступ надається окремо — розділ 6, «Доступ до проєкту для інших користувачів».</w:t>
+        <w:t xml:space="preserve">У версії 0.2.3 поле «Видимість» проєкту (публічний / приватний / обмежений)</w:t>
+      </w:r>
+      <w:r>
+        <w:t xml:space="preserve"> </w:t>
+      </w:r>
+      <w:r>
+        <w:rPr>
+          <w:bCs/>
+          <w:b/>
+        </w:rPr>
+        <w:t xml:space="preserve">видалено</w:t>
+      </w:r>
+      <w:r>
+        <w:t xml:space="preserve">: воно ніколи не впливало на те, хто бачить проєкт, і лише вводило в оману. Його немає у формі створення проєкту, в «Адмін → Проєкти» та у відповідях API (поле</w:t>
+      </w:r>
+      <w:r>
+        <w:t xml:space="preserve"> </w:t>
+      </w:r>
+      <w:r>
+        <w:rPr>
+          <w:rStyle w:val="VerbatimChar"/>
+        </w:rPr>
+        <w:t xml:space="preserve">visibility</w:t>
+      </w:r>
+      <w:r>
+        <w:t xml:space="preserve"> </w:t>
+      </w:r>
+      <w:r>
+        <w:t xml:space="preserve">проєкту). Доступ визначають автор, відповідальний, учасники проєкту та адміністратор (розділ 6), а для «Адміністратора Підрозділу» — ще й люди його підрозділу (розділ 24). Стовпець</w:t>
+      </w:r>
+      <w:r>
+        <w:t xml:space="preserve"> </w:t>
+      </w:r>
+      <w:r>
+        <w:rPr>
+          <w:rStyle w:val="VerbatimChar"/>
+        </w:rPr>
+        <w:t xml:space="preserve">projects.visibility</w:t>
+      </w:r>
+      <w:r>
+        <w:t xml:space="preserve"> </w:t>
+      </w:r>
+      <w:r>
+        <w:t xml:space="preserve">прибирає міграція 032 (</w:t>
+      </w:r>
+      <w:r>
+        <w:rPr>
+          <w:rStyle w:val="VerbatimChar"/>
+        </w:rPr>
+        <w:t xml:space="preserve">update.sh</w:t>
+      </w:r>
+      <w:r>
+        <w:t xml:space="preserve">, крок 33); до її виконання застосунок працює без змін.</w:t>
       </w:r>
     </w:p>
     <w:bookmarkEnd w:id="36"/>
@@ -5154,23 +5153,35 @@
         <w:t xml:space="preserve">все одно створюється</w:t>
       </w:r>
       <w:r>
-        <w:t xml:space="preserve">, а заявник бачить, що саме не прикріпилось. Заявник</w:t>
-      </w:r>
-      <w:r>
-        <w:t xml:space="preserve"> </w:t>
-      </w:r>
-      <w:r>
-        <w:rPr>
-          <w:bCs/>
-          <w:b/>
-        </w:rPr>
-        <w:t xml:space="preserve">не бачить</w:t>
-      </w:r>
-      <w:r>
-        <w:t xml:space="preserve"> </w:t>
-      </w:r>
-      <w:r>
-        <w:t xml:space="preserve">власних файлів на сторінці відстеження (перегляд вимагає входу в систему) — їх бачать оператори на сторінці тікета з позначкою «заявник (портал)».</w:t>
+        <w:t xml:space="preserve">, а заявник бачить, що саме не прикріпилось. На сторінці відстеження заявник бачить</w:t>
+      </w:r>
+      <w:r>
+        <w:t xml:space="preserve"> </w:t>
+      </w:r>
+      <w:r>
+        <w:rPr>
+          <w:bCs/>
+          <w:b/>
+        </w:rPr>
+        <w:t xml:space="preserve">власні</w:t>
+      </w:r>
+      <w:r>
+        <w:t xml:space="preserve"> </w:t>
+      </w:r>
+      <w:r>
+        <w:t xml:space="preserve">файли (блок «Ваші вкладення» з мініатюрами; відкриття й завантаження за секретним посиланням звернення, без входу). Показуються лише файли, надіслані ним самим (портал і лист); файли, додані співробітниками, і вкладення інших тікетів недоступні (404, хибні спроби враховує ліміт</w:t>
+      </w:r>
+      <w:r>
+        <w:t xml:space="preserve"> </w:t>
+      </w:r>
+      <w:r>
+        <w:rPr>
+          <w:rStyle w:val="VerbatimChar"/>
+        </w:rPr>
+        <w:t xml:space="preserve">badtoken</w:t>
+      </w:r>
+      <w:r>
+        <w:t xml:space="preserve">). Оператори бачать ті самі файли на сторінці тікета з позначкою «заявник (портал)».</w:t>
       </w:r>
     </w:p>
     <w:p>
@@ -6724,7 +6735,7 @@
               <w:jc w:val="left"/>
             </w:pPr>
             <w:r>
-              <w:t xml:space="preserve">нова відповідь у темі форуму (див. нижче)</w:t>
+              <w:t xml:space="preserve">нова відповідь у темі форуму та нова тема в розділі, на який підписаний користувач (див. нижче)</w:t>
             </w:r>
           </w:p>
         </w:tc>
@@ -6884,6 +6895,297 @@
       </w:r>
       <w:r>
         <w:t xml:space="preserve">, тема форуму). Сповіщення надсилаються під час збереження відповіді, окремого cron не потрібно.</w:t>
+      </w:r>
+    </w:p>
+    <w:p>
+      <w:pPr>
+        <w:pStyle w:val="BodyText"/>
+      </w:pPr>
+      <w:r>
+        <w:rPr>
+          <w:bCs/>
+          <w:b/>
+        </w:rPr>
+        <w:t xml:space="preserve">Нові теми (підписка на розділ).</w:t>
+      </w:r>
+      <w:r>
+        <w:t xml:space="preserve"> </w:t>
+      </w:r>
+      <w:r>
+        <w:t xml:space="preserve">На сторінці розділу є кнопка</w:t>
+      </w:r>
+      <w:r>
+        <w:t xml:space="preserve"> </w:t>
+      </w:r>
+      <w:r>
+        <w:rPr>
+          <w:bCs/>
+          <w:b/>
+        </w:rPr>
+        <w:t xml:space="preserve">«🔕 Підписатися на нові теми»</w:t>
+      </w:r>
+      <w:r>
+        <w:t xml:space="preserve"> </w:t>
+      </w:r>
+      <w:r>
+        <w:t xml:space="preserve">(після підписки — «🔔 Ви підписані», повторне натискання скасовує). Коли в розділі створюють тему,</w:t>
+      </w:r>
+      <w:r>
+        <w:t xml:space="preserve"> </w:t>
+      </w:r>
+      <w:r>
+        <w:rPr>
+          <w:bCs/>
+          <w:b/>
+        </w:rPr>
+        <w:t xml:space="preserve">підписники</w:t>
+      </w:r>
+      <w:r>
+        <w:t xml:space="preserve"> </w:t>
+      </w:r>
+      <w:r>
+        <w:t xml:space="preserve">(крім її автора) отримують лист з назвою розділу й теми, уривком першого повідомлення (до 300 символів) і посиланням. Правила ті самі, що й для відповідей: потрібна та сама галочка «Сповіщення про форум» і налаштований SMTP (якщо вона вимкнена, підписник бачить попередження на сторінці розділу); лист отримує лише той, хто за роллю бачить розділ на момент створення теми (якщо розділ закрили для його ролі, підписка лишається, але листів немає); не більше 20 листів за одну тему; збій SMTP записується як</w:t>
+      </w:r>
+      <w:r>
+        <w:t xml:space="preserve"> </w:t>
+      </w:r>
+      <w:r>
+        <w:rPr>
+          <w:rStyle w:val="VerbatimChar"/>
+        </w:rPr>
+        <w:t xml:space="preserve">notification_failed</w:t>
+      </w:r>
+      <w:r>
+        <w:t xml:space="preserve">. Підписки зберігаються в таблиці</w:t>
+      </w:r>
+      <w:r>
+        <w:t xml:space="preserve"> </w:t>
+      </w:r>
+      <w:r>
+        <w:rPr>
+          <w:rStyle w:val="VerbatimChar"/>
+        </w:rPr>
+        <w:t xml:space="preserve">forum_board_subscriptions</w:t>
+      </w:r>
+      <w:r>
+        <w:t xml:space="preserve"> </w:t>
+      </w:r>
+      <w:r>
+        <w:t xml:space="preserve">(міграція 031,</w:t>
+      </w:r>
+      <w:r>
+        <w:t xml:space="preserve"> </w:t>
+      </w:r>
+      <w:r>
+        <w:rPr>
+          <w:rStyle w:val="VerbatimChar"/>
+        </w:rPr>
+        <w:t xml:space="preserve">update.sh</w:t>
+      </w:r>
+      <w:r>
+        <w:t xml:space="preserve"> </w:t>
+      </w:r>
+      <w:r>
+        <w:t xml:space="preserve">крок 32), видаляються разом з користувачем чи розділом. Без міграції кнопки немає, а форум працює як раніше.</w:t>
+      </w:r>
+    </w:p>
+    <w:p>
+      <w:pPr>
+        <w:pStyle w:val="BodyText"/>
+      </w:pPr>
+      <w:r>
+        <w:rPr>
+          <w:bCs/>
+          <w:b/>
+        </w:rPr>
+        <w:t xml:space="preserve">Вкладення в повідомленнях.</w:t>
+      </w:r>
+      <w:r>
+        <w:t xml:space="preserve"> </w:t>
+      </w:r>
+      <w:r>
+        <w:t xml:space="preserve">У формах нової теми, відповіді й редагування є поле «Файли»: до</w:t>
+      </w:r>
+      <w:r>
+        <w:t xml:space="preserve"> </w:t>
+      </w:r>
+      <w:r>
+        <w:rPr>
+          <w:bCs/>
+          <w:b/>
+        </w:rPr>
+        <w:t xml:space="preserve">5 файлів</w:t>
+      </w:r>
+      <w:r>
+        <w:t xml:space="preserve"> </w:t>
+      </w:r>
+      <w:r>
+        <w:t xml:space="preserve">на повідомлення, ті самі типи й ліміт розміру, що в бібліотеці документів (розділ 20). Файли показано під текстом повідомлення (зображення JPG/PNG — мініатюрою), завантажити їх може будь-хто, хто бачить розділ; для інших відповідь «не знайдено». Усі файли перевіряються</w:t>
+      </w:r>
+      <w:r>
+        <w:t xml:space="preserve"> </w:t>
+      </w:r>
+      <w:r>
+        <w:rPr>
+          <w:bCs/>
+          <w:b/>
+        </w:rPr>
+        <w:t xml:space="preserve">до</w:t>
+      </w:r>
+      <w:r>
+        <w:t xml:space="preserve"> </w:t>
+      </w:r>
+      <w:r>
+        <w:t xml:space="preserve">збереження: якщо один не підходить, повідомлення не зберігається і форма пояснює чому. Під час редагування вже прикріплені файли можна позначити для видалення; видалення повідомлення, теми чи розділу прибирає й файли з диска. Дані — у таблиці</w:t>
+      </w:r>
+      <w:r>
+        <w:t xml:space="preserve"> </w:t>
+      </w:r>
+      <w:r>
+        <w:rPr>
+          <w:rStyle w:val="VerbatimChar"/>
+        </w:rPr>
+        <w:t xml:space="preserve">forum_attachments</w:t>
+      </w:r>
+      <w:r>
+        <w:t xml:space="preserve"> </w:t>
+      </w:r>
+      <w:r>
+        <w:t xml:space="preserve">(міграція 034,</w:t>
+      </w:r>
+      <w:r>
+        <w:t xml:space="preserve"> </w:t>
+      </w:r>
+      <w:r>
+        <w:rPr>
+          <w:rStyle w:val="VerbatimChar"/>
+        </w:rPr>
+        <w:t xml:space="preserve">update.sh</w:t>
+      </w:r>
+      <w:r>
+        <w:t xml:space="preserve"> </w:t>
+      </w:r>
+      <w:r>
+        <w:t xml:space="preserve">крок 34); без міграції поле «Файли» не показується.</w:t>
+      </w:r>
+    </w:p>
+    <w:p>
+      <w:pPr>
+        <w:pStyle w:val="BodyText"/>
+      </w:pPr>
+      <w:r>
+        <w:rPr>
+          <w:bCs/>
+          <w:b/>
+        </w:rPr>
+        <w:t xml:space="preserve">Попередній перегляд.</w:t>
+      </w:r>
+      <w:r>
+        <w:t xml:space="preserve"> </w:t>
+      </w:r>
+      <w:r>
+        <w:t xml:space="preserve">Кнопка «Попередній перегляд» під полем тексту (нова тема, відповідь, редагування) показує повідомлення так, як його побачать читачі: розмітку відображає сервер (</w:t>
+      </w:r>
+      <w:r>
+        <w:rPr>
+          <w:rStyle w:val="VerbatimChar"/>
+        </w:rPr>
+        <w:t xml:space="preserve">POST /forum/preview</w:t>
+      </w:r>
+      <w:r>
+        <w:t xml:space="preserve">, ті самі правила Markdown, що й у темі). Без JavaScript форма просто працює без перегляду.</w:t>
+      </w:r>
+    </w:p>
+    <w:p>
+      <w:pPr>
+        <w:pStyle w:val="BodyText"/>
+      </w:pPr>
+      <w:r>
+        <w:rPr>
+          <w:bCs/>
+          <w:b/>
+        </w:rPr>
+        <w:t xml:space="preserve">Позначки «непрочитане».</w:t>
+      </w:r>
+      <w:r>
+        <w:t xml:space="preserve"> </w:t>
+      </w:r>
+      <w:r>
+        <w:t xml:space="preserve">Тема вважається непрочитаною, якщо в ній є повідомлення новіше за момент, коли користувач востаннє дійшов до її</w:t>
+      </w:r>
+      <w:r>
+        <w:t xml:space="preserve"> </w:t>
+      </w:r>
+      <w:r>
+        <w:rPr>
+          <w:bCs/>
+          <w:b/>
+        </w:rPr>
+        <w:t xml:space="preserve">останньої сторінки</w:t>
+      </w:r>
+      <w:r>
+        <w:t xml:space="preserve">, або за відмітку «усе прочитано» (для нового користувача — за дату створення облікового запису), і його написав не сам користувач. Такі теми мають жирну назву й бейдж «нове» в списку розділу, пошуку й блоці «Нещодавня активність»; біля розділу на головній показано «N нових»; кнопка</w:t>
+      </w:r>
+      <w:r>
+        <w:t xml:space="preserve"> </w:t>
+      </w:r>
+      <w:r>
+        <w:rPr>
+          <w:bCs/>
+          <w:b/>
+        </w:rPr>
+        <w:t xml:space="preserve">«Позначити все прочитаним»</w:t>
+      </w:r>
+      <w:r>
+        <w:t xml:space="preserve"> </w:t>
+      </w:r>
+      <w:r>
+        <w:t xml:space="preserve">ставить відмітку на поточний момент. Дані — у таблицях</w:t>
+      </w:r>
+      <w:r>
+        <w:t xml:space="preserve"> </w:t>
+      </w:r>
+      <w:r>
+        <w:rPr>
+          <w:rStyle w:val="VerbatimChar"/>
+        </w:rPr>
+        <w:t xml:space="preserve">forum_topic_reads</w:t>
+      </w:r>
+      <w:r>
+        <w:t xml:space="preserve"> </w:t>
+      </w:r>
+      <w:r>
+        <w:t xml:space="preserve">і</w:t>
+      </w:r>
+      <w:r>
+        <w:t xml:space="preserve"> </w:t>
+      </w:r>
+      <w:r>
+        <w:rPr>
+          <w:rStyle w:val="VerbatimChar"/>
+        </w:rPr>
+        <w:t xml:space="preserve">forum_read_marks</w:t>
+      </w:r>
+      <w:r>
+        <w:t xml:space="preserve"> </w:t>
+      </w:r>
+      <w:r>
+        <w:t xml:space="preserve">(міграція 033,</w:t>
+      </w:r>
+      <w:r>
+        <w:t xml:space="preserve"> </w:t>
+      </w:r>
+      <w:r>
+        <w:rPr>
+          <w:rStyle w:val="VerbatimChar"/>
+        </w:rPr>
+        <w:t xml:space="preserve">update.sh</w:t>
+      </w:r>
+      <w:r>
+        <w:t xml:space="preserve"> </w:t>
+      </w:r>
+      <w:r>
+        <w:t xml:space="preserve">крок 33; видаляються разом з користувачем чи темою). Під час міграції всім наявним користувачам ставиться відмітка «усе прочитано», тож після оновлення «новим» стане лише те, що з’явиться потім. Без міграції позначок просто немає.</w:t>
       </w:r>
     </w:p>
     <w:p>
@@ -10284,7 +10586,7 @@
     </w:p>
     <w:bookmarkEnd w:id="60"/>
     <w:bookmarkEnd w:id="61"/>
-    <w:bookmarkStart w:id="69" w:name="вкладення-файлів-тікети-й-задачі"/>
+    <w:bookmarkStart w:id="70" w:name="вкладення-файлів-тікети-й-задачі"/>
     <w:p>
       <w:pPr>
         <w:pStyle w:val="Heading2"/>
@@ -11172,13 +11474,13 @@
       </w:r>
     </w:p>
     <w:bookmarkEnd w:id="65"/>
-    <w:bookmarkStart w:id="66" w:name="видалення"/>
+    <w:bookmarkStart w:id="66" w:name="мініатюри-зображень"/>
     <w:p>
       <w:pPr>
         <w:pStyle w:val="Heading3"/>
       </w:pPr>
       <w:r>
-        <w:t xml:space="preserve">Видалення</w:t>
+        <w:t xml:space="preserve">Мініатюри зображень</w:t>
       </w:r>
     </w:p>
     <w:p>
@@ -11190,7 +11492,72 @@
         <w:pStyle w:val="Compact"/>
       </w:pPr>
       <w:r>
-        <w:t xml:space="preserve">Вкладення видаляється кнопкою «Видалити» (з підтвердженням) — і запис, і файл на диску.</w:t>
+        <w:t xml:space="preserve">При завантаженні JPG/PNG (у тому числі з форми створення тікета, порталу й вхідних листів) система створює</w:t>
+      </w:r>
+      <w:r>
+        <w:t xml:space="preserve"> </w:t>
+      </w:r>
+      <w:r>
+        <w:rPr>
+          <w:bCs/>
+          <w:b/>
+        </w:rPr>
+        <w:t xml:space="preserve">зменшену копію</w:t>
+      </w:r>
+      <w:r>
+        <w:t xml:space="preserve"> </w:t>
+      </w:r>
+      <w:r>
+        <w:t xml:space="preserve">— найдовша сторона 320 px (</w:t>
+      </w:r>
+      <w:r>
+        <w:rPr>
+          <w:rStyle w:val="VerbatimChar"/>
+        </w:rPr>
+        <w:t xml:space="preserve">attachments.thumb_px</w:t>
+      </w:r>
+      <w:r>
+        <w:t xml:space="preserve"> </w:t>
+      </w:r>
+      <w:r>
+        <w:t xml:space="preserve">у</w:t>
+      </w:r>
+      <w:r>
+        <w:t xml:space="preserve"> </w:t>
+      </w:r>
+      <w:r>
+        <w:rPr>
+          <w:rStyle w:val="VerbatimChar"/>
+        </w:rPr>
+        <w:t xml:space="preserve">config/config.php</w:t>
+      </w:r>
+      <w:r>
+        <w:t xml:space="preserve">). Копія лежить поруч з оригіналом:</w:t>
+      </w:r>
+      <w:r>
+        <w:t xml:space="preserve"> </w:t>
+      </w:r>
+      <w:r>
+        <w:rPr>
+          <w:rStyle w:val="VerbatimChar"/>
+        </w:rPr>
+        <w:t xml:space="preserve">&lt;ім'я&gt;_t</w:t>
+      </w:r>
+      <w:r>
+        <w:t xml:space="preserve">, тож</w:t>
+      </w:r>
+      <w:r>
+        <w:t xml:space="preserve"> </w:t>
+      </w:r>
+      <w:r>
+        <w:rPr>
+          <w:bCs/>
+          <w:b/>
+        </w:rPr>
+        <w:t xml:space="preserve">окремої міграції БД немає</w:t>
+      </w:r>
+      <w:r>
+        <w:t xml:space="preserve">.</w:t>
       </w:r>
     </w:p>
     <w:p>
@@ -11202,33 +11569,16 @@
         <w:pStyle w:val="Compact"/>
       </w:pPr>
       <w:r>
-        <w:rPr>
-          <w:bCs/>
-          <w:b/>
-        </w:rPr>
-        <w:t xml:space="preserve">Видалення задачі</w:t>
-      </w:r>
-      <w:r>
-        <w:t xml:space="preserve"> </w:t>
-      </w:r>
-      <w:r>
-        <w:t xml:space="preserve">прибирає її вкладення разом із файлами.</w:t>
-      </w:r>
-      <w:r>
-        <w:t xml:space="preserve"> </w:t>
-      </w:r>
-      <w:r>
-        <w:rPr>
-          <w:bCs/>
-          <w:b/>
-        </w:rPr>
-        <w:t xml:space="preserve">Видалення проєкту</w:t>
-      </w:r>
-      <w:r>
-        <w:t xml:space="preserve"> </w:t>
-      </w:r>
-      <w:r>
-        <w:t xml:space="preserve">прибирає вкладення всіх його задач; підпроєкти видаленням основного проєкту не зачіпаються, тож їхні файли лишаються.</w:t>
+        <w:t xml:space="preserve">Список вкладень показує мініатюру (</w:t>
+      </w:r>
+      <w:r>
+        <w:rPr>
+          <w:rStyle w:val="VerbatimChar"/>
+        </w:rPr>
+        <w:t xml:space="preserve">/attachments/ID?thumb=1</w:t>
+      </w:r>
+      <w:r>
+        <w:t xml:space="preserve">), клік відкриває повний файл, «Завантажити» віддає оригінал. Права доступу ті самі, що й для оригіналу.</w:t>
       </w:r>
     </w:p>
     <w:p>
@@ -11240,7 +11590,23 @@
         <w:pStyle w:val="Compact"/>
       </w:pPr>
       <w:r>
-        <w:t xml:space="preserve">Тікети не видаляються ніколи, тому їхні вкладення лишаються назавжди (поки їх не видалять вручну).</w:t>
+        <w:t xml:space="preserve">Вкладення, завантажені</w:t>
+      </w:r>
+      <w:r>
+        <w:t xml:space="preserve"> </w:t>
+      </w:r>
+      <w:r>
+        <w:rPr>
+          <w:bCs/>
+          <w:b/>
+        </w:rPr>
+        <w:t xml:space="preserve">до</w:t>
+      </w:r>
+      <w:r>
+        <w:t xml:space="preserve"> </w:t>
+      </w:r>
+      <w:r>
+        <w:t xml:space="preserve">цієї функції, отримують мініатюру автоматично при першому перегляді.</w:t>
       </w:r>
     </w:p>
     <w:p>
@@ -11252,11 +11618,162 @@
         <w:pStyle w:val="Compact"/>
       </w:pPr>
       <w:r>
+        <w:t xml:space="preserve">Мініатюра не створюється, якщо зображення вже не більше 320 px (показується оригінал), для PDF і для надвеликих зображень (понад 40 млн пікселів — захист пам’яті). JPEG-фото з телефону повертаються за EXIF; прозорість PNG зберігається.</w:t>
+      </w:r>
+    </w:p>
+    <w:p>
+      <w:pPr>
+        <w:numPr>
+          <w:ilvl w:val="0"/>
+          <w:numId w:val="1015"/>
+        </w:numPr>
+        <w:pStyle w:val="Compact"/>
+      </w:pPr>
+      <w:r>
+        <w:t xml:space="preserve">Потрібне розширення PHP</w:t>
+      </w:r>
+      <w:r>
+        <w:t xml:space="preserve"> </w:t>
+      </w:r>
+      <w:r>
+        <w:rPr>
+          <w:bCs/>
+          <w:b/>
+        </w:rPr>
+        <w:t xml:space="preserve">GD</w:t>
+      </w:r>
+      <w:r>
+        <w:t xml:space="preserve"> </w:t>
+      </w:r>
+      <w:r>
+        <w:t xml:space="preserve">(</w:t>
+      </w:r>
+      <w:r>
+        <w:rPr>
+          <w:rStyle w:val="VerbatimChar"/>
+        </w:rPr>
+        <w:t xml:space="preserve">sudo apt-get install -y php8.3-gd</w:t>
+      </w:r>
+      <w:r>
+        <w:t xml:space="preserve">, потім перезавантажити PHP-FPM). Без нього все працює, але мініатюр немає —</w:t>
+      </w:r>
+      <w:r>
+        <w:t xml:space="preserve"> </w:t>
+      </w:r>
+      <w:r>
+        <w:rPr>
+          <w:rStyle w:val="VerbatimChar"/>
+        </w:rPr>
+        <w:t xml:space="preserve">install.sh</w:t>
+      </w:r>
+      <w:r>
+        <w:t xml:space="preserve"> </w:t>
+      </w:r>
+      <w:r>
+        <w:t xml:space="preserve">лише попереджає. Мініатюра видаляється разом з вкладенням, входить у резервну копію</w:t>
+      </w:r>
+      <w:r>
+        <w:t xml:space="preserve"> </w:t>
+      </w:r>
+      <w:r>
+        <w:rPr>
+          <w:rStyle w:val="VerbatimChar"/>
+        </w:rPr>
+        <w:t xml:space="preserve">storage/uploads</w:t>
+      </w:r>
+      <w:r>
+        <w:t xml:space="preserve"> </w:t>
+      </w:r>
+      <w:r>
+        <w:t xml:space="preserve">(її можна й не копіювати — відтвориться сама).</w:t>
+      </w:r>
+    </w:p>
+    <w:bookmarkEnd w:id="66"/>
+    <w:bookmarkStart w:id="67" w:name="видалення"/>
+    <w:p>
+      <w:pPr>
+        <w:pStyle w:val="Heading3"/>
+      </w:pPr>
+      <w:r>
+        <w:t xml:space="preserve">Видалення</w:t>
+      </w:r>
+    </w:p>
+    <w:p>
+      <w:pPr>
+        <w:numPr>
+          <w:ilvl w:val="0"/>
+          <w:numId w:val="1016"/>
+        </w:numPr>
+        <w:pStyle w:val="Compact"/>
+      </w:pPr>
+      <w:r>
+        <w:t xml:space="preserve">Вкладення видаляється кнопкою «Видалити» (з підтвердженням) — і запис, і файл на диску.</w:t>
+      </w:r>
+    </w:p>
+    <w:p>
+      <w:pPr>
+        <w:numPr>
+          <w:ilvl w:val="0"/>
+          <w:numId w:val="1016"/>
+        </w:numPr>
+        <w:pStyle w:val="Compact"/>
+      </w:pPr>
+      <w:r>
+        <w:rPr>
+          <w:bCs/>
+          <w:b/>
+        </w:rPr>
+        <w:t xml:space="preserve">Видалення задачі</w:t>
+      </w:r>
+      <w:r>
+        <w:t xml:space="preserve"> </w:t>
+      </w:r>
+      <w:r>
+        <w:t xml:space="preserve">прибирає її вкладення разом із файлами.</w:t>
+      </w:r>
+      <w:r>
+        <w:t xml:space="preserve"> </w:t>
+      </w:r>
+      <w:r>
+        <w:rPr>
+          <w:bCs/>
+          <w:b/>
+        </w:rPr>
+        <w:t xml:space="preserve">Видалення проєкту</w:t>
+      </w:r>
+      <w:r>
+        <w:t xml:space="preserve"> </w:t>
+      </w:r>
+      <w:r>
+        <w:t xml:space="preserve">прибирає вкладення всіх його задач; підпроєкти видаленням основного проєкту не зачіпаються, тож їхні файли лишаються.</w:t>
+      </w:r>
+    </w:p>
+    <w:p>
+      <w:pPr>
+        <w:numPr>
+          <w:ilvl w:val="0"/>
+          <w:numId w:val="1016"/>
+        </w:numPr>
+        <w:pStyle w:val="Compact"/>
+      </w:pPr>
+      <w:r>
+        <w:t xml:space="preserve">Тікети не видаляються ніколи, тому їхні вкладення лишаються назавжди (поки їх не видалять вручну).</w:t>
+      </w:r>
+    </w:p>
+    <w:p>
+      <w:pPr>
+        <w:numPr>
+          <w:ilvl w:val="0"/>
+          <w:numId w:val="1016"/>
+        </w:numPr>
+        <w:pStyle w:val="Compact"/>
+      </w:pPr>
+      <w:r>
         <w:t xml:space="preserve">Якщо видалити користувача, його вкладення лишаються, а автор буде показаний як «користувача видалено».</w:t>
       </w:r>
     </w:p>
-    <w:bookmarkEnd w:id="66"/>
-    <w:bookmarkStart w:id="67" w:name="журнал-аудиту"/>
+    <w:bookmarkEnd w:id="67"/>
+    <w:bookmarkStart w:id="68" w:name="журнал-аудиту"/>
     <w:p>
       <w:pPr>
         <w:pStyle w:val="Heading3"/>
@@ -11333,8 +11850,8 @@
         <w:t xml:space="preserve">з причиною).</w:t>
       </w:r>
     </w:p>
-    <w:bookmarkEnd w:id="67"/>
-    <w:bookmarkStart w:id="68" w:name="діагностика-1"/>
+    <w:bookmarkEnd w:id="68"/>
+    <w:bookmarkStart w:id="69" w:name="діагностика-1"/>
     <w:p>
       <w:pPr>
         <w:pStyle w:val="Heading3"/>
@@ -11871,9 +12388,9 @@
         </w:pict>
       </w:r>
     </w:p>
-    <w:bookmarkEnd w:id="68"/>
     <w:bookmarkEnd w:id="69"/>
-    <w:bookmarkStart w:id="80" w:name="вікі-меню-вікі"/>
+    <w:bookmarkEnd w:id="70"/>
+    <w:bookmarkStart w:id="81" w:name="вікі-меню-вікі"/>
     <w:p>
       <w:pPr>
         <w:pStyle w:val="Heading2"/>
@@ -11919,7 +12436,7 @@
         <w:t xml:space="preserve">бачать усі, хто увійшов.</w:t>
       </w:r>
     </w:p>
-    <w:bookmarkStart w:id="70" w:name="хто-що-може-1"/>
+    <w:bookmarkStart w:id="71" w:name="хто-що-може-1"/>
     <w:p>
       <w:pPr>
         <w:pStyle w:val="Heading3"/>
@@ -12165,8 +12682,8 @@
         <w:t xml:space="preserve">(зокрема гайда адміністратора).</w:t>
       </w:r>
     </w:p>
-    <w:bookmarkEnd w:id="70"/>
-    <w:bookmarkStart w:id="71" w:name="створення-й-редагування"/>
+    <w:bookmarkEnd w:id="71"/>
+    <w:bookmarkStart w:id="72" w:name="створення-й-редагування"/>
     <w:p>
       <w:pPr>
         <w:pStyle w:val="Heading3"/>
@@ -12179,7 +12696,7 @@
       <w:pPr>
         <w:numPr>
           <w:ilvl w:val="0"/>
-          <w:numId w:val="1016"/>
+          <w:numId w:val="1017"/>
         </w:numPr>
         <w:pStyle w:val="Compact"/>
       </w:pPr>
@@ -12223,7 +12740,7 @@
       <w:pPr>
         <w:numPr>
           <w:ilvl w:val="0"/>
-          <w:numId w:val="1016"/>
+          <w:numId w:val="1017"/>
         </w:numPr>
         <w:pStyle w:val="Compact"/>
       </w:pPr>
@@ -12436,7 +12953,7 @@
       <w:pPr>
         <w:numPr>
           <w:ilvl w:val="0"/>
-          <w:numId w:val="1016"/>
+          <w:numId w:val="1017"/>
         </w:numPr>
         <w:pStyle w:val="Compact"/>
       </w:pPr>
@@ -12496,7 +13013,7 @@
       <w:pPr>
         <w:numPr>
           <w:ilvl w:val="0"/>
-          <w:numId w:val="1016"/>
+          <w:numId w:val="1017"/>
         </w:numPr>
         <w:pStyle w:val="Compact"/>
       </w:pPr>
@@ -12541,8 +13058,8 @@
         <w:t xml:space="preserve">Обмеження: назва до 200 символів, текст — до 300 000 символів.</w:t>
       </w:r>
     </w:p>
-    <w:bookmarkEnd w:id="71"/>
-    <w:bookmarkStart w:id="72" w:name="розмітка-markdown"/>
+    <w:bookmarkEnd w:id="72"/>
+    <w:bookmarkStart w:id="73" w:name="розмітка-markdown"/>
     <w:p>
       <w:pPr>
         <w:pStyle w:val="Heading3"/>
@@ -13202,8 +13719,8 @@
         <w:t xml:space="preserve">та подібні не стають посиланнями.</w:t>
       </w:r>
     </w:p>
-    <w:bookmarkEnd w:id="72"/>
-    <w:bookmarkStart w:id="73" w:name="ієрархія-сторінок"/>
+    <w:bookmarkEnd w:id="73"/>
+    <w:bookmarkStart w:id="74" w:name="ієрархія-сторінок"/>
     <w:p>
       <w:pPr>
         <w:pStyle w:val="Heading3"/>
@@ -13247,164 +13764,6 @@
       </w:r>
       <w:r>
         <w:t xml:space="preserve">, яка відкриває форму нової сторінки з уже обраним батьком. Дерево видно в бічному меню (відступи), у списку на сторінці «Вікі» й у «хлібних крихтах» над заголовком; під текстом сторінки перелічено її підсторінки.</w:t>
-      </w:r>
-    </w:p>
-    <w:p>
-      <w:pPr>
-        <w:numPr>
-          <w:ilvl w:val="0"/>
-          <w:numId w:val="1017"/>
-        </w:numPr>
-        <w:pStyle w:val="Compact"/>
-      </w:pPr>
-      <w:r>
-        <w:t xml:space="preserve">Максимальна глибина —</w:t>
-      </w:r>
-      <w:r>
-        <w:t xml:space="preserve"> </w:t>
-      </w:r>
-      <w:r>
-        <w:rPr>
-          <w:bCs/>
-          <w:b/>
-        </w:rPr>
-        <w:t xml:space="preserve">6 рівнів</w:t>
-      </w:r>
-      <w:r>
-        <w:t xml:space="preserve">. Сторінку не можна зробити підсторінкою самої себе чи власної підсторінки — система покаже пояснення.</w:t>
-      </w:r>
-    </w:p>
-    <w:p>
-      <w:pPr>
-        <w:numPr>
-          <w:ilvl w:val="0"/>
-          <w:numId w:val="1017"/>
-        </w:numPr>
-        <w:pStyle w:val="Compact"/>
-      </w:pPr>
-      <w:r>
-        <w:t xml:space="preserve">Батька можна змінити в будь-який момент у режимі редагування; адреса сторінки при цьому не змінюється, посилання</w:t>
-      </w:r>
-      <w:r>
-        <w:t xml:space="preserve"> </w:t>
-      </w:r>
-      <w:r>
-        <w:rPr>
-          <w:rStyle w:val="VerbatimChar"/>
-        </w:rPr>
-        <w:t xml:space="preserve">[[адреса]]</w:t>
-      </w:r>
-      <w:r>
-        <w:t xml:space="preserve"> </w:t>
-      </w:r>
-      <w:r>
-        <w:t xml:space="preserve">не ламаються. Зміна лише розташування</w:t>
-      </w:r>
-      <w:r>
-        <w:t xml:space="preserve"> </w:t>
-      </w:r>
-      <w:r>
-        <w:rPr>
-          <w:bCs/>
-          <w:b/>
-        </w:rPr>
-        <w:t xml:space="preserve">не створює нової версії</w:t>
-      </w:r>
-      <w:r>
-        <w:t xml:space="preserve"> </w:t>
-      </w:r>
-      <w:r>
-        <w:t xml:space="preserve">в історії.</w:t>
-      </w:r>
-    </w:p>
-    <w:p>
-      <w:pPr>
-        <w:numPr>
-          <w:ilvl w:val="0"/>
-          <w:numId w:val="1017"/>
-        </w:numPr>
-        <w:pStyle w:val="Compact"/>
-      </w:pPr>
-      <w:r>
-        <w:rPr>
-          <w:bCs/>
-          <w:b/>
-        </w:rPr>
-        <w:t xml:space="preserve">Видимість не успадковується:</w:t>
-      </w:r>
-      <w:r>
-        <w:t xml:space="preserve"> </w:t>
-      </w:r>
-      <w:r>
-        <w:t xml:space="preserve">у кожної сторінки своя. Якщо читач не бачить батьківську сторінку, у його меню підсторінка стоїть на верхньому рівні, а в «хлібних крихтах» батько не показується — назви прихованих сторінок не розкриваються. Редактор, який не бачить поточного батька сторінки (наприклад, керівник ІТ редагує підсторінку сторінки «лише адміністратор»), бачить у полі повідомлення, що розташування не змінюється, і не може його випадково скинути.</w:t>
-      </w:r>
-    </w:p>
-    <w:p>
-      <w:pPr>
-        <w:numPr>
-          <w:ilvl w:val="0"/>
-          <w:numId w:val="1017"/>
-        </w:numPr>
-        <w:pStyle w:val="Compact"/>
-      </w:pPr>
-      <w:r>
-        <w:rPr>
-          <w:bCs/>
-          <w:b/>
-        </w:rPr>
-        <w:t xml:space="preserve">Видалення сторінки не видаляє підсторінок:</w:t>
-      </w:r>
-      <w:r>
-        <w:t xml:space="preserve"> </w:t>
-      </w:r>
-      <w:r>
-        <w:t xml:space="preserve">вони піднімаються на рівень вище (до батька видаленої сторінки).</w:t>
-      </w:r>
-    </w:p>
-    <w:p>
-      <w:pPr>
-        <w:numPr>
-          <w:ilvl w:val="0"/>
-          <w:numId w:val="1017"/>
-        </w:numPr>
-        <w:pStyle w:val="Compact"/>
-      </w:pPr>
-      <w:r>
-        <w:t xml:space="preserve">Сторінки з імпорту документації лежать на верхньому рівні; їх можна перемістити.</w:t>
-      </w:r>
-    </w:p>
-    <w:bookmarkEnd w:id="73"/>
-    <w:bookmarkStart w:id="74" w:name="зображення-й-вкладення"/>
-    <w:p>
-      <w:pPr>
-        <w:pStyle w:val="Heading3"/>
-      </w:pPr>
-      <w:r>
-        <w:t xml:space="preserve">Зображення й вкладення</w:t>
-      </w:r>
-    </w:p>
-    <w:p>
-      <w:pPr>
-        <w:pStyle w:val="FirstParagraph"/>
-      </w:pPr>
-      <w:r>
-        <w:t xml:space="preserve">Блок</w:t>
-      </w:r>
-      <w:r>
-        <w:t xml:space="preserve"> </w:t>
-      </w:r>
-      <w:r>
-        <w:rPr>
-          <w:bCs/>
-          <w:b/>
-        </w:rPr>
-        <w:t xml:space="preserve">«Зображення та вкладення»</w:t>
-      </w:r>
-      <w:r>
-        <w:t xml:space="preserve"> </w:t>
-      </w:r>
-      <w:r>
-        <w:t xml:space="preserve">під редактором (з’являється, коли сторінка вже збережена) дає завантажити файли до сторінки.</w:t>
       </w:r>
     </w:p>
     <w:p>
@@ -13416,85 +13775,20 @@
         <w:pStyle w:val="Compact"/>
       </w:pPr>
       <w:r>
-        <w:t xml:space="preserve">Файл завантажують кнопкою «Завантажити»,</w:t>
-      </w:r>
-      <w:r>
-        <w:t xml:space="preserve"> </w:t>
-      </w:r>
-      <w:r>
-        <w:rPr>
-          <w:bCs/>
-          <w:b/>
-        </w:rPr>
-        <w:t xml:space="preserve">перетягуванням у поле тексту</w:t>
-      </w:r>
-      <w:r>
-        <w:t xml:space="preserve"> </w:t>
-      </w:r>
-      <w:r>
-        <w:t xml:space="preserve">або</w:t>
-      </w:r>
-      <w:r>
-        <w:t xml:space="preserve"> </w:t>
-      </w:r>
-      <w:r>
-        <w:rPr>
-          <w:bCs/>
-          <w:b/>
-        </w:rPr>
-        <w:t xml:space="preserve">вставкою з буфера (Ctrl+V)</w:t>
-      </w:r>
-      <w:r>
-        <w:t xml:space="preserve"> </w:t>
-      </w:r>
-      <w:r>
-        <w:t xml:space="preserve">— зручно для скриншотів. Завантаження йде без перезавантаження сторінки, тож незбережений текст не губиться; у текст на місці курсора автоматично вставляється запис</w:t>
-      </w:r>
-      <w:r>
-        <w:t xml:space="preserve"> </w:t>
-      </w:r>
-      <w:r>
-        <w:rPr>
-          <w:rStyle w:val="VerbatimChar"/>
-        </w:rPr>
-        <w:t xml:space="preserve">![ім'я](file:N)</w:t>
-      </w:r>
-      <w:r>
-        <w:t xml:space="preserve"> </w:t>
-      </w:r>
-      <w:r>
-        <w:t xml:space="preserve">(для зображення) чи</w:t>
-      </w:r>
-      <w:r>
-        <w:t xml:space="preserve"> </w:t>
-      </w:r>
-      <w:r>
-        <w:rPr>
-          <w:rStyle w:val="VerbatimChar"/>
-        </w:rPr>
-        <w:t xml:space="preserve">[ім'я](file:N)</w:t>
-      </w:r>
-      <w:r>
-        <w:t xml:space="preserve"> </w:t>
-      </w:r>
-      <w:r>
-        <w:t xml:space="preserve">(для файлу). Кнопка</w:t>
-      </w:r>
-      <w:r>
-        <w:t xml:space="preserve"> </w:t>
-      </w:r>
-      <w:r>
-        <w:rPr>
-          <w:bCs/>
-          <w:b/>
-        </w:rPr>
-        <w:t xml:space="preserve">«Вставити»</w:t>
-      </w:r>
-      <w:r>
-        <w:t xml:space="preserve"> </w:t>
-      </w:r>
-      <w:r>
-        <w:t xml:space="preserve">біля вже завантаженого файлу додає такий запис знову.</w:t>
+        <w:t xml:space="preserve">Максимальна глибина —</w:t>
+      </w:r>
+      <w:r>
+        <w:t xml:space="preserve"> </w:t>
+      </w:r>
+      <w:r>
+        <w:rPr>
+          <w:bCs/>
+          <w:b/>
+        </w:rPr>
+        <w:t xml:space="preserve">6 рівнів</w:t>
+      </w:r>
+      <w:r>
+        <w:t xml:space="preserve">. Сторінку не можна зробити підсторінкою самої себе чи власної підсторінки — система покаже пояснення.</w:t>
       </w:r>
     </w:p>
     <w:p>
@@ -13506,23 +13800,38 @@
         <w:pStyle w:val="Compact"/>
       </w:pPr>
       <w:r>
-        <w:t xml:space="preserve">Щоб запис став частиною сторінки, натисніть</w:t>
-      </w:r>
-      <w:r>
-        <w:t xml:space="preserve"> </w:t>
-      </w:r>
-      <w:r>
-        <w:rPr>
-          <w:bCs/>
-          <w:b/>
-        </w:rPr>
-        <w:t xml:space="preserve">«Зберегти»</w:t>
-      </w:r>
-      <w:r>
-        <w:t xml:space="preserve"> </w:t>
-      </w:r>
-      <w:r>
-        <w:t xml:space="preserve">— завантажений файл існує й без цього, але сторінка його не показує, доки на нього немає посилання (внизу сторінки всі файли в будь-якому разі перелічені в блоці «Вкладення»).</w:t>
+        <w:t xml:space="preserve">Батька можна змінити в будь-який момент у режимі редагування; адреса сторінки при цьому не змінюється, посилання</w:t>
+      </w:r>
+      <w:r>
+        <w:t xml:space="preserve"> </w:t>
+      </w:r>
+      <w:r>
+        <w:rPr>
+          <w:rStyle w:val="VerbatimChar"/>
+        </w:rPr>
+        <w:t xml:space="preserve">[[адреса]]</w:t>
+      </w:r>
+      <w:r>
+        <w:t xml:space="preserve"> </w:t>
+      </w:r>
+      <w:r>
+        <w:t xml:space="preserve">не ламаються. Зміна лише розташування</w:t>
+      </w:r>
+      <w:r>
+        <w:t xml:space="preserve"> </w:t>
+      </w:r>
+      <w:r>
+        <w:rPr>
+          <w:bCs/>
+          <w:b/>
+        </w:rPr>
+        <w:t xml:space="preserve">не створює нової версії</w:t>
+      </w:r>
+      <w:r>
+        <w:t xml:space="preserve"> </w:t>
+      </w:r>
+      <w:r>
+        <w:t xml:space="preserve">в історії.</w:t>
       </w:r>
     </w:p>
     <w:p>
@@ -13534,23 +13843,61 @@
         <w:pStyle w:val="Compact"/>
       </w:pPr>
       <w:r>
-        <w:t xml:space="preserve">Кнопка</w:t>
-      </w:r>
-      <w:r>
-        <w:t xml:space="preserve"> </w:t>
-      </w:r>
-      <w:r>
-        <w:rPr>
-          <w:bCs/>
-          <w:b/>
-        </w:rPr>
-        <w:t xml:space="preserve">«Видалити»</w:t>
-      </w:r>
-      <w:r>
-        <w:t xml:space="preserve"> </w:t>
-      </w:r>
-      <w:r>
-        <w:t xml:space="preserve">біля файлу видаляє його з сервера. Записи про нього в тексті (і в старих версіях історії) перестають показувати файл: замість картинки видно «[зображення недоступне]».</w:t>
+        <w:rPr>
+          <w:bCs/>
+          <w:b/>
+        </w:rPr>
+        <w:t xml:space="preserve">Видимість не успадковується:</w:t>
+      </w:r>
+      <w:r>
+        <w:t xml:space="preserve"> </w:t>
+      </w:r>
+      <w:r>
+        <w:t xml:space="preserve">у кожної сторінки своя. Якщо читач не бачить батьківську сторінку, у його меню підсторінка стоїть на верхньому рівні, а в «хлібних крихтах» батько не показується — назви прихованих сторінок не розкриваються. Редактор, який не бачить поточного батька сторінки (наприклад, керівник ІТ редагує підсторінку сторінки «лише адміністратор»), бачить у полі повідомлення, що розташування не змінюється, і не може його випадково скинути.</w:t>
+      </w:r>
+    </w:p>
+    <w:p>
+      <w:pPr>
+        <w:numPr>
+          <w:ilvl w:val="0"/>
+          <w:numId w:val="1018"/>
+        </w:numPr>
+        <w:pStyle w:val="Compact"/>
+      </w:pPr>
+      <w:r>
+        <w:rPr>
+          <w:bCs/>
+          <w:b/>
+        </w:rPr>
+        <w:t xml:space="preserve">Видалення сторінки не видаляє підсторінок:</w:t>
+      </w:r>
+      <w:r>
+        <w:t xml:space="preserve"> </w:t>
+      </w:r>
+      <w:r>
+        <w:t xml:space="preserve">вони піднімаються на рівень вище (до батька видаленої сторінки).</w:t>
+      </w:r>
+    </w:p>
+    <w:p>
+      <w:pPr>
+        <w:numPr>
+          <w:ilvl w:val="0"/>
+          <w:numId w:val="1018"/>
+        </w:numPr>
+        <w:pStyle w:val="Compact"/>
+      </w:pPr>
+      <w:r>
+        <w:t xml:space="preserve">Сторінки з імпорту документації лежать на верхньому рівні; їх можна перемістити.</w:t>
+      </w:r>
+    </w:p>
+    <w:bookmarkEnd w:id="74"/>
+    <w:bookmarkStart w:id="75" w:name="зображення-й-вкладення"/>
+    <w:p>
+      <w:pPr>
+        <w:pStyle w:val="Heading3"/>
+      </w:pPr>
+      <w:r>
+        <w:t xml:space="preserve">Зображення й вкладення</w:t>
       </w:r>
     </w:p>
     <w:p>
@@ -13558,211 +13905,23 @@
         <w:pStyle w:val="FirstParagraph"/>
       </w:pPr>
       <w:r>
-        <w:t xml:space="preserve">Правила:</w:t>
-      </w:r>
-      <w:r>
-        <w:t xml:space="preserve"> </w:t>
-      </w:r>
-      <w:r>
-        <w:t xml:space="preserve">-</w:t>
-      </w:r>
-      <w:r>
-        <w:t xml:space="preserve"> </w:t>
-      </w:r>
-      <w:r>
-        <w:rPr>
-          <w:bCs/>
-          <w:b/>
-        </w:rPr>
-        <w:t xml:space="preserve">Дозволені типи</w:t>
-      </w:r>
-      <w:r>
-        <w:t xml:space="preserve"> </w:t>
-      </w:r>
-      <w:r>
-        <w:t xml:space="preserve">— ті самі, що в бібліотеці документів: PDF, JPG, PNG, DOCX, XLSX, PPTX, ODT, ODS, ODP, TXT, CSV (макроси, архіви, HTML та виконувані файли відхиляються; тип перевіряється за вмістом, а не за розширенням).</w:t>
-      </w:r>
-      <w:r>
-        <w:t xml:space="preserve"> </w:t>
-      </w:r>
-      <w:r>
-        <w:rPr>
-          <w:bCs/>
-          <w:b/>
-        </w:rPr>
-        <w:t xml:space="preserve">Картинками на сторінці показуються лише JPG і PNG.</w:t>
-      </w:r>
-      <w:r>
-        <w:t xml:space="preserve"> </w:t>
-      </w:r>
-      <w:r>
-        <w:t xml:space="preserve">Розмір обмежений так само, як у бібліотеці (за замовчуванням 25 МБ,</w:t>
-      </w:r>
-      <w:r>
-        <w:t xml:space="preserve"> </w:t>
-      </w:r>
-      <w:r>
-        <w:rPr>
-          <w:rStyle w:val="VerbatimChar"/>
-        </w:rPr>
-        <w:t xml:space="preserve">LIBRARY_MAX_MB</w:t>
-      </w:r>
-      <w:r>
-        <w:t xml:space="preserve"> </w:t>
-      </w:r>
-      <w:r>
-        <w:t xml:space="preserve">у</w:t>
-      </w:r>
-      <w:r>
-        <w:t xml:space="preserve"> </w:t>
-      </w:r>
-      <w:r>
-        <w:rPr>
-          <w:rStyle w:val="VerbatimChar"/>
-        </w:rPr>
-        <w:t xml:space="preserve">.env</w:t>
-      </w:r>
-      <w:r>
-        <w:t xml:space="preserve">, і не більше за PHP-налаштування</w:t>
-      </w:r>
-      <w:r>
-        <w:t xml:space="preserve"> </w:t>
-      </w:r>
-      <w:r>
-        <w:rPr>
-          <w:rStyle w:val="VerbatimChar"/>
-        </w:rPr>
-        <w:t xml:space="preserve">upload_max_filesize</w:t>
-      </w:r>
-      <w:r>
-        <w:t xml:space="preserve">/</w:t>
-      </w:r>
-      <w:r>
-        <w:rPr>
-          <w:rStyle w:val="VerbatimChar"/>
-        </w:rPr>
-        <w:t xml:space="preserve">post_max_size</w:t>
-      </w:r>
-      <w:r>
-        <w:t xml:space="preserve">, розділ 13); до однієї сторінки — не більше 100 файлів.</w:t>
-      </w:r>
-      <w:r>
-        <w:t xml:space="preserve"> </w:t>
-      </w:r>
-      <w:r>
-        <w:t xml:space="preserve">-</w:t>
-      </w:r>
-      <w:r>
-        <w:t xml:space="preserve"> </w:t>
-      </w:r>
-      <w:r>
-        <w:rPr>
-          <w:bCs/>
-          <w:b/>
-        </w:rPr>
-        <w:t xml:space="preserve">Хто додає й видаляє</w:t>
-      </w:r>
-      <w:r>
-        <w:t xml:space="preserve"> </w:t>
-      </w:r>
-      <w:r>
-        <w:t xml:space="preserve">— ті, хто редагує сторінки (адміністратор і керівник ІТ).</w:t>
-      </w:r>
-      <w:r>
-        <w:t xml:space="preserve"> </w:t>
-      </w:r>
-      <w:r>
-        <w:t xml:space="preserve">-</w:t>
-      </w:r>
-      <w:r>
-        <w:t xml:space="preserve"> </w:t>
-      </w:r>
-      <w:r>
-        <w:rPr>
-          <w:bCs/>
-          <w:b/>
-        </w:rPr>
-        <w:t xml:space="preserve">Хто бачить</w:t>
-      </w:r>
-      <w:r>
-        <w:t xml:space="preserve"> </w:t>
-      </w:r>
-      <w:r>
-        <w:t xml:space="preserve">— ті, хто бачить сторінку. Файл віддається лише через систему (</w:t>
-      </w:r>
-      <w:r>
-        <w:rPr>
-          <w:rStyle w:val="VerbatimChar"/>
-        </w:rPr>
-        <w:t xml:space="preserve">/wiki/files/N</w:t>
-      </w:r>
-      <w:r>
-        <w:t xml:space="preserve">) із перевіркою видимості сторінки; для решти ролей він відповідає «не знайдено». Прямого посилання на файл у веб-корені немає, файли лежать у</w:t>
-      </w:r>
-      <w:r>
-        <w:t xml:space="preserve"> </w:t>
-      </w:r>
-      <w:r>
-        <w:rPr>
-          <w:rStyle w:val="VerbatimChar"/>
-        </w:rPr>
-        <w:t xml:space="preserve">storage/uploads</w:t>
-      </w:r>
-      <w:r>
-        <w:t xml:space="preserve"> </w:t>
-      </w:r>
-      <w:r>
-        <w:t xml:space="preserve">під випадковими іменами (їх треба включати в резервну копію разом із БД — розділ 13).</w:t>
-      </w:r>
-      <w:r>
-        <w:t xml:space="preserve"> </w:t>
-      </w:r>
-      <w:r>
-        <w:t xml:space="preserve">- Запис</w:t>
-      </w:r>
-      <w:r>
-        <w:t xml:space="preserve"> </w:t>
-      </w:r>
-      <w:r>
-        <w:rPr>
-          <w:rStyle w:val="VerbatimChar"/>
-        </w:rPr>
-        <w:t xml:space="preserve">file:N</w:t>
-      </w:r>
-      <w:r>
-        <w:t xml:space="preserve"> </w:t>
-      </w:r>
-      <w:r>
-        <w:t xml:space="preserve">працює</w:t>
-      </w:r>
-      <w:r>
-        <w:t xml:space="preserve"> </w:t>
-      </w:r>
-      <w:r>
-        <w:rPr>
-          <w:bCs/>
-          <w:b/>
-        </w:rPr>
-        <w:t xml:space="preserve">лише на сторінці, якій належить файл</w:t>
-      </w:r>
-      <w:r>
-        <w:t xml:space="preserve">: вставити так картинку з іншої сторінки не можна (це не дає обійти видимість сторінок). Щоб використати файл на двох сторінках, завантажте його до обох.</w:t>
-      </w:r>
-      <w:r>
-        <w:t xml:space="preserve"> </w:t>
-      </w:r>
-      <w:r>
-        <w:t xml:space="preserve">- Видалення сторінки видаляє і її файли.</w:t>
-      </w:r>
-    </w:p>
-    <w:bookmarkEnd w:id="74"/>
-    <w:bookmarkStart w:id="75" w:name="версії-та-одночасне-редагування"/>
-    <w:p>
-      <w:pPr>
-        <w:pStyle w:val="Heading3"/>
-      </w:pPr>
-      <w:r>
-        <w:t xml:space="preserve">Версії та одночасне редагування</w:t>
+        <w:t xml:space="preserve">Блок</w:t>
+      </w:r>
+      <w:r>
+        <w:t xml:space="preserve"> </w:t>
+      </w:r>
+      <w:r>
+        <w:rPr>
+          <w:bCs/>
+          <w:b/>
+        </w:rPr>
+        <w:t xml:space="preserve">«Зображення та вкладення»</w:t>
+      </w:r>
+      <w:r>
+        <w:t xml:space="preserve"> </w:t>
+      </w:r>
+      <w:r>
+        <w:t xml:space="preserve">під редактором (з’являється, коли сторінка вже збережена) дає завантажити файли до сторінки.</w:t>
       </w:r>
     </w:p>
     <w:p>
@@ -13774,65 +13933,85 @@
         <w:pStyle w:val="Compact"/>
       </w:pPr>
       <w:r>
-        <w:rPr>
-          <w:bCs/>
-          <w:b/>
-        </w:rPr>
-        <w:t xml:space="preserve">Кожне збереження створює нову версію.</w:t>
-      </w:r>
-      <w:r>
-        <w:t xml:space="preserve"> </w:t>
-      </w:r>
-      <w:r>
-        <w:t xml:space="preserve">Кнопка</w:t>
-      </w:r>
-      <w:r>
-        <w:t xml:space="preserve"> </w:t>
-      </w:r>
-      <w:r>
-        <w:rPr>
-          <w:bCs/>
-          <w:b/>
-        </w:rPr>
-        <w:t xml:space="preserve">«Історія»</w:t>
-      </w:r>
-      <w:r>
-        <w:t xml:space="preserve"> </w:t>
-      </w:r>
-      <w:r>
-        <w:t xml:space="preserve">на сторінці показує всі версії (хто й коли зберіг, розмір); будь-яку можна переглянути. Кнопка</w:t>
-      </w:r>
-      <w:r>
-        <w:t xml:space="preserve"> </w:t>
-      </w:r>
-      <w:r>
-        <w:rPr>
-          <w:bCs/>
-          <w:b/>
-        </w:rPr>
-        <w:t xml:space="preserve">«Відновити»</w:t>
-      </w:r>
-      <w:r>
-        <w:t xml:space="preserve"> </w:t>
-      </w:r>
-      <w:r>
-        <w:t xml:space="preserve">повертає вміст старої версії, але</w:t>
-      </w:r>
-      <w:r>
-        <w:t xml:space="preserve"> </w:t>
-      </w:r>
-      <w:r>
-        <w:rPr>
-          <w:bCs/>
-          <w:b/>
-        </w:rPr>
-        <w:t xml:space="preserve">як нову версію</w:t>
-      </w:r>
-      <w:r>
-        <w:t xml:space="preserve"> </w:t>
-      </w:r>
-      <w:r>
-        <w:t xml:space="preserve">— історія лише зростає, поточний текст нікуди не зникає.</w:t>
+        <w:t xml:space="preserve">Файл завантажують кнопкою «Завантажити»,</w:t>
+      </w:r>
+      <w:r>
+        <w:t xml:space="preserve"> </w:t>
+      </w:r>
+      <w:r>
+        <w:rPr>
+          <w:bCs/>
+          <w:b/>
+        </w:rPr>
+        <w:t xml:space="preserve">перетягуванням у поле тексту</w:t>
+      </w:r>
+      <w:r>
+        <w:t xml:space="preserve"> </w:t>
+      </w:r>
+      <w:r>
+        <w:t xml:space="preserve">або</w:t>
+      </w:r>
+      <w:r>
+        <w:t xml:space="preserve"> </w:t>
+      </w:r>
+      <w:r>
+        <w:rPr>
+          <w:bCs/>
+          <w:b/>
+        </w:rPr>
+        <w:t xml:space="preserve">вставкою з буфера (Ctrl+V)</w:t>
+      </w:r>
+      <w:r>
+        <w:t xml:space="preserve"> </w:t>
+      </w:r>
+      <w:r>
+        <w:t xml:space="preserve">— зручно для скриншотів. Завантаження йде без перезавантаження сторінки, тож незбережений текст не губиться; у текст на місці курсора автоматично вставляється запис</w:t>
+      </w:r>
+      <w:r>
+        <w:t xml:space="preserve"> </w:t>
+      </w:r>
+      <w:r>
+        <w:rPr>
+          <w:rStyle w:val="VerbatimChar"/>
+        </w:rPr>
+        <w:t xml:space="preserve">![ім'я](file:N)</w:t>
+      </w:r>
+      <w:r>
+        <w:t xml:space="preserve"> </w:t>
+      </w:r>
+      <w:r>
+        <w:t xml:space="preserve">(для зображення) чи</w:t>
+      </w:r>
+      <w:r>
+        <w:t xml:space="preserve"> </w:t>
+      </w:r>
+      <w:r>
+        <w:rPr>
+          <w:rStyle w:val="VerbatimChar"/>
+        </w:rPr>
+        <w:t xml:space="preserve">[ім'я](file:N)</w:t>
+      </w:r>
+      <w:r>
+        <w:t xml:space="preserve"> </w:t>
+      </w:r>
+      <w:r>
+        <w:t xml:space="preserve">(для файлу). Кнопка</w:t>
+      </w:r>
+      <w:r>
+        <w:t xml:space="preserve"> </w:t>
+      </w:r>
+      <w:r>
+        <w:rPr>
+          <w:bCs/>
+          <w:b/>
+        </w:rPr>
+        <w:t xml:space="preserve">«Вставити»</w:t>
+      </w:r>
+      <w:r>
+        <w:t xml:space="preserve"> </w:t>
+      </w:r>
+      <w:r>
+        <w:t xml:space="preserve">біля вже завантаженого файлу додає такий запис знову.</w:t>
       </w:r>
     </w:p>
     <w:p>
@@ -13844,33 +14023,23 @@
         <w:pStyle w:val="Compact"/>
       </w:pPr>
       <w:r>
-        <w:rPr>
-          <w:bCs/>
-          <w:b/>
-        </w:rPr>
-        <w:t xml:space="preserve">Одночасне редагування.</w:t>
-      </w:r>
-      <w:r>
-        <w:t xml:space="preserve"> </w:t>
-      </w:r>
-      <w:r>
-        <w:t xml:space="preserve">Якщо двоє відкрили одну сторінку й обоє натиснули «Зберегти», другий</w:t>
-      </w:r>
-      <w:r>
-        <w:t xml:space="preserve"> </w:t>
-      </w:r>
-      <w:r>
-        <w:rPr>
-          <w:bCs/>
-          <w:b/>
-        </w:rPr>
-        <w:t xml:space="preserve">не затре</w:t>
-      </w:r>
-      <w:r>
-        <w:t xml:space="preserve"> </w:t>
-      </w:r>
-      <w:r>
-        <w:t xml:space="preserve">зміни першого: він побачить повідомлення «Поки ви редагували, цю сторінку встигли змінити (ім’я)… ваші зміни НЕ збережено», а його текст лишиться у формі, щоб його можна було скопіювати. Тоді відкрийте актуальну версію й внесіть правки ще раз.</w:t>
+        <w:t xml:space="preserve">Щоб запис став частиною сторінки, натисніть</w:t>
+      </w:r>
+      <w:r>
+        <w:t xml:space="preserve"> </w:t>
+      </w:r>
+      <w:r>
+        <w:rPr>
+          <w:bCs/>
+          <w:b/>
+        </w:rPr>
+        <w:t xml:space="preserve">«Зберегти»</w:t>
+      </w:r>
+      <w:r>
+        <w:t xml:space="preserve"> </w:t>
+      </w:r>
+      <w:r>
+        <w:t xml:space="preserve">— завантажений файл існує й без цього, але сторінка його не показує, доки на нього немає посилання (внизу сторінки всі файли в будь-якому разі перелічені в блоці «Вкладення»).</w:t>
       </w:r>
     </w:p>
     <w:p>
@@ -13882,6 +14051,354 @@
         <w:pStyle w:val="Compact"/>
       </w:pPr>
       <w:r>
+        <w:t xml:space="preserve">Кнопка</w:t>
+      </w:r>
+      <w:r>
+        <w:t xml:space="preserve"> </w:t>
+      </w:r>
+      <w:r>
+        <w:rPr>
+          <w:bCs/>
+          <w:b/>
+        </w:rPr>
+        <w:t xml:space="preserve">«Видалити»</w:t>
+      </w:r>
+      <w:r>
+        <w:t xml:space="preserve"> </w:t>
+      </w:r>
+      <w:r>
+        <w:t xml:space="preserve">біля файлу видаляє його з сервера. Записи про нього в тексті (і в старих версіях історії) перестають показувати файл: замість картинки видно «[зображення недоступне]».</w:t>
+      </w:r>
+    </w:p>
+    <w:p>
+      <w:pPr>
+        <w:pStyle w:val="FirstParagraph"/>
+      </w:pPr>
+      <w:r>
+        <w:t xml:space="preserve">Правила:</w:t>
+      </w:r>
+      <w:r>
+        <w:t xml:space="preserve"> </w:t>
+      </w:r>
+      <w:r>
+        <w:t xml:space="preserve">-</w:t>
+      </w:r>
+      <w:r>
+        <w:t xml:space="preserve"> </w:t>
+      </w:r>
+      <w:r>
+        <w:rPr>
+          <w:bCs/>
+          <w:b/>
+        </w:rPr>
+        <w:t xml:space="preserve">Дозволені типи</w:t>
+      </w:r>
+      <w:r>
+        <w:t xml:space="preserve"> </w:t>
+      </w:r>
+      <w:r>
+        <w:t xml:space="preserve">— ті самі, що в бібліотеці документів: PDF, JPG, PNG, DOCX, XLSX, PPTX, ODT, ODS, ODP, TXT, CSV (макроси, архіви, HTML та виконувані файли відхиляються; тип перевіряється за вмістом, а не за розширенням).</w:t>
+      </w:r>
+      <w:r>
+        <w:t xml:space="preserve"> </w:t>
+      </w:r>
+      <w:r>
+        <w:rPr>
+          <w:bCs/>
+          <w:b/>
+        </w:rPr>
+        <w:t xml:space="preserve">Картинками на сторінці показуються лише JPG і PNG.</w:t>
+      </w:r>
+      <w:r>
+        <w:t xml:space="preserve"> </w:t>
+      </w:r>
+      <w:r>
+        <w:t xml:space="preserve">Розмір обмежений так само, як у бібліотеці (за замовчуванням 25 МБ,</w:t>
+      </w:r>
+      <w:r>
+        <w:t xml:space="preserve"> </w:t>
+      </w:r>
+      <w:r>
+        <w:rPr>
+          <w:rStyle w:val="VerbatimChar"/>
+        </w:rPr>
+        <w:t xml:space="preserve">LIBRARY_MAX_MB</w:t>
+      </w:r>
+      <w:r>
+        <w:t xml:space="preserve"> </w:t>
+      </w:r>
+      <w:r>
+        <w:t xml:space="preserve">у</w:t>
+      </w:r>
+      <w:r>
+        <w:t xml:space="preserve"> </w:t>
+      </w:r>
+      <w:r>
+        <w:rPr>
+          <w:rStyle w:val="VerbatimChar"/>
+        </w:rPr>
+        <w:t xml:space="preserve">.env</w:t>
+      </w:r>
+      <w:r>
+        <w:t xml:space="preserve">, і не більше за PHP-налаштування</w:t>
+      </w:r>
+      <w:r>
+        <w:t xml:space="preserve"> </w:t>
+      </w:r>
+      <w:r>
+        <w:rPr>
+          <w:rStyle w:val="VerbatimChar"/>
+        </w:rPr>
+        <w:t xml:space="preserve">upload_max_filesize</w:t>
+      </w:r>
+      <w:r>
+        <w:t xml:space="preserve">/</w:t>
+      </w:r>
+      <w:r>
+        <w:rPr>
+          <w:rStyle w:val="VerbatimChar"/>
+        </w:rPr>
+        <w:t xml:space="preserve">post_max_size</w:t>
+      </w:r>
+      <w:r>
+        <w:t xml:space="preserve">, розділ 13); до однієї сторінки — не більше 100 файлів.</w:t>
+      </w:r>
+      <w:r>
+        <w:t xml:space="preserve"> </w:t>
+      </w:r>
+      <w:r>
+        <w:t xml:space="preserve">-</w:t>
+      </w:r>
+      <w:r>
+        <w:t xml:space="preserve"> </w:t>
+      </w:r>
+      <w:r>
+        <w:rPr>
+          <w:bCs/>
+          <w:b/>
+        </w:rPr>
+        <w:t xml:space="preserve">Хто додає й видаляє</w:t>
+      </w:r>
+      <w:r>
+        <w:t xml:space="preserve"> </w:t>
+      </w:r>
+      <w:r>
+        <w:t xml:space="preserve">— ті, хто редагує сторінки (адміністратор і керівник ІТ).</w:t>
+      </w:r>
+      <w:r>
+        <w:t xml:space="preserve"> </w:t>
+      </w:r>
+      <w:r>
+        <w:t xml:space="preserve">-</w:t>
+      </w:r>
+      <w:r>
+        <w:t xml:space="preserve"> </w:t>
+      </w:r>
+      <w:r>
+        <w:rPr>
+          <w:bCs/>
+          <w:b/>
+        </w:rPr>
+        <w:t xml:space="preserve">Хто бачить</w:t>
+      </w:r>
+      <w:r>
+        <w:t xml:space="preserve"> </w:t>
+      </w:r>
+      <w:r>
+        <w:t xml:space="preserve">— ті, хто бачить сторінку. Файл віддається лише через систему (</w:t>
+      </w:r>
+      <w:r>
+        <w:rPr>
+          <w:rStyle w:val="VerbatimChar"/>
+        </w:rPr>
+        <w:t xml:space="preserve">/wiki/files/N</w:t>
+      </w:r>
+      <w:r>
+        <w:t xml:space="preserve">) із перевіркою видимості сторінки; для решти ролей він відповідає «не знайдено». Прямого посилання на файл у веб-корені немає, файли лежать у</w:t>
+      </w:r>
+      <w:r>
+        <w:t xml:space="preserve"> </w:t>
+      </w:r>
+      <w:r>
+        <w:rPr>
+          <w:rStyle w:val="VerbatimChar"/>
+        </w:rPr>
+        <w:t xml:space="preserve">storage/uploads</w:t>
+      </w:r>
+      <w:r>
+        <w:t xml:space="preserve"> </w:t>
+      </w:r>
+      <w:r>
+        <w:t xml:space="preserve">під випадковими іменами (їх треба включати в резервну копію разом із БД — розділ 13).</w:t>
+      </w:r>
+      <w:r>
+        <w:t xml:space="preserve"> </w:t>
+      </w:r>
+      <w:r>
+        <w:t xml:space="preserve">- Запис</w:t>
+      </w:r>
+      <w:r>
+        <w:t xml:space="preserve"> </w:t>
+      </w:r>
+      <w:r>
+        <w:rPr>
+          <w:rStyle w:val="VerbatimChar"/>
+        </w:rPr>
+        <w:t xml:space="preserve">file:N</w:t>
+      </w:r>
+      <w:r>
+        <w:t xml:space="preserve"> </w:t>
+      </w:r>
+      <w:r>
+        <w:t xml:space="preserve">працює</w:t>
+      </w:r>
+      <w:r>
+        <w:t xml:space="preserve"> </w:t>
+      </w:r>
+      <w:r>
+        <w:rPr>
+          <w:bCs/>
+          <w:b/>
+        </w:rPr>
+        <w:t xml:space="preserve">лише на сторінці, якій належить файл</w:t>
+      </w:r>
+      <w:r>
+        <w:t xml:space="preserve">: вставити так картинку з іншої сторінки не можна (це не дає обійти видимість сторінок). Щоб використати файл на двох сторінках, завантажте його до обох.</w:t>
+      </w:r>
+      <w:r>
+        <w:t xml:space="preserve"> </w:t>
+      </w:r>
+      <w:r>
+        <w:t xml:space="preserve">- Видалення сторінки видаляє і її файли.</w:t>
+      </w:r>
+    </w:p>
+    <w:bookmarkEnd w:id="75"/>
+    <w:bookmarkStart w:id="76" w:name="версії-та-одночасне-редагування"/>
+    <w:p>
+      <w:pPr>
+        <w:pStyle w:val="Heading3"/>
+      </w:pPr>
+      <w:r>
+        <w:t xml:space="preserve">Версії та одночасне редагування</w:t>
+      </w:r>
+    </w:p>
+    <w:p>
+      <w:pPr>
+        <w:numPr>
+          <w:ilvl w:val="0"/>
+          <w:numId w:val="1020"/>
+        </w:numPr>
+        <w:pStyle w:val="Compact"/>
+      </w:pPr>
+      <w:r>
+        <w:rPr>
+          <w:bCs/>
+          <w:b/>
+        </w:rPr>
+        <w:t xml:space="preserve">Кожне збереження створює нову версію.</w:t>
+      </w:r>
+      <w:r>
+        <w:t xml:space="preserve"> </w:t>
+      </w:r>
+      <w:r>
+        <w:t xml:space="preserve">Кнопка</w:t>
+      </w:r>
+      <w:r>
+        <w:t xml:space="preserve"> </w:t>
+      </w:r>
+      <w:r>
+        <w:rPr>
+          <w:bCs/>
+          <w:b/>
+        </w:rPr>
+        <w:t xml:space="preserve">«Історія»</w:t>
+      </w:r>
+      <w:r>
+        <w:t xml:space="preserve"> </w:t>
+      </w:r>
+      <w:r>
+        <w:t xml:space="preserve">на сторінці показує всі версії (хто й коли зберіг, розмір); будь-яку можна переглянути. Кнопка</w:t>
+      </w:r>
+      <w:r>
+        <w:t xml:space="preserve"> </w:t>
+      </w:r>
+      <w:r>
+        <w:rPr>
+          <w:bCs/>
+          <w:b/>
+        </w:rPr>
+        <w:t xml:space="preserve">«Відновити»</w:t>
+      </w:r>
+      <w:r>
+        <w:t xml:space="preserve"> </w:t>
+      </w:r>
+      <w:r>
+        <w:t xml:space="preserve">повертає вміст старої версії, але</w:t>
+      </w:r>
+      <w:r>
+        <w:t xml:space="preserve"> </w:t>
+      </w:r>
+      <w:r>
+        <w:rPr>
+          <w:bCs/>
+          <w:b/>
+        </w:rPr>
+        <w:t xml:space="preserve">як нову версію</w:t>
+      </w:r>
+      <w:r>
+        <w:t xml:space="preserve"> </w:t>
+      </w:r>
+      <w:r>
+        <w:t xml:space="preserve">— історія лише зростає, поточний текст нікуди не зникає.</w:t>
+      </w:r>
+    </w:p>
+    <w:p>
+      <w:pPr>
+        <w:numPr>
+          <w:ilvl w:val="0"/>
+          <w:numId w:val="1020"/>
+        </w:numPr>
+        <w:pStyle w:val="Compact"/>
+      </w:pPr>
+      <w:r>
+        <w:rPr>
+          <w:bCs/>
+          <w:b/>
+        </w:rPr>
+        <w:t xml:space="preserve">Одночасне редагування.</w:t>
+      </w:r>
+      <w:r>
+        <w:t xml:space="preserve"> </w:t>
+      </w:r>
+      <w:r>
+        <w:t xml:space="preserve">Якщо двоє відкрили одну сторінку й обоє натиснули «Зберегти», другий</w:t>
+      </w:r>
+      <w:r>
+        <w:t xml:space="preserve"> </w:t>
+      </w:r>
+      <w:r>
+        <w:rPr>
+          <w:bCs/>
+          <w:b/>
+        </w:rPr>
+        <w:t xml:space="preserve">не затре</w:t>
+      </w:r>
+      <w:r>
+        <w:t xml:space="preserve"> </w:t>
+      </w:r>
+      <w:r>
+        <w:t xml:space="preserve">зміни першого: він побачить повідомлення «Поки ви редагували, цю сторінку встигли змінити (ім’я)… ваші зміни НЕ збережено», а його текст лишиться у формі, щоб його можна було скопіювати. Тоді відкрийте актуальну версію й внесіть правки ще раз.</w:t>
+      </w:r>
+    </w:p>
+    <w:p>
+      <w:pPr>
+        <w:numPr>
+          <w:ilvl w:val="0"/>
+          <w:numId w:val="1020"/>
+        </w:numPr>
+        <w:pStyle w:val="Compact"/>
+      </w:pPr>
+      <w:r>
         <w:t xml:space="preserve">Видалення сторінки знищує</w:t>
       </w:r>
       <w:r>
@@ -13901,8 +14418,8 @@
         <w:t xml:space="preserve">— це незворотно (з підтвердженням). Файли, що були на сторінці, в історії старих версій показуватись не будуть.</w:t>
       </w:r>
     </w:p>
-    <w:bookmarkEnd w:id="75"/>
-    <w:bookmarkStart w:id="76" w:name="пошук"/>
+    <w:bookmarkEnd w:id="76"/>
+    <w:bookmarkStart w:id="77" w:name="пошук"/>
     <w:p>
       <w:pPr>
         <w:pStyle w:val="Heading3"/>
@@ -13949,8 +14466,8 @@
         <w:t xml:space="preserve">шукаються буквально). Збіги в назві — вгорі; під кожним результатом — фрагмент тексту з виділенням. Шукаються лише сторінки, видимі вам.</w:t>
       </w:r>
     </w:p>
-    <w:bookmarkEnd w:id="76"/>
-    <w:bookmarkStart w:id="77" w:name="гайди-користувача-й-адміністратора"/>
+    <w:bookmarkEnd w:id="77"/>
+    <w:bookmarkStart w:id="78" w:name="гайди-користувача-й-адміністратора"/>
     <w:p>
       <w:pPr>
         <w:pStyle w:val="Heading3"/>
@@ -14271,8 +14788,8 @@
         <w:t xml:space="preserve">.</w:t>
       </w:r>
     </w:p>
-    <w:bookmarkEnd w:id="77"/>
-    <w:bookmarkStart w:id="78" w:name="журнал-аудиту-1"/>
+    <w:bookmarkEnd w:id="78"/>
+    <w:bookmarkStart w:id="79" w:name="журнал-аудиту-1"/>
     <w:p>
       <w:pPr>
         <w:pStyle w:val="Heading3"/>
@@ -14367,8 +14884,8 @@
         <w:t xml:space="preserve">з іменем файлу; у записах про створення й видалення — батьківська сторінка чи кількість видалених файлів).</w:t>
       </w:r>
     </w:p>
-    <w:bookmarkEnd w:id="78"/>
-    <w:bookmarkStart w:id="79" w:name="діагностика-2"/>
+    <w:bookmarkEnd w:id="79"/>
+    <w:bookmarkStart w:id="80" w:name="діагностика-2"/>
     <w:p>
       <w:pPr>
         <w:pStyle w:val="Heading3"/>
@@ -14942,9 +15459,9 @@
         </w:pict>
       </w:r>
     </w:p>
-    <w:bookmarkEnd w:id="79"/>
     <w:bookmarkEnd w:id="80"/>
-    <w:bookmarkStart w:id="81" w:name="X3e5ed6a3803716ec9e3910f32ae1df57910a11a"/>
+    <w:bookmarkEnd w:id="81"/>
+    <w:bookmarkStart w:id="82" w:name="X3e5ed6a3803716ec9e3910f32ae1df57910a11a"/>
     <w:p>
       <w:pPr>
         <w:pStyle w:val="Heading2"/>
@@ -14964,13 +15481,7 @@
         <w:t xml:space="preserve"> </w:t>
       </w:r>
       <w:r>
-        <w:t xml:space="preserve">- Вкладення в коментарях і в проєктах, а також у повідомленнях форуму: файли прикріплюються до тікетів і задач (розділ 13), сторінок вікі (розділ 14) і бібліотеки документів (розділ 20).</w:t>
-      </w:r>
-      <w:r>
-        <w:t xml:space="preserve"> </w:t>
-      </w:r>
-      <w:r>
-        <w:t xml:space="preserve">- Перегляд власних вкладень анонімним заявником на сторінці відстеження порталу — файли бачать лише оператори. Зменшені мініатюри: сторінка підвантажує повні зображення.</w:t>
+        <w:t xml:space="preserve">- Вкладення до коментарів і до самих проєктів: файли прикріплюються до тікетів і задач (розділ 13), повідомлень форуму (розділ 21), сторінок вікі (розділ 14) і бібліотеки документів (розділ 20), а до коментарів і проєктів — ні.</w:t>
       </w:r>
       <w:r>
         <w:t xml:space="preserve"> </w:t>
@@ -14982,7 +15493,7 @@
         <w:t xml:space="preserve"> </w:t>
       </w:r>
       <w:r>
-        <w:t xml:space="preserve">- Для форуму: окрема відписка від сповіщень по темі, сповіщення про нові теми, позначки «непрочитане», вкладення в повідомленнях, попередній перегляд перед надсиланням. Для вікі й бібліотеки: мініатюри зображень, картинки з форматів, окрім JPG і PNG.</w:t>
+        <w:t xml:space="preserve">- Для форуму: окрема відписка від сповіщень по одній темі (є підписка на розділ) і вставка вкладеного зображення в текст повідомлення. Для вікі й бібліотеки: мініатюри зображень, картинки з форматів, окрім JPG і PNG.</w:t>
       </w:r>
       <w:r>
         <w:t xml:space="preserve"> </w:t>
@@ -15005,28 +15516,6 @@
       </w:r>
       <w:r>
         <w:t xml:space="preserve">для самого учасника: доступ скасовує лише автор, відповідальний чи адміністратор (розділ 6). Також доступ не успадковується підпроєктами.</w:t>
-      </w:r>
-      <w:r>
-        <w:t xml:space="preserve"> </w:t>
-      </w:r>
-      <w:r>
-        <w:t xml:space="preserve">- Поле «Видимість» проєкту (публічний / приватний / обмежений доступ)</w:t>
-      </w:r>
-      <w:r>
-        <w:t xml:space="preserve"> </w:t>
-      </w:r>
-      <w:r>
-        <w:rPr>
-          <w:bCs/>
-          <w:b/>
-        </w:rPr>
-        <w:t xml:space="preserve">ні на що не впливає</w:t>
-      </w:r>
-      <w:r>
-        <w:t xml:space="preserve"> </w:t>
-      </w:r>
-      <w:r>
-        <w:t xml:space="preserve">— це позначка; доступ визначають автор, відповідальний, учасники й адміністратор (розділи 5 і 6).</w:t>
       </w:r>
       <w:r>
         <w:t xml:space="preserve"> </w:t>
@@ -15081,8 +15570,8 @@
         </w:pict>
       </w:r>
     </w:p>
-    <w:bookmarkEnd w:id="81"/>
-    <w:bookmarkStart w:id="82" w:name="типові-адміністративні-сценарії"/>
+    <w:bookmarkEnd w:id="82"/>
+    <w:bookmarkStart w:id="83" w:name="типові-адміністративні-сценарії"/>
     <w:p>
       <w:pPr>
         <w:pStyle w:val="Heading2"/>
@@ -15762,8 +16251,8 @@
         </w:pict>
       </w:r>
     </w:p>
-    <w:bookmarkEnd w:id="82"/>
-    <w:bookmarkStart w:id="86" w:name="X5252d2ceb1ff2d80edc0009821d24961f7fbcc3"/>
+    <w:bookmarkEnd w:id="83"/>
+    <w:bookmarkStart w:id="87" w:name="X5252d2ceb1ff2d80edc0009821d24961f7fbcc3"/>
     <w:p>
       <w:pPr>
         <w:pStyle w:val="Heading2"/>
@@ -15824,7 +16313,7 @@
         <w:t xml:space="preserve">). Помилки, які застосунок обробляє сам («Доступ обмежено», «Сторінку не знайдено», повідомлення форм), цю сторінку не викликають.</w:t>
       </w:r>
     </w:p>
-    <w:bookmarkStart w:id="83" w:name="що-бачить-адміністратор-і-що-решта"/>
+    <w:bookmarkStart w:id="84" w:name="що-бачить-адміністратор-і-що-решта"/>
     <w:p>
       <w:pPr>
         <w:pStyle w:val="Heading3"/>
@@ -16004,8 +16493,8 @@
         <w:t xml:space="preserve">.</w:t>
       </w:r>
     </w:p>
-    <w:bookmarkEnd w:id="83"/>
-    <w:bookmarkStart w:id="84" w:name="журнал-помилок"/>
+    <w:bookmarkEnd w:id="84"/>
+    <w:bookmarkStart w:id="85" w:name="журнал-помилок"/>
     <w:p>
       <w:pPr>
         <w:pStyle w:val="Heading3"/>
@@ -16018,7 +16507,7 @@
       <w:pPr>
         <w:numPr>
           <w:ilvl w:val="0"/>
-          <w:numId w:val="1020"/>
+          <w:numId w:val="1021"/>
         </w:numPr>
         <w:pStyle w:val="Compact"/>
       </w:pPr>
@@ -16074,7 +16563,7 @@
       <w:pPr>
         <w:numPr>
           <w:ilvl w:val="0"/>
-          <w:numId w:val="1020"/>
+          <w:numId w:val="1021"/>
         </w:numPr>
         <w:pStyle w:val="Compact"/>
       </w:pPr>
@@ -16105,7 +16594,7 @@
       <w:pPr>
         <w:numPr>
           <w:ilvl w:val="0"/>
-          <w:numId w:val="1020"/>
+          <w:numId w:val="1021"/>
         </w:numPr>
         <w:pStyle w:val="Compact"/>
       </w:pPr>
@@ -16127,7 +16616,7 @@
       <w:pPr>
         <w:numPr>
           <w:ilvl w:val="0"/>
-          <w:numId w:val="1020"/>
+          <w:numId w:val="1021"/>
         </w:numPr>
         <w:pStyle w:val="Compact"/>
       </w:pPr>
@@ -16163,7 +16652,7 @@
       <w:pPr>
         <w:numPr>
           <w:ilvl w:val="0"/>
-          <w:numId w:val="1020"/>
+          <w:numId w:val="1021"/>
         </w:numPr>
         <w:pStyle w:val="Compact"/>
       </w:pPr>
@@ -16226,8 +16715,8 @@
         <w:t xml:space="preserve">).</w:t>
       </w:r>
     </w:p>
-    <w:bookmarkEnd w:id="84"/>
-    <w:bookmarkStart w:id="85" w:name="типові-причини-й-що-робити"/>
+    <w:bookmarkEnd w:id="85"/>
+    <w:bookmarkStart w:id="86" w:name="типові-причини-й-що-робити"/>
     <w:p>
       <w:pPr>
         <w:pStyle w:val="Heading3"/>
@@ -16873,9 +17362,9 @@
         </w:pict>
       </w:r>
     </w:p>
-    <w:bookmarkEnd w:id="85"/>
     <w:bookmarkEnd w:id="86"/>
-    <w:bookmarkStart w:id="93" w:name="rest-api-адмін-панель-налаштування-api"/>
+    <w:bookmarkEnd w:id="87"/>
+    <w:bookmarkStart w:id="94" w:name="rest-api-адмін-панель-налаштування-api"/>
     <w:p>
       <w:pPr>
         <w:pStyle w:val="Heading2"/>
@@ -16926,7 +17415,7 @@
         <w:t xml:space="preserve">.</w:t>
       </w:r>
     </w:p>
-    <w:bookmarkStart w:id="87" w:name="основні-принципи"/>
+    <w:bookmarkStart w:id="88" w:name="основні-принципи"/>
     <w:p>
       <w:pPr>
         <w:pStyle w:val="Heading3"/>
@@ -16939,7 +17428,7 @@
       <w:pPr>
         <w:numPr>
           <w:ilvl w:val="0"/>
-          <w:numId w:val="1021"/>
+          <w:numId w:val="1022"/>
         </w:numPr>
         <w:pStyle w:val="Compact"/>
       </w:pPr>
@@ -16961,7 +17450,7 @@
       <w:pPr>
         <w:numPr>
           <w:ilvl w:val="0"/>
-          <w:numId w:val="1021"/>
+          <w:numId w:val="1022"/>
         </w:numPr>
         <w:pStyle w:val="Compact"/>
       </w:pPr>
@@ -17007,7 +17496,7 @@
       <w:pPr>
         <w:numPr>
           <w:ilvl w:val="0"/>
-          <w:numId w:val="1021"/>
+          <w:numId w:val="1022"/>
         </w:numPr>
         <w:pStyle w:val="Compact"/>
       </w:pPr>
@@ -17029,7 +17518,7 @@
       <w:pPr>
         <w:numPr>
           <w:ilvl w:val="0"/>
-          <w:numId w:val="1021"/>
+          <w:numId w:val="1022"/>
         </w:numPr>
         <w:pStyle w:val="Compact"/>
       </w:pPr>
@@ -17051,7 +17540,7 @@
       <w:pPr>
         <w:numPr>
           <w:ilvl w:val="0"/>
-          <w:numId w:val="1021"/>
+          <w:numId w:val="1022"/>
         </w:numPr>
         <w:pStyle w:val="Compact"/>
       </w:pPr>
@@ -17101,7 +17590,7 @@
       <w:pPr>
         <w:numPr>
           <w:ilvl w:val="0"/>
-          <w:numId w:val="1021"/>
+          <w:numId w:val="1022"/>
         </w:numPr>
         <w:pStyle w:val="Compact"/>
       </w:pPr>
@@ -17119,8 +17608,8 @@
         <w:t xml:space="preserve">(Адмін-панель → Налаштування → Журнал аудиту): на дії стоїть позначка «Через: api», а автором є власник токена.</w:t>
       </w:r>
     </w:p>
-    <w:bookmarkEnd w:id="87"/>
-    <w:bookmarkStart w:id="88" w:name="увімкнення-й-налаштування"/>
+    <w:bookmarkEnd w:id="88"/>
+    <w:bookmarkStart w:id="89" w:name="увімкнення-й-налаштування"/>
     <w:p>
       <w:pPr>
         <w:pStyle w:val="Heading3"/>
@@ -17291,8 +17780,8 @@
         <w:t xml:space="preserve">).</w:t>
       </w:r>
     </w:p>
-    <w:bookmarkEnd w:id="88"/>
-    <w:bookmarkStart w:id="89" w:name="хто-й-як-створює-токени"/>
+    <w:bookmarkEnd w:id="89"/>
+    <w:bookmarkStart w:id="90" w:name="хто-й-як-створює-токени"/>
     <w:p>
       <w:pPr>
         <w:pStyle w:val="Heading3"/>
@@ -17305,7 +17794,7 @@
       <w:pPr>
         <w:numPr>
           <w:ilvl w:val="0"/>
-          <w:numId w:val="1022"/>
+          <w:numId w:val="1023"/>
         </w:numPr>
         <w:pStyle w:val="Compact"/>
       </w:pPr>
@@ -17343,7 +17832,7 @@
       <w:pPr>
         <w:numPr>
           <w:ilvl w:val="0"/>
-          <w:numId w:val="1022"/>
+          <w:numId w:val="1023"/>
         </w:numPr>
         <w:pStyle w:val="Compact"/>
       </w:pPr>
@@ -17395,8 +17884,8 @@
         <w:t xml:space="preserve">Не видавайте інтеграції власний токен адміністратора. Створіть окремого користувача («Моніторинг Zabbix», «Бот месенджера») із мінімально потрібною роллю — для створення тікетів достатньо «Заявник» — і видайте токен йому, із терміном дії й правом лише того рівня, який потрібен. У тікетах і журналі аудиту видно, що дію виконала саме інтеграція.</w:t>
       </w:r>
     </w:p>
-    <w:bookmarkEnd w:id="89"/>
-    <w:bookmarkStart w:id="90" w:name="таблиця-всіх-токенів"/>
+    <w:bookmarkEnd w:id="90"/>
+    <w:bookmarkStart w:id="91" w:name="таблиця-всіх-токенів"/>
     <w:p>
       <w:pPr>
         <w:pStyle w:val="Heading3"/>
@@ -17595,8 +18084,8 @@
         <w:t xml:space="preserve">(з підтвердженням) вимикає токен назавжди, і програма, що ним користується, одразу починає отримувати 401. Колонка «Востаннє» допомагає знайти токени, якими ніхто не користується, — їх варто відкликати.</w:t>
       </w:r>
     </w:p>
-    <w:bookmarkEnd w:id="90"/>
-    <w:bookmarkStart w:id="91" w:name="налаштування-веб-сервера"/>
+    <w:bookmarkEnd w:id="91"/>
+    <w:bookmarkStart w:id="92" w:name="налаштування-веб-сервера"/>
     <w:p>
       <w:pPr>
         <w:pStyle w:val="Heading3"/>
@@ -17609,7 +18098,7 @@
       <w:pPr>
         <w:numPr>
           <w:ilvl w:val="0"/>
-          <w:numId w:val="1023"/>
+          <w:numId w:val="1024"/>
         </w:numPr>
         <w:pStyle w:val="Compact"/>
       </w:pPr>
@@ -17631,7 +18120,7 @@
       <w:pPr>
         <w:numPr>
           <w:ilvl w:val="0"/>
-          <w:numId w:val="1023"/>
+          <w:numId w:val="1024"/>
         </w:numPr>
         <w:pStyle w:val="Compact"/>
       </w:pPr>
@@ -17735,7 +18224,7 @@
       <w:pPr>
         <w:numPr>
           <w:ilvl w:val="0"/>
-          <w:numId w:val="1023"/>
+          <w:numId w:val="1024"/>
         </w:numPr>
         <w:pStyle w:val="Compact"/>
       </w:pPr>
@@ -17767,8 +18256,8 @@
         <w:t xml:space="preserve">.</w:t>
       </w:r>
     </w:p>
-    <w:bookmarkEnd w:id="91"/>
-    <w:bookmarkStart w:id="92" w:name="діагностика-3"/>
+    <w:bookmarkEnd w:id="92"/>
+    <w:bookmarkStart w:id="93" w:name="діагностика-3"/>
     <w:p>
       <w:pPr>
         <w:pStyle w:val="Heading3"/>
@@ -18206,9 +18695,9 @@
         </w:pict>
       </w:r>
     </w:p>
-    <w:bookmarkEnd w:id="92"/>
     <w:bookmarkEnd w:id="93"/>
-    <w:bookmarkStart w:id="100" w:name="X4e8d9a481e0c7a8974994922224a7e01adc5a1a"/>
+    <w:bookmarkEnd w:id="94"/>
+    <w:bookmarkStart w:id="101" w:name="X4e8d9a481e0c7a8974994922224a7e01adc5a1a"/>
     <w:p>
       <w:pPr>
         <w:pStyle w:val="Heading2"/>
@@ -18259,7 +18748,7 @@
         <w:t xml:space="preserve">, розділ 4.</w:t>
       </w:r>
     </w:p>
-    <w:bookmarkStart w:id="94" w:name="створення-вебхука"/>
+    <w:bookmarkStart w:id="95" w:name="створення-вебхука"/>
     <w:p>
       <w:pPr>
         <w:pStyle w:val="Heading3"/>
@@ -18303,294 +18792,6 @@
       </w:r>
       <w:r>
         <w:t xml:space="preserve">:</w:t>
-      </w:r>
-    </w:p>
-    <w:p>
-      <w:pPr>
-        <w:numPr>
-          <w:ilvl w:val="0"/>
-          <w:numId w:val="1024"/>
-        </w:numPr>
-        <w:pStyle w:val="Compact"/>
-      </w:pPr>
-      <w:r>
-        <w:rPr>
-          <w:bCs/>
-          <w:b/>
-        </w:rPr>
-        <w:t xml:space="preserve">Назва</w:t>
-      </w:r>
-      <w:r>
-        <w:t xml:space="preserve"> </w:t>
-      </w:r>
-      <w:r>
-        <w:t xml:space="preserve">— для вас («Сповіщення в месенджер»).</w:t>
-      </w:r>
-    </w:p>
-    <w:p>
-      <w:pPr>
-        <w:numPr>
-          <w:ilvl w:val="0"/>
-          <w:numId w:val="1024"/>
-        </w:numPr>
-        <w:pStyle w:val="Compact"/>
-      </w:pPr>
-      <w:r>
-        <w:rPr>
-          <w:bCs/>
-          <w:b/>
-        </w:rPr>
-        <w:t xml:space="preserve">Адреса одержувача</w:t>
-      </w:r>
-      <w:r>
-        <w:t xml:space="preserve"> </w:t>
-      </w:r>
-      <w:r>
-        <w:t xml:space="preserve">—</w:t>
-      </w:r>
-      <w:r>
-        <w:t xml:space="preserve"> </w:t>
-      </w:r>
-      <w:r>
-        <w:rPr>
-          <w:rStyle w:val="VerbatimChar"/>
-        </w:rPr>
-        <w:t xml:space="preserve">https://…</w:t>
-      </w:r>
-      <w:r>
-        <w:t xml:space="preserve"> </w:t>
-      </w:r>
-      <w:r>
-        <w:t xml:space="preserve">або</w:t>
-      </w:r>
-      <w:r>
-        <w:t xml:space="preserve"> </w:t>
-      </w:r>
-      <w:r>
-        <w:rPr>
-          <w:rStyle w:val="VerbatimChar"/>
-        </w:rPr>
-        <w:t xml:space="preserve">http://…</w:t>
-      </w:r>
-      <w:r>
-        <w:t xml:space="preserve">, до 500 символів, без логіна й пароля в адресі.</w:t>
-      </w:r>
-    </w:p>
-    <w:p>
-      <w:pPr>
-        <w:numPr>
-          <w:ilvl w:val="0"/>
-          <w:numId w:val="1024"/>
-        </w:numPr>
-        <w:pStyle w:val="Compact"/>
-      </w:pPr>
-      <w:r>
-        <w:rPr>
-          <w:bCs/>
-          <w:b/>
-        </w:rPr>
-        <w:t xml:space="preserve">Події</w:t>
-      </w:r>
-      <w:r>
-        <w:t xml:space="preserve"> </w:t>
-      </w:r>
-      <w:r>
-        <w:t xml:space="preserve">— «Усі події» (зокрема ті, що з’являться в майбутніх версіях) або обрані позначками. Події згруповано: тікети (створено, статус, оператор, коментар, оцінка CSAT), задачі (створено, статус, виконавець, оновлено, коментар, видалено), проєкти (створено, статус, відповідальний, доступ учасника надано/забрано, видалено).</w:t>
-      </w:r>
-    </w:p>
-    <w:p>
-      <w:pPr>
-        <w:numPr>
-          <w:ilvl w:val="0"/>
-          <w:numId w:val="1024"/>
-        </w:numPr>
-        <w:pStyle w:val="Compact"/>
-      </w:pPr>
-      <w:r>
-        <w:rPr>
-          <w:bCs/>
-          <w:b/>
-        </w:rPr>
-        <w:t xml:space="preserve">Перевіряти TLS-сертифікат</w:t>
-      </w:r>
-      <w:r>
-        <w:t xml:space="preserve"> </w:t>
-      </w:r>
-      <w:r>
-        <w:t xml:space="preserve">— зніміть лише для внутрішніх сервісів із самопідписаним сертифікатом.</w:t>
-      </w:r>
-    </w:p>
-    <w:p>
-      <w:pPr>
-        <w:numPr>
-          <w:ilvl w:val="0"/>
-          <w:numId w:val="1024"/>
-        </w:numPr>
-        <w:pStyle w:val="Compact"/>
-      </w:pPr>
-      <w:r>
-        <w:t xml:space="preserve">Після «Створити вебхук» показується</w:t>
-      </w:r>
-      <w:r>
-        <w:t xml:space="preserve"> </w:t>
-      </w:r>
-      <w:r>
-        <w:rPr>
-          <w:bCs/>
-          <w:b/>
-        </w:rPr>
-        <w:t xml:space="preserve">секрет</w:t>
-      </w:r>
-      <w:r>
-        <w:t xml:space="preserve"> </w:t>
-      </w:r>
-      <w:r>
-        <w:t xml:space="preserve">(</w:t>
-      </w:r>
-      <w:r>
-        <w:rPr>
-          <w:rStyle w:val="VerbatimChar"/>
-        </w:rPr>
-        <w:t xml:space="preserve">whsec_…</w:t>
-      </w:r>
-      <w:r>
-        <w:t xml:space="preserve">).</w:t>
-      </w:r>
-      <w:r>
-        <w:t xml:space="preserve"> </w:t>
-      </w:r>
-      <w:r>
-        <w:rPr>
-          <w:bCs/>
-          <w:b/>
-        </w:rPr>
-        <w:t xml:space="preserve">Скопіюйте його зараз</w:t>
-      </w:r>
-      <w:r>
-        <w:t xml:space="preserve"> </w:t>
-      </w:r>
-      <w:r>
-        <w:t xml:space="preserve">і вкажіть в одержувача: за секретом він перевіряє, що запит справді від вашого ITSM. Далі видно лише кінець секрету. Секрет можна замінити (кнопка «Замінити секрет»): старий одразу перестане діяти — оновіть його в одержувача.</w:t>
-      </w:r>
-    </w:p>
-    <w:p>
-      <w:pPr>
-        <w:pStyle w:val="FirstParagraph"/>
-      </w:pPr>
-      <w:r>
-        <w:t xml:space="preserve">Адреси, які система не відправлятиме</w:t>
-      </w:r>
-      <w:r>
-        <w:t xml:space="preserve"> </w:t>
-      </w:r>
-      <w:r>
-        <w:rPr>
-          <w:bCs/>
-          <w:b/>
-        </w:rPr>
-        <w:t xml:space="preserve">ніколи</w:t>
-      </w:r>
-      <w:r>
-        <w:t xml:space="preserve">: link-local (169.254.x.x — зокрема адреса метаданих хмарних серверів — та fe80::), службові й мультикаст. Внутрішні адреси (10.x, 172.16–31.x, 192.168.x, 127.x) за замовчуванням</w:t>
-      </w:r>
-      <w:r>
-        <w:t xml:space="preserve"> </w:t>
-      </w:r>
-      <w:r>
-        <w:rPr>
-          <w:bCs/>
-          <w:b/>
-        </w:rPr>
-        <w:t xml:space="preserve">дозволені</w:t>
-      </w:r>
-      <w:r>
-        <w:t xml:space="preserve"> </w:t>
-      </w:r>
-      <w:r>
-        <w:t xml:space="preserve">— у корпоративній мережі вебхуки на внутрішні сервіси звичайні. Якщо налаштовувати вебхуки можуть не лише довірені адміністратори, заборонити їх можна в</w:t>
-      </w:r>
-      <w:r>
-        <w:t xml:space="preserve"> </w:t>
-      </w:r>
-      <w:r>
-        <w:rPr>
-          <w:rStyle w:val="VerbatimChar"/>
-        </w:rPr>
-        <w:t xml:space="preserve">.env</w:t>
-      </w:r>
-      <w:r>
-        <w:t xml:space="preserve">:</w:t>
-      </w:r>
-      <w:r>
-        <w:t xml:space="preserve"> </w:t>
-      </w:r>
-      <w:r>
-        <w:rPr>
-          <w:rStyle w:val="VerbatimChar"/>
-        </w:rPr>
-        <w:t xml:space="preserve">WEBHOOK_ALLOW_PRIVATE=false</w:t>
-      </w:r>
-      <w:r>
-        <w:t xml:space="preserve">. Перенаправлення (3xx) система не виконує.</w:t>
-      </w:r>
-    </w:p>
-    <w:bookmarkEnd w:id="94"/>
-    <w:bookmarkStart w:id="95" w:name="перевірка"/>
-    <w:p>
-      <w:pPr>
-        <w:pStyle w:val="Heading3"/>
-      </w:pPr>
-      <w:r>
-        <w:t xml:space="preserve">Перевірка</w:t>
-      </w:r>
-    </w:p>
-    <w:p>
-      <w:pPr>
-        <w:pStyle w:val="FirstParagraph"/>
-      </w:pPr>
-      <w:r>
-        <w:t xml:space="preserve">На сторінці вебхука кнопка</w:t>
-      </w:r>
-      <w:r>
-        <w:t xml:space="preserve"> </w:t>
-      </w:r>
-      <w:r>
-        <w:rPr>
-          <w:bCs/>
-          <w:b/>
-        </w:rPr>
-        <w:t xml:space="preserve">«Надіслати тестову подію»</w:t>
-      </w:r>
-      <w:r>
-        <w:t xml:space="preserve"> </w:t>
-      </w:r>
-      <w:r>
-        <w:t xml:space="preserve">відправляє</w:t>
-      </w:r>
-      <w:r>
-        <w:t xml:space="preserve"> </w:t>
-      </w:r>
-      <w:r>
-        <w:rPr>
-          <w:rStyle w:val="VerbatimChar"/>
-        </w:rPr>
-        <w:t xml:space="preserve">webhook.ping</w:t>
-      </w:r>
-      <w:r>
-        <w:t xml:space="preserve"> </w:t>
-      </w:r>
-      <w:r>
-        <w:t xml:space="preserve">одразу, навіть на вимкнений вебхук (щоб перевірити до вмикання), і показує результат: «Тест успішний: одержувач відповів 200» або причину збою. Тестова подія підписана справжнім секретом, тож одержувач може перевірити й підпис.</w:t>
-      </w:r>
-    </w:p>
-    <w:bookmarkEnd w:id="95"/>
-    <w:bookmarkStart w:id="96" w:name="як-відбувається-доставка"/>
-    <w:p>
-      <w:pPr>
-        <w:pStyle w:val="Heading3"/>
-      </w:pPr>
-      <w:r>
-        <w:t xml:space="preserve">Як відбувається доставка</w:t>
       </w:r>
     </w:p>
     <w:p>
@@ -18602,23 +18803,17 @@
         <w:pStyle w:val="Compact"/>
       </w:pPr>
       <w:r>
-        <w:t xml:space="preserve">Подія спершу</w:t>
-      </w:r>
-      <w:r>
-        <w:t xml:space="preserve"> </w:t>
-      </w:r>
-      <w:r>
-        <w:rPr>
-          <w:bCs/>
-          <w:b/>
-        </w:rPr>
-        <w:t xml:space="preserve">записується в чергу</w:t>
-      </w:r>
-      <w:r>
-        <w:t xml:space="preserve"> </w:t>
-      </w:r>
-      <w:r>
-        <w:t xml:space="preserve">— у тій самій транзакції, що й сама зміна. Якщо зміна не збереглась (збій, відкат), подія не надсилається.</w:t>
+        <w:rPr>
+          <w:bCs/>
+          <w:b/>
+        </w:rPr>
+        <w:t xml:space="preserve">Назва</w:t>
+      </w:r>
+      <w:r>
+        <w:t xml:space="preserve"> </w:t>
+      </w:r>
+      <w:r>
+        <w:t xml:space="preserve">— для вас («Сповіщення в месенджер»).</w:t>
       </w:r>
     </w:p>
     <w:p>
@@ -18634,13 +18829,40 @@
           <w:bCs/>
           <w:b/>
         </w:rPr>
-        <w:t xml:space="preserve">PHP-FPM:</w:t>
-      </w:r>
-      <w:r>
-        <w:t xml:space="preserve"> </w:t>
-      </w:r>
-      <w:r>
-        <w:t xml:space="preserve">нові події відправляються самі одразу після того, як користувач отримав відповідь, тож він не чекає на чужий сервер.</w:t>
+        <w:t xml:space="preserve">Адреса одержувача</w:t>
+      </w:r>
+      <w:r>
+        <w:t xml:space="preserve"> </w:t>
+      </w:r>
+      <w:r>
+        <w:t xml:space="preserve">—</w:t>
+      </w:r>
+      <w:r>
+        <w:t xml:space="preserve"> </w:t>
+      </w:r>
+      <w:r>
+        <w:rPr>
+          <w:rStyle w:val="VerbatimChar"/>
+        </w:rPr>
+        <w:t xml:space="preserve">https://…</w:t>
+      </w:r>
+      <w:r>
+        <w:t xml:space="preserve"> </w:t>
+      </w:r>
+      <w:r>
+        <w:t xml:space="preserve">або</w:t>
+      </w:r>
+      <w:r>
+        <w:t xml:space="preserve"> </w:t>
+      </w:r>
+      <w:r>
+        <w:rPr>
+          <w:rStyle w:val="VerbatimChar"/>
+        </w:rPr>
+        <w:t xml:space="preserve">http://…</w:t>
+      </w:r>
+      <w:r>
+        <w:t xml:space="preserve">, до 500 символів, без логіна й пароля в адресі.</w:t>
       </w:r>
     </w:p>
     <w:p>
@@ -18656,48 +18878,13 @@
           <w:bCs/>
           <w:b/>
         </w:rPr>
-        <w:t xml:space="preserve">Apache з</w:t>
-      </w:r>
-      <w:r>
-        <w:rPr>
-          <w:bCs/>
-          <w:b/>
-        </w:rPr>
-        <w:t xml:space="preserve"> </w:t>
-      </w:r>
-      <w:r>
-        <w:rPr>
-          <w:rStyle w:val="VerbatimChar"/>
-          <w:bCs/>
-          <w:b/>
-        </w:rPr>
-        <w:t xml:space="preserve">mod_php</w:t>
-      </w:r>
-      <w:r>
-        <w:rPr>
-          <w:bCs/>
-          <w:b/>
-        </w:rPr>
-        <w:t xml:space="preserve">:</w:t>
-      </w:r>
-      <w:r>
-        <w:t xml:space="preserve"> </w:t>
-      </w:r>
-      <w:r>
-        <w:t xml:space="preserve">нові події</w:t>
-      </w:r>
-      <w:r>
-        <w:t xml:space="preserve"> </w:t>
-      </w:r>
-      <w:r>
-        <w:rPr>
-          <w:bCs/>
-          <w:b/>
-        </w:rPr>
-        <w:t xml:space="preserve">лишаються в черзі</w:t>
-      </w:r>
-      <w:r>
-        <w:t xml:space="preserve">, доки не запрацює cron-скрипт (нижче) — без нього вебхуки не працюватимуть.</w:t>
+        <w:t xml:space="preserve">Події</w:t>
+      </w:r>
+      <w:r>
+        <w:t xml:space="preserve"> </w:t>
+      </w:r>
+      <w:r>
+        <w:t xml:space="preserve">— «Усі події» (зокрема ті, що з’являться в майбутніх версіях) або обрані позначками. Події згруповано: тікети (створено, статус, оператор, коментар, оцінка CSAT), задачі (створено, статус, виконавець, оновлено, коментар, видалено), проєкти (створено, статус, відповідальний, доступ учасника надано/забрано, видалено).</w:t>
       </w:r>
     </w:p>
     <w:p>
@@ -18713,24 +18900,66 @@
           <w:bCs/>
           <w:b/>
         </w:rPr>
-        <w:t xml:space="preserve">Cron (потрібен у будь-якому разі для повторів).</w:t>
-      </w:r>
-      <w:r>
-        <w:t xml:space="preserve"> </w:t>
-      </w:r>
-      <w:r>
-        <w:t xml:space="preserve">Щохвилини від імені користувача веб-сервера:</w:t>
-      </w:r>
-    </w:p>
-    <w:p>
-      <w:pPr>
-        <w:pStyle w:val="SourceCode"/>
-      </w:pPr>
-      <w:r>
-        <w:rPr>
-          <w:rStyle w:val="VerbatimChar"/>
-        </w:rPr>
-        <w:t xml:space="preserve">* * * * *  www-data  php /шлях/до/itsm-system/bin/deliver-webhooks.php &gt;&gt; /var/log/itsm-webhooks.log 2&gt;&amp;1</w:t>
+        <w:t xml:space="preserve">Перевіряти TLS-сертифікат</w:t>
+      </w:r>
+      <w:r>
+        <w:t xml:space="preserve"> </w:t>
+      </w:r>
+      <w:r>
+        <w:t xml:space="preserve">— зніміть лише для внутрішніх сервісів із самопідписаним сертифікатом.</w:t>
+      </w:r>
+    </w:p>
+    <w:p>
+      <w:pPr>
+        <w:numPr>
+          <w:ilvl w:val="0"/>
+          <w:numId w:val="1025"/>
+        </w:numPr>
+        <w:pStyle w:val="Compact"/>
+      </w:pPr>
+      <w:r>
+        <w:t xml:space="preserve">Після «Створити вебхук» показується</w:t>
+      </w:r>
+      <w:r>
+        <w:t xml:space="preserve"> </w:t>
+      </w:r>
+      <w:r>
+        <w:rPr>
+          <w:bCs/>
+          <w:b/>
+        </w:rPr>
+        <w:t xml:space="preserve">секрет</w:t>
+      </w:r>
+      <w:r>
+        <w:t xml:space="preserve"> </w:t>
+      </w:r>
+      <w:r>
+        <w:t xml:space="preserve">(</w:t>
+      </w:r>
+      <w:r>
+        <w:rPr>
+          <w:rStyle w:val="VerbatimChar"/>
+        </w:rPr>
+        <w:t xml:space="preserve">whsec_…</w:t>
+      </w:r>
+      <w:r>
+        <w:t xml:space="preserve">).</w:t>
+      </w:r>
+      <w:r>
+        <w:t xml:space="preserve"> </w:t>
+      </w:r>
+      <w:r>
+        <w:rPr>
+          <w:bCs/>
+          <w:b/>
+        </w:rPr>
+        <w:t xml:space="preserve">Скопіюйте його зараз</w:t>
+      </w:r>
+      <w:r>
+        <w:t xml:space="preserve"> </w:t>
+      </w:r>
+      <w:r>
+        <w:t xml:space="preserve">і вкажіть в одержувача: за секретом він перевіряє, що запит справді від вашого ITSM. Далі видно лише кінець секрету. Секрет можна замінити (кнопка «Замінити секрет»): старий одразу перестане діяти — оновіть його в одержувача.</w:t>
       </w:r>
     </w:p>
     <w:p>
@@ -18738,7 +18967,119 @@
         <w:pStyle w:val="FirstParagraph"/>
       </w:pPr>
       <w:r>
-        <w:t xml:space="preserve">Паралельні запуски безпечні; скрипт також прибирає старі записи. Якщо планувальник давно не запускався (або з’явились прострочені доставки), на сторінці вебхуків з’являється попередження з готовою командою.</w:t>
+        <w:t xml:space="preserve">Адреси, які система не відправлятиме</w:t>
+      </w:r>
+      <w:r>
+        <w:t xml:space="preserve"> </w:t>
+      </w:r>
+      <w:r>
+        <w:rPr>
+          <w:bCs/>
+          <w:b/>
+        </w:rPr>
+        <w:t xml:space="preserve">ніколи</w:t>
+      </w:r>
+      <w:r>
+        <w:t xml:space="preserve">: link-local (169.254.x.x — зокрема адреса метаданих хмарних серверів — та fe80::), службові й мультикаст. Внутрішні адреси (10.x, 172.16–31.x, 192.168.x, 127.x) за замовчуванням</w:t>
+      </w:r>
+      <w:r>
+        <w:t xml:space="preserve"> </w:t>
+      </w:r>
+      <w:r>
+        <w:rPr>
+          <w:bCs/>
+          <w:b/>
+        </w:rPr>
+        <w:t xml:space="preserve">дозволені</w:t>
+      </w:r>
+      <w:r>
+        <w:t xml:space="preserve"> </w:t>
+      </w:r>
+      <w:r>
+        <w:t xml:space="preserve">— у корпоративній мережі вебхуки на внутрішні сервіси звичайні. Якщо налаштовувати вебхуки можуть не лише довірені адміністратори, заборонити їх можна в</w:t>
+      </w:r>
+      <w:r>
+        <w:t xml:space="preserve"> </w:t>
+      </w:r>
+      <w:r>
+        <w:rPr>
+          <w:rStyle w:val="VerbatimChar"/>
+        </w:rPr>
+        <w:t xml:space="preserve">.env</w:t>
+      </w:r>
+      <w:r>
+        <w:t xml:space="preserve">:</w:t>
+      </w:r>
+      <w:r>
+        <w:t xml:space="preserve"> </w:t>
+      </w:r>
+      <w:r>
+        <w:rPr>
+          <w:rStyle w:val="VerbatimChar"/>
+        </w:rPr>
+        <w:t xml:space="preserve">WEBHOOK_ALLOW_PRIVATE=false</w:t>
+      </w:r>
+      <w:r>
+        <w:t xml:space="preserve">. Перенаправлення (3xx) система не виконує.</w:t>
+      </w:r>
+    </w:p>
+    <w:bookmarkEnd w:id="95"/>
+    <w:bookmarkStart w:id="96" w:name="перевірка"/>
+    <w:p>
+      <w:pPr>
+        <w:pStyle w:val="Heading3"/>
+      </w:pPr>
+      <w:r>
+        <w:t xml:space="preserve">Перевірка</w:t>
+      </w:r>
+    </w:p>
+    <w:p>
+      <w:pPr>
+        <w:pStyle w:val="FirstParagraph"/>
+      </w:pPr>
+      <w:r>
+        <w:t xml:space="preserve">На сторінці вебхука кнопка</w:t>
+      </w:r>
+      <w:r>
+        <w:t xml:space="preserve"> </w:t>
+      </w:r>
+      <w:r>
+        <w:rPr>
+          <w:bCs/>
+          <w:b/>
+        </w:rPr>
+        <w:t xml:space="preserve">«Надіслати тестову подію»</w:t>
+      </w:r>
+      <w:r>
+        <w:t xml:space="preserve"> </w:t>
+      </w:r>
+      <w:r>
+        <w:t xml:space="preserve">відправляє</w:t>
+      </w:r>
+      <w:r>
+        <w:t xml:space="preserve"> </w:t>
+      </w:r>
+      <w:r>
+        <w:rPr>
+          <w:rStyle w:val="VerbatimChar"/>
+        </w:rPr>
+        <w:t xml:space="preserve">webhook.ping</w:t>
+      </w:r>
+      <w:r>
+        <w:t xml:space="preserve"> </w:t>
+      </w:r>
+      <w:r>
+        <w:t xml:space="preserve">одразу, навіть на вимкнений вебхук (щоб перевірити до вмикання), і показує результат: «Тест успішний: одержувач відповів 200» або причину збою. Тестова подія підписана справжнім секретом, тож одержувач може перевірити й підпис.</w:t>
+      </w:r>
+    </w:p>
+    <w:bookmarkEnd w:id="96"/>
+    <w:bookmarkStart w:id="97" w:name="як-відбувається-доставка"/>
+    <w:p>
+      <w:pPr>
+        <w:pStyle w:val="Heading3"/>
+      </w:pPr>
+      <w:r>
+        <w:t xml:space="preserve">Як відбувається доставка</w:t>
       </w:r>
     </w:p>
     <w:p>
@@ -18750,17 +19091,23 @@
         <w:pStyle w:val="Compact"/>
       </w:pPr>
       <w:r>
-        <w:rPr>
-          <w:bCs/>
-          <w:b/>
-        </w:rPr>
-        <w:t xml:space="preserve">Успіх</w:t>
-      </w:r>
-      <w:r>
-        <w:t xml:space="preserve"> </w:t>
-      </w:r>
-      <w:r>
-        <w:t xml:space="preserve">— відповідь 2xx протягом 6 секунд. Усе інше (4xx, 5xx, таймаут, помилка з’єднання, перенаправлення) — невдача.</w:t>
+        <w:t xml:space="preserve">Подія спершу</w:t>
+      </w:r>
+      <w:r>
+        <w:t xml:space="preserve"> </w:t>
+      </w:r>
+      <w:r>
+        <w:rPr>
+          <w:bCs/>
+          <w:b/>
+        </w:rPr>
+        <w:t xml:space="preserve">записується в чергу</w:t>
+      </w:r>
+      <w:r>
+        <w:t xml:space="preserve"> </w:t>
+      </w:r>
+      <w:r>
+        <w:t xml:space="preserve">— у тій самій транзакції, що й сама зміна. Якщо зміна не збереглась (збій, відкат), подія не надсилається.</w:t>
       </w:r>
     </w:p>
     <w:p>
@@ -18776,13 +19123,13 @@
           <w:bCs/>
           <w:b/>
         </w:rPr>
-        <w:t xml:space="preserve">Повтори:</w:t>
-      </w:r>
-      <w:r>
-        <w:t xml:space="preserve"> </w:t>
-      </w:r>
-      <w:r>
-        <w:t xml:space="preserve">через 1 хв, 5 хв, 30 хв, 2 год і 12 год (разом 6 спроб); після цього доставка отримує статус «невдало».</w:t>
+        <w:t xml:space="preserve">PHP-FPM:</w:t>
+      </w:r>
+      <w:r>
+        <w:t xml:space="preserve"> </w:t>
+      </w:r>
+      <w:r>
+        <w:t xml:space="preserve">нові події відправляються самі одразу після того, як користувач отримав відповідь, тож він не чекає на чужий сервер.</w:t>
       </w:r>
     </w:p>
     <w:p>
@@ -18798,13 +19145,48 @@
           <w:bCs/>
           <w:b/>
         </w:rPr>
-        <w:t xml:space="preserve">Автовимкнення:</w:t>
-      </w:r>
-      <w:r>
-        <w:t xml:space="preserve"> </w:t>
-      </w:r>
-      <w:r>
-        <w:t xml:space="preserve">20 невдалих доставок поспіль вимикають вебхук, відповідь 410 Gone — одразу. Причина показана в списку; після виправлення натисніть «Увімкнути» (лічильник невдач скидається).</w:t>
+        <w:t xml:space="preserve">Apache з</w:t>
+      </w:r>
+      <w:r>
+        <w:rPr>
+          <w:bCs/>
+          <w:b/>
+        </w:rPr>
+        <w:t xml:space="preserve"> </w:t>
+      </w:r>
+      <w:r>
+        <w:rPr>
+          <w:rStyle w:val="VerbatimChar"/>
+          <w:bCs/>
+          <w:b/>
+        </w:rPr>
+        <w:t xml:space="preserve">mod_php</w:t>
+      </w:r>
+      <w:r>
+        <w:rPr>
+          <w:bCs/>
+          <w:b/>
+        </w:rPr>
+        <w:t xml:space="preserve">:</w:t>
+      </w:r>
+      <w:r>
+        <w:t xml:space="preserve"> </w:t>
+      </w:r>
+      <w:r>
+        <w:t xml:space="preserve">нові події</w:t>
+      </w:r>
+      <w:r>
+        <w:t xml:space="preserve"> </w:t>
+      </w:r>
+      <w:r>
+        <w:rPr>
+          <w:bCs/>
+          <w:b/>
+        </w:rPr>
+        <w:t xml:space="preserve">лишаються в черзі</w:t>
+      </w:r>
+      <w:r>
+        <w:t xml:space="preserve">, доки не запрацює cron-скрипт (нижче) — без нього вебхуки не працюватимуть.</w:t>
       </w:r>
     </w:p>
     <w:p>
@@ -18820,57 +19202,24 @@
           <w:bCs/>
           <w:b/>
         </w:rPr>
-        <w:t xml:space="preserve">Гарантія «принаймні раз»:</w:t>
-      </w:r>
-      <w:r>
-        <w:t xml:space="preserve"> </w:t>
-      </w:r>
-      <w:r>
-        <w:t xml:space="preserve">одну подію інколи можна отримати двічі — одержувач дедуплікує за її</w:t>
-      </w:r>
-      <w:r>
-        <w:t xml:space="preserve"> </w:t>
-      </w:r>
-      <w:r>
-        <w:rPr>
-          <w:rStyle w:val="VerbatimChar"/>
-        </w:rPr>
-        <w:t xml:space="preserve">id</w:t>
-      </w:r>
-      <w:r>
-        <w:t xml:space="preserve">.</w:t>
-      </w:r>
-    </w:p>
-    <w:p>
-      <w:pPr>
-        <w:numPr>
-          <w:ilvl w:val="0"/>
-          <w:numId w:val="1026"/>
-        </w:numPr>
-        <w:pStyle w:val="Compact"/>
-      </w:pPr>
-      <w:r>
-        <w:rPr>
-          <w:bCs/>
-          <w:b/>
-        </w:rPr>
-        <w:t xml:space="preserve">Очищення:</w:t>
-      </w:r>
-      <w:r>
-        <w:t xml:space="preserve"> </w:t>
-      </w:r>
-      <w:r>
-        <w:t xml:space="preserve">доставки старші за 30 днів видаляються; ті, що понад 3 доби стоять у черзі до вимкненого вебхука, позначаються як невдалі.</w:t>
-      </w:r>
-    </w:p>
-    <w:bookmarkEnd w:id="96"/>
-    <w:bookmarkStart w:id="97" w:name="журнал-доставок"/>
-    <w:p>
-      <w:pPr>
-        <w:pStyle w:val="Heading3"/>
-      </w:pPr>
-      <w:r>
-        <w:t xml:space="preserve">Журнал доставок</w:t>
+        <w:t xml:space="preserve">Cron (потрібен у будь-якому разі для повторів).</w:t>
+      </w:r>
+      <w:r>
+        <w:t xml:space="preserve"> </w:t>
+      </w:r>
+      <w:r>
+        <w:t xml:space="preserve">Щохвилини від імені користувача веб-сервера:</w:t>
+      </w:r>
+    </w:p>
+    <w:p>
+      <w:pPr>
+        <w:pStyle w:val="SourceCode"/>
+      </w:pPr>
+      <w:r>
+        <w:rPr>
+          <w:rStyle w:val="VerbatimChar"/>
+        </w:rPr>
+        <w:t xml:space="preserve">* * * * *  www-data  php /шлях/до/itsm-system/bin/deliver-webhooks.php &gt;&gt; /var/log/itsm-webhooks.log 2&gt;&amp;1</w:t>
       </w:r>
     </w:p>
     <w:p>
@@ -18878,33 +19227,7 @@
         <w:pStyle w:val="FirstParagraph"/>
       </w:pPr>
       <w:r>
-        <w:t xml:space="preserve">Посилання «журнал» у списку (або кнопка на сторінці вебхука) показує останні 100 доставок: час, подію, стан (успішно / очікує / невдало), кількість спроб, код відповіді, текст помилки й час наступної спроби. Кнопка</w:t>
-      </w:r>
-      <w:r>
-        <w:t xml:space="preserve"> </w:t>
-      </w:r>
-      <w:r>
-        <w:rPr>
-          <w:bCs/>
-          <w:b/>
-        </w:rPr>
-        <w:t xml:space="preserve">«Повторити»</w:t>
-      </w:r>
-      <w:r>
-        <w:t xml:space="preserve"> </w:t>
-      </w:r>
-      <w:r>
-        <w:t xml:space="preserve">відправляє невдалу чи очікувану доставку знову одразу й показує результат.</w:t>
-      </w:r>
-    </w:p>
-    <w:bookmarkEnd w:id="97"/>
-    <w:bookmarkStart w:id="98" w:name="безпека"/>
-    <w:p>
-      <w:pPr>
-        <w:pStyle w:val="Heading3"/>
-      </w:pPr>
-      <w:r>
-        <w:t xml:space="preserve">Безпека</w:t>
+        <w:t xml:space="preserve">Паралельні запуски безпечні; скрипт також прибирає старі записи. Якщо планувальник давно не запускався (або з’явились прострочені доставки), на сторінці вебхуків з’являється попередження з готовою командою.</w:t>
       </w:r>
     </w:p>
     <w:p>
@@ -18916,23 +19239,17 @@
         <w:pStyle w:val="Compact"/>
       </w:pPr>
       <w:r>
-        <w:t xml:space="preserve">Секрет зберігається в БД</w:t>
-      </w:r>
-      <w:r>
-        <w:t xml:space="preserve"> </w:t>
-      </w:r>
-      <w:r>
-        <w:rPr>
-          <w:bCs/>
-          <w:b/>
-        </w:rPr>
-        <w:t xml:space="preserve">відкрито</w:t>
-      </w:r>
-      <w:r>
-        <w:t xml:space="preserve"> </w:t>
-      </w:r>
-      <w:r>
-        <w:t xml:space="preserve">(він потрібен, щоб підписувати кожен запит), тож доступ до БД дає доступ до секретів; на сторінках вебхуків він показується лише при створенні й заміні. Керувати вебхуками може лише адміністратор системи.</w:t>
+        <w:rPr>
+          <w:bCs/>
+          <w:b/>
+        </w:rPr>
+        <w:t xml:space="preserve">Успіх</w:t>
+      </w:r>
+      <w:r>
+        <w:t xml:space="preserve"> </w:t>
+      </w:r>
+      <w:r>
+        <w:t xml:space="preserve">— відповідь 2xx протягом 6 секунд. Усе інше (4xx, 5xx, таймаут, помилка з’єднання, перенаправлення) — невдача.</w:t>
       </w:r>
     </w:p>
     <w:p>
@@ -18944,23 +19261,17 @@
         <w:pStyle w:val="Compact"/>
       </w:pPr>
       <w:r>
-        <w:t xml:space="preserve">У подіях немає паролів і службових токенів, але є</w:t>
-      </w:r>
-      <w:r>
-        <w:t xml:space="preserve"> </w:t>
-      </w:r>
-      <w:r>
-        <w:rPr>
-          <w:bCs/>
-          <w:b/>
-        </w:rPr>
-        <w:t xml:space="preserve">дані тікетів і задач</w:t>
-      </w:r>
-      <w:r>
-        <w:t xml:space="preserve"> </w:t>
-      </w:r>
-      <w:r>
-        <w:t xml:space="preserve">(теми, описи, email заявників): вебхуки надсилають їх усі, незалежно від прав окремих користувачів. Створюйте вебхуки лише на довірені адреси й обирайте лише потрібні події.</w:t>
+        <w:rPr>
+          <w:bCs/>
+          <w:b/>
+        </w:rPr>
+        <w:t xml:space="preserve">Повтори:</w:t>
+      </w:r>
+      <w:r>
+        <w:t xml:space="preserve"> </w:t>
+      </w:r>
+      <w:r>
+        <w:t xml:space="preserve">через 1 хв, 5 хв, 30 хв, 2 год і 12 год (разом 6 спроб); після цього доставка отримує статус «невдало».</w:t>
       </w:r>
     </w:p>
     <w:p>
@@ -18972,11 +19283,189 @@
         <w:pStyle w:val="Compact"/>
       </w:pPr>
       <w:r>
+        <w:rPr>
+          <w:bCs/>
+          <w:b/>
+        </w:rPr>
+        <w:t xml:space="preserve">Автовимкнення:</w:t>
+      </w:r>
+      <w:r>
+        <w:t xml:space="preserve"> </w:t>
+      </w:r>
+      <w:r>
+        <w:t xml:space="preserve">20 невдалих доставок поспіль вимикають вебхук, відповідь 410 Gone — одразу. Причина показана в списку; після виправлення натисніть «Увімкнути» (лічильник невдач скидається).</w:t>
+      </w:r>
+    </w:p>
+    <w:p>
+      <w:pPr>
+        <w:numPr>
+          <w:ilvl w:val="0"/>
+          <w:numId w:val="1027"/>
+        </w:numPr>
+        <w:pStyle w:val="Compact"/>
+      </w:pPr>
+      <w:r>
+        <w:rPr>
+          <w:bCs/>
+          <w:b/>
+        </w:rPr>
+        <w:t xml:space="preserve">Гарантія «принаймні раз»:</w:t>
+      </w:r>
+      <w:r>
+        <w:t xml:space="preserve"> </w:t>
+      </w:r>
+      <w:r>
+        <w:t xml:space="preserve">одну подію інколи можна отримати двічі — одержувач дедуплікує за її</w:t>
+      </w:r>
+      <w:r>
+        <w:t xml:space="preserve"> </w:t>
+      </w:r>
+      <w:r>
+        <w:rPr>
+          <w:rStyle w:val="VerbatimChar"/>
+        </w:rPr>
+        <w:t xml:space="preserve">id</w:t>
+      </w:r>
+      <w:r>
+        <w:t xml:space="preserve">.</w:t>
+      </w:r>
+    </w:p>
+    <w:p>
+      <w:pPr>
+        <w:numPr>
+          <w:ilvl w:val="0"/>
+          <w:numId w:val="1027"/>
+        </w:numPr>
+        <w:pStyle w:val="Compact"/>
+      </w:pPr>
+      <w:r>
+        <w:rPr>
+          <w:bCs/>
+          <w:b/>
+        </w:rPr>
+        <w:t xml:space="preserve">Очищення:</w:t>
+      </w:r>
+      <w:r>
+        <w:t xml:space="preserve"> </w:t>
+      </w:r>
+      <w:r>
+        <w:t xml:space="preserve">доставки старші за 30 днів видаляються; ті, що понад 3 доби стоять у черзі до вимкненого вебхука, позначаються як невдалі.</w:t>
+      </w:r>
+    </w:p>
+    <w:bookmarkEnd w:id="97"/>
+    <w:bookmarkStart w:id="98" w:name="журнал-доставок"/>
+    <w:p>
+      <w:pPr>
+        <w:pStyle w:val="Heading3"/>
+      </w:pPr>
+      <w:r>
+        <w:t xml:space="preserve">Журнал доставок</w:t>
+      </w:r>
+    </w:p>
+    <w:p>
+      <w:pPr>
+        <w:pStyle w:val="FirstParagraph"/>
+      </w:pPr>
+      <w:r>
+        <w:t xml:space="preserve">Посилання «журнал» у списку (або кнопка на сторінці вебхука) показує останні 100 доставок: час, подію, стан (успішно / очікує / невдало), кількість спроб, код відповіді, текст помилки й час наступної спроби. Кнопка</w:t>
+      </w:r>
+      <w:r>
+        <w:t xml:space="preserve"> </w:t>
+      </w:r>
+      <w:r>
+        <w:rPr>
+          <w:bCs/>
+          <w:b/>
+        </w:rPr>
+        <w:t xml:space="preserve">«Повторити»</w:t>
+      </w:r>
+      <w:r>
+        <w:t xml:space="preserve"> </w:t>
+      </w:r>
+      <w:r>
+        <w:t xml:space="preserve">відправляє невдалу чи очікувану доставку знову одразу й показує результат.</w:t>
+      </w:r>
+    </w:p>
+    <w:bookmarkEnd w:id="98"/>
+    <w:bookmarkStart w:id="99" w:name="безпека"/>
+    <w:p>
+      <w:pPr>
+        <w:pStyle w:val="Heading3"/>
+      </w:pPr>
+      <w:r>
+        <w:t xml:space="preserve">Безпека</w:t>
+      </w:r>
+    </w:p>
+    <w:p>
+      <w:pPr>
+        <w:numPr>
+          <w:ilvl w:val="0"/>
+          <w:numId w:val="1028"/>
+        </w:numPr>
+        <w:pStyle w:val="Compact"/>
+      </w:pPr>
+      <w:r>
+        <w:t xml:space="preserve">Секрет зберігається в БД</w:t>
+      </w:r>
+      <w:r>
+        <w:t xml:space="preserve"> </w:t>
+      </w:r>
+      <w:r>
+        <w:rPr>
+          <w:bCs/>
+          <w:b/>
+        </w:rPr>
+        <w:t xml:space="preserve">відкрито</w:t>
+      </w:r>
+      <w:r>
+        <w:t xml:space="preserve"> </w:t>
+      </w:r>
+      <w:r>
+        <w:t xml:space="preserve">(він потрібен, щоб підписувати кожен запит), тож доступ до БД дає доступ до секретів; на сторінках вебхуків він показується лише при створенні й заміні. Керувати вебхуками може лише адміністратор системи.</w:t>
+      </w:r>
+    </w:p>
+    <w:p>
+      <w:pPr>
+        <w:numPr>
+          <w:ilvl w:val="0"/>
+          <w:numId w:val="1028"/>
+        </w:numPr>
+        <w:pStyle w:val="Compact"/>
+      </w:pPr>
+      <w:r>
+        <w:t xml:space="preserve">У подіях немає паролів і службових токенів, але є</w:t>
+      </w:r>
+      <w:r>
+        <w:t xml:space="preserve"> </w:t>
+      </w:r>
+      <w:r>
+        <w:rPr>
+          <w:bCs/>
+          <w:b/>
+        </w:rPr>
+        <w:t xml:space="preserve">дані тікетів і задач</w:t>
+      </w:r>
+      <w:r>
+        <w:t xml:space="preserve"> </w:t>
+      </w:r>
+      <w:r>
+        <w:t xml:space="preserve">(теми, описи, email заявників): вебхуки надсилають їх усі, незалежно від прав окремих користувачів. Створюйте вебхуки лише на довірені адреси й обирайте лише потрібні події.</w:t>
+      </w:r>
+    </w:p>
+    <w:p>
+      <w:pPr>
+        <w:numPr>
+          <w:ilvl w:val="0"/>
+          <w:numId w:val="1028"/>
+        </w:numPr>
+        <w:pStyle w:val="Compact"/>
+      </w:pPr>
+      <w:r>
         <w:t xml:space="preserve">Створення, зміна, вмикання/вимикання, заміна секрету, видалення й автовимкнення вебхуків записуються в журнал аудиту (тип «webhook_endpoint»).</w:t>
       </w:r>
     </w:p>
-    <w:bookmarkEnd w:id="98"/>
-    <w:bookmarkStart w:id="99" w:name="діагностика-4"/>
+    <w:bookmarkEnd w:id="99"/>
+    <w:bookmarkStart w:id="100" w:name="діагностика-4"/>
     <w:p>
       <w:pPr>
         <w:pStyle w:val="Heading3"/>
@@ -19457,9 +19946,9 @@
         </w:pict>
       </w:r>
     </w:p>
-    <w:bookmarkEnd w:id="99"/>
     <w:bookmarkEnd w:id="100"/>
-    <w:bookmarkStart w:id="108" w:name="бібліотека-документів-меню-документи"/>
+    <w:bookmarkEnd w:id="101"/>
+    <w:bookmarkStart w:id="109" w:name="бібліотека-документів-меню-документи"/>
     <w:p>
       <w:pPr>
         <w:pStyle w:val="Heading2"/>
@@ -19476,7 +19965,7 @@
         <w:t xml:space="preserve">Спільне сховище файлів, не прив’язаних до тікета чи задачі: регламенти, інструкції, форми, шаблони. Читають усі, хто увійшов (з урахуванням видимості документа); керують адміністратор і керівник ІТ.</w:t>
       </w:r>
     </w:p>
-    <w:bookmarkStart w:id="101" w:name="хто-що-може-2"/>
+    <w:bookmarkStart w:id="102" w:name="хто-що-може-2"/>
     <w:p>
       <w:pPr>
         <w:pStyle w:val="Heading3"/>
@@ -19622,8 +20111,8 @@
         <w:t xml:space="preserve">— ті самі три рівні, що у вікі («Усі, хто увійшов», «Персонал (без заявників)», «Лише адміністратор»). Документ, недоступний користувачеві, не показується ні в списках, ні в пошуку, ні в лічильниках розділів, а за прямою адресою відповідає «не знайдено».</w:t>
       </w:r>
     </w:p>
-    <w:bookmarkEnd w:id="101"/>
-    <w:bookmarkStart w:id="102" w:name="як-це-влаштовано"/>
+    <w:bookmarkEnd w:id="102"/>
+    <w:bookmarkStart w:id="103" w:name="як-це-влаштовано"/>
     <w:p>
       <w:pPr>
         <w:pStyle w:val="Heading3"/>
@@ -19636,7 +20125,7 @@
       <w:pPr>
         <w:numPr>
           <w:ilvl w:val="0"/>
-          <w:numId w:val="1028"/>
+          <w:numId w:val="1029"/>
         </w:numPr>
         <w:pStyle w:val="Compact"/>
       </w:pPr>
@@ -19671,7 +20160,7 @@
       <w:pPr>
         <w:numPr>
           <w:ilvl w:val="0"/>
-          <w:numId w:val="1028"/>
+          <w:numId w:val="1029"/>
         </w:numPr>
         <w:pStyle w:val="Compact"/>
       </w:pPr>
@@ -19693,7 +20182,7 @@
       <w:pPr>
         <w:numPr>
           <w:ilvl w:val="0"/>
-          <w:numId w:val="1028"/>
+          <w:numId w:val="1029"/>
         </w:numPr>
         <w:pStyle w:val="Compact"/>
       </w:pPr>
@@ -19711,8 +20200,8 @@
         <w:t xml:space="preserve">— за назвою й описом, у межах обраного розділу; список розбито на сторінки по 30.</w:t>
       </w:r>
     </w:p>
-    <w:bookmarkEnd w:id="102"/>
-    <w:bookmarkStart w:id="103" w:name="що-приймається-1"/>
+    <w:bookmarkEnd w:id="103"/>
+    <w:bookmarkStart w:id="104" w:name="що-приймається-1"/>
     <w:p>
       <w:pPr>
         <w:pStyle w:val="Heading3"/>
@@ -19782,8 +20271,8 @@
         <w:t xml:space="preserve">).</w:t>
       </w:r>
     </w:p>
-    <w:bookmarkEnd w:id="103"/>
-    <w:bookmarkStart w:id="104" w:name="розмір-і-php-налаштування"/>
+    <w:bookmarkEnd w:id="104"/>
+    <w:bookmarkStart w:id="105" w:name="розмір-і-php-налаштування"/>
     <w:p>
       <w:pPr>
         <w:pStyle w:val="Heading3"/>
@@ -19885,8 +20374,8 @@
         <w:t xml:space="preserve">, система повертає на форму з поясненням, а не з порожньою сторінкою (текст полів у такому разі треба ввести заново).</w:t>
       </w:r>
     </w:p>
-    <w:bookmarkEnd w:id="104"/>
-    <w:bookmarkStart w:id="105" w:name="де-зберігаються-файли-й-резервні-копії"/>
+    <w:bookmarkEnd w:id="105"/>
+    <w:bookmarkStart w:id="106" w:name="де-зберігаються-файли-й-резервні-копії"/>
     <w:p>
       <w:pPr>
         <w:pStyle w:val="Heading3"/>
@@ -19961,8 +20450,8 @@
         <w:t xml:space="preserve">(крок 25, міграція 024); поки їх немає, сторінка «Документи» показує пояснення «не підготовлено», а решта системи працює.</w:t>
       </w:r>
     </w:p>
-    <w:bookmarkEnd w:id="105"/>
-    <w:bookmarkStart w:id="106" w:name="журнал-аудиту-2"/>
+    <w:bookmarkEnd w:id="106"/>
+    <w:bookmarkStart w:id="107" w:name="журнал-аудиту-2"/>
     <w:p>
       <w:pPr>
         <w:pStyle w:val="Heading3"/>
@@ -19979,8 +20468,8 @@
         <w:t xml:space="preserve">Тип «Документ бібліотеки»: створення, зміна, додавання й видалення версій, видалення документа (з назвою документа й розділом).</w:t>
       </w:r>
     </w:p>
-    <w:bookmarkEnd w:id="106"/>
-    <w:bookmarkStart w:id="107" w:name="діагностика-5"/>
+    <w:bookmarkEnd w:id="107"/>
+    <w:bookmarkStart w:id="108" w:name="діагностика-5"/>
     <w:p>
       <w:pPr>
         <w:pStyle w:val="Heading3"/>
@@ -20311,9 +20800,9 @@
         </w:pict>
       </w:r>
     </w:p>
-    <w:bookmarkEnd w:id="107"/>
     <w:bookmarkEnd w:id="108"/>
-    <w:bookmarkStart w:id="116" w:name="форум-меню-форум"/>
+    <w:bookmarkEnd w:id="109"/>
+    <w:bookmarkStart w:id="117" w:name="форум-меню-форум"/>
     <w:p>
       <w:pPr>
         <w:pStyle w:val="Heading2"/>
@@ -20330,7 +20819,7 @@
         <w:t xml:space="preserve">Обговорення між співробітниками: розділи → теми → повідомлення (Markdown, без картинок і HTML). Читають і пишуть усі, хто бачить розділ; модерують адміністратор і керівник ІТ.</w:t>
       </w:r>
     </w:p>
-    <w:bookmarkStart w:id="109" w:name="хто-що-може-3"/>
+    <w:bookmarkStart w:id="110" w:name="хто-що-може-3"/>
     <w:p>
       <w:pPr>
         <w:pStyle w:val="Heading3"/>
@@ -20500,8 +20989,8 @@
         </w:tc>
       </w:tr>
     </w:tbl>
-    <w:bookmarkEnd w:id="109"/>
-    <w:bookmarkStart w:id="110" w:name="розділи"/>
+    <w:bookmarkEnd w:id="110"/>
+    <w:bookmarkStart w:id="111" w:name="розділи"/>
     <w:p>
       <w:pPr>
         <w:pStyle w:val="Heading3"/>
@@ -20608,8 +21097,8 @@
         <w:t xml:space="preserve">: прихований розділ не потрапляє ні в списки, ні в пошук, ні в лічильники, а за прямою адресою відповідає «не знайдено». Видалення розділу видаляє всі його теми й повідомлення (з підтвердженням) — незворотно.</w:t>
       </w:r>
     </w:p>
-    <w:bookmarkEnd w:id="110"/>
-    <w:bookmarkStart w:id="111" w:name="теми-й-повідомлення"/>
+    <w:bookmarkEnd w:id="111"/>
+    <w:bookmarkStart w:id="112" w:name="теми-й-повідомлення"/>
     <w:p>
       <w:pPr>
         <w:pStyle w:val="Heading3"/>
@@ -20622,7 +21111,7 @@
       <w:pPr>
         <w:numPr>
           <w:ilvl w:val="0"/>
-          <w:numId w:val="1029"/>
+          <w:numId w:val="1030"/>
         </w:numPr>
         <w:pStyle w:val="Compact"/>
       </w:pPr>
@@ -20634,7 +21123,7 @@
       <w:pPr>
         <w:numPr>
           <w:ilvl w:val="0"/>
-          <w:numId w:val="1029"/>
+          <w:numId w:val="1030"/>
         </w:numPr>
         <w:pStyle w:val="Compact"/>
       </w:pPr>
@@ -20656,7 +21145,7 @@
       <w:pPr>
         <w:numPr>
           <w:ilvl w:val="0"/>
-          <w:numId w:val="1029"/>
+          <w:numId w:val="1030"/>
         </w:numPr>
         <w:pStyle w:val="Compact"/>
       </w:pPr>
@@ -20684,7 +21173,7 @@
       <w:pPr>
         <w:numPr>
           <w:ilvl w:val="0"/>
-          <w:numId w:val="1029"/>
+          <w:numId w:val="1030"/>
         </w:numPr>
         <w:pStyle w:val="Compact"/>
       </w:pPr>
@@ -20702,8 +21191,8 @@
         <w:t xml:space="preserve">— за заголовками й текстом, лише в доступних користувачеві розділах.</w:t>
       </w:r>
     </w:p>
-    <w:bookmarkEnd w:id="111"/>
-    <w:bookmarkStart w:id="112" w:name="захист-від-засмічення"/>
+    <w:bookmarkEnd w:id="112"/>
+    <w:bookmarkStart w:id="113" w:name="захист-від-засмічення"/>
     <w:p>
       <w:pPr>
         <w:pStyle w:val="Heading3"/>
@@ -20764,8 +21253,8 @@
         <w:t xml:space="preserve">, розділ 22). Ліміт рахується за користувачем, а не за IP. Модератори підпадають під нього так само.</w:t>
       </w:r>
     </w:p>
-    <w:bookmarkEnd w:id="112"/>
-    <w:bookmarkStart w:id="113" w:name="email-сповіщення"/>
+    <w:bookmarkEnd w:id="113"/>
+    <w:bookmarkStart w:id="114" w:name="email-сповіщення"/>
     <w:p>
       <w:pPr>
         <w:pStyle w:val="Heading3"/>
@@ -20779,11 +21268,11 @@
         <w:pStyle w:val="FirstParagraph"/>
       </w:pPr>
       <w:r>
-        <w:t xml:space="preserve">Окрема галочка «Сповіщення про форум» на сторінці «Пошта → тікети» (розділ 10, блок «Email-сповіщення про активність»): лист про нову відповідь отримують автор теми й ті, хто в ній писав. Вимкнено за замовчуванням і заблоковано, поки не налаштовано SMTP.</w:t>
-      </w:r>
-    </w:p>
-    <w:bookmarkEnd w:id="113"/>
-    <w:bookmarkStart w:id="114" w:name="журнал-аудиту-3"/>
+        <w:t xml:space="preserve">Окрема галочка «Сповіщення про форум» на сторінці «Пошта → тікети» (розділ 10, блок «Email-сповіщення про активність»): лист про нову відповідь отримують автор теми й ті, хто в ній писав, а про нову тему — підписники розділу. Вимкнено за замовчуванням і заблоковано, поки не налаштовано SMTP.</w:t>
+      </w:r>
+    </w:p>
+    <w:bookmarkEnd w:id="114"/>
+    <w:bookmarkStart w:id="115" w:name="журнал-аудиту-3"/>
     <w:p>
       <w:pPr>
         <w:pStyle w:val="Heading3"/>
@@ -20800,8 +21289,8 @@
         <w:t xml:space="preserve">Типи «Тема форуму» і «Розділ форуму»: створення, зміни, закріплення, закриття, перенесення (з назвами розділів «З розділу»/«До розділу»), видалення тем і повідомлень, невдалі сповіщення.</w:t>
       </w:r>
     </w:p>
-    <w:bookmarkEnd w:id="114"/>
-    <w:bookmarkStart w:id="115" w:name="діагностика-6"/>
+    <w:bookmarkEnd w:id="115"/>
+    <w:bookmarkStart w:id="116" w:name="діагностика-6"/>
     <w:p>
       <w:pPr>
         <w:pStyle w:val="Heading3"/>
@@ -21156,9 +21645,9 @@
         </w:pict>
       </w:r>
     </w:p>
-    <w:bookmarkEnd w:id="115"/>
     <w:bookmarkEnd w:id="116"/>
-    <w:bookmarkStart w:id="122" w:name="обмеження-частоти-запитів-rate-limiting"/>
+    <w:bookmarkEnd w:id="117"/>
+    <w:bookmarkStart w:id="123" w:name="обмеження-частоти-запитів-rate-limiting"/>
     <w:p>
       <w:pPr>
         <w:pStyle w:val="Heading2"/>
@@ -21229,7 +21718,7 @@
         <w:t xml:space="preserve">.</w:t>
       </w:r>
     </w:p>
-    <w:bookmarkStart w:id="117" w:name="що-обмежується"/>
+    <w:bookmarkStart w:id="118" w:name="що-обмежується"/>
     <w:p>
       <w:pPr>
         <w:pStyle w:val="Heading3"/>
@@ -21583,8 +22072,8 @@
         <w:t xml:space="preserve">правила дії. Це «фіксоване вікно»: після закінчення вікна лічильник скидається. Для IPv6 враховується підмережа /64 (одна «домашня» мережа — одне джерело).</w:t>
       </w:r>
     </w:p>
-    <w:bookmarkEnd w:id="117"/>
-    <w:bookmarkStart w:id="118" w:name="що-бачить-користувач"/>
+    <w:bookmarkEnd w:id="118"/>
+    <w:bookmarkStart w:id="119" w:name="що-бачить-користувач"/>
     <w:p>
       <w:pPr>
         <w:pStyle w:val="Heading3"/>
@@ -21628,8 +22117,8 @@
         <w:t xml:space="preserve">ця сторінка показується навіть для правильного посилання — до кінця вікна). Форум показує помилку у формі, а введений текст не втрачається.</w:t>
       </w:r>
     </w:p>
-    <w:bookmarkEnd w:id="118"/>
-    <w:bookmarkStart w:id="119" w:name="налаштування-в-.env"/>
+    <w:bookmarkEnd w:id="119"/>
+    <w:bookmarkStart w:id="120" w:name="налаштування-в-.env"/>
     <w:p>
       <w:pPr>
         <w:pStyle w:val="Heading3"/>
@@ -21881,8 +22370,8 @@
         <w:t xml:space="preserve">).</w:t>
       </w:r>
     </w:p>
-    <w:bookmarkEnd w:id="119"/>
-    <w:bookmarkStart w:id="120" w:name="збій-лічильника"/>
+    <w:bookmarkEnd w:id="120"/>
+    <w:bookmarkStart w:id="121" w:name="збій-лічильника"/>
     <w:p>
       <w:pPr>
         <w:pStyle w:val="Heading3"/>
@@ -21957,8 +22446,8 @@
         <w:t xml:space="preserve">(крок 24, міграція 023).</w:t>
       </w:r>
     </w:p>
-    <w:bookmarkEnd w:id="120"/>
-    <w:bookmarkStart w:id="121" w:name="діагностика-7"/>
+    <w:bookmarkEnd w:id="121"/>
+    <w:bookmarkStart w:id="122" w:name="діагностика-7"/>
     <w:p>
       <w:pPr>
         <w:pStyle w:val="Heading3"/>
@@ -22247,9 +22736,9 @@
         </w:pict>
       </w:r>
     </w:p>
-    <w:bookmarkEnd w:id="121"/>
     <w:bookmarkEnd w:id="122"/>
-    <w:bookmarkStart w:id="131" w:name="X859f047d3505a4eefc6135ede04b1f1a15af0ff"/>
+    <w:bookmarkEnd w:id="123"/>
+    <w:bookmarkStart w:id="132" w:name="X859f047d3505a4eefc6135ede04b1f1a15af0ff"/>
     <w:p>
       <w:pPr>
         <w:pStyle w:val="Heading2"/>
@@ -22282,7 +22771,7 @@
         <w:t xml:space="preserve">— за своїм обліковим записом Windows (Kerberos/SPNEGO, «інтегрована автентифікація»). Вхід формою з email і паролем лишається завжди: SSO — додаткова кнопка, а не заміна.</w:t>
       </w:r>
     </w:p>
-    <w:bookmarkStart w:id="123" w:name="як-це-влаштовано-1"/>
+    <w:bookmarkStart w:id="124" w:name="як-це-влаштовано-1"/>
     <w:p>
       <w:pPr>
         <w:pStyle w:val="Heading3"/>
@@ -22364,180 +22853,6 @@
       </w:r>
       <w:r>
         <w:t xml:space="preserve">), а застосунок:</w:t>
-      </w:r>
-    </w:p>
-    <w:p>
-      <w:pPr>
-        <w:numPr>
-          <w:ilvl w:val="0"/>
-          <w:numId w:val="1030"/>
-        </w:numPr>
-        <w:pStyle w:val="Compact"/>
-      </w:pPr>
-      <w:r>
-        <w:t xml:space="preserve">бере ім’я</w:t>
-      </w:r>
-      <w:r>
-        <w:t xml:space="preserve"> </w:t>
-      </w:r>
-      <w:r>
-        <w:rPr>
-          <w:bCs/>
-          <w:b/>
-        </w:rPr>
-        <w:t xml:space="preserve">лише зі змінної сервера</w:t>
-      </w:r>
-      <w:r>
-        <w:t xml:space="preserve"> </w:t>
-      </w:r>
-      <w:r>
-        <w:rPr>
-          <w:rStyle w:val="VerbatimChar"/>
-        </w:rPr>
-        <w:t xml:space="preserve">REMOTE_USER</w:t>
-      </w:r>
-      <w:r>
-        <w:t xml:space="preserve"> </w:t>
-      </w:r>
-      <w:r>
-        <w:t xml:space="preserve">(заголовки запиту, які може підробити клієнт, ігноруються);</w:t>
-      </w:r>
-    </w:p>
-    <w:p>
-      <w:pPr>
-        <w:numPr>
-          <w:ilvl w:val="0"/>
-          <w:numId w:val="1030"/>
-        </w:numPr>
-        <w:pStyle w:val="Compact"/>
-      </w:pPr>
-      <w:r>
-        <w:t xml:space="preserve">перевіряє realm (якщо задано</w:t>
-      </w:r>
-      <w:r>
-        <w:t xml:space="preserve"> </w:t>
-      </w:r>
-      <w:r>
-        <w:rPr>
-          <w:rStyle w:val="VerbatimChar"/>
-        </w:rPr>
-        <w:t xml:space="preserve">AD_SSO_REALM</w:t>
-      </w:r>
-      <w:r>
-        <w:t xml:space="preserve">);</w:t>
-      </w:r>
-    </w:p>
-    <w:p>
-      <w:pPr>
-        <w:numPr>
-          <w:ilvl w:val="0"/>
-          <w:numId w:val="1030"/>
-        </w:numPr>
-        <w:pStyle w:val="Compact"/>
-      </w:pPr>
-      <w:r>
-        <w:t xml:space="preserve">шукає</w:t>
-      </w:r>
-      <w:r>
-        <w:t xml:space="preserve"> </w:t>
-      </w:r>
-      <w:r>
-        <w:rPr>
-          <w:bCs/>
-          <w:b/>
-        </w:rPr>
-        <w:t xml:space="preserve">AD-користувача</w:t>
-      </w:r>
-      <w:r>
-        <w:t xml:space="preserve"> </w:t>
-      </w:r>
-      <w:r>
-        <w:t xml:space="preserve">(</w:t>
-      </w:r>
-      <w:r>
-        <w:rPr>
-          <w:rStyle w:val="VerbatimChar"/>
-        </w:rPr>
-        <w:t xml:space="preserve">auth_source = ad</w:t>
-      </w:r>
-      <w:r>
-        <w:t xml:space="preserve">) за AD-логіном (</w:t>
-      </w:r>
-      <w:r>
-        <w:rPr>
-          <w:rStyle w:val="VerbatimChar"/>
-        </w:rPr>
-        <w:t xml:space="preserve">ad_username</w:t>
-      </w:r>
-      <w:r>
-        <w:t xml:space="preserve">, регістр не важливий) — користувач має вже існувати в системі (його створює синхронізація);</w:t>
-      </w:r>
-    </w:p>
-    <w:p>
-      <w:pPr>
-        <w:numPr>
-          <w:ilvl w:val="0"/>
-          <w:numId w:val="1030"/>
-        </w:numPr>
-        <w:pStyle w:val="Compact"/>
-      </w:pPr>
-      <w:r>
-        <w:t xml:space="preserve">відмовляє, якщо акаунт неактивний, тимчасово заблокований, або логін збігається з кількома акаунтами;</w:t>
-      </w:r>
-    </w:p>
-    <w:p>
-      <w:pPr>
-        <w:numPr>
-          <w:ilvl w:val="0"/>
-          <w:numId w:val="1030"/>
-        </w:numPr>
-        <w:pStyle w:val="Compact"/>
-      </w:pPr>
-      <w:r>
-        <w:t xml:space="preserve">відкриває сесію й записує в журнал аудиту подію</w:t>
-      </w:r>
-      <w:r>
-        <w:t xml:space="preserve"> </w:t>
-      </w:r>
-      <w:r>
-        <w:rPr>
-          <w:rStyle w:val="VerbatimChar"/>
-        </w:rPr>
-        <w:t xml:space="preserve">ad_sso_login</w:t>
-      </w:r>
-      <w:r>
-        <w:t xml:space="preserve">.</w:t>
-      </w:r>
-    </w:p>
-    <w:p>
-      <w:pPr>
-        <w:pStyle w:val="FirstParagraph"/>
-      </w:pPr>
-      <w:r>
-        <w:t xml:space="preserve">Локальні акаунти (зокрема адміністратор) через SSO</w:t>
-      </w:r>
-      <w:r>
-        <w:t xml:space="preserve"> </w:t>
-      </w:r>
-      <w:r>
-        <w:rPr>
-          <w:bCs/>
-          <w:b/>
-        </w:rPr>
-        <w:t xml:space="preserve">не входять ніколи</w:t>
-      </w:r>
-      <w:r>
-        <w:t xml:space="preserve">.</w:t>
-      </w:r>
-    </w:p>
-    <w:bookmarkEnd w:id="123"/>
-    <w:bookmarkStart w:id="124" w:name="вимоги"/>
-    <w:p>
-      <w:pPr>
-        <w:pStyle w:val="Heading3"/>
-      </w:pPr>
-      <w:r>
-        <w:t xml:space="preserve">Вимоги</w:t>
       </w:r>
     </w:p>
     <w:p>
@@ -22549,23 +22864,32 @@
         <w:pStyle w:val="Compact"/>
       </w:pPr>
       <w:r>
-        <w:t xml:space="preserve">AD-користувачі вже синхронізуються (розділ 12); у них заповнено</w:t>
-      </w:r>
-      <w:r>
-        <w:t xml:space="preserve"> </w:t>
-      </w:r>
-      <w:r>
-        <w:rPr>
-          <w:bCs/>
-          <w:b/>
-        </w:rPr>
-        <w:t xml:space="preserve">AD-логін</w:t>
-      </w:r>
-      <w:r>
-        <w:t xml:space="preserve"> </w:t>
-      </w:r>
-      <w:r>
-        <w:t xml:space="preserve">(sAMAccountName) — саме він зіставляється з іменем із Kerberos.</w:t>
+        <w:t xml:space="preserve">бере ім’я</w:t>
+      </w:r>
+      <w:r>
+        <w:t xml:space="preserve"> </w:t>
+      </w:r>
+      <w:r>
+        <w:rPr>
+          <w:bCs/>
+          <w:b/>
+        </w:rPr>
+        <w:t xml:space="preserve">лише зі змінної сервера</w:t>
+      </w:r>
+      <w:r>
+        <w:t xml:space="preserve"> </w:t>
+      </w:r>
+      <w:r>
+        <w:rPr>
+          <w:rStyle w:val="VerbatimChar"/>
+        </w:rPr>
+        <w:t xml:space="preserve">REMOTE_USER</w:t>
+      </w:r>
+      <w:r>
+        <w:t xml:space="preserve"> </w:t>
+      </w:r>
+      <w:r>
+        <w:t xml:space="preserve">(заголовки запиту, які може підробити клієнт, ігноруються);</w:t>
       </w:r>
     </w:p>
     <w:p>
@@ -22577,34 +22901,19 @@
         <w:pStyle w:val="Compact"/>
       </w:pPr>
       <w:r>
-        <w:t xml:space="preserve">Apache із модулем</w:t>
-      </w:r>
-      <w:r>
-        <w:t xml:space="preserve"> </w:t>
-      </w:r>
-      <w:r>
-        <w:rPr>
-          <w:rStyle w:val="VerbatimChar"/>
-        </w:rPr>
-        <w:t xml:space="preserve">mod_auth_gssapi</w:t>
-      </w:r>
-      <w:r>
-        <w:t xml:space="preserve"> </w:t>
-      </w:r>
-      <w:r>
-        <w:t xml:space="preserve">(Debian/Ubuntu:</w:t>
-      </w:r>
-      <w:r>
-        <w:t xml:space="preserve"> </w:t>
-      </w:r>
-      <w:r>
-        <w:rPr>
-          <w:rStyle w:val="VerbatimChar"/>
-        </w:rPr>
-        <w:t xml:space="preserve">sudo apt install libapache2-mod-auth-gssapi</w:t>
-      </w:r>
-      <w:r>
-        <w:t xml:space="preserve">). Для nginx вбудованого Kerberos немає — використовуйте Apache або проксі з відповідним модулем.</w:t>
+        <w:t xml:space="preserve">перевіряє realm (якщо задано</w:t>
+      </w:r>
+      <w:r>
+        <w:t xml:space="preserve"> </w:t>
+      </w:r>
+      <w:r>
+        <w:rPr>
+          <w:rStyle w:val="VerbatimChar"/>
+        </w:rPr>
+        <w:t xml:space="preserve">AD_SSO_REALM</w:t>
+      </w:r>
+      <w:r>
+        <w:t xml:space="preserve">);</w:t>
       </w:r>
     </w:p>
     <w:p>
@@ -22616,23 +22925,41 @@
         <w:pStyle w:val="Compact"/>
       </w:pPr>
       <w:r>
-        <w:t xml:space="preserve">HTTPS на сайті, а адреса сайту — це</w:t>
-      </w:r>
-      <w:r>
-        <w:t xml:space="preserve"> </w:t>
-      </w:r>
-      <w:r>
-        <w:rPr>
-          <w:bCs/>
-          <w:b/>
-        </w:rPr>
-        <w:t xml:space="preserve">DNS-ім’я</w:t>
-      </w:r>
-      <w:r>
-        <w:t xml:space="preserve"> </w:t>
-      </w:r>
-      <w:r>
-        <w:t xml:space="preserve">(не IP) у зоні «Місцевий інтранет» браузерів домену.</w:t>
+        <w:t xml:space="preserve">шукає</w:t>
+      </w:r>
+      <w:r>
+        <w:t xml:space="preserve"> </w:t>
+      </w:r>
+      <w:r>
+        <w:rPr>
+          <w:bCs/>
+          <w:b/>
+        </w:rPr>
+        <w:t xml:space="preserve">AD-користувача</w:t>
+      </w:r>
+      <w:r>
+        <w:t xml:space="preserve"> </w:t>
+      </w:r>
+      <w:r>
+        <w:t xml:space="preserve">(</w:t>
+      </w:r>
+      <w:r>
+        <w:rPr>
+          <w:rStyle w:val="VerbatimChar"/>
+        </w:rPr>
+        <w:t xml:space="preserve">auth_source = ad</w:t>
+      </w:r>
+      <w:r>
+        <w:t xml:space="preserve">) за AD-логіном (</w:t>
+      </w:r>
+      <w:r>
+        <w:rPr>
+          <w:rStyle w:val="VerbatimChar"/>
+        </w:rPr>
+        <w:t xml:space="preserve">ad_username</w:t>
+      </w:r>
+      <w:r>
+        <w:t xml:space="preserve">, регістр не важливий) — користувач має вже існувати в системі (його створює синхронізація);</w:t>
       </w:r>
     </w:p>
     <w:p>
@@ -22644,443 +22971,62 @@
         <w:pStyle w:val="Compact"/>
       </w:pPr>
       <w:r>
-        <w:t xml:space="preserve">На контролері домену створено</w:t>
-      </w:r>
-      <w:r>
-        <w:t xml:space="preserve"> </w:t>
-      </w:r>
-      <w:r>
-        <w:rPr>
-          <w:bCs/>
-          <w:b/>
-        </w:rPr>
-        <w:t xml:space="preserve">службовий обліковий запис для SPN</w:t>
-      </w:r>
-      <w:r>
-        <w:t xml:space="preserve"> </w:t>
-      </w:r>
-      <w:r>
-        <w:t xml:space="preserve">і keytab-файл.</w:t>
+        <w:t xml:space="preserve">відмовляє, якщо акаунт неактивний, тимчасово заблокований, або логін збігається з кількома акаунтами;</w:t>
+      </w:r>
+    </w:p>
+    <w:p>
+      <w:pPr>
+        <w:numPr>
+          <w:ilvl w:val="0"/>
+          <w:numId w:val="1031"/>
+        </w:numPr>
+        <w:pStyle w:val="Compact"/>
+      </w:pPr>
+      <w:r>
+        <w:t xml:space="preserve">відкриває сесію й записує в журнал аудиту подію</w:t>
+      </w:r>
+      <w:r>
+        <w:t xml:space="preserve"> </w:t>
+      </w:r>
+      <w:r>
+        <w:rPr>
+          <w:rStyle w:val="VerbatimChar"/>
+        </w:rPr>
+        <w:t xml:space="preserve">ad_sso_login</w:t>
+      </w:r>
+      <w:r>
+        <w:t xml:space="preserve">.</w:t>
+      </w:r>
+    </w:p>
+    <w:p>
+      <w:pPr>
+        <w:pStyle w:val="FirstParagraph"/>
+      </w:pPr>
+      <w:r>
+        <w:t xml:space="preserve">Локальні акаунти (зокрема адміністратор) через SSO</w:t>
+      </w:r>
+      <w:r>
+        <w:t xml:space="preserve"> </w:t>
+      </w:r>
+      <w:r>
+        <w:rPr>
+          <w:bCs/>
+          <w:b/>
+        </w:rPr>
+        <w:t xml:space="preserve">не входять ніколи</w:t>
+      </w:r>
+      <w:r>
+        <w:t xml:space="preserve">.</w:t>
       </w:r>
     </w:p>
     <w:bookmarkEnd w:id="124"/>
-    <w:bookmarkStart w:id="125" w:name="X35d31196181d4ce29e9dad33b3c9d4656f6aa07"/>
+    <w:bookmarkStart w:id="125" w:name="вимоги"/>
     <w:p>
       <w:pPr>
         <w:pStyle w:val="Heading3"/>
       </w:pPr>
       <w:r>
-        <w:t xml:space="preserve">Крок 1. SPN і keytab (на контролері домену)</w:t>
-      </w:r>
-    </w:p>
-    <w:p>
-      <w:pPr>
-        <w:pStyle w:val="FirstParagraph"/>
-      </w:pPr>
-      <w:r>
-        <w:t xml:space="preserve">Створіть окремий обліковий запис (наприклад,</w:t>
-      </w:r>
-      <w:r>
-        <w:t xml:space="preserve"> </w:t>
-      </w:r>
-      <w:r>
-        <w:rPr>
-          <w:rStyle w:val="VerbatimChar"/>
-        </w:rPr>
-        <w:t xml:space="preserve">svc-itsm-http</w:t>
-      </w:r>
-      <w:r>
-        <w:t xml:space="preserve">), зареєструйте SPN і згенеруйте keytab. Приклад для домену</w:t>
-      </w:r>
-      <w:r>
-        <w:t xml:space="preserve"> </w:t>
-      </w:r>
-      <w:r>
-        <w:rPr>
-          <w:rStyle w:val="VerbatimChar"/>
-        </w:rPr>
-        <w:t xml:space="preserve">COMPANY.LOCAL</w:t>
-      </w:r>
-      <w:r>
-        <w:t xml:space="preserve"> </w:t>
-      </w:r>
-      <w:r>
-        <w:t xml:space="preserve">і сайту</w:t>
-      </w:r>
-      <w:r>
-        <w:t xml:space="preserve"> </w:t>
-      </w:r>
-      <w:r>
-        <w:rPr>
-          <w:rStyle w:val="VerbatimChar"/>
-        </w:rPr>
-        <w:t xml:space="preserve">itsm.company.local</w:t>
-      </w:r>
-      <w:r>
-        <w:t xml:space="preserve">:</w:t>
-      </w:r>
-    </w:p>
-    <w:p>
-      <w:pPr>
-        <w:pStyle w:val="SourceCode"/>
-      </w:pPr>
-      <w:r>
-        <w:rPr>
-          <w:rStyle w:val="VerbatimChar"/>
-        </w:rPr>
-        <w:t xml:space="preserve">setspn -S HTTP/itsm.company.local svc-itsm-http</w:t>
-      </w:r>
-      <w:r>
-        <w:br/>
-      </w:r>
-      <w:r>
-        <w:rPr>
-          <w:rStyle w:val="VerbatimChar"/>
-        </w:rPr>
-        <w:t xml:space="preserve">ktpass -princ HTTP/itsm.company.local@COMPANY.LOCAL -mapuser svc-itsm-http -pass * -ptype KRB5_NT_PRINCIPAL -crypto AES256-SHA1 -out itsm.keytab</w:t>
-      </w:r>
-    </w:p>
-    <w:p>
-      <w:pPr>
-        <w:pStyle w:val="FirstParagraph"/>
-      </w:pPr>
-      <w:r>
-        <w:t xml:space="preserve">Скопіюйте</w:t>
-      </w:r>
-      <w:r>
-        <w:t xml:space="preserve"> </w:t>
-      </w:r>
-      <w:r>
-        <w:rPr>
-          <w:rStyle w:val="VerbatimChar"/>
-        </w:rPr>
-        <w:t xml:space="preserve">itsm.keytab</w:t>
-      </w:r>
-      <w:r>
-        <w:t xml:space="preserve"> </w:t>
-      </w:r>
-      <w:r>
-        <w:t xml:space="preserve">на веб-сервер (наприклад,</w:t>
-      </w:r>
-      <w:r>
-        <w:t xml:space="preserve"> </w:t>
-      </w:r>
-      <w:r>
-        <w:rPr>
-          <w:rStyle w:val="VerbatimChar"/>
-        </w:rPr>
-        <w:t xml:space="preserve">/etc/apache2/itsm.keytab</w:t>
-      </w:r>
-      <w:r>
-        <w:t xml:space="preserve">), власник — користувач Apache, права</w:t>
-      </w:r>
-      <w:r>
-        <w:t xml:space="preserve"> </w:t>
-      </w:r>
-      <w:r>
-        <w:rPr>
-          <w:rStyle w:val="VerbatimChar"/>
-        </w:rPr>
-        <w:t xml:space="preserve">600</w:t>
-      </w:r>
-      <w:r>
-        <w:t xml:space="preserve">.</w:t>
-      </w:r>
-    </w:p>
-    <w:bookmarkEnd w:id="125"/>
-    <w:bookmarkStart w:id="126" w:name="крок-2.-apache"/>
-    <w:p>
-      <w:pPr>
-        <w:pStyle w:val="Heading3"/>
-      </w:pPr>
-      <w:r>
-        <w:t xml:space="preserve">Крок 2. Apache</w:t>
-      </w:r>
-    </w:p>
-    <w:p>
-      <w:pPr>
-        <w:pStyle w:val="FirstParagraph"/>
-      </w:pPr>
-      <w:r>
-        <w:t xml:space="preserve">У віртуальному хості сайту (поряд з іншими налаштуваннями) додайте:</w:t>
-      </w:r>
-    </w:p>
-    <w:p>
-      <w:pPr>
-        <w:pStyle w:val="SourceCode"/>
-      </w:pPr>
-      <w:r>
-        <w:rPr>
-          <w:rStyle w:val="VerbatimChar"/>
-        </w:rPr>
-        <w:t xml:space="preserve">&lt;Location "/sso/login"&gt;</w:t>
-      </w:r>
-      <w:r>
-        <w:br/>
-      </w:r>
-      <w:r>
-        <w:rPr>
-          <w:rStyle w:val="VerbatimChar"/>
-        </w:rPr>
-        <w:t xml:space="preserve">    AuthType GSSAPI</w:t>
-      </w:r>
-      <w:r>
-        <w:br/>
-      </w:r>
-      <w:r>
-        <w:rPr>
-          <w:rStyle w:val="VerbatimChar"/>
-        </w:rPr>
-        <w:t xml:space="preserve">    AuthName "ITSM — вхід через Windows"</w:t>
-      </w:r>
-      <w:r>
-        <w:br/>
-      </w:r>
-      <w:r>
-        <w:rPr>
-          <w:rStyle w:val="VerbatimChar"/>
-        </w:rPr>
-        <w:t xml:space="preserve">    GssapiCredStore keytab:/etc/apache2/itsm.keytab</w:t>
-      </w:r>
-      <w:r>
-        <w:br/>
-      </w:r>
-      <w:r>
-        <w:rPr>
-          <w:rStyle w:val="VerbatimChar"/>
-        </w:rPr>
-        <w:t xml:space="preserve">    GssapiAllowedMech krb5</w:t>
-      </w:r>
-      <w:r>
-        <w:br/>
-      </w:r>
-      <w:r>
-        <w:rPr>
-          <w:rStyle w:val="VerbatimChar"/>
-        </w:rPr>
-        <w:t xml:space="preserve">    # Важливо: не відрізати realm — застосунок звіряє його з AD_SSO_REALM</w:t>
-      </w:r>
-      <w:r>
-        <w:br/>
-      </w:r>
-      <w:r>
-        <w:rPr>
-          <w:rStyle w:val="VerbatimChar"/>
-        </w:rPr>
-        <w:t xml:space="preserve">    GssapiLocalName Off</w:t>
-      </w:r>
-      <w:r>
-        <w:br/>
-      </w:r>
-      <w:r>
-        <w:rPr>
-          <w:rStyle w:val="VerbatimChar"/>
-        </w:rPr>
-        <w:t xml:space="preserve">    Require valid-user</w:t>
-      </w:r>
-      <w:r>
-        <w:br/>
-      </w:r>
-      <w:r>
-        <w:rPr>
-          <w:rStyle w:val="VerbatimChar"/>
-        </w:rPr>
-        <w:t xml:space="preserve">    # Якщо браузер не надав квитка Kerberos — показати звичайну форму входу</w:t>
-      </w:r>
-      <w:r>
-        <w:br/>
-      </w:r>
-      <w:r>
-        <w:rPr>
-          <w:rStyle w:val="VerbatimChar"/>
-        </w:rPr>
-        <w:t xml:space="preserve">    ErrorDocument 401 "/login?sso=failed"</w:t>
-      </w:r>
-      <w:r>
-        <w:br/>
-      </w:r>
-      <w:r>
-        <w:rPr>
-          <w:rStyle w:val="VerbatimChar"/>
-        </w:rPr>
-        <w:t xml:space="preserve">&lt;/Location&gt;</w:t>
-      </w:r>
-    </w:p>
-    <w:p>
-      <w:pPr>
-        <w:pStyle w:val="FirstParagraph"/>
-      </w:pPr>
-      <w:r>
-        <w:t xml:space="preserve">Перезапустіть Apache:</w:t>
-      </w:r>
-      <w:r>
-        <w:t xml:space="preserve"> </w:t>
-      </w:r>
-      <w:r>
-        <w:rPr>
-          <w:rStyle w:val="VerbatimChar"/>
-        </w:rPr>
-        <w:t xml:space="preserve">sudo systemctl reload apache2</w:t>
-      </w:r>
-      <w:r>
-        <w:t xml:space="preserve">.</w:t>
-      </w:r>
-      <w:r>
-        <w:t xml:space="preserve"> </w:t>
-      </w:r>
-      <w:r>
-        <w:rPr>
-          <w:bCs/>
-          <w:b/>
-        </w:rPr>
-        <w:t xml:space="preserve">Не захищайте</w:t>
-      </w:r>
-      <w:r>
-        <w:t xml:space="preserve"> </w:t>
-      </w:r>
-      <w:r>
-        <w:t xml:space="preserve">Kerberos-модулем весь сайт — лише</w:t>
-      </w:r>
-      <w:r>
-        <w:t xml:space="preserve"> </w:t>
-      </w:r>
-      <w:r>
-        <w:rPr>
-          <w:rStyle w:val="VerbatimChar"/>
-        </w:rPr>
-        <w:t xml:space="preserve">/sso/login</w:t>
-      </w:r>
-      <w:r>
-        <w:t xml:space="preserve">.</w:t>
-      </w:r>
-    </w:p>
-    <w:bookmarkEnd w:id="126"/>
-    <w:bookmarkStart w:id="127" w:name="крок-3.-застосунок"/>
-    <w:p>
-      <w:pPr>
-        <w:pStyle w:val="Heading3"/>
-      </w:pPr>
-      <w:r>
-        <w:t xml:space="preserve">Крок 3. Застосунок</w:t>
-      </w:r>
-    </w:p>
-    <w:p>
-      <w:pPr>
-        <w:pStyle w:val="FirstParagraph"/>
-      </w:pPr>
-      <w:r>
-        <w:t xml:space="preserve">У</w:t>
-      </w:r>
-      <w:r>
-        <w:t xml:space="preserve"> </w:t>
-      </w:r>
-      <w:r>
-        <w:rPr>
-          <w:rStyle w:val="VerbatimChar"/>
-        </w:rPr>
-        <w:t xml:space="preserve">.env</w:t>
-      </w:r>
-      <w:r>
-        <w:t xml:space="preserve"> </w:t>
-      </w:r>
-      <w:r>
-        <w:t xml:space="preserve">додайте й збережіть:</w:t>
-      </w:r>
-    </w:p>
-    <w:p>
-      <w:pPr>
-        <w:pStyle w:val="SourceCode"/>
-      </w:pPr>
-      <w:r>
-        <w:rPr>
-          <w:rStyle w:val="VerbatimChar"/>
-        </w:rPr>
-        <w:t xml:space="preserve">AD_SSO_ENABLED=true</w:t>
-      </w:r>
-      <w:r>
-        <w:br/>
-      </w:r>
-      <w:r>
-        <w:rPr>
-          <w:rStyle w:val="VerbatimChar"/>
-        </w:rPr>
-        <w:t xml:space="preserve">AD_SSO_REALM=COMPANY.LOCAL</w:t>
-      </w:r>
-    </w:p>
-    <w:p>
-      <w:pPr>
-        <w:pStyle w:val="FirstParagraph"/>
-      </w:pPr>
-      <w:r>
-        <w:rPr>
-          <w:rStyle w:val="VerbatimChar"/>
-        </w:rPr>
-        <w:t xml:space="preserve">AD_SSO_REALM</w:t>
-      </w:r>
-      <w:r>
-        <w:t xml:space="preserve"> </w:t>
-      </w:r>
-      <w:r>
-        <w:t xml:space="preserve">— Kerberos-realm великими літерами.</w:t>
-      </w:r>
-      <w:r>
-        <w:t xml:space="preserve"> </w:t>
-      </w:r>
-      <w:r>
-        <w:rPr>
-          <w:bCs/>
-          <w:b/>
-        </w:rPr>
-        <w:t xml:space="preserve">Задайте його обов’язково</w:t>
-      </w:r>
-      <w:r>
-        <w:t xml:space="preserve">: тоді приймаються лише користувачі свого домену. Без нього застосунок приймає будь-який realm, який передав Apache.</w:t>
-      </w:r>
-    </w:p>
-    <w:p>
-      <w:pPr>
-        <w:pStyle w:val="BodyText"/>
-      </w:pPr>
-      <w:r>
-        <w:t xml:space="preserve">Після цього на сторінці входу з’явиться кнопка</w:t>
-      </w:r>
-      <w:r>
-        <w:t xml:space="preserve"> </w:t>
-      </w:r>
-      <w:r>
-        <w:rPr>
-          <w:bCs/>
-          <w:b/>
-        </w:rPr>
-        <w:t xml:space="preserve">«Увійти через Windows (без пароля)»</w:t>
-      </w:r>
-      <w:r>
-        <w:t xml:space="preserve">. Зміна</w:t>
-      </w:r>
-      <w:r>
-        <w:t xml:space="preserve"> </w:t>
-      </w:r>
-      <w:r>
-        <w:rPr>
-          <w:rStyle w:val="VerbatimChar"/>
-        </w:rPr>
-        <w:t xml:space="preserve">.env</w:t>
-      </w:r>
-      <w:r>
-        <w:t xml:space="preserve"> </w:t>
-      </w:r>
-      <w:r>
-        <w:t xml:space="preserve">діє одразу (перезапуск PHP-FPM зазвичай не потрібен).</w:t>
-      </w:r>
-    </w:p>
-    <w:bookmarkEnd w:id="127"/>
-    <w:bookmarkStart w:id="128" w:name="крок-4.-браузери"/>
-    <w:p>
-      <w:pPr>
-        <w:pStyle w:val="Heading3"/>
-      </w:pPr>
-      <w:r>
-        <w:t xml:space="preserve">Крок 4. Браузери</w:t>
+        <w:t xml:space="preserve">Вимоги</w:t>
       </w:r>
     </w:p>
     <w:p>
@@ -23092,41 +23038,23 @@
         <w:pStyle w:val="Compact"/>
       </w:pPr>
       <w:r>
-        <w:rPr>
-          <w:bCs/>
-          <w:b/>
-        </w:rPr>
-        <w:t xml:space="preserve">Edge/Chrome (Windows):</w:t>
-      </w:r>
-      <w:r>
-        <w:t xml:space="preserve"> </w:t>
-      </w:r>
-      <w:r>
-        <w:t xml:space="preserve">додайте сайт у «Місцевий інтранет» (груповою політикою) і дозвольте автоматичний вхід для цієї зони; для Chrome — політика</w:t>
-      </w:r>
-      <w:r>
-        <w:t xml:space="preserve"> </w:t>
-      </w:r>
-      <w:r>
-        <w:rPr>
-          <w:rStyle w:val="VerbatimChar"/>
-        </w:rPr>
-        <w:t xml:space="preserve">AuthServerAllowlist</w:t>
-      </w:r>
-      <w:r>
-        <w:t xml:space="preserve"> </w:t>
-      </w:r>
-      <w:r>
-        <w:t xml:space="preserve">(</w:t>
-      </w:r>
-      <w:r>
-        <w:rPr>
-          <w:rStyle w:val="VerbatimChar"/>
-        </w:rPr>
-        <w:t xml:space="preserve">itsm.company.local</w:t>
-      </w:r>
-      <w:r>
-        <w:t xml:space="preserve">).</w:t>
+        <w:t xml:space="preserve">AD-користувачі вже синхронізуються (розділ 12); у них заповнено</w:t>
+      </w:r>
+      <w:r>
+        <w:t xml:space="preserve"> </w:t>
+      </w:r>
+      <w:r>
+        <w:rPr>
+          <w:bCs/>
+          <w:b/>
+        </w:rPr>
+        <w:t xml:space="preserve">AD-логін</w:t>
+      </w:r>
+      <w:r>
+        <w:t xml:space="preserve"> </w:t>
+      </w:r>
+      <w:r>
+        <w:t xml:space="preserve">(sAMAccountName) — саме він зіставляється з іменем із Kerberos.</w:t>
       </w:r>
     </w:p>
     <w:p>
@@ -23138,6 +23066,567 @@
         <w:pStyle w:val="Compact"/>
       </w:pPr>
       <w:r>
+        <w:t xml:space="preserve">Apache із модулем</w:t>
+      </w:r>
+      <w:r>
+        <w:t xml:space="preserve"> </w:t>
+      </w:r>
+      <w:r>
+        <w:rPr>
+          <w:rStyle w:val="VerbatimChar"/>
+        </w:rPr>
+        <w:t xml:space="preserve">mod_auth_gssapi</w:t>
+      </w:r>
+      <w:r>
+        <w:t xml:space="preserve"> </w:t>
+      </w:r>
+      <w:r>
+        <w:t xml:space="preserve">(Debian/Ubuntu:</w:t>
+      </w:r>
+      <w:r>
+        <w:t xml:space="preserve"> </w:t>
+      </w:r>
+      <w:r>
+        <w:rPr>
+          <w:rStyle w:val="VerbatimChar"/>
+        </w:rPr>
+        <w:t xml:space="preserve">sudo apt install libapache2-mod-auth-gssapi</w:t>
+      </w:r>
+      <w:r>
+        <w:t xml:space="preserve">). Для nginx вбудованого Kerberos немає — використовуйте Apache або проксі з відповідним модулем.</w:t>
+      </w:r>
+    </w:p>
+    <w:p>
+      <w:pPr>
+        <w:numPr>
+          <w:ilvl w:val="0"/>
+          <w:numId w:val="1032"/>
+        </w:numPr>
+        <w:pStyle w:val="Compact"/>
+      </w:pPr>
+      <w:r>
+        <w:t xml:space="preserve">HTTPS на сайті, а адреса сайту — це</w:t>
+      </w:r>
+      <w:r>
+        <w:t xml:space="preserve"> </w:t>
+      </w:r>
+      <w:r>
+        <w:rPr>
+          <w:bCs/>
+          <w:b/>
+        </w:rPr>
+        <w:t xml:space="preserve">DNS-ім’я</w:t>
+      </w:r>
+      <w:r>
+        <w:t xml:space="preserve"> </w:t>
+      </w:r>
+      <w:r>
+        <w:t xml:space="preserve">(не IP) у зоні «Місцевий інтранет» браузерів домену.</w:t>
+      </w:r>
+    </w:p>
+    <w:p>
+      <w:pPr>
+        <w:numPr>
+          <w:ilvl w:val="0"/>
+          <w:numId w:val="1032"/>
+        </w:numPr>
+        <w:pStyle w:val="Compact"/>
+      </w:pPr>
+      <w:r>
+        <w:t xml:space="preserve">На контролері домену створено</w:t>
+      </w:r>
+      <w:r>
+        <w:t xml:space="preserve"> </w:t>
+      </w:r>
+      <w:r>
+        <w:rPr>
+          <w:bCs/>
+          <w:b/>
+        </w:rPr>
+        <w:t xml:space="preserve">службовий обліковий запис для SPN</w:t>
+      </w:r>
+      <w:r>
+        <w:t xml:space="preserve"> </w:t>
+      </w:r>
+      <w:r>
+        <w:t xml:space="preserve">і keytab-файл.</w:t>
+      </w:r>
+    </w:p>
+    <w:bookmarkEnd w:id="125"/>
+    <w:bookmarkStart w:id="126" w:name="X35d31196181d4ce29e9dad33b3c9d4656f6aa07"/>
+    <w:p>
+      <w:pPr>
+        <w:pStyle w:val="Heading3"/>
+      </w:pPr>
+      <w:r>
+        <w:t xml:space="preserve">Крок 1. SPN і keytab (на контролері домену)</w:t>
+      </w:r>
+    </w:p>
+    <w:p>
+      <w:pPr>
+        <w:pStyle w:val="FirstParagraph"/>
+      </w:pPr>
+      <w:r>
+        <w:t xml:space="preserve">Створіть окремий обліковий запис (наприклад,</w:t>
+      </w:r>
+      <w:r>
+        <w:t xml:space="preserve"> </w:t>
+      </w:r>
+      <w:r>
+        <w:rPr>
+          <w:rStyle w:val="VerbatimChar"/>
+        </w:rPr>
+        <w:t xml:space="preserve">svc-itsm-http</w:t>
+      </w:r>
+      <w:r>
+        <w:t xml:space="preserve">), зареєструйте SPN і згенеруйте keytab. Приклад для домену</w:t>
+      </w:r>
+      <w:r>
+        <w:t xml:space="preserve"> </w:t>
+      </w:r>
+      <w:r>
+        <w:rPr>
+          <w:rStyle w:val="VerbatimChar"/>
+        </w:rPr>
+        <w:t xml:space="preserve">COMPANY.LOCAL</w:t>
+      </w:r>
+      <w:r>
+        <w:t xml:space="preserve"> </w:t>
+      </w:r>
+      <w:r>
+        <w:t xml:space="preserve">і сайту</w:t>
+      </w:r>
+      <w:r>
+        <w:t xml:space="preserve"> </w:t>
+      </w:r>
+      <w:r>
+        <w:rPr>
+          <w:rStyle w:val="VerbatimChar"/>
+        </w:rPr>
+        <w:t xml:space="preserve">itsm.company.local</w:t>
+      </w:r>
+      <w:r>
+        <w:t xml:space="preserve">:</w:t>
+      </w:r>
+    </w:p>
+    <w:p>
+      <w:pPr>
+        <w:pStyle w:val="SourceCode"/>
+      </w:pPr>
+      <w:r>
+        <w:rPr>
+          <w:rStyle w:val="VerbatimChar"/>
+        </w:rPr>
+        <w:t xml:space="preserve">setspn -S HTTP/itsm.company.local svc-itsm-http</w:t>
+      </w:r>
+      <w:r>
+        <w:br/>
+      </w:r>
+      <w:r>
+        <w:rPr>
+          <w:rStyle w:val="VerbatimChar"/>
+        </w:rPr>
+        <w:t xml:space="preserve">ktpass -princ HTTP/itsm.company.local@COMPANY.LOCAL -mapuser svc-itsm-http -pass * -ptype KRB5_NT_PRINCIPAL -crypto AES256-SHA1 -out itsm.keytab</w:t>
+      </w:r>
+    </w:p>
+    <w:p>
+      <w:pPr>
+        <w:pStyle w:val="FirstParagraph"/>
+      </w:pPr>
+      <w:r>
+        <w:t xml:space="preserve">Скопіюйте</w:t>
+      </w:r>
+      <w:r>
+        <w:t xml:space="preserve"> </w:t>
+      </w:r>
+      <w:r>
+        <w:rPr>
+          <w:rStyle w:val="VerbatimChar"/>
+        </w:rPr>
+        <w:t xml:space="preserve">itsm.keytab</w:t>
+      </w:r>
+      <w:r>
+        <w:t xml:space="preserve"> </w:t>
+      </w:r>
+      <w:r>
+        <w:t xml:space="preserve">на веб-сервер (наприклад,</w:t>
+      </w:r>
+      <w:r>
+        <w:t xml:space="preserve"> </w:t>
+      </w:r>
+      <w:r>
+        <w:rPr>
+          <w:rStyle w:val="VerbatimChar"/>
+        </w:rPr>
+        <w:t xml:space="preserve">/etc/apache2/itsm.keytab</w:t>
+      </w:r>
+      <w:r>
+        <w:t xml:space="preserve">), власник — користувач Apache, права</w:t>
+      </w:r>
+      <w:r>
+        <w:t xml:space="preserve"> </w:t>
+      </w:r>
+      <w:r>
+        <w:rPr>
+          <w:rStyle w:val="VerbatimChar"/>
+        </w:rPr>
+        <w:t xml:space="preserve">600</w:t>
+      </w:r>
+      <w:r>
+        <w:t xml:space="preserve">.</w:t>
+      </w:r>
+    </w:p>
+    <w:bookmarkEnd w:id="126"/>
+    <w:bookmarkStart w:id="127" w:name="крок-2.-apache"/>
+    <w:p>
+      <w:pPr>
+        <w:pStyle w:val="Heading3"/>
+      </w:pPr>
+      <w:r>
+        <w:t xml:space="preserve">Крок 2. Apache</w:t>
+      </w:r>
+    </w:p>
+    <w:p>
+      <w:pPr>
+        <w:pStyle w:val="FirstParagraph"/>
+      </w:pPr>
+      <w:r>
+        <w:t xml:space="preserve">У віртуальному хості сайту (поряд з іншими налаштуваннями) додайте:</w:t>
+      </w:r>
+    </w:p>
+    <w:p>
+      <w:pPr>
+        <w:pStyle w:val="SourceCode"/>
+      </w:pPr>
+      <w:r>
+        <w:rPr>
+          <w:rStyle w:val="VerbatimChar"/>
+        </w:rPr>
+        <w:t xml:space="preserve">&lt;Location "/sso/login"&gt;</w:t>
+      </w:r>
+      <w:r>
+        <w:br/>
+      </w:r>
+      <w:r>
+        <w:rPr>
+          <w:rStyle w:val="VerbatimChar"/>
+        </w:rPr>
+        <w:t xml:space="preserve">    AuthType GSSAPI</w:t>
+      </w:r>
+      <w:r>
+        <w:br/>
+      </w:r>
+      <w:r>
+        <w:rPr>
+          <w:rStyle w:val="VerbatimChar"/>
+        </w:rPr>
+        <w:t xml:space="preserve">    AuthName "ITSM — вхід через Windows"</w:t>
+      </w:r>
+      <w:r>
+        <w:br/>
+      </w:r>
+      <w:r>
+        <w:rPr>
+          <w:rStyle w:val="VerbatimChar"/>
+        </w:rPr>
+        <w:t xml:space="preserve">    GssapiCredStore keytab:/etc/apache2/itsm.keytab</w:t>
+      </w:r>
+      <w:r>
+        <w:br/>
+      </w:r>
+      <w:r>
+        <w:rPr>
+          <w:rStyle w:val="VerbatimChar"/>
+        </w:rPr>
+        <w:t xml:space="preserve">    GssapiAllowedMech krb5</w:t>
+      </w:r>
+      <w:r>
+        <w:br/>
+      </w:r>
+      <w:r>
+        <w:rPr>
+          <w:rStyle w:val="VerbatimChar"/>
+        </w:rPr>
+        <w:t xml:space="preserve">    # Важливо: не відрізати realm — застосунок звіряє його з AD_SSO_REALM</w:t>
+      </w:r>
+      <w:r>
+        <w:br/>
+      </w:r>
+      <w:r>
+        <w:rPr>
+          <w:rStyle w:val="VerbatimChar"/>
+        </w:rPr>
+        <w:t xml:space="preserve">    GssapiLocalName Off</w:t>
+      </w:r>
+      <w:r>
+        <w:br/>
+      </w:r>
+      <w:r>
+        <w:rPr>
+          <w:rStyle w:val="VerbatimChar"/>
+        </w:rPr>
+        <w:t xml:space="preserve">    Require valid-user</w:t>
+      </w:r>
+      <w:r>
+        <w:br/>
+      </w:r>
+      <w:r>
+        <w:rPr>
+          <w:rStyle w:val="VerbatimChar"/>
+        </w:rPr>
+        <w:t xml:space="preserve">    # Якщо браузер не надав квитка Kerberos — показати звичайну форму входу</w:t>
+      </w:r>
+      <w:r>
+        <w:br/>
+      </w:r>
+      <w:r>
+        <w:rPr>
+          <w:rStyle w:val="VerbatimChar"/>
+        </w:rPr>
+        <w:t xml:space="preserve">    ErrorDocument 401 "/login?sso=failed"</w:t>
+      </w:r>
+      <w:r>
+        <w:br/>
+      </w:r>
+      <w:r>
+        <w:rPr>
+          <w:rStyle w:val="VerbatimChar"/>
+        </w:rPr>
+        <w:t xml:space="preserve">&lt;/Location&gt;</w:t>
+      </w:r>
+    </w:p>
+    <w:p>
+      <w:pPr>
+        <w:pStyle w:val="FirstParagraph"/>
+      </w:pPr>
+      <w:r>
+        <w:t xml:space="preserve">Перезапустіть Apache:</w:t>
+      </w:r>
+      <w:r>
+        <w:t xml:space="preserve"> </w:t>
+      </w:r>
+      <w:r>
+        <w:rPr>
+          <w:rStyle w:val="VerbatimChar"/>
+        </w:rPr>
+        <w:t xml:space="preserve">sudo systemctl reload apache2</w:t>
+      </w:r>
+      <w:r>
+        <w:t xml:space="preserve">.</w:t>
+      </w:r>
+      <w:r>
+        <w:t xml:space="preserve"> </w:t>
+      </w:r>
+      <w:r>
+        <w:rPr>
+          <w:bCs/>
+          <w:b/>
+        </w:rPr>
+        <w:t xml:space="preserve">Не захищайте</w:t>
+      </w:r>
+      <w:r>
+        <w:t xml:space="preserve"> </w:t>
+      </w:r>
+      <w:r>
+        <w:t xml:space="preserve">Kerberos-модулем весь сайт — лише</w:t>
+      </w:r>
+      <w:r>
+        <w:t xml:space="preserve"> </w:t>
+      </w:r>
+      <w:r>
+        <w:rPr>
+          <w:rStyle w:val="VerbatimChar"/>
+        </w:rPr>
+        <w:t xml:space="preserve">/sso/login</w:t>
+      </w:r>
+      <w:r>
+        <w:t xml:space="preserve">.</w:t>
+      </w:r>
+    </w:p>
+    <w:bookmarkEnd w:id="127"/>
+    <w:bookmarkStart w:id="128" w:name="крок-3.-застосунок"/>
+    <w:p>
+      <w:pPr>
+        <w:pStyle w:val="Heading3"/>
+      </w:pPr>
+      <w:r>
+        <w:t xml:space="preserve">Крок 3. Застосунок</w:t>
+      </w:r>
+    </w:p>
+    <w:p>
+      <w:pPr>
+        <w:pStyle w:val="FirstParagraph"/>
+      </w:pPr>
+      <w:r>
+        <w:t xml:space="preserve">У</w:t>
+      </w:r>
+      <w:r>
+        <w:t xml:space="preserve"> </w:t>
+      </w:r>
+      <w:r>
+        <w:rPr>
+          <w:rStyle w:val="VerbatimChar"/>
+        </w:rPr>
+        <w:t xml:space="preserve">.env</w:t>
+      </w:r>
+      <w:r>
+        <w:t xml:space="preserve"> </w:t>
+      </w:r>
+      <w:r>
+        <w:t xml:space="preserve">додайте й збережіть:</w:t>
+      </w:r>
+    </w:p>
+    <w:p>
+      <w:pPr>
+        <w:pStyle w:val="SourceCode"/>
+      </w:pPr>
+      <w:r>
+        <w:rPr>
+          <w:rStyle w:val="VerbatimChar"/>
+        </w:rPr>
+        <w:t xml:space="preserve">AD_SSO_ENABLED=true</w:t>
+      </w:r>
+      <w:r>
+        <w:br/>
+      </w:r>
+      <w:r>
+        <w:rPr>
+          <w:rStyle w:val="VerbatimChar"/>
+        </w:rPr>
+        <w:t xml:space="preserve">AD_SSO_REALM=COMPANY.LOCAL</w:t>
+      </w:r>
+    </w:p>
+    <w:p>
+      <w:pPr>
+        <w:pStyle w:val="FirstParagraph"/>
+      </w:pPr>
+      <w:r>
+        <w:rPr>
+          <w:rStyle w:val="VerbatimChar"/>
+        </w:rPr>
+        <w:t xml:space="preserve">AD_SSO_REALM</w:t>
+      </w:r>
+      <w:r>
+        <w:t xml:space="preserve"> </w:t>
+      </w:r>
+      <w:r>
+        <w:t xml:space="preserve">— Kerberos-realm великими літерами.</w:t>
+      </w:r>
+      <w:r>
+        <w:t xml:space="preserve"> </w:t>
+      </w:r>
+      <w:r>
+        <w:rPr>
+          <w:bCs/>
+          <w:b/>
+        </w:rPr>
+        <w:t xml:space="preserve">Задайте його обов’язково</w:t>
+      </w:r>
+      <w:r>
+        <w:t xml:space="preserve">: тоді приймаються лише користувачі свого домену. Без нього застосунок приймає будь-який realm, який передав Apache.</w:t>
+      </w:r>
+    </w:p>
+    <w:p>
+      <w:pPr>
+        <w:pStyle w:val="BodyText"/>
+      </w:pPr>
+      <w:r>
+        <w:t xml:space="preserve">Після цього на сторінці входу з’явиться кнопка</w:t>
+      </w:r>
+      <w:r>
+        <w:t xml:space="preserve"> </w:t>
+      </w:r>
+      <w:r>
+        <w:rPr>
+          <w:bCs/>
+          <w:b/>
+        </w:rPr>
+        <w:t xml:space="preserve">«Увійти через Windows (без пароля)»</w:t>
+      </w:r>
+      <w:r>
+        <w:t xml:space="preserve">. Зміна</w:t>
+      </w:r>
+      <w:r>
+        <w:t xml:space="preserve"> </w:t>
+      </w:r>
+      <w:r>
+        <w:rPr>
+          <w:rStyle w:val="VerbatimChar"/>
+        </w:rPr>
+        <w:t xml:space="preserve">.env</w:t>
+      </w:r>
+      <w:r>
+        <w:t xml:space="preserve"> </w:t>
+      </w:r>
+      <w:r>
+        <w:t xml:space="preserve">діє одразу (перезапуск PHP-FPM зазвичай не потрібен).</w:t>
+      </w:r>
+    </w:p>
+    <w:bookmarkEnd w:id="128"/>
+    <w:bookmarkStart w:id="129" w:name="крок-4.-браузери"/>
+    <w:p>
+      <w:pPr>
+        <w:pStyle w:val="Heading3"/>
+      </w:pPr>
+      <w:r>
+        <w:t xml:space="preserve">Крок 4. Браузери</w:t>
+      </w:r>
+    </w:p>
+    <w:p>
+      <w:pPr>
+        <w:numPr>
+          <w:ilvl w:val="0"/>
+          <w:numId w:val="1033"/>
+        </w:numPr>
+        <w:pStyle w:val="Compact"/>
+      </w:pPr>
+      <w:r>
+        <w:rPr>
+          <w:bCs/>
+          <w:b/>
+        </w:rPr>
+        <w:t xml:space="preserve">Edge/Chrome (Windows):</w:t>
+      </w:r>
+      <w:r>
+        <w:t xml:space="preserve"> </w:t>
+      </w:r>
+      <w:r>
+        <w:t xml:space="preserve">додайте сайт у «Місцевий інтранет» (груповою політикою) і дозвольте автоматичний вхід для цієї зони; для Chrome — політика</w:t>
+      </w:r>
+      <w:r>
+        <w:t xml:space="preserve"> </w:t>
+      </w:r>
+      <w:r>
+        <w:rPr>
+          <w:rStyle w:val="VerbatimChar"/>
+        </w:rPr>
+        <w:t xml:space="preserve">AuthServerAllowlist</w:t>
+      </w:r>
+      <w:r>
+        <w:t xml:space="preserve"> </w:t>
+      </w:r>
+      <w:r>
+        <w:t xml:space="preserve">(</w:t>
+      </w:r>
+      <w:r>
+        <w:rPr>
+          <w:rStyle w:val="VerbatimChar"/>
+        </w:rPr>
+        <w:t xml:space="preserve">itsm.company.local</w:t>
+      </w:r>
+      <w:r>
+        <w:t xml:space="preserve">).</w:t>
+      </w:r>
+    </w:p>
+    <w:p>
+      <w:pPr>
+        <w:numPr>
+          <w:ilvl w:val="0"/>
+          <w:numId w:val="1033"/>
+        </w:numPr>
+        <w:pStyle w:val="Compact"/>
+      </w:pPr>
+      <w:r>
         <w:rPr>
           <w:bCs/>
           <w:b/>
@@ -23190,8 +23679,8 @@
         <w:t xml:space="preserve">(теж можна політикою).</w:t>
       </w:r>
     </w:p>
-    <w:bookmarkEnd w:id="128"/>
-    <w:bookmarkStart w:id="129" w:name="діагностика-8"/>
+    <w:bookmarkEnd w:id="129"/>
+    <w:bookmarkStart w:id="130" w:name="діагностика-8"/>
     <w:p>
       <w:pPr>
         <w:pStyle w:val="Heading3"/>
@@ -23564,238 +24053,14 @@
         </w:tc>
       </w:tr>
     </w:tbl>
-    <w:bookmarkEnd w:id="129"/>
-    <w:bookmarkStart w:id="130" w:name="безпека-1"/>
+    <w:bookmarkEnd w:id="130"/>
+    <w:bookmarkStart w:id="131" w:name="безпека-1"/>
     <w:p>
       <w:pPr>
         <w:pStyle w:val="Heading3"/>
       </w:pPr>
       <w:r>
         <w:t xml:space="preserve">Безпека</w:t>
-      </w:r>
-    </w:p>
-    <w:p>
-      <w:pPr>
-        <w:numPr>
-          <w:ilvl w:val="0"/>
-          <w:numId w:val="1033"/>
-        </w:numPr>
-        <w:pStyle w:val="Compact"/>
-      </w:pPr>
-      <w:r>
-        <w:t xml:space="preserve">Усе довіряється одній змінній</w:t>
-      </w:r>
-      <w:r>
-        <w:t xml:space="preserve"> </w:t>
-      </w:r>
-      <w:r>
-        <w:rPr>
-          <w:rStyle w:val="VerbatimChar"/>
-        </w:rPr>
-        <w:t xml:space="preserve">REMOTE_USER</w:t>
-      </w:r>
-      <w:r>
-        <w:t xml:space="preserve">, яку виставляє лише веб-сервер. Якщо</w:t>
-      </w:r>
-      <w:r>
-        <w:t xml:space="preserve"> </w:t>
-      </w:r>
-      <w:r>
-        <w:rPr>
-          <w:bCs/>
-          <w:b/>
-        </w:rPr>
-        <w:t xml:space="preserve">незахищена</w:t>
-      </w:r>
-      <w:r>
-        <w:t xml:space="preserve"> </w:t>
-      </w:r>
-      <w:r>
-        <w:t xml:space="preserve">адреса дасть змогу клієнту підставити</w:t>
-      </w:r>
-      <w:r>
-        <w:t xml:space="preserve"> </w:t>
-      </w:r>
-      <w:r>
-        <w:rPr>
-          <w:rStyle w:val="VerbatimChar"/>
-        </w:rPr>
-        <w:t xml:space="preserve">REMOTE_USER</w:t>
-      </w:r>
-      <w:r>
-        <w:t xml:space="preserve">, вхід можна обійти; тому Kerberos-захист має бути саме на</w:t>
-      </w:r>
-      <w:r>
-        <w:t xml:space="preserve"> </w:t>
-      </w:r>
-      <w:r>
-        <w:rPr>
-          <w:rStyle w:val="VerbatimChar"/>
-        </w:rPr>
-        <w:t xml:space="preserve">/sso/login</w:t>
-      </w:r>
-      <w:r>
-        <w:t xml:space="preserve">, а SSO вмикайте лише після перевірки.</w:t>
-      </w:r>
-    </w:p>
-    <w:p>
-      <w:pPr>
-        <w:numPr>
-          <w:ilvl w:val="0"/>
-          <w:numId w:val="1033"/>
-        </w:numPr>
-        <w:pStyle w:val="Compact"/>
-      </w:pPr>
-      <w:r>
-        <w:t xml:space="preserve">Не відкривайте застосунок напряму (PHP-FPM/порт PHP) в обхід Apache.</w:t>
-      </w:r>
-    </w:p>
-    <w:p>
-      <w:pPr>
-        <w:numPr>
-          <w:ilvl w:val="0"/>
-          <w:numId w:val="1033"/>
-        </w:numPr>
-        <w:pStyle w:val="Compact"/>
-      </w:pPr>
-      <w:r>
-        <w:t xml:space="preserve">Вхід через SSO підпорядковується тим самим правилам: неактивний чи заблокований акаунт не входить; усі входи видно в журналі аудиту (</w:t>
-      </w:r>
-      <w:r>
-        <w:rPr>
-          <w:rStyle w:val="VerbatimChar"/>
-        </w:rPr>
-        <w:t xml:space="preserve">ad_sso_login</w:t>
-      </w:r>
-      <w:r>
-        <w:t xml:space="preserve">).</w:t>
-      </w:r>
-    </w:p>
-    <w:p>
-      <w:pPr>
-        <w:numPr>
-          <w:ilvl w:val="0"/>
-          <w:numId w:val="1033"/>
-        </w:numPr>
-        <w:pStyle w:val="Compact"/>
-      </w:pPr>
-      <w:r>
-        <w:rPr>
-          <w:bCs/>
-          <w:b/>
-        </w:rPr>
-        <w:t xml:space="preserve">Вихід із системи</w:t>
-      </w:r>
-      <w:r>
-        <w:t xml:space="preserve"> </w:t>
-      </w:r>
-      <w:r>
-        <w:t xml:space="preserve">не завершує сеанс Windows; кнопка «Увійти через Windows» просто знову увійде тим самим користувачем.</w:t>
-      </w:r>
-    </w:p>
-    <w:p>
-      <w:pPr>
-        <w:pStyle w:val="BlockText"/>
-      </w:pPr>
-      <w:r>
-        <w:rPr>
-          <w:bCs/>
-          <w:b/>
-        </w:rPr>
-        <w:t xml:space="preserve">Важливо.</w:t>
-      </w:r>
-      <w:r>
-        <w:t xml:space="preserve"> </w:t>
-      </w:r>
-      <w:r>
-        <w:t xml:space="preserve">Цей розділ описує конфігурацію, яку не було перевірено на живому контролері домену й Kerberos-клієнтах (у розробці перевірено лише логіку застосунку: зіставлення користувачів, відмови, ігнорування підроблених заголовків). Першу перевірку проведіть на тестовому користувачі й тестовій адресі.</w:t>
-      </w:r>
-    </w:p>
-    <w:p>
-      <w:r>
-        <w:pict>
-          <v:rect style="width:0;height:1.5pt" o:hralign="center" o:hrstd="t" o:hr="t"/>
-        </w:pict>
-      </w:r>
-    </w:p>
-    <w:bookmarkEnd w:id="130"/>
-    <w:bookmarkEnd w:id="131"/>
-    <w:bookmarkStart w:id="137" w:name="роль-адміністратор-підрозділу"/>
-    <w:p>
-      <w:pPr>
-        <w:pStyle w:val="Heading2"/>
-      </w:pPr>
-      <w:r>
-        <w:t xml:space="preserve">24. Роль «Адміністратор Підрозділу»</w:t>
-      </w:r>
-    </w:p>
-    <w:p>
-      <w:pPr>
-        <w:pStyle w:val="FirstParagraph"/>
-      </w:pPr>
-      <w:r>
-        <w:t xml:space="preserve">Окрема роль для керівника структурного підрозділу:</w:t>
-      </w:r>
-      <w:r>
-        <w:t xml:space="preserve"> </w:t>
-      </w:r>
-      <w:r>
-        <w:rPr>
-          <w:bCs/>
-          <w:b/>
-        </w:rPr>
-        <w:t xml:space="preserve">повний доступ до даних і користувачів власного організаційного підрозділу</w:t>
-      </w:r>
-      <w:r>
-        <w:t xml:space="preserve"> </w:t>
-      </w:r>
-      <w:r>
-        <w:t xml:space="preserve">(AD OU або підрозділ, заданий локальному користувачеві) без доступу до системних налаштувань. Код ролі —</w:t>
-      </w:r>
-      <w:r>
-        <w:t xml:space="preserve"> </w:t>
-      </w:r>
-      <w:r>
-        <w:rPr>
-          <w:rStyle w:val="VerbatimChar"/>
-        </w:rPr>
-        <w:t xml:space="preserve">unit_admin</w:t>
-      </w:r>
-      <w:r>
-        <w:t xml:space="preserve">.</w:t>
-      </w:r>
-    </w:p>
-    <w:bookmarkStart w:id="132" w:name="що-таке-свій-підрозділ"/>
-    <w:p>
-      <w:pPr>
-        <w:pStyle w:val="Heading3"/>
-      </w:pPr>
-      <w:r>
-        <w:t xml:space="preserve">Що таке «свій підрозділ»</w:t>
-      </w:r>
-    </w:p>
-    <w:p>
-      <w:pPr>
-        <w:pStyle w:val="FirstParagraph"/>
-      </w:pPr>
-      <w:r>
-        <w:t xml:space="preserve">Підрозділ — це</w:t>
-      </w:r>
-      <w:r>
-        <w:t xml:space="preserve"> </w:t>
-      </w:r>
-      <w:r>
-        <w:rPr>
-          <w:bCs/>
-          <w:b/>
-        </w:rPr>
-        <w:t xml:space="preserve">шлях OU</w:t>
-      </w:r>
-      <w:r>
-        <w:t xml:space="preserve"> </w:t>
-      </w:r>
-      <w:r>
-        <w:t xml:space="preserve">(«Kyiv › IT»), і він однаково працює для обох типів користувачів:</w:t>
       </w:r>
     </w:p>
     <w:p>
@@ -23807,17 +24072,59 @@
         <w:pStyle w:val="Compact"/>
       </w:pPr>
       <w:r>
-        <w:rPr>
-          <w:bCs/>
-          <w:b/>
-        </w:rPr>
-        <w:t xml:space="preserve">Користувач AD</w:t>
-      </w:r>
-      <w:r>
-        <w:t xml:space="preserve"> </w:t>
-      </w:r>
-      <w:r>
-        <w:t xml:space="preserve">— підрозділ береться з його AD OU при синхронізації (видно в «Користувачі» як групи «Kyiv › IT»); змінюється лише в AD.</w:t>
+        <w:t xml:space="preserve">Усе довіряється одній змінній</w:t>
+      </w:r>
+      <w:r>
+        <w:t xml:space="preserve"> </w:t>
+      </w:r>
+      <w:r>
+        <w:rPr>
+          <w:rStyle w:val="VerbatimChar"/>
+        </w:rPr>
+        <w:t xml:space="preserve">REMOTE_USER</w:t>
+      </w:r>
+      <w:r>
+        <w:t xml:space="preserve">, яку виставляє лише веб-сервер. Якщо</w:t>
+      </w:r>
+      <w:r>
+        <w:t xml:space="preserve"> </w:t>
+      </w:r>
+      <w:r>
+        <w:rPr>
+          <w:bCs/>
+          <w:b/>
+        </w:rPr>
+        <w:t xml:space="preserve">незахищена</w:t>
+      </w:r>
+      <w:r>
+        <w:t xml:space="preserve"> </w:t>
+      </w:r>
+      <w:r>
+        <w:t xml:space="preserve">адреса дасть змогу клієнту підставити</w:t>
+      </w:r>
+      <w:r>
+        <w:t xml:space="preserve"> </w:t>
+      </w:r>
+      <w:r>
+        <w:rPr>
+          <w:rStyle w:val="VerbatimChar"/>
+        </w:rPr>
+        <w:t xml:space="preserve">REMOTE_USER</w:t>
+      </w:r>
+      <w:r>
+        <w:t xml:space="preserve">, вхід можна обійти; тому Kerberos-захист має бути саме на</w:t>
+      </w:r>
+      <w:r>
+        <w:t xml:space="preserve"> </w:t>
+      </w:r>
+      <w:r>
+        <w:rPr>
+          <w:rStyle w:val="VerbatimChar"/>
+        </w:rPr>
+        <w:t xml:space="preserve">/sso/login</w:t>
+      </w:r>
+      <w:r>
+        <w:t xml:space="preserve">, а SSO вмикайте лише після перевірки.</w:t>
       </w:r>
     </w:p>
     <w:p>
@@ -23829,75 +24136,86 @@
         <w:pStyle w:val="Compact"/>
       </w:pPr>
       <w:r>
-        <w:rPr>
-          <w:bCs/>
-          <w:b/>
-        </w:rPr>
-        <w:t xml:space="preserve">Локальний користувач</w:t>
-      </w:r>
-      <w:r>
-        <w:t xml:space="preserve"> </w:t>
-      </w:r>
-      <w:r>
-        <w:t xml:space="preserve">— підрозділ задає адміністратор системи вручну: поле</w:t>
-      </w:r>
-      <w:r>
-        <w:t xml:space="preserve"> </w:t>
-      </w:r>
-      <w:r>
-        <w:rPr>
-          <w:bCs/>
-          <w:b/>
-        </w:rPr>
-        <w:t xml:space="preserve">«Підрозділ»</w:t>
-      </w:r>
-      <w:r>
-        <w:t xml:space="preserve"> </w:t>
-      </w:r>
-      <w:r>
-        <w:t xml:space="preserve">у формі «Новий користувач» і «Редагувати» (міграція 030,</w:t>
-      </w:r>
-      <w:r>
-        <w:t xml:space="preserve"> </w:t>
-      </w:r>
-      <w:r>
-        <w:rPr>
-          <w:rStyle w:val="VerbatimChar"/>
-        </w:rPr>
-        <w:t xml:space="preserve">update.sh</w:t>
-      </w:r>
-      <w:r>
-        <w:t xml:space="preserve"> </w:t>
-      </w:r>
-      <w:r>
-        <w:t xml:space="preserve">крок 31). Записується від найбільшого до найменшого через «›»:</w:t>
-      </w:r>
-      <w:r>
-        <w:t xml:space="preserve"> </w:t>
-      </w:r>
-      <w:r>
-        <w:rPr>
-          <w:rStyle w:val="VerbatimChar"/>
-        </w:rPr>
-        <w:t xml:space="preserve">Київ › ІТ</w:t>
-      </w:r>
-      <w:r>
-        <w:t xml:space="preserve"> </w:t>
-      </w:r>
-      <w:r>
-        <w:t xml:space="preserve">(або готовим шляхом</w:t>
-      </w:r>
-      <w:r>
-        <w:t xml:space="preserve"> </w:t>
-      </w:r>
-      <w:r>
-        <w:rPr>
-          <w:rStyle w:val="VerbatimChar"/>
-        </w:rPr>
-        <w:t xml:space="preserve">OU=ІТ,OU=Київ</w:t>
-      </w:r>
-      <w:r>
-        <w:t xml:space="preserve">). У полі є підказка з уже наявними підрозділами; якщо вказати той самий підрозділ, що й у AD, локальні й AD-користувачі опиняться в одному підрозділі.</w:t>
+        <w:t xml:space="preserve">Не відкривайте застосунок напряму (PHP-FPM/порт PHP) в обхід Apache.</w:t>
+      </w:r>
+    </w:p>
+    <w:p>
+      <w:pPr>
+        <w:numPr>
+          <w:ilvl w:val="0"/>
+          <w:numId w:val="1034"/>
+        </w:numPr>
+        <w:pStyle w:val="Compact"/>
+      </w:pPr>
+      <w:r>
+        <w:t xml:space="preserve">Вхід через SSO підпорядковується тим самим правилам: неактивний чи заблокований акаунт не входить; усі входи видно в журналі аудиту (</w:t>
+      </w:r>
+      <w:r>
+        <w:rPr>
+          <w:rStyle w:val="VerbatimChar"/>
+        </w:rPr>
+        <w:t xml:space="preserve">ad_sso_login</w:t>
+      </w:r>
+      <w:r>
+        <w:t xml:space="preserve">).</w:t>
+      </w:r>
+    </w:p>
+    <w:p>
+      <w:pPr>
+        <w:numPr>
+          <w:ilvl w:val="0"/>
+          <w:numId w:val="1034"/>
+        </w:numPr>
+        <w:pStyle w:val="Compact"/>
+      </w:pPr>
+      <w:r>
+        <w:rPr>
+          <w:bCs/>
+          <w:b/>
+        </w:rPr>
+        <w:t xml:space="preserve">Вихід із системи</w:t>
+      </w:r>
+      <w:r>
+        <w:t xml:space="preserve"> </w:t>
+      </w:r>
+      <w:r>
+        <w:t xml:space="preserve">не завершує сеанс Windows; кнопка «Увійти через Windows» просто знову увійде тим самим користувачем.</w:t>
+      </w:r>
+    </w:p>
+    <w:p>
+      <w:pPr>
+        <w:pStyle w:val="BlockText"/>
+      </w:pPr>
+      <w:r>
+        <w:rPr>
+          <w:bCs/>
+          <w:b/>
+        </w:rPr>
+        <w:t xml:space="preserve">Важливо.</w:t>
+      </w:r>
+      <w:r>
+        <w:t xml:space="preserve"> </w:t>
+      </w:r>
+      <w:r>
+        <w:t xml:space="preserve">Цей розділ описує конфігурацію, яку не було перевірено на живому контролері домену й Kerberos-клієнтах (у розробці перевірено лише логіку застосунку: зіставлення користувачів, відмови, ігнорування підроблених заголовків). Першу перевірку проведіть на тестовому користувачі й тестовій адресі.</w:t>
+      </w:r>
+    </w:p>
+    <w:p>
+      <w:r>
+        <w:pict>
+          <v:rect style="width:0;height:1.5pt" o:hralign="center" o:hrstd="t" o:hr="t"/>
+        </w:pict>
+      </w:r>
+    </w:p>
+    <w:bookmarkEnd w:id="131"/>
+    <w:bookmarkEnd w:id="132"/>
+    <w:bookmarkStart w:id="139" w:name="роль-адміністратор-підрозділу"/>
+    <w:p>
+      <w:pPr>
+        <w:pStyle w:val="Heading2"/>
+      </w:pPr>
+      <w:r>
+        <w:t xml:space="preserve">24. Роль «Адміністратор Підрозділу»</w:t>
       </w:r>
     </w:p>
     <w:p>
@@ -23905,20 +24223,68 @@
         <w:pStyle w:val="FirstParagraph"/>
       </w:pPr>
       <w:r>
-        <w:t xml:space="preserve">Адміністратор підрозділу охоплює</w:t>
-      </w:r>
-      <w:r>
-        <w:t xml:space="preserve"> </w:t>
-      </w:r>
-      <w:r>
-        <w:rPr>
-          <w:bCs/>
-          <w:b/>
-        </w:rPr>
-        <w:t xml:space="preserve">свій OU і всі вкладені</w:t>
-      </w:r>
-      <w:r>
-        <w:t xml:space="preserve">: для OU «Kyiv» — це «Kyiv» і «Kyiv › IT», але не «Lviv» і не схожі за назвою «Kyiv2».</w:t>
+        <w:t xml:space="preserve">Окрема роль для керівника структурного підрозділу:</w:t>
+      </w:r>
+      <w:r>
+        <w:t xml:space="preserve"> </w:t>
+      </w:r>
+      <w:r>
+        <w:rPr>
+          <w:bCs/>
+          <w:b/>
+        </w:rPr>
+        <w:t xml:space="preserve">повний доступ до даних і користувачів власного організаційного підрозділу</w:t>
+      </w:r>
+      <w:r>
+        <w:t xml:space="preserve"> </w:t>
+      </w:r>
+      <w:r>
+        <w:t xml:space="preserve">(AD OU або підрозділ, заданий локальному користувачеві) без доступу до системних налаштувань. Код ролі —</w:t>
+      </w:r>
+      <w:r>
+        <w:t xml:space="preserve"> </w:t>
+      </w:r>
+      <w:r>
+        <w:rPr>
+          <w:rStyle w:val="VerbatimChar"/>
+        </w:rPr>
+        <w:t xml:space="preserve">unit_admin</w:t>
+      </w:r>
+      <w:r>
+        <w:t xml:space="preserve">.</w:t>
+      </w:r>
+    </w:p>
+    <w:bookmarkStart w:id="133" w:name="що-таке-свій-підрозділ"/>
+    <w:p>
+      <w:pPr>
+        <w:pStyle w:val="Heading3"/>
+      </w:pPr>
+      <w:r>
+        <w:t xml:space="preserve">Що таке «свій підрозділ»</w:t>
+      </w:r>
+    </w:p>
+    <w:p>
+      <w:pPr>
+        <w:pStyle w:val="FirstParagraph"/>
+      </w:pPr>
+      <w:r>
+        <w:t xml:space="preserve">Підрозділ — це</w:t>
+      </w:r>
+      <w:r>
+        <w:t xml:space="preserve"> </w:t>
+      </w:r>
+      <w:r>
+        <w:rPr>
+          <w:bCs/>
+          <w:b/>
+        </w:rPr>
+        <w:t xml:space="preserve">шлях OU</w:t>
+      </w:r>
+      <w:r>
+        <w:t xml:space="preserve"> </w:t>
+      </w:r>
+      <w:r>
+        <w:t xml:space="preserve">(«Kyiv › IT»), і він однаково працює для обох типів користувачів:</w:t>
       </w:r>
     </w:p>
     <w:p>
@@ -23930,23 +24296,17 @@
         <w:pStyle w:val="Compact"/>
       </w:pPr>
       <w:r>
-        <w:t xml:space="preserve">Користувач</w:t>
-      </w:r>
-      <w:r>
-        <w:t xml:space="preserve"> </w:t>
-      </w:r>
-      <w:r>
-        <w:rPr>
-          <w:bCs/>
-          <w:b/>
-        </w:rPr>
-        <w:t xml:space="preserve">без підрозділу</w:t>
-      </w:r>
-      <w:r>
-        <w:t xml:space="preserve"> </w:t>
-      </w:r>
-      <w:r>
-        <w:t xml:space="preserve">(локальний без поля «Підрозділ» або користувач AD поза OU) підрозділу не має: якщо це адміністратор підрозділу, розділ «Мій підрозділ» показує пояснення, а прав понад звичайні немає; а такого користувача не бачить жоден адміністратор підрозділу.</w:t>
+        <w:rPr>
+          <w:bCs/>
+          <w:b/>
+        </w:rPr>
+        <w:t xml:space="preserve">Користувач AD</w:t>
+      </w:r>
+      <w:r>
+        <w:t xml:space="preserve"> </w:t>
+      </w:r>
+      <w:r>
+        <w:t xml:space="preserve">— підрозділ береться з його AD OU при синхронізації (видно в «Користувачі» як групи «Kyiv › IT»); змінюється лише в AD.</w:t>
       </w:r>
     </w:p>
     <w:p>
@@ -23958,31 +24318,160 @@
         <w:pStyle w:val="Compact"/>
       </w:pPr>
       <w:r>
-        <w:t xml:space="preserve">Адміністратор підрозділу</w:t>
-      </w:r>
-      <w:r>
-        <w:t xml:space="preserve"> </w:t>
-      </w:r>
-      <w:r>
-        <w:rPr>
-          <w:bCs/>
-          <w:b/>
-        </w:rPr>
-        <w:t xml:space="preserve">не може розширити собі межі</w:t>
-      </w:r>
-      <w:r>
-        <w:t xml:space="preserve">: підрозділ AD-користувачів приходить із AD, а локальним його призначає лише адміністратор системи.</w:t>
+        <w:rPr>
+          <w:bCs/>
+          <w:b/>
+        </w:rPr>
+        <w:t xml:space="preserve">Локальний користувач</w:t>
+      </w:r>
+      <w:r>
+        <w:t xml:space="preserve"> </w:t>
+      </w:r>
+      <w:r>
+        <w:t xml:space="preserve">— підрозділ задає адміністратор системи вручну: поле</w:t>
+      </w:r>
+      <w:r>
+        <w:t xml:space="preserve"> </w:t>
+      </w:r>
+      <w:r>
+        <w:rPr>
+          <w:bCs/>
+          <w:b/>
+        </w:rPr>
+        <w:t xml:space="preserve">«Підрозділ»</w:t>
+      </w:r>
+      <w:r>
+        <w:t xml:space="preserve"> </w:t>
+      </w:r>
+      <w:r>
+        <w:t xml:space="preserve">у формі «Новий користувач» і «Редагувати» (міграція 030,</w:t>
+      </w:r>
+      <w:r>
+        <w:t xml:space="preserve"> </w:t>
+      </w:r>
+      <w:r>
+        <w:rPr>
+          <w:rStyle w:val="VerbatimChar"/>
+        </w:rPr>
+        <w:t xml:space="preserve">update.sh</w:t>
+      </w:r>
+      <w:r>
+        <w:t xml:space="preserve"> </w:t>
+      </w:r>
+      <w:r>
+        <w:t xml:space="preserve">крок 31). Записується від найбільшого до найменшого через «›»:</w:t>
+      </w:r>
+      <w:r>
+        <w:t xml:space="preserve"> </w:t>
+      </w:r>
+      <w:r>
+        <w:rPr>
+          <w:rStyle w:val="VerbatimChar"/>
+        </w:rPr>
+        <w:t xml:space="preserve">Київ › ІТ</w:t>
+      </w:r>
+      <w:r>
+        <w:t xml:space="preserve"> </w:t>
+      </w:r>
+      <w:r>
+        <w:t xml:space="preserve">(або готовим шляхом</w:t>
+      </w:r>
+      <w:r>
+        <w:t xml:space="preserve"> </w:t>
+      </w:r>
+      <w:r>
+        <w:rPr>
+          <w:rStyle w:val="VerbatimChar"/>
+        </w:rPr>
+        <w:t xml:space="preserve">OU=ІТ,OU=Київ</w:t>
+      </w:r>
+      <w:r>
+        <w:t xml:space="preserve">). У полі є підказка з уже наявними підрозділами; якщо вказати той самий підрозділ, що й у AD, локальні й AD-користувачі опиняться в одному підрозділі.</w:t>
+      </w:r>
+    </w:p>
+    <w:p>
+      <w:pPr>
+        <w:pStyle w:val="FirstParagraph"/>
+      </w:pPr>
+      <w:r>
+        <w:t xml:space="preserve">Адміністратор підрозділу охоплює</w:t>
+      </w:r>
+      <w:r>
+        <w:t xml:space="preserve"> </w:t>
+      </w:r>
+      <w:r>
+        <w:rPr>
+          <w:bCs/>
+          <w:b/>
+        </w:rPr>
+        <w:t xml:space="preserve">свій OU і всі вкладені</w:t>
+      </w:r>
+      <w:r>
+        <w:t xml:space="preserve">: для OU «Kyiv» — це «Kyiv» і «Kyiv › IT», але не «Lviv» і не схожі за назвою «Kyiv2».</w:t>
       </w:r>
     </w:p>
     <w:p>
       <w:pPr>
         <w:numPr>
           <w:ilvl w:val="0"/>
-          <w:numId w:val="1035"/>
+          <w:numId w:val="1036"/>
         </w:numPr>
         <w:pStyle w:val="Compact"/>
       </w:pPr>
       <w:r>
+        <w:t xml:space="preserve">Користувач</w:t>
+      </w:r>
+      <w:r>
+        <w:t xml:space="preserve"> </w:t>
+      </w:r>
+      <w:r>
+        <w:rPr>
+          <w:bCs/>
+          <w:b/>
+        </w:rPr>
+        <w:t xml:space="preserve">без підрозділу</w:t>
+      </w:r>
+      <w:r>
+        <w:t xml:space="preserve"> </w:t>
+      </w:r>
+      <w:r>
+        <w:t xml:space="preserve">(локальний без поля «Підрозділ» або користувач AD поза OU) підрозділу не має: якщо це адміністратор підрозділу, розділ «Мій підрозділ» показує пояснення, а прав понад звичайні немає; а такого користувача не бачить жоден адміністратор підрозділу.</w:t>
+      </w:r>
+    </w:p>
+    <w:p>
+      <w:pPr>
+        <w:numPr>
+          <w:ilvl w:val="0"/>
+          <w:numId w:val="1036"/>
+        </w:numPr>
+        <w:pStyle w:val="Compact"/>
+      </w:pPr>
+      <w:r>
+        <w:t xml:space="preserve">Адміністратор підрозділу</w:t>
+      </w:r>
+      <w:r>
+        <w:t xml:space="preserve"> </w:t>
+      </w:r>
+      <w:r>
+        <w:rPr>
+          <w:bCs/>
+          <w:b/>
+        </w:rPr>
+        <w:t xml:space="preserve">не може розширити собі межі</w:t>
+      </w:r>
+      <w:r>
+        <w:t xml:space="preserve">: підрозділ AD-користувачів приходить із AD, а локальним його призначає лише адміністратор системи.</w:t>
+      </w:r>
+    </w:p>
+    <w:p>
+      <w:pPr>
+        <w:numPr>
+          <w:ilvl w:val="0"/>
+          <w:numId w:val="1036"/>
+        </w:numPr>
+        <w:pStyle w:val="Compact"/>
+      </w:pPr>
+      <w:r>
         <w:t xml:space="preserve">Назва OU з екранованою комою (наприклад,</w:t>
       </w:r>
       <w:r>
@@ -23998,8 +24487,203 @@
         <w:t xml:space="preserve">, один OU з такою назвою) не вважається вкладеною в «Kyiv».</w:t>
       </w:r>
     </w:p>
-    <w:bookmarkEnd w:id="132"/>
-    <w:bookmarkStart w:id="133" w:name="що-бачить-і-може"/>
+    <w:bookmarkEnd w:id="133"/>
+    <w:bookmarkStart w:id="134" w:name="X7393d07096a0a36ea35625d8e0d303dbf85b0ba"/>
+    <w:p>
+      <w:pPr>
+        <w:pStyle w:val="Heading3"/>
+      </w:pPr>
+      <w:r>
+        <w:t xml:space="preserve">Вигляд: два розділи, як в адміністратора системи</w:t>
+      </w:r>
+    </w:p>
+    <w:p>
+      <w:pPr>
+        <w:pStyle w:val="FirstParagraph"/>
+      </w:pPr>
+      <w:r>
+        <w:t xml:space="preserve">Пункт меню</w:t>
+      </w:r>
+      <w:r>
+        <w:t xml:space="preserve"> </w:t>
+      </w:r>
+      <w:r>
+        <w:rPr>
+          <w:bCs/>
+          <w:b/>
+        </w:rPr>
+        <w:t xml:space="preserve">«Мій підрозділ»</w:t>
+      </w:r>
+      <w:r>
+        <w:t xml:space="preserve"> </w:t>
+      </w:r>
+      <w:r>
+        <w:t xml:space="preserve">(</w:t>
+      </w:r>
+      <w:r>
+        <w:rPr>
+          <w:rStyle w:val="VerbatimChar"/>
+        </w:rPr>
+        <w:t xml:space="preserve">/unit</w:t>
+      </w:r>
+      <w:r>
+        <w:t xml:space="preserve">) відкриває сторінку з двома вкладками — так само, як «Адмін-панель» в адміністратора системи; на сторінках-розділах картки згруповані за змістом, а на підсторінках угорі є посилання «← Керування» чи «← Налаштування системи»:</w:t>
+      </w:r>
+    </w:p>
+    <w:p>
+      <w:pPr>
+        <w:numPr>
+          <w:ilvl w:val="0"/>
+          <w:numId w:val="1037"/>
+        </w:numPr>
+        <w:pStyle w:val="Compact"/>
+      </w:pPr>
+      <w:r>
+        <w:rPr>
+          <w:bCs/>
+          <w:b/>
+        </w:rPr>
+        <w:t xml:space="preserve">Керування</w:t>
+      </w:r>
+      <w:r>
+        <w:t xml:space="preserve"> </w:t>
+      </w:r>
+      <w:r>
+        <w:t xml:space="preserve">(</w:t>
+      </w:r>
+      <w:r>
+        <w:rPr>
+          <w:rStyle w:val="VerbatimChar"/>
+        </w:rPr>
+        <w:t xml:space="preserve">/unit/manage</w:t>
+      </w:r>
+      <w:r>
+        <w:t xml:space="preserve">) — Проєкти; Задачі, Канбан, Гант, Облік часу; Тікети, Черги тікетів, CSAT.</w:t>
+      </w:r>
+    </w:p>
+    <w:p>
+      <w:pPr>
+        <w:numPr>
+          <w:ilvl w:val="0"/>
+          <w:numId w:val="1037"/>
+        </w:numPr>
+        <w:pStyle w:val="Compact"/>
+      </w:pPr>
+      <w:r>
+        <w:rPr>
+          <w:bCs/>
+          <w:b/>
+        </w:rPr>
+        <w:t xml:space="preserve">Налаштування системи</w:t>
+      </w:r>
+      <w:r>
+        <w:t xml:space="preserve"> </w:t>
+      </w:r>
+      <w:r>
+        <w:t xml:space="preserve">(</w:t>
+      </w:r>
+      <w:r>
+        <w:rPr>
+          <w:rStyle w:val="VerbatimChar"/>
+        </w:rPr>
+        <w:t xml:space="preserve">/unit/settings</w:t>
+      </w:r>
+      <w:r>
+        <w:t xml:space="preserve">) — Користувачі (</w:t>
+      </w:r>
+      <w:r>
+        <w:rPr>
+          <w:rStyle w:val="VerbatimChar"/>
+        </w:rPr>
+        <w:t xml:space="preserve">/unit/users</w:t>
+      </w:r>
+      <w:r>
+        <w:t xml:space="preserve">) і Журнал аудиту (</w:t>
+      </w:r>
+      <w:r>
+        <w:rPr>
+          <w:rStyle w:val="VerbatimChar"/>
+        </w:rPr>
+        <w:t xml:space="preserve">/unit/audit</w:t>
+      </w:r>
+      <w:r>
+        <w:t xml:space="preserve">).</w:t>
+      </w:r>
+    </w:p>
+    <w:p>
+      <w:pPr>
+        <w:pStyle w:val="FirstParagraph"/>
+      </w:pPr>
+      <w:r>
+        <w:rPr>
+          <w:bCs/>
+          <w:b/>
+        </w:rPr>
+        <w:t xml:space="preserve">Проєкти підрозділу</w:t>
+      </w:r>
+      <w:r>
+        <w:t xml:space="preserve"> </w:t>
+      </w:r>
+      <w:r>
+        <w:t xml:space="preserve">(</w:t>
+      </w:r>
+      <w:r>
+        <w:rPr>
+          <w:rStyle w:val="VerbatimChar"/>
+        </w:rPr>
+        <w:t xml:space="preserve">/unit/projects</w:t>
+      </w:r>
+      <w:r>
+        <w:t xml:space="preserve">) — той самий вигляд, що «Адмін → Проєкти», але лише проєкти підрозділу. Статус (активний / архівний / закритий) можна змінити в будь-якого з них.</w:t>
+      </w:r>
+      <w:r>
+        <w:t xml:space="preserve"> </w:t>
+      </w:r>
+      <w:r>
+        <w:rPr>
+          <w:bCs/>
+          <w:b/>
+        </w:rPr>
+        <w:t xml:space="preserve">Видалити</w:t>
+      </w:r>
+      <w:r>
+        <w:t xml:space="preserve"> </w:t>
+      </w:r>
+      <w:r>
+        <w:t xml:space="preserve">(незворотно, з уведенням назви проєкту) можна проєкт, який</w:t>
+      </w:r>
+      <w:r>
+        <w:t xml:space="preserve"> </w:t>
+      </w:r>
+      <w:r>
+        <w:rPr>
+          <w:bCs/>
+          <w:b/>
+        </w:rPr>
+        <w:t xml:space="preserve">створили ви самі</w:t>
+      </w:r>
+      <w:r>
+        <w:t xml:space="preserve">, або такий, у якому</w:t>
+      </w:r>
+      <w:r>
+        <w:t xml:space="preserve"> </w:t>
+      </w:r>
+      <w:r>
+        <w:rPr>
+          <w:bCs/>
+          <w:b/>
+        </w:rPr>
+        <w:t xml:space="preserve">всі причетні люди — з вашого підрозділу</w:t>
+      </w:r>
+      <w:r>
+        <w:t xml:space="preserve"> </w:t>
+      </w:r>
+      <w:r>
+        <w:t xml:space="preserve">(автор, відповідальний, учасники, виконавці й автори задач, ті, хто вів облік часу). Якщо проєкт створено не вами і в ньому є хоч одна людина з іншого підрозділу, замість кнопки показано пояснення — такий проєкт видаляє лише адміністратор системи. Видалення потрапляє в журнал аудиту.</w:t>
+      </w:r>
+    </w:p>
+    <w:bookmarkEnd w:id="134"/>
+    <w:bookmarkStart w:id="135" w:name="що-бачить-і-може"/>
     <w:p>
       <w:pPr>
         <w:pStyle w:val="Heading3"/>
@@ -24095,7 +24779,7 @@
               <w:t xml:space="preserve">а також проєкти, де людина підрозділу є виконавцем чи автором хоча б однієї задачі або вносила облік часу</w:t>
             </w:r>
             <w:r>
-              <w:t xml:space="preserve">. Створює проєкти й підпроєкти, призначає відповідального, керує учасниками — як «Керівник ІТ-підрозділу», але в межах видимих проєктів</w:t>
+              <w:t xml:space="preserve">. Створює проєкти й підпроєкти, призначає відповідального, керує учасниками — як «Керівник ІТ-підрозділу», але в межах видимих проєктів; змінює статус проєктів підрозділу, а видаляє лише власні та ті, де всі причетні люди з підрозділу</w:t>
             </w:r>
           </w:p>
         </w:tc>
@@ -24147,7 +24831,7 @@
               <w:jc w:val="left"/>
             </w:pPr>
             <w:r>
-              <w:t xml:space="preserve">Вкладки</w:t>
+              <w:t xml:space="preserve">Картки</w:t>
             </w:r>
             <w:r>
               <w:t xml:space="preserve"> </w:t>
@@ -24157,7 +24841,7 @@
                 <w:bCs/>
                 <w:b/>
               </w:rPr>
-              <w:t xml:space="preserve">«Мій підрозділ → Канбан / Гант / Облік часу»</w:t>
+              <w:t xml:space="preserve">«Керування → Канбан / Гант / Облік часу»</w:t>
             </w:r>
             <w:r>
               <w:t xml:space="preserve"> </w:t>
@@ -24196,7 +24880,7 @@
               <w:t xml:space="preserve">/unit/time</w:t>
             </w:r>
             <w:r>
-              <w:t xml:space="preserve">). Вкладки «Проєкти», «Задачі», «Тікети» відкривають звичайні сторінки з тим самим розширеним доступом. Сторінка «Звіти» (PDF) теж працює по цих проєктах</w:t>
+              <w:t xml:space="preserve">). Картки «Задачі» і «Тікети» відкривають звичайні сторінки з тим самим розширеним доступом. Сторінка «Звіти» (PDF) теж працює по цих проєктах</w:t>
             </w:r>
           </w:p>
         </w:tc>
@@ -24222,7 +24906,7 @@
               <w:jc w:val="left"/>
             </w:pPr>
             <w:r>
-              <w:t xml:space="preserve">Вкладка</w:t>
+              <w:t xml:space="preserve">Картка</w:t>
             </w:r>
             <w:r>
               <w:t xml:space="preserve"> </w:t>
@@ -24232,7 +24916,7 @@
                 <w:bCs/>
                 <w:b/>
               </w:rPr>
-              <w:t xml:space="preserve">«Мій підрозділ → Черги тікетів»</w:t>
+              <w:t xml:space="preserve">«Керування → Черги тікетів»</w:t>
             </w:r>
             <w:r>
               <w:t xml:space="preserve">: по кожній черзі — відкриті, без оператора, закриті й усього тікетів підрозділу, SLA та оператор за замовчуванням (лише читання); кнопка «Тікети» відкриває</w:t>
@@ -24270,7 +24954,7 @@
               <w:jc w:val="left"/>
             </w:pPr>
             <w:r>
-              <w:t xml:space="preserve">Вкладка</w:t>
+              <w:t xml:space="preserve">Картка</w:t>
             </w:r>
             <w:r>
               <w:t xml:space="preserve"> </w:t>
@@ -24280,7 +24964,7 @@
                 <w:bCs/>
                 <w:b/>
               </w:rPr>
-              <w:t xml:space="preserve">«Мій підрозділ → CSAT»</w:t>
+              <w:t xml:space="preserve">«Керування → CSAT»</w:t>
             </w:r>
             <w:r>
               <w:t xml:space="preserve">: середня оцінка, розподіл 1–5, по чергах, по операторах, останні оцінки — лише за тікетами підрозділу</w:t>
@@ -24309,7 +24993,7 @@
               <w:jc w:val="left"/>
             </w:pPr>
             <w:r>
-              <w:t xml:space="preserve">Вкладка</w:t>
+              <w:t xml:space="preserve">Картка</w:t>
             </w:r>
             <w:r>
               <w:t xml:space="preserve"> </w:t>
@@ -24319,7 +25003,7 @@
                 <w:bCs/>
                 <w:b/>
               </w:rPr>
-              <w:t xml:space="preserve">«Мій підрозділ → Журнал аудиту»</w:t>
+              <w:t xml:space="preserve">«Налаштування системи → Журнал аудиту»</w:t>
             </w:r>
             <w:r>
               <w:t xml:space="preserve">: дії користувачів підрозділу та події над їхніми обліковими записами (зміна ролі, блокування тощо); фільтри за типом, користувачем і датами</w:t>
@@ -24390,7 +25074,7 @@
               <w:jc w:val="left"/>
             </w:pPr>
             <w:r>
-              <w:t xml:space="preserve">Сторінка</w:t>
+              <w:t xml:space="preserve">Картка</w:t>
             </w:r>
             <w:r>
               <w:t xml:space="preserve"> </w:t>
@@ -24400,13 +25084,10 @@
                 <w:bCs/>
                 <w:b/>
               </w:rPr>
-              <w:t xml:space="preserve">«Мій підрозділ»</w:t>
-            </w:r>
-            <w:r>
-              <w:t xml:space="preserve"> </w:t>
-            </w:r>
-            <w:r>
-              <w:t xml:space="preserve">(меню): зміна ролі, деактивація/активація, зняття блокування входу — для користувачів свого підрозділу (і AD, і локальних); для</w:t>
+              <w:t xml:space="preserve">«Налаштування системи → Користувачі»</w:t>
+            </w:r>
+            <w:r>
+              <w:t xml:space="preserve">: зміна ролі, деактивація/активація, зняття блокування входу — для користувачів свого підрозділу (і AD, і локальних); для</w:t>
             </w:r>
             <w:r>
               <w:t xml:space="preserve"> </w:t>
@@ -24484,358 +25165,14 @@
         </w:tc>
       </w:tr>
     </w:tbl>
-    <w:bookmarkEnd w:id="133"/>
-    <w:bookmarkStart w:id="134" w:name="керування-користувачами-підрозділу-межі"/>
+    <w:bookmarkEnd w:id="135"/>
+    <w:bookmarkStart w:id="136" w:name="керування-користувачами-підрозділу-межі"/>
     <w:p>
       <w:pPr>
         <w:pStyle w:val="Heading3"/>
       </w:pPr>
       <w:r>
         <w:t xml:space="preserve">Керування користувачами підрозділу — межі</w:t>
-      </w:r>
-    </w:p>
-    <w:p>
-      <w:pPr>
-        <w:numPr>
-          <w:ilvl w:val="0"/>
-          <w:numId w:val="1036"/>
-        </w:numPr>
-        <w:pStyle w:val="Compact"/>
-      </w:pPr>
-      <w:r>
-        <w:t xml:space="preserve">Лише користувачі</w:t>
-      </w:r>
-      <w:r>
-        <w:t xml:space="preserve"> </w:t>
-      </w:r>
-      <w:r>
-        <w:rPr>
-          <w:bCs/>
-          <w:b/>
-        </w:rPr>
-        <w:t xml:space="preserve">свого</w:t>
-      </w:r>
-      <w:r>
-        <w:t xml:space="preserve"> </w:t>
-      </w:r>
-      <w:r>
-        <w:t xml:space="preserve">підрозділу; чужий чи неіснуючий користувач дає однакову відповідь «не знайдено».</w:t>
-      </w:r>
-    </w:p>
-    <w:p>
-      <w:pPr>
-        <w:numPr>
-          <w:ilvl w:val="0"/>
-          <w:numId w:val="1036"/>
-        </w:numPr>
-        <w:pStyle w:val="Compact"/>
-      </w:pPr>
-      <w:r>
-        <w:t xml:space="preserve">Не можна змінювати</w:t>
-      </w:r>
-      <w:r>
-        <w:t xml:space="preserve"> </w:t>
-      </w:r>
-      <w:r>
-        <w:rPr>
-          <w:bCs/>
-          <w:b/>
-        </w:rPr>
-        <w:t xml:space="preserve">себе</w:t>
-      </w:r>
-      <w:r>
-        <w:t xml:space="preserve">,</w:t>
-      </w:r>
-      <w:r>
-        <w:t xml:space="preserve"> </w:t>
-      </w:r>
-      <w:r>
-        <w:rPr>
-          <w:bCs/>
-          <w:b/>
-        </w:rPr>
-        <w:t xml:space="preserve">«Адміністратора системи»</w:t>
-      </w:r>
-      <w:r>
-        <w:t xml:space="preserve"> </w:t>
-      </w:r>
-      <w:r>
-        <w:t xml:space="preserve">та</w:t>
-      </w:r>
-      <w:r>
-        <w:t xml:space="preserve"> </w:t>
-      </w:r>
-      <w:r>
-        <w:rPr>
-          <w:bCs/>
-          <w:b/>
-        </w:rPr>
-        <w:t xml:space="preserve">іншого «Адміністратора Підрозділу»</w:t>
-      </w:r>
-      <w:r>
-        <w:t xml:space="preserve">.</w:t>
-      </w:r>
-    </w:p>
-    <w:p>
-      <w:pPr>
-        <w:numPr>
-          <w:ilvl w:val="0"/>
-          <w:numId w:val="1036"/>
-        </w:numPr>
-        <w:pStyle w:val="Compact"/>
-      </w:pPr>
-      <w:r>
-        <w:t xml:space="preserve">Призначити можна будь-яку роль,</w:t>
-      </w:r>
-      <w:r>
-        <w:t xml:space="preserve"> </w:t>
-      </w:r>
-      <w:r>
-        <w:rPr>
-          <w:bCs/>
-          <w:b/>
-        </w:rPr>
-        <w:t xml:space="preserve">крім «Адміністратора системи» і «Адміністратора Підрозділу»</w:t>
-      </w:r>
-      <w:r>
-        <w:t xml:space="preserve"> </w:t>
-      </w:r>
-      <w:r>
-        <w:t xml:space="preserve">— їх видає лише адміністратор системи (захист від підвищення привілеїв).</w:t>
-      </w:r>
-    </w:p>
-    <w:p>
-      <w:pPr>
-        <w:numPr>
-          <w:ilvl w:val="0"/>
-          <w:numId w:val="1036"/>
-        </w:numPr>
-        <w:pStyle w:val="Compact"/>
-      </w:pPr>
-      <w:r>
-        <w:t xml:space="preserve">Для</w:t>
-      </w:r>
-      <w:r>
-        <w:t xml:space="preserve"> </w:t>
-      </w:r>
-      <w:r>
-        <w:rPr>
-          <w:bCs/>
-          <w:b/>
-        </w:rPr>
-        <w:t xml:space="preserve">користувачів AD</w:t>
-      </w:r>
-      <w:r>
-        <w:t xml:space="preserve"> </w:t>
-      </w:r>
-      <w:r>
-        <w:t xml:space="preserve">зміна ролі</w:t>
-      </w:r>
-      <w:r>
-        <w:t xml:space="preserve"> </w:t>
-      </w:r>
-      <w:r>
-        <w:rPr>
-          <w:bCs/>
-          <w:b/>
-        </w:rPr>
-        <w:t xml:space="preserve">закріплюється</w:t>
-      </w:r>
-      <w:r>
-        <w:t xml:space="preserve"> </w:t>
-      </w:r>
-      <w:r>
-        <w:t xml:space="preserve">(бейдж «Роль закріплено»), а деактивація — «Вимкнено вручну»: синхронізація з AD їх не скасовує (див. розділ 12). Тому для цих дій потрібна міграція 027; без неї кнопки для AD-користувачів неактивні з поясненням. Локальних синхронізація не чіпає, тож для них закріплення не потрібне.</w:t>
-      </w:r>
-    </w:p>
-    <w:p>
-      <w:pPr>
-        <w:numPr>
-          <w:ilvl w:val="0"/>
-          <w:numId w:val="1036"/>
-        </w:numPr>
-        <w:pStyle w:val="Compact"/>
-      </w:pPr>
-      <w:r>
-        <w:t xml:space="preserve">Усі дії пишуться в журнал аудиту:</w:t>
-      </w:r>
-      <w:r>
-        <w:t xml:space="preserve"> </w:t>
-      </w:r>
-      <w:r>
-        <w:rPr>
-          <w:rStyle w:val="VerbatimChar"/>
-        </w:rPr>
-        <w:t xml:space="preserve">role_changed_by_unit_admin</w:t>
-      </w:r>
-      <w:r>
-        <w:t xml:space="preserve"> </w:t>
-      </w:r>
-      <w:r>
-        <w:t xml:space="preserve">(зі старою й новою роллю),</w:t>
-      </w:r>
-      <w:r>
-        <w:t xml:space="preserve"> </w:t>
-      </w:r>
-      <w:r>
-        <w:rPr>
-          <w:rStyle w:val="VerbatimChar"/>
-        </w:rPr>
-        <w:t xml:space="preserve">deactivated_by_unit_admin</w:t>
-      </w:r>
-      <w:r>
-        <w:t xml:space="preserve">,</w:t>
-      </w:r>
-      <w:r>
-        <w:t xml:space="preserve"> </w:t>
-      </w:r>
-      <w:r>
-        <w:rPr>
-          <w:rStyle w:val="VerbatimChar"/>
-        </w:rPr>
-        <w:t xml:space="preserve">activated_by_unit_admin</w:t>
-      </w:r>
-      <w:r>
-        <w:t xml:space="preserve">,</w:t>
-      </w:r>
-      <w:r>
-        <w:t xml:space="preserve"> </w:t>
-      </w:r>
-      <w:r>
-        <w:rPr>
-          <w:rStyle w:val="VerbatimChar"/>
-        </w:rPr>
-        <w:t xml:space="preserve">unlocked_by_unit_admin</w:t>
-      </w:r>
-      <w:r>
-        <w:t xml:space="preserve">,</w:t>
-      </w:r>
-      <w:r>
-        <w:t xml:space="preserve"> </w:t>
-      </w:r>
-      <w:r>
-        <w:rPr>
-          <w:rStyle w:val="VerbatimChar"/>
-        </w:rPr>
-        <w:t xml:space="preserve">password_changed_by_unit_admin</w:t>
-      </w:r>
-      <w:r>
-        <w:t xml:space="preserve">; зміну підрозділу локального користувача адміністратором системи —</w:t>
-      </w:r>
-      <w:r>
-        <w:t xml:space="preserve"> </w:t>
-      </w:r>
-      <w:r>
-        <w:rPr>
-          <w:rStyle w:val="VerbatimChar"/>
-        </w:rPr>
-        <w:t xml:space="preserve">unit_changed_by_admin</w:t>
-      </w:r>
-      <w:r>
-        <w:t xml:space="preserve">.</w:t>
-      </w:r>
-    </w:p>
-    <w:bookmarkEnd w:id="134"/>
-    <w:bookmarkStart w:id="135" w:name="як-призначити-роль"/>
-    <w:p>
-      <w:pPr>
-        <w:pStyle w:val="Heading3"/>
-      </w:pPr>
-      <w:r>
-        <w:t xml:space="preserve">Як призначити роль</w:t>
-      </w:r>
-    </w:p>
-    <w:p>
-      <w:pPr>
-        <w:numPr>
-          <w:ilvl w:val="0"/>
-          <w:numId w:val="1037"/>
-        </w:numPr>
-        <w:pStyle w:val="Compact"/>
-      </w:pPr>
-      <w:r>
-        <w:t xml:space="preserve">Виконайте</w:t>
-      </w:r>
-      <w:r>
-        <w:t xml:space="preserve"> </w:t>
-      </w:r>
-      <w:r>
-        <w:rPr>
-          <w:rStyle w:val="VerbatimChar"/>
-        </w:rPr>
-        <w:t xml:space="preserve">sudo bash update.sh</w:t>
-      </w:r>
-      <w:r>
-        <w:t xml:space="preserve"> </w:t>
-      </w:r>
-      <w:r>
-        <w:t xml:space="preserve">(кроки 30 і 31, міграції 029 і 030) — роль з’явиться в списку ролей, а локальним користувачам можна буде задати підрозділ.</w:t>
-      </w:r>
-    </w:p>
-    <w:p>
-      <w:pPr>
-        <w:numPr>
-          <w:ilvl w:val="0"/>
-          <w:numId w:val="1037"/>
-        </w:numPr>
-        <w:pStyle w:val="Compact"/>
-      </w:pPr>
-      <w:r>
-        <w:rPr>
-          <w:bCs/>
-          <w:b/>
-        </w:rPr>
-        <w:t xml:space="preserve">Вручну:</w:t>
-      </w:r>
-      <w:r>
-        <w:t xml:space="preserve"> </w:t>
-      </w:r>
-      <w:r>
-        <w:t xml:space="preserve">Адмін-панель → Користувачі → «Редагувати» → роль «Адміністратор Підрозділу».</w:t>
-      </w:r>
-    </w:p>
-    <w:p>
-      <w:pPr>
-        <w:numPr>
-          <w:ilvl w:val="0"/>
-          <w:numId w:val="1037"/>
-        </w:numPr>
-        <w:pStyle w:val="Compact"/>
-      </w:pPr>
-      <w:r>
-        <w:rPr>
-          <w:bCs/>
-          <w:b/>
-        </w:rPr>
-        <w:t xml:space="preserve">Через групу AD:</w:t>
-      </w:r>
-      <w:r>
-        <w:t xml:space="preserve"> </w:t>
-      </w:r>
-      <w:r>
-        <w:t xml:space="preserve">Адмін-панель → Active Directory → відповідність груп ролям — додайте групу (наприклад,</w:t>
-      </w:r>
-      <w:r>
-        <w:t xml:space="preserve"> </w:t>
-      </w:r>
-      <w:r>
-        <w:rPr>
-          <w:rStyle w:val="VerbatimChar"/>
-        </w:rPr>
-        <w:t xml:space="preserve">ITSM-UnitAdmins-Kyiv</w:t>
-      </w:r>
-      <w:r>
-        <w:t xml:space="preserve">) із роллю «Адміністратор Підрозділу». Роль виставляється синхронізацією; межі підрозділу беруться з OU самого користувача.</w:t>
-      </w:r>
-    </w:p>
-    <w:bookmarkEnd w:id="135"/>
-    <w:bookmarkStart w:id="136" w:name="відомі-обмеження"/>
-    <w:p>
-      <w:pPr>
-        <w:pStyle w:val="Heading3"/>
-      </w:pPr>
-      <w:r>
-        <w:t xml:space="preserve">Відомі обмеження</w:t>
       </w:r>
     </w:p>
     <w:p>
@@ -24847,7 +25184,23 @@
         <w:pStyle w:val="Compact"/>
       </w:pPr>
       <w:r>
-        <w:t xml:space="preserve">Окремого довідника підрозділів немає: підрозділ — це шлях OU, записаний у користувача (AD або вручну для локального). Перейменувати підрозділ одним кліком не можна — треба змінити його в кожного користувача (у AD — на боці AD).</w:t>
+        <w:t xml:space="preserve">Лише користувачі</w:t>
+      </w:r>
+      <w:r>
+        <w:t xml:space="preserve"> </w:t>
+      </w:r>
+      <w:r>
+        <w:rPr>
+          <w:bCs/>
+          <w:b/>
+        </w:rPr>
+        <w:t xml:space="preserve">свого</w:t>
+      </w:r>
+      <w:r>
+        <w:t xml:space="preserve"> </w:t>
+      </w:r>
+      <w:r>
+        <w:t xml:space="preserve">підрозділу; чужий чи неіснуючий користувач дає однакову відповідь «не знайдено».</w:t>
       </w:r>
     </w:p>
     <w:p>
@@ -24859,7 +25212,49 @@
         <w:pStyle w:val="Compact"/>
       </w:pPr>
       <w:r>
-        <w:t xml:space="preserve">Написання підрозділу локального користувача має збігатися з AD (регістр не важливий): «Kyiv › IT» і «kyiv › it» — той самий підрозділ, але «Київ» і «Kyiv» — різні.</w:t>
+        <w:t xml:space="preserve">Не можна змінювати</w:t>
+      </w:r>
+      <w:r>
+        <w:t xml:space="preserve"> </w:t>
+      </w:r>
+      <w:r>
+        <w:rPr>
+          <w:bCs/>
+          <w:b/>
+        </w:rPr>
+        <w:t xml:space="preserve">себе</w:t>
+      </w:r>
+      <w:r>
+        <w:t xml:space="preserve">,</w:t>
+      </w:r>
+      <w:r>
+        <w:t xml:space="preserve"> </w:t>
+      </w:r>
+      <w:r>
+        <w:rPr>
+          <w:bCs/>
+          <w:b/>
+        </w:rPr>
+        <w:t xml:space="preserve">«Адміністратора системи»</w:t>
+      </w:r>
+      <w:r>
+        <w:t xml:space="preserve"> </w:t>
+      </w:r>
+      <w:r>
+        <w:t xml:space="preserve">та</w:t>
+      </w:r>
+      <w:r>
+        <w:t xml:space="preserve"> </w:t>
+      </w:r>
+      <w:r>
+        <w:rPr>
+          <w:bCs/>
+          <w:b/>
+        </w:rPr>
+        <w:t xml:space="preserve">іншого «Адміністратора Підрозділу»</w:t>
+      </w:r>
+      <w:r>
+        <w:t xml:space="preserve">.</w:t>
       </w:r>
     </w:p>
     <w:p>
@@ -24871,7 +25266,23 @@
         <w:pStyle w:val="Compact"/>
       </w:pPr>
       <w:r>
-        <w:t xml:space="preserve">Видимість проєкту визначається авторством/відповідальним/учасниками, а також виконавцями й авторами задач та обліком часу: проєкт, у якому немає жодної людини підрозділу, адміністратор підрозділу не бачить. Побачивши проєкт, він бачить усі його задачі й облік часу (в тому числі людей з інших підрозділів).</w:t>
+        <w:t xml:space="preserve">Призначити можна будь-яку роль,</w:t>
+      </w:r>
+      <w:r>
+        <w:t xml:space="preserve"> </w:t>
+      </w:r>
+      <w:r>
+        <w:rPr>
+          <w:bCs/>
+          <w:b/>
+        </w:rPr>
+        <w:t xml:space="preserve">крім «Адміністратора системи» і «Адміністратора Підрозділу»</w:t>
+      </w:r>
+      <w:r>
+        <w:t xml:space="preserve"> </w:t>
+      </w:r>
+      <w:r>
+        <w:t xml:space="preserve">— їх видає лише адміністратор системи (захист від підвищення привілеїв).</w:t>
       </w:r>
     </w:p>
     <w:p>
@@ -24883,7 +25294,39 @@
         <w:pStyle w:val="Compact"/>
       </w:pPr>
       <w:r>
-        <w:t xml:space="preserve">Журнал аудиту підрозділу показує дії людей підрозділу й події над їхніми обліковими записами; дії сторонніх над проєктами підрозділу (якщо виконавець не з підрозділу) сюди не потрапляють.</w:t>
+        <w:t xml:space="preserve">Для</w:t>
+      </w:r>
+      <w:r>
+        <w:t xml:space="preserve"> </w:t>
+      </w:r>
+      <w:r>
+        <w:rPr>
+          <w:bCs/>
+          <w:b/>
+        </w:rPr>
+        <w:t xml:space="preserve">користувачів AD</w:t>
+      </w:r>
+      <w:r>
+        <w:t xml:space="preserve"> </w:t>
+      </w:r>
+      <w:r>
+        <w:t xml:space="preserve">зміна ролі</w:t>
+      </w:r>
+      <w:r>
+        <w:t xml:space="preserve"> </w:t>
+      </w:r>
+      <w:r>
+        <w:rPr>
+          <w:bCs/>
+          <w:b/>
+        </w:rPr>
+        <w:t xml:space="preserve">закріплюється</w:t>
+      </w:r>
+      <w:r>
+        <w:t xml:space="preserve"> </w:t>
+      </w:r>
+      <w:r>
+        <w:t xml:space="preserve">(бейдж «Роль закріплено»), а деактивація — «Вимкнено вручну»: синхронізація з AD їх не скасовує (див. розділ 12). Тому для цих дій потрібна міграція 027; без неї кнопки для AD-користувачів неактивні з поясненням. Локальних синхронізація не чіпає, тож для них закріплення не потрібне.</w:t>
       </w:r>
     </w:p>
     <w:p>
@@ -24895,24 +25338,262 @@
         <w:pStyle w:val="Compact"/>
       </w:pPr>
       <w:r>
-        <w:t xml:space="preserve">Користувач, якого перенесли з підрозділу, зникає зі списку «Мій підрозділ», але проєкти й тікети, створені ним раніше, лишаються в його нинішньому підрозділі.</w:t>
+        <w:t xml:space="preserve">Усі дії пишуться в журнал аудиту:</w:t>
+      </w:r>
+      <w:r>
+        <w:t xml:space="preserve"> </w:t>
+      </w:r>
+      <w:r>
+        <w:rPr>
+          <w:rStyle w:val="VerbatimChar"/>
+        </w:rPr>
+        <w:t xml:space="preserve">role_changed_by_unit_admin</w:t>
+      </w:r>
+      <w:r>
+        <w:t xml:space="preserve"> </w:t>
+      </w:r>
+      <w:r>
+        <w:t xml:space="preserve">(зі старою й новою роллю),</w:t>
+      </w:r>
+      <w:r>
+        <w:t xml:space="preserve"> </w:t>
+      </w:r>
+      <w:r>
+        <w:rPr>
+          <w:rStyle w:val="VerbatimChar"/>
+        </w:rPr>
+        <w:t xml:space="preserve">deactivated_by_unit_admin</w:t>
+      </w:r>
+      <w:r>
+        <w:t xml:space="preserve">,</w:t>
+      </w:r>
+      <w:r>
+        <w:t xml:space="preserve"> </w:t>
+      </w:r>
+      <w:r>
+        <w:rPr>
+          <w:rStyle w:val="VerbatimChar"/>
+        </w:rPr>
+        <w:t xml:space="preserve">activated_by_unit_admin</w:t>
+      </w:r>
+      <w:r>
+        <w:t xml:space="preserve">,</w:t>
+      </w:r>
+      <w:r>
+        <w:t xml:space="preserve"> </w:t>
+      </w:r>
+      <w:r>
+        <w:rPr>
+          <w:rStyle w:val="VerbatimChar"/>
+        </w:rPr>
+        <w:t xml:space="preserve">unlocked_by_unit_admin</w:t>
+      </w:r>
+      <w:r>
+        <w:t xml:space="preserve">,</w:t>
+      </w:r>
+      <w:r>
+        <w:t xml:space="preserve"> </w:t>
+      </w:r>
+      <w:r>
+        <w:rPr>
+          <w:rStyle w:val="VerbatimChar"/>
+        </w:rPr>
+        <w:t xml:space="preserve">password_changed_by_unit_admin</w:t>
+      </w:r>
+      <w:r>
+        <w:t xml:space="preserve">; зміну підрозділу локального користувача адміністратором системи —</w:t>
+      </w:r>
+      <w:r>
+        <w:t xml:space="preserve"> </w:t>
+      </w:r>
+      <w:r>
+        <w:rPr>
+          <w:rStyle w:val="VerbatimChar"/>
+        </w:rPr>
+        <w:t xml:space="preserve">unit_changed_by_admin</w:t>
+      </w:r>
+      <w:r>
+        <w:t xml:space="preserve">.</w:t>
+      </w:r>
+    </w:p>
+    <w:bookmarkEnd w:id="136"/>
+    <w:bookmarkStart w:id="137" w:name="як-призначити-роль"/>
+    <w:p>
+      <w:pPr>
+        <w:pStyle w:val="Heading3"/>
+      </w:pPr>
+      <w:r>
+        <w:t xml:space="preserve">Як призначити роль</w:t>
       </w:r>
     </w:p>
     <w:p>
       <w:pPr>
         <w:numPr>
           <w:ilvl w:val="0"/>
-          <w:numId w:val="1038"/>
+          <w:numId w:val="1039"/>
         </w:numPr>
         <w:pStyle w:val="Compact"/>
       </w:pPr>
       <w:r>
+        <w:t xml:space="preserve">Виконайте</w:t>
+      </w:r>
+      <w:r>
+        <w:t xml:space="preserve"> </w:t>
+      </w:r>
+      <w:r>
+        <w:rPr>
+          <w:rStyle w:val="VerbatimChar"/>
+        </w:rPr>
+        <w:t xml:space="preserve">sudo bash update.sh</w:t>
+      </w:r>
+      <w:r>
+        <w:t xml:space="preserve"> </w:t>
+      </w:r>
+      <w:r>
+        <w:t xml:space="preserve">(кроки 30 і 31, міграції 029 і 030) — роль з’явиться в списку ролей, а локальним користувачам можна буде задати підрозділ.</w:t>
+      </w:r>
+    </w:p>
+    <w:p>
+      <w:pPr>
+        <w:numPr>
+          <w:ilvl w:val="0"/>
+          <w:numId w:val="1039"/>
+        </w:numPr>
+        <w:pStyle w:val="Compact"/>
+      </w:pPr>
+      <w:r>
+        <w:rPr>
+          <w:bCs/>
+          <w:b/>
+        </w:rPr>
+        <w:t xml:space="preserve">Вручну:</w:t>
+      </w:r>
+      <w:r>
+        <w:t xml:space="preserve"> </w:t>
+      </w:r>
+      <w:r>
+        <w:t xml:space="preserve">Адмін-панель → Користувачі → «Редагувати» → роль «Адміністратор Підрозділу».</w:t>
+      </w:r>
+    </w:p>
+    <w:p>
+      <w:pPr>
+        <w:numPr>
+          <w:ilvl w:val="0"/>
+          <w:numId w:val="1039"/>
+        </w:numPr>
+        <w:pStyle w:val="Compact"/>
+      </w:pPr>
+      <w:r>
+        <w:rPr>
+          <w:bCs/>
+          <w:b/>
+        </w:rPr>
+        <w:t xml:space="preserve">Через групу AD:</w:t>
+      </w:r>
+      <w:r>
+        <w:t xml:space="preserve"> </w:t>
+      </w:r>
+      <w:r>
+        <w:t xml:space="preserve">Адмін-панель → Active Directory → відповідність груп ролям — додайте групу (наприклад,</w:t>
+      </w:r>
+      <w:r>
+        <w:t xml:space="preserve"> </w:t>
+      </w:r>
+      <w:r>
+        <w:rPr>
+          <w:rStyle w:val="VerbatimChar"/>
+        </w:rPr>
+        <w:t xml:space="preserve">ITSM-UnitAdmins-Kyiv</w:t>
+      </w:r>
+      <w:r>
+        <w:t xml:space="preserve">) із роллю «Адміністратор Підрозділу». Роль виставляється синхронізацією; межі підрозділу беруться з OU самого користувача.</w:t>
+      </w:r>
+    </w:p>
+    <w:bookmarkEnd w:id="137"/>
+    <w:bookmarkStart w:id="138" w:name="відомі-обмеження"/>
+    <w:p>
+      <w:pPr>
+        <w:pStyle w:val="Heading3"/>
+      </w:pPr>
+      <w:r>
+        <w:t xml:space="preserve">Відомі обмеження</w:t>
+      </w:r>
+    </w:p>
+    <w:p>
+      <w:pPr>
+        <w:numPr>
+          <w:ilvl w:val="0"/>
+          <w:numId w:val="1040"/>
+        </w:numPr>
+        <w:pStyle w:val="Compact"/>
+      </w:pPr>
+      <w:r>
+        <w:t xml:space="preserve">Окремого довідника підрозділів немає: підрозділ — це шлях OU, записаний у користувача (AD або вручну для локального). Перейменувати підрозділ одним кліком не можна — треба змінити його в кожного користувача (у AD — на боці AD).</w:t>
+      </w:r>
+    </w:p>
+    <w:p>
+      <w:pPr>
+        <w:numPr>
+          <w:ilvl w:val="0"/>
+          <w:numId w:val="1040"/>
+        </w:numPr>
+        <w:pStyle w:val="Compact"/>
+      </w:pPr>
+      <w:r>
+        <w:t xml:space="preserve">Написання підрозділу локального користувача має збігатися з AD (регістр не важливий): «Kyiv › IT» і «kyiv › it» — той самий підрозділ, але «Київ» і «Kyiv» — різні.</w:t>
+      </w:r>
+    </w:p>
+    <w:p>
+      <w:pPr>
+        <w:numPr>
+          <w:ilvl w:val="0"/>
+          <w:numId w:val="1040"/>
+        </w:numPr>
+        <w:pStyle w:val="Compact"/>
+      </w:pPr>
+      <w:r>
+        <w:t xml:space="preserve">Видимість проєкту визначається авторством/відповідальним/учасниками, а також виконавцями й авторами задач та обліком часу: проєкт, у якому немає жодної людини підрозділу, адміністратор підрозділу не бачить. Побачивши проєкт, він бачить усі його задачі й облік часу (в тому числі людей з інших підрозділів).</w:t>
+      </w:r>
+    </w:p>
+    <w:p>
+      <w:pPr>
+        <w:numPr>
+          <w:ilvl w:val="0"/>
+          <w:numId w:val="1040"/>
+        </w:numPr>
+        <w:pStyle w:val="Compact"/>
+      </w:pPr>
+      <w:r>
+        <w:t xml:space="preserve">Журнал аудиту підрозділу показує дії людей підрозділу й події над їхніми обліковими записами; дії сторонніх над проєктами підрозділу (якщо виконавець не з підрозділу) сюди не потрапляють.</w:t>
+      </w:r>
+    </w:p>
+    <w:p>
+      <w:pPr>
+        <w:numPr>
+          <w:ilvl w:val="0"/>
+          <w:numId w:val="1040"/>
+        </w:numPr>
+        <w:pStyle w:val="Compact"/>
+      </w:pPr>
+      <w:r>
+        <w:t xml:space="preserve">Користувач, якого перенесли з підрозділу, зникає зі списку «Мій підрозділ», але проєкти й тікети, створені ним раніше, лишаються в його нинішньому підрозділі.</w:t>
+      </w:r>
+    </w:p>
+    <w:p>
+      <w:pPr>
+        <w:numPr>
+          <w:ilvl w:val="0"/>
+          <w:numId w:val="1040"/>
+        </w:numPr>
+        <w:pStyle w:val="Compact"/>
+      </w:pPr>
+      <w:r>
         <w:t xml:space="preserve">Не перевірено на живому Active Directory: логіку зіставлення підрозділів перевірено на тестових даних (вкладені OU, схожі назви, екранована кома, чужий підрозділ, локальні й AD-користувачі разом).</w:t>
       </w:r>
     </w:p>
-    <w:bookmarkEnd w:id="136"/>
-    <w:bookmarkEnd w:id="137"/>
     <w:bookmarkEnd w:id="138"/>
+    <w:bookmarkEnd w:id="139"/>
+    <w:bookmarkEnd w:id="140"/>
     <w:sectPr/>
   </w:body>
 </w:document>
@@ -25310,6 +25991,9 @@
     <w:abstractNumId w:val="991"/>
   </w:num>
   <w:num w:numId="1016">
+    <w:abstractNumId w:val="991"/>
+  </w:num>
+  <w:num w:numId="1017">
     <w:abstractNumId w:val="99411"/>
     <w:lvlOverride w:ilvl="0">
       <w:startOverride w:val="1"/>
@@ -25339,10 +26023,10 @@
       <w:startOverride w:val="1"/>
     </w:lvlOverride>
   </w:num>
-  <w:num w:numId="1017">
+  <w:num w:numId="1018">
     <w:abstractNumId w:val="991"/>
   </w:num>
-  <w:num w:numId="1018">
+  <w:num w:numId="1019">
     <w:abstractNumId w:val="99411"/>
     <w:lvlOverride w:ilvl="0">
       <w:startOverride w:val="1"/>
@@ -25372,9 +26056,6 @@
       <w:startOverride w:val="1"/>
     </w:lvlOverride>
   </w:num>
-  <w:num w:numId="1019">
-    <w:abstractNumId w:val="991"/>
-  </w:num>
   <w:num w:numId="1020">
     <w:abstractNumId w:val="991"/>
   </w:num>
@@ -25382,6 +26063,9 @@
     <w:abstractNumId w:val="991"/>
   </w:num>
   <w:num w:numId="1022">
+    <w:abstractNumId w:val="991"/>
+  </w:num>
+  <w:num w:numId="1023">
     <w:abstractNumId w:val="99411"/>
     <w:lvlOverride w:ilvl="0">
       <w:startOverride w:val="1"/>
@@ -25411,10 +26095,10 @@
       <w:startOverride w:val="1"/>
     </w:lvlOverride>
   </w:num>
-  <w:num w:numId="1023">
+  <w:num w:numId="1024">
     <w:abstractNumId w:val="991"/>
   </w:num>
-  <w:num w:numId="1024">
+  <w:num w:numId="1025">
     <w:abstractNumId w:val="99411"/>
     <w:lvlOverride w:ilvl="0">
       <w:startOverride w:val="1"/>
@@ -25444,9 +26128,6 @@
       <w:startOverride w:val="1"/>
     </w:lvlOverride>
   </w:num>
-  <w:num w:numId="1025">
-    <w:abstractNumId w:val="991"/>
-  </w:num>
   <w:num w:numId="1026">
     <w:abstractNumId w:val="991"/>
   </w:num>
@@ -25460,6 +26141,9 @@
     <w:abstractNumId w:val="991"/>
   </w:num>
   <w:num w:numId="1030">
+    <w:abstractNumId w:val="991"/>
+  </w:num>
+  <w:num w:numId="1031">
     <w:abstractNumId w:val="99411"/>
     <w:lvlOverride w:ilvl="0">
       <w:startOverride w:val="1"/>
@@ -25489,9 +26173,6 @@
       <w:startOverride w:val="1"/>
     </w:lvlOverride>
   </w:num>
-  <w:num w:numId="1031">
-    <w:abstractNumId w:val="991"/>
-  </w:num>
   <w:num w:numId="1032">
     <w:abstractNumId w:val="991"/>
   </w:num>
@@ -25508,6 +26189,12 @@
     <w:abstractNumId w:val="991"/>
   </w:num>
   <w:num w:numId="1037">
+    <w:abstractNumId w:val="991"/>
+  </w:num>
+  <w:num w:numId="1038">
+    <w:abstractNumId w:val="991"/>
+  </w:num>
+  <w:num w:numId="1039">
     <w:abstractNumId w:val="99411"/>
     <w:lvlOverride w:ilvl="0">
       <w:startOverride w:val="1"/>
@@ -25537,7 +26224,7 @@
       <w:startOverride w:val="1"/>
     </w:lvlOverride>
   </w:num>
-  <w:num w:numId="1038">
+  <w:num w:numId="1040">
     <w:abstractNumId w:val="991"/>
   </w:num>
 </w:numbering>

--- a/docs/ITSM_Admin_Guide.docx
+++ b/docs/ITSM_Admin_Guide.docx
@@ -3552,7 +3552,39 @@
         <w:t xml:space="preserve"> </w:t>
       </w:r>
       <w:r>
-        <w:t xml:space="preserve">біля учасника (з підтвердженням).</w:t>
+        <w:t xml:space="preserve">біля учасника (з підтвердженням). Учасник може й</w:t>
+      </w:r>
+      <w:r>
+        <w:t xml:space="preserve"> </w:t>
+      </w:r>
+      <w:r>
+        <w:rPr>
+          <w:bCs/>
+          <w:b/>
+        </w:rPr>
+        <w:t xml:space="preserve">сам вийти з проєкту</w:t>
+      </w:r>
+      <w:r>
+        <w:t xml:space="preserve"> </w:t>
+      </w:r>
+      <w:r>
+        <w:t xml:space="preserve">— кнопка</w:t>
+      </w:r>
+      <w:r>
+        <w:t xml:space="preserve"> </w:t>
+      </w:r>
+      <w:r>
+        <w:rPr>
+          <w:bCs/>
+          <w:b/>
+        </w:rPr>
+        <w:t xml:space="preserve">«Вийти з проєкту»</w:t>
+      </w:r>
+      <w:r>
+        <w:t xml:space="preserve"> </w:t>
+      </w:r>
+      <w:r>
+        <w:t xml:space="preserve">в блоці «Доступ до проєкту» (з підтвердженням; автор і відповідальний вийти не можуть — спершу треба змінити відповідального). Після виходу проєкт і його підпроєкти зникають у нього, повернути доступ може автор, відповідальний чи адміністратор.</w:t>
       </w:r>
     </w:p>
     <w:p>
@@ -3648,29 +3680,13 @@
           <w:bCs/>
           <w:b/>
         </w:rPr>
-        <w:t xml:space="preserve">Доступ не успадковується підпроєктами:</w:t>
-      </w:r>
-      <w:r>
-        <w:t xml:space="preserve"> </w:t>
-      </w:r>
-      <w:r>
-        <w:t xml:space="preserve">кожен проєкт має власний перелік учасників. Учасник основного проєкту</w:t>
-      </w:r>
-      <w:r>
-        <w:t xml:space="preserve"> </w:t>
-      </w:r>
-      <w:r>
-        <w:rPr>
-          <w:bCs/>
-          <w:b/>
-        </w:rPr>
-        <w:t xml:space="preserve">не бачить</w:t>
-      </w:r>
-      <w:r>
-        <w:t xml:space="preserve"> </w:t>
-      </w:r>
-      <w:r>
-        <w:t xml:space="preserve">його підпроєктів, доки його не додали й туди.</w:t>
+        <w:t xml:space="preserve">Доступ успадковується підпроєктами:</w:t>
+      </w:r>
+      <w:r>
+        <w:t xml:space="preserve"> </w:t>
+      </w:r>
+      <w:r>
+        <w:t xml:space="preserve">хто має прямий доступ до проєкту (автор, відповідальний чи учасник), той автоматично бачить усі його підпроєкти — і підпроєкти підпроєктів (до 5 рівнів) — та працює з ними як учасник. Додавати його в кожен підпроєкт не треба. Навпаки не діє: доступ лише до підпроєкту не відкриває батьківський проєкт. У підпроєкті на сторінці «Доступ до проєкту» є нагадування про успадкування, а в списку учасників — лише ті, кого додано саме до нього. Забрати успадкований доступ можна тільки в батьківському проєкті.</w:t>
       </w:r>
       <w:r>
         <w:t xml:space="preserve"> </w:t>
@@ -3813,7 +3829,31 @@
         <w:t xml:space="preserve">member_removed</w:t>
       </w:r>
       <w:r>
-        <w:t xml:space="preserve">, поле «Учасник проєкту» з ім’ям).</w:t>
+        <w:t xml:space="preserve">, а коли учасник вийшов сам —</w:t>
+      </w:r>
+      <w:r>
+        <w:t xml:space="preserve"> </w:t>
+      </w:r>
+      <w:r>
+        <w:rPr>
+          <w:rStyle w:val="VerbatimChar"/>
+        </w:rPr>
+        <w:t xml:space="preserve">member_left</w:t>
+      </w:r>
+      <w:r>
+        <w:t xml:space="preserve">; поле «Учасник проєкту» з ім’ям; вебхук для виходу той самий</w:t>
+      </w:r>
+      <w:r>
+        <w:t xml:space="preserve"> </w:t>
+      </w:r>
+      <w:r>
+        <w:rPr>
+          <w:rStyle w:val="VerbatimChar"/>
+        </w:rPr>
+        <w:t xml:space="preserve">project.member_removed</w:t>
+      </w:r>
+      <w:r>
+        <w:t xml:space="preserve">).</w:t>
       </w:r>
       <w:r>
         <w:t xml:space="preserve"> </w:t>
@@ -6998,6 +7038,82 @@
           <w:bCs/>
           <w:b/>
         </w:rPr>
+        <w:t xml:space="preserve">Відписка від окремої теми.</w:t>
+      </w:r>
+      <w:r>
+        <w:t xml:space="preserve"> </w:t>
+      </w:r>
+      <w:r>
+        <w:t xml:space="preserve">На сторінці теми є кнопка</w:t>
+      </w:r>
+      <w:r>
+        <w:t xml:space="preserve"> </w:t>
+      </w:r>
+      <w:r>
+        <w:rPr>
+          <w:bCs/>
+          <w:b/>
+        </w:rPr>
+        <w:t xml:space="preserve">«🔕 Не сповіщати про цю тему»</w:t>
+      </w:r>
+      <w:r>
+        <w:t xml:space="preserve"> </w:t>
+      </w:r>
+      <w:r>
+        <w:t xml:space="preserve">(після натискання — «🔔 Сповіщення про цю тему вимкнено — увімкнути»), а в кожному листі про відповідь — посилання «Відпишіться» на сторінку підтвердження</w:t>
+      </w:r>
+      <w:r>
+        <w:t xml:space="preserve"> </w:t>
+      </w:r>
+      <w:r>
+        <w:rPr>
+          <w:rStyle w:val="VerbatimChar"/>
+        </w:rPr>
+        <w:t xml:space="preserve">/forum/topics/N/mute</w:t>
+      </w:r>
+      <w:r>
+        <w:t xml:space="preserve">. Відписка стосується лише цієї теми: автор і учасники інших тем, а також підписки на розділи не змінюються. Дані — у таблиці</w:t>
+      </w:r>
+      <w:r>
+        <w:t xml:space="preserve"> </w:t>
+      </w:r>
+      <w:r>
+        <w:rPr>
+          <w:rStyle w:val="VerbatimChar"/>
+        </w:rPr>
+        <w:t xml:space="preserve">forum_topic_mutes</w:t>
+      </w:r>
+      <w:r>
+        <w:t xml:space="preserve"> </w:t>
+      </w:r>
+      <w:r>
+        <w:t xml:space="preserve">(міграція 035,</w:t>
+      </w:r>
+      <w:r>
+        <w:t xml:space="preserve"> </w:t>
+      </w:r>
+      <w:r>
+        <w:rPr>
+          <w:rStyle w:val="VerbatimChar"/>
+        </w:rPr>
+        <w:t xml:space="preserve">update.sh</w:t>
+      </w:r>
+      <w:r>
+        <w:t xml:space="preserve"> </w:t>
+      </w:r>
+      <w:r>
+        <w:t xml:space="preserve">крок 35; видаляється разом з користувачем чи темою). Без міграції кнопки немає, листи надходять як раніше.</w:t>
+      </w:r>
+    </w:p>
+    <w:p>
+      <w:pPr>
+        <w:pStyle w:val="BodyText"/>
+      </w:pPr>
+      <w:r>
+        <w:rPr>
+          <w:bCs/>
+          <w:b/>
+        </w:rPr>
         <w:t xml:space="preserve">Вкладення в повідомленнях.</w:t>
       </w:r>
       <w:r>
@@ -7020,7 +7136,80 @@
         <w:t xml:space="preserve"> </w:t>
       </w:r>
       <w:r>
-        <w:t xml:space="preserve">на повідомлення, ті самі типи й ліміт розміру, що в бібліотеці документів (розділ 20). Файли показано під текстом повідомлення (зображення JPG/PNG — мініатюрою), завантажити їх може будь-хто, хто бачить розділ; для інших відповідь «не знайдено». Усі файли перевіряються</w:t>
+        <w:t xml:space="preserve">на повідомлення, ті самі типи й ліміт розміру, що в бібліотеці документів (розділ 20). Файли показано під текстом повідомлення (зображення JPG/PNG — мініатюрою); їх можна вставити й прямо в текст:</w:t>
+      </w:r>
+      <w:r>
+        <w:t xml:space="preserve"> </w:t>
+      </w:r>
+      <w:r>
+        <w:rPr>
+          <w:rStyle w:val="VerbatimChar"/>
+        </w:rPr>
+        <w:t xml:space="preserve">![опис](file:1)</w:t>
+      </w:r>
+      <w:r>
+        <w:t xml:space="preserve"> </w:t>
+      </w:r>
+      <w:r>
+        <w:t xml:space="preserve">показує картинку (JPG/PNG),</w:t>
+      </w:r>
+      <w:r>
+        <w:t xml:space="preserve"> </w:t>
+      </w:r>
+      <w:r>
+        <w:rPr>
+          <w:rStyle w:val="VerbatimChar"/>
+        </w:rPr>
+        <w:t xml:space="preserve">[текст](file:2)</w:t>
+      </w:r>
+      <w:r>
+        <w:t xml:space="preserve"> </w:t>
+      </w:r>
+      <w:r>
+        <w:t xml:space="preserve">дає посилання на файл, де число —</w:t>
+      </w:r>
+      <w:r>
+        <w:t xml:space="preserve"> </w:t>
+      </w:r>
+      <w:r>
+        <w:rPr>
+          <w:bCs/>
+          <w:b/>
+        </w:rPr>
+        <w:t xml:space="preserve">номер файлу за порядком завантаження до цього повідомлення</w:t>
+      </w:r>
+      <w:r>
+        <w:t xml:space="preserve"> </w:t>
+      </w:r>
+      <w:r>
+        <w:t xml:space="preserve">(</w:t>
+      </w:r>
+      <w:r>
+        <w:rPr>
+          <w:rStyle w:val="VerbatimChar"/>
+        </w:rPr>
+        <w:t xml:space="preserve">file:1</w:t>
+      </w:r>
+      <w:r>
+        <w:t xml:space="preserve"> </w:t>
+      </w:r>
+      <w:r>
+        <w:t xml:space="preserve">— перший,</w:t>
+      </w:r>
+      <w:r>
+        <w:t xml:space="preserve"> </w:t>
+      </w:r>
+      <w:r>
+        <w:rPr>
+          <w:rStyle w:val="VerbatimChar"/>
+        </w:rPr>
+        <w:t xml:space="preserve">file:2</w:t>
+      </w:r>
+      <w:r>
+        <w:t xml:space="preserve"> </w:t>
+      </w:r>
+      <w:r>
+        <w:t xml:space="preserve">— другий; посилатися можна лише на файли того самого повідомлення, на інші — «недоступне»). Біля поля «Файли» й біля вже прикріплених файлів є кнопки «Вставити», що додають розмітку на місці курсора; якщо видалити файл, номери наступних зсуваються, завантажити їх може будь-хто, хто бачить розділ; для інших відповідь «не знайдено». Усі файли перевіряються</w:t>
       </w:r>
       <w:r>
         <w:t xml:space="preserve"> </w:t>
@@ -11618,6 +11807,76 @@
         <w:pStyle w:val="Compact"/>
       </w:pPr>
       <w:r>
+        <w:rPr>
+          <w:bCs/>
+          <w:b/>
+        </w:rPr>
+        <w:t xml:space="preserve">Вікі й бібліотека документів</w:t>
+      </w:r>
+      <w:r>
+        <w:t xml:space="preserve"> </w:t>
+      </w:r>
+      <w:r>
+        <w:t xml:space="preserve">використовують той самий механізм: зображення</w:t>
+      </w:r>
+      <w:r>
+        <w:t xml:space="preserve"> </w:t>
+      </w:r>
+      <w:r>
+        <w:rPr>
+          <w:rStyle w:val="VerbatimChar"/>
+        </w:rPr>
+        <w:t xml:space="preserve">![опис](file:N)</w:t>
+      </w:r>
+      <w:r>
+        <w:t xml:space="preserve"> </w:t>
+      </w:r>
+      <w:r>
+        <w:t xml:space="preserve">на сторінці вікі завантажуються як мініатюри (</w:t>
+      </w:r>
+      <w:r>
+        <w:rPr>
+          <w:rStyle w:val="VerbatimChar"/>
+        </w:rPr>
+        <w:t xml:space="preserve">/wiki/files/N?thumb=1</w:t>
+      </w:r>
+      <w:r>
+        <w:t xml:space="preserve">), клік відкриває повний файл; у списку й на сторінці документа бібліотеки та в історії версій біля зображень показується мініатюра (</w:t>
+      </w:r>
+      <w:r>
+        <w:rPr>
+          <w:rStyle w:val="VerbatimChar"/>
+        </w:rPr>
+        <w:t xml:space="preserve">/library/…/download?thumb=1</w:t>
+      </w:r>
+      <w:r>
+        <w:t xml:space="preserve">). Мініатюра створюється при першому перегляді й лежить поряд з оригіналом; права доступу не змінюються,</w:t>
+      </w:r>
+      <w:r>
+        <w:t xml:space="preserve"> </w:t>
+      </w:r>
+      <w:r>
+        <w:rPr>
+          <w:rStyle w:val="VerbatimChar"/>
+        </w:rPr>
+        <w:t xml:space="preserve">?download=1</w:t>
+      </w:r>
+      <w:r>
+        <w:t xml:space="preserve"> </w:t>
+      </w:r>
+      <w:r>
+        <w:t xml:space="preserve">віддає оригінал.</w:t>
+      </w:r>
+    </w:p>
+    <w:p>
+      <w:pPr>
+        <w:numPr>
+          <w:ilvl w:val="0"/>
+          <w:numId w:val="1015"/>
+        </w:numPr>
+        <w:pStyle w:val="Compact"/>
+      </w:pPr>
+      <w:r>
         <w:t xml:space="preserve">Мініатюра не створюється, якщо зображення вже не більше 320 px (показується оригінал), для PDF і для надвеликих зображень (понад 40 млн пікселів — захист пам’яті). JPEG-фото з телефону повертаються за EXIF; прозорість PNG зберігається.</w:t>
       </w:r>
     </w:p>
@@ -15493,29 +15752,7 @@
         <w:t xml:space="preserve"> </w:t>
       </w:r>
       <w:r>
-        <w:t xml:space="preserve">- Для форуму: окрема відписка від сповіщень по одній темі (є підписка на розділ) і вставка вкладеного зображення в текст повідомлення. Для вікі й бібліотеки: мініатюри зображень, картинки з форматів, окрім JPG і PNG.</w:t>
-      </w:r>
-      <w:r>
-        <w:t xml:space="preserve"> </w:t>
-      </w:r>
-      <w:r>
-        <w:t xml:space="preserve">- Кнопка</w:t>
-      </w:r>
-      <w:r>
-        <w:t xml:space="preserve"> </w:t>
-      </w:r>
-      <w:r>
-        <w:rPr>
-          <w:bCs/>
-          <w:b/>
-        </w:rPr>
-        <w:t xml:space="preserve">«Вийти з проєкту»</w:t>
-      </w:r>
-      <w:r>
-        <w:t xml:space="preserve"> </w:t>
-      </w:r>
-      <w:r>
-        <w:t xml:space="preserve">для самого учасника: доступ скасовує лише автор, відповідальний чи адміністратор (розділ 6). Також доступ не успадковується підпроєктами.</w:t>
+        <w:t xml:space="preserve">- Мініатюри для зображень поза JPG і PNG (GIF, WebP).</w:t>
       </w:r>
       <w:r>
         <w:t xml:space="preserve"> </w:t>

--- a/docs/ITSM_Admin_Guide.docx
+++ b/docs/ITSM_Admin_Guide.docx
@@ -6876,10 +6876,29 @@
           <w:bCs/>
           <w:b/>
         </w:rPr>
-        <w:t xml:space="preserve">лише зображення PNG, JPG, GIF і WebP</w:t>
-      </w:r>
-      <w:r>
-        <w:t xml:space="preserve">. Інші вкладення (PDF, документи, архіви) не зберігаються — у тікеті лишається примітка «[Вкладення не збережено в системі: …]» з їх назвами; зображення, що не пройшли перевірку вмісту, названі там само. Додати PDF можна вручну на сторінці тікета.</w:t>
+        <w:t xml:space="preserve">зображення PNG, JPG, GIF і WebP</w:t>
+      </w:r>
+      <w:r>
+        <w:t xml:space="preserve"> </w:t>
+      </w:r>
+      <w:r>
+        <w:t xml:space="preserve">та</w:t>
+      </w:r>
+      <w:r>
+        <w:t xml:space="preserve"> </w:t>
+      </w:r>
+      <w:r>
+        <w:rPr>
+          <w:bCs/>
+          <w:b/>
+        </w:rPr>
+        <w:t xml:space="preserve">документи PDF, DOCX, XLSX, PPTX, ODT, ODS, ODP</w:t>
+      </w:r>
+      <w:r>
+        <w:t xml:space="preserve"> </w:t>
+      </w:r>
+      <w:r>
+        <w:t xml:space="preserve">(до 10 МБ; Office-файли — за наявності міграції 037, без макросів). Вміст перевіряється, а не довіряється назві: підробка або файл із макросами не зберігається. Документи з’являються у вкладеннях тікета (позначка «з електронного листа»), їх можна завантажити (або переглянути як PDF) співробітникам і заявнику на порталі. Інші вкладення (архіви, виконувані файли тощо), а також файли, що не пройшли перевірку, не зберігаються — у тікеті лишається примітка «[Вкладення не збережено в системі: …]» з їх назвами.</w:t>
       </w:r>
       <w:r>
         <w:t xml:space="preserve"> </w:t>
@@ -8285,6 +8304,56 @@
           <w:bCs/>
           <w:b/>
         </w:rPr>
+        <w:t xml:space="preserve">Сповіщення про проблеми зі «Стану системи»</w:t>
+      </w:r>
+      <w:r>
+        <w:t xml:space="preserve"> </w:t>
+      </w:r>
+      <w:r>
+        <w:t xml:space="preserve">— галочка «Сповіщати адміністраторів системи про проблеми зі сторінки „Стан системи“» і окремий запуск за розкладом (щогодини):</w:t>
+      </w:r>
+    </w:p>
+    <w:p>
+      <w:pPr>
+        <w:pStyle w:val="SourceCode"/>
+      </w:pPr>
+      <w:r>
+        <w:rPr>
+          <w:rStyle w:val="VerbatimChar"/>
+        </w:rPr>
+        <w:t xml:space="preserve">15 * * * *  www-data  php /var/www/itsm-system/bin/check-status.php &gt;&gt; /var/log/itsm-status.log 2&gt;&amp;1</w:t>
+      </w:r>
+    </w:p>
+    <w:p>
+      <w:pPr>
+        <w:pStyle w:val="FirstParagraph"/>
+      </w:pPr>
+      <w:r>
+        <w:t xml:space="preserve">Скрипт перевіряє ті самі показники, що й сторінка «Стан системи», і надсилає всім активним адміністраторам системи лист зі списком проблем (рівні «Увага» та «Помилка») і підказками, що робити. Щоб не засипати поштою, лист іде лише коли</w:t>
+      </w:r>
+      <w:r>
+        <w:t xml:space="preserve"> </w:t>
+      </w:r>
+      <w:r>
+        <w:rPr>
+          <w:bCs/>
+          <w:b/>
+        </w:rPr>
+        <w:t xml:space="preserve">набір проблем змінився</w:t>
+      </w:r>
+      <w:r>
+        <w:t xml:space="preserve">; якщо проблеми не усунуто — нагадування раз на 7 днів; коли все усунуто — один лист «проблем немає». Перевірка виконується з консолі (PHP CLI), тому рядки, що залежать від веб-запиту (HTTPS, Opcache), не враховуються, а версія PHP і розширення беруться з CLI — вони можуть відрізнятися від PHP-FPM. Сам запуск скрипта контролюється в розділі «Фонові завдання (cron)» сторінки «Стан системи».</w:t>
+      </w:r>
+    </w:p>
+    <w:p>
+      <w:pPr>
+        <w:pStyle w:val="BodyText"/>
+      </w:pPr>
+      <w:r>
+        <w:rPr>
+          <w:bCs/>
+          <w:b/>
+        </w:rPr>
         <w:t xml:space="preserve">Діагностика.</w:t>
       </w:r>
       <w:r>
@@ -8465,6 +8534,51 @@
         <w:pict>
           <v:rect style="width:0;height:1.5pt" o:hralign="center" o:hrstd="t" o:hr="t"/>
         </w:pict>
+      </w:r>
+    </w:p>
+    <w:p>
+      <w:pPr>
+        <w:pStyle w:val="FirstParagraph"/>
+      </w:pPr>
+      <w:r>
+        <w:rPr>
+          <w:bCs/>
+          <w:b/>
+        </w:rPr>
+        <w:t xml:space="preserve">Пов’язані та дубльовані тікети</w:t>
+      </w:r>
+      <w:r>
+        <w:t xml:space="preserve"> </w:t>
+      </w:r>
+      <w:r>
+        <w:t xml:space="preserve">(міграція 041,</w:t>
+      </w:r>
+      <w:r>
+        <w:t xml:space="preserve"> </w:t>
+      </w:r>
+      <w:r>
+        <w:rPr>
+          <w:rStyle w:val="VerbatimChar"/>
+        </w:rPr>
+        <w:t xml:space="preserve">update.sh</w:t>
+      </w:r>
+      <w:r>
+        <w:t xml:space="preserve"> </w:t>
+      </w:r>
+      <w:r>
+        <w:t xml:space="preserve">застосовує її сам). Таблиця</w:t>
+      </w:r>
+      <w:r>
+        <w:t xml:space="preserve"> </w:t>
+      </w:r>
+      <w:r>
+        <w:rPr>
+          <w:rStyle w:val="VerbatimChar"/>
+        </w:rPr>
+        <w:t xml:space="preserve">ticket_links</w:t>
+      </w:r>
+      <w:r>
+        <w:t xml:space="preserve">: зв’язок «пов’язаний» (симетричний) і «дубль» (спрямований: дубль → оригінал). Керувати зв’язками можуть ті, хто може призначати операторів (адміністратор системи, адміністратор підрозділу, керівник ІТ, оператор підтримки), і лише між тікетами, які вони бачать. Зміни пишуться в журнал аудиту обох тікетів. Зміна статусу оригіналу із галочкою «і для дублів» застосовується до всіх його дублів, видимих користувачу. Детально — посібник користувача, розділ 7.3б. Без міграції блок просто не показується.</w:t>
       </w:r>
     </w:p>
     <w:bookmarkEnd w:id="51"/>
@@ -17199,12 +17313,6 @@
         <w:t xml:space="preserve"> </w:t>
       </w:r>
       <w:r>
-        <w:t xml:space="preserve">- Збереження з листів вкладень, окрім зображень PNG/JPG/GIF/WebP (PDF, документи): вони лише перелічуються в описі тікета (розділ 10).</w:t>
-      </w:r>
-      <w:r>
-        <w:t xml:space="preserve"> </w:t>
-      </w:r>
-      <w:r>
         <w:t xml:space="preserve">- Через REST API не можна видаляти записи, завантажувати вкладення й змінювати поля, окрім перелічених у</w:t>
       </w:r>
       <w:r>
@@ -28711,6 +28819,884 @@
           <w:bCs/>
           <w:b/>
         </w:rPr>
+        <w:t xml:space="preserve">Шифрування, перевірка й перенесення копій.</w:t>
+      </w:r>
+      <w:r>
+        <w:t xml:space="preserve"> </w:t>
+      </w:r>
+      <w:r>
+        <w:t xml:space="preserve">Налаштовується в</w:t>
+      </w:r>
+      <w:r>
+        <w:t xml:space="preserve"> </w:t>
+      </w:r>
+      <w:r>
+        <w:rPr>
+          <w:rStyle w:val="VerbatimChar"/>
+        </w:rPr>
+        <w:t xml:space="preserve">.env</w:t>
+      </w:r>
+      <w:r>
+        <w:t xml:space="preserve"> </w:t>
+      </w:r>
+      <w:r>
+        <w:t xml:space="preserve">(потім копії створюються як завжди — кнопкою чи cron):</w:t>
+      </w:r>
+    </w:p>
+    <w:tbl>
+      <w:tblPr>
+        <w:tblStyle w:val="Table"/>
+        <w:tblW w:type="pct" w:w="5000"/>
+        <w:tblLook w:firstRow="1" w:lastRow="0" w:firstColumn="0" w:lastColumn="0" w:noHBand="0" w:noVBand="0" w:val="0020"/>
+        <w:jc w:val="start"/>
+      </w:tblPr>
+      <w:tblGrid>
+        <w:gridCol w:w="3960"/>
+        <w:gridCol w:w="3960"/>
+      </w:tblGrid>
+      <w:tr>
+        <w:trPr>
+          <w:tblHeader w:val="true"/>
+        </w:trPr>
+        <w:tc>
+          <w:tcPr/>
+          <w:p>
+            <w:pPr>
+              <w:pStyle w:val="Compact"/>
+              <w:jc w:val="left"/>
+            </w:pPr>
+            <w:r>
+              <w:t xml:space="preserve">Змінна</w:t>
+            </w:r>
+          </w:p>
+        </w:tc>
+        <w:tc>
+          <w:tcPr/>
+          <w:p>
+            <w:pPr>
+              <w:pStyle w:val="Compact"/>
+              <w:jc w:val="left"/>
+            </w:pPr>
+            <w:r>
+              <w:t xml:space="preserve">Призначення</w:t>
+            </w:r>
+          </w:p>
+        </w:tc>
+      </w:tr>
+      <w:tr>
+        <w:tc>
+          <w:tcPr/>
+          <w:p>
+            <w:pPr>
+              <w:pStyle w:val="Compact"/>
+              <w:jc w:val="left"/>
+            </w:pPr>
+            <w:r>
+              <w:rPr>
+                <w:rStyle w:val="VerbatimChar"/>
+              </w:rPr>
+              <w:t xml:space="preserve">BACKUP_PASSWORD</w:t>
+            </w:r>
+          </w:p>
+        </w:tc>
+        <w:tc>
+          <w:tcPr/>
+          <w:p>
+            <w:pPr>
+              <w:pStyle w:val="Compact"/>
+              <w:jc w:val="left"/>
+            </w:pPr>
+            <w:r>
+              <w:t xml:space="preserve">Пароль шифрування. Нові копії зберігаються як</w:t>
+            </w:r>
+            <w:r>
+              <w:t xml:space="preserve"> </w:t>
+            </w:r>
+            <w:r>
+              <w:rPr>
+                <w:rStyle w:val="VerbatimChar"/>
+              </w:rPr>
+              <w:t xml:space="preserve">backup-….tar.gz.enc</w:t>
+            </w:r>
+            <w:r>
+              <w:t xml:space="preserve"> </w:t>
+            </w:r>
+            <w:r>
+              <w:t xml:space="preserve">(AES-256-CBC, ключ із пароля через PBKDF2, 200 000 ітерацій); незашифрований архів не лишається.</w:t>
+            </w:r>
+            <w:r>
+              <w:t xml:space="preserve"> </w:t>
+            </w:r>
+            <w:r>
+              <w:rPr>
+                <w:bCs/>
+                <w:b/>
+              </w:rPr>
+              <w:t xml:space="preserve">Збережіть пароль окремо від сервера: без нього копію не відновити.</w:t>
+            </w:r>
+          </w:p>
+        </w:tc>
+      </w:tr>
+      <w:tr>
+        <w:tc>
+          <w:tcPr/>
+          <w:p>
+            <w:pPr>
+              <w:pStyle w:val="Compact"/>
+              <w:jc w:val="left"/>
+            </w:pPr>
+            <w:r>
+              <w:rPr>
+                <w:rStyle w:val="VerbatimChar"/>
+              </w:rPr>
+              <w:t xml:space="preserve">BACKUP_REMOTE_DIR</w:t>
+            </w:r>
+          </w:p>
+        </w:tc>
+        <w:tc>
+          <w:tcPr/>
+          <w:p>
+            <w:pPr>
+              <w:pStyle w:val="Compact"/>
+              <w:jc w:val="left"/>
+            </w:pPr>
+            <w:r>
+              <w:t xml:space="preserve">Каталог для копії на іншому носії — змонтований мережевий диск (NFS/SMB/sshfs). Файл пишеться як</w:t>
+            </w:r>
+            <w:r>
+              <w:t xml:space="preserve"> </w:t>
+            </w:r>
+            <w:r>
+              <w:rPr>
+                <w:rStyle w:val="VerbatimChar"/>
+              </w:rPr>
+              <w:t xml:space="preserve">.part</w:t>
+            </w:r>
+            <w:r>
+              <w:t xml:space="preserve"> </w:t>
+            </w:r>
+            <w:r>
+              <w:t xml:space="preserve">і перейменовується; на носії тримається стільки ж копій, скільки й локально.</w:t>
+            </w:r>
+          </w:p>
+        </w:tc>
+      </w:tr>
+      <w:tr>
+        <w:tc>
+          <w:tcPr/>
+          <w:p>
+            <w:pPr>
+              <w:pStyle w:val="Compact"/>
+              <w:jc w:val="left"/>
+            </w:pPr>
+            <w:r>
+              <w:rPr>
+                <w:rStyle w:val="VerbatimChar"/>
+              </w:rPr>
+              <w:t xml:space="preserve">BACKUP_REMOTE_SCP</w:t>
+            </w:r>
+          </w:p>
+        </w:tc>
+        <w:tc>
+          <w:tcPr/>
+          <w:p>
+            <w:pPr>
+              <w:pStyle w:val="Compact"/>
+              <w:jc w:val="left"/>
+            </w:pPr>
+            <w:r>
+              <w:rPr>
+                <w:rStyle w:val="VerbatimChar"/>
+              </w:rPr>
+              <w:t xml:space="preserve">користувач@хост:/каталог/</w:t>
+            </w:r>
+            <w:r>
+              <w:t xml:space="preserve"> </w:t>
+            </w:r>
+            <w:r>
+              <w:t xml:space="preserve">— перенесення через scp на SFTP/SSH-сервер. Потрібні</w:t>
+            </w:r>
+            <w:r>
+              <w:t xml:space="preserve"> </w:t>
+            </w:r>
+            <w:r>
+              <w:rPr>
+                <w:rStyle w:val="VerbatimChar"/>
+              </w:rPr>
+              <w:t xml:space="preserve">openssh-client</w:t>
+            </w:r>
+            <w:r>
+              <w:t xml:space="preserve">, ключ без пароля (</w:t>
+            </w:r>
+            <w:r>
+              <w:rPr>
+                <w:rStyle w:val="VerbatimChar"/>
+              </w:rPr>
+              <w:t xml:space="preserve">BACKUP_SCP_KEY</w:t>
+            </w:r>
+            <w:r>
+              <w:t xml:space="preserve">, доступний користувачу веб-сервера), необов’язково</w:t>
+            </w:r>
+            <w:r>
+              <w:t xml:space="preserve"> </w:t>
+            </w:r>
+            <w:r>
+              <w:rPr>
+                <w:rStyle w:val="VerbatimChar"/>
+              </w:rPr>
+              <w:t xml:space="preserve">BACKUP_SCP_PORT</w:t>
+            </w:r>
+            <w:r>
+              <w:t xml:space="preserve">. Ключ хоста має бути відомий заздалегідь (один раз підключіться вручну від того ж користувача), увімкнено</w:t>
+            </w:r>
+            <w:r>
+              <w:t xml:space="preserve"> </w:t>
+            </w:r>
+            <w:r>
+              <w:rPr>
+                <w:rStyle w:val="VerbatimChar"/>
+              </w:rPr>
+              <w:t xml:space="preserve">StrictHostKeyChecking</w:t>
+            </w:r>
+            <w:r>
+              <w:t xml:space="preserve">. Старі копії на сервері не видаляються — очищайте самостійно.</w:t>
+            </w:r>
+          </w:p>
+        </w:tc>
+      </w:tr>
+    </w:tbl>
+    <w:p>
+      <w:pPr>
+        <w:pStyle w:val="BodyText"/>
+      </w:pPr>
+      <w:r>
+        <w:t xml:space="preserve">Після створення кожна копія</w:t>
+      </w:r>
+      <w:r>
+        <w:t xml:space="preserve"> </w:t>
+      </w:r>
+      <w:r>
+        <w:rPr>
+          <w:bCs/>
+          <w:b/>
+        </w:rPr>
+        <w:t xml:space="preserve">автоматично перевіряється</w:t>
+      </w:r>
+      <w:r>
+        <w:t xml:space="preserve"> </w:t>
+      </w:r>
+      <w:r>
+        <w:t xml:space="preserve">(цілісність gzip і tar, наявність</w:t>
+      </w:r>
+      <w:r>
+        <w:t xml:space="preserve"> </w:t>
+      </w:r>
+      <w:r>
+        <w:rPr>
+          <w:rStyle w:val="VerbatimChar"/>
+        </w:rPr>
+        <w:t xml:space="preserve">MANIFEST.json</w:t>
+      </w:r>
+      <w:r>
+        <w:t xml:space="preserve"> </w:t>
+      </w:r>
+      <w:r>
+        <w:t xml:space="preserve">і дампа БД; зашифровані розшифровуються у тимчасовий файл, який одразу видаляється), і лише потім переноситься. Результат — у підсумку на сторінці копій, у рядку «Резервна копія» сторінки «Стан системи» (попередження, якщо перевірка чи перенесення не вдались) і в коді виходу</w:t>
+      </w:r>
+      <w:r>
+        <w:t xml:space="preserve"> </w:t>
+      </w:r>
+      <w:r>
+        <w:rPr>
+          <w:rStyle w:val="VerbatimChar"/>
+        </w:rPr>
+        <w:t xml:space="preserve">bin/backup.php</w:t>
+      </w:r>
+      <w:r>
+        <w:t xml:space="preserve"> </w:t>
+      </w:r>
+      <w:r>
+        <w:t xml:space="preserve">(1 — є проблема). Кнопка</w:t>
+      </w:r>
+      <w:r>
+        <w:t xml:space="preserve"> </w:t>
+      </w:r>
+      <w:r>
+        <w:rPr>
+          <w:bCs/>
+          <w:b/>
+        </w:rPr>
+        <w:t xml:space="preserve">«Перевірити»</w:t>
+      </w:r>
+      <w:r>
+        <w:t xml:space="preserve"> </w:t>
+      </w:r>
+      <w:r>
+        <w:t xml:space="preserve">біля кожної копії запускає перевірку вручну. Помилка перенесення не скасовує локальну копію. «Стан системи» також нагадує, що шифрування чи перенесення не налаштовано.</w:t>
+      </w:r>
+    </w:p>
+    <w:p>
+      <w:pPr>
+        <w:pStyle w:val="BodyText"/>
+      </w:pPr>
+      <w:r>
+        <w:rPr>
+          <w:bCs/>
+          <w:b/>
+        </w:rPr>
+        <w:t xml:space="preserve">Відновлення з веб-інтерфейсу</w:t>
+      </w:r>
+      <w:r>
+        <w:t xml:space="preserve"> </w:t>
+      </w:r>
+      <w:r>
+        <w:t xml:space="preserve">(Адмін-панель → Налаштування → Резервні копії → картка</w:t>
+      </w:r>
+      <w:r>
+        <w:t xml:space="preserve"> </w:t>
+      </w:r>
+      <w:r>
+        <w:rPr>
+          <w:bCs/>
+          <w:b/>
+        </w:rPr>
+        <w:t xml:space="preserve">«Відновити з копії»</w:t>
+      </w:r>
+      <w:r>
+        <w:t xml:space="preserve">; лише роль «Адміністратор системи»):</w:t>
+      </w:r>
+    </w:p>
+    <w:p>
+      <w:pPr>
+        <w:numPr>
+          <w:ilvl w:val="0"/>
+          <w:numId w:val="1046"/>
+        </w:numPr>
+        <w:pStyle w:val="Compact"/>
+      </w:pPr>
+      <w:r>
+        <w:t xml:space="preserve">Оберіть джерело:</w:t>
+      </w:r>
+      <w:r>
+        <w:t xml:space="preserve"> </w:t>
+      </w:r>
+      <w:r>
+        <w:rPr>
+          <w:bCs/>
+          <w:b/>
+        </w:rPr>
+        <w:t xml:space="preserve">одну зі створених копій</w:t>
+      </w:r>
+      <w:r>
+        <w:t xml:space="preserve"> </w:t>
+      </w:r>
+      <w:r>
+        <w:t xml:space="preserve">(список із каталогу копій; також кнопка «Відновити…» біля копії в таблиці) або</w:t>
+      </w:r>
+      <w:r>
+        <w:t xml:space="preserve"> </w:t>
+      </w:r>
+      <w:r>
+        <w:rPr>
+          <w:bCs/>
+          <w:b/>
+        </w:rPr>
+        <w:t xml:space="preserve">файл з комп’ютера</w:t>
+      </w:r>
+      <w:r>
+        <w:t xml:space="preserve"> </w:t>
+      </w:r>
+      <w:r>
+        <w:t xml:space="preserve">(</w:t>
+      </w:r>
+      <w:r>
+        <w:rPr>
+          <w:rStyle w:val="VerbatimChar"/>
+        </w:rPr>
+        <w:t xml:space="preserve">.tar.gz</w:t>
+      </w:r>
+      <w:r>
+        <w:t xml:space="preserve"> </w:t>
+      </w:r>
+      <w:r>
+        <w:t xml:space="preserve">/</w:t>
+      </w:r>
+      <w:r>
+        <w:t xml:space="preserve"> </w:t>
+      </w:r>
+      <w:r>
+        <w:rPr>
+          <w:rStyle w:val="VerbatimChar"/>
+        </w:rPr>
+        <w:t xml:space="preserve">.tar.gz.enc</w:t>
+      </w:r>
+      <w:r>
+        <w:t xml:space="preserve">; кнопка вибору файлу).</w:t>
+      </w:r>
+    </w:p>
+    <w:p>
+      <w:pPr>
+        <w:numPr>
+          <w:ilvl w:val="0"/>
+          <w:numId w:val="1046"/>
+        </w:numPr>
+        <w:pStyle w:val="Compact"/>
+      </w:pPr>
+      <w:r>
+        <w:t xml:space="preserve">Для зашифрованої копії з іншого сервера введіть її пароль; порожнє поле — пароль</w:t>
+      </w:r>
+      <w:r>
+        <w:t xml:space="preserve"> </w:t>
+      </w:r>
+      <w:r>
+        <w:rPr>
+          <w:rStyle w:val="VerbatimChar"/>
+        </w:rPr>
+        <w:t xml:space="preserve">BACKUP_PASSWORD</w:t>
+      </w:r>
+      <w:r>
+        <w:t xml:space="preserve"> </w:t>
+      </w:r>
+      <w:r>
+        <w:t xml:space="preserve">з</w:t>
+      </w:r>
+      <w:r>
+        <w:t xml:space="preserve"> </w:t>
+      </w:r>
+      <w:r>
+        <w:rPr>
+          <w:rStyle w:val="VerbatimChar"/>
+        </w:rPr>
+        <w:t xml:space="preserve">.env</w:t>
+      </w:r>
+      <w:r>
+        <w:t xml:space="preserve">.</w:t>
+      </w:r>
+    </w:p>
+    <w:p>
+      <w:pPr>
+        <w:numPr>
+          <w:ilvl w:val="0"/>
+          <w:numId w:val="1046"/>
+        </w:numPr>
+        <w:pStyle w:val="Compact"/>
+      </w:pPr>
+      <w:r>
+        <w:t xml:space="preserve">Залиште позначку «Створити страхувальну копію поточного стану» (рекомендовано) і введіть слово-підтвердження</w:t>
+      </w:r>
+      <w:r>
+        <w:t xml:space="preserve"> </w:t>
+      </w:r>
+      <w:r>
+        <w:rPr>
+          <w:bCs/>
+          <w:b/>
+        </w:rPr>
+        <w:t xml:space="preserve">ВІДНОВИТИ</w:t>
+      </w:r>
+      <w:r>
+        <w:t xml:space="preserve">, потім натисніть «Відновити» й підтвердіть запит браузера.</w:t>
+      </w:r>
+    </w:p>
+    <w:p>
+      <w:pPr>
+        <w:pStyle w:val="FirstParagraph"/>
+      </w:pPr>
+      <w:r>
+        <w:t xml:space="preserve">Система розшифровує й перевіряє архів (пошкоджений або з хибним паролем відхиляється</w:t>
+      </w:r>
+      <w:r>
+        <w:t xml:space="preserve"> </w:t>
+      </w:r>
+      <w:r>
+        <w:rPr>
+          <w:bCs/>
+          <w:b/>
+        </w:rPr>
+        <w:t xml:space="preserve">до</w:t>
+      </w:r>
+      <w:r>
+        <w:t xml:space="preserve"> </w:t>
+      </w:r>
+      <w:r>
+        <w:t xml:space="preserve">будь-яких змін), створює страхувальну копію, замінює базу даних і копіює</w:t>
+      </w:r>
+      <w:r>
+        <w:t xml:space="preserve"> </w:t>
+      </w:r>
+      <w:r>
+        <w:rPr>
+          <w:rStyle w:val="VerbatimChar"/>
+        </w:rPr>
+        <w:t xml:space="preserve">storage/uploads</w:t>
+      </w:r>
+      <w:r>
+        <w:t xml:space="preserve">,</w:t>
+      </w:r>
+      <w:r>
+        <w:t xml:space="preserve"> </w:t>
+      </w:r>
+      <w:r>
+        <w:rPr>
+          <w:rStyle w:val="VerbatimChar"/>
+        </w:rPr>
+        <w:t xml:space="preserve">storage/wiki</w:t>
+      </w:r>
+      <w:r>
+        <w:t xml:space="preserve">. Файли, яких немає в копії, не видаляються (копіювання лише додає й перезаписує). Дії «restore_started» і «restored» потрапляють у журнал аудиту (після заміни бази записи журналу до копії зникають разом з іншими даними). Після відновлення можуть знадобитися повторний вхід (користувачі беруться з копії),</w:t>
+      </w:r>
+      <w:r>
+        <w:t xml:space="preserve"> </w:t>
+      </w:r>
+      <w:r>
+        <w:rPr>
+          <w:rStyle w:val="VerbatimChar"/>
+        </w:rPr>
+        <w:t xml:space="preserve">sudo bash update.sh</w:t>
+      </w:r>
+      <w:r>
+        <w:t xml:space="preserve"> </w:t>
+      </w:r>
+      <w:r>
+        <w:t xml:space="preserve">(права, нові міграції) і перевірка «Стану системи».</w:t>
+      </w:r>
+      <w:r>
+        <w:t xml:space="preserve"> </w:t>
+      </w:r>
+      <w:r>
+        <w:t xml:space="preserve">Обмеження: файл з комп’ютера не більший за</w:t>
+      </w:r>
+      <w:r>
+        <w:t xml:space="preserve"> </w:t>
+      </w:r>
+      <w:r>
+        <w:rPr>
+          <w:rStyle w:val="VerbatimChar"/>
+        </w:rPr>
+        <w:t xml:space="preserve">upload_max_filesize</w:t>
+      </w:r>
+      <w:r>
+        <w:t xml:space="preserve">/</w:t>
+      </w:r>
+      <w:r>
+        <w:rPr>
+          <w:rStyle w:val="VerbatimChar"/>
+        </w:rPr>
+        <w:t xml:space="preserve">post_max_size</w:t>
+      </w:r>
+      <w:r>
+        <w:t xml:space="preserve"> </w:t>
+      </w:r>
+      <w:r>
+        <w:t xml:space="preserve">PHP (розмір показано в картці); більшу копію покладіть у каталог копій на сервері (з’явиться у списку) або скористайтесь</w:t>
+      </w:r>
+      <w:r>
+        <w:t xml:space="preserve"> </w:t>
+      </w:r>
+      <w:r>
+        <w:rPr>
+          <w:rStyle w:val="VerbatimChar"/>
+        </w:rPr>
+        <w:t xml:space="preserve">bin/restore.php</w:t>
+      </w:r>
+      <w:r>
+        <w:t xml:space="preserve">. На сервері потрібні</w:t>
+      </w:r>
+      <w:r>
+        <w:t xml:space="preserve"> </w:t>
+      </w:r>
+      <w:r>
+        <w:rPr>
+          <w:rStyle w:val="VerbatimChar"/>
+        </w:rPr>
+        <w:t xml:space="preserve">mysql</w:t>
+      </w:r>
+      <w:r>
+        <w:t xml:space="preserve"> </w:t>
+      </w:r>
+      <w:r>
+        <w:t xml:space="preserve">(клієнт) і</w:t>
+      </w:r>
+      <w:r>
+        <w:t xml:space="preserve"> </w:t>
+      </w:r>
+      <w:r>
+        <w:rPr>
+          <w:rStyle w:val="VerbatimChar"/>
+        </w:rPr>
+        <w:t xml:space="preserve">tar</w:t>
+      </w:r>
+      <w:r>
+        <w:t xml:space="preserve">; відновлення виконується в межах одного запиту, тож для дуже великих сховищ надійніше</w:t>
+      </w:r>
+      <w:r>
+        <w:t xml:space="preserve"> </w:t>
+      </w:r>
+      <w:r>
+        <w:rPr>
+          <w:rStyle w:val="VerbatimChar"/>
+        </w:rPr>
+        <w:t xml:space="preserve">bin/restore.php</w:t>
+      </w:r>
+      <w:r>
+        <w:t xml:space="preserve">. Тимчасові файли видаляються автоматично.</w:t>
+      </w:r>
+    </w:p>
+    <w:p>
+      <w:pPr>
+        <w:pStyle w:val="BodyText"/>
+      </w:pPr>
+      <w:r>
+        <w:rPr>
+          <w:bCs/>
+          <w:b/>
+        </w:rPr>
+        <w:t xml:space="preserve">Відновлення скриптом</w:t>
+      </w:r>
+      <w:r>
+        <w:rPr>
+          <w:bCs/>
+          <w:b/>
+        </w:rPr>
+        <w:t xml:space="preserve"> </w:t>
+      </w:r>
+      <w:r>
+        <w:rPr>
+          <w:rStyle w:val="VerbatimChar"/>
+          <w:bCs/>
+          <w:b/>
+        </w:rPr>
+        <w:t xml:space="preserve">bin/restore.php</w:t>
+      </w:r>
+      <w:r>
+        <w:t xml:space="preserve"> </w:t>
+      </w:r>
+      <w:r>
+        <w:t xml:space="preserve">(розшифровує, перевіряє цілісність, розпаковує; без</w:t>
+      </w:r>
+      <w:r>
+        <w:t xml:space="preserve"> </w:t>
+      </w:r>
+      <w:r>
+        <w:rPr>
+          <w:rStyle w:val="VerbatimChar"/>
+        </w:rPr>
+        <w:t xml:space="preserve">--apply</w:t>
+      </w:r>
+      <w:r>
+        <w:t xml:space="preserve"> </w:t>
+      </w:r>
+      <w:r>
+        <w:t xml:space="preserve">нічого в системі не змінює):</w:t>
+      </w:r>
+    </w:p>
+    <w:p>
+      <w:pPr>
+        <w:pStyle w:val="SourceCode"/>
+      </w:pPr>
+      <w:r>
+        <w:rPr>
+          <w:rStyle w:val="VerbatimChar"/>
+        </w:rPr>
+        <w:t xml:space="preserve">BACKUP_PASSWORD='…' php bin/restore.php backup-….tar.gz.enc --extract=/tmp/restore       # лише розпакувати й перевірити</w:t>
+      </w:r>
+      <w:r>
+        <w:br/>
+      </w:r>
+      <w:r>
+        <w:rPr>
+          <w:rStyle w:val="VerbatimChar"/>
+        </w:rPr>
+        <w:t xml:space="preserve">BACKUP_PASSWORD='…' php bin/restore.php backup-….tar.gz.enc --apply --yes                # відновити БД і файли</w:t>
+      </w:r>
+    </w:p>
+    <w:p>
+      <w:pPr>
+        <w:pStyle w:val="FirstParagraph"/>
+      </w:pPr>
+      <w:r>
+        <w:rPr>
+          <w:rStyle w:val="VerbatimChar"/>
+        </w:rPr>
+        <w:t xml:space="preserve">--apply --yes</w:t>
+      </w:r>
+      <w:r>
+        <w:t xml:space="preserve"> </w:t>
+      </w:r>
+      <w:r>
+        <w:rPr>
+          <w:bCs/>
+          <w:b/>
+        </w:rPr>
+        <w:t xml:space="preserve">перезаписує</w:t>
+      </w:r>
+      <w:r>
+        <w:t xml:space="preserve"> </w:t>
+      </w:r>
+      <w:r>
+        <w:t xml:space="preserve">базу з</w:t>
+      </w:r>
+      <w:r>
+        <w:t xml:space="preserve"> </w:t>
+      </w:r>
+      <w:r>
+        <w:rPr>
+          <w:rStyle w:val="VerbatimChar"/>
+        </w:rPr>
+        <w:t xml:space="preserve">.env</w:t>
+      </w:r>
+      <w:r>
+        <w:t xml:space="preserve"> </w:t>
+      </w:r>
+      <w:r>
+        <w:t xml:space="preserve">і файли</w:t>
+      </w:r>
+      <w:r>
+        <w:t xml:space="preserve"> </w:t>
+      </w:r>
+      <w:r>
+        <w:rPr>
+          <w:rStyle w:val="VerbatimChar"/>
+        </w:rPr>
+        <w:t xml:space="preserve">storage/uploads</w:t>
+      </w:r>
+      <w:r>
+        <w:t xml:space="preserve">,</w:t>
+      </w:r>
+      <w:r>
+        <w:t xml:space="preserve"> </w:t>
+      </w:r>
+      <w:r>
+        <w:rPr>
+          <w:rStyle w:val="VerbatimChar"/>
+        </w:rPr>
+        <w:t xml:space="preserve">storage/wiki</w:t>
+      </w:r>
+      <w:r>
+        <w:t xml:space="preserve">; потрібні клієнти</w:t>
+      </w:r>
+      <w:r>
+        <w:t xml:space="preserve"> </w:t>
+      </w:r>
+      <w:r>
+        <w:rPr>
+          <w:rStyle w:val="VerbatimChar"/>
+        </w:rPr>
+        <w:t xml:space="preserve">tar</w:t>
+      </w:r>
+      <w:r>
+        <w:t xml:space="preserve"> </w:t>
+      </w:r>
+      <w:r>
+        <w:t xml:space="preserve">і</w:t>
+      </w:r>
+      <w:r>
+        <w:t xml:space="preserve"> </w:t>
+      </w:r>
+      <w:r>
+        <w:rPr>
+          <w:rStyle w:val="VerbatimChar"/>
+        </w:rPr>
+        <w:t xml:space="preserve">mysql</w:t>
+      </w:r>
+      <w:r>
+        <w:t xml:space="preserve">. Перед відновленням скрипт сам створює</w:t>
+      </w:r>
+      <w:r>
+        <w:t xml:space="preserve"> </w:t>
+      </w:r>
+      <w:r>
+        <w:rPr>
+          <w:bCs/>
+          <w:b/>
+        </w:rPr>
+        <w:t xml:space="preserve">страхувальну копію поточного стану</w:t>
+      </w:r>
+      <w:r>
+        <w:t xml:space="preserve"> </w:t>
+      </w:r>
+      <w:r>
+        <w:t xml:space="preserve">(відкат — тим самим скриптом; пропустити:</w:t>
+      </w:r>
+      <w:r>
+        <w:t xml:space="preserve"> </w:t>
+      </w:r>
+      <w:r>
+        <w:rPr>
+          <w:rStyle w:val="VerbatimChar"/>
+        </w:rPr>
+        <w:t xml:space="preserve">--no-safety-backup</w:t>
+      </w:r>
+      <w:r>
+        <w:t xml:space="preserve">). Без</w:t>
+      </w:r>
+      <w:r>
+        <w:t xml:space="preserve"> </w:t>
+      </w:r>
+      <w:r>
+        <w:rPr>
+          <w:rStyle w:val="VerbatimChar"/>
+        </w:rPr>
+        <w:t xml:space="preserve">--extract</w:t>
+      </w:r>
+      <w:r>
+        <w:t xml:space="preserve"> </w:t>
+      </w:r>
+      <w:r>
+        <w:t xml:space="preserve">розпаковка йде в тимчасову теку, яку скрипт видаляє. Копія з іншого сервера: задайте</w:t>
+      </w:r>
+      <w:r>
+        <w:t xml:space="preserve"> </w:t>
+      </w:r>
+      <w:r>
+        <w:rPr>
+          <w:rStyle w:val="VerbatimChar"/>
+        </w:rPr>
+        <w:t xml:space="preserve">BACKUP_PASSWORD</w:t>
+      </w:r>
+      <w:r>
+        <w:t xml:space="preserve"> </w:t>
+      </w:r>
+      <w:r>
+        <w:t xml:space="preserve">у середовищі. Після відновлення —</w:t>
+      </w:r>
+      <w:r>
+        <w:t xml:space="preserve"> </w:t>
+      </w:r>
+      <w:r>
+        <w:rPr>
+          <w:rStyle w:val="VerbatimChar"/>
+        </w:rPr>
+        <w:t xml:space="preserve">sudo bash update.sh</w:t>
+      </w:r>
+      <w:r>
+        <w:t xml:space="preserve"> </w:t>
+      </w:r>
+      <w:r>
+        <w:t xml:space="preserve">і перевірка «Стану системи». Розшифрувати вручну:</w:t>
+      </w:r>
+      <w:r>
+        <w:t xml:space="preserve"> </w:t>
+      </w:r>
+      <w:r>
+        <w:rPr>
+          <w:rStyle w:val="VerbatimChar"/>
+        </w:rPr>
+        <w:t xml:space="preserve">openssl enc -d -aes-256-cbc -pbkdf2 -iter 200000 -md sha256 -in backup-….tar.gz.enc -out backup-….tar.gz</w:t>
+      </w:r>
+      <w:r>
+        <w:t xml:space="preserve">.</w:t>
+      </w:r>
+    </w:p>
+    <w:p>
+      <w:pPr>
+        <w:pStyle w:val="BodyText"/>
+      </w:pPr>
+      <w:r>
+        <w:rPr>
+          <w:bCs/>
+          <w:b/>
+        </w:rPr>
         <w:t xml:space="preserve">Відновлення</w:t>
       </w:r>
       <w:r>
@@ -29225,7 +30211,7 @@
         <w:t xml:space="preserve"> </w:t>
       </w:r>
       <w:r>
-        <w:t xml:space="preserve">Кожен розділ пошуку користується тією самою перевіркою видимості, що й власна сторінка розділу, а не окремою копією правил:</w:t>
+        <w:t xml:space="preserve">Кожен розділ пошуку користується тією самою перевіркою видимості, що й власна сторінка розділу, а не окремою копією правил: Для адміністратора підрозділу є картка «Шаблони проєктів і задач» у «Мій підрозділ → Керування». При додаванні шаблону задачі до проєкту назву задачі можна змінити у формі (необов’язково; порожнє поле — назва з шаблону).</w:t>
       </w:r>
       <w:r>
         <w:t xml:space="preserve"> </w:t>
@@ -31866,6 +32852,36 @@
   </w:num>
   <w:num w:numId="1045">
     <w:abstractNumId w:val="991"/>
+  </w:num>
+  <w:num w:numId="1046">
+    <w:abstractNumId w:val="99411"/>
+    <w:lvlOverride w:ilvl="0">
+      <w:startOverride w:val="1"/>
+    </w:lvlOverride>
+    <w:lvlOverride w:ilvl="1">
+      <w:startOverride w:val="1"/>
+    </w:lvlOverride>
+    <w:lvlOverride w:ilvl="2">
+      <w:startOverride w:val="1"/>
+    </w:lvlOverride>
+    <w:lvlOverride w:ilvl="3">
+      <w:startOverride w:val="1"/>
+    </w:lvlOverride>
+    <w:lvlOverride w:ilvl="4">
+      <w:startOverride w:val="1"/>
+    </w:lvlOverride>
+    <w:lvlOverride w:ilvl="5">
+      <w:startOverride w:val="1"/>
+    </w:lvlOverride>
+    <w:lvlOverride w:ilvl="6">
+      <w:startOverride w:val="1"/>
+    </w:lvlOverride>
+    <w:lvlOverride w:ilvl="7">
+      <w:startOverride w:val="1"/>
+    </w:lvlOverride>
+    <w:lvlOverride w:ilvl="8">
+      <w:startOverride w:val="1"/>
+    </w:lvlOverride>
   </w:num>
 </w:numbering>
 </file>

--- a/docs/ITSM_Admin_Guide.docx
+++ b/docs/ITSM_Admin_Guide.docx
@@ -2,7 +2,7 @@
 <file path=word/document.xml><?xml version="1.0" encoding="utf-8"?>
 <w:document xmlns:w="http://schemas.openxmlformats.org/wordprocessingml/2006/main" xmlns:m="http://schemas.openxmlformats.org/officeDocument/2006/math" xmlns:r="http://schemas.openxmlformats.org/officeDocument/2006/relationships" xmlns:o="urn:schemas-microsoft-com:office:office" xmlns:v="urn:schemas-microsoft-com:vml" xmlns:w10="urn:schemas-microsoft-com:office:word" xmlns:a="http://schemas.openxmlformats.org/drawingml/2006/main" xmlns:pic="http://schemas.openxmlformats.org/drawingml/2006/picture" xmlns:wp="http://schemas.openxmlformats.org/drawingml/2006/wordprocessingDrawing">
   <w:body>
-    <w:bookmarkStart w:id="151" w:name="гайд-адміністратора-itsm-system"/>
+    <w:bookmarkStart w:id="153" w:name="гайд-адміністратора-itsm-system"/>
     <w:p>
       <w:pPr>
         <w:pStyle w:val="Heading1"/>
@@ -583,19 +583,19 @@
               <w:jc w:val="left"/>
             </w:pPr>
             <w:r>
-              <w:t xml:space="preserve">Облік часу — усі проєкти</w:t>
-            </w:r>
-          </w:p>
-        </w:tc>
-        <w:tc>
-          <w:tcPr/>
-          <w:p>
-            <w:pPr>
-              <w:pStyle w:val="Compact"/>
-              <w:jc w:val="left"/>
-            </w:pPr>
-            <w:r>
-              <w:t xml:space="preserve">Години по проєктах і учасниках, повний список записів</w:t>
+              <w:t xml:space="preserve">Облік часу</w:t>
+            </w:r>
+          </w:p>
+        </w:tc>
+        <w:tc>
+          <w:tcPr/>
+          <w:p>
+            <w:pPr>
+              <w:pStyle w:val="Compact"/>
+              <w:jc w:val="left"/>
+            </w:pPr>
+            <w:r>
+              <w:t xml:space="preserve">Години по задачах і тікетах, по проєктах і учасниках, повний список записів</w:t>
             </w:r>
           </w:p>
         </w:tc>
@@ -658,6 +658,56 @@
             </w:pPr>
             <w:r>
               <w:t xml:space="preserve">11</w:t>
+            </w:r>
+          </w:p>
+        </w:tc>
+      </w:tr>
+      <w:tr>
+        <w:tc>
+          <w:tcPr/>
+          <w:p>
+            <w:pPr>
+              <w:pStyle w:val="Compact"/>
+              <w:jc w:val="left"/>
+            </w:pPr>
+            <w:r>
+              <w:t xml:space="preserve">Тікети</w:t>
+            </w:r>
+          </w:p>
+        </w:tc>
+        <w:tc>
+          <w:tcPr/>
+          <w:p>
+            <w:pPr>
+              <w:pStyle w:val="Compact"/>
+              <w:jc w:val="left"/>
+            </w:pPr>
+            <w:r>
+              <w:t xml:space="preserve">Звіт по тікетах</w:t>
+            </w:r>
+          </w:p>
+        </w:tc>
+        <w:tc>
+          <w:tcPr/>
+          <w:p>
+            <w:pPr>
+              <w:pStyle w:val="Compact"/>
+              <w:jc w:val="left"/>
+            </w:pPr>
+            <w:r>
+              <w:t xml:space="preserve">Облік часу роботи з тікетами: час до першої відповіді й до вирішення, по чергах і операторах, експорт PDF/XLSX/CSV</w:t>
+            </w:r>
+          </w:p>
+        </w:tc>
+        <w:tc>
+          <w:tcPr/>
+          <w:p>
+            <w:pPr>
+              <w:pStyle w:val="Compact"/>
+              <w:jc w:val="left"/>
+            </w:pPr>
+            <w:r>
+              <w:t xml:space="preserve">10а</w:t>
             </w:r>
           </w:p>
         </w:tc>
@@ -4367,7 +4417,7 @@
           <w:bCs/>
           <w:b/>
         </w:rPr>
-        <w:t xml:space="preserve">«⏱️ Облік часу — усі проєкти»</w:t>
+        <w:t xml:space="preserve">«⏱️ Облік часу»</w:t>
       </w:r>
       <w:r>
         <w:t xml:space="preserve"> </w:t>
@@ -4382,7 +4432,23 @@
         <w:t xml:space="preserve">/admin/time</w:t>
       </w:r>
       <w:r>
-        <w:t xml:space="preserve">) — на відміну від проєктної версії сторінки (розділ 4.8</w:t>
+        <w:t xml:space="preserve">) — вгорі три підсумки: усього годин, по задачах і по тікетах; нижче таблиця</w:t>
+      </w:r>
+      <w:r>
+        <w:t xml:space="preserve"> </w:t>
+      </w:r>
+      <w:r>
+        <w:rPr>
+          <w:bCs/>
+          <w:b/>
+        </w:rPr>
+        <w:t xml:space="preserve">«Час по тікетах»</w:t>
+      </w:r>
+      <w:r>
+        <w:t xml:space="preserve"> </w:t>
+      </w:r>
+      <w:r>
+        <w:t xml:space="preserve">(години, записи, черга кожного тікета; запис часу в тікеті — розділ 10б). На відміну від проєктної версії сторінки (розділ 4.8</w:t>
       </w:r>
       <w:r>
         <w:t xml:space="preserve"> </w:t>
@@ -5669,7 +5735,7 @@
       </w:r>
     </w:p>
     <w:bookmarkEnd w:id="45"/>
-    <w:bookmarkStart w:id="52" w:name="робота-з-тікетами-базова-версія"/>
+    <w:bookmarkStart w:id="54" w:name="робота-з-тікетами-базова-версія"/>
     <w:p>
       <w:pPr>
         <w:pStyle w:val="Heading2"/>
@@ -8354,6 +8420,166 @@
           <w:bCs/>
           <w:b/>
         </w:rPr>
+        <w:t xml:space="preserve">Терміни задач.</w:t>
+      </w:r>
+      <w:r>
+        <w:t xml:space="preserve"> </w:t>
+      </w:r>
+      <w:r>
+        <w:t xml:space="preserve">Міграція 043 додає до</w:t>
+      </w:r>
+      <w:r>
+        <w:t xml:space="preserve"> </w:t>
+      </w:r>
+      <w:r>
+        <w:rPr>
+          <w:rStyle w:val="VerbatimChar"/>
+        </w:rPr>
+        <w:t xml:space="preserve">tasks</w:t>
+      </w:r>
+      <w:r>
+        <w:t xml:space="preserve"> </w:t>
+      </w:r>
+      <w:r>
+        <w:t xml:space="preserve">поля</w:t>
+      </w:r>
+      <w:r>
+        <w:t xml:space="preserve"> </w:t>
+      </w:r>
+      <w:r>
+        <w:rPr>
+          <w:rStyle w:val="VerbatimChar"/>
+        </w:rPr>
+        <w:t xml:space="preserve">planned_start_date</w:t>
+      </w:r>
+      <w:r>
+        <w:t xml:space="preserve">/</w:t>
+      </w:r>
+      <w:r>
+        <w:rPr>
+          <w:rStyle w:val="VerbatimChar"/>
+        </w:rPr>
+        <w:t xml:space="preserve">planned_due_date</w:t>
+      </w:r>
+      <w:r>
+        <w:t xml:space="preserve"> </w:t>
+      </w:r>
+      <w:r>
+        <w:t xml:space="preserve">(початкові значення; для наявних задач — поточні на момент міграції) і таблицю</w:t>
+      </w:r>
+      <w:r>
+        <w:t xml:space="preserve"> </w:t>
+      </w:r>
+      <w:r>
+        <w:rPr>
+          <w:rStyle w:val="VerbatimChar"/>
+        </w:rPr>
+        <w:t xml:space="preserve">task_date_changes</w:t>
+      </w:r>
+      <w:r>
+        <w:t xml:space="preserve"> </w:t>
+      </w:r>
+      <w:r>
+        <w:t xml:space="preserve">(історія змін: хто, коли, було/стало, причина). Будь-яка зміна дат — зі сторінки задачі, діаграми Ганта чи API — проходить через одне місце й потрапляє в історію та журнал аудиту (</w:t>
+      </w:r>
+      <w:r>
+        <w:rPr>
+          <w:rStyle w:val="VerbatimChar"/>
+        </w:rPr>
+        <w:t xml:space="preserve">dates_changed</w:t>
+      </w:r>
+      <w:r>
+        <w:t xml:space="preserve">, тепер з попередніми значеннями). Без міграції зміна дат працює як раніше, але початкові значення й історія не ведуться (перевірка — у «Стані системі»).</w:t>
+      </w:r>
+    </w:p>
+    <w:p>
+      <w:pPr>
+        <w:pStyle w:val="BodyText"/>
+      </w:pPr>
+      <w:r>
+        <w:rPr>
+          <w:bCs/>
+          <w:b/>
+        </w:rPr>
+        <w:t xml:space="preserve">Звіти за розкладом</w:t>
+      </w:r>
+      <w:r>
+        <w:t xml:space="preserve"> </w:t>
+      </w:r>
+      <w:r>
+        <w:t xml:space="preserve">— користувачі самі створюють розклади на сторінці «Звіти → Звіти за розкладом» (міграція 042, таблиця</w:t>
+      </w:r>
+      <w:r>
+        <w:t xml:space="preserve"> </w:t>
+      </w:r>
+      <w:r>
+        <w:rPr>
+          <w:rStyle w:val="VerbatimChar"/>
+        </w:rPr>
+        <w:t xml:space="preserve">report_schedules</w:t>
+      </w:r>
+      <w:r>
+        <w:t xml:space="preserve">; користувач бачить свої розклади, адміністратор системи — усі й може вимикати/видаляти будь-який). Листи з вкладенням (PDF/XLSX/CSV) надсилає окремий запуск за розкладом (щогодини):</w:t>
+      </w:r>
+    </w:p>
+    <w:p>
+      <w:pPr>
+        <w:pStyle w:val="SourceCode"/>
+      </w:pPr>
+      <w:r>
+        <w:rPr>
+          <w:rStyle w:val="VerbatimChar"/>
+        </w:rPr>
+        <w:t xml:space="preserve">5 * * * *  www-data  php /var/www/itsm-system/bin/send-reports.php &gt;&gt; /var/log/itsm-reports.log 2&gt;&amp;1</w:t>
+      </w:r>
+    </w:p>
+    <w:p>
+      <w:pPr>
+        <w:pStyle w:val="FirstParagraph"/>
+      </w:pPr>
+      <w:r>
+        <w:t xml:space="preserve">Потрібен налаштований SMTP (</w:t>
+      </w:r>
+      <w:r>
+        <w:rPr>
+          <w:rStyle w:val="VerbatimChar"/>
+        </w:rPr>
+        <w:t xml:space="preserve">MAIL_SMTP_*</w:t>
+      </w:r>
+      <w:r>
+        <w:t xml:space="preserve">); окремої галочки в налаштуваннях немає. Розклад спрацьовує раз на період у вказаний день не раніше вказаної години; пропущений запуск (cron не працював) наздоганяється, невдала відправка (SMTP недоступний) повторюється наступним запуском, а причина видна в колонці «Остання відправка». Звіт будується з правами власника розкладу; якщо власника деактивовано, розклад не виконується. Зовнішні адреси одержувачів може вказувати лише адміністратор системи — це захищає від виведення даних за межі організації. Створення, вмикання/вимкнення, видалення й ручна відправка пишуться в журнал аудиту (</w:t>
+      </w:r>
+      <w:r>
+        <w:rPr>
+          <w:rStyle w:val="VerbatimChar"/>
+        </w:rPr>
+        <w:t xml:space="preserve">report_schedule</w:t>
+      </w:r>
+      <w:r>
+        <w:t xml:space="preserve">). Запуск скрипта контролюється в «Стані системи → Фонові завдання (cron)» (позначка</w:t>
+      </w:r>
+      <w:r>
+        <w:t xml:space="preserve"> </w:t>
+      </w:r>
+      <w:r>
+        <w:rPr>
+          <w:rStyle w:val="VerbatimChar"/>
+        </w:rPr>
+        <w:t xml:space="preserve">reports_last_run</w:t>
+      </w:r>
+      <w:r>
+        <w:t xml:space="preserve">). Код виходу скрипта: 0 — успіх, 1 — були помилки надсилання.</w:t>
+      </w:r>
+    </w:p>
+    <w:p>
+      <w:pPr>
+        <w:pStyle w:val="BodyText"/>
+      </w:pPr>
+      <w:r>
+        <w:rPr>
+          <w:bCs/>
+          <w:b/>
+        </w:rPr>
         <w:t xml:space="preserve">Діагностика.</w:t>
       </w:r>
       <w:r>
@@ -8376,7 +8602,354 @@
       </w:r>
     </w:p>
     <w:bookmarkEnd w:id="50"/>
-    <w:bookmarkStart w:id="51" w:name="оцінка-якості-обслуговування-csat"/>
+    <w:bookmarkStart w:id="51" w:name="а.-звіт-по-тікетах-облік-часу"/>
+    <w:p>
+      <w:pPr>
+        <w:pStyle w:val="Heading3"/>
+      </w:pPr>
+      <w:r>
+        <w:t xml:space="preserve">10а. Звіт по тікетах (облік часу)</w:t>
+      </w:r>
+    </w:p>
+    <w:p>
+      <w:pPr>
+        <w:pStyle w:val="FirstParagraph"/>
+      </w:pPr>
+      <w:r>
+        <w:rPr>
+          <w:bCs/>
+          <w:b/>
+        </w:rPr>
+        <w:t xml:space="preserve">Адмін-панель → Керування → Звіт по тікетах</w:t>
+      </w:r>
+      <w:r>
+        <w:t xml:space="preserve"> </w:t>
+      </w:r>
+      <w:r>
+        <w:t xml:space="preserve">(</w:t>
+      </w:r>
+      <w:r>
+        <w:rPr>
+          <w:rStyle w:val="VerbatimChar"/>
+        </w:rPr>
+        <w:t xml:space="preserve">/admin/tickets-report</w:t>
+      </w:r>
+      <w:r>
+        <w:t xml:space="preserve">). Показує, скільки тікетів створено за період, скільки вирішено й за який час: середній час, медіана й максимум</w:t>
+      </w:r>
+      <w:r>
+        <w:t xml:space="preserve"> </w:t>
+      </w:r>
+      <w:r>
+        <w:rPr>
+          <w:bCs/>
+          <w:b/>
+        </w:rPr>
+        <w:t xml:space="preserve">до першої відповіді</w:t>
+      </w:r>
+      <w:r>
+        <w:t xml:space="preserve"> </w:t>
+      </w:r>
+      <w:r>
+        <w:t xml:space="preserve">(від створення до першої відповіді оператора) та</w:t>
+      </w:r>
+      <w:r>
+        <w:t xml:space="preserve"> </w:t>
+      </w:r>
+      <w:r>
+        <w:rPr>
+          <w:bCs/>
+          <w:b/>
+        </w:rPr>
+        <w:t xml:space="preserve">до вирішення</w:t>
+      </w:r>
+      <w:r>
+        <w:t xml:space="preserve"> </w:t>
+      </w:r>
+      <w:r>
+        <w:t xml:space="preserve">(від створення до статусу «Вирішено»/«Закрито»). Час календарний — без урахування вихідних і робочих годин. Розбивки: за статусами, за чергами, за операторами (для «Не призначено» — тікети без оператора), а нижче — список тікетів періоду.</w:t>
+      </w:r>
+    </w:p>
+    <w:p>
+      <w:pPr>
+        <w:pStyle w:val="BodyText"/>
+      </w:pPr>
+      <w:r>
+        <w:t xml:space="preserve">Фільтри: період створення (за замовчуванням останні 30 днів), черга, оператор, статус. Кнопки</w:t>
+      </w:r>
+      <w:r>
+        <w:t xml:space="preserve"> </w:t>
+      </w:r>
+      <w:r>
+        <w:rPr>
+          <w:bCs/>
+          <w:b/>
+        </w:rPr>
+        <w:t xml:space="preserve">«Експорт PDF»</w:t>
+      </w:r>
+      <w:r>
+        <w:t xml:space="preserve">,</w:t>
+      </w:r>
+      <w:r>
+        <w:t xml:space="preserve"> </w:t>
+      </w:r>
+      <w:r>
+        <w:rPr>
+          <w:bCs/>
+          <w:b/>
+        </w:rPr>
+        <w:t xml:space="preserve">«Експорт XLSX»</w:t>
+      </w:r>
+      <w:r>
+        <w:t xml:space="preserve"> </w:t>
+      </w:r>
+      <w:r>
+        <w:t xml:space="preserve">і</w:t>
+      </w:r>
+      <w:r>
+        <w:t xml:space="preserve"> </w:t>
+      </w:r>
+      <w:r>
+        <w:rPr>
+          <w:bCs/>
+          <w:b/>
+        </w:rPr>
+        <w:t xml:space="preserve">«Експорт CSV»</w:t>
+      </w:r>
+      <w:r>
+        <w:t xml:space="preserve"> </w:t>
+      </w:r>
+      <w:r>
+        <w:t xml:space="preserve">вивантажують звіт (</w:t>
+      </w:r>
+      <w:r>
+        <w:rPr>
+          <w:rStyle w:val="VerbatimChar"/>
+        </w:rPr>
+        <w:t xml:space="preserve">tickets-report-…</w:t>
+      </w:r>
+      <w:r>
+        <w:t xml:space="preserve">): PDF — підсумок, розбивки за чергами й операторами та список тікетів; XLSX/CSV — список тікетів з часом у годинах. Адміністратор підрозділу бачить такий самий звіт лише по тікетах свого підрозділу (</w:t>
+      </w:r>
+      <w:r>
+        <w:rPr>
+          <w:bCs/>
+          <w:b/>
+        </w:rPr>
+        <w:t xml:space="preserve">Мій підрозділ → Керування → Звіт по тікетах</w:t>
+      </w:r>
+      <w:r>
+        <w:t xml:space="preserve">).</w:t>
+      </w:r>
+    </w:p>
+    <w:bookmarkEnd w:id="51"/>
+    <w:bookmarkStart w:id="52" w:name="б.-облік-часу-по-тікетах"/>
+    <w:p>
+      <w:pPr>
+        <w:pStyle w:val="Heading3"/>
+      </w:pPr>
+      <w:r>
+        <w:t xml:space="preserve">10б. Облік часу по тікетах</w:t>
+      </w:r>
+    </w:p>
+    <w:p>
+      <w:pPr>
+        <w:pStyle w:val="FirstParagraph"/>
+      </w:pPr>
+      <w:r>
+        <w:t xml:space="preserve">На сторінці тікета персонал підтримки (оператор, менеджер ІТ, адміністратор підрозділу й системи) бачить блок</w:t>
+      </w:r>
+      <w:r>
+        <w:t xml:space="preserve"> </w:t>
+      </w:r>
+      <w:r>
+        <w:rPr>
+          <w:bCs/>
+          <w:b/>
+        </w:rPr>
+        <w:t xml:space="preserve">«Облік часу»</w:t>
+      </w:r>
+      <w:r>
+        <w:t xml:space="preserve">: кількість годин (0,25–24), дата (не з майбутнього), категорія активності та коментар. Видалити запис може його автор або адміністратор системи. Додавання й видалення записуються в журнал аудиту. Таблиця</w:t>
+      </w:r>
+      <w:r>
+        <w:t xml:space="preserve"> </w:t>
+      </w:r>
+      <w:r>
+        <w:rPr>
+          <w:rStyle w:val="VerbatimChar"/>
+        </w:rPr>
+        <w:t xml:space="preserve">ticket_time_logs</w:t>
+      </w:r>
+      <w:r>
+        <w:t xml:space="preserve"> </w:t>
+      </w:r>
+      <w:r>
+        <w:t xml:space="preserve">створюється міграцією 044, а міграція 045 збільшує точність годин до 4 знаків (</w:t>
+      </w:r>
+      <w:r>
+        <w:rPr>
+          <w:rStyle w:val="VerbatimChar"/>
+        </w:rPr>
+        <w:t xml:space="preserve">sudo bash update.sh</w:t>
+      </w:r>
+      <w:r>
+        <w:t xml:space="preserve">).</w:t>
+      </w:r>
+    </w:p>
+    <w:p>
+      <w:pPr>
+        <w:pStyle w:val="BodyText"/>
+      </w:pPr>
+      <w:r>
+        <w:t xml:space="preserve">Час фіксується й автоматично: під полем відповіді є</w:t>
+      </w:r>
+      <w:r>
+        <w:t xml:space="preserve"> </w:t>
+      </w:r>
+      <w:r>
+        <w:rPr>
+          <w:bCs/>
+          <w:b/>
+        </w:rPr>
+        <w:t xml:space="preserve">«Витрачено, хв»</w:t>
+      </w:r>
+      <w:r>
+        <w:t xml:space="preserve"> </w:t>
+      </w:r>
+      <w:r>
+        <w:t xml:space="preserve">(за замовчуванням</w:t>
+      </w:r>
+      <w:r>
+        <w:t xml:space="preserve"> </w:t>
+      </w:r>
+      <w:r>
+        <w:rPr>
+          <w:bCs/>
+          <w:b/>
+        </w:rPr>
+        <w:t xml:space="preserve">5</w:t>
+      </w:r>
+      <w:r>
+        <w:t xml:space="preserve">;</w:t>
+      </w:r>
+      <w:r>
+        <w:t xml:space="preserve"> </w:t>
+      </w:r>
+      <w:r>
+        <w:rPr>
+          <w:rStyle w:val="VerbatimChar"/>
+        </w:rPr>
+        <w:t xml:space="preserve">0</w:t>
+      </w:r>
+      <w:r>
+        <w:t xml:space="preserve"> </w:t>
+      </w:r>
+      <w:r>
+        <w:t xml:space="preserve">— не записувати) — запис потрапляє в облік із категорією «Відповідь на тікет». Поруч зі зміною статусу є поле «хв»: введене значення записується, коли статус змінюється на</w:t>
+      </w:r>
+      <w:r>
+        <w:t xml:space="preserve"> </w:t>
+      </w:r>
+      <w:r>
+        <w:rPr>
+          <w:bCs/>
+          <w:b/>
+        </w:rPr>
+        <w:t xml:space="preserve">«Вирішено»</w:t>
+      </w:r>
+      <w:r>
+        <w:t xml:space="preserve"> </w:t>
+      </w:r>
+      <w:r>
+        <w:t xml:space="preserve">або</w:t>
+      </w:r>
+      <w:r>
+        <w:t xml:space="preserve"> </w:t>
+      </w:r>
+      <w:r>
+        <w:rPr>
+          <w:bCs/>
+          <w:b/>
+        </w:rPr>
+        <w:t xml:space="preserve">«Закрито»</w:t>
+      </w:r>
+      <w:r>
+        <w:t xml:space="preserve"> </w:t>
+      </w:r>
+      <w:r>
+        <w:t xml:space="preserve">(категорія «Вирішення тікета»). Поля бачить лише персонал підтримки; ці записи враховуються в усіх звітах так само, як ручні.</w:t>
+      </w:r>
+    </w:p>
+    <w:p>
+      <w:pPr>
+        <w:pStyle w:val="BodyText"/>
+      </w:pPr>
+      <w:r>
+        <w:t xml:space="preserve">Ці години потрапляють у</w:t>
+      </w:r>
+      <w:r>
+        <w:t xml:space="preserve"> </w:t>
+      </w:r>
+      <w:r>
+        <w:rPr>
+          <w:bCs/>
+          <w:b/>
+        </w:rPr>
+        <w:t xml:space="preserve">«Звіти → Облік часу»</w:t>
+      </w:r>
+      <w:r>
+        <w:t xml:space="preserve"> </w:t>
+      </w:r>
+      <w:r>
+        <w:t xml:space="preserve">(PDF/XLSX/CSV; галочка «Враховувати час, витрачений на тікети» — за замовчуванням увімкнена): у PDF — окремі секції «Тікети —</w:t>
+      </w:r>
+      <w:r>
+        <w:t xml:space="preserve"> </w:t>
+      </w:r>
+      <w:r>
+        <w:t xml:space="preserve">» і таблиця «Час по тікетах», у XLSX/CSV — колонка «Тип» (Задача/Тікет); підсумок показує окремо задачі й тікети. Видимість: адміністратор системи — усі тікети; адміністратор підрозділу — тікети підрозділу; інші ролі — лише власні записи. Фільтри «Проєкт» (за проєктом тікета), «Користувач» і «Категорія» діють і на тікети. Розклади «Звітів за розкладом» теж враховують час по тікетах. Також години показано у «Звіті по тікетах» (колонка «Витрачено, год») і на сторінці «Облік часу» в «Керуванні».</w:t>
+      </w:r>
+    </w:p>
+    <w:p>
+      <w:pPr>
+        <w:pStyle w:val="BodyText"/>
+      </w:pPr>
+      <w:r>
+        <w:t xml:space="preserve">Сторінка</w:t>
+      </w:r>
+      <w:r>
+        <w:t xml:space="preserve"> </w:t>
+      </w:r>
+      <w:r>
+        <w:rPr>
+          <w:bCs/>
+          <w:b/>
+        </w:rPr>
+        <w:t xml:space="preserve">«Звіти»</w:t>
+      </w:r>
+      <w:r>
+        <w:t xml:space="preserve"> </w:t>
+      </w:r>
+      <w:r>
+        <w:t xml:space="preserve">має вибір</w:t>
+      </w:r>
+      <w:r>
+        <w:t xml:space="preserve"> </w:t>
+      </w:r>
+      <w:r>
+        <w:rPr>
+          <w:bCs/>
+          <w:b/>
+        </w:rPr>
+        <w:t xml:space="preserve">«Тип звіту»</w:t>
+      </w:r>
+      <w:r>
+        <w:t xml:space="preserve">: «Облік часу» або «Звіт по тікетах» (останній — для адміністраторів системи й підрозділу; той самий звіт, що в «Керуванні», за обраний тиждень/місяць, у PDF, XLSX чи CSV).</w:t>
+      </w:r>
+    </w:p>
+    <w:bookmarkEnd w:id="52"/>
+    <w:bookmarkStart w:id="53" w:name="оцінка-якості-обслуговування-csat"/>
     <w:p>
       <w:pPr>
         <w:pStyle w:val="Heading3"/>
@@ -8581,9 +9154,9 @@
         <w:t xml:space="preserve">: зв’язок «пов’язаний» (симетричний) і «дубль» (спрямований: дубль → оригінал). Керувати зв’язками можуть ті, хто може призначати операторів (адміністратор системи, адміністратор підрозділу, керівник ІТ, оператор підтримки), і лише між тікетами, які вони бачать. Зміни пишуться в журнал аудиту обох тікетів. Зміна статусу оригіналу із галочкою «і для дублів» застосовується до всіх його дублів, видимих користувачу. Детально — посібник користувача, розділ 7.3б. Без міграції блок просто не показується.</w:t>
       </w:r>
     </w:p>
-    <w:bookmarkEnd w:id="51"/>
-    <w:bookmarkEnd w:id="52"/>
-    <w:bookmarkStart w:id="56" w:name="Xad5bb3f3af83a0143205fbaa83a57e6d5facee8"/>
+    <w:bookmarkEnd w:id="53"/>
+    <w:bookmarkEnd w:id="54"/>
+    <w:bookmarkStart w:id="58" w:name="Xad5bb3f3af83a0143205fbaa83a57e6d5facee8"/>
     <w:p>
       <w:pPr>
         <w:pStyle w:val="Heading2"/>
@@ -8609,7 +9182,7 @@
         <w:t xml:space="preserve">Черги — це категорії, за якими розподіляються звернення (наприклад, «Загальна підтримка», «Мережева підтримка», «Бухгалтерські системи»). При створенні тікета користувач обирає чергу зі списку.</w:t>
       </w:r>
     </w:p>
-    <w:bookmarkStart w:id="53" w:name="створення-нової-черги"/>
+    <w:bookmarkStart w:id="55" w:name="створення-нової-черги"/>
     <w:p>
       <w:pPr>
         <w:pStyle w:val="Heading3"/>
@@ -8688,8 +9261,8 @@
         <w:t xml:space="preserve">Нова черга одразу з’являється у випадаючому списку на сторінці створення тікета — жодних додаткових дій не потрібно.</w:t>
       </w:r>
     </w:p>
-    <w:bookmarkEnd w:id="53"/>
-    <w:bookmarkStart w:id="54" w:name="sla-нормативи-черги"/>
+    <w:bookmarkEnd w:id="55"/>
+    <w:bookmarkStart w:id="56" w:name="sla-нормативи-черги"/>
     <w:p>
       <w:pPr>
         <w:pStyle w:val="Heading3"/>
@@ -8811,8 +9384,8 @@
         <w:t xml:space="preserve">Змінені нормативи не «переписують історію»: закриті тікети прострочення не показують за жодних нормативів.</w:t>
       </w:r>
     </w:p>
-    <w:bookmarkEnd w:id="54"/>
-    <w:bookmarkStart w:id="55" w:name="автопризначення-оператора"/>
+    <w:bookmarkEnd w:id="56"/>
+    <w:bookmarkStart w:id="57" w:name="автопризначення-оператора"/>
     <w:p>
       <w:pPr>
         <w:pStyle w:val="Heading3"/>
@@ -8982,9 +9555,9 @@
         </w:pict>
       </w:r>
     </w:p>
-    <w:bookmarkEnd w:id="55"/>
-    <w:bookmarkEnd w:id="56"/>
-    <w:bookmarkStart w:id="61" w:name="X4b87cc7604d91cf485306d13191af064c61aa40"/>
+    <w:bookmarkEnd w:id="57"/>
+    <w:bookmarkEnd w:id="58"/>
+    <w:bookmarkStart w:id="63" w:name="X4b87cc7604d91cf485306d13191af064c61aa40"/>
     <w:p>
       <w:pPr>
         <w:pStyle w:val="Heading2"/>
@@ -9042,7 +9615,7 @@
         <w:t xml:space="preserve">списку користувачів із каталогу. Сторінка доступна лише ролі «Адміністратор системи».</w:t>
       </w:r>
     </w:p>
-    <w:bookmarkStart w:id="57" w:name="як-це-працює"/>
+    <w:bookmarkStart w:id="59" w:name="як-це-працює"/>
     <w:p>
       <w:pPr>
         <w:pStyle w:val="Heading3"/>
@@ -9163,8 +9736,8 @@
         <w:t xml:space="preserve">Змінити пароль AD-користувача в системі не можна — ним керує домен (у профілі й у списку користувачів показано «Керується через AD»).</w:t>
       </w:r>
     </w:p>
-    <w:bookmarkEnd w:id="57"/>
-    <w:bookmarkStart w:id="58" w:name="налаштування-крок-за-кроком"/>
+    <w:bookmarkEnd w:id="59"/>
+    <w:bookmarkStart w:id="60" w:name="налаштування-крок-за-кроком"/>
     <w:p>
       <w:pPr>
         <w:pStyle w:val="Heading3"/>
@@ -10499,8 +11072,8 @@
         <w:t xml:space="preserve">— Адмін-панель → Налаштування → Користувачі: AD-акаунти мають з’явитися в розділі «Active Directory» (згруповані за OU) із правильними ролями. Потім спробуйте увійти одним із них: email із цього запису й доменний пароль.</w:t>
       </w:r>
     </w:p>
-    <w:bookmarkEnd w:id="58"/>
-    <w:bookmarkStart w:id="59" w:name="що-саме-робить-синхронізація"/>
+    <w:bookmarkEnd w:id="60"/>
+    <w:bookmarkStart w:id="61" w:name="що-саме-робить-синхронізація"/>
     <w:p>
       <w:pPr>
         <w:pStyle w:val="Heading3"/>
@@ -11150,8 +11723,8 @@
         <w:t xml:space="preserve">.</w:t>
       </w:r>
     </w:p>
-    <w:bookmarkEnd w:id="59"/>
-    <w:bookmarkStart w:id="60" w:name="діагностика"/>
+    <w:bookmarkEnd w:id="61"/>
+    <w:bookmarkStart w:id="62" w:name="діагностика"/>
     <w:p>
       <w:pPr>
         <w:pStyle w:val="Heading3"/>
@@ -11733,9 +12306,9 @@
         </w:pict>
       </w:r>
     </w:p>
-    <w:bookmarkEnd w:id="60"/>
-    <w:bookmarkEnd w:id="61"/>
-    <w:bookmarkStart w:id="71" w:name="вкладення-файлів-тікети-й-задачі"/>
+    <w:bookmarkEnd w:id="62"/>
+    <w:bookmarkEnd w:id="63"/>
+    <w:bookmarkStart w:id="73" w:name="вкладення-файлів-тікети-й-задачі"/>
     <w:p>
       <w:pPr>
         <w:pStyle w:val="Heading2"/>
@@ -11797,7 +12370,7 @@
         <w:t xml:space="preserve">тікета — у формі для співробітників, на порталі та листом (розділ 10).</w:t>
       </w:r>
     </w:p>
-    <w:bookmarkStart w:id="62" w:name="документи-office-у-задачах"/>
+    <w:bookmarkStart w:id="64" w:name="документи-office-у-задачах"/>
     <w:p>
       <w:pPr>
         <w:pStyle w:val="Heading3"/>
@@ -11935,8 +12508,8 @@
         <w:t xml:space="preserve">Тікети (їх бачать заявники, вони ж надходять поштою) приймають, як і раніше, лише JPG, PNG, GIF, WebP і PDF.</w:t>
       </w:r>
     </w:p>
-    <w:bookmarkEnd w:id="62"/>
-    <w:bookmarkStart w:id="63" w:name="хто-що-може"/>
+    <w:bookmarkEnd w:id="64"/>
+    <w:bookmarkStart w:id="65" w:name="хто-що-може"/>
     <w:p>
       <w:pPr>
         <w:pStyle w:val="Heading3"/>
@@ -12104,8 +12677,8 @@
         <w:t xml:space="preserve">для картинок з пошти.</w:t>
       </w:r>
     </w:p>
-    <w:bookmarkEnd w:id="63"/>
-    <w:bookmarkStart w:id="64" w:name="що-приймається"/>
+    <w:bookmarkEnd w:id="65"/>
+    <w:bookmarkStart w:id="66" w:name="що-приймається"/>
     <w:p>
       <w:pPr>
         <w:pStyle w:val="Heading3"/>
@@ -12342,8 +12915,8 @@
         <w:t xml:space="preserve">), керувальні символи й символи зміни напрямку тексту; довгі назви скорочуються до 150 символів.</w:t>
       </w:r>
     </w:p>
-    <w:bookmarkEnd w:id="64"/>
-    <w:bookmarkStart w:id="65" w:name="Xe239cf769137c6241f760e1dae104bdbe0eef7e"/>
+    <w:bookmarkEnd w:id="66"/>
+    <w:bookmarkStart w:id="67" w:name="Xe239cf769137c6241f760e1dae104bdbe0eef7e"/>
     <w:p>
       <w:pPr>
         <w:pStyle w:val="Heading3"/>
@@ -12538,8 +13111,8 @@
         <w:t xml:space="preserve">.</w:t>
       </w:r>
     </w:p>
-    <w:bookmarkEnd w:id="65"/>
-    <w:bookmarkStart w:id="66" w:name="де-зберігаються-файли-та-резервні-копії"/>
+    <w:bookmarkEnd w:id="67"/>
+    <w:bookmarkStart w:id="68" w:name="де-зберігаються-файли-та-резервні-копії"/>
     <w:p>
       <w:pPr>
         <w:pStyle w:val="Heading3"/>
@@ -12941,8 +13514,8 @@
         <w:t xml:space="preserve">), тож у репозиторій файли не потраплять.</w:t>
       </w:r>
     </w:p>
-    <w:bookmarkEnd w:id="66"/>
-    <w:bookmarkStart w:id="67" w:name="мініатюри-зображень"/>
+    <w:bookmarkEnd w:id="68"/>
+    <w:bookmarkStart w:id="69" w:name="мініатюри-зображень"/>
     <w:p>
       <w:pPr>
         <w:pStyle w:val="Heading3"/>
@@ -13242,8 +13815,8 @@
         <w:t xml:space="preserve">(її можна й не копіювати — відтвориться сама).</w:t>
       </w:r>
     </w:p>
-    <w:bookmarkEnd w:id="67"/>
-    <w:bookmarkStart w:id="68" w:name="видалення"/>
+    <w:bookmarkEnd w:id="69"/>
+    <w:bookmarkStart w:id="70" w:name="видалення"/>
     <w:p>
       <w:pPr>
         <w:pStyle w:val="Heading3"/>
@@ -13326,8 +13899,8 @@
         <w:t xml:space="preserve">Якщо видалити користувача, його вкладення лишаються, а автор буде показаний як «користувача видалено».</w:t>
       </w:r>
     </w:p>
-    <w:bookmarkEnd w:id="68"/>
-    <w:bookmarkStart w:id="69" w:name="журнал-аудиту"/>
+    <w:bookmarkEnd w:id="70"/>
+    <w:bookmarkStart w:id="71" w:name="журнал-аудиту"/>
     <w:p>
       <w:pPr>
         <w:pStyle w:val="Heading3"/>
@@ -13404,8 +13977,8 @@
         <w:t xml:space="preserve">з причиною).</w:t>
       </w:r>
     </w:p>
-    <w:bookmarkEnd w:id="69"/>
-    <w:bookmarkStart w:id="70" w:name="діагностика-1"/>
+    <w:bookmarkEnd w:id="71"/>
+    <w:bookmarkStart w:id="72" w:name="діагностика-1"/>
     <w:p>
       <w:pPr>
         <w:pStyle w:val="Heading3"/>
@@ -13942,9 +14515,9 @@
         </w:pict>
       </w:r>
     </w:p>
-    <w:bookmarkEnd w:id="70"/>
-    <w:bookmarkEnd w:id="71"/>
-    <w:bookmarkStart w:id="83" w:name="вікі-меню-вікі"/>
+    <w:bookmarkEnd w:id="72"/>
+    <w:bookmarkEnd w:id="73"/>
+    <w:bookmarkStart w:id="85" w:name="вікі-меню-вікі"/>
     <w:p>
       <w:pPr>
         <w:pStyle w:val="Heading2"/>
@@ -13990,7 +14563,7 @@
         <w:t xml:space="preserve">бачать усі, хто увійшов.</w:t>
       </w:r>
     </w:p>
-    <w:bookmarkStart w:id="72" w:name="де-зберігається-текст-сторінок"/>
+    <w:bookmarkStart w:id="74" w:name="де-зберігається-текст-сторінок"/>
     <w:p>
       <w:pPr>
         <w:pStyle w:val="Heading3"/>
@@ -14213,8 +14786,8 @@
         <w:t xml:space="preserve">Пошук по вікі читає файли сторінок, видимих користувачеві; для бази знань на сотні сторінок це швидко, для тисяч — повільніше, ніж пошук у БД.</w:t>
       </w:r>
     </w:p>
-    <w:bookmarkEnd w:id="72"/>
-    <w:bookmarkStart w:id="73" w:name="хто-що-може-1"/>
+    <w:bookmarkEnd w:id="74"/>
+    <w:bookmarkStart w:id="75" w:name="хто-що-може-1"/>
     <w:p>
       <w:pPr>
         <w:pStyle w:val="Heading3"/>
@@ -14460,8 +15033,8 @@
         <w:t xml:space="preserve">(зокрема гайда адміністратора).</w:t>
       </w:r>
     </w:p>
-    <w:bookmarkEnd w:id="73"/>
-    <w:bookmarkStart w:id="74" w:name="створення-й-редагування"/>
+    <w:bookmarkEnd w:id="75"/>
+    <w:bookmarkStart w:id="76" w:name="створення-й-редагування"/>
     <w:p>
       <w:pPr>
         <w:pStyle w:val="Heading3"/>
@@ -14836,8 +15409,8 @@
         <w:t xml:space="preserve">Обмеження: назва до 200 символів, текст — до 300 000 символів.</w:t>
       </w:r>
     </w:p>
-    <w:bookmarkEnd w:id="74"/>
-    <w:bookmarkStart w:id="75" w:name="розмітка-markdown"/>
+    <w:bookmarkEnd w:id="76"/>
+    <w:bookmarkStart w:id="77" w:name="розмітка-markdown"/>
     <w:p>
       <w:pPr>
         <w:pStyle w:val="Heading3"/>
@@ -15497,8 +16070,8 @@
         <w:t xml:space="preserve">та подібні не стають посиланнями.</w:t>
       </w:r>
     </w:p>
-    <w:bookmarkEnd w:id="75"/>
-    <w:bookmarkStart w:id="76" w:name="ієрархія-сторінок"/>
+    <w:bookmarkEnd w:id="77"/>
+    <w:bookmarkStart w:id="78" w:name="ієрархія-сторінок"/>
     <w:p>
       <w:pPr>
         <w:pStyle w:val="Heading3"/>
@@ -15668,8 +16241,8 @@
         <w:t xml:space="preserve">Сторінки з імпорту документації лежать на верхньому рівні; їх можна перемістити.</w:t>
       </w:r>
     </w:p>
-    <w:bookmarkEnd w:id="76"/>
-    <w:bookmarkStart w:id="77" w:name="зображення-й-вкладення"/>
+    <w:bookmarkEnd w:id="78"/>
+    <w:bookmarkStart w:id="79" w:name="зображення-й-вкладення"/>
     <w:p>
       <w:pPr>
         <w:pStyle w:val="Heading3"/>
@@ -16050,8 +16623,8 @@
         <w:t xml:space="preserve">- Видалення сторінки видаляє і її файли.</w:t>
       </w:r>
     </w:p>
-    <w:bookmarkEnd w:id="77"/>
-    <w:bookmarkStart w:id="78" w:name="версії-та-одночасне-редагування"/>
+    <w:bookmarkEnd w:id="79"/>
+    <w:bookmarkStart w:id="80" w:name="версії-та-одночасне-редагування"/>
     <w:p>
       <w:pPr>
         <w:pStyle w:val="Heading3"/>
@@ -16244,8 +16817,8 @@
         <w:t xml:space="preserve">— це незворотно (з підтвердженням). Файли, що були на сторінці, в історії старих версій показуватись не будуть.</w:t>
       </w:r>
     </w:p>
-    <w:bookmarkEnd w:id="78"/>
-    <w:bookmarkStart w:id="79" w:name="пошук"/>
+    <w:bookmarkEnd w:id="80"/>
+    <w:bookmarkStart w:id="81" w:name="пошук"/>
     <w:p>
       <w:pPr>
         <w:pStyle w:val="Heading3"/>
@@ -16292,8 +16865,8 @@
         <w:t xml:space="preserve">шукаються буквально). Збіги в назві — вгорі; під кожним результатом — фрагмент тексту з виділенням. Шукаються лише сторінки, видимі вам.</w:t>
       </w:r>
     </w:p>
-    <w:bookmarkEnd w:id="79"/>
-    <w:bookmarkStart w:id="80" w:name="гайди-користувача-й-адміністратора"/>
+    <w:bookmarkEnd w:id="81"/>
+    <w:bookmarkStart w:id="82" w:name="гайди-користувача-й-адміністратора"/>
     <w:p>
       <w:pPr>
         <w:pStyle w:val="Heading3"/>
@@ -16614,8 +17187,8 @@
         <w:t xml:space="preserve">.</w:t>
       </w:r>
     </w:p>
-    <w:bookmarkEnd w:id="80"/>
-    <w:bookmarkStart w:id="81" w:name="журнал-аудиту-1"/>
+    <w:bookmarkEnd w:id="82"/>
+    <w:bookmarkStart w:id="83" w:name="журнал-аудиту-1"/>
     <w:p>
       <w:pPr>
         <w:pStyle w:val="Heading3"/>
@@ -16710,8 +17283,8 @@
         <w:t xml:space="preserve">з іменем файлу; у записах про створення й видалення — батьківська сторінка чи кількість видалених файлів).</w:t>
       </w:r>
     </w:p>
-    <w:bookmarkEnd w:id="81"/>
-    <w:bookmarkStart w:id="82" w:name="діагностика-2"/>
+    <w:bookmarkEnd w:id="83"/>
+    <w:bookmarkStart w:id="84" w:name="діагностика-2"/>
     <w:p>
       <w:pPr>
         <w:pStyle w:val="Heading3"/>
@@ -17285,9 +17858,9 @@
         </w:pict>
       </w:r>
     </w:p>
-    <w:bookmarkEnd w:id="82"/>
-    <w:bookmarkEnd w:id="83"/>
-    <w:bookmarkStart w:id="84" w:name="X3e5ed6a3803716ec9e3910f32ae1df57910a11a"/>
+    <w:bookmarkEnd w:id="84"/>
+    <w:bookmarkEnd w:id="85"/>
+    <w:bookmarkStart w:id="86" w:name="X3e5ed6a3803716ec9e3910f32ae1df57910a11a"/>
     <w:p>
       <w:pPr>
         <w:pStyle w:val="Heading2"/>
@@ -17362,8 +17935,8 @@
         </w:pict>
       </w:r>
     </w:p>
-    <w:bookmarkEnd w:id="84"/>
-    <w:bookmarkStart w:id="85" w:name="типові-адміністративні-сценарії"/>
+    <w:bookmarkEnd w:id="86"/>
+    <w:bookmarkStart w:id="87" w:name="типові-адміністративні-сценарії"/>
     <w:p>
       <w:pPr>
         <w:pStyle w:val="Heading2"/>
@@ -18098,8 +18671,8 @@
         </w:pict>
       </w:r>
     </w:p>
-    <w:bookmarkEnd w:id="85"/>
-    <w:bookmarkStart w:id="89" w:name="X5252d2ceb1ff2d80edc0009821d24961f7fbcc3"/>
+    <w:bookmarkEnd w:id="87"/>
+    <w:bookmarkStart w:id="91" w:name="X5252d2ceb1ff2d80edc0009821d24961f7fbcc3"/>
     <w:p>
       <w:pPr>
         <w:pStyle w:val="Heading2"/>
@@ -18160,7 +18733,7 @@
         <w:t xml:space="preserve">). Помилки, які застосунок обробляє сам («Доступ обмежено», «Сторінку не знайдено», повідомлення форм), цю сторінку не викликають.</w:t>
       </w:r>
     </w:p>
-    <w:bookmarkStart w:id="86" w:name="що-бачить-адміністратор-і-що-решта"/>
+    <w:bookmarkStart w:id="88" w:name="що-бачить-адміністратор-і-що-решта"/>
     <w:p>
       <w:pPr>
         <w:pStyle w:val="Heading3"/>
@@ -18340,8 +18913,8 @@
         <w:t xml:space="preserve">.</w:t>
       </w:r>
     </w:p>
-    <w:bookmarkEnd w:id="86"/>
-    <w:bookmarkStart w:id="87" w:name="журнал-помилок"/>
+    <w:bookmarkEnd w:id="88"/>
+    <w:bookmarkStart w:id="89" w:name="журнал-помилок"/>
     <w:p>
       <w:pPr>
         <w:pStyle w:val="Heading3"/>
@@ -18562,8 +19135,8 @@
         <w:t xml:space="preserve">).</w:t>
       </w:r>
     </w:p>
-    <w:bookmarkEnd w:id="87"/>
-    <w:bookmarkStart w:id="88" w:name="типові-причини-й-що-робити"/>
+    <w:bookmarkEnd w:id="89"/>
+    <w:bookmarkStart w:id="90" w:name="типові-причини-й-що-робити"/>
     <w:p>
       <w:pPr>
         <w:pStyle w:val="Heading3"/>
@@ -19209,9 +19782,9 @@
         </w:pict>
       </w:r>
     </w:p>
-    <w:bookmarkEnd w:id="88"/>
-    <w:bookmarkEnd w:id="89"/>
-    <w:bookmarkStart w:id="96" w:name="rest-api-адмін-панель-налаштування-api"/>
+    <w:bookmarkEnd w:id="90"/>
+    <w:bookmarkEnd w:id="91"/>
+    <w:bookmarkStart w:id="98" w:name="rest-api-адмін-панель-налаштування-api"/>
     <w:p>
       <w:pPr>
         <w:pStyle w:val="Heading2"/>
@@ -19262,7 +19835,7 @@
         <w:t xml:space="preserve">.</w:t>
       </w:r>
     </w:p>
-    <w:bookmarkStart w:id="90" w:name="основні-принципи"/>
+    <w:bookmarkStart w:id="92" w:name="основні-принципи"/>
     <w:p>
       <w:pPr>
         <w:pStyle w:val="Heading3"/>
@@ -19455,8 +20028,8 @@
         <w:t xml:space="preserve">(Адмін-панель → Налаштування → Журнал аудиту): на дії стоїть позначка «Через: api», а автором є власник токена.</w:t>
       </w:r>
     </w:p>
-    <w:bookmarkEnd w:id="90"/>
-    <w:bookmarkStart w:id="91" w:name="увімкнення-й-налаштування"/>
+    <w:bookmarkEnd w:id="92"/>
+    <w:bookmarkStart w:id="93" w:name="увімкнення-й-налаштування"/>
     <w:p>
       <w:pPr>
         <w:pStyle w:val="Heading3"/>
@@ -19627,8 +20200,8 @@
         <w:t xml:space="preserve">).</w:t>
       </w:r>
     </w:p>
-    <w:bookmarkEnd w:id="91"/>
-    <w:bookmarkStart w:id="92" w:name="хто-й-як-створює-токени"/>
+    <w:bookmarkEnd w:id="93"/>
+    <w:bookmarkStart w:id="94" w:name="хто-й-як-створює-токени"/>
     <w:p>
       <w:pPr>
         <w:pStyle w:val="Heading3"/>
@@ -19731,8 +20304,8 @@
         <w:t xml:space="preserve">Не видавайте інтеграції власний токен адміністратора. Створіть окремого користувача («Моніторинг Zabbix», «Бот месенджера») із мінімально потрібною роллю — для створення тікетів достатньо «Заявник» — і видайте токен йому, із терміном дії й правом лише того рівня, який потрібен. У тікетах і журналі аудиту видно, що дію виконала саме інтеграція.</w:t>
       </w:r>
     </w:p>
-    <w:bookmarkEnd w:id="92"/>
-    <w:bookmarkStart w:id="93" w:name="таблиця-всіх-токенів"/>
+    <w:bookmarkEnd w:id="94"/>
+    <w:bookmarkStart w:id="95" w:name="таблиця-всіх-токенів"/>
     <w:p>
       <w:pPr>
         <w:pStyle w:val="Heading3"/>
@@ -19931,8 +20504,8 @@
         <w:t xml:space="preserve">(з підтвердженням) вимикає токен назавжди, і програма, що ним користується, одразу починає отримувати 401. Колонка «Востаннє» допомагає знайти токени, якими ніхто не користується, — їх варто відкликати.</w:t>
       </w:r>
     </w:p>
-    <w:bookmarkEnd w:id="93"/>
-    <w:bookmarkStart w:id="94" w:name="налаштування-веб-сервера"/>
+    <w:bookmarkEnd w:id="95"/>
+    <w:bookmarkStart w:id="96" w:name="налаштування-веб-сервера"/>
     <w:p>
       <w:pPr>
         <w:pStyle w:val="Heading3"/>
@@ -20103,8 +20676,8 @@
         <w:t xml:space="preserve">.</w:t>
       </w:r>
     </w:p>
-    <w:bookmarkEnd w:id="94"/>
-    <w:bookmarkStart w:id="95" w:name="діагностика-3"/>
+    <w:bookmarkEnd w:id="96"/>
+    <w:bookmarkStart w:id="97" w:name="діагностика-3"/>
     <w:p>
       <w:pPr>
         <w:pStyle w:val="Heading3"/>
@@ -20542,9 +21115,9 @@
         </w:pict>
       </w:r>
     </w:p>
-    <w:bookmarkEnd w:id="95"/>
-    <w:bookmarkEnd w:id="96"/>
-    <w:bookmarkStart w:id="103" w:name="X4e8d9a481e0c7a8974994922224a7e01adc5a1a"/>
+    <w:bookmarkEnd w:id="97"/>
+    <w:bookmarkEnd w:id="98"/>
+    <w:bookmarkStart w:id="105" w:name="X4e8d9a481e0c7a8974994922224a7e01adc5a1a"/>
     <w:p>
       <w:pPr>
         <w:pStyle w:val="Heading2"/>
@@ -20595,7 +21168,7 @@
         <w:t xml:space="preserve">, розділ 4.</w:t>
       </w:r>
     </w:p>
-    <w:bookmarkStart w:id="97" w:name="створення-вебхука"/>
+    <w:bookmarkStart w:id="99" w:name="створення-вебхука"/>
     <w:p>
       <w:pPr>
         <w:pStyle w:val="Heading3"/>
@@ -20870,8 +21443,8 @@
         <w:t xml:space="preserve">. Перенаправлення (3xx) система не виконує.</w:t>
       </w:r>
     </w:p>
-    <w:bookmarkEnd w:id="97"/>
-    <w:bookmarkStart w:id="98" w:name="перевірка"/>
+    <w:bookmarkEnd w:id="99"/>
+    <w:bookmarkStart w:id="100" w:name="перевірка"/>
     <w:p>
       <w:pPr>
         <w:pStyle w:val="Heading3"/>
@@ -20919,8 +21492,8 @@
         <w:t xml:space="preserve">одразу, навіть на вимкнений вебхук (щоб перевірити до вмикання), і показує результат: «Тест успішний: одержувач відповів 200» або причину збою. Тестова подія підписана справжнім секретом, тож одержувач може перевірити й підпис.</w:t>
       </w:r>
     </w:p>
-    <w:bookmarkEnd w:id="98"/>
-    <w:bookmarkStart w:id="99" w:name="як-відбувається-доставка"/>
+    <w:bookmarkEnd w:id="100"/>
+    <w:bookmarkStart w:id="101" w:name="як-відбувається-доставка"/>
     <w:p>
       <w:pPr>
         <w:pStyle w:val="Heading3"/>
@@ -21199,8 +21772,8 @@
         <w:t xml:space="preserve">доставки старші за 30 днів видаляються; ті, що понад 3 доби стоять у черзі до вимкненого вебхука, позначаються як невдалі.</w:t>
       </w:r>
     </w:p>
-    <w:bookmarkEnd w:id="99"/>
-    <w:bookmarkStart w:id="100" w:name="журнал-доставок"/>
+    <w:bookmarkEnd w:id="101"/>
+    <w:bookmarkStart w:id="102" w:name="журнал-доставок"/>
     <w:p>
       <w:pPr>
         <w:pStyle w:val="Heading3"/>
@@ -21233,8 +21806,8 @@
         <w:t xml:space="preserve">відправляє невдалу чи очікувану доставку знову одразу й показує результат.</w:t>
       </w:r>
     </w:p>
-    <w:bookmarkEnd w:id="100"/>
-    <w:bookmarkStart w:id="101" w:name="безпека"/>
+    <w:bookmarkEnd w:id="102"/>
+    <w:bookmarkStart w:id="103" w:name="безпека"/>
     <w:p>
       <w:pPr>
         <w:pStyle w:val="Heading3"/>
@@ -21311,8 +21884,8 @@
         <w:t xml:space="preserve">Створення, зміна, вмикання/вимикання, заміна секрету, видалення й автовимкнення вебхуків записуються в журнал аудиту (тип «webhook_endpoint»).</w:t>
       </w:r>
     </w:p>
-    <w:bookmarkEnd w:id="101"/>
-    <w:bookmarkStart w:id="102" w:name="діагностика-4"/>
+    <w:bookmarkEnd w:id="103"/>
+    <w:bookmarkStart w:id="104" w:name="діагностика-4"/>
     <w:p>
       <w:pPr>
         <w:pStyle w:val="Heading3"/>
@@ -21793,9 +22366,9 @@
         </w:pict>
       </w:r>
     </w:p>
-    <w:bookmarkEnd w:id="102"/>
-    <w:bookmarkEnd w:id="103"/>
-    <w:bookmarkStart w:id="113" w:name="бібліотека-документів-меню-документи"/>
+    <w:bookmarkEnd w:id="104"/>
+    <w:bookmarkEnd w:id="105"/>
+    <w:bookmarkStart w:id="115" w:name="бібліотека-документів-меню-документи"/>
     <w:p>
       <w:pPr>
         <w:pStyle w:val="Heading2"/>
@@ -21812,7 +22385,7 @@
         <w:t xml:space="preserve">Спільне сховище файлів, не прив’язаних до тікета чи задачі: регламенти, інструкції, форми, шаблони. Читають усі, хто увійшов (з урахуванням видимості документа); керують адміністратор і керівник ІТ.</w:t>
       </w:r>
     </w:p>
-    <w:bookmarkStart w:id="104" w:name="хто-що-може-2"/>
+    <w:bookmarkStart w:id="106" w:name="хто-що-може-2"/>
     <w:p>
       <w:pPr>
         <w:pStyle w:val="Heading3"/>
@@ -22036,8 +22609,8 @@
         <w:t xml:space="preserve">— ті самі три рівні, що у вікі («Усі, хто увійшов», «Персонал (без заявників)», «Лише адміністратор»). Документ, недоступний користувачеві, не показується ні в списках, ні в пошуку, ні в лічильниках розділів, а за прямою адресою відповідає «не знайдено».</w:t>
       </w:r>
     </w:p>
-    <w:bookmarkEnd w:id="104"/>
-    <w:bookmarkStart w:id="105" w:name="Xba25517d5ef7506ac6c7cd2265f2b945060bb63"/>
+    <w:bookmarkEnd w:id="106"/>
+    <w:bookmarkStart w:id="107" w:name="Xba25517d5ef7506ac6c7cd2265f2b945060bb63"/>
     <w:p>
       <w:pPr>
         <w:pStyle w:val="Heading3"/>
@@ -22191,8 +22764,8 @@
         <w:t xml:space="preserve">фільтрує список. У журналі аудиту видимість документа фіксується при створенні та зміні.</w:t>
       </w:r>
     </w:p>
-    <w:bookmarkEnd w:id="105"/>
-    <w:bookmarkStart w:id="106" w:name="перегляд-word-і-excel-у-браузері-pdf"/>
+    <w:bookmarkEnd w:id="107"/>
+    <w:bookmarkStart w:id="108" w:name="перегляд-word-і-excel-у-браузері-pdf"/>
     <w:p>
       <w:pPr>
         <w:pStyle w:val="Heading3"/>
@@ -22811,8 +23384,8 @@
         <w:t xml:space="preserve">Якщо конвертація не вдалася (файл пошкоджений, завеликий), відкривається коротке повідомлення; завантаження оригіналу працює завжди.</w:t>
       </w:r>
     </w:p>
-    <w:bookmarkEnd w:id="106"/>
-    <w:bookmarkStart w:id="107" w:name="як-це-влаштовано"/>
+    <w:bookmarkEnd w:id="108"/>
+    <w:bookmarkStart w:id="109" w:name="як-це-влаштовано"/>
     <w:p>
       <w:pPr>
         <w:pStyle w:val="Heading3"/>
@@ -22900,8 +23473,8 @@
         <w:t xml:space="preserve">— за назвою й описом, у межах обраного розділу; список розбито на сторінки по 30.</w:t>
       </w:r>
     </w:p>
-    <w:bookmarkEnd w:id="107"/>
-    <w:bookmarkStart w:id="108" w:name="що-приймається-1"/>
+    <w:bookmarkEnd w:id="109"/>
+    <w:bookmarkStart w:id="110" w:name="що-приймається-1"/>
     <w:p>
       <w:pPr>
         <w:pStyle w:val="Heading3"/>
@@ -22980,8 +23553,8 @@
         <w:t xml:space="preserve">).</w:t>
       </w:r>
     </w:p>
-    <w:bookmarkEnd w:id="108"/>
-    <w:bookmarkStart w:id="109" w:name="розмір-і-php-налаштування"/>
+    <w:bookmarkEnd w:id="110"/>
+    <w:bookmarkStart w:id="111" w:name="розмір-і-php-налаштування"/>
     <w:p>
       <w:pPr>
         <w:pStyle w:val="Heading3"/>
@@ -23083,8 +23656,8 @@
         <w:t xml:space="preserve">, система повертає на форму з поясненням, а не з порожньою сторінкою (текст полів у такому разі треба ввести заново).</w:t>
       </w:r>
     </w:p>
-    <w:bookmarkEnd w:id="109"/>
-    <w:bookmarkStart w:id="110" w:name="де-зберігаються-файли-й-резервні-копії"/>
+    <w:bookmarkEnd w:id="111"/>
+    <w:bookmarkStart w:id="112" w:name="де-зберігаються-файли-й-резервні-копії"/>
     <w:p>
       <w:pPr>
         <w:pStyle w:val="Heading3"/>
@@ -23156,8 +23729,8 @@
         <w:t xml:space="preserve">, міграція 024); поки їх немає, сторінка «Документи» показує пояснення «не підготовлено», а решта системи працює.</w:t>
       </w:r>
     </w:p>
-    <w:bookmarkEnd w:id="110"/>
-    <w:bookmarkStart w:id="111" w:name="журнал-аудиту-2"/>
+    <w:bookmarkEnd w:id="112"/>
+    <w:bookmarkStart w:id="113" w:name="журнал-аудиту-2"/>
     <w:p>
       <w:pPr>
         <w:pStyle w:val="Heading3"/>
@@ -23174,8 +23747,8 @@
         <w:t xml:space="preserve">Тип «Документ бібліотеки»: створення, зміна, додавання й видалення версій, видалення документа (з назвою документа й розділом).</w:t>
       </w:r>
     </w:p>
-    <w:bookmarkEnd w:id="111"/>
-    <w:bookmarkStart w:id="112" w:name="діагностика-5"/>
+    <w:bookmarkEnd w:id="113"/>
+    <w:bookmarkStart w:id="114" w:name="діагностика-5"/>
     <w:p>
       <w:pPr>
         <w:pStyle w:val="Heading3"/>
@@ -23630,9 +24203,9 @@
         </w:pict>
       </w:r>
     </w:p>
-    <w:bookmarkEnd w:id="112"/>
-    <w:bookmarkEnd w:id="113"/>
-    <w:bookmarkStart w:id="121" w:name="форум-меню-форум"/>
+    <w:bookmarkEnd w:id="114"/>
+    <w:bookmarkEnd w:id="115"/>
+    <w:bookmarkStart w:id="123" w:name="форум-меню-форум"/>
     <w:p>
       <w:pPr>
         <w:pStyle w:val="Heading2"/>
@@ -23649,7 +24222,7 @@
         <w:t xml:space="preserve">Обговорення між співробітниками: розділи → теми → повідомлення (Markdown, без картинок і HTML). Читають і пишуть усі, хто бачить розділ; модерують адміністратор і керівник ІТ.</w:t>
       </w:r>
     </w:p>
-    <w:bookmarkStart w:id="114" w:name="хто-що-може-3"/>
+    <w:bookmarkStart w:id="116" w:name="хто-що-може-3"/>
     <w:p>
       <w:pPr>
         <w:pStyle w:val="Heading3"/>
@@ -23819,8 +24392,8 @@
         </w:tc>
       </w:tr>
     </w:tbl>
-    <w:bookmarkEnd w:id="114"/>
-    <w:bookmarkStart w:id="115" w:name="розділи"/>
+    <w:bookmarkEnd w:id="116"/>
+    <w:bookmarkStart w:id="117" w:name="розділи"/>
     <w:p>
       <w:pPr>
         <w:pStyle w:val="Heading3"/>
@@ -23927,8 +24500,8 @@
         <w:t xml:space="preserve">: прихований розділ не потрапляє ні в списки, ні в пошук, ні в лічильники, а за прямою адресою відповідає «не знайдено». Видалення розділу видаляє всі його теми й повідомлення (з підтвердженням) — незворотно.</w:t>
       </w:r>
     </w:p>
-    <w:bookmarkEnd w:id="115"/>
-    <w:bookmarkStart w:id="116" w:name="теми-й-повідомлення"/>
+    <w:bookmarkEnd w:id="117"/>
+    <w:bookmarkStart w:id="118" w:name="теми-й-повідомлення"/>
     <w:p>
       <w:pPr>
         <w:pStyle w:val="Heading3"/>
@@ -24021,8 +24594,8 @@
         <w:t xml:space="preserve">— за заголовками й текстом, лише в доступних користувачеві розділах.</w:t>
       </w:r>
     </w:p>
-    <w:bookmarkEnd w:id="116"/>
-    <w:bookmarkStart w:id="117" w:name="захист-від-засмічення"/>
+    <w:bookmarkEnd w:id="118"/>
+    <w:bookmarkStart w:id="119" w:name="захист-від-засмічення"/>
     <w:p>
       <w:pPr>
         <w:pStyle w:val="Heading3"/>
@@ -24083,8 +24656,8 @@
         <w:t xml:space="preserve">, розділ 22). Ліміт рахується за користувачем, а не за IP. Модератори підпадають під нього так само.</w:t>
       </w:r>
     </w:p>
-    <w:bookmarkEnd w:id="117"/>
-    <w:bookmarkStart w:id="118" w:name="email-сповіщення"/>
+    <w:bookmarkEnd w:id="119"/>
+    <w:bookmarkStart w:id="120" w:name="email-сповіщення"/>
     <w:p>
       <w:pPr>
         <w:pStyle w:val="Heading3"/>
@@ -24101,8 +24674,8 @@
         <w:t xml:space="preserve">Окрема галочка «Сповіщення про форум» на сторінці «Пошта → тікети» (розділ 10, блок «Email-сповіщення про активність»): лист про нову відповідь отримують автор теми й ті, хто в ній писав, а про нову тему — підписники розділу. Вимкнено за замовчуванням і заблоковано, поки не налаштовано SMTP.</w:t>
       </w:r>
     </w:p>
-    <w:bookmarkEnd w:id="118"/>
-    <w:bookmarkStart w:id="119" w:name="журнал-аудиту-3"/>
+    <w:bookmarkEnd w:id="120"/>
+    <w:bookmarkStart w:id="121" w:name="журнал-аудиту-3"/>
     <w:p>
       <w:pPr>
         <w:pStyle w:val="Heading3"/>
@@ -24119,8 +24692,8 @@
         <w:t xml:space="preserve">Типи «Тема форуму» і «Розділ форуму»: створення, зміни, закріплення, закриття, перенесення (з назвами розділів «З розділу»/«До розділу»), видалення тем і повідомлень, невдалі сповіщення.</w:t>
       </w:r>
     </w:p>
-    <w:bookmarkEnd w:id="119"/>
-    <w:bookmarkStart w:id="120" w:name="діагностика-6"/>
+    <w:bookmarkEnd w:id="121"/>
+    <w:bookmarkStart w:id="122" w:name="діагностика-6"/>
     <w:p>
       <w:pPr>
         <w:pStyle w:val="Heading3"/>
@@ -24475,9 +25048,9 @@
         </w:pict>
       </w:r>
     </w:p>
-    <w:bookmarkEnd w:id="120"/>
-    <w:bookmarkEnd w:id="121"/>
-    <w:bookmarkStart w:id="127" w:name="обмеження-частоти-запитів-rate-limiting"/>
+    <w:bookmarkEnd w:id="122"/>
+    <w:bookmarkEnd w:id="123"/>
+    <w:bookmarkStart w:id="129" w:name="обмеження-частоти-запитів-rate-limiting"/>
     <w:p>
       <w:pPr>
         <w:pStyle w:val="Heading2"/>
@@ -24548,7 +25121,7 @@
         <w:t xml:space="preserve">.</w:t>
       </w:r>
     </w:p>
-    <w:bookmarkStart w:id="122" w:name="що-обмежується"/>
+    <w:bookmarkStart w:id="124" w:name="що-обмежується"/>
     <w:p>
       <w:pPr>
         <w:pStyle w:val="Heading3"/>
@@ -24902,8 +25475,8 @@
         <w:t xml:space="preserve">правила дії. Це «фіксоване вікно»: після закінчення вікна лічильник скидається. Для IPv6 враховується підмережа /64 (одна «домашня» мережа — одне джерело).</w:t>
       </w:r>
     </w:p>
-    <w:bookmarkEnd w:id="122"/>
-    <w:bookmarkStart w:id="123" w:name="що-бачить-користувач"/>
+    <w:bookmarkEnd w:id="124"/>
+    <w:bookmarkStart w:id="125" w:name="що-бачить-користувач"/>
     <w:p>
       <w:pPr>
         <w:pStyle w:val="Heading3"/>
@@ -24947,8 +25520,8 @@
         <w:t xml:space="preserve">ця сторінка показується навіть для правильного посилання — до кінця вікна). Форум показує помилку у формі, а введений текст не втрачається.</w:t>
       </w:r>
     </w:p>
-    <w:bookmarkEnd w:id="123"/>
-    <w:bookmarkStart w:id="124" w:name="налаштування-в-.env"/>
+    <w:bookmarkEnd w:id="125"/>
+    <w:bookmarkStart w:id="126" w:name="налаштування-в-.env"/>
     <w:p>
       <w:pPr>
         <w:pStyle w:val="Heading3"/>
@@ -25200,8 +25773,8 @@
         <w:t xml:space="preserve">).</w:t>
       </w:r>
     </w:p>
-    <w:bookmarkEnd w:id="124"/>
-    <w:bookmarkStart w:id="125" w:name="збій-лічильника"/>
+    <w:bookmarkEnd w:id="126"/>
+    <w:bookmarkStart w:id="127" w:name="збій-лічильника"/>
     <w:p>
       <w:pPr>
         <w:pStyle w:val="Heading3"/>
@@ -25273,8 +25846,8 @@
         <w:t xml:space="preserve">, міграція 023).</w:t>
       </w:r>
     </w:p>
-    <w:bookmarkEnd w:id="125"/>
-    <w:bookmarkStart w:id="126" w:name="діагностика-7"/>
+    <w:bookmarkEnd w:id="127"/>
+    <w:bookmarkStart w:id="128" w:name="діагностика-7"/>
     <w:p>
       <w:pPr>
         <w:pStyle w:val="Heading3"/>
@@ -25563,9 +26136,9 @@
         </w:pict>
       </w:r>
     </w:p>
-    <w:bookmarkEnd w:id="126"/>
-    <w:bookmarkEnd w:id="127"/>
-    <w:bookmarkStart w:id="136" w:name="X859f047d3505a4eefc6135ede04b1f1a15af0ff"/>
+    <w:bookmarkEnd w:id="128"/>
+    <w:bookmarkEnd w:id="129"/>
+    <w:bookmarkStart w:id="138" w:name="X859f047d3505a4eefc6135ede04b1f1a15af0ff"/>
     <w:p>
       <w:pPr>
         <w:pStyle w:val="Heading2"/>
@@ -25598,7 +26171,7 @@
         <w:t xml:space="preserve">— за своїм обліковим записом Windows (Kerberos/SPNEGO, «інтегрована автентифікація»). Вхід формою з email і паролем лишається завжди: SSO — додаткова кнопка, а не заміна.</w:t>
       </w:r>
     </w:p>
-    <w:bookmarkStart w:id="128" w:name="як-це-влаштовано-1"/>
+    <w:bookmarkStart w:id="130" w:name="як-це-влаштовано-1"/>
     <w:p>
       <w:pPr>
         <w:pStyle w:val="Heading3"/>
@@ -25846,8 +26419,8 @@
         <w:t xml:space="preserve">.</w:t>
       </w:r>
     </w:p>
-    <w:bookmarkEnd w:id="128"/>
-    <w:bookmarkStart w:id="129" w:name="вимоги"/>
+    <w:bookmarkEnd w:id="130"/>
+    <w:bookmarkStart w:id="131" w:name="вимоги"/>
     <w:p>
       <w:pPr>
         <w:pStyle w:val="Heading3"/>
@@ -25979,8 +26552,8 @@
         <w:t xml:space="preserve">і keytab-файл.</w:t>
       </w:r>
     </w:p>
-    <w:bookmarkEnd w:id="129"/>
-    <w:bookmarkStart w:id="130" w:name="X35d31196181d4ce29e9dad33b3c9d4656f6aa07"/>
+    <w:bookmarkEnd w:id="131"/>
+    <w:bookmarkStart w:id="132" w:name="X35d31196181d4ce29e9dad33b3c9d4656f6aa07"/>
     <w:p>
       <w:pPr>
         <w:pStyle w:val="Heading3"/>
@@ -26103,8 +26676,8 @@
         <w:t xml:space="preserve">.</w:t>
       </w:r>
     </w:p>
-    <w:bookmarkEnd w:id="130"/>
-    <w:bookmarkStart w:id="131" w:name="крок-2.-apache"/>
+    <w:bookmarkEnd w:id="132"/>
+    <w:bookmarkStart w:id="133" w:name="крок-2.-apache"/>
     <w:p>
       <w:pPr>
         <w:pStyle w:val="Heading3"/>
@@ -26270,8 +26843,8 @@
         <w:t xml:space="preserve">.</w:t>
       </w:r>
     </w:p>
-    <w:bookmarkEnd w:id="131"/>
-    <w:bookmarkStart w:id="132" w:name="крок-3.-застосунок"/>
+    <w:bookmarkEnd w:id="133"/>
+    <w:bookmarkStart w:id="134" w:name="крок-3.-застосунок"/>
     <w:p>
       <w:pPr>
         <w:pStyle w:val="Heading3"/>
@@ -26389,8 +26962,8 @@
         <w:t xml:space="preserve">діє одразу (перезапуск PHP-FPM зазвичай не потрібен).</w:t>
       </w:r>
     </w:p>
-    <w:bookmarkEnd w:id="132"/>
-    <w:bookmarkStart w:id="133" w:name="крок-4.-браузери"/>
+    <w:bookmarkEnd w:id="134"/>
+    <w:bookmarkStart w:id="135" w:name="крок-4.-браузери"/>
     <w:p>
       <w:pPr>
         <w:pStyle w:val="Heading3"/>
@@ -26506,8 +27079,8 @@
         <w:t xml:space="preserve">(теж можна політикою).</w:t>
       </w:r>
     </w:p>
-    <w:bookmarkEnd w:id="133"/>
-    <w:bookmarkStart w:id="134" w:name="діагностика-8"/>
+    <w:bookmarkEnd w:id="135"/>
+    <w:bookmarkStart w:id="136" w:name="діагностика-8"/>
     <w:p>
       <w:pPr>
         <w:pStyle w:val="Heading3"/>
@@ -26880,8 +27453,8 @@
         </w:tc>
       </w:tr>
     </w:tbl>
-    <w:bookmarkEnd w:id="134"/>
-    <w:bookmarkStart w:id="135" w:name="безпека-1"/>
+    <w:bookmarkEnd w:id="136"/>
+    <w:bookmarkStart w:id="137" w:name="безпека-1"/>
     <w:p>
       <w:pPr>
         <w:pStyle w:val="Heading3"/>
@@ -27034,9 +27607,9 @@
         </w:pict>
       </w:r>
     </w:p>
-    <w:bookmarkEnd w:id="135"/>
-    <w:bookmarkEnd w:id="136"/>
-    <w:bookmarkStart w:id="143" w:name="роль-адміністратор-підрозділу"/>
+    <w:bookmarkEnd w:id="137"/>
+    <w:bookmarkEnd w:id="138"/>
+    <w:bookmarkStart w:id="145" w:name="роль-адміністратор-підрозділу"/>
     <w:p>
       <w:pPr>
         <w:pStyle w:val="Heading2"/>
@@ -27081,7 +27654,7 @@
         <w:t xml:space="preserve">.</w:t>
       </w:r>
     </w:p>
-    <w:bookmarkStart w:id="137" w:name="що-таке-свій-підрозділ"/>
+    <w:bookmarkStart w:id="139" w:name="що-таке-свій-підрозділ"/>
     <w:p>
       <w:pPr>
         <w:pStyle w:val="Heading3"/>
@@ -27311,8 +27884,8 @@
         <w:t xml:space="preserve">, один OU з такою назвою) не вважається вкладеною в «Kyiv».</w:t>
       </w:r>
     </w:p>
-    <w:bookmarkEnd w:id="137"/>
-    <w:bookmarkStart w:id="138" w:name="X7393d07096a0a36ea35625d8e0d303dbf85b0ba"/>
+    <w:bookmarkEnd w:id="139"/>
+    <w:bookmarkStart w:id="140" w:name="X7393d07096a0a36ea35625d8e0d303dbf85b0ba"/>
     <w:p>
       <w:pPr>
         <w:pStyle w:val="Heading3"/>
@@ -27382,7 +27955,7 @@
         <w:t xml:space="preserve">/unit/manage</w:t>
       </w:r>
       <w:r>
-        <w:t xml:space="preserve">) — Проєкти; Задачі, Канбан, Гант, Облік часу; Тікети, Черги тікетів, CSAT.</w:t>
+        <w:t xml:space="preserve">) — Проєкти; Задачі, Канбан, Гант, Облік часу; Тікети, Черги тікетів, Звіт по тікетах, CSAT.</w:t>
       </w:r>
     </w:p>
     <w:p>
@@ -27506,8 +28079,8 @@
         <w:t xml:space="preserve">(автор, відповідальний, учасники, виконавці й автори задач, ті, хто вів облік часу). Якщо проєкт створено не вами і в ньому є хоч одна людина з іншого підрозділу, замість кнопки показано пояснення — такий проєкт видаляє лише адміністратор системи. Видалення потрапляє в журнал аудиту.</w:t>
       </w:r>
     </w:p>
-    <w:bookmarkEnd w:id="138"/>
-    <w:bookmarkStart w:id="139" w:name="що-бачить-і-може"/>
+    <w:bookmarkEnd w:id="140"/>
+    <w:bookmarkStart w:id="141" w:name="що-бачить-і-може"/>
     <w:p>
       <w:pPr>
         <w:pStyle w:val="Heading3"/>
@@ -27766,6 +28339,57 @@
               <w:jc w:val="left"/>
             </w:pPr>
             <w:r>
+              <w:t xml:space="preserve">Звіт по тікетах</w:t>
+            </w:r>
+          </w:p>
+        </w:tc>
+        <w:tc>
+          <w:tcPr/>
+          <w:p>
+            <w:pPr>
+              <w:pStyle w:val="Compact"/>
+              <w:jc w:val="left"/>
+            </w:pPr>
+            <w:r>
+              <w:t xml:space="preserve">Картка</w:t>
+            </w:r>
+            <w:r>
+              <w:t xml:space="preserve"> </w:t>
+            </w:r>
+            <w:r>
+              <w:rPr>
+                <w:bCs/>
+                <w:b/>
+              </w:rPr>
+              <w:t xml:space="preserve">«Керування → Звіт по тікетах»</w:t>
+            </w:r>
+            <w:r>
+              <w:t xml:space="preserve"> </w:t>
+            </w:r>
+            <w:r>
+              <w:t xml:space="preserve">(</w:t>
+            </w:r>
+            <w:r>
+              <w:rPr>
+                <w:rStyle w:val="VerbatimChar"/>
+              </w:rPr>
+              <w:t xml:space="preserve">/unit/tickets-report</w:t>
+            </w:r>
+            <w:r>
+              <w:t xml:space="preserve">): те саме, що й в адміністратора системи (див. розділ 10а), але лише за тікетами підрозділу; експорт PDF/XLSX/CSV містить тільки їх</w:t>
+            </w:r>
+          </w:p>
+        </w:tc>
+      </w:tr>
+      <w:tr>
+        <w:tc>
+          <w:tcPr/>
+          <w:p>
+            <w:pPr>
+              <w:pStyle w:val="Compact"/>
+              <w:jc w:val="left"/>
+            </w:pPr>
+            <w:r>
               <w:t xml:space="preserve">CSAT</w:t>
             </w:r>
           </w:p>
@@ -27989,8 +28613,8 @@
         </w:tc>
       </w:tr>
     </w:tbl>
-    <w:bookmarkEnd w:id="139"/>
-    <w:bookmarkStart w:id="140" w:name="керування-користувачами-підрозділу-межі"/>
+    <w:bookmarkEnd w:id="141"/>
+    <w:bookmarkStart w:id="142" w:name="керування-користувачами-підрозділу-межі"/>
     <w:p>
       <w:pPr>
         <w:pStyle w:val="Heading3"/>
@@ -28240,8 +28864,8 @@
         <w:t xml:space="preserve">.</w:t>
       </w:r>
     </w:p>
-    <w:bookmarkEnd w:id="140"/>
-    <w:bookmarkStart w:id="141" w:name="як-призначити-роль"/>
+    <w:bookmarkEnd w:id="142"/>
+    <w:bookmarkStart w:id="143" w:name="як-призначити-роль"/>
     <w:p>
       <w:pPr>
         <w:pStyle w:val="Heading3"/>
@@ -28333,8 +28957,8 @@
         <w:t xml:space="preserve">) із роллю «Адміністратор Підрозділу». Роль виставляється синхронізацією; межі підрозділу беруться з OU самого користувача.</w:t>
       </w:r>
     </w:p>
-    <w:bookmarkEnd w:id="141"/>
-    <w:bookmarkStart w:id="142" w:name="відомі-обмеження"/>
+    <w:bookmarkEnd w:id="143"/>
+    <w:bookmarkStart w:id="144" w:name="відомі-обмеження"/>
     <w:p>
       <w:pPr>
         <w:pStyle w:val="Heading3"/>
@@ -28422,9 +29046,9 @@
         </w:pict>
       </w:r>
     </w:p>
-    <w:bookmarkEnd w:id="142"/>
-    <w:bookmarkEnd w:id="143"/>
-    <w:bookmarkStart w:id="144" w:name="X476eabd95593f1face329201dc8285c1cf57860"/>
+    <w:bookmarkEnd w:id="144"/>
+    <w:bookmarkEnd w:id="145"/>
+    <w:bookmarkStart w:id="146" w:name="X476eabd95593f1face329201dc8285c1cf57860"/>
     <w:p>
       <w:pPr>
         <w:pStyle w:val="Heading2"/>
@@ -29861,8 +30485,8 @@
         </w:pict>
       </w:r>
     </w:p>
-    <w:bookmarkEnd w:id="144"/>
-    <w:bookmarkStart w:id="145" w:name="часовий-пояс"/>
+    <w:bookmarkEnd w:id="146"/>
+    <w:bookmarkStart w:id="147" w:name="часовий-пояс"/>
     <w:p>
       <w:pPr>
         <w:pStyle w:val="Heading2"/>
@@ -30166,8 +30790,8 @@
         </w:pict>
       </w:r>
     </w:p>
-    <w:bookmarkEnd w:id="145"/>
-    <w:bookmarkStart w:id="146" w:name="глобальний-пошук"/>
+    <w:bookmarkEnd w:id="147"/>
+    <w:bookmarkStart w:id="148" w:name="глобальний-пошук"/>
     <w:p>
       <w:pPr>
         <w:pStyle w:val="Heading2"/>
@@ -30346,8 +30970,8 @@
         </w:pict>
       </w:r>
     </w:p>
-    <w:bookmarkEnd w:id="146"/>
-    <w:bookmarkStart w:id="147" w:name="підзадачі-та-чек-листи"/>
+    <w:bookmarkEnd w:id="148"/>
+    <w:bookmarkStart w:id="149" w:name="підзадачі-та-чек-листи"/>
     <w:p>
       <w:pPr>
         <w:pStyle w:val="Heading2"/>
@@ -30640,8 +31264,8 @@
         </w:pict>
       </w:r>
     </w:p>
-    <w:bookmarkEnd w:id="147"/>
-    <w:bookmarkStart w:id="148" w:name="шаблони-проєктів-і-задач"/>
+    <w:bookmarkEnd w:id="149"/>
+    <w:bookmarkStart w:id="150" w:name="шаблони-проєктів-і-задач"/>
     <w:p>
       <w:pPr>
         <w:pStyle w:val="Heading2"/>
@@ -30873,8 +31497,8 @@
         </w:pict>
       </w:r>
     </w:p>
-    <w:bookmarkEnd w:id="148"/>
-    <w:bookmarkStart w:id="149" w:name="активні-сесії-та-журнал-входів"/>
+    <w:bookmarkEnd w:id="150"/>
+    <w:bookmarkStart w:id="151" w:name="активні-сесії-та-журнал-входів"/>
     <w:p>
       <w:pPr>
         <w:pStyle w:val="Heading2"/>
@@ -31283,8 +31907,8 @@
         </w:pict>
       </w:r>
     </w:p>
-    <w:bookmarkEnd w:id="149"/>
-    <w:bookmarkStart w:id="150" w:name="міграції-бд-і-структура-update.sh"/>
+    <w:bookmarkEnd w:id="151"/>
+    <w:bookmarkStart w:id="152" w:name="міграції-бд-і-структура-update.sh"/>
     <w:p>
       <w:pPr>
         <w:pStyle w:val="Heading2"/>
@@ -32203,8 +32827,8 @@
         <w:t xml:space="preserve">зупиниться з відповідним повідомленням.</w:t>
       </w:r>
     </w:p>
-    <w:bookmarkEnd w:id="150"/>
-    <w:bookmarkEnd w:id="151"/>
+    <w:bookmarkEnd w:id="152"/>
+    <w:bookmarkEnd w:id="153"/>
     <w:sectPr/>
   </w:body>
 </w:document>

--- a/docs/ITSM_Admin_Guide.docx
+++ b/docs/ITSM_Admin_Guide.docx
@@ -2,7 +2,7 @@
 <file path=word/document.xml><?xml version="1.0" encoding="utf-8"?>
 <w:document xmlns:w="http://schemas.openxmlformats.org/wordprocessingml/2006/main" xmlns:m="http://schemas.openxmlformats.org/officeDocument/2006/math" xmlns:r="http://schemas.openxmlformats.org/officeDocument/2006/relationships" xmlns:o="urn:schemas-microsoft-com:office:office" xmlns:v="urn:schemas-microsoft-com:vml" xmlns:w10="urn:schemas-microsoft-com:office:word" xmlns:a="http://schemas.openxmlformats.org/drawingml/2006/main" xmlns:pic="http://schemas.openxmlformats.org/drawingml/2006/picture" xmlns:wp="http://schemas.openxmlformats.org/drawingml/2006/wordprocessingDrawing">
   <w:body>
-    <w:bookmarkStart w:id="153" w:name="гайд-адміністратора-itsm-system"/>
+    <w:bookmarkStart w:id="156" w:name="гайд-адміністратора-itsm-system"/>
     <w:p>
       <w:pPr>
         <w:pStyle w:val="Heading1"/>
@@ -683,6 +683,56 @@
               <w:jc w:val="left"/>
             </w:pPr>
             <w:r>
+              <w:t xml:space="preserve">Автоматичні правила черги</w:t>
+            </w:r>
+          </w:p>
+        </w:tc>
+        <w:tc>
+          <w:tcPr/>
+          <w:p>
+            <w:pPr>
+              <w:pStyle w:val="Compact"/>
+              <w:jc w:val="left"/>
+            </w:pPr>
+            <w:r>
+              <w:t xml:space="preserve">Дії при створенні тікета за ключовими словами: перенести в чергу, призначити оператора, сповістити</w:t>
+            </w:r>
+          </w:p>
+        </w:tc>
+        <w:tc>
+          <w:tcPr/>
+          <w:p>
+            <w:pPr>
+              <w:pStyle w:val="Compact"/>
+              <w:jc w:val="left"/>
+            </w:pPr>
+            <w:r>
+              <w:t xml:space="preserve">10в</w:t>
+            </w:r>
+          </w:p>
+        </w:tc>
+      </w:tr>
+      <w:tr>
+        <w:tc>
+          <w:tcPr/>
+          <w:p>
+            <w:pPr>
+              <w:pStyle w:val="Compact"/>
+              <w:jc w:val="left"/>
+            </w:pPr>
+            <w:r>
+              <w:t xml:space="preserve">Тікети</w:t>
+            </w:r>
+          </w:p>
+        </w:tc>
+        <w:tc>
+          <w:tcPr/>
+          <w:p>
+            <w:pPr>
+              <w:pStyle w:val="Compact"/>
+              <w:jc w:val="left"/>
+            </w:pPr>
+            <w:r>
               <w:t xml:space="preserve">Звіт по тікетах</w:t>
             </w:r>
           </w:p>
@@ -5735,7 +5785,7 @@
       </w:r>
     </w:p>
     <w:bookmarkEnd w:id="45"/>
-    <w:bookmarkStart w:id="54" w:name="робота-з-тікетами-базова-версія"/>
+    <w:bookmarkStart w:id="55" w:name="робота-з-тікетами-базова-версія"/>
     <w:p>
       <w:pPr>
         <w:pStyle w:val="Heading2"/>
@@ -8743,12 +8793,264 @@
       </w:r>
     </w:p>
     <w:bookmarkEnd w:id="51"/>
-    <w:bookmarkStart w:id="52" w:name="б.-облік-часу-по-тікетах"/>
+    <w:bookmarkStart w:id="52" w:name="в.-автоматичні-правила-черги-тікетів"/>
     <w:p>
       <w:pPr>
         <w:pStyle w:val="Heading3"/>
       </w:pPr>
       <w:r>
+        <w:t xml:space="preserve">10в. Автоматичні правила черги тікетів</w:t>
+      </w:r>
+    </w:p>
+    <w:p>
+      <w:pPr>
+        <w:pStyle w:val="FirstParagraph"/>
+      </w:pPr>
+      <w:r>
+        <w:rPr>
+          <w:bCs/>
+          <w:b/>
+        </w:rPr>
+        <w:t xml:space="preserve">Адмін-панель → Керування → Автоматичні правила черги</w:t>
+      </w:r>
+      <w:r>
+        <w:t xml:space="preserve"> </w:t>
+      </w:r>
+      <w:r>
+        <w:t xml:space="preserve">(</w:t>
+      </w:r>
+      <w:r>
+        <w:rPr>
+          <w:rStyle w:val="VerbatimChar"/>
+        </w:rPr>
+        <w:t xml:space="preserve">/admin/ticket-rules</w:t>
+      </w:r>
+      <w:r>
+        <w:t xml:space="preserve">). Правило спрацьовує при</w:t>
+      </w:r>
+      <w:r>
+        <w:t xml:space="preserve"> </w:t>
+      </w:r>
+      <w:r>
+        <w:rPr>
+          <w:bCs/>
+          <w:b/>
+        </w:rPr>
+        <w:t xml:space="preserve">створенні</w:t>
+      </w:r>
+      <w:r>
+        <w:t xml:space="preserve"> </w:t>
+      </w:r>
+      <w:r>
+        <w:t xml:space="preserve">тікета будь-яким шляхом (форма, портал самообслуговування, пошта, API), якщо в темі та/або описі є хоча б одне з ключових слів (без урахування регістру; частина слова теж збігається). Правила перевіряються за порядком (поле «Порядок»: менше число — раніше),</w:t>
+      </w:r>
+      <w:r>
+        <w:t xml:space="preserve"> </w:t>
+      </w:r>
+      <w:r>
+        <w:rPr>
+          <w:bCs/>
+          <w:b/>
+        </w:rPr>
+        <w:t xml:space="preserve">перше правило, що збіглося, виконується</w:t>
+      </w:r>
+      <w:r>
+        <w:t xml:space="preserve">, далі перевірка зупиняється.</w:t>
+      </w:r>
+    </w:p>
+    <w:p>
+      <w:pPr>
+        <w:pStyle w:val="BodyText"/>
+      </w:pPr>
+      <w:r>
+        <w:rPr>
+          <w:bCs/>
+          <w:b/>
+        </w:rPr>
+        <w:t xml:space="preserve">Хто що бачить.</w:t>
+      </w:r>
+      <w:r>
+        <w:t xml:space="preserve"> </w:t>
+      </w:r>
+      <w:r>
+        <w:t xml:space="preserve">Створювати, змінювати, вмикати/вимикати та видаляти правила може</w:t>
+      </w:r>
+      <w:r>
+        <w:t xml:space="preserve"> </w:t>
+      </w:r>
+      <w:r>
+        <w:rPr>
+          <w:bCs/>
+          <w:b/>
+        </w:rPr>
+        <w:t xml:space="preserve">лише адміністратор системи</w:t>
+      </w:r>
+      <w:r>
+        <w:t xml:space="preserve">. Адміністратор підрозділу, менеджер ІТ та оператори мають лише перегляд (кнопка «Правила черги» на сторінці «Тікети»,</w:t>
+      </w:r>
+      <w:r>
+        <w:t xml:space="preserve"> </w:t>
+      </w:r>
+      <w:r>
+        <w:rPr>
+          <w:rStyle w:val="VerbatimChar"/>
+        </w:rPr>
+        <w:t xml:space="preserve">/ticket-rules</w:t>
+      </w:r>
+      <w:r>
+        <w:t xml:space="preserve">; адміністратор підрозділу — ще й</w:t>
+      </w:r>
+      <w:r>
+        <w:t xml:space="preserve"> </w:t>
+      </w:r>
+      <w:r>
+        <w:rPr>
+          <w:rStyle w:val="VerbatimChar"/>
+        </w:rPr>
+        <w:t xml:space="preserve">/unit/ticket-rules</w:t>
+      </w:r>
+      <w:r>
+        <w:t xml:space="preserve">): видно правила, де їх призначено оператором. Адміністратор підрозділу додатково бачить правила своїх працівників і власні раніше створені. Редагування правила, створеного раніше адміністратором підрозділу, зберігає його прив’язку до підрозділу.</w:t>
+      </w:r>
+    </w:p>
+    <w:p>
+      <w:pPr>
+        <w:pStyle w:val="BodyText"/>
+      </w:pPr>
+      <w:r>
+        <w:rPr>
+          <w:bCs/>
+          <w:b/>
+        </w:rPr>
+        <w:t xml:space="preserve">Тікети з пошти.</w:t>
+      </w:r>
+      <w:r>
+        <w:t xml:space="preserve"> </w:t>
+      </w:r>
+      <w:r>
+        <w:t xml:space="preserve">Результат видно в журналі пошти (Налаштування → Пошта → тікети): у примітці до створеного тікета пишеться «правило «…»: чергу змінено…», «жодне правило не збіглося за ключовими словами» або «правило збіглося, але діє лише на заявників підрозділу». Правило адміністратора підрозділу не діє на листи від адрес без облікового запису в системі та від користувачів поза його підрозділом. Невидимі символи й нерозривні пробіли в листах при зіставленні ігноруються.</w:t>
+      </w:r>
+    </w:p>
+    <w:p>
+      <w:pPr>
+        <w:pStyle w:val="BodyText"/>
+      </w:pPr>
+      <w:r>
+        <w:t xml:space="preserve">Умови: ключові слова (через кому чи з нового рядка), де шукати (тема / опис / обидва) і, необов’язково, черга, у яку потрапив тікет. Дії (потрібна хоча б одна):</w:t>
+      </w:r>
+      <w:r>
+        <w:t xml:space="preserve"> </w:t>
+      </w:r>
+      <w:r>
+        <w:t xml:space="preserve">-</w:t>
+      </w:r>
+      <w:r>
+        <w:t xml:space="preserve"> </w:t>
+      </w:r>
+      <w:r>
+        <w:rPr>
+          <w:bCs/>
+          <w:b/>
+        </w:rPr>
+        <w:t xml:space="preserve">перенести в чергу</w:t>
+      </w:r>
+      <w:r>
+        <w:t xml:space="preserve"> </w:t>
+      </w:r>
+      <w:r>
+        <w:t xml:space="preserve">— якщо оператора не задано, призначається оператор за замовчуванням нової черги (розділ 11);</w:t>
+      </w:r>
+      <w:r>
+        <w:t xml:space="preserve"> </w:t>
+      </w:r>
+      <w:r>
+        <w:t xml:space="preserve">-</w:t>
+      </w:r>
+      <w:r>
+        <w:t xml:space="preserve"> </w:t>
+      </w:r>
+      <w:r>
+        <w:rPr>
+          <w:bCs/>
+          <w:b/>
+        </w:rPr>
+        <w:t xml:space="preserve">призначити оператора</w:t>
+      </w:r>
+      <w:r>
+        <w:t xml:space="preserve">;</w:t>
+      </w:r>
+      <w:r>
+        <w:t xml:space="preserve"> </w:t>
+      </w:r>
+      <w:r>
+        <w:t xml:space="preserve">-</w:t>
+      </w:r>
+      <w:r>
+        <w:t xml:space="preserve"> </w:t>
+      </w:r>
+      <w:r>
+        <w:rPr>
+          <w:bCs/>
+          <w:b/>
+        </w:rPr>
+        <w:t xml:space="preserve">сповістити листом</w:t>
+      </w:r>
+      <w:r>
+        <w:t xml:space="preserve"> </w:t>
+      </w:r>
+      <w:r>
+        <w:t xml:space="preserve">на задані адреси та/або призначеному оператору (потрібна налаштована пошта; без неї правило виконується, але листи не йдуть).</w:t>
+      </w:r>
+    </w:p>
+    <w:p>
+      <w:pPr>
+        <w:pStyle w:val="BodyText"/>
+      </w:pPr>
+      <w:r>
+        <w:t xml:space="preserve">Таблиця показує для кожного правила умову, дії, кількість спрацювань і час останнього; правило можна змінити, вимкнути чи видалити. Спрацювання записується в журнал аудиту тікета (</w:t>
+      </w:r>
+      <w:r>
+        <w:rPr>
+          <w:rStyle w:val="VerbatimChar"/>
+        </w:rPr>
+        <w:t xml:space="preserve">rule_applied</w:t>
+      </w:r>
+      <w:r>
+        <w:t xml:space="preserve">), керування правилами — в журнал аудиту («Правило черги тікетів»). Правила не застосовуються до вже створених тікетів. Адміністратор системи бачить і змінює всі правила (глобальні та підрозділів).</w:t>
+      </w:r>
+      <w:r>
+        <w:t xml:space="preserve"> </w:t>
+      </w:r>
+      <w:r>
+        <w:rPr>
+          <w:bCs/>
+          <w:b/>
+        </w:rPr>
+        <w:t xml:space="preserve">Адміністратор підрозділу</w:t>
+      </w:r>
+      <w:r>
+        <w:t xml:space="preserve"> </w:t>
+      </w:r>
+      <w:r>
+        <w:t xml:space="preserve">керує лише своїми: вони діють тільки на тікети заявників його підрозділу (анонімні звернення з порталу підрозділу не належать), а оператором може бути лише працівник підрозділу. Таблицю створює міграція 046 (</w:t>
+      </w:r>
+      <w:r>
+        <w:rPr>
+          <w:rStyle w:val="VerbatimChar"/>
+        </w:rPr>
+        <w:t xml:space="preserve">sudo bash update.sh</w:t>
+      </w:r>
+      <w:r>
+        <w:t xml:space="preserve">).</w:t>
+      </w:r>
+    </w:p>
+    <w:bookmarkEnd w:id="52"/>
+    <w:bookmarkStart w:id="53" w:name="б.-облік-часу-по-тікетах"/>
+    <w:p>
+      <w:pPr>
+        <w:pStyle w:val="Heading3"/>
+      </w:pPr>
+      <w:r>
         <w:t xml:space="preserve">10б. Облік часу по тікетах</w:t>
       </w:r>
     </w:p>
@@ -8948,8 +9250,8 @@
         <w:t xml:space="preserve">: «Облік часу» або «Звіт по тікетах» (останній — для адміністраторів системи й підрозділу; той самий звіт, що в «Керуванні», за обраний тиждень/місяць, у PDF, XLSX чи CSV).</w:t>
       </w:r>
     </w:p>
-    <w:bookmarkEnd w:id="52"/>
-    <w:bookmarkStart w:id="53" w:name="оцінка-якості-обслуговування-csat"/>
+    <w:bookmarkEnd w:id="53"/>
+    <w:bookmarkStart w:id="54" w:name="оцінка-якості-обслуговування-csat"/>
     <w:p>
       <w:pPr>
         <w:pStyle w:val="Heading3"/>
@@ -9154,9 +9456,9 @@
         <w:t xml:space="preserve">: зв’язок «пов’язаний» (симетричний) і «дубль» (спрямований: дубль → оригінал). Керувати зв’язками можуть ті, хто може призначати операторів (адміністратор системи, адміністратор підрозділу, керівник ІТ, оператор підтримки), і лише між тікетами, які вони бачать. Зміни пишуться в журнал аудиту обох тікетів. Зміна статусу оригіналу із галочкою «і для дублів» застосовується до всіх його дублів, видимих користувачу. Детально — посібник користувача, розділ 7.3б. Без міграції блок просто не показується.</w:t>
       </w:r>
     </w:p>
-    <w:bookmarkEnd w:id="53"/>
     <w:bookmarkEnd w:id="54"/>
-    <w:bookmarkStart w:id="58" w:name="Xad5bb3f3af83a0143205fbaa83a57e6d5facee8"/>
+    <w:bookmarkEnd w:id="55"/>
+    <w:bookmarkStart w:id="60" w:name="Xad5bb3f3af83a0143205fbaa83a57e6d5facee8"/>
     <w:p>
       <w:pPr>
         <w:pStyle w:val="Heading2"/>
@@ -9182,7 +9484,7 @@
         <w:t xml:space="preserve">Черги — це категорії, за якими розподіляються звернення (наприклад, «Загальна підтримка», «Мережева підтримка», «Бухгалтерські системи»). При створенні тікета користувач обирає чергу зі списку.</w:t>
       </w:r>
     </w:p>
-    <w:bookmarkStart w:id="55" w:name="створення-нової-черги"/>
+    <w:bookmarkStart w:id="56" w:name="створення-нової-черги"/>
     <w:p>
       <w:pPr>
         <w:pStyle w:val="Heading3"/>
@@ -9261,8 +9563,98 @@
         <w:t xml:space="preserve">Нова черга одразу з’являється у випадаючому списку на сторінці створення тікета — жодних додаткових дій не потрібно.</w:t>
       </w:r>
     </w:p>
-    <w:bookmarkEnd w:id="55"/>
-    <w:bookmarkStart w:id="56" w:name="sla-нормативи-черги"/>
+    <w:bookmarkEnd w:id="56"/>
+    <w:bookmarkStart w:id="57" w:name="зміна-та-видалення-черги"/>
+    <w:p>
+      <w:pPr>
+        <w:pStyle w:val="Heading3"/>
+      </w:pPr>
+      <w:r>
+        <w:t xml:space="preserve">Зміна та видалення черги</w:t>
+      </w:r>
+    </w:p>
+    <w:p>
+      <w:pPr>
+        <w:pStyle w:val="FirstParagraph"/>
+      </w:pPr>
+      <w:r>
+        <w:t xml:space="preserve">Лише</w:t>
+      </w:r>
+      <w:r>
+        <w:t xml:space="preserve"> </w:t>
+      </w:r>
+      <w:r>
+        <w:rPr>
+          <w:bCs/>
+          <w:b/>
+        </w:rPr>
+        <w:t xml:space="preserve">адміністратор системи</w:t>
+      </w:r>
+      <w:r>
+        <w:t xml:space="preserve"> </w:t>
+      </w:r>
+      <w:r>
+        <w:t xml:space="preserve">може змінювати черги. У рядку черги кнопка</w:t>
+      </w:r>
+      <w:r>
+        <w:t xml:space="preserve"> </w:t>
+      </w:r>
+      <w:r>
+        <w:rPr>
+          <w:bCs/>
+          <w:b/>
+        </w:rPr>
+        <w:t xml:space="preserve">«Змінити»</w:t>
+      </w:r>
+      <w:r>
+        <w:t xml:space="preserve"> </w:t>
+      </w:r>
+      <w:r>
+        <w:t xml:space="preserve">відкриває форму з назвою й описом (назва має лишатись унікальною). Зміни пишуться в журнал аудиту (старе → нове значення); тікети, правила й налаштування залишаються прив’язаними до тієї самої черги.</w:t>
+      </w:r>
+    </w:p>
+    <w:p>
+      <w:pPr>
+        <w:pStyle w:val="BodyText"/>
+      </w:pPr>
+      <w:r>
+        <w:t xml:space="preserve">Кнопка</w:t>
+      </w:r>
+      <w:r>
+        <w:t xml:space="preserve"> </w:t>
+      </w:r>
+      <w:r>
+        <w:rPr>
+          <w:bCs/>
+          <w:b/>
+        </w:rPr>
+        <w:t xml:space="preserve">«Видалити»</w:t>
+      </w:r>
+      <w:r>
+        <w:t xml:space="preserve"> </w:t>
+      </w:r>
+      <w:r>
+        <w:t xml:space="preserve">з’являється лише у</w:t>
+      </w:r>
+      <w:r>
+        <w:t xml:space="preserve"> </w:t>
+      </w:r>
+      <w:r>
+        <w:rPr>
+          <w:bCs/>
+          <w:b/>
+        </w:rPr>
+        <w:t xml:space="preserve">порожніх</w:t>
+      </w:r>
+      <w:r>
+        <w:t xml:space="preserve"> </w:t>
+      </w:r>
+      <w:r>
+        <w:t xml:space="preserve">черг (без жодного тікета) і якщо черга не остання. Разом із чергою видаляється її SLA-норматив і правила черги з умовою «лише в цій черзі»; у правилах, що переносять тікети в цю чергу, дія «перенести в чергу» скидається. Чергу з тікетами спершу очистіть (перенесіть тікети в іншу чергу).</w:t>
+      </w:r>
+    </w:p>
+    <w:bookmarkEnd w:id="57"/>
+    <w:bookmarkStart w:id="58" w:name="sla-нормативи-черги"/>
     <w:p>
       <w:pPr>
         <w:pStyle w:val="Heading3"/>
@@ -9384,8 +9776,8 @@
         <w:t xml:space="preserve">Змінені нормативи не «переписують історію»: закриті тікети прострочення не показують за жодних нормативів.</w:t>
       </w:r>
     </w:p>
-    <w:bookmarkEnd w:id="56"/>
-    <w:bookmarkStart w:id="57" w:name="автопризначення-оператора"/>
+    <w:bookmarkEnd w:id="58"/>
+    <w:bookmarkStart w:id="59" w:name="автопризначення-оператора"/>
     <w:p>
       <w:pPr>
         <w:pStyle w:val="Heading3"/>
@@ -9555,9 +9947,9 @@
         </w:pict>
       </w:r>
     </w:p>
-    <w:bookmarkEnd w:id="57"/>
-    <w:bookmarkEnd w:id="58"/>
-    <w:bookmarkStart w:id="63" w:name="X4b87cc7604d91cf485306d13191af064c61aa40"/>
+    <w:bookmarkEnd w:id="59"/>
+    <w:bookmarkEnd w:id="60"/>
+    <w:bookmarkStart w:id="65" w:name="X4b87cc7604d91cf485306d13191af064c61aa40"/>
     <w:p>
       <w:pPr>
         <w:pStyle w:val="Heading2"/>
@@ -9615,7 +10007,7 @@
         <w:t xml:space="preserve">списку користувачів із каталогу. Сторінка доступна лише ролі «Адміністратор системи».</w:t>
       </w:r>
     </w:p>
-    <w:bookmarkStart w:id="59" w:name="як-це-працює"/>
+    <w:bookmarkStart w:id="61" w:name="як-це-працює"/>
     <w:p>
       <w:pPr>
         <w:pStyle w:val="Heading3"/>
@@ -9736,8 +10128,8 @@
         <w:t xml:space="preserve">Змінити пароль AD-користувача в системі не можна — ним керує домен (у профілі й у списку користувачів показано «Керується через AD»).</w:t>
       </w:r>
     </w:p>
-    <w:bookmarkEnd w:id="59"/>
-    <w:bookmarkStart w:id="60" w:name="налаштування-крок-за-кроком"/>
+    <w:bookmarkEnd w:id="61"/>
+    <w:bookmarkStart w:id="62" w:name="налаштування-крок-за-кроком"/>
     <w:p>
       <w:pPr>
         <w:pStyle w:val="Heading3"/>
@@ -11072,8 +11464,8 @@
         <w:t xml:space="preserve">— Адмін-панель → Налаштування → Користувачі: AD-акаунти мають з’явитися в розділі «Active Directory» (згруповані за OU) із правильними ролями. Потім спробуйте увійти одним із них: email із цього запису й доменний пароль.</w:t>
       </w:r>
     </w:p>
-    <w:bookmarkEnd w:id="60"/>
-    <w:bookmarkStart w:id="61" w:name="що-саме-робить-синхронізація"/>
+    <w:bookmarkEnd w:id="62"/>
+    <w:bookmarkStart w:id="63" w:name="що-саме-робить-синхронізація"/>
     <w:p>
       <w:pPr>
         <w:pStyle w:val="Heading3"/>
@@ -11723,8 +12115,8 @@
         <w:t xml:space="preserve">.</w:t>
       </w:r>
     </w:p>
-    <w:bookmarkEnd w:id="61"/>
-    <w:bookmarkStart w:id="62" w:name="діагностика"/>
+    <w:bookmarkEnd w:id="63"/>
+    <w:bookmarkStart w:id="64" w:name="діагностика"/>
     <w:p>
       <w:pPr>
         <w:pStyle w:val="Heading3"/>
@@ -12306,9 +12698,9 @@
         </w:pict>
       </w:r>
     </w:p>
-    <w:bookmarkEnd w:id="62"/>
-    <w:bookmarkEnd w:id="63"/>
-    <w:bookmarkStart w:id="73" w:name="вкладення-файлів-тікети-й-задачі"/>
+    <w:bookmarkEnd w:id="64"/>
+    <w:bookmarkEnd w:id="65"/>
+    <w:bookmarkStart w:id="75" w:name="вкладення-файлів-тікети-й-задачі"/>
     <w:p>
       <w:pPr>
         <w:pStyle w:val="Heading2"/>
@@ -12370,7 +12762,7 @@
         <w:t xml:space="preserve">тікета — у формі для співробітників, на порталі та листом (розділ 10).</w:t>
       </w:r>
     </w:p>
-    <w:bookmarkStart w:id="64" w:name="документи-office-у-задачах"/>
+    <w:bookmarkStart w:id="66" w:name="документи-office-у-задачах"/>
     <w:p>
       <w:pPr>
         <w:pStyle w:val="Heading3"/>
@@ -12508,8 +12900,8 @@
         <w:t xml:space="preserve">Тікети (їх бачать заявники, вони ж надходять поштою) приймають, як і раніше, лише JPG, PNG, GIF, WebP і PDF.</w:t>
       </w:r>
     </w:p>
-    <w:bookmarkEnd w:id="64"/>
-    <w:bookmarkStart w:id="65" w:name="хто-що-може"/>
+    <w:bookmarkEnd w:id="66"/>
+    <w:bookmarkStart w:id="67" w:name="хто-що-може"/>
     <w:p>
       <w:pPr>
         <w:pStyle w:val="Heading3"/>
@@ -12677,8 +13069,8 @@
         <w:t xml:space="preserve">для картинок з пошти.</w:t>
       </w:r>
     </w:p>
-    <w:bookmarkEnd w:id="65"/>
-    <w:bookmarkStart w:id="66" w:name="що-приймається"/>
+    <w:bookmarkEnd w:id="67"/>
+    <w:bookmarkStart w:id="68" w:name="що-приймається"/>
     <w:p>
       <w:pPr>
         <w:pStyle w:val="Heading3"/>
@@ -12915,8 +13307,8 @@
         <w:t xml:space="preserve">), керувальні символи й символи зміни напрямку тексту; довгі назви скорочуються до 150 символів.</w:t>
       </w:r>
     </w:p>
-    <w:bookmarkEnd w:id="66"/>
-    <w:bookmarkStart w:id="67" w:name="Xe239cf769137c6241f760e1dae104bdbe0eef7e"/>
+    <w:bookmarkEnd w:id="68"/>
+    <w:bookmarkStart w:id="69" w:name="Xe239cf769137c6241f760e1dae104bdbe0eef7e"/>
     <w:p>
       <w:pPr>
         <w:pStyle w:val="Heading3"/>
@@ -13111,8 +13503,8 @@
         <w:t xml:space="preserve">.</w:t>
       </w:r>
     </w:p>
-    <w:bookmarkEnd w:id="67"/>
-    <w:bookmarkStart w:id="68" w:name="де-зберігаються-файли-та-резервні-копії"/>
+    <w:bookmarkEnd w:id="69"/>
+    <w:bookmarkStart w:id="70" w:name="де-зберігаються-файли-та-резервні-копії"/>
     <w:p>
       <w:pPr>
         <w:pStyle w:val="Heading3"/>
@@ -13514,8 +13906,8 @@
         <w:t xml:space="preserve">), тож у репозиторій файли не потраплять.</w:t>
       </w:r>
     </w:p>
-    <w:bookmarkEnd w:id="68"/>
-    <w:bookmarkStart w:id="69" w:name="мініатюри-зображень"/>
+    <w:bookmarkEnd w:id="70"/>
+    <w:bookmarkStart w:id="71" w:name="мініатюри-зображень"/>
     <w:p>
       <w:pPr>
         <w:pStyle w:val="Heading3"/>
@@ -13815,8 +14207,8 @@
         <w:t xml:space="preserve">(її можна й не копіювати — відтвориться сама).</w:t>
       </w:r>
     </w:p>
-    <w:bookmarkEnd w:id="69"/>
-    <w:bookmarkStart w:id="70" w:name="видалення"/>
+    <w:bookmarkEnd w:id="71"/>
+    <w:bookmarkStart w:id="72" w:name="видалення"/>
     <w:p>
       <w:pPr>
         <w:pStyle w:val="Heading3"/>
@@ -13899,8 +14291,8 @@
         <w:t xml:space="preserve">Якщо видалити користувача, його вкладення лишаються, а автор буде показаний як «користувача видалено».</w:t>
       </w:r>
     </w:p>
-    <w:bookmarkEnd w:id="70"/>
-    <w:bookmarkStart w:id="71" w:name="журнал-аудиту"/>
+    <w:bookmarkEnd w:id="72"/>
+    <w:bookmarkStart w:id="73" w:name="журнал-аудиту"/>
     <w:p>
       <w:pPr>
         <w:pStyle w:val="Heading3"/>
@@ -13977,8 +14369,8 @@
         <w:t xml:space="preserve">з причиною).</w:t>
       </w:r>
     </w:p>
-    <w:bookmarkEnd w:id="71"/>
-    <w:bookmarkStart w:id="72" w:name="діагностика-1"/>
+    <w:bookmarkEnd w:id="73"/>
+    <w:bookmarkStart w:id="74" w:name="діагностика-1"/>
     <w:p>
       <w:pPr>
         <w:pStyle w:val="Heading3"/>
@@ -14515,9 +14907,9 @@
         </w:pict>
       </w:r>
     </w:p>
-    <w:bookmarkEnd w:id="72"/>
-    <w:bookmarkEnd w:id="73"/>
-    <w:bookmarkStart w:id="85" w:name="вікі-меню-вікі"/>
+    <w:bookmarkEnd w:id="74"/>
+    <w:bookmarkEnd w:id="75"/>
+    <w:bookmarkStart w:id="87" w:name="вікі-меню-вікі"/>
     <w:p>
       <w:pPr>
         <w:pStyle w:val="Heading2"/>
@@ -14563,7 +14955,7 @@
         <w:t xml:space="preserve">бачать усі, хто увійшов.</w:t>
       </w:r>
     </w:p>
-    <w:bookmarkStart w:id="74" w:name="де-зберігається-текст-сторінок"/>
+    <w:bookmarkStart w:id="76" w:name="де-зберігається-текст-сторінок"/>
     <w:p>
       <w:pPr>
         <w:pStyle w:val="Heading3"/>
@@ -14786,8 +15178,8 @@
         <w:t xml:space="preserve">Пошук по вікі читає файли сторінок, видимих користувачеві; для бази знань на сотні сторінок це швидко, для тисяч — повільніше, ніж пошук у БД.</w:t>
       </w:r>
     </w:p>
-    <w:bookmarkEnd w:id="74"/>
-    <w:bookmarkStart w:id="75" w:name="хто-що-може-1"/>
+    <w:bookmarkEnd w:id="76"/>
+    <w:bookmarkStart w:id="77" w:name="хто-що-може-1"/>
     <w:p>
       <w:pPr>
         <w:pStyle w:val="Heading3"/>
@@ -15033,8 +15425,8 @@
         <w:t xml:space="preserve">(зокрема гайда адміністратора).</w:t>
       </w:r>
     </w:p>
-    <w:bookmarkEnd w:id="75"/>
-    <w:bookmarkStart w:id="76" w:name="створення-й-редагування"/>
+    <w:bookmarkEnd w:id="77"/>
+    <w:bookmarkStart w:id="78" w:name="створення-й-редагування"/>
     <w:p>
       <w:pPr>
         <w:pStyle w:val="Heading3"/>
@@ -15409,8 +15801,8 @@
         <w:t xml:space="preserve">Обмеження: назва до 200 символів, текст — до 300 000 символів.</w:t>
       </w:r>
     </w:p>
-    <w:bookmarkEnd w:id="76"/>
-    <w:bookmarkStart w:id="77" w:name="розмітка-markdown"/>
+    <w:bookmarkEnd w:id="78"/>
+    <w:bookmarkStart w:id="79" w:name="розмітка-markdown"/>
     <w:p>
       <w:pPr>
         <w:pStyle w:val="Heading3"/>
@@ -16070,8 +16462,8 @@
         <w:t xml:space="preserve">та подібні не стають посиланнями.</w:t>
       </w:r>
     </w:p>
-    <w:bookmarkEnd w:id="77"/>
-    <w:bookmarkStart w:id="78" w:name="ієрархія-сторінок"/>
+    <w:bookmarkEnd w:id="79"/>
+    <w:bookmarkStart w:id="80" w:name="ієрархія-сторінок"/>
     <w:p>
       <w:pPr>
         <w:pStyle w:val="Heading3"/>
@@ -16241,8 +16633,8 @@
         <w:t xml:space="preserve">Сторінки з імпорту документації лежать на верхньому рівні; їх можна перемістити.</w:t>
       </w:r>
     </w:p>
-    <w:bookmarkEnd w:id="78"/>
-    <w:bookmarkStart w:id="79" w:name="зображення-й-вкладення"/>
+    <w:bookmarkEnd w:id="80"/>
+    <w:bookmarkStart w:id="81" w:name="зображення-й-вкладення"/>
     <w:p>
       <w:pPr>
         <w:pStyle w:val="Heading3"/>
@@ -16623,8 +17015,8 @@
         <w:t xml:space="preserve">- Видалення сторінки видаляє і її файли.</w:t>
       </w:r>
     </w:p>
-    <w:bookmarkEnd w:id="79"/>
-    <w:bookmarkStart w:id="80" w:name="версії-та-одночасне-редагування"/>
+    <w:bookmarkEnd w:id="81"/>
+    <w:bookmarkStart w:id="82" w:name="версії-та-одночасне-редагування"/>
     <w:p>
       <w:pPr>
         <w:pStyle w:val="Heading3"/>
@@ -16817,8 +17209,8 @@
         <w:t xml:space="preserve">— це незворотно (з підтвердженням). Файли, що були на сторінці, в історії старих версій показуватись не будуть.</w:t>
       </w:r>
     </w:p>
-    <w:bookmarkEnd w:id="80"/>
-    <w:bookmarkStart w:id="81" w:name="пошук"/>
+    <w:bookmarkEnd w:id="82"/>
+    <w:bookmarkStart w:id="83" w:name="пошук"/>
     <w:p>
       <w:pPr>
         <w:pStyle w:val="Heading3"/>
@@ -16865,8 +17257,8 @@
         <w:t xml:space="preserve">шукаються буквально). Збіги в назві — вгорі; під кожним результатом — фрагмент тексту з виділенням. Шукаються лише сторінки, видимі вам.</w:t>
       </w:r>
     </w:p>
-    <w:bookmarkEnd w:id="81"/>
-    <w:bookmarkStart w:id="82" w:name="гайди-користувача-й-адміністратора"/>
+    <w:bookmarkEnd w:id="83"/>
+    <w:bookmarkStart w:id="84" w:name="гайди-користувача-й-адміністратора"/>
     <w:p>
       <w:pPr>
         <w:pStyle w:val="Heading3"/>
@@ -17187,8 +17579,8 @@
         <w:t xml:space="preserve">.</w:t>
       </w:r>
     </w:p>
-    <w:bookmarkEnd w:id="82"/>
-    <w:bookmarkStart w:id="83" w:name="журнал-аудиту-1"/>
+    <w:bookmarkEnd w:id="84"/>
+    <w:bookmarkStart w:id="85" w:name="журнал-аудиту-1"/>
     <w:p>
       <w:pPr>
         <w:pStyle w:val="Heading3"/>
@@ -17283,8 +17675,8 @@
         <w:t xml:space="preserve">з іменем файлу; у записах про створення й видалення — батьківська сторінка чи кількість видалених файлів).</w:t>
       </w:r>
     </w:p>
-    <w:bookmarkEnd w:id="83"/>
-    <w:bookmarkStart w:id="84" w:name="діагностика-2"/>
+    <w:bookmarkEnd w:id="85"/>
+    <w:bookmarkStart w:id="86" w:name="діагностика-2"/>
     <w:p>
       <w:pPr>
         <w:pStyle w:val="Heading3"/>
@@ -17858,9 +18250,9 @@
         </w:pict>
       </w:r>
     </w:p>
-    <w:bookmarkEnd w:id="84"/>
-    <w:bookmarkEnd w:id="85"/>
-    <w:bookmarkStart w:id="86" w:name="X3e5ed6a3803716ec9e3910f32ae1df57910a11a"/>
+    <w:bookmarkEnd w:id="86"/>
+    <w:bookmarkEnd w:id="87"/>
+    <w:bookmarkStart w:id="88" w:name="X3e5ed6a3803716ec9e3910f32ae1df57910a11a"/>
     <w:p>
       <w:pPr>
         <w:pStyle w:val="Heading2"/>
@@ -17935,8 +18327,8 @@
         </w:pict>
       </w:r>
     </w:p>
-    <w:bookmarkEnd w:id="86"/>
-    <w:bookmarkStart w:id="87" w:name="типові-адміністративні-сценарії"/>
+    <w:bookmarkEnd w:id="88"/>
+    <w:bookmarkStart w:id="89" w:name="типові-адміністративні-сценарії"/>
     <w:p>
       <w:pPr>
         <w:pStyle w:val="Heading2"/>
@@ -18671,8 +19063,8 @@
         </w:pict>
       </w:r>
     </w:p>
-    <w:bookmarkEnd w:id="87"/>
-    <w:bookmarkStart w:id="91" w:name="X5252d2ceb1ff2d80edc0009821d24961f7fbcc3"/>
+    <w:bookmarkEnd w:id="89"/>
+    <w:bookmarkStart w:id="93" w:name="X5252d2ceb1ff2d80edc0009821d24961f7fbcc3"/>
     <w:p>
       <w:pPr>
         <w:pStyle w:val="Heading2"/>
@@ -18733,7 +19125,7 @@
         <w:t xml:space="preserve">). Помилки, які застосунок обробляє сам («Доступ обмежено», «Сторінку не знайдено», повідомлення форм), цю сторінку не викликають.</w:t>
       </w:r>
     </w:p>
-    <w:bookmarkStart w:id="88" w:name="що-бачить-адміністратор-і-що-решта"/>
+    <w:bookmarkStart w:id="90" w:name="що-бачить-адміністратор-і-що-решта"/>
     <w:p>
       <w:pPr>
         <w:pStyle w:val="Heading3"/>
@@ -18913,8 +19305,8 @@
         <w:t xml:space="preserve">.</w:t>
       </w:r>
     </w:p>
-    <w:bookmarkEnd w:id="88"/>
-    <w:bookmarkStart w:id="89" w:name="журнал-помилок"/>
+    <w:bookmarkEnd w:id="90"/>
+    <w:bookmarkStart w:id="91" w:name="журнал-помилок"/>
     <w:p>
       <w:pPr>
         <w:pStyle w:val="Heading3"/>
@@ -19135,8 +19527,8 @@
         <w:t xml:space="preserve">).</w:t>
       </w:r>
     </w:p>
-    <w:bookmarkEnd w:id="89"/>
-    <w:bookmarkStart w:id="90" w:name="типові-причини-й-що-робити"/>
+    <w:bookmarkEnd w:id="91"/>
+    <w:bookmarkStart w:id="92" w:name="типові-причини-й-що-робити"/>
     <w:p>
       <w:pPr>
         <w:pStyle w:val="Heading3"/>
@@ -19782,9 +20174,9 @@
         </w:pict>
       </w:r>
     </w:p>
-    <w:bookmarkEnd w:id="90"/>
-    <w:bookmarkEnd w:id="91"/>
-    <w:bookmarkStart w:id="98" w:name="rest-api-адмін-панель-налаштування-api"/>
+    <w:bookmarkEnd w:id="92"/>
+    <w:bookmarkEnd w:id="93"/>
+    <w:bookmarkStart w:id="100" w:name="rest-api-адмін-панель-налаштування-api"/>
     <w:p>
       <w:pPr>
         <w:pStyle w:val="Heading2"/>
@@ -19835,7 +20227,7 @@
         <w:t xml:space="preserve">.</w:t>
       </w:r>
     </w:p>
-    <w:bookmarkStart w:id="92" w:name="основні-принципи"/>
+    <w:bookmarkStart w:id="94" w:name="основні-принципи"/>
     <w:p>
       <w:pPr>
         <w:pStyle w:val="Heading3"/>
@@ -20028,8 +20420,8 @@
         <w:t xml:space="preserve">(Адмін-панель → Налаштування → Журнал аудиту): на дії стоїть позначка «Через: api», а автором є власник токена.</w:t>
       </w:r>
     </w:p>
-    <w:bookmarkEnd w:id="92"/>
-    <w:bookmarkStart w:id="93" w:name="увімкнення-й-налаштування"/>
+    <w:bookmarkEnd w:id="94"/>
+    <w:bookmarkStart w:id="95" w:name="увімкнення-й-налаштування"/>
     <w:p>
       <w:pPr>
         <w:pStyle w:val="Heading3"/>
@@ -20200,8 +20592,8 @@
         <w:t xml:space="preserve">).</w:t>
       </w:r>
     </w:p>
-    <w:bookmarkEnd w:id="93"/>
-    <w:bookmarkStart w:id="94" w:name="хто-й-як-створює-токени"/>
+    <w:bookmarkEnd w:id="95"/>
+    <w:bookmarkStart w:id="96" w:name="хто-й-як-створює-токени"/>
     <w:p>
       <w:pPr>
         <w:pStyle w:val="Heading3"/>
@@ -20304,8 +20696,8 @@
         <w:t xml:space="preserve">Не видавайте інтеграції власний токен адміністратора. Створіть окремого користувача («Моніторинг Zabbix», «Бот месенджера») із мінімально потрібною роллю — для створення тікетів достатньо «Заявник» — і видайте токен йому, із терміном дії й правом лише того рівня, який потрібен. У тікетах і журналі аудиту видно, що дію виконала саме інтеграція.</w:t>
       </w:r>
     </w:p>
-    <w:bookmarkEnd w:id="94"/>
-    <w:bookmarkStart w:id="95" w:name="таблиця-всіх-токенів"/>
+    <w:bookmarkEnd w:id="96"/>
+    <w:bookmarkStart w:id="97" w:name="таблиця-всіх-токенів"/>
     <w:p>
       <w:pPr>
         <w:pStyle w:val="Heading3"/>
@@ -20504,8 +20896,8 @@
         <w:t xml:space="preserve">(з підтвердженням) вимикає токен назавжди, і програма, що ним користується, одразу починає отримувати 401. Колонка «Востаннє» допомагає знайти токени, якими ніхто не користується, — їх варто відкликати.</w:t>
       </w:r>
     </w:p>
-    <w:bookmarkEnd w:id="95"/>
-    <w:bookmarkStart w:id="96" w:name="налаштування-веб-сервера"/>
+    <w:bookmarkEnd w:id="97"/>
+    <w:bookmarkStart w:id="98" w:name="налаштування-веб-сервера"/>
     <w:p>
       <w:pPr>
         <w:pStyle w:val="Heading3"/>
@@ -20676,8 +21068,8 @@
         <w:t xml:space="preserve">.</w:t>
       </w:r>
     </w:p>
-    <w:bookmarkEnd w:id="96"/>
-    <w:bookmarkStart w:id="97" w:name="діагностика-3"/>
+    <w:bookmarkEnd w:id="98"/>
+    <w:bookmarkStart w:id="99" w:name="діагностика-3"/>
     <w:p>
       <w:pPr>
         <w:pStyle w:val="Heading3"/>
@@ -21115,9 +21507,9 @@
         </w:pict>
       </w:r>
     </w:p>
-    <w:bookmarkEnd w:id="97"/>
-    <w:bookmarkEnd w:id="98"/>
-    <w:bookmarkStart w:id="105" w:name="X4e8d9a481e0c7a8974994922224a7e01adc5a1a"/>
+    <w:bookmarkEnd w:id="99"/>
+    <w:bookmarkEnd w:id="100"/>
+    <w:bookmarkStart w:id="107" w:name="X4e8d9a481e0c7a8974994922224a7e01adc5a1a"/>
     <w:p>
       <w:pPr>
         <w:pStyle w:val="Heading2"/>
@@ -21168,7 +21560,7 @@
         <w:t xml:space="preserve">, розділ 4.</w:t>
       </w:r>
     </w:p>
-    <w:bookmarkStart w:id="99" w:name="створення-вебхука"/>
+    <w:bookmarkStart w:id="101" w:name="створення-вебхука"/>
     <w:p>
       <w:pPr>
         <w:pStyle w:val="Heading3"/>
@@ -21443,8 +21835,8 @@
         <w:t xml:space="preserve">. Перенаправлення (3xx) система не виконує.</w:t>
       </w:r>
     </w:p>
-    <w:bookmarkEnd w:id="99"/>
-    <w:bookmarkStart w:id="100" w:name="перевірка"/>
+    <w:bookmarkEnd w:id="101"/>
+    <w:bookmarkStart w:id="102" w:name="перевірка"/>
     <w:p>
       <w:pPr>
         <w:pStyle w:val="Heading3"/>
@@ -21492,8 +21884,8 @@
         <w:t xml:space="preserve">одразу, навіть на вимкнений вебхук (щоб перевірити до вмикання), і показує результат: «Тест успішний: одержувач відповів 200» або причину збою. Тестова подія підписана справжнім секретом, тож одержувач може перевірити й підпис.</w:t>
       </w:r>
     </w:p>
-    <w:bookmarkEnd w:id="100"/>
-    <w:bookmarkStart w:id="101" w:name="як-відбувається-доставка"/>
+    <w:bookmarkEnd w:id="102"/>
+    <w:bookmarkStart w:id="103" w:name="як-відбувається-доставка"/>
     <w:p>
       <w:pPr>
         <w:pStyle w:val="Heading3"/>
@@ -21772,8 +22164,8 @@
         <w:t xml:space="preserve">доставки старші за 30 днів видаляються; ті, що понад 3 доби стоять у черзі до вимкненого вебхука, позначаються як невдалі.</w:t>
       </w:r>
     </w:p>
-    <w:bookmarkEnd w:id="101"/>
-    <w:bookmarkStart w:id="102" w:name="журнал-доставок"/>
+    <w:bookmarkEnd w:id="103"/>
+    <w:bookmarkStart w:id="104" w:name="журнал-доставок"/>
     <w:p>
       <w:pPr>
         <w:pStyle w:val="Heading3"/>
@@ -21806,8 +22198,8 @@
         <w:t xml:space="preserve">відправляє невдалу чи очікувану доставку знову одразу й показує результат.</w:t>
       </w:r>
     </w:p>
-    <w:bookmarkEnd w:id="102"/>
-    <w:bookmarkStart w:id="103" w:name="безпека"/>
+    <w:bookmarkEnd w:id="104"/>
+    <w:bookmarkStart w:id="105" w:name="безпека"/>
     <w:p>
       <w:pPr>
         <w:pStyle w:val="Heading3"/>
@@ -21884,8 +22276,8 @@
         <w:t xml:space="preserve">Створення, зміна, вмикання/вимикання, заміна секрету, видалення й автовимкнення вебхуків записуються в журнал аудиту (тип «webhook_endpoint»).</w:t>
       </w:r>
     </w:p>
-    <w:bookmarkEnd w:id="103"/>
-    <w:bookmarkStart w:id="104" w:name="діагностика-4"/>
+    <w:bookmarkEnd w:id="105"/>
+    <w:bookmarkStart w:id="106" w:name="діагностика-4"/>
     <w:p>
       <w:pPr>
         <w:pStyle w:val="Heading3"/>
@@ -22366,9 +22758,9 @@
         </w:pict>
       </w:r>
     </w:p>
-    <w:bookmarkEnd w:id="104"/>
-    <w:bookmarkEnd w:id="105"/>
-    <w:bookmarkStart w:id="115" w:name="бібліотека-документів-меню-документи"/>
+    <w:bookmarkEnd w:id="106"/>
+    <w:bookmarkEnd w:id="107"/>
+    <w:bookmarkStart w:id="117" w:name="бібліотека-документів-меню-документи"/>
     <w:p>
       <w:pPr>
         <w:pStyle w:val="Heading2"/>
@@ -22385,7 +22777,7 @@
         <w:t xml:space="preserve">Спільне сховище файлів, не прив’язаних до тікета чи задачі: регламенти, інструкції, форми, шаблони. Читають усі, хто увійшов (з урахуванням видимості документа); керують адміністратор і керівник ІТ.</w:t>
       </w:r>
     </w:p>
-    <w:bookmarkStart w:id="106" w:name="хто-що-може-2"/>
+    <w:bookmarkStart w:id="108" w:name="хто-що-може-2"/>
     <w:p>
       <w:pPr>
         <w:pStyle w:val="Heading3"/>
@@ -22609,8 +23001,8 @@
         <w:t xml:space="preserve">— ті самі три рівні, що у вікі («Усі, хто увійшов», «Персонал (без заявників)», «Лише адміністратор»). Документ, недоступний користувачеві, не показується ні в списках, ні в пошуку, ні в лічильниках розділів, а за прямою адресою відповідає «не знайдено».</w:t>
       </w:r>
     </w:p>
-    <w:bookmarkEnd w:id="106"/>
-    <w:bookmarkStart w:id="107" w:name="Xba25517d5ef7506ac6c7cd2265f2b945060bb63"/>
+    <w:bookmarkEnd w:id="108"/>
+    <w:bookmarkStart w:id="109" w:name="Xba25517d5ef7506ac6c7cd2265f2b945060bb63"/>
     <w:p>
       <w:pPr>
         <w:pStyle w:val="Heading3"/>
@@ -22764,8 +23156,8 @@
         <w:t xml:space="preserve">фільтрує список. У журналі аудиту видимість документа фіксується при створенні та зміні.</w:t>
       </w:r>
     </w:p>
-    <w:bookmarkEnd w:id="107"/>
-    <w:bookmarkStart w:id="108" w:name="перегляд-word-і-excel-у-браузері-pdf"/>
+    <w:bookmarkEnd w:id="109"/>
+    <w:bookmarkStart w:id="110" w:name="перегляд-word-і-excel-у-браузері-pdf"/>
     <w:p>
       <w:pPr>
         <w:pStyle w:val="Heading3"/>
@@ -23384,8 +23776,8 @@
         <w:t xml:space="preserve">Якщо конвертація не вдалася (файл пошкоджений, завеликий), відкривається коротке повідомлення; завантаження оригіналу працює завжди.</w:t>
       </w:r>
     </w:p>
-    <w:bookmarkEnd w:id="108"/>
-    <w:bookmarkStart w:id="109" w:name="як-це-влаштовано"/>
+    <w:bookmarkEnd w:id="110"/>
+    <w:bookmarkStart w:id="111" w:name="як-це-влаштовано"/>
     <w:p>
       <w:pPr>
         <w:pStyle w:val="Heading3"/>
@@ -23473,8 +23865,8 @@
         <w:t xml:space="preserve">— за назвою й описом, у межах обраного розділу; список розбито на сторінки по 30.</w:t>
       </w:r>
     </w:p>
-    <w:bookmarkEnd w:id="109"/>
-    <w:bookmarkStart w:id="110" w:name="що-приймається-1"/>
+    <w:bookmarkEnd w:id="111"/>
+    <w:bookmarkStart w:id="112" w:name="що-приймається-1"/>
     <w:p>
       <w:pPr>
         <w:pStyle w:val="Heading3"/>
@@ -23553,8 +23945,8 @@
         <w:t xml:space="preserve">).</w:t>
       </w:r>
     </w:p>
-    <w:bookmarkEnd w:id="110"/>
-    <w:bookmarkStart w:id="111" w:name="розмір-і-php-налаштування"/>
+    <w:bookmarkEnd w:id="112"/>
+    <w:bookmarkStart w:id="113" w:name="розмір-і-php-налаштування"/>
     <w:p>
       <w:pPr>
         <w:pStyle w:val="Heading3"/>
@@ -23656,8 +24048,8 @@
         <w:t xml:space="preserve">, система повертає на форму з поясненням, а не з порожньою сторінкою (текст полів у такому разі треба ввести заново).</w:t>
       </w:r>
     </w:p>
-    <w:bookmarkEnd w:id="111"/>
-    <w:bookmarkStart w:id="112" w:name="де-зберігаються-файли-й-резервні-копії"/>
+    <w:bookmarkEnd w:id="113"/>
+    <w:bookmarkStart w:id="114" w:name="де-зберігаються-файли-й-резервні-копії"/>
     <w:p>
       <w:pPr>
         <w:pStyle w:val="Heading3"/>
@@ -23729,8 +24121,8 @@
         <w:t xml:space="preserve">, міграція 024); поки їх немає, сторінка «Документи» показує пояснення «не підготовлено», а решта системи працює.</w:t>
       </w:r>
     </w:p>
-    <w:bookmarkEnd w:id="112"/>
-    <w:bookmarkStart w:id="113" w:name="журнал-аудиту-2"/>
+    <w:bookmarkEnd w:id="114"/>
+    <w:bookmarkStart w:id="115" w:name="журнал-аудиту-2"/>
     <w:p>
       <w:pPr>
         <w:pStyle w:val="Heading3"/>
@@ -23747,8 +24139,8 @@
         <w:t xml:space="preserve">Тип «Документ бібліотеки»: створення, зміна, додавання й видалення версій, видалення документа (з назвою документа й розділом).</w:t>
       </w:r>
     </w:p>
-    <w:bookmarkEnd w:id="113"/>
-    <w:bookmarkStart w:id="114" w:name="діагностика-5"/>
+    <w:bookmarkEnd w:id="115"/>
+    <w:bookmarkStart w:id="116" w:name="діагностика-5"/>
     <w:p>
       <w:pPr>
         <w:pStyle w:val="Heading3"/>
@@ -24203,9 +24595,9 @@
         </w:pict>
       </w:r>
     </w:p>
-    <w:bookmarkEnd w:id="114"/>
-    <w:bookmarkEnd w:id="115"/>
-    <w:bookmarkStart w:id="123" w:name="форум-меню-форум"/>
+    <w:bookmarkEnd w:id="116"/>
+    <w:bookmarkEnd w:id="117"/>
+    <w:bookmarkStart w:id="125" w:name="форум-меню-форум"/>
     <w:p>
       <w:pPr>
         <w:pStyle w:val="Heading2"/>
@@ -24222,7 +24614,7 @@
         <w:t xml:space="preserve">Обговорення між співробітниками: розділи → теми → повідомлення (Markdown, без картинок і HTML). Читають і пишуть усі, хто бачить розділ; модерують адміністратор і керівник ІТ.</w:t>
       </w:r>
     </w:p>
-    <w:bookmarkStart w:id="116" w:name="хто-що-може-3"/>
+    <w:bookmarkStart w:id="118" w:name="хто-що-може-3"/>
     <w:p>
       <w:pPr>
         <w:pStyle w:val="Heading3"/>
@@ -24392,8 +24784,8 @@
         </w:tc>
       </w:tr>
     </w:tbl>
-    <w:bookmarkEnd w:id="116"/>
-    <w:bookmarkStart w:id="117" w:name="розділи"/>
+    <w:bookmarkEnd w:id="118"/>
+    <w:bookmarkStart w:id="119" w:name="розділи"/>
     <w:p>
       <w:pPr>
         <w:pStyle w:val="Heading3"/>
@@ -24500,8 +24892,8 @@
         <w:t xml:space="preserve">: прихований розділ не потрапляє ні в списки, ні в пошук, ні в лічильники, а за прямою адресою відповідає «не знайдено». Видалення розділу видаляє всі його теми й повідомлення (з підтвердженням) — незворотно.</w:t>
       </w:r>
     </w:p>
-    <w:bookmarkEnd w:id="117"/>
-    <w:bookmarkStart w:id="118" w:name="теми-й-повідомлення"/>
+    <w:bookmarkEnd w:id="119"/>
+    <w:bookmarkStart w:id="120" w:name="теми-й-повідомлення"/>
     <w:p>
       <w:pPr>
         <w:pStyle w:val="Heading3"/>
@@ -24594,8 +24986,8 @@
         <w:t xml:space="preserve">— за заголовками й текстом, лише в доступних користувачеві розділах.</w:t>
       </w:r>
     </w:p>
-    <w:bookmarkEnd w:id="118"/>
-    <w:bookmarkStart w:id="119" w:name="захист-від-засмічення"/>
+    <w:bookmarkEnd w:id="120"/>
+    <w:bookmarkStart w:id="121" w:name="захист-від-засмічення"/>
     <w:p>
       <w:pPr>
         <w:pStyle w:val="Heading3"/>
@@ -24656,8 +25048,8 @@
         <w:t xml:space="preserve">, розділ 22). Ліміт рахується за користувачем, а не за IP. Модератори підпадають під нього так само.</w:t>
       </w:r>
     </w:p>
-    <w:bookmarkEnd w:id="119"/>
-    <w:bookmarkStart w:id="120" w:name="email-сповіщення"/>
+    <w:bookmarkEnd w:id="121"/>
+    <w:bookmarkStart w:id="122" w:name="email-сповіщення"/>
     <w:p>
       <w:pPr>
         <w:pStyle w:val="Heading3"/>
@@ -24674,8 +25066,8 @@
         <w:t xml:space="preserve">Окрема галочка «Сповіщення про форум» на сторінці «Пошта → тікети» (розділ 10, блок «Email-сповіщення про активність»): лист про нову відповідь отримують автор теми й ті, хто в ній писав, а про нову тему — підписники розділу. Вимкнено за замовчуванням і заблоковано, поки не налаштовано SMTP.</w:t>
       </w:r>
     </w:p>
-    <w:bookmarkEnd w:id="120"/>
-    <w:bookmarkStart w:id="121" w:name="журнал-аудиту-3"/>
+    <w:bookmarkEnd w:id="122"/>
+    <w:bookmarkStart w:id="123" w:name="журнал-аудиту-3"/>
     <w:p>
       <w:pPr>
         <w:pStyle w:val="Heading3"/>
@@ -24692,8 +25084,8 @@
         <w:t xml:space="preserve">Типи «Тема форуму» і «Розділ форуму»: створення, зміни, закріплення, закриття, перенесення (з назвами розділів «З розділу»/«До розділу»), видалення тем і повідомлень, невдалі сповіщення.</w:t>
       </w:r>
     </w:p>
-    <w:bookmarkEnd w:id="121"/>
-    <w:bookmarkStart w:id="122" w:name="діагностика-6"/>
+    <w:bookmarkEnd w:id="123"/>
+    <w:bookmarkStart w:id="124" w:name="діагностика-6"/>
     <w:p>
       <w:pPr>
         <w:pStyle w:val="Heading3"/>
@@ -25048,9 +25440,9 @@
         </w:pict>
       </w:r>
     </w:p>
-    <w:bookmarkEnd w:id="122"/>
-    <w:bookmarkEnd w:id="123"/>
-    <w:bookmarkStart w:id="129" w:name="обмеження-частоти-запитів-rate-limiting"/>
+    <w:bookmarkEnd w:id="124"/>
+    <w:bookmarkEnd w:id="125"/>
+    <w:bookmarkStart w:id="131" w:name="обмеження-частоти-запитів-rate-limiting"/>
     <w:p>
       <w:pPr>
         <w:pStyle w:val="Heading2"/>
@@ -25121,7 +25513,7 @@
         <w:t xml:space="preserve">.</w:t>
       </w:r>
     </w:p>
-    <w:bookmarkStart w:id="124" w:name="що-обмежується"/>
+    <w:bookmarkStart w:id="126" w:name="що-обмежується"/>
     <w:p>
       <w:pPr>
         <w:pStyle w:val="Heading3"/>
@@ -25475,8 +25867,8 @@
         <w:t xml:space="preserve">правила дії. Це «фіксоване вікно»: після закінчення вікна лічильник скидається. Для IPv6 враховується підмережа /64 (одна «домашня» мережа — одне джерело).</w:t>
       </w:r>
     </w:p>
-    <w:bookmarkEnd w:id="124"/>
-    <w:bookmarkStart w:id="125" w:name="що-бачить-користувач"/>
+    <w:bookmarkEnd w:id="126"/>
+    <w:bookmarkStart w:id="127" w:name="що-бачить-користувач"/>
     <w:p>
       <w:pPr>
         <w:pStyle w:val="Heading3"/>
@@ -25520,8 +25912,8 @@
         <w:t xml:space="preserve">ця сторінка показується навіть для правильного посилання — до кінця вікна). Форум показує помилку у формі, а введений текст не втрачається.</w:t>
       </w:r>
     </w:p>
-    <w:bookmarkEnd w:id="125"/>
-    <w:bookmarkStart w:id="126" w:name="налаштування-в-.env"/>
+    <w:bookmarkEnd w:id="127"/>
+    <w:bookmarkStart w:id="128" w:name="налаштування-в-.env"/>
     <w:p>
       <w:pPr>
         <w:pStyle w:val="Heading3"/>
@@ -25773,8 +26165,8 @@
         <w:t xml:space="preserve">).</w:t>
       </w:r>
     </w:p>
-    <w:bookmarkEnd w:id="126"/>
-    <w:bookmarkStart w:id="127" w:name="збій-лічильника"/>
+    <w:bookmarkEnd w:id="128"/>
+    <w:bookmarkStart w:id="129" w:name="збій-лічильника"/>
     <w:p>
       <w:pPr>
         <w:pStyle w:val="Heading3"/>
@@ -25846,8 +26238,8 @@
         <w:t xml:space="preserve">, міграція 023).</w:t>
       </w:r>
     </w:p>
-    <w:bookmarkEnd w:id="127"/>
-    <w:bookmarkStart w:id="128" w:name="діагностика-7"/>
+    <w:bookmarkEnd w:id="129"/>
+    <w:bookmarkStart w:id="130" w:name="діагностика-7"/>
     <w:p>
       <w:pPr>
         <w:pStyle w:val="Heading3"/>
@@ -26136,9 +26528,9 @@
         </w:pict>
       </w:r>
     </w:p>
-    <w:bookmarkEnd w:id="128"/>
-    <w:bookmarkEnd w:id="129"/>
-    <w:bookmarkStart w:id="138" w:name="X859f047d3505a4eefc6135ede04b1f1a15af0ff"/>
+    <w:bookmarkEnd w:id="130"/>
+    <w:bookmarkEnd w:id="131"/>
+    <w:bookmarkStart w:id="140" w:name="X859f047d3505a4eefc6135ede04b1f1a15af0ff"/>
     <w:p>
       <w:pPr>
         <w:pStyle w:val="Heading2"/>
@@ -26171,7 +26563,7 @@
         <w:t xml:space="preserve">— за своїм обліковим записом Windows (Kerberos/SPNEGO, «інтегрована автентифікація»). Вхід формою з email і паролем лишається завжди: SSO — додаткова кнопка, а не заміна.</w:t>
       </w:r>
     </w:p>
-    <w:bookmarkStart w:id="130" w:name="як-це-влаштовано-1"/>
+    <w:bookmarkStart w:id="132" w:name="як-це-влаштовано-1"/>
     <w:p>
       <w:pPr>
         <w:pStyle w:val="Heading3"/>
@@ -26419,8 +26811,8 @@
         <w:t xml:space="preserve">.</w:t>
       </w:r>
     </w:p>
-    <w:bookmarkEnd w:id="130"/>
-    <w:bookmarkStart w:id="131" w:name="вимоги"/>
+    <w:bookmarkEnd w:id="132"/>
+    <w:bookmarkStart w:id="133" w:name="вимоги"/>
     <w:p>
       <w:pPr>
         <w:pStyle w:val="Heading3"/>
@@ -26552,8 +26944,8 @@
         <w:t xml:space="preserve">і keytab-файл.</w:t>
       </w:r>
     </w:p>
-    <w:bookmarkEnd w:id="131"/>
-    <w:bookmarkStart w:id="132" w:name="X35d31196181d4ce29e9dad33b3c9d4656f6aa07"/>
+    <w:bookmarkEnd w:id="133"/>
+    <w:bookmarkStart w:id="134" w:name="X35d31196181d4ce29e9dad33b3c9d4656f6aa07"/>
     <w:p>
       <w:pPr>
         <w:pStyle w:val="Heading3"/>
@@ -26676,8 +27068,8 @@
         <w:t xml:space="preserve">.</w:t>
       </w:r>
     </w:p>
-    <w:bookmarkEnd w:id="132"/>
-    <w:bookmarkStart w:id="133" w:name="крок-2.-apache"/>
+    <w:bookmarkEnd w:id="134"/>
+    <w:bookmarkStart w:id="135" w:name="крок-2.-apache"/>
     <w:p>
       <w:pPr>
         <w:pStyle w:val="Heading3"/>
@@ -26843,8 +27235,8 @@
         <w:t xml:space="preserve">.</w:t>
       </w:r>
     </w:p>
-    <w:bookmarkEnd w:id="133"/>
-    <w:bookmarkStart w:id="134" w:name="крок-3.-застосунок"/>
+    <w:bookmarkEnd w:id="135"/>
+    <w:bookmarkStart w:id="136" w:name="крок-3.-застосунок"/>
     <w:p>
       <w:pPr>
         <w:pStyle w:val="Heading3"/>
@@ -26962,8 +27354,8 @@
         <w:t xml:space="preserve">діє одразу (перезапуск PHP-FPM зазвичай не потрібен).</w:t>
       </w:r>
     </w:p>
-    <w:bookmarkEnd w:id="134"/>
-    <w:bookmarkStart w:id="135" w:name="крок-4.-браузери"/>
+    <w:bookmarkEnd w:id="136"/>
+    <w:bookmarkStart w:id="137" w:name="крок-4.-браузери"/>
     <w:p>
       <w:pPr>
         <w:pStyle w:val="Heading3"/>
@@ -27079,8 +27471,8 @@
         <w:t xml:space="preserve">(теж можна політикою).</w:t>
       </w:r>
     </w:p>
-    <w:bookmarkEnd w:id="135"/>
-    <w:bookmarkStart w:id="136" w:name="діагностика-8"/>
+    <w:bookmarkEnd w:id="137"/>
+    <w:bookmarkStart w:id="138" w:name="діагностика-8"/>
     <w:p>
       <w:pPr>
         <w:pStyle w:val="Heading3"/>
@@ -27453,8 +27845,8 @@
         </w:tc>
       </w:tr>
     </w:tbl>
-    <w:bookmarkEnd w:id="136"/>
-    <w:bookmarkStart w:id="137" w:name="безпека-1"/>
+    <w:bookmarkEnd w:id="138"/>
+    <w:bookmarkStart w:id="139" w:name="безпека-1"/>
     <w:p>
       <w:pPr>
         <w:pStyle w:val="Heading3"/>
@@ -27607,9 +27999,9 @@
         </w:pict>
       </w:r>
     </w:p>
-    <w:bookmarkEnd w:id="137"/>
-    <w:bookmarkEnd w:id="138"/>
-    <w:bookmarkStart w:id="145" w:name="роль-адміністратор-підрозділу"/>
+    <w:bookmarkEnd w:id="139"/>
+    <w:bookmarkEnd w:id="140"/>
+    <w:bookmarkStart w:id="147" w:name="роль-адміністратор-підрозділу"/>
     <w:p>
       <w:pPr>
         <w:pStyle w:val="Heading2"/>
@@ -27654,7 +28046,7 @@
         <w:t xml:space="preserve">.</w:t>
       </w:r>
     </w:p>
-    <w:bookmarkStart w:id="139" w:name="що-таке-свій-підрозділ"/>
+    <w:bookmarkStart w:id="141" w:name="що-таке-свій-підрозділ"/>
     <w:p>
       <w:pPr>
         <w:pStyle w:val="Heading3"/>
@@ -27884,8 +28276,8 @@
         <w:t xml:space="preserve">, один OU з такою назвою) не вважається вкладеною в «Kyiv».</w:t>
       </w:r>
     </w:p>
-    <w:bookmarkEnd w:id="139"/>
-    <w:bookmarkStart w:id="140" w:name="X7393d07096a0a36ea35625d8e0d303dbf85b0ba"/>
+    <w:bookmarkEnd w:id="141"/>
+    <w:bookmarkStart w:id="142" w:name="X7393d07096a0a36ea35625d8e0d303dbf85b0ba"/>
     <w:p>
       <w:pPr>
         <w:pStyle w:val="Heading3"/>
@@ -27955,7 +28347,7 @@
         <w:t xml:space="preserve">/unit/manage</w:t>
       </w:r>
       <w:r>
-        <w:t xml:space="preserve">) — Проєкти; Задачі, Канбан, Гант, Облік часу; Тікети, Черги тікетів, Звіт по тікетах, CSAT.</w:t>
+        <w:t xml:space="preserve">) — Проєкти; Задачі, Канбан, Гант, Облік часу; Тікети, Черги тікетів, Автоматичні правила черги, Звіт по тікетах, CSAT.</w:t>
       </w:r>
     </w:p>
     <w:p>
@@ -28079,8 +28471,8 @@
         <w:t xml:space="preserve">(автор, відповідальний, учасники, виконавці й автори задач, ті, хто вів облік часу). Якщо проєкт створено не вами і в ньому є хоч одна людина з іншого підрозділу, замість кнопки показано пояснення — такий проєкт видаляє лише адміністратор системи. Видалення потрапляє в журнал аудиту.</w:t>
       </w:r>
     </w:p>
-    <w:bookmarkEnd w:id="140"/>
-    <w:bookmarkStart w:id="141" w:name="що-бачить-і-може"/>
+    <w:bookmarkEnd w:id="142"/>
+    <w:bookmarkStart w:id="143" w:name="що-бачить-і-може"/>
     <w:p>
       <w:pPr>
         <w:pStyle w:val="Heading3"/>
@@ -28339,6 +28731,70 @@
               <w:jc w:val="left"/>
             </w:pPr>
             <w:r>
+              <w:t xml:space="preserve">Автоматичні правила черги</w:t>
+            </w:r>
+          </w:p>
+        </w:tc>
+        <w:tc>
+          <w:tcPr/>
+          <w:p>
+            <w:pPr>
+              <w:pStyle w:val="Compact"/>
+              <w:jc w:val="left"/>
+            </w:pPr>
+            <w:r>
+              <w:t xml:space="preserve">Картка</w:t>
+            </w:r>
+            <w:r>
+              <w:t xml:space="preserve"> </w:t>
+            </w:r>
+            <w:r>
+              <w:rPr>
+                <w:bCs/>
+                <w:b/>
+              </w:rPr>
+              <w:t xml:space="preserve">«Керування → Автоматичні правила черги»</w:t>
+            </w:r>
+            <w:r>
+              <w:t xml:space="preserve"> </w:t>
+            </w:r>
+            <w:r>
+              <w:t xml:space="preserve">(</w:t>
+            </w:r>
+            <w:r>
+              <w:rPr>
+                <w:rStyle w:val="VerbatimChar"/>
+              </w:rPr>
+              <w:t xml:space="preserve">/unit/ticket-rules</w:t>
+            </w:r>
+            <w:r>
+              <w:t xml:space="preserve">) —</w:t>
+            </w:r>
+            <w:r>
+              <w:t xml:space="preserve"> </w:t>
+            </w:r>
+            <w:r>
+              <w:rPr>
+                <w:bCs/>
+                <w:b/>
+              </w:rPr>
+              <w:t xml:space="preserve">лише перегляд</w:t>
+            </w:r>
+            <w:r>
+              <w:t xml:space="preserve">: правила створює, змінює й видаляє тільки адміністратор системи. Тут видно правила, налаштовані на вас і на працівників вашого підрозділу (оператор у правилі — з вашого підрозділу), а також ваші раніше створені правила (вони продовжують діяти; змінити їх може адміністратор системи).</w:t>
+            </w:r>
+          </w:p>
+        </w:tc>
+      </w:tr>
+      <w:tr>
+        <w:tc>
+          <w:tcPr/>
+          <w:p>
+            <w:pPr>
+              <w:pStyle w:val="Compact"/>
+              <w:jc w:val="left"/>
+            </w:pPr>
+            <w:r>
               <w:t xml:space="preserve">Звіт по тікетах</w:t>
             </w:r>
           </w:p>
@@ -28613,8 +29069,8 @@
         </w:tc>
       </w:tr>
     </w:tbl>
-    <w:bookmarkEnd w:id="141"/>
-    <w:bookmarkStart w:id="142" w:name="керування-користувачами-підрозділу-межі"/>
+    <w:bookmarkEnd w:id="143"/>
+    <w:bookmarkStart w:id="144" w:name="керування-користувачами-підрозділу-межі"/>
     <w:p>
       <w:pPr>
         <w:pStyle w:val="Heading3"/>
@@ -28864,8 +29320,8 @@
         <w:t xml:space="preserve">.</w:t>
       </w:r>
     </w:p>
-    <w:bookmarkEnd w:id="142"/>
-    <w:bookmarkStart w:id="143" w:name="як-призначити-роль"/>
+    <w:bookmarkEnd w:id="144"/>
+    <w:bookmarkStart w:id="145" w:name="як-призначити-роль"/>
     <w:p>
       <w:pPr>
         <w:pStyle w:val="Heading3"/>
@@ -28957,8 +29413,8 @@
         <w:t xml:space="preserve">) із роллю «Адміністратор Підрозділу». Роль виставляється синхронізацією; межі підрозділу беруться з OU самого користувача.</w:t>
       </w:r>
     </w:p>
-    <w:bookmarkEnd w:id="143"/>
-    <w:bookmarkStart w:id="144" w:name="відомі-обмеження"/>
+    <w:bookmarkEnd w:id="145"/>
+    <w:bookmarkStart w:id="146" w:name="відомі-обмеження"/>
     <w:p>
       <w:pPr>
         <w:pStyle w:val="Heading3"/>
@@ -29046,9 +29502,9 @@
         </w:pict>
       </w:r>
     </w:p>
-    <w:bookmarkEnd w:id="144"/>
-    <w:bookmarkEnd w:id="145"/>
-    <w:bookmarkStart w:id="146" w:name="X476eabd95593f1face329201dc8285c1cf57860"/>
+    <w:bookmarkEnd w:id="146"/>
+    <w:bookmarkEnd w:id="147"/>
+    <w:bookmarkStart w:id="148" w:name="X476eabd95593f1face329201dc8285c1cf57860"/>
     <w:p>
       <w:pPr>
         <w:pStyle w:val="Heading2"/>
@@ -30485,8 +30941,8 @@
         </w:pict>
       </w:r>
     </w:p>
-    <w:bookmarkEnd w:id="146"/>
-    <w:bookmarkStart w:id="147" w:name="часовий-пояс"/>
+    <w:bookmarkEnd w:id="148"/>
+    <w:bookmarkStart w:id="149" w:name="часовий-пояс"/>
     <w:p>
       <w:pPr>
         <w:pStyle w:val="Heading2"/>
@@ -30790,8 +31246,8 @@
         </w:pict>
       </w:r>
     </w:p>
-    <w:bookmarkEnd w:id="147"/>
-    <w:bookmarkStart w:id="148" w:name="глобальний-пошук"/>
+    <w:bookmarkEnd w:id="149"/>
+    <w:bookmarkStart w:id="150" w:name="глобальний-пошук"/>
     <w:p>
       <w:pPr>
         <w:pStyle w:val="Heading2"/>
@@ -30970,8 +31426,8 @@
         </w:pict>
       </w:r>
     </w:p>
-    <w:bookmarkEnd w:id="148"/>
-    <w:bookmarkStart w:id="149" w:name="підзадачі-та-чек-листи"/>
+    <w:bookmarkEnd w:id="150"/>
+    <w:bookmarkStart w:id="151" w:name="підзадачі-та-чек-листи"/>
     <w:p>
       <w:pPr>
         <w:pStyle w:val="Heading2"/>
@@ -31264,8 +31720,8 @@
         </w:pict>
       </w:r>
     </w:p>
-    <w:bookmarkEnd w:id="149"/>
-    <w:bookmarkStart w:id="150" w:name="шаблони-проєктів-і-задач"/>
+    <w:bookmarkEnd w:id="151"/>
+    <w:bookmarkStart w:id="152" w:name="шаблони-проєктів-і-задач"/>
     <w:p>
       <w:pPr>
         <w:pStyle w:val="Heading2"/>
@@ -31497,8 +31953,8 @@
         </w:pict>
       </w:r>
     </w:p>
-    <w:bookmarkEnd w:id="150"/>
-    <w:bookmarkStart w:id="151" w:name="активні-сесії-та-журнал-входів"/>
+    <w:bookmarkEnd w:id="152"/>
+    <w:bookmarkStart w:id="153" w:name="активні-сесії-та-журнал-входів"/>
     <w:p>
       <w:pPr>
         <w:pStyle w:val="Heading2"/>
@@ -31907,8 +32363,8 @@
         </w:pict>
       </w:r>
     </w:p>
-    <w:bookmarkEnd w:id="151"/>
-    <w:bookmarkStart w:id="152" w:name="міграції-бд-і-структура-update.sh"/>
+    <w:bookmarkEnd w:id="153"/>
+    <w:bookmarkStart w:id="154" w:name="міграції-бд-і-структура-update.sh"/>
     <w:p>
       <w:pPr>
         <w:pStyle w:val="Heading2"/>
@@ -32827,8 +33283,211 @@
         <w:t xml:space="preserve">зупиниться з відповідним повідомленням.</w:t>
       </w:r>
     </w:p>
-    <w:bookmarkEnd w:id="152"/>
-    <w:bookmarkEnd w:id="153"/>
+    <w:bookmarkEnd w:id="154"/>
+    <w:bookmarkStart w:id="155" w:name="X7a40e65be9a3fe1c19754e51655eecca92cf480"/>
+    <w:p>
+      <w:pPr>
+        <w:pStyle w:val="Heading2"/>
+      </w:pPr>
+      <w:r>
+        <w:t xml:space="preserve">32. Реєстр обладнання й ПЗ (меню «Активи» (адреса</w:t>
+      </w:r>
+      <w:r>
+        <w:t xml:space="preserve"> </w:t>
+      </w:r>
+      <w:r>
+        <w:rPr>
+          <w:rStyle w:val="VerbatimChar"/>
+        </w:rPr>
+        <w:t xml:space="preserve">/it-assets</w:t>
+      </w:r>
+      <w:r>
+        <w:t xml:space="preserve">))</w:t>
+      </w:r>
+    </w:p>
+    <w:p>
+      <w:pPr>
+        <w:pStyle w:val="FirstParagraph"/>
+      </w:pPr>
+      <w:r>
+        <w:t xml:space="preserve">Мінімальний облік ІТ-активів. Доступ: адміністратор, менеджер ІТ, оператори підтримки — усі активи; адміністратор підрозділу — активи, власники яких у його підрозділі, та створені ним; інші ролі — 403. Видаляти картки можуть лише адміністратор і менеджер ІТ.</w:t>
+      </w:r>
+    </w:p>
+    <w:p>
+      <w:pPr>
+        <w:pStyle w:val="BodyText"/>
+      </w:pPr>
+      <w:r>
+        <w:rPr>
+          <w:bCs/>
+          <w:b/>
+        </w:rPr>
+        <w:t xml:space="preserve">Картка:</w:t>
+      </w:r>
+      <w:r>
+        <w:t xml:space="preserve"> </w:t>
+      </w:r>
+      <w:r>
+        <w:t xml:space="preserve">тип (комп’ютер, ноутбук, сервер, мережеве обладнання, принтер/МФП, монітор, ДБЖ, мобільний пристрій, ПЗ, інше), назва, інвентарний № (унікальний), серійний №, виробник, модель, статус (використовується / на складі / ремонт / списано), власник, місце, ІП (IP-адреса, ім’я хоста, MAC), дата придбання, гарантія до, примітки.</w:t>
+      </w:r>
+    </w:p>
+    <w:p>
+      <w:pPr>
+        <w:pStyle w:val="BodyText"/>
+      </w:pPr>
+      <w:r>
+        <w:rPr>
+          <w:bCs/>
+          <w:b/>
+        </w:rPr>
+        <w:t xml:space="preserve">Зв’язки:</w:t>
+      </w:r>
+      <w:r>
+        <w:t xml:space="preserve"> </w:t>
+      </w:r>
+      <w:r>
+        <w:t xml:space="preserve">«підключено до», «встановлено на», «входить до» — у картці активу; зворотний зв’язок показується автоматично.</w:t>
+      </w:r>
+    </w:p>
+    <w:p>
+      <w:pPr>
+        <w:pStyle w:val="BodyText"/>
+      </w:pPr>
+      <w:r>
+        <w:rPr>
+          <w:bCs/>
+          <w:b/>
+        </w:rPr>
+        <w:t xml:space="preserve">Тікети:</w:t>
+      </w:r>
+      <w:r>
+        <w:t xml:space="preserve"> </w:t>
+      </w:r>
+      <w:r>
+        <w:t xml:space="preserve">актив прив’язується до тікета з картки активу або з блоку «Активи» на сторінці тікета; подія пишеться в журнал обох об’єктів.</w:t>
+      </w:r>
+    </w:p>
+    <w:p>
+      <w:pPr>
+        <w:pStyle w:val="BodyText"/>
+      </w:pPr>
+      <w:r>
+        <w:rPr>
+          <w:bCs/>
+          <w:b/>
+        </w:rPr>
+        <w:t xml:space="preserve">Журнал змін:</w:t>
+      </w:r>
+      <w:r>
+        <w:t xml:space="preserve"> </w:t>
+      </w:r>
+      <w:r>
+        <w:t xml:space="preserve">у картці — що, коли і ким змінено (старе → нове значення).</w:t>
+      </w:r>
+    </w:p>
+    <w:p>
+      <w:pPr>
+        <w:pStyle w:val="BodyText"/>
+      </w:pPr>
+      <w:r>
+        <w:rPr>
+          <w:bCs/>
+          <w:b/>
+        </w:rPr>
+        <w:t xml:space="preserve">Імпорт/експорт:</w:t>
+      </w:r>
+      <w:r>
+        <w:t xml:space="preserve"> </w:t>
+      </w:r>
+      <w:r>
+        <w:t xml:space="preserve">«Експорт» (XLSX/CSV, з урахуванням фільтрів), «Шаблон», «Імпорт» (.xlsx або .csv UTF-8/Windows-1251,</w:t>
+      </w:r>
+      <w:r>
+        <w:t xml:space="preserve"> </w:t>
+      </w:r>
+      <w:r>
+        <w:rPr>
+          <w:rStyle w:val="VerbatimChar"/>
+        </w:rPr>
+        <w:t xml:space="preserve">;</w:t>
+      </w:r>
+      <w:r>
+        <w:t xml:space="preserve"> </w:t>
+      </w:r>
+      <w:r>
+        <w:t xml:space="preserve">або</w:t>
+      </w:r>
+      <w:r>
+        <w:t xml:space="preserve"> </w:t>
+      </w:r>
+      <w:r>
+        <w:rPr>
+          <w:rStyle w:val="VerbatimChar"/>
+        </w:rPr>
+        <w:t xml:space="preserve">,</w:t>
+      </w:r>
+      <w:r>
+        <w:t xml:space="preserve">, до 2000 рядків). Рядок з наявним інвентарним № оновлює картку, інакше створює нову; помилки показуються по рядках. Тип і статус — як у довіднику (наприклад «Принтер / МФП»), власник — за email. Адмін підрозділу не може імпортувати чужі картки та власників поза підрозділом.</w:t>
+      </w:r>
+    </w:p>
+    <w:p>
+      <w:pPr>
+        <w:pStyle w:val="BodyText"/>
+      </w:pPr>
+      <w:r>
+        <w:rPr>
+          <w:bCs/>
+          <w:b/>
+        </w:rPr>
+        <w:t xml:space="preserve">Імпорт ПЗ:</w:t>
+      </w:r>
+      <w:r>
+        <w:t xml:space="preserve"> </w:t>
+      </w:r>
+      <w:r>
+        <w:t xml:space="preserve">на сторінці імпорту є окрема картка «Імпорт ПЗ» зі своїм шаблоном (Назва, Версія, Виробник, Інвентарний №, Ліцензійний ключ / серійний №, Статус, Власник, Встановлено на (інв. № пристрою), Дата придбання, Ліцензія до, Примітки). Усі рядки створюються з типом «ПЗ»; версія пишеться в «Модель», «Ліцензія до» — у «Гарантія до»; якщо вказано інв. № пристрою, автоматично додається зв’язок «встановлено на». Рядок з наявним інв. № ПЗ оновлюється.</w:t>
+      </w:r>
+    </w:p>
+    <w:p>
+      <w:pPr>
+        <w:pStyle w:val="BodyText"/>
+      </w:pPr>
+      <w:r>
+        <w:t xml:space="preserve">Обмеження: ПЗ — лише тип картки (без обліку ліцензій), сповіщень про завершення гарантії немає (фільтр «гарантія спливає/сплила» у списку).</w:t>
+      </w:r>
+    </w:p>
+    <w:p>
+      <w:pPr>
+        <w:pStyle w:val="BodyText"/>
+      </w:pPr>
+      <w:r>
+        <w:rPr>
+          <w:bCs/>
+          <w:b/>
+        </w:rPr>
+        <w:t xml:space="preserve">Особисте меню.</w:t>
+      </w:r>
+      <w:r>
+        <w:t xml:space="preserve"> </w:t>
+      </w:r>
+      <w:r>
+        <w:t xml:space="preserve">Кожен користувач може сховати з верхнього меню розділи Активи, Архів, Вікі, Документи, Форум (Профіль → Меню, міграція 048, таблиця</w:t>
+      </w:r>
+      <w:r>
+        <w:t xml:space="preserve"> </w:t>
+      </w:r>
+      <w:r>
+        <w:rPr>
+          <w:rStyle w:val="VerbatimChar"/>
+        </w:rPr>
+        <w:t xml:space="preserve">user_menu_prefs</w:t>
+      </w:r>
+      <w:r>
+        <w:t xml:space="preserve">). Це не обмеження доступу — лише відображення пункту меню.</w:t>
+      </w:r>
+    </w:p>
+    <w:bookmarkEnd w:id="155"/>
+    <w:bookmarkEnd w:id="156"/>
     <w:sectPr/>
   </w:body>
 </w:document>

--- a/docs/ITSM_Admin_Guide.docx
+++ b/docs/ITSM_Admin_Guide.docx
@@ -2,7 +2,7 @@
 <file path=word/document.xml><?xml version="1.0" encoding="utf-8"?>
 <w:document xmlns:w="http://schemas.openxmlformats.org/wordprocessingml/2006/main" xmlns:m="http://schemas.openxmlformats.org/officeDocument/2006/math" xmlns:r="http://schemas.openxmlformats.org/officeDocument/2006/relationships" xmlns:o="urn:schemas-microsoft-com:office:office" xmlns:v="urn:schemas-microsoft-com:vml" xmlns:w10="urn:schemas-microsoft-com:office:word" xmlns:a="http://schemas.openxmlformats.org/drawingml/2006/main" xmlns:pic="http://schemas.openxmlformats.org/drawingml/2006/picture" xmlns:wp="http://schemas.openxmlformats.org/drawingml/2006/wordprocessingDrawing">
   <w:body>
-    <w:bookmarkStart w:id="156" w:name="гайд-адміністратора-itsm-system"/>
+    <w:bookmarkStart w:id="158" w:name="гайд-адміністратора-itsm-system"/>
     <w:p>
       <w:pPr>
         <w:pStyle w:val="Heading1"/>
@@ -20,7 +20,7 @@
           <w:iCs/>
           <w:i/>
         </w:rPr>
-        <w:t xml:space="preserve">Версія застосунку: 0.3.0</w:t>
+        <w:t xml:space="preserve">Версія застосунку: 0.9.00-rc1 (кандидат у реліз 0.9.00)</w:t>
       </w:r>
     </w:p>
     <w:p>
@@ -33290,7 +33290,7 @@
         <w:pStyle w:val="Heading2"/>
       </w:pPr>
       <w:r>
-        <w:t xml:space="preserve">32. Реєстр обладнання й ПЗ (меню «Активи» (адреса</w:t>
+        <w:t xml:space="preserve">32. Реєстр обладнання й ПЗ (меню «Активи», адреса</w:t>
       </w:r>
       <w:r>
         <w:t xml:space="preserve"> </w:t>
@@ -33302,7 +33302,7 @@
         <w:t xml:space="preserve">/it-assets</w:t>
       </w:r>
       <w:r>
-        <w:t xml:space="preserve">))</w:t>
+        <w:t xml:space="preserve">)</w:t>
       </w:r>
     </w:p>
     <w:p>
@@ -33456,20 +33456,20 @@
         <w:t xml:space="preserve">Обмеження: ПЗ — лише тип картки (без обліку ліцензій), сповіщень про завершення гарантії немає (фільтр «гарантія спливає/сплила» у списку).</w:t>
       </w:r>
     </w:p>
-    <w:p>
-      <w:pPr>
-        <w:pStyle w:val="BodyText"/>
-      </w:pPr>
-      <w:r>
-        <w:rPr>
-          <w:bCs/>
-          <w:b/>
-        </w:rPr>
-        <w:t xml:space="preserve">Особисте меню.</w:t>
-      </w:r>
-      <w:r>
-        <w:t xml:space="preserve"> </w:t>
-      </w:r>
+    <w:bookmarkEnd w:id="155"/>
+    <w:bookmarkStart w:id="156" w:name="особисте-меню-користувача"/>
+    <w:p>
+      <w:pPr>
+        <w:pStyle w:val="Heading2"/>
+      </w:pPr>
+      <w:r>
+        <w:t xml:space="preserve">33. Особисте меню користувача</w:t>
+      </w:r>
+    </w:p>
+    <w:p>
+      <w:pPr>
+        <w:pStyle w:val="FirstParagraph"/>
+      </w:pPr>
       <w:r>
         <w:t xml:space="preserve">Кожен користувач може сховати з верхнього меню розділи Активи, Архів, Вікі, Документи, Форум (Профіль → Меню, міграція 048, таблиця</w:t>
       </w:r>
@@ -33486,8 +33486,26 @@
         <w:t xml:space="preserve">). Це не обмеження доступу — лише відображення пункту меню.</w:t>
       </w:r>
     </w:p>
-    <w:bookmarkEnd w:id="155"/>
     <w:bookmarkEnd w:id="156"/>
+    <w:bookmarkStart w:id="157" w:name="X9edc0f790f8b288d300bdcf64e0ca4ff892ea33"/>
+    <w:p>
+      <w:pPr>
+        <w:pStyle w:val="Heading2"/>
+      </w:pPr>
+      <w:r>
+        <w:t xml:space="preserve">34. Статуси задач «Вирішена» і «Закрита» та термін виконання</w:t>
+      </w:r>
+    </w:p>
+    <w:p>
+      <w:pPr>
+        <w:pStyle w:val="FirstParagraph"/>
+      </w:pPr>
+      <w:r>
+        <w:t xml:space="preserve">Міграції 049–050. «Вирішена» лишається відкритим статусом (задача видна в проєкті, на дошці й Ганті, в «Архів» не йде — туди потрапляє лише «Закрита»). При переході в «Вирішена» чи «Закрита» термін виконання прибирається (запис в історії змін дат із причиною; початковий термін лишається), при повторному відкритті — відновлюється.</w:t>
+      </w:r>
+    </w:p>
+    <w:bookmarkEnd w:id="157"/>
+    <w:bookmarkEnd w:id="158"/>
     <w:sectPr/>
   </w:body>
 </w:document>

--- a/docs/ITSM_Admin_Guide.docx
+++ b/docs/ITSM_Admin_Guide.docx
@@ -2,7 +2,7 @@
 <file path=word/document.xml><?xml version="1.0" encoding="utf-8"?>
 <w:document xmlns:w="http://schemas.openxmlformats.org/wordprocessingml/2006/main" xmlns:m="http://schemas.openxmlformats.org/officeDocument/2006/math" xmlns:r="http://schemas.openxmlformats.org/officeDocument/2006/relationships" xmlns:o="urn:schemas-microsoft-com:office:office" xmlns:v="urn:schemas-microsoft-com:vml" xmlns:w10="urn:schemas-microsoft-com:office:word" xmlns:a="http://schemas.openxmlformats.org/drawingml/2006/main" xmlns:pic="http://schemas.openxmlformats.org/drawingml/2006/picture" xmlns:wp="http://schemas.openxmlformats.org/drawingml/2006/wordprocessingDrawing">
   <w:body>
-    <w:bookmarkStart w:id="158" w:name="гайд-адміністратора-itsm-system"/>
+    <w:bookmarkStart w:id="159" w:name="гайд-адміністратора-itsm-system"/>
     <w:p>
       <w:pPr>
         <w:pStyle w:val="Heading1"/>
@@ -8569,7 +8569,59 @@
         <w:t xml:space="preserve">report_schedules</w:t>
       </w:r>
       <w:r>
-        <w:t xml:space="preserve">; користувач бачить свої розклади, адміністратор системи — усі й може вимикати/видаляти будь-який). Листи з вкладенням (PDF/XLSX/CSV) надсилає окремий запуск за розкладом (щогодини):</w:t>
+        <w:t xml:space="preserve">; користувач бачить свої розклади, адміністратор системи — усі й може вимикати/видаляти будь-який). Листи з вкладенням (PDF/XLSX/CSV) надсилає окремий запуск за розкладом (щогодини): Розклад можна</w:t>
+      </w:r>
+      <w:r>
+        <w:t xml:space="preserve"> </w:t>
+      </w:r>
+      <w:r>
+        <w:rPr>
+          <w:bCs/>
+          <w:b/>
+        </w:rPr>
+        <w:t xml:space="preserve">редагувати</w:t>
+      </w:r>
+      <w:r>
+        <w:t xml:space="preserve"> </w:t>
+      </w:r>
+      <w:r>
+        <w:t xml:space="preserve">(</w:t>
+      </w:r>
+      <w:r>
+        <w:rPr>
+          <w:rStyle w:val="VerbatimChar"/>
+        </w:rPr>
+        <w:t xml:space="preserve">GET /reports/schedules/{id}/edit</w:t>
+      </w:r>
+      <w:r>
+        <w:t xml:space="preserve">,</w:t>
+      </w:r>
+      <w:r>
+        <w:t xml:space="preserve"> </w:t>
+      </w:r>
+      <w:r>
+        <w:rPr>
+          <w:rStyle w:val="VerbatimChar"/>
+        </w:rPr>
+        <w:t xml:space="preserve">POST /reports/schedules/{id}</w:t>
+      </w:r>
+      <w:r>
+        <w:t xml:space="preserve">): власник — свій, адміністратор системи — будь-який; при зміні періодичності/дня/години</w:t>
+      </w:r>
+      <w:r>
+        <w:t xml:space="preserve"> </w:t>
+      </w:r>
+      <w:r>
+        <w:rPr>
+          <w:rStyle w:val="VerbatimChar"/>
+        </w:rPr>
+        <w:t xml:space="preserve">last_run_at</w:t>
+      </w:r>
+      <w:r>
+        <w:t xml:space="preserve"> </w:t>
+      </w:r>
+      <w:r>
+        <w:t xml:space="preserve">скидається на поточний час. Адреси, що вже були серед додаткових одержувачів, лишаються дозволеними і для звичайного власника; нові зовнішні може додати лише адміністратор системи.</w:t>
       </w:r>
     </w:p>
     <w:p>
@@ -8804,6 +8856,67 @@
     </w:p>
     <w:p>
       <w:pPr>
+        <w:pStyle w:val="BlockText"/>
+      </w:pPr>
+      <w:r>
+        <w:rPr>
+          <w:bCs/>
+          <w:b/>
+        </w:rPr>
+        <w:t xml:space="preserve">Перевірка на прикладі</w:t>
+      </w:r>
+      <w:r>
+        <w:t xml:space="preserve"> </w:t>
+      </w:r>
+      <w:r>
+        <w:t xml:space="preserve">(картка під таблицею правил): вкажіть умовні тему, опис, email заявника, джерело й чергу — система покаже, яке правило спрацює і що воно зробить; нічого не створюється й не надсилається.</w:t>
+      </w:r>
+      <w:r>
+        <w:t xml:space="preserve"> </w:t>
+      </w:r>
+      <w:r>
+        <w:rPr>
+          <w:bCs/>
+          <w:b/>
+        </w:rPr>
+        <w:t xml:space="preserve">Застосувати до наявних тікетів</w:t>
+      </w:r>
+      <w:r>
+        <w:t xml:space="preserve">: кнопка виконує дії першого збіглого правила для відкритих тікетів (до 500 найновіших, без вирішених і закритих), листи не надсилаються, запис у журналі аудиту (</w:t>
+      </w:r>
+      <w:r>
+        <w:rPr>
+          <w:rStyle w:val="VerbatimChar"/>
+        </w:rPr>
+        <w:t xml:space="preserve">applied_to_open</w:t>
+      </w:r>
+      <w:r>
+        <w:t xml:space="preserve">). Обидві дії доступні лише адміністратору системи (</w:t>
+      </w:r>
+      <w:r>
+        <w:rPr>
+          <w:rStyle w:val="VerbatimChar"/>
+        </w:rPr>
+        <w:t xml:space="preserve">POST /admin/ticket-rules/test</w:t>
+      </w:r>
+      <w:r>
+        <w:t xml:space="preserve">,</w:t>
+      </w:r>
+      <w:r>
+        <w:t xml:space="preserve"> </w:t>
+      </w:r>
+      <w:r>
+        <w:rPr>
+          <w:rStyle w:val="VerbatimChar"/>
+        </w:rPr>
+        <w:t xml:space="preserve">/admin/ticket-rules/apply-existing</w:t>
+      </w:r>
+      <w:r>
+        <w:t xml:space="preserve">).</w:t>
+      </w:r>
+    </w:p>
+    <w:p>
+      <w:pPr>
         <w:pStyle w:val="FirstParagraph"/>
       </w:pPr>
       <w:r>
@@ -8936,7 +9049,81 @@
         <w:pStyle w:val="BodyText"/>
       </w:pPr>
       <w:r>
-        <w:t xml:space="preserve">Умови: ключові слова (через кому чи з нового рядка), де шукати (тема / опис / обидва) і, необов’язково, черга, у яку потрапив тікет. Дії (потрібна хоча б одна):</w:t>
+        <w:t xml:space="preserve">Умови (усі задані виконуються одночасно; потрібна хоча б одна): ключові слова (через кому чи з нового рядка; порожньо — без умови за текстом), де шукати (тема / опис / обидва),</w:t>
+      </w:r>
+      <w:r>
+        <w:t xml:space="preserve"> </w:t>
+      </w:r>
+      <w:r>
+        <w:rPr>
+          <w:bCs/>
+          <w:b/>
+        </w:rPr>
+        <w:t xml:space="preserve">заявник</w:t>
+      </w:r>
+      <w:r>
+        <w:t xml:space="preserve"> </w:t>
+      </w:r>
+      <w:r>
+        <w:t xml:space="preserve">— адреси чи домени через кому (</w:t>
+      </w:r>
+      <w:r>
+        <w:rPr>
+          <w:rStyle w:val="VerbatimChar"/>
+        </w:rPr>
+        <w:t xml:space="preserve">@firma.ua</w:t>
+      </w:r>
+      <w:r>
+        <w:t xml:space="preserve"> </w:t>
+      </w:r>
+      <w:r>
+        <w:t xml:space="preserve">— будь-яка адреса домену та його піддоменів,</w:t>
+      </w:r>
+      <w:r>
+        <w:t xml:space="preserve"> </w:t>
+      </w:r>
+      <w:r>
+        <w:rPr>
+          <w:rStyle w:val="VerbatimChar"/>
+        </w:rPr>
+        <w:t xml:space="preserve">boss@example.com</w:t>
+      </w:r>
+      <w:r>
+        <w:t xml:space="preserve"> </w:t>
+      </w:r>
+      <w:r>
+        <w:t xml:space="preserve">— точна адреса),</w:t>
+      </w:r>
+      <w:r>
+        <w:t xml:space="preserve"> </w:t>
+      </w:r>
+      <w:r>
+        <w:rPr>
+          <w:bCs/>
+          <w:b/>
+        </w:rPr>
+        <w:t xml:space="preserve">джерело тікета</w:t>
+      </w:r>
+      <w:r>
+        <w:t xml:space="preserve"> </w:t>
+      </w:r>
+      <w:r>
+        <w:t xml:space="preserve">(форма в системі, портал, пошта, API) і, необов’язково, черга, у яку потрапив тікет. Джерело зберігається в</w:t>
+      </w:r>
+      <w:r>
+        <w:t xml:space="preserve"> </w:t>
+      </w:r>
+      <w:r>
+        <w:rPr>
+          <w:rStyle w:val="VerbatimChar"/>
+        </w:rPr>
+        <w:t xml:space="preserve">tickets.source</w:t>
+      </w:r>
+      <w:r>
+        <w:t xml:space="preserve"> </w:t>
+      </w:r>
+      <w:r>
+        <w:t xml:space="preserve">(міграція 051); для тікетів, створених раніше, воно невідоме, тому правила з умовою за джерелом на них не спрацьовують. Дії (потрібна хоча б одна):</w:t>
       </w:r>
       <w:r>
         <w:t xml:space="preserve"> </w:t>
@@ -15385,6 +15572,158 @@
         <w:t xml:space="preserve">«Лише адміністратор»</w:t>
       </w:r>
       <w:r>
+        <w:t xml:space="preserve">;</w:t>
+      </w:r>
+      <w:r>
+        <w:t xml:space="preserve"> </w:t>
+      </w:r>
+      <w:r>
+        <w:t xml:space="preserve">-</w:t>
+      </w:r>
+      <w:r>
+        <w:t xml:space="preserve"> </w:t>
+      </w:r>
+      <w:r>
+        <w:rPr>
+          <w:bCs/>
+          <w:b/>
+        </w:rPr>
+        <w:t xml:space="preserve">«Публічна — „База знань“»</w:t>
+      </w:r>
+      <w:r>
+        <w:t xml:space="preserve"> </w:t>
+      </w:r>
+      <w:r>
+        <w:t xml:space="preserve">(</w:t>
+      </w:r>
+      <w:r>
+        <w:rPr>
+          <w:rStyle w:val="VerbatimChar"/>
+        </w:rPr>
+        <w:t xml:space="preserve">portal</w:t>
+      </w:r>
+      <w:r>
+        <w:t xml:space="preserve">) — бачать усі,</w:t>
+      </w:r>
+      <w:r>
+        <w:t xml:space="preserve"> </w:t>
+      </w:r>
+      <w:r>
+        <w:rPr>
+          <w:bCs/>
+          <w:b/>
+        </w:rPr>
+        <w:t xml:space="preserve">навіть без входу</w:t>
+      </w:r>
+      <w:r>
+        <w:t xml:space="preserve">: стаття читається за адресою</w:t>
+      </w:r>
+      <w:r>
+        <w:t xml:space="preserve"> </w:t>
+      </w:r>
+      <w:r>
+        <w:rPr>
+          <w:rStyle w:val="VerbatimChar"/>
+        </w:rPr>
+        <w:t xml:space="preserve">/support/kb/&lt;slug&gt;</w:t>
+      </w:r>
+      <w:r>
+        <w:t xml:space="preserve">, а портал</w:t>
+      </w:r>
+      <w:r>
+        <w:t xml:space="preserve"> </w:t>
+      </w:r>
+      <w:r>
+        <w:rPr>
+          <w:rStyle w:val="VerbatimChar"/>
+        </w:rPr>
+        <w:t xml:space="preserve">/support</w:t>
+      </w:r>
+      <w:r>
+        <w:t xml:space="preserve"> </w:t>
+      </w:r>
+      <w:r>
+        <w:t xml:space="preserve">пропонує її заявнику, коли той пише тему й опис звернення. Не розміщуйте в таких статтях внутрішніх даних (паролів, адрес). На публічній сторінці працюють заголовки, списки, посилання та зображення-вкладення (інші вкладення анонімам не віддаються); посилання</w:t>
+      </w:r>
+      <w:r>
+        <w:t xml:space="preserve"> </w:t>
+      </w:r>
+      <w:r>
+        <w:rPr>
+          <w:rStyle w:val="VerbatimChar"/>
+        </w:rPr>
+        <w:t xml:space="preserve">[[сторінка]]</w:t>
+      </w:r>
+      <w:r>
+        <w:t xml:space="preserve"> </w:t>
+      </w:r>
+      <w:r>
+        <w:t xml:space="preserve">на непублічні сторінки анонім відкрити не зможе. Перелік публічних статей із пошуком —</w:t>
+      </w:r>
+      <w:r>
+        <w:t xml:space="preserve"> </w:t>
+      </w:r>
+      <w:r>
+        <w:rPr>
+          <w:rStyle w:val="VerbatimChar"/>
+        </w:rPr>
+        <w:t xml:space="preserve">/support/kb</w:t>
+      </w:r>
+      <w:r>
+        <w:t xml:space="preserve">; на сторінці входу до нього веде кнопка «📚 База знань — без входу й реєстрації» (з’являється, коли є хоча б одна публічна сторінка). Запити анонімів обмежені (</w:t>
+      </w:r>
+      <w:r>
+        <w:rPr>
+          <w:rStyle w:val="VerbatimChar"/>
+        </w:rPr>
+        <w:t xml:space="preserve">rate_limits.portal.kb</w:t>
+      </w:r>
+      <w:r>
+        <w:t xml:space="preserve">, 120 за 10 хв на IP).</w:t>
+      </w:r>
+    </w:p>
+    <w:p>
+      <w:pPr>
+        <w:pStyle w:val="BodyText"/>
+      </w:pPr>
+      <w:r>
+        <w:rPr>
+          <w:bCs/>
+          <w:b/>
+        </w:rPr>
+        <w:t xml:space="preserve">Зв’язок тікета з вікі.</w:t>
+      </w:r>
+      <w:r>
+        <w:t xml:space="preserve"> </w:t>
+      </w:r>
+      <w:r>
+        <w:t xml:space="preserve">Підбір ведеться за словами теми й опису (слова від 3 літер, з урахуванням закінчень; збіг у назві важить більше, ніж у тексті; службові слова ігноруються). Для заявника на порталі — лише публічні статті; для персоналу на сторінці тікета — блок «📚 База знань — схожі статті» з усіма сторінками, які йому доступні. Міграція не потрібна: поле</w:t>
+      </w:r>
+      <w:r>
+        <w:t xml:space="preserve"> </w:t>
+      </w:r>
+      <w:r>
+        <w:rPr>
+          <w:rStyle w:val="VerbatimChar"/>
+        </w:rPr>
+        <w:t xml:space="preserve">visibility</w:t>
+      </w:r>
+      <w:r>
+        <w:t xml:space="preserve"> </w:t>
+      </w:r>
+      <w:r>
+        <w:t xml:space="preserve">уже вміщує значення</w:t>
+      </w:r>
+      <w:r>
+        <w:t xml:space="preserve"> </w:t>
+      </w:r>
+      <w:r>
+        <w:rPr>
+          <w:rStyle w:val="VerbatimChar"/>
+        </w:rPr>
+        <w:t xml:space="preserve">portal</w:t>
+      </w:r>
+      <w:r>
         <w:t xml:space="preserve">.</w:t>
       </w:r>
     </w:p>
@@ -33439,6 +33778,280 @@
           <w:bCs/>
           <w:b/>
         </w:rPr>
+        <w:t xml:space="preserve">Синоніми типів і статусів при імпорті.</w:t>
+      </w:r>
+      <w:r>
+        <w:t xml:space="preserve"> </w:t>
+      </w:r>
+      <w:r>
+        <w:t xml:space="preserve">У колонці «Тип» розпізнається не лише офіційний підпис чи код, а й поширені написання: «ПК», «Системний блок», «Ноут», «Switch»/«Комутатор», «МФУ», «Монитор», «ИБП», «Смартфон» тощо (також російські й англійські форми). Регістр, зайві пробіли й вид апострофа не важать; слово-синонім усередині тексту теж спрацьовує («Принтер HP LaserJet» → Принтер / МФП, «Роутер Mikrotik» → Мережеве обладнання), довші збіги мають перевагу. Так само для «Статусу» («В эксплуатации», «Склад», «Ремонт», «Списан», «active»…). Невідоме значення дає помилку рядка з переліком допустимих. Словники — константи</w:t>
+      </w:r>
+      <w:r>
+        <w:t xml:space="preserve"> </w:t>
+      </w:r>
+      <w:r>
+        <w:rPr>
+          <w:rStyle w:val="VerbatimChar"/>
+        </w:rPr>
+        <w:t xml:space="preserve">Asset::TYPE_SYNONYMS</w:t>
+      </w:r>
+      <w:r>
+        <w:t xml:space="preserve"> </w:t>
+      </w:r>
+      <w:r>
+        <w:t xml:space="preserve">і</w:t>
+      </w:r>
+      <w:r>
+        <w:t xml:space="preserve"> </w:t>
+      </w:r>
+      <w:r>
+        <w:rPr>
+          <w:rStyle w:val="VerbatimChar"/>
+        </w:rPr>
+        <w:t xml:space="preserve">Asset::STATUS_SYNONYMS</w:t>
+      </w:r>
+      <w:r>
+        <w:t xml:space="preserve">; нові синоніми додаються туди.</w:t>
+      </w:r>
+    </w:p>
+    <w:p>
+      <w:pPr>
+        <w:pStyle w:val="BodyText"/>
+      </w:pPr>
+      <w:r>
+        <w:rPr>
+          <w:bCs/>
+          <w:b/>
+        </w:rPr>
+        <w:t xml:space="preserve">Попередження</w:t>
+      </w:r>
+      <w:r>
+        <w:rPr>
+          <w:bCs/>
+          <w:b/>
+        </w:rPr>
+        <w:t xml:space="preserve"> </w:t>
+      </w:r>
+      <w:r>
+        <w:rPr>
+          <w:rStyle w:val="VerbatimChar"/>
+          <w:bCs/>
+          <w:b/>
+        </w:rPr>
+        <w:t xml:space="preserve">[WARN] 049 …: файл змінено після застосування</w:t>
+      </w:r>
+      <w:r>
+        <w:rPr>
+          <w:bCs/>
+          <w:b/>
+        </w:rPr>
+        <w:t xml:space="preserve">.</w:t>
+      </w:r>
+      <w:r>
+        <w:t xml:space="preserve"> </w:t>
+      </w:r>
+      <w:r>
+        <w:t xml:space="preserve">Воно лише інформує, що текст уже застосованої міграції відрізняється від того, що було при її виконанні (для 049 текст уточнили, а потрібну дію виконує окрема міграція 050), і до БД нічого не вносить. Переконавшись, що зміна не потребує нових дій у базі, один раз виконайте</w:t>
+      </w:r>
+      <w:r>
+        <w:t xml:space="preserve"> </w:t>
+      </w:r>
+      <w:r>
+        <w:rPr>
+          <w:rStyle w:val="VerbatimChar"/>
+        </w:rPr>
+        <w:t xml:space="preserve">php bin/migrate.php --accept-checksums</w:t>
+      </w:r>
+      <w:r>
+        <w:t xml:space="preserve"> </w:t>
+      </w:r>
+      <w:r>
+        <w:t xml:space="preserve">— контрольні суми буде оновлено й попередження зникне.</w:t>
+      </w:r>
+    </w:p>
+    <w:p>
+      <w:pPr>
+        <w:pStyle w:val="BodyText"/>
+      </w:pPr>
+      <w:r>
+        <w:rPr>
+          <w:bCs/>
+          <w:b/>
+        </w:rPr>
+        <w:t xml:space="preserve">Облік ліцензій ПЗ (міграція 053).</w:t>
+      </w:r>
+      <w:r>
+        <w:t xml:space="preserve"> </w:t>
+      </w:r>
+      <w:r>
+        <w:t xml:space="preserve">У картці активу типу «ПЗ / ліцензія» з’являється поле</w:t>
+      </w:r>
+      <w:r>
+        <w:t xml:space="preserve"> </w:t>
+      </w:r>
+      <w:r>
+        <w:rPr>
+          <w:bCs/>
+          <w:b/>
+        </w:rPr>
+        <w:t xml:space="preserve">«Кількість місць (ліцензій)»</w:t>
+      </w:r>
+      <w:r>
+        <w:t xml:space="preserve"> </w:t>
+      </w:r>
+      <w:r>
+        <w:t xml:space="preserve">(порожньо — облік вільних місць не ведеться); «Гарантія до» для ПЗ називається</w:t>
+      </w:r>
+      <w:r>
+        <w:t xml:space="preserve"> </w:t>
+      </w:r>
+      <w:r>
+        <w:rPr>
+          <w:bCs/>
+          <w:b/>
+        </w:rPr>
+        <w:t xml:space="preserve">«Ліцензія до»</w:t>
+      </w:r>
+      <w:r>
+        <w:t xml:space="preserve">. Встановлення рахуються зі зв’язків</w:t>
+      </w:r>
+      <w:r>
+        <w:t xml:space="preserve"> </w:t>
+      </w:r>
+      <w:r>
+        <w:rPr>
+          <w:bCs/>
+          <w:b/>
+        </w:rPr>
+        <w:t xml:space="preserve">«встановлено на»</w:t>
+      </w:r>
+      <w:r>
+        <w:t xml:space="preserve"> </w:t>
+      </w:r>
+      <w:r>
+        <w:t xml:space="preserve">між ПЗ і пристроєм (додавайте їх на картці ПЗ; зворотний зв’язок з картки пристрою теж враховується, повтори — ні). У картці ПЗ показано «місць / встановлено / вільно» й червоний знак «перевищено на N». Сторінка</w:t>
+      </w:r>
+      <w:r>
+        <w:t xml:space="preserve"> </w:t>
+      </w:r>
+      <w:r>
+        <w:rPr>
+          <w:bCs/>
+          <w:b/>
+        </w:rPr>
+        <w:t xml:space="preserve">«🔑 Ліцензії ПЗ»</w:t>
+      </w:r>
+      <w:r>
+        <w:t xml:space="preserve"> </w:t>
+      </w:r>
+      <w:r>
+        <w:t xml:space="preserve">(</w:t>
+      </w:r>
+      <w:r>
+        <w:rPr>
+          <w:rStyle w:val="VerbatimChar"/>
+        </w:rPr>
+        <w:t xml:space="preserve">/it-assets/licenses</w:t>
+      </w:r>
+      <w:r>
+        <w:t xml:space="preserve">, кнопка в реєстрі) — таблиця всіх видимих вам ПЗ: місць, встановлено, вільно, строк, стан (</w:t>
+      </w:r>
+      <w:r>
+        <w:rPr>
+          <w:bCs/>
+          <w:b/>
+        </w:rPr>
+        <w:t xml:space="preserve">перевищено</w:t>
+      </w:r>
+      <w:r>
+        <w:t xml:space="preserve"> </w:t>
+      </w:r>
+      <w:r>
+        <w:t xml:space="preserve">— встановлено більше за місця;</w:t>
+      </w:r>
+      <w:r>
+        <w:t xml:space="preserve"> </w:t>
+      </w:r>
+      <w:r>
+        <w:rPr>
+          <w:bCs/>
+          <w:b/>
+        </w:rPr>
+        <w:t xml:space="preserve">прострочено</w:t>
+      </w:r>
+      <w:r>
+        <w:t xml:space="preserve">;</w:t>
+      </w:r>
+      <w:r>
+        <w:t xml:space="preserve"> </w:t>
+      </w:r>
+      <w:r>
+        <w:rPr>
+          <w:bCs/>
+          <w:b/>
+        </w:rPr>
+        <w:t xml:space="preserve">спливає</w:t>
+      </w:r>
+      <w:r>
+        <w:t xml:space="preserve"> </w:t>
+      </w:r>
+      <w:r>
+        <w:t xml:space="preserve">— до 60 днів;</w:t>
+      </w:r>
+      <w:r>
+        <w:t xml:space="preserve"> </w:t>
+      </w:r>
+      <w:r>
+        <w:rPr>
+          <w:bCs/>
+          <w:b/>
+        </w:rPr>
+        <w:t xml:space="preserve">є вільні місця</w:t>
+      </w:r>
+      <w:r>
+        <w:t xml:space="preserve">), фільтр за станом, пошук і експорт XLSX/CSV. Списане ПЗ у перевірках не враховується. Імпорт і експорт мають колонку</w:t>
+      </w:r>
+      <w:r>
+        <w:t xml:space="preserve"> </w:t>
+      </w:r>
+      <w:r>
+        <w:rPr>
+          <w:bCs/>
+          <w:b/>
+        </w:rPr>
+        <w:t xml:space="preserve">«Кількість місць»</w:t>
+      </w:r>
+      <w:r>
+        <w:t xml:space="preserve"> </w:t>
+      </w:r>
+      <w:r>
+        <w:t xml:space="preserve">(ціле число; для не-ПЗ ігнорується). Міграція 053 додає колонку</w:t>
+      </w:r>
+      <w:r>
+        <w:t xml:space="preserve"> </w:t>
+      </w:r>
+      <w:r>
+        <w:rPr>
+          <w:rStyle w:val="VerbatimChar"/>
+        </w:rPr>
+        <w:t xml:space="preserve">assets.license_seats</w:t>
+      </w:r>
+      <w:r>
+        <w:t xml:space="preserve"> </w:t>
+      </w:r>
+      <w:r>
+        <w:t xml:space="preserve">(повторно безпечна). Перевірка є на сторінці «Стан системи».</w:t>
+      </w:r>
+    </w:p>
+    <w:p>
+      <w:pPr>
+        <w:pStyle w:val="BodyText"/>
+      </w:pPr>
+      <w:r>
+        <w:rPr>
+          <w:bCs/>
+          <w:b/>
+        </w:rPr>
         <w:t xml:space="preserve">Імпорт ПЗ:</w:t>
       </w:r>
       <w:r>
@@ -33504,8 +34117,705 @@
         <w:t xml:space="preserve">Міграції 049–050. «Вирішена» лишається відкритим статусом (задача видна в проєкті, на дошці й Ганті, в «Архів» не йде — туди потрапляє лише «Закрита»). При переході в «Вирішена» чи «Закрита» термін виконання прибирається (запис в історії змін дат із причиною; початковий термін лишається), при повторному відкритті — відновлюється.</w:t>
       </w:r>
     </w:p>
+    <w:p>
+      <w:pPr>
+        <w:pStyle w:val="BodyText"/>
+      </w:pPr>
+      <w:r>
+        <w:rPr>
+          <w:bCs/>
+          <w:b/>
+        </w:rPr>
+        <w:t xml:space="preserve">Вкладення у вікні, що спливає.</w:t>
+      </w:r>
+      <w:r>
+        <w:t xml:space="preserve"> </w:t>
+      </w:r>
+      <w:r>
+        <w:t xml:space="preserve">Зображення й PDF відкриваються в модальному вікні (по центру, ширина ≈70 % екрана — не менше 720 px, висота ≈70 % — не менше 480 px; розміри задано в</w:t>
+      </w:r>
+      <w:r>
+        <w:t xml:space="preserve"> </w:t>
+      </w:r>
+      <w:r>
+        <w:rPr>
+          <w:rStyle w:val="VerbatimChar"/>
+        </w:rPr>
+        <w:t xml:space="preserve">attachment-popup.js</w:t>
+      </w:r>
+      <w:r>
+        <w:t xml:space="preserve">) (</w:t>
+      </w:r>
+      <w:r>
+        <w:rPr>
+          <w:rStyle w:val="VerbatimChar"/>
+        </w:rPr>
+        <w:t xml:space="preserve">public/assets/js/attachment-popup.js</w:t>
+      </w:r>
+      <w:r>
+        <w:t xml:space="preserve">, потребує Bootstrap JS із CDN; посилання з</w:t>
+      </w:r>
+      <w:r>
+        <w:t xml:space="preserve"> </w:t>
+      </w:r>
+      <w:r>
+        <w:rPr>
+          <w:rStyle w:val="VerbatimChar"/>
+        </w:rPr>
+        <w:t xml:space="preserve">data-popup="image"</w:t>
+      </w:r>
+      <w:r>
+        <w:t xml:space="preserve"> </w:t>
+      </w:r>
+      <w:r>
+        <w:t xml:space="preserve">або</w:t>
+      </w:r>
+      <w:r>
+        <w:t xml:space="preserve"> </w:t>
+      </w:r>
+      <w:r>
+        <w:rPr>
+          <w:rStyle w:val="VerbatimChar"/>
+        </w:rPr>
+        <w:t xml:space="preserve">data-popup="pdf"</w:t>
+      </w:r>
+      <w:r>
+        <w:t xml:space="preserve">). Зображення сторінки гортаються стрілками ‹ › / клавішами ← →. PDF показується в</w:t>
+      </w:r>
+      <w:r>
+        <w:t xml:space="preserve"> </w:t>
+      </w:r>
+      <w:r>
+        <w:rPr>
+          <w:rStyle w:val="VerbatimChar"/>
+        </w:rPr>
+        <w:t xml:space="preserve">iframe</w:t>
+      </w:r>
+      <w:r>
+        <w:t xml:space="preserve">; для самих PDF-відповідей (</w:t>
+      </w:r>
+      <w:r>
+        <w:rPr>
+          <w:rStyle w:val="VerbatimChar"/>
+        </w:rPr>
+        <w:t xml:space="preserve">AttachmentController::send</w:t>
+      </w:r>
+      <w:r>
+        <w:t xml:space="preserve">) задано окремі</w:t>
+      </w:r>
+      <w:r>
+        <w:t xml:space="preserve"> </w:t>
+      </w:r>
+      <w:r>
+        <w:rPr>
+          <w:rStyle w:val="VerbatimChar"/>
+        </w:rPr>
+        <w:t xml:space="preserve">Content-Security-Policy</w:t>
+      </w:r>
+      <w:r>
+        <w:t xml:space="preserve"> </w:t>
+      </w:r>
+      <w:r>
+        <w:t xml:space="preserve">(</w:t>
+      </w:r>
+      <w:r>
+        <w:rPr>
+          <w:rStyle w:val="VerbatimChar"/>
+        </w:rPr>
+        <w:t xml:space="preserve">object-src 'self'; frame-ancestors 'self'</w:t>
+      </w:r>
+      <w:r>
+        <w:t xml:space="preserve">) і</w:t>
+      </w:r>
+      <w:r>
+        <w:t xml:space="preserve"> </w:t>
+      </w:r>
+      <w:r>
+        <w:rPr>
+          <w:rStyle w:val="VerbatimChar"/>
+        </w:rPr>
+        <w:t xml:space="preserve">X-Frame-Options: SAMEORIGIN</w:t>
+      </w:r>
+      <w:r>
+        <w:t xml:space="preserve">, бо глобальні</w:t>
+      </w:r>
+      <w:r>
+        <w:t xml:space="preserve"> </w:t>
+      </w:r>
+      <w:r>
+        <w:rPr>
+          <w:rStyle w:val="VerbatimChar"/>
+        </w:rPr>
+        <w:t xml:space="preserve">object-src 'none'</w:t>
+      </w:r>
+      <w:r>
+        <w:t xml:space="preserve">/</w:t>
+      </w:r>
+      <w:r>
+        <w:rPr>
+          <w:rStyle w:val="VerbatimChar"/>
+        </w:rPr>
+        <w:t xml:space="preserve">DENY</w:t>
+      </w:r>
+      <w:r>
+        <w:t xml:space="preserve"> </w:t>
+      </w:r>
+      <w:r>
+        <w:t xml:space="preserve">порожнять вбудований переглядач (зокрема в Safari); усі вкладення віддаються з підтримкою</w:t>
+      </w:r>
+      <w:r>
+        <w:t xml:space="preserve"> </w:t>
+      </w:r>
+      <w:r>
+        <w:rPr>
+          <w:rStyle w:val="VerbatimChar"/>
+        </w:rPr>
+        <w:t xml:space="preserve">Range</w:t>
+      </w:r>
+      <w:r>
+        <w:t xml:space="preserve"> </w:t>
+      </w:r>
+      <w:r>
+        <w:t xml:space="preserve">(206). Решта сторінок —</w:t>
+      </w:r>
+      <w:r>
+        <w:t xml:space="preserve"> </w:t>
+      </w:r>
+      <w:r>
+        <w:rPr>
+          <w:rStyle w:val="VerbatimChar"/>
+        </w:rPr>
+        <w:t xml:space="preserve">DENY</w:t>
+      </w:r>
+      <w:r>
+        <w:t xml:space="preserve">. Без JS посилання відкривається в новій вкладці.</w:t>
+      </w:r>
+    </w:p>
     <w:bookmarkEnd w:id="157"/>
+    <w:bookmarkStart w:id="158" w:name="журнал-робіт-задачі-міграція-052"/>
+    <w:p>
+      <w:pPr>
+        <w:pStyle w:val="Heading2"/>
+      </w:pPr>
+      <w:r>
+        <w:t xml:space="preserve">35. Журнал робіт задачі (міграція 052)</w:t>
+      </w:r>
+    </w:p>
+    <w:p>
+      <w:pPr>
+        <w:pStyle w:val="FirstParagraph"/>
+      </w:pPr>
+      <w:r>
+        <w:t xml:space="preserve">Блоки «Коментарі» та «Облік часу» на сторінці задачі об’єднано в один</w:t>
+      </w:r>
+      <w:r>
+        <w:t xml:space="preserve"> </w:t>
+      </w:r>
+      <w:r>
+        <w:rPr>
+          <w:bCs/>
+          <w:b/>
+        </w:rPr>
+        <w:t xml:space="preserve">«Журнал робіт»</w:t>
+      </w:r>
+      <w:r>
+        <w:t xml:space="preserve">. Текст запису зберігається як</w:t>
+      </w:r>
+      <w:r>
+        <w:t xml:space="preserve"> </w:t>
+      </w:r>
+      <w:r>
+        <w:rPr>
+          <w:bCs/>
+          <w:b/>
+        </w:rPr>
+        <w:t xml:space="preserve">Markdown</w:t>
+      </w:r>
+      <w:r>
+        <w:t xml:space="preserve"> </w:t>
+      </w:r>
+      <w:r>
+        <w:t xml:space="preserve">(підмножина GFM:</w:t>
+      </w:r>
+      <w:r>
+        <w:t xml:space="preserve"> </w:t>
+      </w:r>
+      <w:r>
+        <w:rPr>
+          <w:rStyle w:val="VerbatimChar"/>
+        </w:rPr>
+        <w:t xml:space="preserve">App\Core\Markdown</w:t>
+      </w:r>
+      <w:r>
+        <w:t xml:space="preserve">; рендер —</w:t>
+      </w:r>
+      <w:r>
+        <w:t xml:space="preserve"> </w:t>
+      </w:r>
+      <w:r>
+        <w:rPr>
+          <w:rStyle w:val="VerbatimChar"/>
+        </w:rPr>
+        <w:t xml:space="preserve">View::journalText</w:t>
+      </w:r>
+      <w:r>
+        <w:t xml:space="preserve">, сирий HTML екранується, посилання — за білим списком схем; зображення — мітки</w:t>
+      </w:r>
+      <w:r>
+        <w:t xml:space="preserve"> </w:t>
+      </w:r>
+      <w:r>
+        <w:rPr>
+          <w:rStyle w:val="VerbatimChar"/>
+        </w:rPr>
+        <w:t xml:space="preserve">[[img:ID]]</w:t>
+      </w:r>
+      <w:r>
+        <w:t xml:space="preserve"> </w:t>
+      </w:r>
+      <w:r>
+        <w:t xml:space="preserve">→ мініатюри у вікні, що спливає); давні записи без розмітки відображаються без змін, одинарні переноси рядків зберігаються, міграція даних не потрібна. Запис журналу — це рядок таблиці</w:t>
+      </w:r>
+      <w:r>
+        <w:t xml:space="preserve"> </w:t>
+      </w:r>
+      <w:r>
+        <w:rPr>
+          <w:rStyle w:val="VerbatimChar"/>
+        </w:rPr>
+        <w:t xml:space="preserve">time_logs</w:t>
+      </w:r>
+      <w:r>
+        <w:t xml:space="preserve">: текст (</w:t>
+      </w:r>
+      <w:r>
+        <w:rPr>
+          <w:rStyle w:val="VerbatimChar"/>
+        </w:rPr>
+        <w:t xml:space="preserve">comment</w:t>
+      </w:r>
+      <w:r>
+        <w:t xml:space="preserve">, TEXT), години (</w:t>
+      </w:r>
+      <w:r>
+        <w:rPr>
+          <w:rStyle w:val="VerbatimChar"/>
+        </w:rPr>
+        <w:t xml:space="preserve">hours</w:t>
+      </w:r>
+      <w:r>
+        <w:t xml:space="preserve">, DECIMAL(8,4);</w:t>
+      </w:r>
+      <w:r>
+        <w:t xml:space="preserve"> </w:t>
+      </w:r>
+      <w:r>
+        <w:rPr>
+          <w:bCs/>
+          <w:b/>
+        </w:rPr>
+        <w:t xml:space="preserve">0 — запис без часу</w:t>
+      </w:r>
+      <w:r>
+        <w:t xml:space="preserve">), дата, категорія,</w:t>
+      </w:r>
+      <w:r>
+        <w:t xml:space="preserve"> </w:t>
+      </w:r>
+      <w:r>
+        <w:rPr>
+          <w:rStyle w:val="VerbatimChar"/>
+        </w:rPr>
+        <w:t xml:space="preserve">edited_at</w:t>
+      </w:r>
+      <w:r>
+        <w:t xml:space="preserve"> </w:t>
+      </w:r>
+      <w:r>
+        <w:t xml:space="preserve">(позначка «змінено»),</w:t>
+      </w:r>
+      <w:r>
+        <w:t xml:space="preserve"> </w:t>
+      </w:r>
+      <w:r>
+        <w:rPr>
+          <w:rStyle w:val="VerbatimChar"/>
+        </w:rPr>
+        <w:t xml:space="preserve">from_comment_id</w:t>
+      </w:r>
+      <w:r>
+        <w:t xml:space="preserve"> </w:t>
+      </w:r>
+      <w:r>
+        <w:t xml:space="preserve">(звідки перенесено старий коментар).</w:t>
+      </w:r>
+    </w:p>
+    <w:p>
+      <w:pPr>
+        <w:numPr>
+          <w:ilvl w:val="0"/>
+          <w:numId w:val="1047"/>
+        </w:numPr>
+        <w:pStyle w:val="Compact"/>
+      </w:pPr>
+      <w:r>
+        <w:rPr>
+          <w:bCs/>
+          <w:b/>
+        </w:rPr>
+        <w:t xml:space="preserve">Міграція 052</w:t>
+      </w:r>
+      <w:r>
+        <w:t xml:space="preserve"> </w:t>
+      </w:r>
+      <w:r>
+        <w:t xml:space="preserve">переносить усі старі коментарі (таблиця</w:t>
+      </w:r>
+      <w:r>
+        <w:t xml:space="preserve"> </w:t>
+      </w:r>
+      <w:r>
+        <w:rPr>
+          <w:rStyle w:val="VerbatimChar"/>
+        </w:rPr>
+        <w:t xml:space="preserve">comments</w:t>
+      </w:r>
+      <w:r>
+        <w:t xml:space="preserve">) у журнал із 0 годин і датою коментаря, вирівнює</w:t>
+      </w:r>
+      <w:r>
+        <w:t xml:space="preserve"> </w:t>
+      </w:r>
+      <w:r>
+        <w:rPr>
+          <w:rStyle w:val="VerbatimChar"/>
+        </w:rPr>
+        <w:t xml:space="preserve">tasks.actual_hours</w:t>
+      </w:r>
+      <w:r>
+        <w:t xml:space="preserve"> </w:t>
+      </w:r>
+      <w:r>
+        <w:t xml:space="preserve">до суми годин журналу. Скрипт повторювано безпечний; саму таблицю</w:t>
+      </w:r>
+      <w:r>
+        <w:t xml:space="preserve"> </w:t>
+      </w:r>
+      <w:r>
+        <w:rPr>
+          <w:rStyle w:val="VerbatimChar"/>
+        </w:rPr>
+        <w:t xml:space="preserve">comments</w:t>
+      </w:r>
+      <w:r>
+        <w:t xml:space="preserve"> </w:t>
+      </w:r>
+      <w:r>
+        <w:t xml:space="preserve">не видалено (резервна копія), код нею більше не користується.</w:t>
+      </w:r>
+    </w:p>
+    <w:p>
+      <w:pPr>
+        <w:numPr>
+          <w:ilvl w:val="0"/>
+          <w:numId w:val="1047"/>
+        </w:numPr>
+        <w:pStyle w:val="Compact"/>
+      </w:pPr>
+      <w:r>
+        <w:rPr>
+          <w:bCs/>
+          <w:b/>
+        </w:rPr>
+        <w:t xml:space="preserve">Порядок на сторінці:</w:t>
+      </w:r>
+      <w:r>
+        <w:t xml:space="preserve"> </w:t>
+      </w:r>
+      <w:r>
+        <w:t xml:space="preserve">угорі форма нового запису, нижче записи за спаданням дати (</w:t>
+      </w:r>
+      <w:r>
+        <w:rPr>
+          <w:rStyle w:val="VerbatimChar"/>
+        </w:rPr>
+        <w:t xml:space="preserve">log_date DESC, id DESC</w:t>
+      </w:r>
+      <w:r>
+        <w:t xml:space="preserve">); у REST API коментарі лишаються від давніших до новіших.</w:t>
+      </w:r>
+    </w:p>
+    <w:p>
+      <w:pPr>
+        <w:numPr>
+          <w:ilvl w:val="0"/>
+          <w:numId w:val="1047"/>
+        </w:numPr>
+        <w:pStyle w:val="Compact"/>
+      </w:pPr>
+      <w:r>
+        <w:rPr>
+          <w:bCs/>
+          <w:b/>
+        </w:rPr>
+        <w:t xml:space="preserve">Звіти обліку часу</w:t>
+      </w:r>
+      <w:r>
+        <w:t xml:space="preserve"> </w:t>
+      </w:r>
+      <w:r>
+        <w:t xml:space="preserve">(проєкт, адмін, підрозділ, «Звіти → Облік часу», розклади звітів) враховують лише записи з годинами</w:t>
+      </w:r>
+      <w:r>
+        <w:t xml:space="preserve"> </w:t>
+      </w:r>
+      <w:r>
+        <w:rPr>
+          <w:rStyle w:val="VerbatimChar"/>
+        </w:rPr>
+        <w:t xml:space="preserve">&gt; 0</w:t>
+      </w:r>
+      <w:r>
+        <w:t xml:space="preserve">.</w:t>
+      </w:r>
+    </w:p>
+    <w:p>
+      <w:pPr>
+        <w:numPr>
+          <w:ilvl w:val="0"/>
+          <w:numId w:val="1047"/>
+        </w:numPr>
+        <w:pStyle w:val="Compact"/>
+      </w:pPr>
+      <w:r>
+        <w:rPr>
+          <w:bCs/>
+          <w:b/>
+        </w:rPr>
+        <w:t xml:space="preserve">Права:</w:t>
+      </w:r>
+      <w:r>
+        <w:t xml:space="preserve"> </w:t>
+      </w:r>
+      <w:r>
+        <w:t xml:space="preserve">додавати запис може кожен, хто бачить проєкт; змінювати й видаляти — автор, відповідальний за проєкт і адміністратор системи, без обмеження в часі. Зміни пишуться в журнал аудиту (</w:t>
+      </w:r>
+      <w:r>
+        <w:rPr>
+          <w:rStyle w:val="VerbatimChar"/>
+        </w:rPr>
+        <w:t xml:space="preserve">journal_added</w:t>
+      </w:r>
+      <w:r>
+        <w:t xml:space="preserve">,</w:t>
+      </w:r>
+      <w:r>
+        <w:t xml:space="preserve"> </w:t>
+      </w:r>
+      <w:r>
+        <w:rPr>
+          <w:rStyle w:val="VerbatimChar"/>
+        </w:rPr>
+        <w:t xml:space="preserve">journal_updated</w:t>
+      </w:r>
+      <w:r>
+        <w:t xml:space="preserve">,</w:t>
+      </w:r>
+      <w:r>
+        <w:t xml:space="preserve"> </w:t>
+      </w:r>
+      <w:r>
+        <w:rPr>
+          <w:rStyle w:val="VerbatimChar"/>
+        </w:rPr>
+        <w:t xml:space="preserve">journal_deleted</w:t>
+      </w:r>
+      <w:r>
+        <w:t xml:space="preserve">).</w:t>
+      </w:r>
+    </w:p>
+    <w:p>
+      <w:pPr>
+        <w:numPr>
+          <w:ilvl w:val="0"/>
+          <w:numId w:val="1047"/>
+        </w:numPr>
+        <w:pStyle w:val="Compact"/>
+      </w:pPr>
+      <w:r>
+        <w:rPr>
+          <w:bCs/>
+          <w:b/>
+        </w:rPr>
+        <w:t xml:space="preserve">Час у веб-формі</w:t>
+      </w:r>
+      <w:r>
+        <w:t xml:space="preserve"> </w:t>
+      </w:r>
+      <w:r>
+        <w:t xml:space="preserve">— числове поле</w:t>
+      </w:r>
+      <w:r>
+        <w:t xml:space="preserve"> </w:t>
+      </w:r>
+      <w:r>
+        <w:rPr>
+          <w:rStyle w:val="VerbatimChar"/>
+        </w:rPr>
+        <w:t xml:space="preserve">minutes</w:t>
+      </w:r>
+      <w:r>
+        <w:t xml:space="preserve"> </w:t>
+      </w:r>
+      <w:r>
+        <w:t xml:space="preserve">(початково 10, крок 10 хв, 0–720; стрілки ▲▼), сервер перевіряє те саме. Старий запис із іншим значенням (напр. 1 год 15 хв) лишається, доки не змінять його час. Через API час приймається у будь-якому вигляді.</w:t>
+      </w:r>
+    </w:p>
+    <w:p>
+      <w:pPr>
+        <w:numPr>
+          <w:ilvl w:val="0"/>
+          <w:numId w:val="1047"/>
+        </w:numPr>
+        <w:pStyle w:val="Compact"/>
+      </w:pPr>
+      <w:r>
+        <w:rPr>
+          <w:bCs/>
+          <w:b/>
+        </w:rPr>
+        <w:t xml:space="preserve">Зображення:</w:t>
+      </w:r>
+      <w:r>
+        <w:t xml:space="preserve"> </w:t>
+      </w:r>
+      <w:r>
+        <w:t xml:space="preserve">вставка в текст (Ctrl+V, перетягування, вибір файлу) завантажує PNG/JPG/GIF/WebP як вкладення задачі й замінює мітки</w:t>
+      </w:r>
+      <w:r>
+        <w:t xml:space="preserve"> </w:t>
+      </w:r>
+      <w:r>
+        <w:rPr>
+          <w:rStyle w:val="VerbatimChar"/>
+        </w:rPr>
+        <w:t xml:space="preserve">[[file:N]]</w:t>
+      </w:r>
+      <w:r>
+        <w:t xml:space="preserve"> </w:t>
+      </w:r>
+      <w:r>
+        <w:t xml:space="preserve">на</w:t>
+      </w:r>
+      <w:r>
+        <w:t xml:space="preserve"> </w:t>
+      </w:r>
+      <w:r>
+        <w:rPr>
+          <w:rStyle w:val="VerbatimChar"/>
+        </w:rPr>
+        <w:t xml:space="preserve">[[img:ID]]</w:t>
+      </w:r>
+      <w:r>
+        <w:t xml:space="preserve">. Обмеження — ті самі, що в панелі «Вкладення» (</w:t>
+      </w:r>
+      <w:r>
+        <w:rPr>
+          <w:rStyle w:val="VerbatimChar"/>
+        </w:rPr>
+        <w:t xml:space="preserve">attachments.max_per_request</w:t>
+      </w:r>
+      <w:r>
+        <w:t xml:space="preserve">,</w:t>
+      </w:r>
+      <w:r>
+        <w:t xml:space="preserve"> </w:t>
+      </w:r>
+      <w:r>
+        <w:rPr>
+          <w:rStyle w:val="VerbatimChar"/>
+        </w:rPr>
+        <w:t xml:space="preserve">attachments.max_per_entity</w:t>
+      </w:r>
+      <w:r>
+        <w:t xml:space="preserve">). Скрипт —</w:t>
+      </w:r>
+      <w:r>
+        <w:t xml:space="preserve"> </w:t>
+      </w:r>
+      <w:r>
+        <w:rPr>
+          <w:rStyle w:val="VerbatimChar"/>
+        </w:rPr>
+        <w:t xml:space="preserve">public/assets/js/journal-editor.js</w:t>
+      </w:r>
+      <w:r>
+        <w:t xml:space="preserve">; без нього форма працює без вставки зображень.</w:t>
+      </w:r>
+    </w:p>
+    <w:p>
+      <w:pPr>
+        <w:numPr>
+          <w:ilvl w:val="0"/>
+          <w:numId w:val="1047"/>
+        </w:numPr>
+        <w:pStyle w:val="Compact"/>
+      </w:pPr>
+      <w:r>
+        <w:rPr>
+          <w:bCs/>
+          <w:b/>
+        </w:rPr>
+        <w:t xml:space="preserve">API:</w:t>
+      </w:r>
+      <w:r>
+        <w:t xml:space="preserve"> </w:t>
+      </w:r>
+      <w:r>
+        <w:rPr>
+          <w:rStyle w:val="VerbatimChar"/>
+        </w:rPr>
+        <w:t xml:space="preserve">POST /api/v1/tasks/{id}/comments</w:t>
+      </w:r>
+      <w:r>
+        <w:t xml:space="preserve"> </w:t>
+      </w:r>
+      <w:r>
+        <w:t xml:space="preserve">створює запис журналу; необов’язкове поле</w:t>
+      </w:r>
+      <w:r>
+        <w:t xml:space="preserve"> </w:t>
+      </w:r>
+      <w:r>
+        <w:rPr>
+          <w:rStyle w:val="VerbatimChar"/>
+        </w:rPr>
+        <w:t xml:space="preserve">hours</w:t>
+      </w:r>
+      <w:r>
+        <w:t xml:space="preserve"> </w:t>
+      </w:r>
+      <w:r>
+        <w:t xml:space="preserve">задає час. Вебхук</w:t>
+      </w:r>
+      <w:r>
+        <w:t xml:space="preserve"> </w:t>
+      </w:r>
+      <w:r>
+        <w:rPr>
+          <w:rStyle w:val="VerbatimChar"/>
+        </w:rPr>
+        <w:t xml:space="preserve">task.comment_added</w:t>
+      </w:r>
+      <w:r>
+        <w:t xml:space="preserve"> </w:t>
+      </w:r>
+      <w:r>
+        <w:t xml:space="preserve">спрацьовує для записів із текстом.</w:t>
+      </w:r>
+    </w:p>
     <w:bookmarkEnd w:id="158"/>
+    <w:bookmarkEnd w:id="159"/>
     <w:sectPr/>
   </w:body>
 </w:document>
@@ -34183,6 +35493,9 @@
     <w:lvlOverride w:ilvl="8">
       <w:startOverride w:val="1"/>
     </w:lvlOverride>
+  </w:num>
+  <w:num w:numId="1047">
+    <w:abstractNumId w:val="991"/>
   </w:num>
 </w:numbering>
 </file>

--- a/docs/ITSM_Admin_Guide.docx
+++ b/docs/ITSM_Admin_Guide.docx
@@ -695,7 +695,7 @@
               <w:jc w:val="left"/>
             </w:pPr>
             <w:r>
-              <w:t xml:space="preserve">Дії при створенні тікета за ключовими словами: перенести в чергу, призначити оператора, сповістити</w:t>
+              <w:t xml:space="preserve">Дії при створенні, зміні статусу чи новому коментарі тікета: перенести в чергу, призначити оператора, встановити пріоритет, сповістити (листом чи в системі)</w:t>
             </w:r>
           </w:p>
         </w:tc>
@@ -8859,6 +8859,30 @@
         <w:pStyle w:val="BlockText"/>
       </w:pPr>
       <w:r>
+        <w:t xml:space="preserve">Для</w:t>
+      </w:r>
+      <w:r>
+        <w:t xml:space="preserve"> </w:t>
+      </w:r>
+      <w:r>
+        <w:rPr>
+          <w:bCs/>
+          <w:b/>
+        </w:rPr>
+        <w:t xml:space="preserve">задач</w:t>
+      </w:r>
+      <w:r>
+        <w:t xml:space="preserve"> </w:t>
+      </w:r>
+      <w:r>
+        <w:t xml:space="preserve">є окремі правила — розділ «Правила для задач» нижче в цьому пункті.</w:t>
+      </w:r>
+    </w:p>
+    <w:p>
+      <w:pPr>
+        <w:pStyle w:val="BlockText"/>
+      </w:pPr>
+      <w:r>
         <w:rPr>
           <w:bCs/>
           <w:b/>
@@ -9180,13 +9204,107 @@
           <w:bCs/>
           <w:b/>
         </w:rPr>
+        <w:t xml:space="preserve">встановити пріоритет</w:t>
+      </w:r>
+      <w:r>
+        <w:t xml:space="preserve"> </w:t>
+      </w:r>
+      <w:r>
+        <w:t xml:space="preserve">тікета (низький / звичайний / високий / критичний);</w:t>
+      </w:r>
+      <w:r>
+        <w:t xml:space="preserve"> </w:t>
+      </w:r>
+      <w:r>
+        <w:t xml:space="preserve">-</w:t>
+      </w:r>
+      <w:r>
+        <w:t xml:space="preserve"> </w:t>
+      </w:r>
+      <w:r>
+        <w:rPr>
+          <w:bCs/>
+          <w:b/>
+        </w:rPr>
+        <w:t xml:space="preserve">додати мітку</w:t>
+      </w:r>
+      <w:r>
+        <w:t xml:space="preserve"> </w:t>
+      </w:r>
+      <w:r>
+        <w:t xml:space="preserve">(довідник — розділ «Мітки тікетів» нижче) і</w:t>
+      </w:r>
+      <w:r>
+        <w:t xml:space="preserve"> </w:t>
+      </w:r>
+      <w:r>
+        <w:rPr>
+          <w:bCs/>
+          <w:b/>
+        </w:rPr>
+        <w:t xml:space="preserve">додати коментар</w:t>
+      </w:r>
+      <w:r>
+        <w:t xml:space="preserve"> </w:t>
+      </w:r>
+      <w:r>
+        <w:t xml:space="preserve">у тікет (з’являється від імені «оператор» з позначкою «[Автоправило …]», не запускає інших правил і не вважається першою відповіддю для SLA);</w:t>
+      </w:r>
+      <w:r>
+        <w:t xml:space="preserve"> </w:t>
+      </w:r>
+      <w:r>
+        <w:t xml:space="preserve">-</w:t>
+      </w:r>
+      <w:r>
+        <w:t xml:space="preserve"> </w:t>
+      </w:r>
+      <w:r>
+        <w:rPr>
+          <w:bCs/>
+          <w:b/>
+        </w:rPr>
         <w:t xml:space="preserve">сповістити листом</w:t>
       </w:r>
       <w:r>
         <w:t xml:space="preserve"> </w:t>
       </w:r>
       <w:r>
-        <w:t xml:space="preserve">на задані адреси та/або призначеному оператору (потрібна налаштована пошта; без неї правило виконується, але листи не йдуть).</w:t>
+        <w:t xml:space="preserve">на задані адреси та/або призначеному оператору (потрібна налаштована пошта; без неї правило виконується, але листи не йдуть);</w:t>
+      </w:r>
+      <w:r>
+        <w:t xml:space="preserve"> </w:t>
+      </w:r>
+      <w:r>
+        <w:t xml:space="preserve">-</w:t>
+      </w:r>
+      <w:r>
+        <w:t xml:space="preserve"> </w:t>
+      </w:r>
+      <w:r>
+        <w:rPr>
+          <w:bCs/>
+          <w:b/>
+        </w:rPr>
+        <w:t xml:space="preserve">сповістити в системі</w:t>
+      </w:r>
+      <w:r>
+        <w:t xml:space="preserve"> </w:t>
+      </w:r>
+      <w:r>
+        <w:t xml:space="preserve">— призначеного оператора та/або вибраних працівників: запис з’являється в центрі сповіщень (🔔 у верхньому меню, сторінка</w:t>
+      </w:r>
+      <w:r>
+        <w:t xml:space="preserve"> </w:t>
+      </w:r>
+      <w:r>
+        <w:rPr>
+          <w:rStyle w:val="VerbatimChar"/>
+        </w:rPr>
+        <w:t xml:space="preserve">/notifications</w:t>
+      </w:r>
+      <w:r>
+        <w:t xml:space="preserve">), пошта не потрібна. Клік по сповіщенню позначає його прочитаним і відкриває тікет; є «Прочитати всі» та «Очистити прочитані». На користувача зберігається до 200 останніх сповіщень (старіші прочитані видаляються).</w:t>
       </w:r>
     </w:p>
     <w:p>
@@ -9194,6 +9312,240 @@
         <w:pStyle w:val="BodyText"/>
       </w:pPr>
       <w:r>
+        <w:rPr>
+          <w:bCs/>
+          <w:b/>
+        </w:rPr>
+        <w:t xml:space="preserve">Подія (коли спрацьовує).</w:t>
+      </w:r>
+      <w:r>
+        <w:t xml:space="preserve"> </w:t>
+      </w:r>
+      <w:r>
+        <w:t xml:space="preserve">Правило прив’язане до однієї з подій:</w:t>
+      </w:r>
+      <w:r>
+        <w:t xml:space="preserve"> </w:t>
+      </w:r>
+      <w:r>
+        <w:rPr>
+          <w:bCs/>
+          <w:b/>
+        </w:rPr>
+        <w:t xml:space="preserve">створення тікета</w:t>
+      </w:r>
+      <w:r>
+        <w:t xml:space="preserve"> </w:t>
+      </w:r>
+      <w:r>
+        <w:t xml:space="preserve">(за замовчуванням; перевіряється після збереження вкладень),</w:t>
+      </w:r>
+      <w:r>
+        <w:t xml:space="preserve"> </w:t>
+      </w:r>
+      <w:r>
+        <w:rPr>
+          <w:bCs/>
+          <w:b/>
+        </w:rPr>
+        <w:t xml:space="preserve">зміна статусу</w:t>
+      </w:r>
+      <w:r>
+        <w:t xml:space="preserve"> </w:t>
+      </w:r>
+      <w:r>
+        <w:t xml:space="preserve">(необов’язково — лише на певний статус) або</w:t>
+      </w:r>
+      <w:r>
+        <w:t xml:space="preserve"> </w:t>
+      </w:r>
+      <w:r>
+        <w:rPr>
+          <w:bCs/>
+          <w:b/>
+        </w:rPr>
+        <w:t xml:space="preserve">новий коментар</w:t>
+      </w:r>
+      <w:r>
+        <w:t xml:space="preserve"> </w:t>
+      </w:r>
+      <w:r>
+        <w:t xml:space="preserve">(від заявника, від працівника підтримки або від будь-кого; ключові слова можна шукати в тексті коментаря — «Де шукати: у коментарі», або в темі/описі/коментарі разом). Для кожної події правила перевіряються окремо за порядком, виконується перше збіглося. Дії правил не запускають інших правил (циклів немає). Зміна черги, оператора чи пріоритету правилом пишеться в журнал тікета (</w:t>
+      </w:r>
+      <w:r>
+        <w:rPr>
+          <w:rStyle w:val="VerbatimChar"/>
+        </w:rPr>
+        <w:t xml:space="preserve">rule_applied</w:t>
+      </w:r>
+      <w:r>
+        <w:t xml:space="preserve">).</w:t>
+      </w:r>
+    </w:p>
+    <w:p>
+      <w:pPr>
+        <w:pStyle w:val="BodyText"/>
+      </w:pPr>
+      <w:r>
+        <w:rPr>
+          <w:bCs/>
+          <w:b/>
+        </w:rPr>
+        <w:t xml:space="preserve">Призначений оператор.</w:t>
+      </w:r>
+      <w:r>
+        <w:t xml:space="preserve"> </w:t>
+      </w:r>
+      <w:r>
+        <w:t xml:space="preserve">Умова: «не призначений» (напр., щоб вручну розібрати нові тікети), «призначений» (будь-хто) або конкретний працівник — на момент події.</w:t>
+      </w:r>
+    </w:p>
+    <w:p>
+      <w:pPr>
+        <w:pStyle w:val="BodyText"/>
+      </w:pPr>
+      <w:r>
+        <w:rPr>
+          <w:bCs/>
+          <w:b/>
+        </w:rPr>
+        <w:t xml:space="preserve">Вкладення.</w:t>
+      </w:r>
+      <w:r>
+        <w:t xml:space="preserve"> </w:t>
+      </w:r>
+      <w:r>
+        <w:t xml:space="preserve">Додаткова умова: «є вкладення» / «немає вкладень», кількість файлів від N, загальний розмір вкладень тікета від/до (МБ; враховуються й вкладення коментарів). Корисно, напр., для «скриншот прикладено → передати оператору» або «великі файли → повідомити адміністратора».</w:t>
+      </w:r>
+    </w:p>
+    <w:p>
+      <w:pPr>
+        <w:pStyle w:val="BodyText"/>
+      </w:pPr>
+      <w:r>
+        <w:rPr>
+          <w:bCs/>
+          <w:b/>
+        </w:rPr>
+        <w:t xml:space="preserve">Мітки тікетів</w:t>
+      </w:r>
+      <w:r>
+        <w:t xml:space="preserve"> </w:t>
+      </w:r>
+      <w:r>
+        <w:t xml:space="preserve">(міграція 055). Довідник міток (назва + колір) веде адміністратор: Адмін-панель → Керування → «Мітки тікетів» (</w:t>
+      </w:r>
+      <w:r>
+        <w:rPr>
+          <w:rStyle w:val="VerbatimChar"/>
+        </w:rPr>
+        <w:t xml:space="preserve">/admin/ticket-labels</w:t>
+      </w:r>
+      <w:r>
+        <w:t xml:space="preserve">); видалення мітки знімає її з усіх тікетів і з правил. Мітки призначають вручну на сторінці тікета (блок «Мітки»; адміністратор, керівник ІТ, оператор підтримки) або дією правила. У списку «Тікети» мітки видно біля теми, є фільтр за міткою. Мітки внутрішні — заявники їх не бачать.</w:t>
+      </w:r>
+    </w:p>
+    <w:p>
+      <w:pPr>
+        <w:pStyle w:val="BodyText"/>
+      </w:pPr>
+      <w:r>
+        <w:rPr>
+          <w:bCs/>
+          <w:b/>
+        </w:rPr>
+        <w:t xml:space="preserve">Пріоритет у SLA, фільтрах і сортуванні.</w:t>
+      </w:r>
+      <w:r>
+        <w:t xml:space="preserve"> </w:t>
+      </w:r>
+      <w:r>
+        <w:t xml:space="preserve">Норматив черги (Адмін-панель → Черги тікетів) задає час для пріоритету «Звичайний»; на тій же сторінці картка «SLA за пріоритетом» задає множники для решти пріоритетів у відсотках (напр., «Критичний» 50 % — удвічі швидше, «Низький» 200 %); прострочення, терміни в картці тікета й експорт враховують їх. Список «Тікети» фільтрується за пріоритетом, статусом і міткою, а прапорець «спершу за пріоритетом» сортує за пріоритетом, потім за простроченням.</w:t>
+      </w:r>
+    </w:p>
+    <w:p>
+      <w:pPr>
+        <w:pStyle w:val="BodyText"/>
+      </w:pPr>
+      <w:r>
+        <w:rPr>
+          <w:bCs/>
+          <w:b/>
+        </w:rPr>
+        <w:t xml:space="preserve">Сповіщення в системі про призначення й коментарі.</w:t>
+      </w:r>
+      <w:r>
+        <w:t xml:space="preserve"> </w:t>
+      </w:r>
+      <w:r>
+        <w:t xml:space="preserve">Окрім правил, центр сповіщень 🔔 отримує: новий виконавець тікета («Вам призначено тікет №…»; якщо призначили не він сам), заявник і виконавець при новому коментарі (автор коментаря не сповіщається).</w:t>
+      </w:r>
+    </w:p>
+    <w:p>
+      <w:pPr>
+        <w:pStyle w:val="BodyText"/>
+      </w:pPr>
+      <w:r>
+        <w:rPr>
+          <w:bCs/>
+          <w:b/>
+        </w:rPr>
+        <w:t xml:space="preserve">Пріоритет тікета</w:t>
+      </w:r>
+      <w:r>
+        <w:t xml:space="preserve"> </w:t>
+      </w:r>
+      <w:r>
+        <w:t xml:space="preserve">(міграція 054,</w:t>
+      </w:r>
+      <w:r>
+        <w:t xml:space="preserve"> </w:t>
+      </w:r>
+      <w:r>
+        <w:rPr>
+          <w:rStyle w:val="VerbatimChar"/>
+        </w:rPr>
+        <w:t xml:space="preserve">tickets.priority</w:t>
+      </w:r>
+      <w:r>
+        <w:t xml:space="preserve">, за замовчуванням «Звичайний»): працівники з правом призначати оператора (адміністратор, керівник ІТ, оператор підтримки) змінюють його на сторінці тікета (</w:t>
+      </w:r>
+      <w:r>
+        <w:rPr>
+          <w:rStyle w:val="VerbatimChar"/>
+        </w:rPr>
+        <w:t xml:space="preserve">POST /tickets/{id}/priority</w:t>
+      </w:r>
+      <w:r>
+        <w:t xml:space="preserve">) або через API (</w:t>
+      </w:r>
+      <w:r>
+        <w:rPr>
+          <w:rStyle w:val="VerbatimChar"/>
+        </w:rPr>
+        <w:t xml:space="preserve">PATCH</w:t>
+      </w:r>
+      <w:r>
+        <w:t xml:space="preserve">, поле</w:t>
+      </w:r>
+      <w:r>
+        <w:t xml:space="preserve"> </w:t>
+      </w:r>
+      <w:r>
+        <w:rPr>
+          <w:rStyle w:val="VerbatimChar"/>
+        </w:rPr>
+        <w:t xml:space="preserve">priority</w:t>
+      </w:r>
+      <w:r>
+        <w:t xml:space="preserve">); у списку «Тікети» значок показується для пріоритетів, відмінних від «Звичайного». Заявники пріоритет бачать, але змінювати не можуть.</w:t>
+      </w:r>
+    </w:p>
+    <w:p>
+      <w:pPr>
+        <w:pStyle w:val="BodyText"/>
+      </w:pPr>
+      <w:r>
         <w:t xml:space="preserve">Таблиця показує для кожного правила умову, дії, кількість спрацювань і час останнього; правило можна змінити, вимкнути чи видалити. Спрацювання записується в журнал аудиту тікета (</w:t>
       </w:r>
       <w:r>
@@ -9219,7 +9571,7 @@
         <w:t xml:space="preserve"> </w:t>
       </w:r>
       <w:r>
-        <w:t xml:space="preserve">керує лише своїми: вони діють тільки на тікети заявників його підрозділу (анонімні звернення з порталу підрозділу не належать), а оператором може бути лише працівник підрозділу. Таблицю створює міграція 046 (</w:t>
+        <w:t xml:space="preserve">керує лише своїми: вони діють тільки на тікети заявників його підрозділу (анонімні звернення з порталу підрозділу не належать), а оператором може бути лише працівник підрозділу. Таблицю створює міграція 046, розширення (події, вкладення, пріоритет, центр сповіщень) — міграція 054 (</w:t>
       </w:r>
       <w:r>
         <w:rPr>
@@ -9228,7 +9580,78 @@
         <w:t xml:space="preserve">sudo bash update.sh</w:t>
       </w:r>
       <w:r>
-        <w:t xml:space="preserve">).</w:t>
+        <w:t xml:space="preserve">). «Застосувати до наявних тікетів» виконує лише правила події «створення».</w:t>
+      </w:r>
+    </w:p>
+    <w:p>
+      <w:pPr>
+        <w:pStyle w:val="BodyText"/>
+      </w:pPr>
+      <w:r>
+        <w:rPr>
+          <w:bCs/>
+          <w:b/>
+        </w:rPr>
+        <w:t xml:space="preserve">Правила для задач</w:t>
+      </w:r>
+      <w:r>
+        <w:t xml:space="preserve"> </w:t>
+      </w:r>
+      <w:r>
+        <w:t xml:space="preserve">(Адмін-панель → Керування → «Правила для задач»,</w:t>
+      </w:r>
+      <w:r>
+        <w:t xml:space="preserve"> </w:t>
+      </w:r>
+      <w:r>
+        <w:rPr>
+          <w:rStyle w:val="VerbatimChar"/>
+        </w:rPr>
+        <w:t xml:space="preserve">/admin/task-rules</w:t>
+      </w:r>
+      <w:r>
+        <w:t xml:space="preserve">; міграція 055; керує лише адміністратор системи). Правило спрацьовує на</w:t>
+      </w:r>
+      <w:r>
+        <w:t xml:space="preserve"> </w:t>
+      </w:r>
+      <w:r>
+        <w:rPr>
+          <w:bCs/>
+          <w:b/>
+        </w:rPr>
+        <w:t xml:space="preserve">створення задачі</w:t>
+      </w:r>
+      <w:r>
+        <w:t xml:space="preserve"> </w:t>
+      </w:r>
+      <w:r>
+        <w:t xml:space="preserve">(форма, API, за шаблоном) або</w:t>
+      </w:r>
+      <w:r>
+        <w:t xml:space="preserve"> </w:t>
+      </w:r>
+      <w:r>
+        <w:rPr>
+          <w:bCs/>
+          <w:b/>
+        </w:rPr>
+        <w:t xml:space="preserve">зміну її статусу</w:t>
+      </w:r>
+      <w:r>
+        <w:t xml:space="preserve"> </w:t>
+      </w:r>
+      <w:r>
+        <w:t xml:space="preserve">(необов’язково — на конкретний). Умови (усі задані одночасно; потрібна хоча б одна): ключові слова в назві/описі, проєкт, поточний пріоритет, виконавець (призначений / не призначений). Дії (потрібна хоча б одна): призначити виконавця, встановити пріоритет, сповістити «в системі» виконавця та/або вибраних працівників. Правила перевіряються за порядком, виконується перше, що збіглося; дії правил не запускають інших правил. Спрацювання пишеться в журнал аудиту задачі (</w:t>
+      </w:r>
+      <w:r>
+        <w:rPr>
+          <w:rStyle w:val="VerbatimChar"/>
+        </w:rPr>
+        <w:t xml:space="preserve">rule_applied</w:t>
+      </w:r>
+      <w:r>
+        <w:t xml:space="preserve">), лічильник — у таблиці правил.</w:t>
       </w:r>
     </w:p>
     <w:bookmarkEnd w:id="52"/>
@@ -16850,6 +17273,24 @@
     </w:p>
     <w:p>
       <w:pPr>
+        <w:pStyle w:val="BodyText"/>
+      </w:pPr>
+      <w:r>
+        <w:rPr>
+          <w:bCs/>
+          <w:b/>
+        </w:rPr>
+        <w:t xml:space="preserve">Вигляд лівого меню:</w:t>
+      </w:r>
+      <w:r>
+        <w:t xml:space="preserve"> </w:t>
+      </w:r>
+      <w:r>
+        <w:t xml:space="preserve">сторінки без батька — це «розділи», вони показані в меню; їхні підсторінки (на всіх рівнях) згорнуті під розділом і розгортаються стрілкою ▸/▾ (відкрита сторінка розгортає свій розділ автоматично). Щоб сторінка стала розділом, не вказуйте їй батьківської сторінки.</w:t>
+      </w:r>
+    </w:p>
+    <w:p>
+      <w:pPr>
         <w:numPr>
           <w:ilvl w:val="0"/>
           <w:numId w:val="1021"/>
@@ -32231,7 +32672,7 @@
         <w:t xml:space="preserve"> </w:t>
       </w:r>
       <w:r>
-        <w:t xml:space="preserve">Задачі шаблону створюються в одній транзакції: якщо щось не вдалося, не створюється жодної. Дати = дата старту + зміщення; без дати старту задачі лишаються без дат. Статус — «Нова», автор — той, хто застосував, виконавець не призначається (тому сповіщень на пошту при цьому немає). Ліміт: 300 задач (з підзадачами) за одне застосування, 100 задач у шаблоні. Шаблон не пов’язаний з уже створеними задачами — зміна шаблону їх не чіпає.</w:t>
+        <w:t xml:space="preserve">Задачі шаблону створюються в одній транзакції: якщо щось не вдалося, не створюється жодної. Дати = дата старту + зміщення; без дати старту задачі лишаються без дат. Статус — «Нова», автор — той, хто застосував, виконавець — за роллю пункту (див. «Ролі виконавців»), інакше не призначається (тому сповіщень на пошту при цьому немає). Ліміт: 300 задач (з підзадачами) за одне застосування, 100 задач у шаблоні. Шаблон не пов’язаний з уже створеними задачами — зміна шаблону їх не чіпає.</w:t>
       </w:r>
     </w:p>
     <w:p>
@@ -32276,13 +32717,31 @@
           <w:bCs/>
           <w:b/>
         </w:rPr>
+        <w:t xml:space="preserve">Ролі виконавців</w:t>
+      </w:r>
+      <w:r>
+        <w:t xml:space="preserve"> </w:t>
+      </w:r>
+      <w:r>
+        <w:t xml:space="preserve">(міграція 056). У пункті шаблону можна вказати «Роль виконавця» довільним текстом (напр., «Керівник проєкту», «Адміністратор»). При застосуванні шаблону (форма нового проєкту або «Додати задачі за шаблоном») під вибраним шаблоном з’являється по одному списку на кожну роль — обраний працівник стає виконавцем усіх задач і підзадач з цією роллю; якщо нікого не обрано, задача лишається непризначеною. Роль зберігається в шаблоні як текст, тож не прив’язана до облікових записів.</w:t>
+      </w:r>
+    </w:p>
+    <w:p>
+      <w:pPr>
+        <w:pStyle w:val="BodyText"/>
+      </w:pPr>
+      <w:r>
+        <w:rPr>
+          <w:bCs/>
+          <w:b/>
+        </w:rPr>
         <w:t xml:space="preserve">Не входить:</w:t>
       </w:r>
       <w:r>
         <w:t xml:space="preserve"> </w:t>
       </w:r>
       <w:r>
-        <w:t xml:space="preserve">етапи дорожньої карти, учасники проєкту, виконавці та вкладення в шаблонах; REST API для шаблонів.</w:t>
+        <w:t xml:space="preserve">етапи дорожньої карти, учасники проєкту та вкладення в шаблонах; REST API для шаблонів.</w:t>
       </w:r>
     </w:p>
     <w:p>
